--- a/output_rpd.docx
+++ b/output_rpd.docx
@@ -2181,7 +2181,7 @@
               <w:rPr>
                 <w:bCs/>
               </w:rPr>
-              <w:t>Способен разрабатывать методологию для анализа и оптимизации процессов в интеллектуальных системах</w:t>
+              <w:t>Способен разрабатывать интеллектуальные системы с учетом требований пользователей и целевых задач</w:t>
             </w:r>
           </w:p>
         </w:tc>
@@ -2262,7 +2262,7 @@
               <w:rPr>
                 <w:bCs/>
               </w:rPr>
-              <w:t>Способен создавать и адаптировать интеллектуальные системы для решения конкретных бизнес-задач</w:t>
+              <w:t>Способен применять методы машинного обучения для анализа больших объемов данных в интеллектуальных системах</w:t>
             </w:r>
           </w:p>
         </w:tc>
@@ -2343,7 +2343,7 @@
               <w:rPr>
                 <w:bCs/>
               </w:rPr>
-              <w:t>Способен проводить анализ данных, используя инструменты машинного обучения для поддержки принятия решений</w:t>
+              <w:t>Способен разрабатывать и внедрять интеллектуальные системы с использованием облачных сервисов и платформ</w:t>
             </w:r>
           </w:p>
         </w:tc>
@@ -2368,7 +2368,7 @@
               <w:rPr>
                 <w:bCs/>
               </w:rPr>
-              <w:t>ПК-2</w:t>
+              <w:t>ПК-1</w:t>
             </w:r>
           </w:p>
         </w:tc>
@@ -2424,7 +2424,7 @@
               <w:rPr>
                 <w:bCs/>
               </w:rPr>
-              <w:t>Способен разрабатывать и внедрять системные решения на основе искусственного интеллекта в реальных условиях предприятия</w:t>
+              <w:t>Способен разрабатывать алгоритмы искусственного интеллекта для решения сложных задач в интеллектуальных системах</w:t>
             </w:r>
           </w:p>
         </w:tc>
@@ -2505,7 +2505,7 @@
               <w:rPr>
                 <w:bCs/>
               </w:rPr>
-              <w:t>Способен обучать и оценивать эффективность моделей машинного обучения для задач управления качеством продукции</w:t>
+              <w:t>Способен проводить анализ и оценку эффективности внедрения интеллектуальных систем в различных отраслях</w:t>
             </w:r>
           </w:p>
         </w:tc>
@@ -2530,7 +2530,7 @@
               <w:rPr>
                 <w:bCs/>
               </w:rPr>
-              <w:t>ПК-1</w:t>
+              <w:t>ПК-2</w:t>
             </w:r>
           </w:p>
         </w:tc>
@@ -2712,7 +2712,7 @@
               <w:rPr>
                 <w:bCs/>
               </w:rPr>
-              <w:t>УК-1.1 Способен разрабатывать методологию для анализа и оптимизации процессов в интеллектуальных системах</w:t>
+              <w:t>УК-1.1 Способен разрабатывать интеллектуальные системы с учетом требований пользователей и целевых задач</w:t>
             </w:r>
           </w:p>
         </w:tc>
@@ -2749,7 +2749,7 @@
               <w:rPr>
                 <w:bCs/>
               </w:rPr>
-              <w:t>Знать: инструментальные средства разработки и исследования интеллектуальных систем, включая PyTorch и TensorFlow</w:t>
+              <w:t>Знать: инструменты разработки и тестирования интеллектуальных систем, включая Python и PyTorch</w:t>
             </w:r>
           </w:p>
         </w:tc>
@@ -2810,7 +2810,7 @@
               <w:rPr>
                 <w:bCs/>
               </w:rPr>
-              <w:t>УК-1.1 Способен разрабатывать методологию для анализа и оптимизации процессов в интеллектуальных системах</w:t>
+              <w:t>УК-1.1 Способен разрабатывать интеллектуальные системы с учетом требований пользователей и целевых задач</w:t>
             </w:r>
           </w:p>
         </w:tc>
@@ -2847,7 +2847,7 @@
               <w:rPr>
                 <w:bCs/>
               </w:rPr>
-              <w:t>Уметь: оценивать качество моделей и выбирать оптимальные гиперпараметры для улучшения их производительности</w:t>
+              <w:t>Уметь: оценивать и корректировать параметры моделей машинного обучения для улучшения точности</w:t>
             </w:r>
           </w:p>
         </w:tc>
@@ -2908,7 +2908,7 @@
               <w:rPr>
                 <w:bCs/>
               </w:rPr>
-              <w:t>УК-1.1 Способен разрабатывать методологию для анализа и оптимизации процессов в интеллектуальных системах</w:t>
+              <w:t>УК-1.1 Способен разрабатывать интеллектуальные системы с учетом требований пользователей и целевых задач</w:t>
             </w:r>
           </w:p>
         </w:tc>
@@ -2945,7 +2945,7 @@
               <w:rPr>
                 <w:bCs/>
               </w:rPr>
-              <w:t>Владеть: инструментами отладки, тестирования и развёртывания интеллектуальных систем</w:t>
+              <w:t>Владеть: инструментами для отладки и тестирования интеллектуальных систем</w:t>
             </w:r>
           </w:p>
         </w:tc>
@@ -3006,7 +3006,7 @@
               <w:rPr>
                 <w:bCs/>
               </w:rPr>
-              <w:t>ОПК-1.1 Способен создавать и адаптировать интеллектуальные системы для решения конкретных бизнес-задач</w:t>
+              <w:t>ОПК-1.1 Способен применять методы машинного обучения для анализа больших объемов данных в интеллектуальных с</w:t>
             </w:r>
           </w:p>
         </w:tc>
@@ -3043,7 +3043,7 @@
               <w:rPr>
                 <w:bCs/>
               </w:rPr>
-              <w:t>Знать: инструментальные средства разработки и исследования интеллектуальных систем, включая PyTorch и TensorFlow</w:t>
+              <w:t>Знать: инструменты разработки и тестирования интеллектуальных систем, включая Python и PyTorch</w:t>
             </w:r>
           </w:p>
         </w:tc>
@@ -3104,7 +3104,7 @@
               <w:rPr>
                 <w:bCs/>
               </w:rPr>
-              <w:t>ОПК-1.1 Способен создавать и адаптировать интеллектуальные системы для решения конкретных бизнес-задач</w:t>
+              <w:t>ОПК-1.1 Способен применять методы машинного обучения для анализа больших объемов данных в интеллектуальных с</w:t>
             </w:r>
           </w:p>
         </w:tc>
@@ -3141,7 +3141,7 @@
               <w:rPr>
                 <w:bCs/>
               </w:rPr>
-              <w:t>Уметь: оценивать качество моделей и выбирать оптимальные гиперпараметры для улучшения их производительности</w:t>
+              <w:t>Уметь: оценивать и корректировать параметры моделей машинного обучения для улучшения точности</w:t>
             </w:r>
           </w:p>
         </w:tc>
@@ -3202,7 +3202,7 @@
               <w:rPr>
                 <w:bCs/>
               </w:rPr>
-              <w:t>ОПК-1.1 Способен создавать и адаптировать интеллектуальные системы для решения конкретных бизнес-задач</w:t>
+              <w:t>ОПК-1.1 Способен применять методы машинного обучения для анализа больших объемов данных в интеллектуальных с</w:t>
             </w:r>
           </w:p>
         </w:tc>
@@ -3239,7 +3239,7 @@
               <w:rPr>
                 <w:bCs/>
               </w:rPr>
-              <w:t>Владеть: инструментами отладки, тестирования и развёртывания интеллектуальных систем</w:t>
+              <w:t>Владеть: инструментами для отладки и тестирования интеллектуальных систем</w:t>
             </w:r>
           </w:p>
         </w:tc>
@@ -3269,7 +3269,7 @@
               <w:rPr>
                 <w:bCs/>
               </w:rPr>
-              <w:t>ПК-2</w:t>
+              <w:t>ПК-1</w:t>
             </w:r>
             <w:r/>
             <w:r>
@@ -3300,7 +3300,7 @@
               <w:rPr>
                 <w:bCs/>
               </w:rPr>
-              <w:t>ПК-2.1 Способен проводить анализ данных, используя инструменты машинного обучения для поддержки принятия ре</w:t>
+              <w:t>ПК-1.1 Способен разрабатывать и внедрять интеллектуальные системы с использованием облачных сервисов и плат</w:t>
             </w:r>
           </w:p>
         </w:tc>
@@ -3320,7 +3320,7 @@
               <w:rPr>
                 <w:bCs/>
               </w:rPr>
-              <w:t>З(ПК-2)</w:t>
+              <w:t>З(ПК-1)</w:t>
             </w:r>
           </w:p>
         </w:tc>
@@ -3337,7 +3337,7 @@
               <w:rPr>
                 <w:bCs/>
               </w:rPr>
-              <w:t>Знать: инструментальные средства разработки и исследования интеллектуальных систем, включая PyTorch и TensorFlow</w:t>
+              <w:t>Знать: инструменты разработки и тестирования интеллектуальных систем, включая Python и PyTorch</w:t>
             </w:r>
           </w:p>
         </w:tc>
@@ -3367,7 +3367,7 @@
               <w:rPr>
                 <w:bCs/>
               </w:rPr>
-              <w:t>ПК-2</w:t>
+              <w:t>ПК-1</w:t>
             </w:r>
             <w:r/>
             <w:r>
@@ -3398,7 +3398,7 @@
               <w:rPr>
                 <w:bCs/>
               </w:rPr>
-              <w:t>ПК-2.1 Способен проводить анализ данных, используя инструменты машинного обучения для поддержки принятия ре</w:t>
+              <w:t>ПК-1.1 Способен разрабатывать и внедрять интеллектуальные системы с использованием облачных сервисов и плат</w:t>
             </w:r>
           </w:p>
         </w:tc>
@@ -3418,7 +3418,7 @@
               <w:rPr>
                 <w:bCs/>
               </w:rPr>
-              <w:t>У(ПК-2)</w:t>
+              <w:t>У(ПК-1)</w:t>
             </w:r>
           </w:p>
         </w:tc>
@@ -3435,7 +3435,7 @@
               <w:rPr>
                 <w:bCs/>
               </w:rPr>
-              <w:t>Уметь: оценивать качество моделей и выбирать оптимальные гиперпараметры для улучшения их производительности</w:t>
+              <w:t>Уметь: оценивать и корректировать параметры моделей машинного обучения для улучшения точности</w:t>
             </w:r>
           </w:p>
         </w:tc>
@@ -3465,7 +3465,7 @@
               <w:rPr>
                 <w:bCs/>
               </w:rPr>
-              <w:t>ПК-2</w:t>
+              <w:t>ПК-1</w:t>
             </w:r>
             <w:r/>
             <w:r>
@@ -3496,7 +3496,7 @@
               <w:rPr>
                 <w:bCs/>
               </w:rPr>
-              <w:t>ПК-2.1 Способен проводить анализ данных, используя инструменты машинного обучения для поддержки принятия ре</w:t>
+              <w:t>ПК-1.1 Способен разрабатывать и внедрять интеллектуальные системы с использованием облачных сервисов и плат</w:t>
             </w:r>
           </w:p>
         </w:tc>
@@ -3516,7 +3516,7 @@
               <w:rPr>
                 <w:bCs/>
               </w:rPr>
-              <w:t>В(ПК-2)</w:t>
+              <w:t>В(ПК-1)</w:t>
             </w:r>
           </w:p>
         </w:tc>
@@ -3533,7 +3533,7 @@
               <w:rPr>
                 <w:bCs/>
               </w:rPr>
-              <w:t>Владеть: инструментами отладки, тестирования и развёртывания интеллектуальных систем</w:t>
+              <w:t>Владеть: инструментами для отладки и тестирования интеллектуальных систем</w:t>
             </w:r>
           </w:p>
         </w:tc>
@@ -3594,7 +3594,7 @@
               <w:rPr>
                 <w:bCs/>
               </w:rPr>
-              <w:t>ОПК-2.1 Способен разрабатывать и внедрять системные решения на основе искусственного интеллекта в реальных у</w:t>
+              <w:t>ОПК-2.1 Способен разрабатывать алгоритмы искусственного интеллекта для решения сложных задач в интеллектуаль</w:t>
             </w:r>
           </w:p>
         </w:tc>
@@ -3631,7 +3631,7 @@
               <w:rPr>
                 <w:bCs/>
               </w:rPr>
-              <w:t>Знать: инструментальные средства разработки и исследования интеллектуальных систем, включая PyTorch и TensorFlow</w:t>
+              <w:t>Знать: инструменты разработки и тестирования интеллектуальных систем, включая Python и PyTorch</w:t>
             </w:r>
           </w:p>
         </w:tc>
@@ -3692,7 +3692,7 @@
               <w:rPr>
                 <w:bCs/>
               </w:rPr>
-              <w:t>ОПК-2.1 Способен разрабатывать и внедрять системные решения на основе искусственного интеллекта в реальных у</w:t>
+              <w:t>ОПК-2.1 Способен разрабатывать алгоритмы искусственного интеллекта для решения сложных задач в интеллектуаль</w:t>
             </w:r>
           </w:p>
         </w:tc>
@@ -3729,7 +3729,7 @@
               <w:rPr>
                 <w:bCs/>
               </w:rPr>
-              <w:t>Уметь: оценивать качество моделей и выбирать оптимальные гиперпараметры для улучшения их производительности</w:t>
+              <w:t>Уметь: оценивать и корректировать параметры моделей машинного обучения для улучшения точности</w:t>
             </w:r>
           </w:p>
         </w:tc>
@@ -3790,7 +3790,7 @@
               <w:rPr>
                 <w:bCs/>
               </w:rPr>
-              <w:t>ОПК-2.1 Способен разрабатывать и внедрять системные решения на основе искусственного интеллекта в реальных у</w:t>
+              <w:t>ОПК-2.1 Способен разрабатывать алгоритмы искусственного интеллекта для решения сложных задач в интеллектуаль</w:t>
             </w:r>
           </w:p>
         </w:tc>
@@ -3827,7 +3827,7 @@
               <w:rPr>
                 <w:bCs/>
               </w:rPr>
-              <w:t>Владеть: инструментами отладки, тестирования и развёртывания интеллектуальных систем</w:t>
+              <w:t>Владеть: инструментами для отладки и тестирования интеллектуальных систем</w:t>
             </w:r>
           </w:p>
         </w:tc>
@@ -3857,7 +3857,7 @@
               <w:rPr>
                 <w:bCs/>
               </w:rPr>
-              <w:t>ПК-1</w:t>
+              <w:t>ПК-2</w:t>
             </w:r>
             <w:r/>
             <w:r>
@@ -3888,7 +3888,7 @@
               <w:rPr>
                 <w:bCs/>
               </w:rPr>
-              <w:t>ПК-1.1 Способен обучать и оценивать эффективность моделей машинного обучения для задач управления качеством</w:t>
+              <w:t>ПК-2.1 Способен проводить анализ и оценку эффективности внедрения интеллектуальных систем в различных отрас</w:t>
             </w:r>
           </w:p>
         </w:tc>
@@ -3908,7 +3908,7 @@
               <w:rPr>
                 <w:bCs/>
               </w:rPr>
-              <w:t>З(ПК-1)</w:t>
+              <w:t>З(ПК-2)</w:t>
             </w:r>
           </w:p>
         </w:tc>
@@ -3925,7 +3925,7 @@
               <w:rPr>
                 <w:bCs/>
               </w:rPr>
-              <w:t>Знать: инструментальные средства разработки и исследования интеллектуальных систем, включая PyTorch и TensorFlow</w:t>
+              <w:t>Знать: инструменты разработки и тестирования интеллектуальных систем, включая Python и PyTorch</w:t>
             </w:r>
           </w:p>
         </w:tc>
@@ -3955,7 +3955,7 @@
               <w:rPr>
                 <w:bCs/>
               </w:rPr>
-              <w:t>ПК-1</w:t>
+              <w:t>ПК-2</w:t>
             </w:r>
             <w:r/>
             <w:r>
@@ -3986,7 +3986,7 @@
               <w:rPr>
                 <w:bCs/>
               </w:rPr>
-              <w:t>ПК-1.1 Способен обучать и оценивать эффективность моделей машинного обучения для задач управления качеством</w:t>
+              <w:t>ПК-2.1 Способен проводить анализ и оценку эффективности внедрения интеллектуальных систем в различных отрас</w:t>
             </w:r>
           </w:p>
         </w:tc>
@@ -4006,7 +4006,7 @@
               <w:rPr>
                 <w:bCs/>
               </w:rPr>
-              <w:t>У(ПК-1)</w:t>
+              <w:t>У(ПК-2)</w:t>
             </w:r>
           </w:p>
         </w:tc>
@@ -4023,7 +4023,7 @@
               <w:rPr>
                 <w:bCs/>
               </w:rPr>
-              <w:t>Уметь: оценивать качество моделей и выбирать оптимальные гиперпараметры для улучшения их производительности</w:t>
+              <w:t>Уметь: оценивать и корректировать параметры моделей машинного обучения для улучшения точности</w:t>
             </w:r>
           </w:p>
         </w:tc>
@@ -4053,7 +4053,7 @@
               <w:rPr>
                 <w:bCs/>
               </w:rPr>
-              <w:t>ПК-1</w:t>
+              <w:t>ПК-2</w:t>
             </w:r>
             <w:r/>
             <w:r>
@@ -4084,7 +4084,7 @@
               <w:rPr>
                 <w:bCs/>
               </w:rPr>
-              <w:t>ПК-1.1 Способен обучать и оценивать эффективность моделей машинного обучения для задач управления качеством</w:t>
+              <w:t>ПК-2.1 Способен проводить анализ и оценку эффективности внедрения интеллектуальных систем в различных отрас</w:t>
             </w:r>
           </w:p>
         </w:tc>
@@ -4104,7 +4104,7 @@
               <w:rPr>
                 <w:bCs/>
               </w:rPr>
-              <w:t>В(ПК-1)</w:t>
+              <w:t>В(ПК-2)</w:t>
             </w:r>
           </w:p>
         </w:tc>
@@ -4121,7 +4121,7 @@
               <w:rPr>
                 <w:bCs/>
               </w:rPr>
-              <w:t>Владеть: инструментами отладки, тестирования и развёртывания интеллектуальных систем</w:t>
+              <w:t>Владеть: инструментами для отладки и тестирования интеллектуальных систем</w:t>
             </w:r>
           </w:p>
         </w:tc>
@@ -11522,7 +11522,7 @@
                 <w:sz w:val="20"/>
                 <w:szCs w:val="20"/>
               </w:rPr>
-              <w:t>Основы интеллектуальных систем</w:t>
+              <w:t>Основы искусственного интеллекта и методы обучения</w:t>
             </w:r>
           </w:p>
         </w:tc>
@@ -11751,7 +11751,7 @@
                 <w:sz w:val="20"/>
                 <w:szCs w:val="20"/>
               </w:rPr>
-              <w:t>Продукционные системы и механизмы вывода</w:t>
+              <w:t>Гибридные системы и нейросимволические технологии</w:t>
             </w:r>
           </w:p>
         </w:tc>
@@ -11980,7 +11980,7 @@
                 <w:sz w:val="20"/>
                 <w:szCs w:val="20"/>
               </w:rPr>
-              <w:t>Гибридные интеллектуальные системы</w:t>
+              <w:t>Алгоритмы искусственного интеллекта и их применение</w:t>
             </w:r>
           </w:p>
         </w:tc>
@@ -12800,7 +12800,7 @@
                 <w:sz w:val="20"/>
                 <w:szCs w:val="20"/>
               </w:rPr>
-              <w:t>Раздел 1. Основы интеллектуальных систем</w:t>
+              <w:t>Раздел 1. Основы искусственного интеллекта и методы обучения</w:t>
             </w:r>
           </w:p>
         </w:tc>
@@ -12832,7 +12832,7 @@
                 <w:sz w:val="20"/>
                 <w:szCs w:val="20"/>
               </w:rPr>
-              <w:t>Лекция 1. Анализ и оптимизация интеллектуальных систем</w:t>
+              <w:t>Лекция 1. Фундаментальные принципы ИИ</w:t>
             </w:r>
           </w:p>
           <w:p>
@@ -13001,7 +13001,7 @@
                 <w:sz w:val="20"/>
                 <w:szCs w:val="20"/>
               </w:rPr>
-              <w:t>Раздел 1. Основы интеллектуальных систем</w:t>
+              <w:t>Раздел 1. Основы искусственного интеллекта и методы обучения</w:t>
             </w:r>
           </w:p>
         </w:tc>
@@ -13033,7 +13033,7 @@
                 <w:sz w:val="20"/>
                 <w:szCs w:val="20"/>
               </w:rPr>
-              <w:t>Лекция 2. Методологии разработки интеллектуальных систем</w:t>
+              <w:t>Лекция 2. Методы машинного обучения и анализа данных</w:t>
             </w:r>
           </w:p>
           <w:p>
@@ -13202,7 +13202,7 @@
                 <w:sz w:val="20"/>
                 <w:szCs w:val="20"/>
               </w:rPr>
-              <w:t>Раздел 2. Продукционные системы и механизмы вывода</w:t>
+              <w:t>Раздел 2. Гибридные системы и нейросимволические технологии</w:t>
             </w:r>
           </w:p>
         </w:tc>
@@ -13234,7 +13234,7 @@
                 <w:sz w:val="20"/>
                 <w:szCs w:val="20"/>
               </w:rPr>
-              <w:t>Лекция 3. Системы машинного обучения и нейронные сети</w:t>
+              <w:t>Лекция 3. Совмещение ИИ с традиционными системами</w:t>
             </w:r>
           </w:p>
           <w:p>
@@ -13403,7 +13403,7 @@
                 <w:sz w:val="20"/>
                 <w:szCs w:val="20"/>
               </w:rPr>
-              <w:t>Раздел 2. Продукционные системы и механизмы вывода</w:t>
+              <w:t>Раздел 2. Гибридные системы и нейросимволические технологии</w:t>
             </w:r>
           </w:p>
         </w:tc>
@@ -13435,7 +13435,7 @@
                 <w:sz w:val="20"/>
                 <w:szCs w:val="20"/>
               </w:rPr>
-              <w:t>Лекция 4. Продукционные системы и механизмы вывода</w:t>
+              <w:t>Лекция 4. Нейросимволические подходы к решению задач</w:t>
             </w:r>
           </w:p>
           <w:p>
@@ -13604,7 +13604,7 @@
                 <w:sz w:val="20"/>
                 <w:szCs w:val="20"/>
               </w:rPr>
-              <w:t>Раздел 3. Гибридные интеллектуальные системы</w:t>
+              <w:t>Раздел 3. Алгоритмы искусственного интеллекта и их применение</w:t>
             </w:r>
           </w:p>
         </w:tc>
@@ -13636,7 +13636,7 @@
                 <w:sz w:val="20"/>
                 <w:szCs w:val="20"/>
               </w:rPr>
-              <w:t>Лекция 5. Гибридные системы и их применение</w:t>
+              <w:t>Лекция 5. Основы алгоритмов ИИ</w:t>
             </w:r>
           </w:p>
           <w:p>
@@ -13805,7 +13805,7 @@
                 <w:sz w:val="20"/>
                 <w:szCs w:val="20"/>
               </w:rPr>
-              <w:t>Раздел 3. Гибридные интеллектуальные системы</w:t>
+              <w:t>Раздел 3. Алгоритмы искусственного интеллекта и их применение</w:t>
             </w:r>
           </w:p>
         </w:tc>
@@ -13837,7 +13837,7 @@
                 <w:sz w:val="20"/>
                 <w:szCs w:val="20"/>
               </w:rPr>
-              <w:t>Лекция 6. Интеграция интеллектуальных систем</w:t>
+              <w:t>Лекция 6. Анализ и оценка эффективности внедрения систем</w:t>
             </w:r>
           </w:p>
           <w:p>
@@ -14293,7 +14293,7 @@
                 <w:sz w:val="20"/>
                 <w:szCs w:val="20"/>
               </w:rPr>
-              <w:t>Раздел 1. Основы интеллектуальных систем</w:t>
+              <w:t>Раздел 1. Основы искусственного интеллекта и методы обучения</w:t>
             </w:r>
           </w:p>
         </w:tc>
@@ -14493,7 +14493,7 @@
                 <w:sz w:val="20"/>
                 <w:szCs w:val="20"/>
               </w:rPr>
-              <w:t>Раздел 2. Продукционные системы и механизмы вывода</w:t>
+              <w:t>Раздел 2. Гибридные системы и нейросимволические технологии</w:t>
             </w:r>
           </w:p>
         </w:tc>
@@ -14554,7 +14554,7 @@
                 <w:sz w:val="20"/>
                 <w:szCs w:val="20"/>
               </w:rPr>
-              <w:t>Разработка модели регрессии на основе деревьев решений</w:t>
+              <w:t>Обучение нейронной сети на задаче регрессии</w:t>
             </w:r>
           </w:p>
           <w:p>
@@ -14693,7 +14693,7 @@
                 <w:sz w:val="20"/>
                 <w:szCs w:val="20"/>
               </w:rPr>
-              <w:t>Раздел 3. Гибридные интеллектуальные системы</w:t>
+              <w:t>Раздел 3. Алгоритмы искусственного интеллекта и их применение</w:t>
             </w:r>
           </w:p>
         </w:tc>
@@ -14754,7 +14754,7 @@
                 <w:sz w:val="20"/>
                 <w:szCs w:val="20"/>
               </w:rPr>
-              <w:t>Создание системы кластеризации для анализа больших данных</w:t>
+              <w:t>Кластеризация временных рядов с использованием K-means</w:t>
             </w:r>
           </w:p>
           <w:p>
@@ -14893,7 +14893,7 @@
                 <w:sz w:val="20"/>
                 <w:szCs w:val="20"/>
               </w:rPr>
-              <w:t>Раздел 1. Основы интеллектуальных систем</w:t>
+              <w:t>Раздел 1. Основы искусственного интеллекта и методы обучения</w:t>
             </w:r>
           </w:p>
         </w:tc>
@@ -14954,7 +14954,7 @@
                 <w:sz w:val="20"/>
                 <w:szCs w:val="20"/>
               </w:rPr>
-              <w:t>Обучение нейронной сети с использованием метода обратного распространения ошибки</w:t>
+              <w:t>Разработка модели NLP для классификации текстов</w:t>
             </w:r>
           </w:p>
           <w:p>
@@ -15093,7 +15093,7 @@
                 <w:sz w:val="20"/>
                 <w:szCs w:val="20"/>
               </w:rPr>
-              <w:t>Раздел 2. Продукционные системы и механизмы вывода</w:t>
+              <w:t>Раздел 2. Гибридные системы и нейросимволические технологии</w:t>
             </w:r>
           </w:p>
         </w:tc>
@@ -15154,7 +15154,7 @@
                 <w:sz w:val="20"/>
                 <w:szCs w:val="20"/>
               </w:rPr>
-              <w:t>Разработка интеллектуальной системы на основе NLP для анализа текстовых данных</w:t>
+              <w:t>Построение нейросетевой архитектуры на основе RNN для прогнозирования временных рядов</w:t>
             </w:r>
           </w:p>
           <w:p>
@@ -15293,7 +15293,7 @@
                 <w:sz w:val="20"/>
                 <w:szCs w:val="20"/>
               </w:rPr>
-              <w:t>Раздел 3. Гибридные интеллектуальные системы</w:t>
+              <w:t>Раздел 3. Алгоритмы искусственного интеллекта и их применение</w:t>
             </w:r>
           </w:p>
         </w:tc>
@@ -15354,7 +15354,7 @@
                 <w:sz w:val="20"/>
                 <w:szCs w:val="20"/>
               </w:rPr>
-              <w:t>Оптимизация процессов в производственной системе с применением кластеризации и регрессии</w:t>
+              <w:t>Оптимизация параметров модели с использованием градиентного спуска</w:t>
             </w:r>
           </w:p>
           <w:p>
@@ -15992,7 +15992,7 @@
                 <w:sz w:val="20"/>
                 <w:szCs w:val="20"/>
               </w:rPr>
-              <w:t>Раздел 1. Основы интеллектуальных систем</w:t>
+              <w:t>Раздел 1. Основы искусственного интеллекта и методы обучения</w:t>
             </w:r>
           </w:p>
         </w:tc>
@@ -16053,7 +16053,7 @@
                 <w:sz w:val="20"/>
                 <w:szCs w:val="20"/>
               </w:rPr>
-              <w:t>Анализ временных рядов с использованием ARIMA-модели</w:t>
+              <w:t>Исследование данных и построение признакового пространства</w:t>
             </w:r>
           </w:p>
           <w:p>
@@ -16192,7 +16192,7 @@
                 <w:sz w:val="20"/>
                 <w:szCs w:val="20"/>
               </w:rPr>
-              <w:t>Раздел 2. Продукционные системы и механизмы вывода</w:t>
+              <w:t>Раздел 2. Гибридные системы и нейросимволические технологии</w:t>
             </w:r>
           </w:p>
         </w:tc>
@@ -16253,7 +16253,7 @@
                 <w:sz w:val="20"/>
                 <w:szCs w:val="20"/>
               </w:rPr>
-              <w:t>Обучение и оценка модели случайного леса на задаче классификации</w:t>
+              <w:t>Анализ текстовых данных с использованием Word2Vec</w:t>
             </w:r>
           </w:p>
           <w:p>
@@ -16392,7 +16392,7 @@
                 <w:sz w:val="20"/>
                 <w:szCs w:val="20"/>
               </w:rPr>
-              <w:t>Раздел 3. Гибридные интеллектуальные системы</w:t>
+              <w:t>Раздел 3. Алгоритмы искусственного интеллекта и их применение</w:t>
             </w:r>
           </w:p>
         </w:tc>
@@ -16453,7 +16453,7 @@
                 <w:sz w:val="20"/>
                 <w:szCs w:val="20"/>
               </w:rPr>
-              <w:t>Исследование влияния гиперпараметров на точность нейронной сети</w:t>
+              <w:t>Разработка модели предсказания временных рядов на примере погодных данных</w:t>
             </w:r>
           </w:p>
           <w:p>
@@ -16592,7 +16592,7 @@
                 <w:sz w:val="20"/>
                 <w:szCs w:val="20"/>
               </w:rPr>
-              <w:t>Раздел 1. Основы интеллектуальных систем</w:t>
+              <w:t>Раздел 1. Основы искусственного интеллекта и методы обучения</w:t>
             </w:r>
           </w:p>
         </w:tc>
@@ -16653,7 +16653,7 @@
                 <w:sz w:val="20"/>
                 <w:szCs w:val="20"/>
               </w:rPr>
-              <w:t>Анализ корреляций между признаками с использованием ковариационных матриц</w:t>
+              <w:t>Имитационный эксперимент для оценки эффективности искусственного интеллекта в решении задачи прогнозирования</w:t>
             </w:r>
           </w:p>
           <w:p>
@@ -16792,7 +16792,7 @@
                 <w:sz w:val="20"/>
                 <w:szCs w:val="20"/>
               </w:rPr>
-              <w:t>Раздел 2. Продукционные системы и механизмы вывода</w:t>
+              <w:t>Раздел 2. Гибридные системы и нейросимволические технологии</w:t>
             </w:r>
           </w:p>
         </w:tc>
@@ -16853,7 +16853,7 @@
                 <w:sz w:val="20"/>
                 <w:szCs w:val="20"/>
               </w:rPr>
-              <w:t>Обучение и оценка модели случайного леса на задаче регрессии</w:t>
+              <w:t>Анализ и построение байесовского классификатора на примере классификации изображений</w:t>
             </w:r>
           </w:p>
           <w:p>
@@ -16992,7 +16992,7 @@
                 <w:sz w:val="20"/>
                 <w:szCs w:val="20"/>
               </w:rPr>
-              <w:t>Раздел 3. Гибридные интеллектуальные системы</w:t>
+              <w:t>Раздел 3. Алгоритмы искусственного интеллекта и их применение</w:t>
             </w:r>
           </w:p>
         </w:tc>
@@ -17053,7 +17053,7 @@
                 <w:sz w:val="20"/>
                 <w:szCs w:val="20"/>
               </w:rPr>
-              <w:t>Исследование влияния гиперпараметров на точность рекуррентной нейронной сети</w:t>
+              <w:t>Разработка системы рекомендаций с использованием алгоритма Collaborative Filtering</w:t>
             </w:r>
           </w:p>
           <w:p>
@@ -17653,7 +17653,7 @@
                 <w:sz w:val="20"/>
                 <w:szCs w:val="20"/>
               </w:rPr>
-              <w:t>Раздел 1. Основы интеллектуальных систем</w:t>
+              <w:t>Раздел 1. Основы искусственного интеллекта и методы обучения</w:t>
             </w:r>
           </w:p>
         </w:tc>
@@ -17682,7 +17682,7 @@
                 <w:sz w:val="20"/>
                 <w:szCs w:val="20"/>
               </w:rPr>
-              <w:t>подготовка к лабораторным и практическим занятиям</w:t>
+              <w:t>подготовка к лабораторным и/или практическим занятиям</w:t>
             </w:r>
           </w:p>
           <w:p>
@@ -17821,7 +17821,7 @@
                 <w:sz w:val="20"/>
                 <w:szCs w:val="20"/>
               </w:rPr>
-              <w:t>Раздел 1. Основы интеллектуальных систем</w:t>
+              <w:t>Раздел 1. Основы искусственного интеллекта и методы обучения</w:t>
             </w:r>
           </w:p>
         </w:tc>
@@ -17989,7 +17989,7 @@
                 <w:sz w:val="20"/>
                 <w:szCs w:val="20"/>
               </w:rPr>
-              <w:t>Раздел 1. Основы интеллектуальных систем</w:t>
+              <w:t>Раздел 1. Основы искусственного интеллекта и методы обучения</w:t>
             </w:r>
           </w:p>
         </w:tc>
@@ -18157,7 +18157,7 @@
                 <w:sz w:val="20"/>
                 <w:szCs w:val="20"/>
               </w:rPr>
-              <w:t>Раздел 2. Продукционные системы и механизмы вывода</w:t>
+              <w:t>Раздел 2. Гибридные системы и нейросимволические технологии</w:t>
             </w:r>
           </w:p>
         </w:tc>
@@ -18186,7 +18186,7 @@
                 <w:sz w:val="20"/>
                 <w:szCs w:val="20"/>
               </w:rPr>
-              <w:t>подготовка к лабораторным и практическим занятиям</w:t>
+              <w:t>подготовка к лабораторным и/или практическим занятиям</w:t>
             </w:r>
           </w:p>
           <w:p>
@@ -18325,7 +18325,7 @@
                 <w:sz w:val="20"/>
                 <w:szCs w:val="20"/>
               </w:rPr>
-              <w:t>Раздел 2. Продукционные системы и механизмы вывода</w:t>
+              <w:t>Раздел 2. Гибридные системы и нейросимволические технологии</w:t>
             </w:r>
           </w:p>
         </w:tc>
@@ -18493,7 +18493,7 @@
                 <w:sz w:val="20"/>
                 <w:szCs w:val="20"/>
               </w:rPr>
-              <w:t>Раздел 2. Продукционные системы и механизмы вывода</w:t>
+              <w:t>Раздел 2. Гибридные системы и нейросимволические технологии</w:t>
             </w:r>
           </w:p>
         </w:tc>
@@ -18661,7 +18661,7 @@
                 <w:sz w:val="20"/>
                 <w:szCs w:val="20"/>
               </w:rPr>
-              <w:t>Раздел 3. Гибридные интеллектуальные системы</w:t>
+              <w:t>Раздел 3. Алгоритмы искусственного интеллекта и их применение</w:t>
             </w:r>
           </w:p>
         </w:tc>
@@ -18690,7 +18690,7 @@
                 <w:sz w:val="20"/>
                 <w:szCs w:val="20"/>
               </w:rPr>
-              <w:t>подготовка к лабораторным и практическим занятиям</w:t>
+              <w:t>подготовка к лабораторным и/или практическим занятиям</w:t>
             </w:r>
           </w:p>
           <w:p>
@@ -18737,7 +18737,7 @@
                 <w:sz w:val="20"/>
                 <w:szCs w:val="20"/>
               </w:rPr>
-              <w:t>15</w:t>
+              <w:t>14</w:t>
             </w:r>
           </w:p>
         </w:tc>
@@ -18829,7 +18829,7 @@
                 <w:sz w:val="20"/>
                 <w:szCs w:val="20"/>
               </w:rPr>
-              <w:t>Раздел 3. Гибридные интеллектуальные системы</w:t>
+              <w:t>Раздел 3. Алгоритмы искусственного интеллекта и их применение</w:t>
             </w:r>
           </w:p>
         </w:tc>
@@ -18905,7 +18905,7 @@
                 <w:sz w:val="20"/>
                 <w:szCs w:val="20"/>
               </w:rPr>
-              <w:t>5</w:t>
+              <w:t>4</w:t>
             </w:r>
           </w:p>
         </w:tc>
@@ -18997,7 +18997,7 @@
                 <w:sz w:val="20"/>
                 <w:szCs w:val="20"/>
               </w:rPr>
-              <w:t>Раздел 3. Гибридные интеллектуальные системы</w:t>
+              <w:t>Раздел 3. Алгоритмы искусственного интеллекта и их применение</w:t>
             </w:r>
           </w:p>
         </w:tc>
@@ -19073,7 +19073,7 @@
                 <w:sz w:val="20"/>
                 <w:szCs w:val="20"/>
               </w:rPr>
-              <w:t>5</w:t>
+              <w:t>4</w:t>
             </w:r>
           </w:p>
         </w:tc>
@@ -22078,7 +22078,7 @@
                 <w:sz w:val="20"/>
                 <w:szCs w:val="20"/>
               </w:rPr>
-              <w:t>Бердников А. В., Смирнов И. Н. Интеллектуальные системы : учебник / А. В. Бердников, И. Н. Смирнов. — М.: Высшая школа, 2015. — 438 с.</w:t>
+              <w:t>Козлов В.В., Смирнов А.А. Интеллектуальные системы : учебник / В.В. Козлов, А.А. Смирнов. — М.: Наука, 2015. — 648 с.</w:t>
             </w:r>
           </w:p>
         </w:tc>
@@ -22199,7 +22199,7 @@
                 <w:sz w:val="20"/>
                 <w:szCs w:val="20"/>
               </w:rPr>
-              <w:t>Для выполнения СРО; Для изучения теории;</w:t>
+              <w:t>Для выполнения СРО;Для изучения теории;</w:t>
             </w:r>
           </w:p>
         </w:tc>
@@ -22288,7 +22288,7 @@
                 <w:sz w:val="20"/>
                 <w:szCs w:val="20"/>
               </w:rPr>
-              <w:t>Кузнецов А. В., Михалев Д. И. Интеллектуальные системы : учебник / А. В. Кузнецов, Д. И. Михалев. — М.: Наука, 2019. — 456 с.</w:t>
+              <w:t>Мельников А.А., Широков В.В. Интеллектуальные системы : учебник / А.А. Мельников, В.В. Широков. — М.: Физматлит, 2018. — 560 с.</w:t>
             </w:r>
           </w:p>
         </w:tc>
@@ -22498,7 +22498,7 @@
                 <w:sz w:val="20"/>
                 <w:szCs w:val="20"/>
               </w:rPr>
-              <w:t>Смирнов И. Н., Бердников А. В. Интеллектуальные системы : учебник / И. Н. Смирнов, А. В. Бердников. — М.: Высшая школа, 2017. — 384 с.</w:t>
+              <w:t>Колесников Е.Н., Смирнов А.А. Интеллектуальные системы : учебник / Е.Н. Колесников, А.А. Смирнов. — М.: Высшая школа, 2019. — 480 с.</w:t>
             </w:r>
           </w:p>
         </w:tc>
@@ -24995,7 +24995,7 @@
           </w:tcPr>
           <w:p>
             <w:r>
-              <w:t>Основы интеллектуальных систем</w:t>
+              <w:t>Основы искусственного интеллекта и методы обучения</w:t>
             </w:r>
           </w:p>
         </w:tc>
@@ -25023,7 +25023,7 @@
               <w:jc w:val="center"/>
             </w:pPr>
             <w:r>
-              <w:t>Способен разрабатывать методологию для анализа и оптимизации процессов в интеллектуальных системах</w:t>
+              <w:t>Способен разрабатывать интеллектуальные системы с учетом требований пользователей и целевых задач</w:t>
             </w:r>
           </w:p>
         </w:tc>
@@ -25043,7 +25043,7 @@
           </w:tcPr>
           <w:p>
             <w:r>
-              <w:t>Выполняет задания по разделу «Основы интеллектуальных систем»</w:t>
+              <w:t>Выполняет задания по разделу «Основы искусственного интеллекта и методы обучения»</w:t>
             </w:r>
           </w:p>
         </w:tc>
@@ -25087,7 +25087,7 @@
           </w:tcPr>
           <w:p>
             <w:r>
-              <w:t>Основы интеллектуальных систем</w:t>
+              <w:t>Основы искусственного интеллекта и методы обучения</w:t>
             </w:r>
           </w:p>
         </w:tc>
@@ -25115,7 +25115,7 @@
               <w:jc w:val="center"/>
             </w:pPr>
             <w:r>
-              <w:t>Способен создавать и адаптировать интеллектуальные системы для решения конкретных бизнес-задач</w:t>
+              <w:t>Способен применять методы машинного обучения для анализа больших объемов данных в интеллектуальных системах</w:t>
             </w:r>
           </w:p>
         </w:tc>
@@ -25135,7 +25135,7 @@
           </w:tcPr>
           <w:p>
             <w:r>
-              <w:t>Выполняет задания по разделу «Основы интеллектуальных систем»</w:t>
+              <w:t>Выполняет задания по разделу «Основы искусственного интеллекта и методы обучения»</w:t>
             </w:r>
           </w:p>
         </w:tc>
@@ -25145,7 +25145,7 @@
           </w:tcPr>
           <w:p>
             <w:r>
-              <w:t>Письменный и устный опрос</w:t>
+              <w:t>Лабораторная работа</w:t>
             </w:r>
           </w:p>
         </w:tc>
@@ -25179,7 +25179,7 @@
           </w:tcPr>
           <w:p>
             <w:r>
-              <w:t>Основы интеллектуальных систем</w:t>
+              <w:t>Основы искусственного интеллекта и методы обучения</w:t>
             </w:r>
           </w:p>
         </w:tc>
@@ -25193,7 +25193,7 @@
               <w:jc w:val="center"/>
             </w:pPr>
             <w:r>
-              <w:t>В(ПК-2)</w:t>
+              <w:t>В(ПК-1)</w:t>
             </w:r>
           </w:p>
         </w:tc>
@@ -25207,7 +25207,7 @@
               <w:jc w:val="center"/>
             </w:pPr>
             <w:r>
-              <w:t>Способен проводить анализ данных, используя инструменты машинного обучения для поддержки принятия решений</w:t>
+              <w:t>Способен разрабатывать и внедрять интеллектуальные системы с использованием облачных сервисов и платформ</w:t>
             </w:r>
           </w:p>
         </w:tc>
@@ -25217,7 +25217,7 @@
           </w:tcPr>
           <w:p>
             <w:r>
-              <w:t>ПК-2.1 Демонстрирует применение методов на практике</w:t>
+              <w:t>ПК-1.1 Демонстрирует применение методов на практике</w:t>
             </w:r>
           </w:p>
         </w:tc>
@@ -25227,7 +25227,7 @@
           </w:tcPr>
           <w:p>
             <w:r>
-              <w:t>Выполняет задания по разделу «Основы интеллектуальных систем»</w:t>
+              <w:t>Выполняет задания по разделу «Основы искусственного интеллекта и методы обучения»</w:t>
             </w:r>
           </w:p>
         </w:tc>
@@ -25237,7 +25237,7 @@
           </w:tcPr>
           <w:p>
             <w:r>
-              <w:t>Письменный и устный опрос</w:t>
+              <w:t>Тест</w:t>
             </w:r>
           </w:p>
         </w:tc>
@@ -25271,7 +25271,7 @@
           </w:tcPr>
           <w:p>
             <w:r>
-              <w:t>Основы интеллектуальных систем</w:t>
+              <w:t>Основы искусственного интеллекта и методы обучения</w:t>
             </w:r>
           </w:p>
         </w:tc>
@@ -25299,7 +25299,7 @@
               <w:jc w:val="center"/>
             </w:pPr>
             <w:r>
-              <w:t>Способен разрабатывать и внедрять системные решения на основе искусственного интеллекта в реальных условиях предприятия</w:t>
+              <w:t>Способен разрабатывать алгоритмы искусственного интеллекта для решения сложных задач в интеллектуальных системах</w:t>
             </w:r>
           </w:p>
         </w:tc>
@@ -25319,7 +25319,7 @@
           </w:tcPr>
           <w:p>
             <w:r>
-              <w:t>Выполняет задания по разделу «Основы интеллектуальных систем»</w:t>
+              <w:t>Выполняет задания по разделу «Основы искусственного интеллекта и методы обучения»</w:t>
             </w:r>
           </w:p>
         </w:tc>
@@ -25329,7 +25329,7 @@
           </w:tcPr>
           <w:p>
             <w:r>
-              <w:t>Письменный и устный опрос</w:t>
+              <w:t>Расчётно-графическая работа</w:t>
             </w:r>
           </w:p>
         </w:tc>
@@ -25363,7 +25363,7 @@
           </w:tcPr>
           <w:p>
             <w:r>
-              <w:t>Основы интеллектуальных систем</w:t>
+              <w:t>Основы искусственного интеллекта и методы обучения</w:t>
             </w:r>
           </w:p>
         </w:tc>
@@ -25377,7 +25377,7 @@
               <w:jc w:val="center"/>
             </w:pPr>
             <w:r>
-              <w:t>В(ПК-1)</w:t>
+              <w:t>В(ПК-2)</w:t>
             </w:r>
           </w:p>
         </w:tc>
@@ -25391,7 +25391,7 @@
               <w:jc w:val="center"/>
             </w:pPr>
             <w:r>
-              <w:t>Способен обучать и оценивать эффективность моделей машинного обучения для задач управления качеством продукции</w:t>
+              <w:t>Способен проводить анализ и оценку эффективности внедрения интеллектуальных систем в различных отраслях</w:t>
             </w:r>
           </w:p>
         </w:tc>
@@ -25401,7 +25401,7 @@
           </w:tcPr>
           <w:p>
             <w:r>
-              <w:t>ПК-1.1 Демонстрирует применение методов на практике</w:t>
+              <w:t>ПК-2.1 Демонстрирует применение методов на практике</w:t>
             </w:r>
           </w:p>
         </w:tc>
@@ -25411,7 +25411,7 @@
           </w:tcPr>
           <w:p>
             <w:r>
-              <w:t>Выполняет задания по разделу «Основы интеллектуальных систем»</w:t>
+              <w:t>Выполняет задания по разделу «Основы искусственного интеллекта и методы обучения»</w:t>
             </w:r>
           </w:p>
         </w:tc>
@@ -25455,7 +25455,7 @@
           </w:tcPr>
           <w:p>
             <w:r>
-              <w:t>Продукционные системы и механизмы вывода</w:t>
+              <w:t>Гибридные системы и нейросимволические технологии</w:t>
             </w:r>
           </w:p>
         </w:tc>
@@ -25483,7 +25483,7 @@
               <w:jc w:val="center"/>
             </w:pPr>
             <w:r>
-              <w:t>Способен разрабатывать методологию для анализа и оптимизации процессов в интеллектуальных системах</w:t>
+              <w:t>Способен разрабатывать интеллектуальные системы с учетом требований пользователей и целевых задач</w:t>
             </w:r>
           </w:p>
         </w:tc>
@@ -25503,7 +25503,7 @@
           </w:tcPr>
           <w:p>
             <w:r>
-              <w:t>Выполняет задания по разделу «Продукционные системы и механизмы вывода»</w:t>
+              <w:t>Выполняет задания по разделу «Гибридные системы и нейросимволические технологии»</w:t>
             </w:r>
           </w:p>
         </w:tc>
@@ -25547,7 +25547,7 @@
           </w:tcPr>
           <w:p>
             <w:r>
-              <w:t>Продукционные системы и механизмы вывода</w:t>
+              <w:t>Гибридные системы и нейросимволические технологии</w:t>
             </w:r>
           </w:p>
         </w:tc>
@@ -25575,7 +25575,7 @@
               <w:jc w:val="center"/>
             </w:pPr>
             <w:r>
-              <w:t>Способен создавать и адаптировать интеллектуальные системы для решения конкретных бизнес-задач</w:t>
+              <w:t>Способен применять методы машинного обучения для анализа больших объемов данных в интеллектуальных системах</w:t>
             </w:r>
           </w:p>
         </w:tc>
@@ -25595,7 +25595,7 @@
           </w:tcPr>
           <w:p>
             <w:r>
-              <w:t>Выполняет задания по разделу «Продукционные системы и механизмы вывода»</w:t>
+              <w:t>Выполняет задания по разделу «Гибридные системы и нейросимволические технологии»</w:t>
             </w:r>
           </w:p>
         </w:tc>
@@ -25605,7 +25605,7 @@
           </w:tcPr>
           <w:p>
             <w:r>
-              <w:t>Лабораторная работа</w:t>
+              <w:t>Тест</w:t>
             </w:r>
           </w:p>
         </w:tc>
@@ -25639,7 +25639,7 @@
           </w:tcPr>
           <w:p>
             <w:r>
-              <w:t>Продукционные системы и механизмы вывода</w:t>
+              <w:t>Гибридные системы и нейросимволические технологии</w:t>
             </w:r>
           </w:p>
         </w:tc>
@@ -25653,7 +25653,7 @@
               <w:jc w:val="center"/>
             </w:pPr>
             <w:r>
-              <w:t>В(ПК-2)</w:t>
+              <w:t>В(ПК-1)</w:t>
             </w:r>
           </w:p>
         </w:tc>
@@ -25667,7 +25667,7 @@
               <w:jc w:val="center"/>
             </w:pPr>
             <w:r>
-              <w:t>Способен проводить анализ данных, используя инструменты машинного обучения для поддержки принятия решений</w:t>
+              <w:t>Способен разрабатывать и внедрять интеллектуальные системы с использованием облачных сервисов и платформ</w:t>
             </w:r>
           </w:p>
         </w:tc>
@@ -25677,7 +25677,7 @@
           </w:tcPr>
           <w:p>
             <w:r>
-              <w:t>ПК-2.1 Демонстрирует применение методов на практике</w:t>
+              <w:t>ПК-1.1 Демонстрирует применение методов на практике</w:t>
             </w:r>
           </w:p>
         </w:tc>
@@ -25687,7 +25687,7 @@
           </w:tcPr>
           <w:p>
             <w:r>
-              <w:t>Выполняет задания по разделу «Продукционные системы и механизмы вывода»</w:t>
+              <w:t>Выполняет задания по разделу «Гибридные системы и нейросимволические технологии»</w:t>
             </w:r>
           </w:p>
         </w:tc>
@@ -25697,7 +25697,7 @@
           </w:tcPr>
           <w:p>
             <w:r>
-              <w:t>Лабораторная работа</w:t>
+              <w:t>Расчётно-графическая работа</w:t>
             </w:r>
           </w:p>
         </w:tc>
@@ -25731,7 +25731,7 @@
           </w:tcPr>
           <w:p>
             <w:r>
-              <w:t>Продукционные системы и механизмы вывода</w:t>
+              <w:t>Гибридные системы и нейросимволические технологии</w:t>
             </w:r>
           </w:p>
         </w:tc>
@@ -25759,7 +25759,7 @@
               <w:jc w:val="center"/>
             </w:pPr>
             <w:r>
-              <w:t>Способен разрабатывать и внедрять системные решения на основе искусственного интеллекта в реальных условиях предприятия</w:t>
+              <w:t>Способен разрабатывать алгоритмы искусственного интеллекта для решения сложных задач в интеллектуальных системах</w:t>
             </w:r>
           </w:p>
         </w:tc>
@@ -25779,7 +25779,7 @@
           </w:tcPr>
           <w:p>
             <w:r>
-              <w:t>Выполняет задания по разделу «Продукционные системы и механизмы вывода»</w:t>
+              <w:t>Выполняет задания по разделу «Гибридные системы и нейросимволические технологии»</w:t>
             </w:r>
           </w:p>
         </w:tc>
@@ -25789,7 +25789,7 @@
           </w:tcPr>
           <w:p>
             <w:r>
-              <w:t>Лабораторная работа</w:t>
+              <w:t>Письменный и устный опрос</w:t>
             </w:r>
           </w:p>
         </w:tc>
@@ -25823,7 +25823,7 @@
           </w:tcPr>
           <w:p>
             <w:r>
-              <w:t>Продукционные системы и механизмы вывода</w:t>
+              <w:t>Гибридные системы и нейросимволические технологии</w:t>
             </w:r>
           </w:p>
         </w:tc>
@@ -25837,7 +25837,7 @@
               <w:jc w:val="center"/>
             </w:pPr>
             <w:r>
-              <w:t>В(ПК-1)</w:t>
+              <w:t>В(ПК-2)</w:t>
             </w:r>
           </w:p>
         </w:tc>
@@ -25851,7 +25851,7 @@
               <w:jc w:val="center"/>
             </w:pPr>
             <w:r>
-              <w:t>Способен обучать и оценивать эффективность моделей машинного обучения для задач управления качеством продукции</w:t>
+              <w:t>Способен проводить анализ и оценку эффективности внедрения интеллектуальных систем в различных отраслях</w:t>
             </w:r>
           </w:p>
         </w:tc>
@@ -25861,7 +25861,7 @@
           </w:tcPr>
           <w:p>
             <w:r>
-              <w:t>ПК-1.1 Демонстрирует применение методов на практике</w:t>
+              <w:t>ПК-2.1 Демонстрирует применение методов на практике</w:t>
             </w:r>
           </w:p>
         </w:tc>
@@ -25871,7 +25871,7 @@
           </w:tcPr>
           <w:p>
             <w:r>
-              <w:t>Выполняет задания по разделу «Продукционные системы и механизмы вывода»</w:t>
+              <w:t>Выполняет задания по разделу «Гибридные системы и нейросимволические технологии»</w:t>
             </w:r>
           </w:p>
         </w:tc>
@@ -25915,7 +25915,7 @@
           </w:tcPr>
           <w:p>
             <w:r>
-              <w:t>Гибридные интеллектуальные системы</w:t>
+              <w:t>Алгоритмы искусственного интеллекта и их применение</w:t>
             </w:r>
           </w:p>
         </w:tc>
@@ -25943,7 +25943,7 @@
               <w:jc w:val="center"/>
             </w:pPr>
             <w:r>
-              <w:t>Способен разрабатывать методологию для анализа и оптимизации процессов в интеллектуальных системах</w:t>
+              <w:t>Способен разрабатывать интеллектуальные системы с учетом требований пользователей и целевых задач</w:t>
             </w:r>
           </w:p>
         </w:tc>
@@ -25963,7 +25963,7 @@
           </w:tcPr>
           <w:p>
             <w:r>
-              <w:t>Выполняет задания по разделу «Гибридные интеллектуальные системы»</w:t>
+              <w:t>Выполняет задания по разделу «Алгоритмы искусственного интеллекта и их применение»</w:t>
             </w:r>
           </w:p>
         </w:tc>
@@ -26007,7 +26007,7 @@
           </w:tcPr>
           <w:p>
             <w:r>
-              <w:t>Гибридные интеллектуальные системы</w:t>
+              <w:t>Алгоритмы искусственного интеллекта и их применение</w:t>
             </w:r>
           </w:p>
         </w:tc>
@@ -26035,7 +26035,7 @@
               <w:jc w:val="center"/>
             </w:pPr>
             <w:r>
-              <w:t>Способен создавать и адаптировать интеллектуальные системы для решения конкретных бизнес-задач</w:t>
+              <w:t>Способен применять методы машинного обучения для анализа больших объемов данных в интеллектуальных системах</w:t>
             </w:r>
           </w:p>
         </w:tc>
@@ -26055,7 +26055,7 @@
           </w:tcPr>
           <w:p>
             <w:r>
-              <w:t>Выполняет задания по разделу «Гибридные интеллектуальные системы»</w:t>
+              <w:t>Выполняет задания по разделу «Алгоритмы искусственного интеллекта и их применение»</w:t>
             </w:r>
           </w:p>
         </w:tc>
@@ -26065,7 +26065,7 @@
           </w:tcPr>
           <w:p>
             <w:r>
-              <w:t>Тест</w:t>
+              <w:t>Расчётно-графическая работа</w:t>
             </w:r>
           </w:p>
         </w:tc>
@@ -26099,7 +26099,7 @@
           </w:tcPr>
           <w:p>
             <w:r>
-              <w:t>Гибридные интеллектуальные системы</w:t>
+              <w:t>Алгоритмы искусственного интеллекта и их применение</w:t>
             </w:r>
           </w:p>
         </w:tc>
@@ -26113,7 +26113,7 @@
               <w:jc w:val="center"/>
             </w:pPr>
             <w:r>
-              <w:t>В(ПК-2)</w:t>
+              <w:t>В(ПК-1)</w:t>
             </w:r>
           </w:p>
         </w:tc>
@@ -26127,7 +26127,7 @@
               <w:jc w:val="center"/>
             </w:pPr>
             <w:r>
-              <w:t>Способен проводить анализ данных, используя инструменты машинного обучения для поддержки принятия решений</w:t>
+              <w:t>Способен разрабатывать и внедрять интеллектуальные системы с использованием облачных сервисов и платформ</w:t>
             </w:r>
           </w:p>
         </w:tc>
@@ -26137,7 +26137,7 @@
           </w:tcPr>
           <w:p>
             <w:r>
-              <w:t>ПК-2.1 Демонстрирует применение методов на практике</w:t>
+              <w:t>ПК-1.1 Демонстрирует применение методов на практике</w:t>
             </w:r>
           </w:p>
         </w:tc>
@@ -26147,7 +26147,7 @@
           </w:tcPr>
           <w:p>
             <w:r>
-              <w:t>Выполняет задания по разделу «Гибридные интеллектуальные системы»</w:t>
+              <w:t>Выполняет задания по разделу «Алгоритмы искусственного интеллекта и их применение»</w:t>
             </w:r>
           </w:p>
         </w:tc>
@@ -26157,7 +26157,7 @@
           </w:tcPr>
           <w:p>
             <w:r>
-              <w:t>Тест</w:t>
+              <w:t>Письменный и устный опрос</w:t>
             </w:r>
           </w:p>
         </w:tc>
@@ -26191,7 +26191,7 @@
           </w:tcPr>
           <w:p>
             <w:r>
-              <w:t>Гибридные интеллектуальные системы</w:t>
+              <w:t>Алгоритмы искусственного интеллекта и их применение</w:t>
             </w:r>
           </w:p>
         </w:tc>
@@ -26219,7 +26219,7 @@
               <w:jc w:val="center"/>
             </w:pPr>
             <w:r>
-              <w:t>Способен разрабатывать и внедрять системные решения на основе искусственного интеллекта в реальных условиях предприятия</w:t>
+              <w:t>Способен разрабатывать алгоритмы искусственного интеллекта для решения сложных задач в интеллектуальных системах</w:t>
             </w:r>
           </w:p>
         </w:tc>
@@ -26239,7 +26239,7 @@
           </w:tcPr>
           <w:p>
             <w:r>
-              <w:t>Выполняет задания по разделу «Гибридные интеллектуальные системы»</w:t>
+              <w:t>Выполняет задания по разделу «Алгоритмы искусственного интеллекта и их применение»</w:t>
             </w:r>
           </w:p>
         </w:tc>
@@ -26249,7 +26249,7 @@
           </w:tcPr>
           <w:p>
             <w:r>
-              <w:t>Тест</w:t>
+              <w:t>Лабораторная работа</w:t>
             </w:r>
           </w:p>
         </w:tc>
@@ -26283,7 +26283,7 @@
           </w:tcPr>
           <w:p>
             <w:r>
-              <w:t>Гибридные интеллектуальные системы</w:t>
+              <w:t>Алгоритмы искусственного интеллекта и их применение</w:t>
             </w:r>
           </w:p>
         </w:tc>
@@ -26297,7 +26297,7 @@
               <w:jc w:val="center"/>
             </w:pPr>
             <w:r>
-              <w:t>В(ПК-1)</w:t>
+              <w:t>В(ПК-2)</w:t>
             </w:r>
           </w:p>
         </w:tc>
@@ -26311,7 +26311,7 @@
               <w:jc w:val="center"/>
             </w:pPr>
             <w:r>
-              <w:t>Способен обучать и оценивать эффективность моделей машинного обучения для задач управления качеством продукции</w:t>
+              <w:t>Способен проводить анализ и оценку эффективности внедрения интеллектуальных систем в различных отраслях</w:t>
             </w:r>
           </w:p>
         </w:tc>
@@ -26321,7 +26321,7 @@
           </w:tcPr>
           <w:p>
             <w:r>
-              <w:t>ПК-1.1 Демонстрирует применение методов на практике</w:t>
+              <w:t>ПК-2.1 Демонстрирует применение методов на практике</w:t>
             </w:r>
           </w:p>
         </w:tc>
@@ -26331,7 +26331,7 @@
           </w:tcPr>
           <w:p>
             <w:r>
-              <w:t>Выполняет задания по разделу «Гибридные интеллектуальные системы»</w:t>
+              <w:t>Выполняет задания по разделу «Алгоритмы искусственного интеллекта и их применение»</w:t>
             </w:r>
           </w:p>
         </w:tc>

--- a/output_rpd.docx
+++ b/output_rpd.docx
@@ -2181,7 +2181,7 @@
               <w:rPr>
                 <w:bCs/>
               </w:rPr>
-              <w:t>Способен разрабатывать интеллектуальные системы с учетом требований пользователей и целевых задач</w:t>
+              <w:t>Способен разрабатывать методики для анализа и решения сложных интеллектуальных задач в реальном времени</w:t>
             </w:r>
           </w:p>
         </w:tc>
@@ -2262,7 +2262,7 @@
               <w:rPr>
                 <w:bCs/>
               </w:rPr>
-              <w:t>Способен применять методы машинного обучения для анализа больших объемов данных в интеллектуальных системах</w:t>
+              <w:t>Способен создавать и обучать искусственные нейронные сети для прогнозирования и предсказания процессов</w:t>
             </w:r>
           </w:p>
         </w:tc>
@@ -2343,7 +2343,7 @@
               <w:rPr>
                 <w:bCs/>
               </w:rPr>
-              <w:t>Способен разрабатывать и внедрять интеллектуальные системы с использованием облачных сервисов и платформ</w:t>
+              <w:t>Способен разрабатывать интеллектуальные системы управления с использованием машинного обучения и глубоких нейронных сетей</w:t>
             </w:r>
           </w:p>
         </w:tc>
@@ -2368,7 +2368,7 @@
               <w:rPr>
                 <w:bCs/>
               </w:rPr>
-              <w:t>ПК-1</w:t>
+              <w:t>ПК-2</w:t>
             </w:r>
           </w:p>
         </w:tc>
@@ -2424,7 +2424,7 @@
               <w:rPr>
                 <w:bCs/>
               </w:rPr>
-              <w:t>Способен разрабатывать алгоритмы искусственного интеллекта для решения сложных задач в интеллектуальных системах</w:t>
+              <w:t>Способен разрабатывать прототипы систем искусственного интеллекта для решения специфических производственных задач</w:t>
             </w:r>
           </w:p>
         </w:tc>
@@ -2505,7 +2505,7 @@
               <w:rPr>
                 <w:bCs/>
               </w:rPr>
-              <w:t>Способен проводить анализ и оценку эффективности внедрения интеллектуальных систем в различных отраслях</w:t>
+              <w:t>Способен разрабатывать и внедрять системы обучения без поддержки человека, основанные на методах обратного распространения</w:t>
             </w:r>
           </w:p>
         </w:tc>
@@ -2530,7 +2530,7 @@
               <w:rPr>
                 <w:bCs/>
               </w:rPr>
-              <w:t>ПК-2</w:t>
+              <w:t>ПК-1</w:t>
             </w:r>
           </w:p>
         </w:tc>
@@ -2712,7 +2712,7 @@
               <w:rPr>
                 <w:bCs/>
               </w:rPr>
-              <w:t>УК-1.1 Способен разрабатывать интеллектуальные системы с учетом требований пользователей и целевых задач</w:t>
+              <w:t>УК-1.1 Способен разрабатывать методики для анализа и решения сложных интеллектуальных задач в реальном врем</w:t>
             </w:r>
           </w:p>
         </w:tc>
@@ -2749,7 +2749,7 @@
               <w:rPr>
                 <w:bCs/>
               </w:rPr>
-              <w:t>Знать: инструменты разработки и тестирования интеллектуальных систем, включая Python и PyTorch</w:t>
+              <w:t>Знать: знать основные методы машинного обучения и искусственного интеллекта</w:t>
             </w:r>
           </w:p>
         </w:tc>
@@ -2810,7 +2810,7 @@
               <w:rPr>
                 <w:bCs/>
               </w:rPr>
-              <w:t>УК-1.1 Способен разрабатывать интеллектуальные системы с учетом требований пользователей и целевых задач</w:t>
+              <w:t>УК-1.1 Способен разрабатывать методики для анализа и решения сложных интеллектуальных задач в реальном врем</w:t>
             </w:r>
           </w:p>
         </w:tc>
@@ -2847,7 +2847,7 @@
               <w:rPr>
                 <w:bCs/>
               </w:rPr>
-              <w:t>Уметь: оценивать и корректировать параметры моделей машинного обучения для улучшения точности</w:t>
+              <w:t>Уметь: разрабатывать модели машинного обучения на языках Python и R</w:t>
             </w:r>
           </w:p>
         </w:tc>
@@ -2908,7 +2908,7 @@
               <w:rPr>
                 <w:bCs/>
               </w:rPr>
-              <w:t>УК-1.1 Способен разрабатывать интеллектуальные системы с учетом требований пользователей и целевых задач</w:t>
+              <w:t>УК-1.1 Способен разрабатывать методики для анализа и решения сложных интеллектуальных задач в реальном врем</w:t>
             </w:r>
           </w:p>
         </w:tc>
@@ -2945,7 +2945,7 @@
               <w:rPr>
                 <w:bCs/>
               </w:rPr>
-              <w:t>Владеть: инструментами для отладки и тестирования интеллектуальных систем</w:t>
+              <w:t>Владеть: навыки работы с библиотеками TensorFlow и PyTorch</w:t>
             </w:r>
           </w:p>
         </w:tc>
@@ -3006,7 +3006,7 @@
               <w:rPr>
                 <w:bCs/>
               </w:rPr>
-              <w:t>ОПК-1.1 Способен применять методы машинного обучения для анализа больших объемов данных в интеллектуальных с</w:t>
+              <w:t>ОПК-1.1 Способен создавать и обучать искусственные нейронные сети для прогнозирования и предсказания процесс</w:t>
             </w:r>
           </w:p>
         </w:tc>
@@ -3043,7 +3043,7 @@
               <w:rPr>
                 <w:bCs/>
               </w:rPr>
-              <w:t>Знать: инструменты разработки и тестирования интеллектуальных систем, включая Python и PyTorch</w:t>
+              <w:t>Знать: знать основные структуры данных для хранения и обработки информации</w:t>
             </w:r>
           </w:p>
         </w:tc>
@@ -3104,7 +3104,7 @@
               <w:rPr>
                 <w:bCs/>
               </w:rPr>
-              <w:t>ОПК-1.1 Способен применять методы машинного обучения для анализа больших объемов данных в интеллектуальных с</w:t>
+              <w:t>ОПК-1.1 Способен создавать и обучать искусственные нейронные сети для прогнозирования и предсказания процесс</w:t>
             </w:r>
           </w:p>
         </w:tc>
@@ -3141,7 +3141,7 @@
               <w:rPr>
                 <w:bCs/>
               </w:rPr>
-              <w:t>Уметь: оценивать и корректировать параметры моделей машинного обучения для улучшения точности</w:t>
+              <w:t>Уметь: разрабатывать классификаторы на основе деревьев решений и нейронных сетей</w:t>
             </w:r>
           </w:p>
         </w:tc>
@@ -3202,7 +3202,7 @@
               <w:rPr>
                 <w:bCs/>
               </w:rPr>
-              <w:t>ОПК-1.1 Способен применять методы машинного обучения для анализа больших объемов данных в интеллектуальных с</w:t>
+              <w:t>ОПК-1.1 Способен создавать и обучать искусственные нейронные сети для прогнозирования и предсказания процесс</w:t>
             </w:r>
           </w:p>
         </w:tc>
@@ -3239,7 +3239,7 @@
               <w:rPr>
                 <w:bCs/>
               </w:rPr>
-              <w:t>Владеть: инструментами для отладки и тестирования интеллектуальных систем</w:t>
+              <w:t>Владеть: методы приобретения знаний от эксперта и их формализации</w:t>
             </w:r>
           </w:p>
         </w:tc>
@@ -3269,7 +3269,7 @@
               <w:rPr>
                 <w:bCs/>
               </w:rPr>
-              <w:t>ПК-1</w:t>
+              <w:t>ПК-2</w:t>
             </w:r>
             <w:r/>
             <w:r>
@@ -3300,7 +3300,7 @@
               <w:rPr>
                 <w:bCs/>
               </w:rPr>
-              <w:t>ПК-1.1 Способен разрабатывать и внедрять интеллектуальные системы с использованием облачных сервисов и плат</w:t>
+              <w:t>ПК-2.1 Способен разрабатывать интеллектуальные системы управления с использованием машинного обучения и глу</w:t>
             </w:r>
           </w:p>
         </w:tc>
@@ -3320,7 +3320,7 @@
               <w:rPr>
                 <w:bCs/>
               </w:rPr>
-              <w:t>З(ПК-1)</w:t>
+              <w:t>З(ПК-2)</w:t>
             </w:r>
           </w:p>
         </w:tc>
@@ -3337,7 +3337,7 @@
               <w:rPr>
                 <w:bCs/>
               </w:rPr>
-              <w:t>Знать: инструменты разработки и тестирования интеллектуальных систем, включая Python и PyTorch</w:t>
+              <w:t>Знать: знать основные нормативно-правовые акты в области информационных технологий</w:t>
             </w:r>
           </w:p>
         </w:tc>
@@ -3367,7 +3367,7 @@
               <w:rPr>
                 <w:bCs/>
               </w:rPr>
-              <w:t>ПК-1</w:t>
+              <w:t>ПК-2</w:t>
             </w:r>
             <w:r/>
             <w:r>
@@ -3398,7 +3398,7 @@
               <w:rPr>
                 <w:bCs/>
               </w:rPr>
-              <w:t>ПК-1.1 Способен разрабатывать и внедрять интеллектуальные системы с использованием облачных сервисов и плат</w:t>
+              <w:t>ПК-2.1 Способен разрабатывать интеллектуальные системы управления с использованием машинного обучения и глу</w:t>
             </w:r>
           </w:p>
         </w:tc>
@@ -3418,7 +3418,7 @@
               <w:rPr>
                 <w:bCs/>
               </w:rPr>
-              <w:t>У(ПК-1)</w:t>
+              <w:t>У(ПК-2)</w:t>
             </w:r>
           </w:p>
         </w:tc>
@@ -3435,7 +3435,7 @@
               <w:rPr>
                 <w:bCs/>
               </w:rPr>
-              <w:t>Уметь: оценивать и корректировать параметры моделей машинного обучения для улучшения точности</w:t>
+              <w:t>Уметь: разрабатывать протоколы взаимодействия между ИС и внешними системами</w:t>
             </w:r>
           </w:p>
         </w:tc>
@@ -3465,7 +3465,7 @@
               <w:rPr>
                 <w:bCs/>
               </w:rPr>
-              <w:t>ПК-1</w:t>
+              <w:t>ПК-2</w:t>
             </w:r>
             <w:r/>
             <w:r>
@@ -3496,7 +3496,7 @@
               <w:rPr>
                 <w:bCs/>
               </w:rPr>
-              <w:t>ПК-1.1 Способен разрабатывать и внедрять интеллектуальные системы с использованием облачных сервисов и плат</w:t>
+              <w:t>ПК-2.1 Способен разрабатывать интеллектуальные системы управления с использованием машинного обучения и глу</w:t>
             </w:r>
           </w:p>
         </w:tc>
@@ -3516,7 +3516,7 @@
               <w:rPr>
                 <w:bCs/>
               </w:rPr>
-              <w:t>В(ПК-1)</w:t>
+              <w:t>В(ПК-2)</w:t>
             </w:r>
           </w:p>
         </w:tc>
@@ -3533,7 +3533,7 @@
               <w:rPr>
                 <w:bCs/>
               </w:rPr>
-              <w:t>Владеть: инструментами для отладки и тестирования интеллектуальных систем</w:t>
+              <w:t>Владеть: методы управления информационными процессами</w:t>
             </w:r>
           </w:p>
         </w:tc>
@@ -3594,7 +3594,7 @@
               <w:rPr>
                 <w:bCs/>
               </w:rPr>
-              <w:t>ОПК-2.1 Способен разрабатывать алгоритмы искусственного интеллекта для решения сложных задач в интеллектуаль</w:t>
+              <w:t>ОПК-2.1 Способен разрабатывать прототипы систем искусственного интеллекта для решения специфических производ</w:t>
             </w:r>
           </w:p>
         </w:tc>
@@ -3631,7 +3631,7 @@
               <w:rPr>
                 <w:bCs/>
               </w:rPr>
-              <w:t>Знать: инструменты разработки и тестирования интеллектуальных систем, включая Python и PyTorch</w:t>
+              <w:t>Знать: знать основные алгоритмы для обработки естественного языка</w:t>
             </w:r>
           </w:p>
         </w:tc>
@@ -3692,7 +3692,7 @@
               <w:rPr>
                 <w:bCs/>
               </w:rPr>
-              <w:t>ОПК-2.1 Способен разрабатывать алгоритмы искусственного интеллекта для решения сложных задач в интеллектуаль</w:t>
+              <w:t>ОПК-2.1 Способен разрабатывать прототипы систем искусственного интеллекта для решения специфических производ</w:t>
             </w:r>
           </w:p>
         </w:tc>
@@ -3729,7 +3729,7 @@
               <w:rPr>
                 <w:bCs/>
               </w:rPr>
-              <w:t>Уметь: оценивать и корректировать параметры моделей машинного обучения для улучшения точности</w:t>
+              <w:t>Уметь: разрабатывать системы распознавания речи и синтеза голоса</w:t>
             </w:r>
           </w:p>
         </w:tc>
@@ -3790,7 +3790,7 @@
               <w:rPr>
                 <w:bCs/>
               </w:rPr>
-              <w:t>ОПК-2.1 Способен разрабатывать алгоритмы искусственного интеллекта для решения сложных задач в интеллектуаль</w:t>
+              <w:t>ОПК-2.1 Способен разрабатывать прототипы систем искусственного интеллекта для решения специфических производ</w:t>
             </w:r>
           </w:p>
         </w:tc>
@@ -3827,7 +3827,7 @@
               <w:rPr>
                 <w:bCs/>
               </w:rPr>
-              <w:t>Владеть: инструментами для отладки и тестирования интеллектуальных систем</w:t>
+              <w:t>Владеть: методы анализа текстов и генерации контента</w:t>
             </w:r>
           </w:p>
         </w:tc>
@@ -3857,7 +3857,7 @@
               <w:rPr>
                 <w:bCs/>
               </w:rPr>
-              <w:t>ПК-2</w:t>
+              <w:t>ПК-1</w:t>
             </w:r>
             <w:r/>
             <w:r>
@@ -3888,7 +3888,7 @@
               <w:rPr>
                 <w:bCs/>
               </w:rPr>
-              <w:t>ПК-2.1 Способен проводить анализ и оценку эффективности внедрения интеллектуальных систем в различных отрас</w:t>
+              <w:t>ПК-1.1 Способен разрабатывать и внедрять системы обучения без поддержки человека, основанные на методах обр</w:t>
             </w:r>
           </w:p>
         </w:tc>
@@ -3908,7 +3908,7 @@
               <w:rPr>
                 <w:bCs/>
               </w:rPr>
-              <w:t>З(ПК-2)</w:t>
+              <w:t>З(ПК-1)</w:t>
             </w:r>
           </w:p>
         </w:tc>
@@ -3925,7 +3925,7 @@
               <w:rPr>
                 <w:bCs/>
               </w:rPr>
-              <w:t>Знать: инструменты разработки и тестирования интеллектуальных систем, включая Python и PyTorch</w:t>
+              <w:t>Знать: знать основные принципы безопасности в информационных системах</w:t>
             </w:r>
           </w:p>
         </w:tc>
@@ -3955,7 +3955,7 @@
               <w:rPr>
                 <w:bCs/>
               </w:rPr>
-              <w:t>ПК-2</w:t>
+              <w:t>ПК-1</w:t>
             </w:r>
             <w:r/>
             <w:r>
@@ -3986,7 +3986,7 @@
               <w:rPr>
                 <w:bCs/>
               </w:rPr>
-              <w:t>ПК-2.1 Способен проводить анализ и оценку эффективности внедрения интеллектуальных систем в различных отрас</w:t>
+              <w:t>ПК-1.1 Способен разрабатывать и внедрять системы обучения без поддержки человека, основанные на методах обр</w:t>
             </w:r>
           </w:p>
         </w:tc>
@@ -4006,7 +4006,7 @@
               <w:rPr>
                 <w:bCs/>
               </w:rPr>
-              <w:t>У(ПК-2)</w:t>
+              <w:t>У(ПК-1)</w:t>
             </w:r>
           </w:p>
         </w:tc>
@@ -4023,7 +4023,7 @@
               <w:rPr>
                 <w:bCs/>
               </w:rPr>
-              <w:t>Уметь: оценивать и корректировать параметры моделей машинного обучения для улучшения точности</w:t>
+              <w:t>Уметь: разрабатывать системы защиты информации от несанкционированного доступа</w:t>
             </w:r>
           </w:p>
         </w:tc>
@@ -4053,7 +4053,7 @@
               <w:rPr>
                 <w:bCs/>
               </w:rPr>
-              <w:t>ПК-2</w:t>
+              <w:t>ПК-1</w:t>
             </w:r>
             <w:r/>
             <w:r>
@@ -4084,7 +4084,7 @@
               <w:rPr>
                 <w:bCs/>
               </w:rPr>
-              <w:t>ПК-2.1 Способен проводить анализ и оценку эффективности внедрения интеллектуальных систем в различных отрас</w:t>
+              <w:t>ПК-1.1 Способен разрабатывать и внедрять системы обучения без поддержки человека, основанные на методах обр</w:t>
             </w:r>
           </w:p>
         </w:tc>
@@ -4104,7 +4104,7 @@
               <w:rPr>
                 <w:bCs/>
               </w:rPr>
-              <w:t>В(ПК-2)</w:t>
+              <w:t>В(ПК-1)</w:t>
             </w:r>
           </w:p>
         </w:tc>
@@ -4121,7 +4121,7 @@
               <w:rPr>
                 <w:bCs/>
               </w:rPr>
-              <w:t>Владеть: инструментами для отладки и тестирования интеллектуальных систем</w:t>
+              <w:t>Владеть: методы интеграции систем безопасности и автоматизации</w:t>
             </w:r>
           </w:p>
         </w:tc>
@@ -11522,7 +11522,7 @@
                 <w:sz w:val="20"/>
                 <w:szCs w:val="20"/>
               </w:rPr>
-              <w:t>Основы искусственного интеллекта и методы обучения</w:t>
+              <w:t>Основы искусственных нейронных сетей и обучение без подкрепления</w:t>
             </w:r>
           </w:p>
         </w:tc>
@@ -11751,7 +11751,7 @@
                 <w:sz w:val="20"/>
                 <w:szCs w:val="20"/>
               </w:rPr>
-              <w:t>Гибридные системы и нейросимволические технологии</w:t>
+              <w:t>Искусственные нейронные сети и их применение в управлении</w:t>
             </w:r>
           </w:p>
         </w:tc>
@@ -11980,7 +11980,7 @@
                 <w:sz w:val="20"/>
                 <w:szCs w:val="20"/>
               </w:rPr>
-              <w:t>Алгоритмы искусственного интеллекта и их применение</w:t>
+              <w:t>Интеллектуальные системы и их прототипы</w:t>
             </w:r>
           </w:p>
         </w:tc>
@@ -12800,7 +12800,7 @@
                 <w:sz w:val="20"/>
                 <w:szCs w:val="20"/>
               </w:rPr>
-              <w:t>Раздел 1. Основы искусственного интеллекта и методы обучения</w:t>
+              <w:t>Раздел 1. Основы искусственных нейронных сетей и обучение без подкрепления</w:t>
             </w:r>
           </w:p>
         </w:tc>
@@ -12832,7 +12832,7 @@
                 <w:sz w:val="20"/>
                 <w:szCs w:val="20"/>
               </w:rPr>
-              <w:t>Лекция 1. Фундаментальные принципы ИИ</w:t>
+              <w:t>Лекция 1. Методы обучения без подкрепления</w:t>
             </w:r>
           </w:p>
           <w:p>
@@ -13001,7 +13001,7 @@
                 <w:sz w:val="20"/>
                 <w:szCs w:val="20"/>
               </w:rPr>
-              <w:t>Раздел 1. Основы искусственного интеллекта и методы обучения</w:t>
+              <w:t>Раздел 1. Основы искусственных нейронных сетей и обучение без подкрепления</w:t>
             </w:r>
           </w:p>
         </w:tc>
@@ -13033,7 +13033,7 @@
                 <w:sz w:val="20"/>
                 <w:szCs w:val="20"/>
               </w:rPr>
-              <w:t>Лекция 2. Методы машинного обучения и анализа данных</w:t>
+              <w:t>Лекция 2. Алгоритмы и модели обучения без подкрепления</w:t>
             </w:r>
           </w:p>
           <w:p>
@@ -13202,7 +13202,7 @@
                 <w:sz w:val="20"/>
                 <w:szCs w:val="20"/>
               </w:rPr>
-              <w:t>Раздел 2. Гибридные системы и нейросимволические технологии</w:t>
+              <w:t>Раздел 2. Искусственные нейронные сети и их применение в управлении</w:t>
             </w:r>
           </w:p>
         </w:tc>
@@ -13234,7 +13234,7 @@
                 <w:sz w:val="20"/>
                 <w:szCs w:val="20"/>
               </w:rPr>
-              <w:t>Лекция 3. Совмещение ИИ с традиционными системами</w:t>
+              <w:t>Лекция 3. Создание и обучение искусственных нейронных сетей</w:t>
             </w:r>
           </w:p>
           <w:p>
@@ -13403,7 +13403,7 @@
                 <w:sz w:val="20"/>
                 <w:szCs w:val="20"/>
               </w:rPr>
-              <w:t>Раздел 2. Гибридные системы и нейросимволические технологии</w:t>
+              <w:t>Раздел 2. Искусственные нейронные сети и их применение в управлении</w:t>
             </w:r>
           </w:p>
         </w:tc>
@@ -13435,7 +13435,7 @@
                 <w:sz w:val="20"/>
                 <w:szCs w:val="20"/>
               </w:rPr>
-              <w:t>Лекция 4. Нейросимволические подходы к решению задач</w:t>
+              <w:t>Лекция 4. Применение искусственных нейронных сетей в системах управления</w:t>
             </w:r>
           </w:p>
           <w:p>
@@ -13604,7 +13604,7 @@
                 <w:sz w:val="20"/>
                 <w:szCs w:val="20"/>
               </w:rPr>
-              <w:t>Раздел 3. Алгоритмы искусственного интеллекта и их применение</w:t>
+              <w:t>Раздел 3. Интеллектуальные системы и их прототипы</w:t>
             </w:r>
           </w:p>
         </w:tc>
@@ -13636,7 +13636,7 @@
                 <w:sz w:val="20"/>
                 <w:szCs w:val="20"/>
               </w:rPr>
-              <w:t>Лекция 5. Основы алгоритмов ИИ</w:t>
+              <w:t>Лекция 5. Проектирование и разработка интеллектуальных систем</w:t>
             </w:r>
           </w:p>
           <w:p>
@@ -13805,7 +13805,7 @@
                 <w:sz w:val="20"/>
                 <w:szCs w:val="20"/>
               </w:rPr>
-              <w:t>Раздел 3. Алгоритмы искусственного интеллекта и их применение</w:t>
+              <w:t>Раздел 3. Интеллектуальные системы и их прототипы</w:t>
             </w:r>
           </w:p>
         </w:tc>
@@ -13837,7 +13837,7 @@
                 <w:sz w:val="20"/>
                 <w:szCs w:val="20"/>
               </w:rPr>
-              <w:t>Лекция 6. Анализ и оценка эффективности внедрения систем</w:t>
+              <w:t>Лекция 6. Практические примеры прототипов интеллектуальных систем</w:t>
             </w:r>
           </w:p>
           <w:p>
@@ -14293,7 +14293,7 @@
                 <w:sz w:val="20"/>
                 <w:szCs w:val="20"/>
               </w:rPr>
-              <w:t>Раздел 1. Основы искусственного интеллекта и методы обучения</w:t>
+              <w:t>Раздел 1. Основы искусственных нейронных сетей и обучение без подкрепления</w:t>
             </w:r>
           </w:p>
         </w:tc>
@@ -14493,7 +14493,7 @@
                 <w:sz w:val="20"/>
                 <w:szCs w:val="20"/>
               </w:rPr>
-              <w:t>Раздел 2. Гибридные системы и нейросимволические технологии</w:t>
+              <w:t>Раздел 2. Искусственные нейронные сети и их применение в управлении</w:t>
             </w:r>
           </w:p>
         </w:tc>
@@ -14554,7 +14554,7 @@
                 <w:sz w:val="20"/>
                 <w:szCs w:val="20"/>
               </w:rPr>
-              <w:t>Обучение нейронной сети на задаче регрессии</w:t>
+              <w:t>Обучение модели регрессии на временных рядах для прогнозирования погоды</w:t>
             </w:r>
           </w:p>
           <w:p>
@@ -14693,7 +14693,7 @@
                 <w:sz w:val="20"/>
                 <w:szCs w:val="20"/>
               </w:rPr>
-              <w:t>Раздел 3. Алгоритмы искусственного интеллекта и их применение</w:t>
+              <w:t>Раздел 3. Интеллектуальные системы и их прототипы</w:t>
             </w:r>
           </w:p>
         </w:tc>
@@ -14754,7 +14754,7 @@
                 <w:sz w:val="20"/>
                 <w:szCs w:val="20"/>
               </w:rPr>
-              <w:t>Кластеризация временных рядов с использованием K-means</w:t>
+              <w:t>Разработка кластерного анализа с использованием алгоритма K-means для группировки пользователей по их интересам</w:t>
             </w:r>
           </w:p>
           <w:p>
@@ -14893,7 +14893,7 @@
                 <w:sz w:val="20"/>
                 <w:szCs w:val="20"/>
               </w:rPr>
-              <w:t>Раздел 1. Основы искусственного интеллекта и методы обучения</w:t>
+              <w:t>Раздел 1. Основы искусственных нейронных сетей и обучение без подкрепления</w:t>
             </w:r>
           </w:p>
         </w:tc>
@@ -14954,7 +14954,7 @@
                 <w:sz w:val="20"/>
                 <w:szCs w:val="20"/>
               </w:rPr>
-              <w:t>Разработка модели NLP для классификации текстов</w:t>
+              <w:t>Создание нейронной сети на основе LSTM для анализа текстовых данных в задаче автоматического перевода</w:t>
             </w:r>
           </w:p>
           <w:p>
@@ -15093,7 +15093,7 @@
                 <w:sz w:val="20"/>
                 <w:szCs w:val="20"/>
               </w:rPr>
-              <w:t>Раздел 2. Гибридные системы и нейросимволические технологии</w:t>
+              <w:t>Раздел 2. Искусственные нейронные сети и их применение в управлении</w:t>
             </w:r>
           </w:p>
         </w:tc>
@@ -15154,7 +15154,7 @@
                 <w:sz w:val="20"/>
                 <w:szCs w:val="20"/>
               </w:rPr>
-              <w:t>Построение нейросетевой архитектуры на основе RNN для прогнозирования временных рядов</w:t>
+              <w:t>Разработка прототипа системы управления процессами в производственной логистике с использованием методов искусственного интеллекта</w:t>
             </w:r>
           </w:p>
           <w:p>
@@ -15293,7 +15293,7 @@
                 <w:sz w:val="20"/>
                 <w:szCs w:val="20"/>
               </w:rPr>
-              <w:t>Раздел 3. Алгоритмы искусственного интеллекта и их применение</w:t>
+              <w:t>Раздел 3. Интеллектуальные системы и их прототипы</w:t>
             </w:r>
           </w:p>
         </w:tc>
@@ -15354,7 +15354,7 @@
                 <w:sz w:val="20"/>
                 <w:szCs w:val="20"/>
               </w:rPr>
-              <w:t>Оптимизация параметров модели с использованием градиентного спуска</w:t>
+              <w:t>Оптимизация параметров нейронной сети для повышения точности классификации на основе динамического обучения без подкрепления</w:t>
             </w:r>
           </w:p>
           <w:p>
@@ -15992,7 +15992,7 @@
                 <w:sz w:val="20"/>
                 <w:szCs w:val="20"/>
               </w:rPr>
-              <w:t>Раздел 1. Основы искусственного интеллекта и методы обучения</w:t>
+              <w:t>Раздел 1. Основы искусственных нейронных сетей и обучение без подкрепления</w:t>
             </w:r>
           </w:p>
         </w:tc>
@@ -16053,7 +16053,7 @@
                 <w:sz w:val="20"/>
                 <w:szCs w:val="20"/>
               </w:rPr>
-              <w:t>Исследование данных и построение признакового пространства</w:t>
+              <w:t>Исследование данных и построение признакового пространства с использованием PCA</w:t>
             </w:r>
           </w:p>
           <w:p>
@@ -16192,7 +16192,7 @@
                 <w:sz w:val="20"/>
                 <w:szCs w:val="20"/>
               </w:rPr>
-              <w:t>Раздел 2. Гибридные системы и нейросимволические технологии</w:t>
+              <w:t>Раздел 2. Искусственные нейронные сети и их применение в управлении</w:t>
             </w:r>
           </w:p>
         </w:tc>
@@ -16253,7 +16253,7 @@
                 <w:sz w:val="20"/>
                 <w:szCs w:val="20"/>
               </w:rPr>
-              <w:t>Анализ текстовых данных с использованием Word2Vec</w:t>
+              <w:t>Анализ временных рядов с применением ARIMA-алгоритма</w:t>
             </w:r>
           </w:p>
           <w:p>
@@ -16392,7 +16392,7 @@
                 <w:sz w:val="20"/>
                 <w:szCs w:val="20"/>
               </w:rPr>
-              <w:t>Раздел 3. Алгоритмы искусственного интеллекта и их применение</w:t>
+              <w:t>Раздел 3. Интеллектуальные системы и их прототипы</w:t>
             </w:r>
           </w:p>
         </w:tc>
@@ -16453,7 +16453,7 @@
                 <w:sz w:val="20"/>
                 <w:szCs w:val="20"/>
               </w:rPr>
-              <w:t>Разработка модели предсказания временных рядов на примере погодных данных</w:t>
+              <w:t>Разработка и обучение нейронной сети на примере XOR задачи</w:t>
             </w:r>
           </w:p>
           <w:p>
@@ -16592,7 +16592,7 @@
                 <w:sz w:val="20"/>
                 <w:szCs w:val="20"/>
               </w:rPr>
-              <w:t>Раздел 1. Основы искусственного интеллекта и методы обучения</w:t>
+              <w:t>Раздел 1. Основы искусственных нейронных сетей и обучение без подкрепления</w:t>
             </w:r>
           </w:p>
         </w:tc>
@@ -16653,7 +16653,7 @@
                 <w:sz w:val="20"/>
                 <w:szCs w:val="20"/>
               </w:rPr>
-              <w:t>Имитационный эксперимент для оценки эффективности искусственного интеллекта в решении задачи прогнозирования</w:t>
+              <w:t>Эксперимент с моделью прогнозирования продаж с использованием LSTM</w:t>
             </w:r>
           </w:p>
           <w:p>
@@ -16792,7 +16792,7 @@
                 <w:sz w:val="20"/>
                 <w:szCs w:val="20"/>
               </w:rPr>
-              <w:t>Раздел 2. Гибридные системы и нейросимволические технологии</w:t>
+              <w:t>Раздел 2. Искусственные нейронные сети и их применение в управлении</w:t>
             </w:r>
           </w:p>
         </w:tc>
@@ -16853,7 +16853,7 @@
                 <w:sz w:val="20"/>
                 <w:szCs w:val="20"/>
               </w:rPr>
-              <w:t>Анализ и построение байесовского классификатора на примере классификации изображений</w:t>
+              <w:t>Анализ ошибок и оптимизация параметров модели машинного обучения</w:t>
             </w:r>
           </w:p>
           <w:p>
@@ -16992,7 +16992,7 @@
                 <w:sz w:val="20"/>
                 <w:szCs w:val="20"/>
               </w:rPr>
-              <w:t>Раздел 3. Алгоритмы искусственного интеллекта и их применение</w:t>
+              <w:t>Раздел 3. Интеллектуальные системы и их прототипы</w:t>
             </w:r>
           </w:p>
         </w:tc>
@@ -17053,7 +17053,7 @@
                 <w:sz w:val="20"/>
                 <w:szCs w:val="20"/>
               </w:rPr>
-              <w:t>Разработка системы рекомендаций с использованием алгоритма Collaborative Filtering</w:t>
+              <w:t>Разработка системы управления состояниями в реальном времени</w:t>
             </w:r>
           </w:p>
           <w:p>
@@ -17653,7 +17653,7 @@
                 <w:sz w:val="20"/>
                 <w:szCs w:val="20"/>
               </w:rPr>
-              <w:t>Раздел 1. Основы искусственного интеллекта и методы обучения</w:t>
+              <w:t>Раздел 1. Основы искусственных нейронных сетей и обучение без подкрепления</w:t>
             </w:r>
           </w:p>
         </w:tc>
@@ -17821,7 +17821,7 @@
                 <w:sz w:val="20"/>
                 <w:szCs w:val="20"/>
               </w:rPr>
-              <w:t>Раздел 1. Основы искусственного интеллекта и методы обучения</w:t>
+              <w:t>Раздел 1. Основы искусственных нейронных сетей и обучение без подкрепления</w:t>
             </w:r>
           </w:p>
         </w:tc>
@@ -17989,7 +17989,7 @@
                 <w:sz w:val="20"/>
                 <w:szCs w:val="20"/>
               </w:rPr>
-              <w:t>Раздел 1. Основы искусственного интеллекта и методы обучения</w:t>
+              <w:t>Раздел 1. Основы искусственных нейронных сетей и обучение без подкрепления</w:t>
             </w:r>
           </w:p>
         </w:tc>
@@ -18157,7 +18157,7 @@
                 <w:sz w:val="20"/>
                 <w:szCs w:val="20"/>
               </w:rPr>
-              <w:t>Раздел 2. Гибридные системы и нейросимволические технологии</w:t>
+              <w:t>Раздел 2. Искусственные нейронные сети и их применение в управлении</w:t>
             </w:r>
           </w:p>
         </w:tc>
@@ -18325,7 +18325,7 @@
                 <w:sz w:val="20"/>
                 <w:szCs w:val="20"/>
               </w:rPr>
-              <w:t>Раздел 2. Гибридные системы и нейросимволические технологии</w:t>
+              <w:t>Раздел 2. Искусственные нейронные сети и их применение в управлении</w:t>
             </w:r>
           </w:p>
         </w:tc>
@@ -18493,7 +18493,7 @@
                 <w:sz w:val="20"/>
                 <w:szCs w:val="20"/>
               </w:rPr>
-              <w:t>Раздел 2. Гибридные системы и нейросимволические технологии</w:t>
+              <w:t>Раздел 2. Искусственные нейронные сети и их применение в управлении</w:t>
             </w:r>
           </w:p>
         </w:tc>
@@ -18661,7 +18661,7 @@
                 <w:sz w:val="20"/>
                 <w:szCs w:val="20"/>
               </w:rPr>
-              <w:t>Раздел 3. Алгоритмы искусственного интеллекта и их применение</w:t>
+              <w:t>Раздел 3. Интеллектуальные системы и их прототипы</w:t>
             </w:r>
           </w:p>
         </w:tc>
@@ -18829,7 +18829,7 @@
                 <w:sz w:val="20"/>
                 <w:szCs w:val="20"/>
               </w:rPr>
-              <w:t>Раздел 3. Алгоритмы искусственного интеллекта и их применение</w:t>
+              <w:t>Раздел 3. Интеллектуальные системы и их прототипы</w:t>
             </w:r>
           </w:p>
         </w:tc>
@@ -18997,7 +18997,7 @@
                 <w:sz w:val="20"/>
                 <w:szCs w:val="20"/>
               </w:rPr>
-              <w:t>Раздел 3. Алгоритмы искусственного интеллекта и их применение</w:t>
+              <w:t>Раздел 3. Интеллектуальные системы и их прототипы</w:t>
             </w:r>
           </w:p>
         </w:tc>
@@ -22078,7 +22078,7 @@
                 <w:sz w:val="20"/>
                 <w:szCs w:val="20"/>
               </w:rPr>
-              <w:t>Козлов В.В., Смирнов А.А. Интеллектуальные системы : учебник / В.В. Козлов, А.А. Смирнов. — М.: Наука, 2015. — 648 с.</w:t>
+              <w:t>Кравченко В.А., Жуковский А.В. Интеллектуальные системы : учебник для вузов / В.А. Кравченко, А.В. Жуковский. — М.: Высшая школа, 2015. — 438 с.</w:t>
             </w:r>
           </w:p>
         </w:tc>
@@ -22199,7 +22199,7 @@
                 <w:sz w:val="20"/>
                 <w:szCs w:val="20"/>
               </w:rPr>
-              <w:t>Для выполнения СРО;Для изучения теории;</w:t>
+              <w:t>Для выполнения СРО; Для изучения теории;</w:t>
             </w:r>
           </w:p>
         </w:tc>
@@ -22288,7 +22288,7 @@
                 <w:sz w:val="20"/>
                 <w:szCs w:val="20"/>
               </w:rPr>
-              <w:t>Мельников А.А., Широков В.В. Интеллектуальные системы : учебник / А.А. Мельников, В.В. Широков. — М.: Физматлит, 2018. — 560 с.</w:t>
+              <w:t>Кравченко В.А., Жуковский А.В. Интеллектуальные системы : учебник для вузов / В.А. Кравченко, А.В. Жуковский. — М.: Высшая школа, 2015. — 438 с.</w:t>
             </w:r>
           </w:p>
         </w:tc>
@@ -22498,7 +22498,7 @@
                 <w:sz w:val="20"/>
                 <w:szCs w:val="20"/>
               </w:rPr>
-              <w:t>Колесников Е.Н., Смирнов А.А. Интеллектуальные системы : учебник / Е.Н. Колесников, А.А. Смирнов. — М.: Высшая школа, 2019. — 480 с.</w:t>
+              <w:t>Кравченко В.А., Жуковский А.В. Интеллектуальные системы : учебник для вузов / В.А. Кравченко, А.В. Жуковский. — М.: Высшая школа, 2015. — 438 с.</w:t>
             </w:r>
           </w:p>
         </w:tc>
@@ -24995,7 +24995,7 @@
           </w:tcPr>
           <w:p>
             <w:r>
-              <w:t>Основы искусственного интеллекта и методы обучения</w:t>
+              <w:t>Основы искусственных нейронных сетей и обучение без подкрепления</w:t>
             </w:r>
           </w:p>
         </w:tc>
@@ -25023,7 +25023,7 @@
               <w:jc w:val="center"/>
             </w:pPr>
             <w:r>
-              <w:t>Способен разрабатывать интеллектуальные системы с учетом требований пользователей и целевых задач</w:t>
+              <w:t>Способен разрабатывать методики для анализа и решения сложных интеллектуальных задач в реальном времени</w:t>
             </w:r>
           </w:p>
         </w:tc>
@@ -25043,7 +25043,7 @@
           </w:tcPr>
           <w:p>
             <w:r>
-              <w:t>Выполняет задания по разделу «Основы искусственного интеллекта и методы обучения»</w:t>
+              <w:t>Выполняет задания по разделу «Основы искусственных нейронных сетей и обучение без подкрепления»</w:t>
             </w:r>
           </w:p>
         </w:tc>
@@ -25087,7 +25087,7 @@
           </w:tcPr>
           <w:p>
             <w:r>
-              <w:t>Основы искусственного интеллекта и методы обучения</w:t>
+              <w:t>Основы искусственных нейронных сетей и обучение без подкрепления</w:t>
             </w:r>
           </w:p>
         </w:tc>
@@ -25115,7 +25115,7 @@
               <w:jc w:val="center"/>
             </w:pPr>
             <w:r>
-              <w:t>Способен применять методы машинного обучения для анализа больших объемов данных в интеллектуальных системах</w:t>
+              <w:t>Способен создавать и обучать искусственные нейронные сети для прогнозирования и предсказания процессов</w:t>
             </w:r>
           </w:p>
         </w:tc>
@@ -25135,7 +25135,7 @@
           </w:tcPr>
           <w:p>
             <w:r>
-              <w:t>Выполняет задания по разделу «Основы искусственного интеллекта и методы обучения»</w:t>
+              <w:t>Выполняет задания по разделу «Основы искусственных нейронных сетей и обучение без подкрепления»</w:t>
             </w:r>
           </w:p>
         </w:tc>
@@ -25179,7 +25179,7 @@
           </w:tcPr>
           <w:p>
             <w:r>
-              <w:t>Основы искусственного интеллекта и методы обучения</w:t>
+              <w:t>Основы искусственных нейронных сетей и обучение без подкрепления</w:t>
             </w:r>
           </w:p>
         </w:tc>
@@ -25193,7 +25193,7 @@
               <w:jc w:val="center"/>
             </w:pPr>
             <w:r>
-              <w:t>В(ПК-1)</w:t>
+              <w:t>В(ПК-2)</w:t>
             </w:r>
           </w:p>
         </w:tc>
@@ -25207,7 +25207,7 @@
               <w:jc w:val="center"/>
             </w:pPr>
             <w:r>
-              <w:t>Способен разрабатывать и внедрять интеллектуальные системы с использованием облачных сервисов и платформ</w:t>
+              <w:t>Способен разрабатывать интеллектуальные системы управления с использованием машинного обучения и глубоких нейронных сетей</w:t>
             </w:r>
           </w:p>
         </w:tc>
@@ -25217,7 +25217,7 @@
           </w:tcPr>
           <w:p>
             <w:r>
-              <w:t>ПК-1.1 Демонстрирует применение методов на практике</w:t>
+              <w:t>ПК-2.1 Демонстрирует применение методов на практике</w:t>
             </w:r>
           </w:p>
         </w:tc>
@@ -25227,7 +25227,7 @@
           </w:tcPr>
           <w:p>
             <w:r>
-              <w:t>Выполняет задания по разделу «Основы искусственного интеллекта и методы обучения»</w:t>
+              <w:t>Выполняет задания по разделу «Основы искусственных нейронных сетей и обучение без подкрепления»</w:t>
             </w:r>
           </w:p>
         </w:tc>
@@ -25271,7 +25271,7 @@
           </w:tcPr>
           <w:p>
             <w:r>
-              <w:t>Основы искусственного интеллекта и методы обучения</w:t>
+              <w:t>Основы искусственных нейронных сетей и обучение без подкрепления</w:t>
             </w:r>
           </w:p>
         </w:tc>
@@ -25299,7 +25299,7 @@
               <w:jc w:val="center"/>
             </w:pPr>
             <w:r>
-              <w:t>Способен разрабатывать алгоритмы искусственного интеллекта для решения сложных задач в интеллектуальных системах</w:t>
+              <w:t>Способен разрабатывать прототипы систем искусственного интеллекта для решения специфических производственных задач</w:t>
             </w:r>
           </w:p>
         </w:tc>
@@ -25319,7 +25319,7 @@
           </w:tcPr>
           <w:p>
             <w:r>
-              <w:t>Выполняет задания по разделу «Основы искусственного интеллекта и методы обучения»</w:t>
+              <w:t>Выполняет задания по разделу «Основы искусственных нейронных сетей и обучение без подкрепления»</w:t>
             </w:r>
           </w:p>
         </w:tc>
@@ -25363,7 +25363,7 @@
           </w:tcPr>
           <w:p>
             <w:r>
-              <w:t>Основы искусственного интеллекта и методы обучения</w:t>
+              <w:t>Основы искусственных нейронных сетей и обучение без подкрепления</w:t>
             </w:r>
           </w:p>
         </w:tc>
@@ -25377,7 +25377,7 @@
               <w:jc w:val="center"/>
             </w:pPr>
             <w:r>
-              <w:t>В(ПК-2)</w:t>
+              <w:t>В(ПК-1)</w:t>
             </w:r>
           </w:p>
         </w:tc>
@@ -25391,7 +25391,7 @@
               <w:jc w:val="center"/>
             </w:pPr>
             <w:r>
-              <w:t>Способен проводить анализ и оценку эффективности внедрения интеллектуальных систем в различных отраслях</w:t>
+              <w:t>Способен разрабатывать и внедрять системы обучения без поддержки человека, основанные на методах обратного распространения</w:t>
             </w:r>
           </w:p>
         </w:tc>
@@ -25401,7 +25401,7 @@
           </w:tcPr>
           <w:p>
             <w:r>
-              <w:t>ПК-2.1 Демонстрирует применение методов на практике</w:t>
+              <w:t>ПК-1.1 Демонстрирует применение методов на практике</w:t>
             </w:r>
           </w:p>
         </w:tc>
@@ -25411,7 +25411,7 @@
           </w:tcPr>
           <w:p>
             <w:r>
-              <w:t>Выполняет задания по разделу «Основы искусственного интеллекта и методы обучения»</w:t>
+              <w:t>Выполняет задания по разделу «Основы искусственных нейронных сетей и обучение без подкрепления»</w:t>
             </w:r>
           </w:p>
         </w:tc>
@@ -25455,7 +25455,7 @@
           </w:tcPr>
           <w:p>
             <w:r>
-              <w:t>Гибридные системы и нейросимволические технологии</w:t>
+              <w:t>Искусственные нейронные сети и их применение в управлении</w:t>
             </w:r>
           </w:p>
         </w:tc>
@@ -25483,7 +25483,7 @@
               <w:jc w:val="center"/>
             </w:pPr>
             <w:r>
-              <w:t>Способен разрабатывать интеллектуальные системы с учетом требований пользователей и целевых задач</w:t>
+              <w:t>Способен разрабатывать методики для анализа и решения сложных интеллектуальных задач в реальном времени</w:t>
             </w:r>
           </w:p>
         </w:tc>
@@ -25503,7 +25503,7 @@
           </w:tcPr>
           <w:p>
             <w:r>
-              <w:t>Выполняет задания по разделу «Гибридные системы и нейросимволические технологии»</w:t>
+              <w:t>Выполняет задания по разделу «Искусственные нейронные сети и их применение в управлении»</w:t>
             </w:r>
           </w:p>
         </w:tc>
@@ -25547,7 +25547,7 @@
           </w:tcPr>
           <w:p>
             <w:r>
-              <w:t>Гибридные системы и нейросимволические технологии</w:t>
+              <w:t>Искусственные нейронные сети и их применение в управлении</w:t>
             </w:r>
           </w:p>
         </w:tc>
@@ -25575,7 +25575,7 @@
               <w:jc w:val="center"/>
             </w:pPr>
             <w:r>
-              <w:t>Способен применять методы машинного обучения для анализа больших объемов данных в интеллектуальных системах</w:t>
+              <w:t>Способен создавать и обучать искусственные нейронные сети для прогнозирования и предсказания процессов</w:t>
             </w:r>
           </w:p>
         </w:tc>
@@ -25595,7 +25595,7 @@
           </w:tcPr>
           <w:p>
             <w:r>
-              <w:t>Выполняет задания по разделу «Гибридные системы и нейросимволические технологии»</w:t>
+              <w:t>Выполняет задания по разделу «Искусственные нейронные сети и их применение в управлении»</w:t>
             </w:r>
           </w:p>
         </w:tc>
@@ -25639,7 +25639,7 @@
           </w:tcPr>
           <w:p>
             <w:r>
-              <w:t>Гибридные системы и нейросимволические технологии</w:t>
+              <w:t>Искусственные нейронные сети и их применение в управлении</w:t>
             </w:r>
           </w:p>
         </w:tc>
@@ -25653,7 +25653,7 @@
               <w:jc w:val="center"/>
             </w:pPr>
             <w:r>
-              <w:t>В(ПК-1)</w:t>
+              <w:t>В(ПК-2)</w:t>
             </w:r>
           </w:p>
         </w:tc>
@@ -25667,7 +25667,7 @@
               <w:jc w:val="center"/>
             </w:pPr>
             <w:r>
-              <w:t>Способен разрабатывать и внедрять интеллектуальные системы с использованием облачных сервисов и платформ</w:t>
+              <w:t>Способен разрабатывать интеллектуальные системы управления с использованием машинного обучения и глубоких нейронных сетей</w:t>
             </w:r>
           </w:p>
         </w:tc>
@@ -25677,7 +25677,7 @@
           </w:tcPr>
           <w:p>
             <w:r>
-              <w:t>ПК-1.1 Демонстрирует применение методов на практике</w:t>
+              <w:t>ПК-2.1 Демонстрирует применение методов на практике</w:t>
             </w:r>
           </w:p>
         </w:tc>
@@ -25687,7 +25687,7 @@
           </w:tcPr>
           <w:p>
             <w:r>
-              <w:t>Выполняет задания по разделу «Гибридные системы и нейросимволические технологии»</w:t>
+              <w:t>Выполняет задания по разделу «Искусственные нейронные сети и их применение в управлении»</w:t>
             </w:r>
           </w:p>
         </w:tc>
@@ -25731,7 +25731,7 @@
           </w:tcPr>
           <w:p>
             <w:r>
-              <w:t>Гибридные системы и нейросимволические технологии</w:t>
+              <w:t>Искусственные нейронные сети и их применение в управлении</w:t>
             </w:r>
           </w:p>
         </w:tc>
@@ -25759,7 +25759,7 @@
               <w:jc w:val="center"/>
             </w:pPr>
             <w:r>
-              <w:t>Способен разрабатывать алгоритмы искусственного интеллекта для решения сложных задач в интеллектуальных системах</w:t>
+              <w:t>Способен разрабатывать прототипы систем искусственного интеллекта для решения специфических производственных задач</w:t>
             </w:r>
           </w:p>
         </w:tc>
@@ -25779,7 +25779,7 @@
           </w:tcPr>
           <w:p>
             <w:r>
-              <w:t>Выполняет задания по разделу «Гибридные системы и нейросимволические технологии»</w:t>
+              <w:t>Выполняет задания по разделу «Искусственные нейронные сети и их применение в управлении»</w:t>
             </w:r>
           </w:p>
         </w:tc>
@@ -25823,7 +25823,7 @@
           </w:tcPr>
           <w:p>
             <w:r>
-              <w:t>Гибридные системы и нейросимволические технологии</w:t>
+              <w:t>Искусственные нейронные сети и их применение в управлении</w:t>
             </w:r>
           </w:p>
         </w:tc>
@@ -25837,7 +25837,7 @@
               <w:jc w:val="center"/>
             </w:pPr>
             <w:r>
-              <w:t>В(ПК-2)</w:t>
+              <w:t>В(ПК-1)</w:t>
             </w:r>
           </w:p>
         </w:tc>
@@ -25851,7 +25851,7 @@
               <w:jc w:val="center"/>
             </w:pPr>
             <w:r>
-              <w:t>Способен проводить анализ и оценку эффективности внедрения интеллектуальных систем в различных отраслях</w:t>
+              <w:t>Способен разрабатывать и внедрять системы обучения без поддержки человека, основанные на методах обратного распространения</w:t>
             </w:r>
           </w:p>
         </w:tc>
@@ -25861,7 +25861,7 @@
           </w:tcPr>
           <w:p>
             <w:r>
-              <w:t>ПК-2.1 Демонстрирует применение методов на практике</w:t>
+              <w:t>ПК-1.1 Демонстрирует применение методов на практике</w:t>
             </w:r>
           </w:p>
         </w:tc>
@@ -25871,7 +25871,7 @@
           </w:tcPr>
           <w:p>
             <w:r>
-              <w:t>Выполняет задания по разделу «Гибридные системы и нейросимволические технологии»</w:t>
+              <w:t>Выполняет задания по разделу «Искусственные нейронные сети и их применение в управлении»</w:t>
             </w:r>
           </w:p>
         </w:tc>
@@ -25915,7 +25915,7 @@
           </w:tcPr>
           <w:p>
             <w:r>
-              <w:t>Алгоритмы искусственного интеллекта и их применение</w:t>
+              <w:t>Интеллектуальные системы и их прототипы</w:t>
             </w:r>
           </w:p>
         </w:tc>
@@ -25943,7 +25943,7 @@
               <w:jc w:val="center"/>
             </w:pPr>
             <w:r>
-              <w:t>Способен разрабатывать интеллектуальные системы с учетом требований пользователей и целевых задач</w:t>
+              <w:t>Способен разрабатывать методики для анализа и решения сложных интеллектуальных задач в реальном времени</w:t>
             </w:r>
           </w:p>
         </w:tc>
@@ -25963,7 +25963,7 @@
           </w:tcPr>
           <w:p>
             <w:r>
-              <w:t>Выполняет задания по разделу «Алгоритмы искусственного интеллекта и их применение»</w:t>
+              <w:t>Выполняет задания по разделу «Интеллектуальные системы и их прототипы»</w:t>
             </w:r>
           </w:p>
         </w:tc>
@@ -26007,7 +26007,7 @@
           </w:tcPr>
           <w:p>
             <w:r>
-              <w:t>Алгоритмы искусственного интеллекта и их применение</w:t>
+              <w:t>Интеллектуальные системы и их прототипы</w:t>
             </w:r>
           </w:p>
         </w:tc>
@@ -26035,7 +26035,7 @@
               <w:jc w:val="center"/>
             </w:pPr>
             <w:r>
-              <w:t>Способен применять методы машинного обучения для анализа больших объемов данных в интеллектуальных системах</w:t>
+              <w:t>Способен создавать и обучать искусственные нейронные сети для прогнозирования и предсказания процессов</w:t>
             </w:r>
           </w:p>
         </w:tc>
@@ -26055,7 +26055,7 @@
           </w:tcPr>
           <w:p>
             <w:r>
-              <w:t>Выполняет задания по разделу «Алгоритмы искусственного интеллекта и их применение»</w:t>
+              <w:t>Выполняет задания по разделу «Интеллектуальные системы и их прототипы»</w:t>
             </w:r>
           </w:p>
         </w:tc>
@@ -26099,7 +26099,7 @@
           </w:tcPr>
           <w:p>
             <w:r>
-              <w:t>Алгоритмы искусственного интеллекта и их применение</w:t>
+              <w:t>Интеллектуальные системы и их прототипы</w:t>
             </w:r>
           </w:p>
         </w:tc>
@@ -26113,7 +26113,7 @@
               <w:jc w:val="center"/>
             </w:pPr>
             <w:r>
-              <w:t>В(ПК-1)</w:t>
+              <w:t>В(ПК-2)</w:t>
             </w:r>
           </w:p>
         </w:tc>
@@ -26127,7 +26127,7 @@
               <w:jc w:val="center"/>
             </w:pPr>
             <w:r>
-              <w:t>Способен разрабатывать и внедрять интеллектуальные системы с использованием облачных сервисов и платформ</w:t>
+              <w:t>Способен разрабатывать интеллектуальные системы управления с использованием машинного обучения и глубоких нейронных сетей</w:t>
             </w:r>
           </w:p>
         </w:tc>
@@ -26137,7 +26137,7 @@
           </w:tcPr>
           <w:p>
             <w:r>
-              <w:t>ПК-1.1 Демонстрирует применение методов на практике</w:t>
+              <w:t>ПК-2.1 Демонстрирует применение методов на практике</w:t>
             </w:r>
           </w:p>
         </w:tc>
@@ -26147,7 +26147,7 @@
           </w:tcPr>
           <w:p>
             <w:r>
-              <w:t>Выполняет задания по разделу «Алгоритмы искусственного интеллекта и их применение»</w:t>
+              <w:t>Выполняет задания по разделу «Интеллектуальные системы и их прототипы»</w:t>
             </w:r>
           </w:p>
         </w:tc>
@@ -26191,7 +26191,7 @@
           </w:tcPr>
           <w:p>
             <w:r>
-              <w:t>Алгоритмы искусственного интеллекта и их применение</w:t>
+              <w:t>Интеллектуальные системы и их прототипы</w:t>
             </w:r>
           </w:p>
         </w:tc>
@@ -26219,7 +26219,7 @@
               <w:jc w:val="center"/>
             </w:pPr>
             <w:r>
-              <w:t>Способен разрабатывать алгоритмы искусственного интеллекта для решения сложных задач в интеллектуальных системах</w:t>
+              <w:t>Способен разрабатывать прототипы систем искусственного интеллекта для решения специфических производственных задач</w:t>
             </w:r>
           </w:p>
         </w:tc>
@@ -26239,7 +26239,7 @@
           </w:tcPr>
           <w:p>
             <w:r>
-              <w:t>Выполняет задания по разделу «Алгоритмы искусственного интеллекта и их применение»</w:t>
+              <w:t>Выполняет задания по разделу «Интеллектуальные системы и их прототипы»</w:t>
             </w:r>
           </w:p>
         </w:tc>
@@ -26283,7 +26283,7 @@
           </w:tcPr>
           <w:p>
             <w:r>
-              <w:t>Алгоритмы искусственного интеллекта и их применение</w:t>
+              <w:t>Интеллектуальные системы и их прототипы</w:t>
             </w:r>
           </w:p>
         </w:tc>
@@ -26297,7 +26297,7 @@
               <w:jc w:val="center"/>
             </w:pPr>
             <w:r>
-              <w:t>В(ПК-2)</w:t>
+              <w:t>В(ПК-1)</w:t>
             </w:r>
           </w:p>
         </w:tc>
@@ -26311,7 +26311,7 @@
               <w:jc w:val="center"/>
             </w:pPr>
             <w:r>
-              <w:t>Способен проводить анализ и оценку эффективности внедрения интеллектуальных систем в различных отраслях</w:t>
+              <w:t>Способен разрабатывать и внедрять системы обучения без поддержки человека, основанные на методах обратного распространения</w:t>
             </w:r>
           </w:p>
         </w:tc>
@@ -26321,7 +26321,7 @@
           </w:tcPr>
           <w:p>
             <w:r>
-              <w:t>ПК-2.1 Демонстрирует применение методов на практике</w:t>
+              <w:t>ПК-1.1 Демонстрирует применение методов на практике</w:t>
             </w:r>
           </w:p>
         </w:tc>
@@ -26331,7 +26331,7 @@
           </w:tcPr>
           <w:p>
             <w:r>
-              <w:t>Выполняет задания по разделу «Алгоритмы искусственного интеллекта и их применение»</w:t>
+              <w:t>Выполняет задания по разделу «Интеллектуальные системы и их прототипы»</w:t>
             </w:r>
           </w:p>
         </w:tc>

--- a/output_rpd.docx
+++ b/output_rpd.docx
@@ -2181,7 +2181,7 @@
               <w:rPr>
                 <w:bCs/>
               </w:rPr>
-              <w:t>Способен разрабатывать методики для анализа и решения сложных интеллектуальных задач в реальном времени</w:t>
+              <w:t>Способен разрабатывать методики анализа и оценки эффективности интеллектуальных систем в реальных условиях</w:t>
             </w:r>
           </w:p>
         </w:tc>
@@ -2262,7 +2262,7 @@
               <w:rPr>
                 <w:bCs/>
               </w:rPr>
-              <w:t>Способен создавать и обучать искусственные нейронные сети для прогнозирования и предсказания процессов</w:t>
+              <w:t>Способен применять машинное обучение для решения задач управления и принятия решений в сложных системах</w:t>
             </w:r>
           </w:p>
         </w:tc>
@@ -2343,7 +2343,7 @@
               <w:rPr>
                 <w:bCs/>
               </w:rPr>
-              <w:t>Способен разрабатывать интеллектуальные системы управления с использованием машинного обучения и глубоких нейронных сетей</w:t>
+              <w:t>Способен разрабатывать прототипы интеллектуальных систем с использованием различных технологий искусственного интеллекта</w:t>
             </w:r>
           </w:p>
         </w:tc>
@@ -2424,7 +2424,7 @@
               <w:rPr>
                 <w:bCs/>
               </w:rPr>
-              <w:t>Способен разрабатывать прототипы систем искусственного интеллекта для решения специфических производственных задач</w:t>
+              <w:t>Способен создавать и анализировать технические описания для интеллектуальных систем, включая описание их функциональности и взаимодействия с окружающей средой</w:t>
             </w:r>
           </w:p>
         </w:tc>
@@ -2505,7 +2505,7 @@
               <w:rPr>
                 <w:bCs/>
               </w:rPr>
-              <w:t>Способен разрабатывать и внедрять системы обучения без поддержки человека, основанные на методах обратного распространения</w:t>
+              <w:t>Способен разрабатывать и проводить обучение пользователей по работе с интеллектуальными системами</w:t>
             </w:r>
           </w:p>
         </w:tc>
@@ -2712,7 +2712,7 @@
               <w:rPr>
                 <w:bCs/>
               </w:rPr>
-              <w:t>УК-1.1 Способен разрабатывать методики для анализа и решения сложных интеллектуальных задач в реальном врем</w:t>
+              <w:t>УК-1.1 Способен разрабатывать методики анализа и оценки эффективности интеллектуальных систем в реальных ус</w:t>
             </w:r>
           </w:p>
         </w:tc>
@@ -2749,7 +2749,7 @@
               <w:rPr>
                 <w:bCs/>
               </w:rPr>
-              <w:t>Знать: знать основные методы машинного обучения и искусственного интеллекта</w:t>
+              <w:t>Знать: Основные методы и алгоритмы интеллектуальных систем (УК-1: Способен разрабатывать методики анализа и оценки эффективности интелле)</w:t>
             </w:r>
           </w:p>
         </w:tc>
@@ -2810,7 +2810,7 @@
               <w:rPr>
                 <w:bCs/>
               </w:rPr>
-              <w:t>УК-1.1 Способен разрабатывать методики для анализа и решения сложных интеллектуальных задач в реальном врем</w:t>
+              <w:t>УК-1.1 Способен разрабатывать методики анализа и оценки эффективности интеллектуальных систем в реальных ус</w:t>
             </w:r>
           </w:p>
         </w:tc>
@@ -2847,7 +2847,7 @@
               <w:rPr>
                 <w:bCs/>
               </w:rPr>
-              <w:t>Уметь: разрабатывать модели машинного обучения на языках Python и R</w:t>
+              <w:t>Уметь: Применять методы машинного обучения для решения задач (УК-1: Способен разрабатывать методики анализа и оценки эффективности интелле)</w:t>
             </w:r>
           </w:p>
         </w:tc>
@@ -2908,7 +2908,7 @@
               <w:rPr>
                 <w:bCs/>
               </w:rPr>
-              <w:t>УК-1.1 Способен разрабатывать методики для анализа и решения сложных интеллектуальных задач в реальном врем</w:t>
+              <w:t>УК-1.1 Способен разрабатывать методики анализа и оценки эффективности интеллектуальных систем в реальных ус</w:t>
             </w:r>
           </w:p>
         </w:tc>
@@ -2945,7 +2945,7 @@
               <w:rPr>
                 <w:bCs/>
               </w:rPr>
-              <w:t>Владеть: навыки работы с библиотеками TensorFlow и PyTorch</w:t>
+              <w:t>Владеть: Навыками разработки и оценки интеллектуальных систем (УК-1: Способен разрабатывать методики анализа и оценки эффективности интелле)</w:t>
             </w:r>
           </w:p>
         </w:tc>
@@ -3006,7 +3006,7 @@
               <w:rPr>
                 <w:bCs/>
               </w:rPr>
-              <w:t>ОПК-1.1 Способен создавать и обучать искусственные нейронные сети для прогнозирования и предсказания процесс</w:t>
+              <w:t>ОПК-1.1 Способен применять машинное обучение для решения задач управления и принятия решений в сложных систе</w:t>
             </w:r>
           </w:p>
         </w:tc>
@@ -3043,7 +3043,7 @@
               <w:rPr>
                 <w:bCs/>
               </w:rPr>
-              <w:t>Знать: знать основные структуры данных для хранения и обработки информации</w:t>
+              <w:t>Знать: Основные методы и алгоритмы интеллектуальных систем (ОПК-1: Способен применять машинное обучение для решения задач управления и пр)</w:t>
             </w:r>
           </w:p>
         </w:tc>
@@ -3104,7 +3104,7 @@
               <w:rPr>
                 <w:bCs/>
               </w:rPr>
-              <w:t>ОПК-1.1 Способен создавать и обучать искусственные нейронные сети для прогнозирования и предсказания процесс</w:t>
+              <w:t>ОПК-1.1 Способен применять машинное обучение для решения задач управления и принятия решений в сложных систе</w:t>
             </w:r>
           </w:p>
         </w:tc>
@@ -3141,7 +3141,7 @@
               <w:rPr>
                 <w:bCs/>
               </w:rPr>
-              <w:t>Уметь: разрабатывать классификаторы на основе деревьев решений и нейронных сетей</w:t>
+              <w:t>Уметь: Применять методы машинного обучения для решения задач (ОПК-1: Способен применять машинное обучение для решения задач управления и пр)</w:t>
             </w:r>
           </w:p>
         </w:tc>
@@ -3202,7 +3202,7 @@
               <w:rPr>
                 <w:bCs/>
               </w:rPr>
-              <w:t>ОПК-1.1 Способен создавать и обучать искусственные нейронные сети для прогнозирования и предсказания процесс</w:t>
+              <w:t>ОПК-1.1 Способен применять машинное обучение для решения задач управления и принятия решений в сложных систе</w:t>
             </w:r>
           </w:p>
         </w:tc>
@@ -3239,7 +3239,7 @@
               <w:rPr>
                 <w:bCs/>
               </w:rPr>
-              <w:t>Владеть: методы приобретения знаний от эксперта и их формализации</w:t>
+              <w:t>Владеть: Навыками разработки и оценки интеллектуальных систем (ОПК-1: Способен применять машинное обучение для решения задач управления и пр)</w:t>
             </w:r>
           </w:p>
         </w:tc>
@@ -3300,7 +3300,7 @@
               <w:rPr>
                 <w:bCs/>
               </w:rPr>
-              <w:t>ПК-2.1 Способен разрабатывать интеллектуальные системы управления с использованием машинного обучения и глу</w:t>
+              <w:t>ПК-2.1 Способен разрабатывать прототипы интеллектуальных систем с использованием различных технологий искус</w:t>
             </w:r>
           </w:p>
         </w:tc>
@@ -3337,7 +3337,7 @@
               <w:rPr>
                 <w:bCs/>
               </w:rPr>
-              <w:t>Знать: знать основные нормативно-правовые акты в области информационных технологий</w:t>
+              <w:t>Знать: Основные методы и алгоритмы интеллектуальных систем (ПК-2: Способен разрабатывать прототипы интеллектуальных систем с использован)</w:t>
             </w:r>
           </w:p>
         </w:tc>
@@ -3398,7 +3398,7 @@
               <w:rPr>
                 <w:bCs/>
               </w:rPr>
-              <w:t>ПК-2.1 Способен разрабатывать интеллектуальные системы управления с использованием машинного обучения и глу</w:t>
+              <w:t>ПК-2.1 Способен разрабатывать прототипы интеллектуальных систем с использованием различных технологий искус</w:t>
             </w:r>
           </w:p>
         </w:tc>
@@ -3435,7 +3435,7 @@
               <w:rPr>
                 <w:bCs/>
               </w:rPr>
-              <w:t>Уметь: разрабатывать протоколы взаимодействия между ИС и внешними системами</w:t>
+              <w:t>Уметь: Применять методы машинного обучения для решения задач (ПК-2: Способен разрабатывать прототипы интеллектуальных систем с использован)</w:t>
             </w:r>
           </w:p>
         </w:tc>
@@ -3496,7 +3496,7 @@
               <w:rPr>
                 <w:bCs/>
               </w:rPr>
-              <w:t>ПК-2.1 Способен разрабатывать интеллектуальные системы управления с использованием машинного обучения и глу</w:t>
+              <w:t>ПК-2.1 Способен разрабатывать прототипы интеллектуальных систем с использованием различных технологий искус</w:t>
             </w:r>
           </w:p>
         </w:tc>
@@ -3533,7 +3533,7 @@
               <w:rPr>
                 <w:bCs/>
               </w:rPr>
-              <w:t>Владеть: методы управления информационными процессами</w:t>
+              <w:t>Владеть: Навыками разработки и оценки интеллектуальных систем (ПК-2: Способен разрабатывать прототипы интеллектуальных систем с использован)</w:t>
             </w:r>
           </w:p>
         </w:tc>
@@ -3594,7 +3594,7 @@
               <w:rPr>
                 <w:bCs/>
               </w:rPr>
-              <w:t>ОПК-2.1 Способен разрабатывать прототипы систем искусственного интеллекта для решения специфических производ</w:t>
+              <w:t>ОПК-2.1 Способен создавать и анализировать технические описания для интеллектуальных систем, включая описани</w:t>
             </w:r>
           </w:p>
         </w:tc>
@@ -3631,7 +3631,7 @@
               <w:rPr>
                 <w:bCs/>
               </w:rPr>
-              <w:t>Знать: знать основные алгоритмы для обработки естественного языка</w:t>
+              <w:t>Знать: Основные методы и алгоритмы интеллектуальных систем (ОПК-2: Способен создавать и анализировать технические описания для интеллекту)</w:t>
             </w:r>
           </w:p>
         </w:tc>
@@ -3692,7 +3692,7 @@
               <w:rPr>
                 <w:bCs/>
               </w:rPr>
-              <w:t>ОПК-2.1 Способен разрабатывать прототипы систем искусственного интеллекта для решения специфических производ</w:t>
+              <w:t>ОПК-2.1 Способен создавать и анализировать технические описания для интеллектуальных систем, включая описани</w:t>
             </w:r>
           </w:p>
         </w:tc>
@@ -3729,7 +3729,7 @@
               <w:rPr>
                 <w:bCs/>
               </w:rPr>
-              <w:t>Уметь: разрабатывать системы распознавания речи и синтеза голоса</w:t>
+              <w:t>Уметь: Применять методы машинного обучения для решения задач (ОПК-2: Способен создавать и анализировать технические описания для интеллекту)</w:t>
             </w:r>
           </w:p>
         </w:tc>
@@ -3790,7 +3790,7 @@
               <w:rPr>
                 <w:bCs/>
               </w:rPr>
-              <w:t>ОПК-2.1 Способен разрабатывать прототипы систем искусственного интеллекта для решения специфических производ</w:t>
+              <w:t>ОПК-2.1 Способен создавать и анализировать технические описания для интеллектуальных систем, включая описани</w:t>
             </w:r>
           </w:p>
         </w:tc>
@@ -3827,7 +3827,7 @@
               <w:rPr>
                 <w:bCs/>
               </w:rPr>
-              <w:t>Владеть: методы анализа текстов и генерации контента</w:t>
+              <w:t>Владеть: Навыками разработки и оценки интеллектуальных систем (ОПК-2: Способен создавать и анализировать технические описания для интеллекту)</w:t>
             </w:r>
           </w:p>
         </w:tc>
@@ -3888,7 +3888,7 @@
               <w:rPr>
                 <w:bCs/>
               </w:rPr>
-              <w:t>ПК-1.1 Способен разрабатывать и внедрять системы обучения без поддержки человека, основанные на методах обр</w:t>
+              <w:t>ПК-1.1 Способен разрабатывать и проводить обучение пользователей по работе с интеллектуальными системами</w:t>
             </w:r>
           </w:p>
         </w:tc>
@@ -3925,7 +3925,7 @@
               <w:rPr>
                 <w:bCs/>
               </w:rPr>
-              <w:t>Знать: знать основные принципы безопасности в информационных системах</w:t>
+              <w:t>Знать: Основные методы и алгоритмы интеллектуальных систем (ПК-1: Способен разрабатывать и проводить обучение пользователей по работе с)</w:t>
             </w:r>
           </w:p>
         </w:tc>
@@ -3986,7 +3986,7 @@
               <w:rPr>
                 <w:bCs/>
               </w:rPr>
-              <w:t>ПК-1.1 Способен разрабатывать и внедрять системы обучения без поддержки человека, основанные на методах обр</w:t>
+              <w:t>ПК-1.1 Способен разрабатывать и проводить обучение пользователей по работе с интеллектуальными системами</w:t>
             </w:r>
           </w:p>
         </w:tc>
@@ -4023,7 +4023,7 @@
               <w:rPr>
                 <w:bCs/>
               </w:rPr>
-              <w:t>Уметь: разрабатывать системы защиты информации от несанкционированного доступа</w:t>
+              <w:t>Уметь: Применять методы машинного обучения для решения задач (ПК-1: Способен разрабатывать и проводить обучение пользователей по работе с)</w:t>
             </w:r>
           </w:p>
         </w:tc>
@@ -4084,7 +4084,7 @@
               <w:rPr>
                 <w:bCs/>
               </w:rPr>
-              <w:t>ПК-1.1 Способен разрабатывать и внедрять системы обучения без поддержки человека, основанные на методах обр</w:t>
+              <w:t>ПК-1.1 Способен разрабатывать и проводить обучение пользователей по работе с интеллектуальными системами</w:t>
             </w:r>
           </w:p>
         </w:tc>
@@ -4121,7 +4121,7 @@
               <w:rPr>
                 <w:bCs/>
               </w:rPr>
-              <w:t>Владеть: методы интеграции систем безопасности и автоматизации</w:t>
+              <w:t>Владеть: Навыками разработки и оценки интеллектуальных систем (ПК-1: Способен разрабатывать и проводить обучение пользователей по работе с)</w:t>
             </w:r>
           </w:p>
         </w:tc>
@@ -11522,7 +11522,7 @@
                 <w:sz w:val="20"/>
                 <w:szCs w:val="20"/>
               </w:rPr>
-              <w:t>Основы искусственных нейронных сетей и обучение без подкрепления</w:t>
+              <w:t>Основы интеллектуальных систем</w:t>
             </w:r>
           </w:p>
         </w:tc>
@@ -11751,7 +11751,7 @@
                 <w:sz w:val="20"/>
                 <w:szCs w:val="20"/>
               </w:rPr>
-              <w:t>Искусственные нейронные сети и их применение в управлении</w:t>
+              <w:t>Интеграция и управление интеллектуальными системами</w:t>
             </w:r>
           </w:p>
         </w:tc>
@@ -11980,7 +11980,7 @@
                 <w:sz w:val="20"/>
                 <w:szCs w:val="20"/>
               </w:rPr>
-              <w:t>Интеллектуальные системы и их прототипы</w:t>
+              <w:t>Обучение пользователей интеллектуальных систем</w:t>
             </w:r>
           </w:p>
         </w:tc>
@@ -12800,7 +12800,7 @@
                 <w:sz w:val="20"/>
                 <w:szCs w:val="20"/>
               </w:rPr>
-              <w:t>Раздел 1. Основы искусственных нейронных сетей и обучение без подкрепления</w:t>
+              <w:t>Раздел 1. Основы интеллектуальных систем</w:t>
             </w:r>
           </w:p>
         </w:tc>
@@ -12832,7 +12832,7 @@
                 <w:sz w:val="20"/>
                 <w:szCs w:val="20"/>
               </w:rPr>
-              <w:t>Лекция 1. Методы обучения без подкрепления</w:t>
+              <w:t>Лекция 1. Методы анализа и оценки эффективности</w:t>
             </w:r>
           </w:p>
           <w:p>
@@ -13001,7 +13001,7 @@
                 <w:sz w:val="20"/>
                 <w:szCs w:val="20"/>
               </w:rPr>
-              <w:t>Раздел 1. Основы искусственных нейронных сетей и обучение без подкрепления</w:t>
+              <w:t>Раздел 1. Основы интеллектуальных систем</w:t>
             </w:r>
           </w:p>
         </w:tc>
@@ -13033,7 +13033,7 @@
                 <w:sz w:val="20"/>
                 <w:szCs w:val="20"/>
               </w:rPr>
-              <w:t>Лекция 2. Алгоритмы и модели обучения без подкрепления</w:t>
+              <w:t>Лекция 2. Применение машинного обучения для решений задач управления</w:t>
             </w:r>
           </w:p>
           <w:p>
@@ -13202,7 +13202,7 @@
                 <w:sz w:val="20"/>
                 <w:szCs w:val="20"/>
               </w:rPr>
-              <w:t>Раздел 2. Искусственные нейронные сети и их применение в управлении</w:t>
+              <w:t>Раздел 2. Интеграция и управление интеллектуальными системами</w:t>
             </w:r>
           </w:p>
         </w:tc>
@@ -13234,7 +13234,7 @@
                 <w:sz w:val="20"/>
                 <w:szCs w:val="20"/>
               </w:rPr>
-              <w:t>Лекция 3. Создание и обучение искусственных нейронных сетей</w:t>
+              <w:t>Лекция 3. Создание прототипов интеллектуальных систем с искусственным интеллектом</w:t>
             </w:r>
           </w:p>
           <w:p>
@@ -13403,7 +13403,7 @@
                 <w:sz w:val="20"/>
                 <w:szCs w:val="20"/>
               </w:rPr>
-              <w:t>Раздел 2. Искусственные нейронные сети и их применение в управлении</w:t>
+              <w:t>Раздел 2. Интеграция и управление интеллектуальными системами</w:t>
             </w:r>
           </w:p>
         </w:tc>
@@ -13435,7 +13435,7 @@
                 <w:sz w:val="20"/>
                 <w:szCs w:val="20"/>
               </w:rPr>
-              <w:t>Лекция 4. Применение искусственных нейронных сетей в системах управления</w:t>
+              <w:t>Лекция 4. Анализ и создание технических описаний для систем</w:t>
             </w:r>
           </w:p>
           <w:p>
@@ -13604,7 +13604,7 @@
                 <w:sz w:val="20"/>
                 <w:szCs w:val="20"/>
               </w:rPr>
-              <w:t>Раздел 3. Интеллектуальные системы и их прототипы</w:t>
+              <w:t>Раздел 3. Обучение пользователей интеллектуальных систем</w:t>
             </w:r>
           </w:p>
         </w:tc>
@@ -13636,7 +13636,7 @@
                 <w:sz w:val="20"/>
                 <w:szCs w:val="20"/>
               </w:rPr>
-              <w:t>Лекция 5. Проектирование и разработка интеллектуальных систем</w:t>
+              <w:t>Лекция 5. Разработка методик обучения пользователей по интеллектуальным системам</w:t>
             </w:r>
           </w:p>
           <w:p>
@@ -13805,7 +13805,7 @@
                 <w:sz w:val="20"/>
                 <w:szCs w:val="20"/>
               </w:rPr>
-              <w:t>Раздел 3. Интеллектуальные системы и их прототипы</w:t>
+              <w:t>Раздел 3. Обучение пользователей интеллектуальных систем</w:t>
             </w:r>
           </w:p>
         </w:tc>
@@ -13837,7 +13837,7 @@
                 <w:sz w:val="20"/>
                 <w:szCs w:val="20"/>
               </w:rPr>
-              <w:t>Лекция 6. Практические примеры прототипов интеллектуальных систем</w:t>
+              <w:t>Лекция 6. Проведение обучений пользователей с использованием искусственного интеллекта</w:t>
             </w:r>
           </w:p>
           <w:p>
@@ -14293,7 +14293,7 @@
                 <w:sz w:val="20"/>
                 <w:szCs w:val="20"/>
               </w:rPr>
-              <w:t>Раздел 1. Основы искусственных нейронных сетей и обучение без подкрепления</w:t>
+              <w:t>Раздел 1. Основы интеллектуальных систем</w:t>
             </w:r>
           </w:p>
         </w:tc>
@@ -14493,7 +14493,7 @@
                 <w:sz w:val="20"/>
                 <w:szCs w:val="20"/>
               </w:rPr>
-              <w:t>Раздел 2. Искусственные нейронные сети и их применение в управлении</w:t>
+              <w:t>Раздел 2. Интеграция и управление интеллектуальными системами</w:t>
             </w:r>
           </w:p>
         </w:tc>
@@ -14554,7 +14554,7 @@
                 <w:sz w:val="20"/>
                 <w:szCs w:val="20"/>
               </w:rPr>
-              <w:t>Обучение модели регрессии на временных рядах для прогнозирования погоды</w:t>
+              <w:t>Обучение модели регрессии на временных рядах</w:t>
             </w:r>
           </w:p>
           <w:p>
@@ -14693,7 +14693,7 @@
                 <w:sz w:val="20"/>
                 <w:szCs w:val="20"/>
               </w:rPr>
-              <w:t>Раздел 3. Интеллектуальные системы и их прототипы</w:t>
+              <w:t>Раздел 3. Обучение пользователей интеллектуальных систем</w:t>
             </w:r>
           </w:p>
         </w:tc>
@@ -14754,7 +14754,7 @@
                 <w:sz w:val="20"/>
                 <w:szCs w:val="20"/>
               </w:rPr>
-              <w:t>Разработка кластерного анализа с использованием алгоритма K-means для группировки пользователей по их интересам</w:t>
+              <w:t>Разработка кластерного анализа с использованием DBSCAN</w:t>
             </w:r>
           </w:p>
           <w:p>
@@ -14893,7 +14893,7 @@
                 <w:sz w:val="20"/>
                 <w:szCs w:val="20"/>
               </w:rPr>
-              <w:t>Раздел 1. Основы искусственных нейронных сетей и обучение без подкрепления</w:t>
+              <w:t>Раздел 1. Основы интеллектуальных систем</w:t>
             </w:r>
           </w:p>
         </w:tc>
@@ -14954,7 +14954,7 @@
                 <w:sz w:val="20"/>
                 <w:szCs w:val="20"/>
               </w:rPr>
-              <w:t>Создание нейронной сети на основе LSTM для анализа текстовых данных в задаче автоматического перевода</w:t>
+              <w:t>Реализация нейронной сети для задачи оптимизации</w:t>
             </w:r>
           </w:p>
           <w:p>
@@ -15093,7 +15093,7 @@
                 <w:sz w:val="20"/>
                 <w:szCs w:val="20"/>
               </w:rPr>
-              <w:t>Раздел 2. Искусственные нейронные сети и их применение в управлении</w:t>
+              <w:t>Раздел 2. Интеграция и управление интеллектуальными системами</w:t>
             </w:r>
           </w:p>
         </w:tc>
@@ -15154,7 +15154,7 @@
                 <w:sz w:val="20"/>
                 <w:szCs w:val="20"/>
               </w:rPr>
-              <w:t>Разработка прототипа системы управления процессами в производственной логистике с использованием методов искусственного интеллекта</w:t>
+              <w:t>Анализ текстовых данных с применением NLP</w:t>
             </w:r>
           </w:p>
           <w:p>
@@ -15293,7 +15293,7 @@
                 <w:sz w:val="20"/>
                 <w:szCs w:val="20"/>
               </w:rPr>
-              <w:t>Раздел 3. Интеллектуальные системы и их прототипы</w:t>
+              <w:t>Раздел 3. Обучение пользователей интеллектуальных систем</w:t>
             </w:r>
           </w:p>
         </w:tc>
@@ -15354,7 +15354,7 @@
                 <w:sz w:val="20"/>
                 <w:szCs w:val="20"/>
               </w:rPr>
-              <w:t>Оптимизация параметров нейронной сети для повышения точности классификации на основе динамического обучения без подкрепления</w:t>
+              <w:t>Разработка прототипа интеллектуальной системы управления</w:t>
             </w:r>
           </w:p>
           <w:p>
@@ -15992,7 +15992,7 @@
                 <w:sz w:val="20"/>
                 <w:szCs w:val="20"/>
               </w:rPr>
-              <w:t>Раздел 1. Основы искусственных нейронных сетей и обучение без подкрепления</w:t>
+              <w:t>Раздел 1. Основы интеллектуальных систем</w:t>
             </w:r>
           </w:p>
         </w:tc>
@@ -16192,7 +16192,7 @@
                 <w:sz w:val="20"/>
                 <w:szCs w:val="20"/>
               </w:rPr>
-              <w:t>Раздел 2. Искусственные нейронные сети и их применение в управлении</w:t>
+              <w:t>Раздел 2. Интеграция и управление интеллектуальными системами</w:t>
             </w:r>
           </w:p>
         </w:tc>
@@ -16253,7 +16253,7 @@
                 <w:sz w:val="20"/>
                 <w:szCs w:val="20"/>
               </w:rPr>
-              <w:t>Анализ временных рядов с применением ARIMA-алгоритма</w:t>
+              <w:t>Анализ временных рядов с применением ARIMA-модели</w:t>
             </w:r>
           </w:p>
           <w:p>
@@ -16392,7 +16392,7 @@
                 <w:sz w:val="20"/>
                 <w:szCs w:val="20"/>
               </w:rPr>
-              <w:t>Раздел 3. Интеллектуальные системы и их прототипы</w:t>
+              <w:t>Раздел 3. Обучение пользователей интеллектуальных систем</w:t>
             </w:r>
           </w:p>
         </w:tc>
@@ -16453,7 +16453,7 @@
                 <w:sz w:val="20"/>
                 <w:szCs w:val="20"/>
               </w:rPr>
-              <w:t>Разработка и обучение нейронной сети на примере XOR задачи</w:t>
+              <w:t>Разработка и обучение модели логистической регрессии на реальных данных</w:t>
             </w:r>
           </w:p>
           <w:p>
@@ -16592,7 +16592,7 @@
                 <w:sz w:val="20"/>
                 <w:szCs w:val="20"/>
               </w:rPr>
-              <w:t>Раздел 1. Основы искусственных нейронных сетей и обучение без подкрепления</w:t>
+              <w:t>Раздел 1. Основы интеллектуальных систем</w:t>
             </w:r>
           </w:p>
         </w:tc>
@@ -16653,7 +16653,7 @@
                 <w:sz w:val="20"/>
                 <w:szCs w:val="20"/>
               </w:rPr>
-              <w:t>Эксперимент с моделью прогнозирования продаж с использованием LSTM</w:t>
+              <w:t>Построение и анализ градиентного бустинга для классификации</w:t>
             </w:r>
           </w:p>
           <w:p>
@@ -16792,7 +16792,7 @@
                 <w:sz w:val="20"/>
                 <w:szCs w:val="20"/>
               </w:rPr>
-              <w:t>Раздел 2. Искусственные нейронные сети и их применение в управлении</w:t>
+              <w:t>Раздел 2. Интеграция и управление интеллектуальными системами</w:t>
             </w:r>
           </w:p>
         </w:tc>
@@ -16853,7 +16853,7 @@
                 <w:sz w:val="20"/>
                 <w:szCs w:val="20"/>
               </w:rPr>
-              <w:t>Анализ ошибок и оптимизация параметров модели машинного обучения</w:t>
+              <w:t>Анализ корреляций между признаками с использованием методов кластеризации</w:t>
             </w:r>
           </w:p>
           <w:p>
@@ -16992,7 +16992,7 @@
                 <w:sz w:val="20"/>
                 <w:szCs w:val="20"/>
               </w:rPr>
-              <w:t>Раздел 3. Интеллектуальные системы и их прототипы</w:t>
+              <w:t>Раздел 3. Обучение пользователей интеллектуальных систем</w:t>
             </w:r>
           </w:p>
         </w:tc>
@@ -17053,7 +17053,7 @@
                 <w:sz w:val="20"/>
                 <w:szCs w:val="20"/>
               </w:rPr>
-              <w:t>Разработка системы управления состояниями в реальном времени</w:t>
+              <w:t>Разработка и эксплуатация модели случайных лесов на больших датах</w:t>
             </w:r>
           </w:p>
           <w:p>
@@ -17653,7 +17653,7 @@
                 <w:sz w:val="20"/>
                 <w:szCs w:val="20"/>
               </w:rPr>
-              <w:t>Раздел 1. Основы искусственных нейронных сетей и обучение без подкрепления</w:t>
+              <w:t>Раздел 1. Основы интеллектуальных систем</w:t>
             </w:r>
           </w:p>
         </w:tc>
@@ -17821,7 +17821,7 @@
                 <w:sz w:val="20"/>
                 <w:szCs w:val="20"/>
               </w:rPr>
-              <w:t>Раздел 1. Основы искусственных нейронных сетей и обучение без подкрепления</w:t>
+              <w:t>Раздел 1. Основы интеллектуальных систем</w:t>
             </w:r>
           </w:p>
         </w:tc>
@@ -17989,7 +17989,7 @@
                 <w:sz w:val="20"/>
                 <w:szCs w:val="20"/>
               </w:rPr>
-              <w:t>Раздел 1. Основы искусственных нейронных сетей и обучение без подкрепления</w:t>
+              <w:t>Раздел 1. Основы интеллектуальных систем</w:t>
             </w:r>
           </w:p>
         </w:tc>
@@ -18157,7 +18157,7 @@
                 <w:sz w:val="20"/>
                 <w:szCs w:val="20"/>
               </w:rPr>
-              <w:t>Раздел 2. Искусственные нейронные сети и их применение в управлении</w:t>
+              <w:t>Раздел 2. Интеграция и управление интеллектуальными системами</w:t>
             </w:r>
           </w:p>
         </w:tc>
@@ -18325,7 +18325,7 @@
                 <w:sz w:val="20"/>
                 <w:szCs w:val="20"/>
               </w:rPr>
-              <w:t>Раздел 2. Искусственные нейронные сети и их применение в управлении</w:t>
+              <w:t>Раздел 2. Интеграция и управление интеллектуальными системами</w:t>
             </w:r>
           </w:p>
         </w:tc>
@@ -18493,7 +18493,7 @@
                 <w:sz w:val="20"/>
                 <w:szCs w:val="20"/>
               </w:rPr>
-              <w:t>Раздел 2. Искусственные нейронные сети и их применение в управлении</w:t>
+              <w:t>Раздел 2. Интеграция и управление интеллектуальными системами</w:t>
             </w:r>
           </w:p>
         </w:tc>
@@ -18661,7 +18661,7 @@
                 <w:sz w:val="20"/>
                 <w:szCs w:val="20"/>
               </w:rPr>
-              <w:t>Раздел 3. Интеллектуальные системы и их прототипы</w:t>
+              <w:t>Раздел 3. Обучение пользователей интеллектуальных систем</w:t>
             </w:r>
           </w:p>
         </w:tc>
@@ -18829,7 +18829,7 @@
                 <w:sz w:val="20"/>
                 <w:szCs w:val="20"/>
               </w:rPr>
-              <w:t>Раздел 3. Интеллектуальные системы и их прототипы</w:t>
+              <w:t>Раздел 3. Обучение пользователей интеллектуальных систем</w:t>
             </w:r>
           </w:p>
         </w:tc>
@@ -18997,7 +18997,7 @@
                 <w:sz w:val="20"/>
                 <w:szCs w:val="20"/>
               </w:rPr>
-              <w:t>Раздел 3. Интеллектуальные системы и их прототипы</w:t>
+              <w:t>Раздел 3. Обучение пользователей интеллектуальных систем</w:t>
             </w:r>
           </w:p>
         </w:tc>
@@ -22078,7 +22078,7 @@
                 <w:sz w:val="20"/>
                 <w:szCs w:val="20"/>
               </w:rPr>
-              <w:t>Кравченко В.А., Жуковский А.В. Интеллектуальные системы : учебник для вузов / В.А. Кравченко, А.В. Жуковский. — М.: Высшая школа, 2015. — 438 с.</w:t>
+              <w:t>Шульц М. Ф., Голубков А. В. Интеллектуальные системы : учебник / Шульц М. Ф., Голубков А. В. — Москва : Издательство «МЭИ», 2015. — 480 с.</w:t>
             </w:r>
           </w:p>
         </w:tc>
@@ -22288,7 +22288,7 @@
                 <w:sz w:val="20"/>
                 <w:szCs w:val="20"/>
               </w:rPr>
-              <w:t>Кравченко В.А., Жуковский А.В. Интеллектуальные системы : учебник для вузов / В.А. Кравченко, А.В. Жуковский. — М.: Высшая школа, 2015. — 438 с.</w:t>
+              <w:t>Кузнецов А. В., Шульц М. Ф. Интеллектуальные системы : учебник / Кузнецов А. В., Шульц М. Ф. — Москва : Издательство «МЭИ», 2018. — 456 с.</w:t>
             </w:r>
           </w:p>
         </w:tc>
@@ -22498,7 +22498,7 @@
                 <w:sz w:val="20"/>
                 <w:szCs w:val="20"/>
               </w:rPr>
-              <w:t>Кравченко В.А., Жуковский А.В. Интеллектуальные системы : учебник для вузов / В.А. Кравченко, А.В. Жуковский. — М.: Высшая школа, 2015. — 438 с.</w:t>
+              <w:t>Марков В. А., Смирнова Н. И. Интеллектуальные системы : учебник / Марков В. А., Смирнова Н. И. — Москва : Издательство «МИФИ», 2021. — 432 с.</w:t>
             </w:r>
           </w:p>
         </w:tc>
@@ -24995,7 +24995,7 @@
           </w:tcPr>
           <w:p>
             <w:r>
-              <w:t>Основы искусственных нейронных сетей и обучение без подкрепления</w:t>
+              <w:t>Основы интеллектуальных систем</w:t>
             </w:r>
           </w:p>
         </w:tc>
@@ -25023,7 +25023,7 @@
               <w:jc w:val="center"/>
             </w:pPr>
             <w:r>
-              <w:t>Способен разрабатывать методики для анализа и решения сложных интеллектуальных задач в реальном времени</w:t>
+              <w:t>Способен разрабатывать методики анализа и оценки эффективности интеллектуальных систем в реальных условиях</w:t>
             </w:r>
           </w:p>
         </w:tc>
@@ -25043,7 +25043,7 @@
           </w:tcPr>
           <w:p>
             <w:r>
-              <w:t>Выполняет задания по разделу «Основы искусственных нейронных сетей и обучение без подкрепления»</w:t>
+              <w:t>Выполняет задания по разделу «Основы интеллектуальных систем»</w:t>
             </w:r>
           </w:p>
         </w:tc>
@@ -25087,7 +25087,7 @@
           </w:tcPr>
           <w:p>
             <w:r>
-              <w:t>Основы искусственных нейронных сетей и обучение без подкрепления</w:t>
+              <w:t>Основы интеллектуальных систем</w:t>
             </w:r>
           </w:p>
         </w:tc>
@@ -25115,7 +25115,7 @@
               <w:jc w:val="center"/>
             </w:pPr>
             <w:r>
-              <w:t>Способен создавать и обучать искусственные нейронные сети для прогнозирования и предсказания процессов</w:t>
+              <w:t>Способен применять машинное обучение для решения задач управления и принятия решений в сложных системах</w:t>
             </w:r>
           </w:p>
         </w:tc>
@@ -25135,7 +25135,7 @@
           </w:tcPr>
           <w:p>
             <w:r>
-              <w:t>Выполняет задания по разделу «Основы искусственных нейронных сетей и обучение без подкрепления»</w:t>
+              <w:t>Выполняет задания по разделу «Основы интеллектуальных систем»</w:t>
             </w:r>
           </w:p>
         </w:tc>
@@ -25179,7 +25179,7 @@
           </w:tcPr>
           <w:p>
             <w:r>
-              <w:t>Основы искусственных нейронных сетей и обучение без подкрепления</w:t>
+              <w:t>Основы интеллектуальных систем</w:t>
             </w:r>
           </w:p>
         </w:tc>
@@ -25207,7 +25207,7 @@
               <w:jc w:val="center"/>
             </w:pPr>
             <w:r>
-              <w:t>Способен разрабатывать интеллектуальные системы управления с использованием машинного обучения и глубоких нейронных сетей</w:t>
+              <w:t>Способен разрабатывать прототипы интеллектуальных систем с использованием различных технологий искусственного интеллекта</w:t>
             </w:r>
           </w:p>
         </w:tc>
@@ -25227,7 +25227,7 @@
           </w:tcPr>
           <w:p>
             <w:r>
-              <w:t>Выполняет задания по разделу «Основы искусственных нейронных сетей и обучение без подкрепления»</w:t>
+              <w:t>Выполняет задания по разделу «Основы интеллектуальных систем»</w:t>
             </w:r>
           </w:p>
         </w:tc>
@@ -25271,7 +25271,7 @@
           </w:tcPr>
           <w:p>
             <w:r>
-              <w:t>Основы искусственных нейронных сетей и обучение без подкрепления</w:t>
+              <w:t>Основы интеллектуальных систем</w:t>
             </w:r>
           </w:p>
         </w:tc>
@@ -25299,7 +25299,7 @@
               <w:jc w:val="center"/>
             </w:pPr>
             <w:r>
-              <w:t>Способен разрабатывать прототипы систем искусственного интеллекта для решения специфических производственных задач</w:t>
+              <w:t>Способен создавать и анализировать технические описания для интеллектуальных систем, включая описание их функциональности и взаимодействия с окружающей средой</w:t>
             </w:r>
           </w:p>
         </w:tc>
@@ -25319,7 +25319,7 @@
           </w:tcPr>
           <w:p>
             <w:r>
-              <w:t>Выполняет задания по разделу «Основы искусственных нейронных сетей и обучение без подкрепления»</w:t>
+              <w:t>Выполняет задания по разделу «Основы интеллектуальных систем»</w:t>
             </w:r>
           </w:p>
         </w:tc>
@@ -25363,7 +25363,7 @@
           </w:tcPr>
           <w:p>
             <w:r>
-              <w:t>Основы искусственных нейронных сетей и обучение без подкрепления</w:t>
+              <w:t>Основы интеллектуальных систем</w:t>
             </w:r>
           </w:p>
         </w:tc>
@@ -25391,7 +25391,7 @@
               <w:jc w:val="center"/>
             </w:pPr>
             <w:r>
-              <w:t>Способен разрабатывать и внедрять системы обучения без поддержки человека, основанные на методах обратного распространения</w:t>
+              <w:t>Способен разрабатывать и проводить обучение пользователей по работе с интеллектуальными системами</w:t>
             </w:r>
           </w:p>
         </w:tc>
@@ -25411,7 +25411,7 @@
           </w:tcPr>
           <w:p>
             <w:r>
-              <w:t>Выполняет задания по разделу «Основы искусственных нейронных сетей и обучение без подкрепления»</w:t>
+              <w:t>Выполняет задания по разделу «Основы интеллектуальных систем»</w:t>
             </w:r>
           </w:p>
         </w:tc>
@@ -25455,7 +25455,7 @@
           </w:tcPr>
           <w:p>
             <w:r>
-              <w:t>Искусственные нейронные сети и их применение в управлении</w:t>
+              <w:t>Интеграция и управление интеллектуальными системами</w:t>
             </w:r>
           </w:p>
         </w:tc>
@@ -25483,7 +25483,7 @@
               <w:jc w:val="center"/>
             </w:pPr>
             <w:r>
-              <w:t>Способен разрабатывать методики для анализа и решения сложных интеллектуальных задач в реальном времени</w:t>
+              <w:t>Способен разрабатывать методики анализа и оценки эффективности интеллектуальных систем в реальных условиях</w:t>
             </w:r>
           </w:p>
         </w:tc>
@@ -25503,7 +25503,7 @@
           </w:tcPr>
           <w:p>
             <w:r>
-              <w:t>Выполняет задания по разделу «Искусственные нейронные сети и их применение в управлении»</w:t>
+              <w:t>Выполняет задания по разделу «Интеграция и управление интеллектуальными системами»</w:t>
             </w:r>
           </w:p>
         </w:tc>
@@ -25547,7 +25547,7 @@
           </w:tcPr>
           <w:p>
             <w:r>
-              <w:t>Искусственные нейронные сети и их применение в управлении</w:t>
+              <w:t>Интеграция и управление интеллектуальными системами</w:t>
             </w:r>
           </w:p>
         </w:tc>
@@ -25575,7 +25575,7 @@
               <w:jc w:val="center"/>
             </w:pPr>
             <w:r>
-              <w:t>Способен создавать и обучать искусственные нейронные сети для прогнозирования и предсказания процессов</w:t>
+              <w:t>Способен применять машинное обучение для решения задач управления и принятия решений в сложных системах</w:t>
             </w:r>
           </w:p>
         </w:tc>
@@ -25595,7 +25595,7 @@
           </w:tcPr>
           <w:p>
             <w:r>
-              <w:t>Выполняет задания по разделу «Искусственные нейронные сети и их применение в управлении»</w:t>
+              <w:t>Выполняет задания по разделу «Интеграция и управление интеллектуальными системами»</w:t>
             </w:r>
           </w:p>
         </w:tc>
@@ -25639,7 +25639,7 @@
           </w:tcPr>
           <w:p>
             <w:r>
-              <w:t>Искусственные нейронные сети и их применение в управлении</w:t>
+              <w:t>Интеграция и управление интеллектуальными системами</w:t>
             </w:r>
           </w:p>
         </w:tc>
@@ -25667,7 +25667,7 @@
               <w:jc w:val="center"/>
             </w:pPr>
             <w:r>
-              <w:t>Способен разрабатывать интеллектуальные системы управления с использованием машинного обучения и глубоких нейронных сетей</w:t>
+              <w:t>Способен разрабатывать прототипы интеллектуальных систем с использованием различных технологий искусственного интеллекта</w:t>
             </w:r>
           </w:p>
         </w:tc>
@@ -25687,7 +25687,7 @@
           </w:tcPr>
           <w:p>
             <w:r>
-              <w:t>Выполняет задания по разделу «Искусственные нейронные сети и их применение в управлении»</w:t>
+              <w:t>Выполняет задания по разделу «Интеграция и управление интеллектуальными системами»</w:t>
             </w:r>
           </w:p>
         </w:tc>
@@ -25731,7 +25731,7 @@
           </w:tcPr>
           <w:p>
             <w:r>
-              <w:t>Искусственные нейронные сети и их применение в управлении</w:t>
+              <w:t>Интеграция и управление интеллектуальными системами</w:t>
             </w:r>
           </w:p>
         </w:tc>
@@ -25759,7 +25759,7 @@
               <w:jc w:val="center"/>
             </w:pPr>
             <w:r>
-              <w:t>Способен разрабатывать прототипы систем искусственного интеллекта для решения специфических производственных задач</w:t>
+              <w:t>Способен создавать и анализировать технические описания для интеллектуальных систем, включая описание их функциональности и взаимодействия с окружающей средой</w:t>
             </w:r>
           </w:p>
         </w:tc>
@@ -25779,7 +25779,7 @@
           </w:tcPr>
           <w:p>
             <w:r>
-              <w:t>Выполняет задания по разделу «Искусственные нейронные сети и их применение в управлении»</w:t>
+              <w:t>Выполняет задания по разделу «Интеграция и управление интеллектуальными системами»</w:t>
             </w:r>
           </w:p>
         </w:tc>
@@ -25823,7 +25823,7 @@
           </w:tcPr>
           <w:p>
             <w:r>
-              <w:t>Искусственные нейронные сети и их применение в управлении</w:t>
+              <w:t>Интеграция и управление интеллектуальными системами</w:t>
             </w:r>
           </w:p>
         </w:tc>
@@ -25851,7 +25851,7 @@
               <w:jc w:val="center"/>
             </w:pPr>
             <w:r>
-              <w:t>Способен разрабатывать и внедрять системы обучения без поддержки человека, основанные на методах обратного распространения</w:t>
+              <w:t>Способен разрабатывать и проводить обучение пользователей по работе с интеллектуальными системами</w:t>
             </w:r>
           </w:p>
         </w:tc>
@@ -25871,7 +25871,7 @@
           </w:tcPr>
           <w:p>
             <w:r>
-              <w:t>Выполняет задания по разделу «Искусственные нейронные сети и их применение в управлении»</w:t>
+              <w:t>Выполняет задания по разделу «Интеграция и управление интеллектуальными системами»</w:t>
             </w:r>
           </w:p>
         </w:tc>
@@ -25915,7 +25915,7 @@
           </w:tcPr>
           <w:p>
             <w:r>
-              <w:t>Интеллектуальные системы и их прототипы</w:t>
+              <w:t>Обучение пользователей интеллектуальных систем</w:t>
             </w:r>
           </w:p>
         </w:tc>
@@ -25943,7 +25943,7 @@
               <w:jc w:val="center"/>
             </w:pPr>
             <w:r>
-              <w:t>Способен разрабатывать методики для анализа и решения сложных интеллектуальных задач в реальном времени</w:t>
+              <w:t>Способен разрабатывать методики анализа и оценки эффективности интеллектуальных систем в реальных условиях</w:t>
             </w:r>
           </w:p>
         </w:tc>
@@ -25963,7 +25963,7 @@
           </w:tcPr>
           <w:p>
             <w:r>
-              <w:t>Выполняет задания по разделу «Интеллектуальные системы и их прототипы»</w:t>
+              <w:t>Выполняет задания по разделу «Обучение пользователей интеллектуальных систем»</w:t>
             </w:r>
           </w:p>
         </w:tc>
@@ -26007,7 +26007,7 @@
           </w:tcPr>
           <w:p>
             <w:r>
-              <w:t>Интеллектуальные системы и их прототипы</w:t>
+              <w:t>Обучение пользователей интеллектуальных систем</w:t>
             </w:r>
           </w:p>
         </w:tc>
@@ -26035,7 +26035,7 @@
               <w:jc w:val="center"/>
             </w:pPr>
             <w:r>
-              <w:t>Способен создавать и обучать искусственные нейронные сети для прогнозирования и предсказания процессов</w:t>
+              <w:t>Способен применять машинное обучение для решения задач управления и принятия решений в сложных системах</w:t>
             </w:r>
           </w:p>
         </w:tc>
@@ -26055,7 +26055,7 @@
           </w:tcPr>
           <w:p>
             <w:r>
-              <w:t>Выполняет задания по разделу «Интеллектуальные системы и их прототипы»</w:t>
+              <w:t>Выполняет задания по разделу «Обучение пользователей интеллектуальных систем»</w:t>
             </w:r>
           </w:p>
         </w:tc>
@@ -26099,7 +26099,7 @@
           </w:tcPr>
           <w:p>
             <w:r>
-              <w:t>Интеллектуальные системы и их прототипы</w:t>
+              <w:t>Обучение пользователей интеллектуальных систем</w:t>
             </w:r>
           </w:p>
         </w:tc>
@@ -26127,7 +26127,7 @@
               <w:jc w:val="center"/>
             </w:pPr>
             <w:r>
-              <w:t>Способен разрабатывать интеллектуальные системы управления с использованием машинного обучения и глубоких нейронных сетей</w:t>
+              <w:t>Способен разрабатывать прототипы интеллектуальных систем с использованием различных технологий искусственного интеллекта</w:t>
             </w:r>
           </w:p>
         </w:tc>
@@ -26147,7 +26147,7 @@
           </w:tcPr>
           <w:p>
             <w:r>
-              <w:t>Выполняет задания по разделу «Интеллектуальные системы и их прототипы»</w:t>
+              <w:t>Выполняет задания по разделу «Обучение пользователей интеллектуальных систем»</w:t>
             </w:r>
           </w:p>
         </w:tc>
@@ -26191,7 +26191,7 @@
           </w:tcPr>
           <w:p>
             <w:r>
-              <w:t>Интеллектуальные системы и их прототипы</w:t>
+              <w:t>Обучение пользователей интеллектуальных систем</w:t>
             </w:r>
           </w:p>
         </w:tc>
@@ -26219,7 +26219,7 @@
               <w:jc w:val="center"/>
             </w:pPr>
             <w:r>
-              <w:t>Способен разрабатывать прототипы систем искусственного интеллекта для решения специфических производственных задач</w:t>
+              <w:t>Способен создавать и анализировать технические описания для интеллектуальных систем, включая описание их функциональности и взаимодействия с окружающей средой</w:t>
             </w:r>
           </w:p>
         </w:tc>
@@ -26239,7 +26239,7 @@
           </w:tcPr>
           <w:p>
             <w:r>
-              <w:t>Выполняет задания по разделу «Интеллектуальные системы и их прототипы»</w:t>
+              <w:t>Выполняет задания по разделу «Обучение пользователей интеллектуальных систем»</w:t>
             </w:r>
           </w:p>
         </w:tc>
@@ -26283,7 +26283,7 @@
           </w:tcPr>
           <w:p>
             <w:r>
-              <w:t>Интеллектуальные системы и их прототипы</w:t>
+              <w:t>Обучение пользователей интеллектуальных систем</w:t>
             </w:r>
           </w:p>
         </w:tc>
@@ -26311,7 +26311,7 @@
               <w:jc w:val="center"/>
             </w:pPr>
             <w:r>
-              <w:t>Способен разрабатывать и внедрять системы обучения без поддержки человека, основанные на методах обратного распространения</w:t>
+              <w:t>Способен разрабатывать и проводить обучение пользователей по работе с интеллектуальными системами</w:t>
             </w:r>
           </w:p>
         </w:tc>
@@ -26331,7 +26331,7 @@
           </w:tcPr>
           <w:p>
             <w:r>
-              <w:t>Выполняет задания по разделу «Интеллектуальные системы и их прототипы»</w:t>
+              <w:t>Выполняет задания по разделу «Обучение пользователей интеллектуальных систем»</w:t>
             </w:r>
           </w:p>
         </w:tc>

--- a/output_rpd.docx
+++ b/output_rpd.docx
@@ -2181,7 +2181,7 @@
               <w:rPr>
                 <w:bCs/>
               </w:rPr>
-              <w:t>Способен разрабатывать методики анализа и оценки эффективности интеллектуальных систем в реальных условиях</w:t>
+              <w:t>Способен разрабатывать и применять методы системного анализа для определения целей и задач интеллектуальных систем</w:t>
             </w:r>
           </w:p>
         </w:tc>
@@ -2262,7 +2262,7 @@
               <w:rPr>
                 <w:bCs/>
               </w:rPr>
-              <w:t>Способен применять машинное обучение для решения задач управления и принятия решений в сложных системах</w:t>
+              <w:t>Способен разрабатывать и реализовывать алгоритмы машинного обучения для решения задач в реальных условиях</w:t>
             </w:r>
           </w:p>
         </w:tc>
@@ -2343,7 +2343,7 @@
               <w:rPr>
                 <w:bCs/>
               </w:rPr>
-              <w:t>Способен разрабатывать прототипы интеллектуальных систем с использованием различных технологий искусственного интеллекта</w:t>
+              <w:t>Способен применять интеллектуальные системы для анализа больших объемов данных и выявления закономерностей</w:t>
             </w:r>
           </w:p>
         </w:tc>
@@ -2424,7 +2424,7 @@
               <w:rPr>
                 <w:bCs/>
               </w:rPr>
-              <w:t>Способен создавать и анализировать технические описания для интеллектуальных систем, включая описание их функциональности и взаимодействия с окружающей средой</w:t>
+              <w:t>Способен разрабатывать и использовать методы искусственного интеллекта в решении задач управления процессами</w:t>
             </w:r>
           </w:p>
         </w:tc>
@@ -2505,7 +2505,7 @@
               <w:rPr>
                 <w:bCs/>
               </w:rPr>
-              <w:t>Способен разрабатывать и проводить обучение пользователей по работе с интеллектуальными системами</w:t>
+              <w:t>Способен обучать, тестировать и оценивать качество моделей машинного обучения для повышения эффективности интеллектуальных систем</w:t>
             </w:r>
           </w:p>
         </w:tc>
@@ -2712,7 +2712,7 @@
               <w:rPr>
                 <w:bCs/>
               </w:rPr>
-              <w:t>УК-1.1 Способен разрабатывать методики анализа и оценки эффективности интеллектуальных систем в реальных ус</w:t>
+              <w:t>УК-1.1 Способен разрабатывать и применять методы системного анализа для определения целей и задач интеллект</w:t>
             </w:r>
           </w:p>
         </w:tc>
@@ -2749,7 +2749,7 @@
               <w:rPr>
                 <w:bCs/>
               </w:rPr>
-              <w:t>Знать: Основные методы и алгоритмы интеллектуальных систем (УК-1: Способен разрабатывать методики анализа и оценки эффективности интелле)</w:t>
+              <w:t>Знать: Основные методы и алгоритмы интеллектуальных систем (УК-1: Способен разрабатывать и применять методы системного анализа для опред)</w:t>
             </w:r>
           </w:p>
         </w:tc>
@@ -2810,7 +2810,7 @@
               <w:rPr>
                 <w:bCs/>
               </w:rPr>
-              <w:t>УК-1.1 Способен разрабатывать методики анализа и оценки эффективности интеллектуальных систем в реальных ус</w:t>
+              <w:t>УК-1.1 Способен разрабатывать и применять методы системного анализа для определения целей и задач интеллект</w:t>
             </w:r>
           </w:p>
         </w:tc>
@@ -2847,7 +2847,7 @@
               <w:rPr>
                 <w:bCs/>
               </w:rPr>
-              <w:t>Уметь: Применять методы машинного обучения для решения задач (УК-1: Способен разрабатывать методики анализа и оценки эффективности интелле)</w:t>
+              <w:t>Уметь: Применять методы машинного обучения для решения задач (УК-1: Способен разрабатывать и применять методы системного анализа для опред)</w:t>
             </w:r>
           </w:p>
         </w:tc>
@@ -2908,7 +2908,7 @@
               <w:rPr>
                 <w:bCs/>
               </w:rPr>
-              <w:t>УК-1.1 Способен разрабатывать методики анализа и оценки эффективности интеллектуальных систем в реальных ус</w:t>
+              <w:t>УК-1.1 Способен разрабатывать и применять методы системного анализа для определения целей и задач интеллект</w:t>
             </w:r>
           </w:p>
         </w:tc>
@@ -2945,7 +2945,7 @@
               <w:rPr>
                 <w:bCs/>
               </w:rPr>
-              <w:t>Владеть: Навыками разработки и оценки интеллектуальных систем (УК-1: Способен разрабатывать методики анализа и оценки эффективности интелле)</w:t>
+              <w:t>Владеть: Навыками разработки и оценки интеллектуальных систем (УК-1: Способен разрабатывать и применять методы системного анализа для опред)</w:t>
             </w:r>
           </w:p>
         </w:tc>
@@ -3006,7 +3006,7 @@
               <w:rPr>
                 <w:bCs/>
               </w:rPr>
-              <w:t>ОПК-1.1 Способен применять машинное обучение для решения задач управления и принятия решений в сложных систе</w:t>
+              <w:t>ОПК-1.1 Способен разрабатывать и реализовывать алгоритмы машинного обучения для решения задач в реальных усл</w:t>
             </w:r>
           </w:p>
         </w:tc>
@@ -3043,7 +3043,7 @@
               <w:rPr>
                 <w:bCs/>
               </w:rPr>
-              <w:t>Знать: Основные методы и алгоритмы интеллектуальных систем (ОПК-1: Способен применять машинное обучение для решения задач управления и пр)</w:t>
+              <w:t>Знать: Основные методы и алгоритмы интеллектуальных систем (ОПК-1: Способен разрабатывать и реализовывать алгоритмы машинного обучения дл)</w:t>
             </w:r>
           </w:p>
         </w:tc>
@@ -3104,7 +3104,7 @@
               <w:rPr>
                 <w:bCs/>
               </w:rPr>
-              <w:t>ОПК-1.1 Способен применять машинное обучение для решения задач управления и принятия решений в сложных систе</w:t>
+              <w:t>ОПК-1.1 Способен разрабатывать и реализовывать алгоритмы машинного обучения для решения задач в реальных усл</w:t>
             </w:r>
           </w:p>
         </w:tc>
@@ -3141,7 +3141,7 @@
               <w:rPr>
                 <w:bCs/>
               </w:rPr>
-              <w:t>Уметь: Применять методы машинного обучения для решения задач (ОПК-1: Способен применять машинное обучение для решения задач управления и пр)</w:t>
+              <w:t>Уметь: Применять методы машинного обучения для решения задач (ОПК-1: Способен разрабатывать и реализовывать алгоритмы машинного обучения дл)</w:t>
             </w:r>
           </w:p>
         </w:tc>
@@ -3202,7 +3202,7 @@
               <w:rPr>
                 <w:bCs/>
               </w:rPr>
-              <w:t>ОПК-1.1 Способен применять машинное обучение для решения задач управления и принятия решений в сложных систе</w:t>
+              <w:t>ОПК-1.1 Способен разрабатывать и реализовывать алгоритмы машинного обучения для решения задач в реальных усл</w:t>
             </w:r>
           </w:p>
         </w:tc>
@@ -3239,7 +3239,7 @@
               <w:rPr>
                 <w:bCs/>
               </w:rPr>
-              <w:t>Владеть: Навыками разработки и оценки интеллектуальных систем (ОПК-1: Способен применять машинное обучение для решения задач управления и пр)</w:t>
+              <w:t>Владеть: Навыками разработки и оценки интеллектуальных систем (ОПК-1: Способен разрабатывать и реализовывать алгоритмы машинного обучения дл)</w:t>
             </w:r>
           </w:p>
         </w:tc>
@@ -3300,7 +3300,7 @@
               <w:rPr>
                 <w:bCs/>
               </w:rPr>
-              <w:t>ПК-2.1 Способен разрабатывать прототипы интеллектуальных систем с использованием различных технологий искус</w:t>
+              <w:t>ПК-2.1 Способен применять интеллектуальные системы для анализа больших объемов данных и выявления закономер</w:t>
             </w:r>
           </w:p>
         </w:tc>
@@ -3337,7 +3337,7 @@
               <w:rPr>
                 <w:bCs/>
               </w:rPr>
-              <w:t>Знать: Основные методы и алгоритмы интеллектуальных систем (ПК-2: Способен разрабатывать прототипы интеллектуальных систем с использован)</w:t>
+              <w:t>Знать: Основные методы и алгоритмы интеллектуальных систем (ПК-2: Способен применять интеллектуальные системы для анализа больших объемо)</w:t>
             </w:r>
           </w:p>
         </w:tc>
@@ -3398,7 +3398,7 @@
               <w:rPr>
                 <w:bCs/>
               </w:rPr>
-              <w:t>ПК-2.1 Способен разрабатывать прототипы интеллектуальных систем с использованием различных технологий искус</w:t>
+              <w:t>ПК-2.1 Способен применять интеллектуальные системы для анализа больших объемов данных и выявления закономер</w:t>
             </w:r>
           </w:p>
         </w:tc>
@@ -3435,7 +3435,7 @@
               <w:rPr>
                 <w:bCs/>
               </w:rPr>
-              <w:t>Уметь: Применять методы машинного обучения для решения задач (ПК-2: Способен разрабатывать прототипы интеллектуальных систем с использован)</w:t>
+              <w:t>Уметь: Применять методы машинного обучения для решения задач (ПК-2: Способен применять интеллектуальные системы для анализа больших объемо)</w:t>
             </w:r>
           </w:p>
         </w:tc>
@@ -3496,7 +3496,7 @@
               <w:rPr>
                 <w:bCs/>
               </w:rPr>
-              <w:t>ПК-2.1 Способен разрабатывать прототипы интеллектуальных систем с использованием различных технологий искус</w:t>
+              <w:t>ПК-2.1 Способен применять интеллектуальные системы для анализа больших объемов данных и выявления закономер</w:t>
             </w:r>
           </w:p>
         </w:tc>
@@ -3533,7 +3533,7 @@
               <w:rPr>
                 <w:bCs/>
               </w:rPr>
-              <w:t>Владеть: Навыками разработки и оценки интеллектуальных систем (ПК-2: Способен разрабатывать прототипы интеллектуальных систем с использован)</w:t>
+              <w:t>Владеть: Навыками разработки и оценки интеллектуальных систем (ПК-2: Способен применять интеллектуальные системы для анализа больших объемо)</w:t>
             </w:r>
           </w:p>
         </w:tc>
@@ -3594,7 +3594,7 @@
               <w:rPr>
                 <w:bCs/>
               </w:rPr>
-              <w:t>ОПК-2.1 Способен создавать и анализировать технические описания для интеллектуальных систем, включая описани</w:t>
+              <w:t>ОПК-2.1 Способен разрабатывать и использовать методы искусственного интеллекта в решении задач управления пр</w:t>
             </w:r>
           </w:p>
         </w:tc>
@@ -3631,7 +3631,7 @@
               <w:rPr>
                 <w:bCs/>
               </w:rPr>
-              <w:t>Знать: Основные методы и алгоритмы интеллектуальных систем (ОПК-2: Способен создавать и анализировать технические описания для интеллекту)</w:t>
+              <w:t>Знать: Основные методы и алгоритмы интеллектуальных систем (ОПК-2: Способен разрабатывать и использовать методы искусственного интеллекта)</w:t>
             </w:r>
           </w:p>
         </w:tc>
@@ -3692,7 +3692,7 @@
               <w:rPr>
                 <w:bCs/>
               </w:rPr>
-              <w:t>ОПК-2.1 Способен создавать и анализировать технические описания для интеллектуальных систем, включая описани</w:t>
+              <w:t>ОПК-2.1 Способен разрабатывать и использовать методы искусственного интеллекта в решении задач управления пр</w:t>
             </w:r>
           </w:p>
         </w:tc>
@@ -3729,7 +3729,7 @@
               <w:rPr>
                 <w:bCs/>
               </w:rPr>
-              <w:t>Уметь: Применять методы машинного обучения для решения задач (ОПК-2: Способен создавать и анализировать технические описания для интеллекту)</w:t>
+              <w:t>Уметь: Применять методы машинного обучения для решения задач (ОПК-2: Способен разрабатывать и использовать методы искусственного интеллекта)</w:t>
             </w:r>
           </w:p>
         </w:tc>
@@ -3790,7 +3790,7 @@
               <w:rPr>
                 <w:bCs/>
               </w:rPr>
-              <w:t>ОПК-2.1 Способен создавать и анализировать технические описания для интеллектуальных систем, включая описани</w:t>
+              <w:t>ОПК-2.1 Способен разрабатывать и использовать методы искусственного интеллекта в решении задач управления пр</w:t>
             </w:r>
           </w:p>
         </w:tc>
@@ -3827,7 +3827,7 @@
               <w:rPr>
                 <w:bCs/>
               </w:rPr>
-              <w:t>Владеть: Навыками разработки и оценки интеллектуальных систем (ОПК-2: Способен создавать и анализировать технические описания для интеллекту)</w:t>
+              <w:t>Владеть: Навыками разработки и оценки интеллектуальных систем (ОПК-2: Способен разрабатывать и использовать методы искусственного интеллекта)</w:t>
             </w:r>
           </w:p>
         </w:tc>
@@ -3888,7 +3888,7 @@
               <w:rPr>
                 <w:bCs/>
               </w:rPr>
-              <w:t>ПК-1.1 Способен разрабатывать и проводить обучение пользователей по работе с интеллектуальными системами</w:t>
+              <w:t>ПК-1.1 Способен обучать, тестировать и оценивать качество моделей машинного обучения для повышения эффектив</w:t>
             </w:r>
           </w:p>
         </w:tc>
@@ -3925,7 +3925,7 @@
               <w:rPr>
                 <w:bCs/>
               </w:rPr>
-              <w:t>Знать: Основные методы и алгоритмы интеллектуальных систем (ПК-1: Способен разрабатывать и проводить обучение пользователей по работе с)</w:t>
+              <w:t>Знать: Основные методы и алгоритмы интеллектуальных систем (ПК-1: Способен обучать, тестировать и оценивать качество моделей машинного о)</w:t>
             </w:r>
           </w:p>
         </w:tc>
@@ -3986,7 +3986,7 @@
               <w:rPr>
                 <w:bCs/>
               </w:rPr>
-              <w:t>ПК-1.1 Способен разрабатывать и проводить обучение пользователей по работе с интеллектуальными системами</w:t>
+              <w:t>ПК-1.1 Способен обучать, тестировать и оценивать качество моделей машинного обучения для повышения эффектив</w:t>
             </w:r>
           </w:p>
         </w:tc>
@@ -4023,7 +4023,7 @@
               <w:rPr>
                 <w:bCs/>
               </w:rPr>
-              <w:t>Уметь: Применять методы машинного обучения для решения задач (ПК-1: Способен разрабатывать и проводить обучение пользователей по работе с)</w:t>
+              <w:t>Уметь: Применять методы машинного обучения для решения задач (ПК-1: Способен обучать, тестировать и оценивать качество моделей машинного о)</w:t>
             </w:r>
           </w:p>
         </w:tc>
@@ -4084,7 +4084,7 @@
               <w:rPr>
                 <w:bCs/>
               </w:rPr>
-              <w:t>ПК-1.1 Способен разрабатывать и проводить обучение пользователей по работе с интеллектуальными системами</w:t>
+              <w:t>ПК-1.1 Способен обучать, тестировать и оценивать качество моделей машинного обучения для повышения эффектив</w:t>
             </w:r>
           </w:p>
         </w:tc>
@@ -4121,7 +4121,7 @@
               <w:rPr>
                 <w:bCs/>
               </w:rPr>
-              <w:t>Владеть: Навыками разработки и оценки интеллектуальных систем (ПК-1: Способен разрабатывать и проводить обучение пользователей по работе с)</w:t>
+              <w:t>Владеть: Навыками разработки и оценки интеллектуальных систем (ПК-1: Способен обучать, тестировать и оценивать качество моделей машинного о)</w:t>
             </w:r>
           </w:p>
         </w:tc>
@@ -11751,7 +11751,7 @@
                 <w:sz w:val="20"/>
                 <w:szCs w:val="20"/>
               </w:rPr>
-              <w:t>Интеграция и управление интеллектуальными системами</w:t>
+              <w:t>Методы машинного обучения</w:t>
             </w:r>
           </w:p>
         </w:tc>
@@ -11980,7 +11980,7 @@
                 <w:sz w:val="20"/>
                 <w:szCs w:val="20"/>
               </w:rPr>
-              <w:t>Обучение пользователей интеллектуальных систем</w:t>
+              <w:t>Применение интеллектуальных систем</w:t>
             </w:r>
           </w:p>
         </w:tc>
@@ -12832,7 +12832,7 @@
                 <w:sz w:val="20"/>
                 <w:szCs w:val="20"/>
               </w:rPr>
-              <w:t>Лекция 1. Методы анализа и оценки эффективности</w:t>
+              <w:t>Лекция 1. Основы интеллектуальных систем</w:t>
             </w:r>
           </w:p>
           <w:p>
@@ -12879,7 +12879,7 @@
                 <w:sz w:val="20"/>
                 <w:szCs w:val="20"/>
               </w:rPr>
-              <w:t>3</w:t>
+              <w:t>6</w:t>
             </w:r>
           </w:p>
         </w:tc>
@@ -13001,7 +13001,7 @@
                 <w:sz w:val="20"/>
                 <w:szCs w:val="20"/>
               </w:rPr>
-              <w:t>Раздел 1. Основы интеллектуальных систем</w:t>
+              <w:t>Раздел 2. Методы машинного обучения</w:t>
             </w:r>
           </w:p>
         </w:tc>
@@ -13033,7 +13033,7 @@
                 <w:sz w:val="20"/>
                 <w:szCs w:val="20"/>
               </w:rPr>
-              <w:t>Лекция 2. Применение машинного обучения для решений задач управления</w:t>
+              <w:t>Лекция 2. Методы машинного обучения</w:t>
             </w:r>
           </w:p>
           <w:p>
@@ -13080,7 +13080,7 @@
                 <w:sz w:val="20"/>
                 <w:szCs w:val="20"/>
               </w:rPr>
-              <w:t>3</w:t>
+              <w:t>6</w:t>
             </w:r>
           </w:p>
         </w:tc>
@@ -13202,7 +13202,7 @@
                 <w:sz w:val="20"/>
                 <w:szCs w:val="20"/>
               </w:rPr>
-              <w:t>Раздел 2. Интеграция и управление интеллектуальными системами</w:t>
+              <w:t>Раздел 3. Применение интеллектуальных систем</w:t>
             </w:r>
           </w:p>
         </w:tc>
@@ -13234,7 +13234,7 @@
                 <w:sz w:val="20"/>
                 <w:szCs w:val="20"/>
               </w:rPr>
-              <w:t>Лекция 3. Создание прототипов интеллектуальных систем с искусственным интеллектом</w:t>
+              <w:t>Лекция 3. Применение интеллектуальных систем</w:t>
             </w:r>
           </w:p>
           <w:p>
@@ -13281,610 +13281,7 @@
                 <w:sz w:val="20"/>
                 <w:szCs w:val="20"/>
               </w:rPr>
-              <w:t>3</w:t>
-            </w:r>
-          </w:p>
-        </w:tc>
-        <w:tc>
-          <w:tcPr>
-            <w:tcW w:w="0" w:type="auto"/>
-            <w:tcBorders>
-              <w:top w:val="single" w:sz="4" w:space="0" w:color="auto"/>
-              <w:left w:val="single" w:sz="4" w:space="0" w:color="auto"/>
-              <w:bottom w:val="single" w:sz="4" w:space="0" w:color="auto"/>
-              <w:right w:val="single" w:sz="4" w:space="0" w:color="auto"/>
-            </w:tcBorders>
-          </w:tcPr>
-          <w:p>
-            <w:pPr>
-              <w:shd w:val="clear" w:color="auto" w:fill="FFFFFF"/>
-              <w:jc w:val="center"/>
-              <w:rPr>
-                <w:bCs/>
-                <w:sz w:val="20"/>
-                <w:szCs w:val="20"/>
-              </w:rPr>
-            </w:pPr>
-            <w:r>
-              <w:rPr>
-                <w:bCs/>
-                <w:sz w:val="20"/>
-                <w:szCs w:val="20"/>
-              </w:rPr>
-            </w:r>
-          </w:p>
-        </w:tc>
-        <w:tc>
-          <w:tcPr>
-            <w:tcW w:w="0" w:type="auto"/>
-            <w:tcBorders>
-              <w:top w:val="single" w:sz="4" w:space="0" w:color="auto"/>
-              <w:left w:val="single" w:sz="4" w:space="0" w:color="auto"/>
-              <w:bottom w:val="single" w:sz="4" w:space="0" w:color="auto"/>
-              <w:right w:val="single" w:sz="4" w:space="0" w:color="auto"/>
-            </w:tcBorders>
-          </w:tcPr>
-          <w:p>
-            <w:pPr>
-              <w:shd w:val="clear" w:color="auto" w:fill="FFFFFF"/>
-              <w:jc w:val="center"/>
-              <w:rPr>
-                <w:bCs/>
-                <w:sz w:val="20"/>
-                <w:szCs w:val="20"/>
-              </w:rPr>
-            </w:pPr>
-            <w:r>
-              <w:rPr>
-                <w:bCs/>
-                <w:sz w:val="20"/>
-                <w:szCs w:val="20"/>
-              </w:rPr>
-            </w:r>
-          </w:p>
-        </w:tc>
-      </w:tr>
-      <w:tr>
-        <w:trPr>
-          <w:trHeight w:val="65"/>
-        </w:trPr>
-        <w:tc>
-          <w:tcPr>
-            <w:tcW w:w="0" w:type="auto"/>
-            <w:tcBorders>
-              <w:top w:val="single" w:sz="4" w:space="0" w:color="auto"/>
-              <w:left w:val="single" w:sz="4" w:space="0" w:color="auto"/>
-              <w:bottom w:val="single" w:sz="4" w:space="0" w:color="auto"/>
-              <w:right w:val="single" w:sz="4" w:space="0" w:color="auto"/>
-            </w:tcBorders>
-          </w:tcPr>
-          <w:p>
-            <w:pPr>
-              <w:shd w:val="clear" w:color="auto" w:fill="FFFFFF"/>
-              <w:jc w:val="center"/>
-              <w:rPr>
-                <w:bCs/>
-                <w:sz w:val="20"/>
-                <w:szCs w:val="20"/>
-              </w:rPr>
-            </w:pPr>
-            <w:r>
-              <w:rPr>
-                <w:bCs/>
-                <w:sz w:val="20"/>
-                <w:szCs w:val="20"/>
-              </w:rPr>
-              <w:t>4</w:t>
-            </w:r>
-          </w:p>
-        </w:tc>
-        <w:tc>
-          <w:tcPr>
-            <w:tcW w:w="0" w:type="auto"/>
-            <w:tcBorders>
-              <w:top w:val="single" w:sz="4" w:space="0" w:color="auto"/>
-              <w:left w:val="single" w:sz="4" w:space="0" w:color="auto"/>
-              <w:bottom w:val="single" w:sz="4" w:space="0" w:color="auto"/>
-              <w:right w:val="single" w:sz="4" w:space="0" w:color="auto"/>
-            </w:tcBorders>
-          </w:tcPr>
-          <w:p>
-            <w:pPr>
-              <w:shd w:val="clear" w:color="auto" w:fill="FFFFFF"/>
-              <w:rPr>
-                <w:bCs/>
-                <w:sz w:val="20"/>
-                <w:szCs w:val="20"/>
-              </w:rPr>
-            </w:pPr>
-            <w:r>
-              <w:rPr>
-                <w:bCs/>
-                <w:sz w:val="20"/>
-                <w:szCs w:val="20"/>
-              </w:rPr>
-              <w:t>Раздел 2. Интеграция и управление интеллектуальными системами</w:t>
-            </w:r>
-          </w:p>
-        </w:tc>
-        <w:tc>
-          <w:tcPr>
-            <w:tcW w:w="0" w:type="auto"/>
-            <w:tcBorders>
-              <w:top w:val="single" w:sz="4" w:space="0" w:color="auto"/>
-              <w:left w:val="single" w:sz="4" w:space="0" w:color="auto"/>
-              <w:bottom w:val="single" w:sz="4" w:space="0" w:color="auto"/>
-              <w:right w:val="single" w:sz="4" w:space="0" w:color="auto"/>
-            </w:tcBorders>
-            <w:vAlign w:val="center"/>
-          </w:tcPr>
-          <w:p>
-            <w:pPr>
-              <w:shd w:val="clear" w:color="auto" w:fill="FFFFFF"/>
-              <w:rPr>
-                <w:b/>
-                <w:bCs/>
-                <w:sz w:val="20"/>
-                <w:szCs w:val="20"/>
-              </w:rPr>
-            </w:pPr>
-            <w:r>
-              <w:rPr>
-                <w:b/>
-                <w:bCs/>
-                <w:sz w:val="20"/>
-                <w:szCs w:val="20"/>
-              </w:rPr>
-              <w:t>Лекция 4. Анализ и создание технических описаний для систем</w:t>
-            </w:r>
-          </w:p>
-          <w:p>
-            <w:pPr>
-              <w:shd w:val="clear" w:color="auto" w:fill="FFFFFF"/>
-              <w:rPr>
-                <w:bCs/>
-                <w:sz w:val="20"/>
-                <w:szCs w:val="20"/>
-              </w:rPr>
-            </w:pPr>
-            <w:r>
-              <w:rPr>
-                <w:bCs/>
-                <w:sz w:val="20"/>
-                <w:szCs w:val="20"/>
-              </w:rPr>
-            </w:r>
-          </w:p>
-        </w:tc>
-        <w:tc>
-          <w:tcPr>
-            <w:tcW w:w="0" w:type="auto"/>
-            <w:tcBorders>
-              <w:top w:val="single" w:sz="4" w:space="0" w:color="auto"/>
-              <w:left w:val="single" w:sz="4" w:space="0" w:color="auto"/>
-              <w:bottom w:val="single" w:sz="4" w:space="0" w:color="auto"/>
-              <w:right w:val="single" w:sz="4" w:space="0" w:color="auto"/>
-            </w:tcBorders>
-          </w:tcPr>
-          <w:p>
-            <w:pPr>
-              <w:shd w:val="clear" w:color="auto" w:fill="FFFFFF"/>
-              <w:jc w:val="center"/>
-              <w:rPr>
-                <w:bCs/>
-                <w:sz w:val="20"/>
-                <w:szCs w:val="20"/>
-              </w:rPr>
-            </w:pPr>
-            <w:r>
-              <w:rPr>
-                <w:bCs/>
-                <w:sz w:val="20"/>
-                <w:szCs w:val="20"/>
-              </w:rPr>
-              <w:t>3</w:t>
-            </w:r>
-          </w:p>
-        </w:tc>
-        <w:tc>
-          <w:tcPr>
-            <w:tcW w:w="0" w:type="auto"/>
-            <w:tcBorders>
-              <w:top w:val="single" w:sz="4" w:space="0" w:color="auto"/>
-              <w:left w:val="single" w:sz="4" w:space="0" w:color="auto"/>
-              <w:bottom w:val="single" w:sz="4" w:space="0" w:color="auto"/>
-              <w:right w:val="single" w:sz="4" w:space="0" w:color="auto"/>
-            </w:tcBorders>
-          </w:tcPr>
-          <w:p>
-            <w:pPr>
-              <w:shd w:val="clear" w:color="auto" w:fill="FFFFFF"/>
-              <w:jc w:val="center"/>
-              <w:rPr>
-                <w:bCs/>
-                <w:sz w:val="20"/>
-                <w:szCs w:val="20"/>
-              </w:rPr>
-            </w:pPr>
-            <w:r>
-              <w:rPr>
-                <w:bCs/>
-                <w:sz w:val="20"/>
-                <w:szCs w:val="20"/>
-              </w:rPr>
-            </w:r>
-          </w:p>
-        </w:tc>
-        <w:tc>
-          <w:tcPr>
-            <w:tcW w:w="0" w:type="auto"/>
-            <w:tcBorders>
-              <w:top w:val="single" w:sz="4" w:space="0" w:color="auto"/>
-              <w:left w:val="single" w:sz="4" w:space="0" w:color="auto"/>
-              <w:bottom w:val="single" w:sz="4" w:space="0" w:color="auto"/>
-              <w:right w:val="single" w:sz="4" w:space="0" w:color="auto"/>
-            </w:tcBorders>
-          </w:tcPr>
-          <w:p>
-            <w:pPr>
-              <w:shd w:val="clear" w:color="auto" w:fill="FFFFFF"/>
-              <w:jc w:val="center"/>
-              <w:rPr>
-                <w:bCs/>
-                <w:sz w:val="20"/>
-                <w:szCs w:val="20"/>
-              </w:rPr>
-            </w:pPr>
-            <w:r>
-              <w:rPr>
-                <w:bCs/>
-                <w:sz w:val="20"/>
-                <w:szCs w:val="20"/>
-              </w:rPr>
-            </w:r>
-          </w:p>
-        </w:tc>
-      </w:tr>
-      <w:tr>
-        <w:trPr>
-          <w:trHeight w:val="65"/>
-        </w:trPr>
-        <w:tc>
-          <w:tcPr>
-            <w:tcW w:w="0" w:type="auto"/>
-            <w:tcBorders>
-              <w:top w:val="single" w:sz="4" w:space="0" w:color="auto"/>
-              <w:left w:val="single" w:sz="4" w:space="0" w:color="auto"/>
-              <w:bottom w:val="single" w:sz="4" w:space="0" w:color="auto"/>
-              <w:right w:val="single" w:sz="4" w:space="0" w:color="auto"/>
-            </w:tcBorders>
-          </w:tcPr>
-          <w:p>
-            <w:pPr>
-              <w:shd w:val="clear" w:color="auto" w:fill="FFFFFF"/>
-              <w:jc w:val="center"/>
-              <w:rPr>
-                <w:bCs/>
-                <w:sz w:val="20"/>
-                <w:szCs w:val="20"/>
-              </w:rPr>
-            </w:pPr>
-            <w:r>
-              <w:rPr>
-                <w:bCs/>
-                <w:sz w:val="20"/>
-                <w:szCs w:val="20"/>
-              </w:rPr>
-              <w:t>5</w:t>
-            </w:r>
-          </w:p>
-        </w:tc>
-        <w:tc>
-          <w:tcPr>
-            <w:tcW w:w="0" w:type="auto"/>
-            <w:tcBorders>
-              <w:top w:val="single" w:sz="4" w:space="0" w:color="auto"/>
-              <w:left w:val="single" w:sz="4" w:space="0" w:color="auto"/>
-              <w:bottom w:val="single" w:sz="4" w:space="0" w:color="auto"/>
-              <w:right w:val="single" w:sz="4" w:space="0" w:color="auto"/>
-            </w:tcBorders>
-          </w:tcPr>
-          <w:p>
-            <w:pPr>
-              <w:shd w:val="clear" w:color="auto" w:fill="FFFFFF"/>
-              <w:rPr>
-                <w:bCs/>
-                <w:sz w:val="20"/>
-                <w:szCs w:val="20"/>
-              </w:rPr>
-            </w:pPr>
-            <w:r>
-              <w:rPr>
-                <w:bCs/>
-                <w:sz w:val="20"/>
-                <w:szCs w:val="20"/>
-              </w:rPr>
-              <w:t>Раздел 3. Обучение пользователей интеллектуальных систем</w:t>
-            </w:r>
-          </w:p>
-        </w:tc>
-        <w:tc>
-          <w:tcPr>
-            <w:tcW w:w="0" w:type="auto"/>
-            <w:tcBorders>
-              <w:top w:val="single" w:sz="4" w:space="0" w:color="auto"/>
-              <w:left w:val="single" w:sz="4" w:space="0" w:color="auto"/>
-              <w:bottom w:val="single" w:sz="4" w:space="0" w:color="auto"/>
-              <w:right w:val="single" w:sz="4" w:space="0" w:color="auto"/>
-            </w:tcBorders>
-            <w:vAlign w:val="center"/>
-          </w:tcPr>
-          <w:p>
-            <w:pPr>
-              <w:shd w:val="clear" w:color="auto" w:fill="FFFFFF"/>
-              <w:rPr>
-                <w:b/>
-                <w:bCs/>
-                <w:sz w:val="20"/>
-                <w:szCs w:val="20"/>
-              </w:rPr>
-            </w:pPr>
-            <w:r>
-              <w:rPr>
-                <w:b/>
-                <w:bCs/>
-                <w:sz w:val="20"/>
-                <w:szCs w:val="20"/>
-              </w:rPr>
-              <w:t>Лекция 5. Разработка методик обучения пользователей по интеллектуальным системам</w:t>
-            </w:r>
-          </w:p>
-          <w:p>
-            <w:pPr>
-              <w:shd w:val="clear" w:color="auto" w:fill="FFFFFF"/>
-              <w:rPr>
-                <w:bCs/>
-                <w:sz w:val="20"/>
-                <w:szCs w:val="20"/>
-              </w:rPr>
-            </w:pPr>
-            <w:r>
-              <w:rPr>
-                <w:bCs/>
-                <w:sz w:val="20"/>
-                <w:szCs w:val="20"/>
-              </w:rPr>
-            </w:r>
-          </w:p>
-        </w:tc>
-        <w:tc>
-          <w:tcPr>
-            <w:tcW w:w="0" w:type="auto"/>
-            <w:tcBorders>
-              <w:top w:val="single" w:sz="4" w:space="0" w:color="auto"/>
-              <w:left w:val="single" w:sz="4" w:space="0" w:color="auto"/>
-              <w:bottom w:val="single" w:sz="4" w:space="0" w:color="auto"/>
-              <w:right w:val="single" w:sz="4" w:space="0" w:color="auto"/>
-            </w:tcBorders>
-          </w:tcPr>
-          <w:p>
-            <w:pPr>
-              <w:shd w:val="clear" w:color="auto" w:fill="FFFFFF"/>
-              <w:jc w:val="center"/>
-              <w:rPr>
-                <w:bCs/>
-                <w:sz w:val="20"/>
-                <w:szCs w:val="20"/>
-              </w:rPr>
-            </w:pPr>
-            <w:r>
-              <w:rPr>
-                <w:bCs/>
-                <w:sz w:val="20"/>
-                <w:szCs w:val="20"/>
-              </w:rPr>
-              <w:t>3</w:t>
-            </w:r>
-          </w:p>
-        </w:tc>
-        <w:tc>
-          <w:tcPr>
-            <w:tcW w:w="0" w:type="auto"/>
-            <w:tcBorders>
-              <w:top w:val="single" w:sz="4" w:space="0" w:color="auto"/>
-              <w:left w:val="single" w:sz="4" w:space="0" w:color="auto"/>
-              <w:bottom w:val="single" w:sz="4" w:space="0" w:color="auto"/>
-              <w:right w:val="single" w:sz="4" w:space="0" w:color="auto"/>
-            </w:tcBorders>
-          </w:tcPr>
-          <w:p>
-            <w:pPr>
-              <w:shd w:val="clear" w:color="auto" w:fill="FFFFFF"/>
-              <w:jc w:val="center"/>
-              <w:rPr>
-                <w:bCs/>
-                <w:sz w:val="20"/>
-                <w:szCs w:val="20"/>
-              </w:rPr>
-            </w:pPr>
-            <w:r>
-              <w:rPr>
-                <w:bCs/>
-                <w:sz w:val="20"/>
-                <w:szCs w:val="20"/>
-              </w:rPr>
-            </w:r>
-          </w:p>
-        </w:tc>
-        <w:tc>
-          <w:tcPr>
-            <w:tcW w:w="0" w:type="auto"/>
-            <w:tcBorders>
-              <w:top w:val="single" w:sz="4" w:space="0" w:color="auto"/>
-              <w:left w:val="single" w:sz="4" w:space="0" w:color="auto"/>
-              <w:bottom w:val="single" w:sz="4" w:space="0" w:color="auto"/>
-              <w:right w:val="single" w:sz="4" w:space="0" w:color="auto"/>
-            </w:tcBorders>
-          </w:tcPr>
-          <w:p>
-            <w:pPr>
-              <w:shd w:val="clear" w:color="auto" w:fill="FFFFFF"/>
-              <w:jc w:val="center"/>
-              <w:rPr>
-                <w:bCs/>
-                <w:sz w:val="20"/>
-                <w:szCs w:val="20"/>
-              </w:rPr>
-            </w:pPr>
-            <w:r>
-              <w:rPr>
-                <w:bCs/>
-                <w:sz w:val="20"/>
-                <w:szCs w:val="20"/>
-              </w:rPr>
-            </w:r>
-          </w:p>
-        </w:tc>
-      </w:tr>
-      <w:tr>
-        <w:trPr>
-          <w:trHeight w:val="65"/>
-        </w:trPr>
-        <w:tc>
-          <w:tcPr>
-            <w:tcW w:w="0" w:type="auto"/>
-            <w:tcBorders>
-              <w:top w:val="single" w:sz="4" w:space="0" w:color="auto"/>
-              <w:left w:val="single" w:sz="4" w:space="0" w:color="auto"/>
-              <w:bottom w:val="single" w:sz="4" w:space="0" w:color="auto"/>
-              <w:right w:val="single" w:sz="4" w:space="0" w:color="auto"/>
-            </w:tcBorders>
-          </w:tcPr>
-          <w:p>
-            <w:pPr>
-              <w:shd w:val="clear" w:color="auto" w:fill="FFFFFF"/>
-              <w:jc w:val="center"/>
-              <w:rPr>
-                <w:bCs/>
-                <w:sz w:val="20"/>
-                <w:szCs w:val="20"/>
-              </w:rPr>
-            </w:pPr>
-            <w:r>
-              <w:rPr>
-                <w:bCs/>
-                <w:sz w:val="20"/>
-                <w:szCs w:val="20"/>
-              </w:rPr>
               <w:t>6</w:t>
-            </w:r>
-          </w:p>
-        </w:tc>
-        <w:tc>
-          <w:tcPr>
-            <w:tcW w:w="0" w:type="auto"/>
-            <w:tcBorders>
-              <w:top w:val="single" w:sz="4" w:space="0" w:color="auto"/>
-              <w:left w:val="single" w:sz="4" w:space="0" w:color="auto"/>
-              <w:bottom w:val="single" w:sz="4" w:space="0" w:color="auto"/>
-              <w:right w:val="single" w:sz="4" w:space="0" w:color="auto"/>
-            </w:tcBorders>
-          </w:tcPr>
-          <w:p>
-            <w:pPr>
-              <w:shd w:val="clear" w:color="auto" w:fill="FFFFFF"/>
-              <w:rPr>
-                <w:bCs/>
-                <w:sz w:val="20"/>
-                <w:szCs w:val="20"/>
-              </w:rPr>
-            </w:pPr>
-            <w:r>
-              <w:rPr>
-                <w:bCs/>
-                <w:sz w:val="20"/>
-                <w:szCs w:val="20"/>
-              </w:rPr>
-              <w:t>Раздел 3. Обучение пользователей интеллектуальных систем</w:t>
-            </w:r>
-          </w:p>
-        </w:tc>
-        <w:tc>
-          <w:tcPr>
-            <w:tcW w:w="0" w:type="auto"/>
-            <w:tcBorders>
-              <w:top w:val="single" w:sz="4" w:space="0" w:color="auto"/>
-              <w:left w:val="single" w:sz="4" w:space="0" w:color="auto"/>
-              <w:bottom w:val="single" w:sz="4" w:space="0" w:color="auto"/>
-              <w:right w:val="single" w:sz="4" w:space="0" w:color="auto"/>
-            </w:tcBorders>
-            <w:vAlign w:val="center"/>
-          </w:tcPr>
-          <w:p>
-            <w:pPr>
-              <w:shd w:val="clear" w:color="auto" w:fill="FFFFFF"/>
-              <w:rPr>
-                <w:b/>
-                <w:bCs/>
-                <w:sz w:val="20"/>
-                <w:szCs w:val="20"/>
-              </w:rPr>
-            </w:pPr>
-            <w:r>
-              <w:rPr>
-                <w:b/>
-                <w:bCs/>
-                <w:sz w:val="20"/>
-                <w:szCs w:val="20"/>
-              </w:rPr>
-              <w:t>Лекция 6. Проведение обучений пользователей с использованием искусственного интеллекта</w:t>
-            </w:r>
-          </w:p>
-          <w:p>
-            <w:pPr>
-              <w:shd w:val="clear" w:color="auto" w:fill="FFFFFF"/>
-              <w:rPr>
-                <w:bCs/>
-                <w:sz w:val="20"/>
-                <w:szCs w:val="20"/>
-              </w:rPr>
-            </w:pPr>
-            <w:r>
-              <w:rPr>
-                <w:bCs/>
-                <w:sz w:val="20"/>
-                <w:szCs w:val="20"/>
-              </w:rPr>
-            </w:r>
-          </w:p>
-        </w:tc>
-        <w:tc>
-          <w:tcPr>
-            <w:tcW w:w="0" w:type="auto"/>
-            <w:tcBorders>
-              <w:top w:val="single" w:sz="4" w:space="0" w:color="auto"/>
-              <w:left w:val="single" w:sz="4" w:space="0" w:color="auto"/>
-              <w:bottom w:val="single" w:sz="4" w:space="0" w:color="auto"/>
-              <w:right w:val="single" w:sz="4" w:space="0" w:color="auto"/>
-            </w:tcBorders>
-          </w:tcPr>
-          <w:p>
-            <w:pPr>
-              <w:shd w:val="clear" w:color="auto" w:fill="FFFFFF"/>
-              <w:jc w:val="center"/>
-              <w:rPr>
-                <w:bCs/>
-                <w:sz w:val="20"/>
-                <w:szCs w:val="20"/>
-              </w:rPr>
-            </w:pPr>
-            <w:r>
-              <w:rPr>
-                <w:bCs/>
-                <w:sz w:val="20"/>
-                <w:szCs w:val="20"/>
-              </w:rPr>
-              <w:t>3</w:t>
             </w:r>
           </w:p>
         </w:tc>
@@ -14354,7 +13751,7 @@
                 <w:sz w:val="20"/>
                 <w:szCs w:val="20"/>
               </w:rPr>
-              <w:t>Реализация алгоритма классификации методом SVM</w:t>
+              <w:t>"Номер раздела": "1-Алгоритмы машинного обучения",</w:t>
             </w:r>
           </w:p>
           <w:p>
@@ -14493,7 +13890,7 @@
                 <w:sz w:val="20"/>
                 <w:szCs w:val="20"/>
               </w:rPr>
-              <w:t>Раздел 2. Интеграция и управление интеллектуальными системами</w:t>
+              <w:t>Раздел 2. Методы машинного обучения</w:t>
             </w:r>
           </w:p>
         </w:tc>
@@ -14554,7 +13951,7 @@
                 <w:sz w:val="20"/>
                 <w:szCs w:val="20"/>
               </w:rPr>
-              <w:t>Обучение модели регрессии на временных рядах</w:t>
+              <w:t>"No ЛР": "1",</w:t>
             </w:r>
           </w:p>
           <w:p>
@@ -14693,7 +14090,7 @@
                 <w:sz w:val="20"/>
                 <w:szCs w:val="20"/>
               </w:rPr>
-              <w:t>Раздел 3. Обучение пользователей интеллектуальных систем</w:t>
+              <w:t>Раздел 3. Применение интеллектуальных систем</w:t>
             </w:r>
           </w:p>
         </w:tc>
@@ -14754,7 +14151,7 @@
                 <w:sz w:val="20"/>
                 <w:szCs w:val="20"/>
               </w:rPr>
-              <w:t>Разработка кластерного анализа с использованием DBSCAN</w:t>
+              <w:t>"Название лабораторной работы": "Реализация алгоритма классификации методом SVM",</w:t>
             </w:r>
           </w:p>
           <w:p>
@@ -14954,7 +14351,7 @@
                 <w:sz w:val="20"/>
                 <w:szCs w:val="20"/>
               </w:rPr>
-              <w:t>Реализация нейронной сети для задачи оптимизации</w:t>
+              <w:t>"Трудоемкость, часы": 2</w:t>
             </w:r>
           </w:p>
           <w:p>
@@ -15093,7 +14490,7 @@
                 <w:sz w:val="20"/>
                 <w:szCs w:val="20"/>
               </w:rPr>
-              <w:t>Раздел 2. Интеграция и управление интеллектуальными системами</w:t>
+              <w:t>Раздел 2. Методы машинного обучения</w:t>
             </w:r>
           </w:p>
         </w:tc>
@@ -15154,7 +14551,7 @@
                 <w:sz w:val="20"/>
                 <w:szCs w:val="20"/>
               </w:rPr>
-              <w:t>Анализ текстовых данных с применением NLP</w:t>
+              <w:t>Лабораторная работа 5</w:t>
             </w:r>
           </w:p>
           <w:p>
@@ -15293,7 +14690,7 @@
                 <w:sz w:val="20"/>
                 <w:szCs w:val="20"/>
               </w:rPr>
-              <w:t>Раздел 3. Обучение пользователей интеллектуальных систем</w:t>
+              <w:t>Раздел 3. Применение интеллектуальных систем</w:t>
             </w:r>
           </w:p>
         </w:tc>
@@ -15354,7 +14751,7 @@
                 <w:sz w:val="20"/>
                 <w:szCs w:val="20"/>
               </w:rPr>
-              <w:t>Разработка прототипа интеллектуальной системы управления</w:t>
+              <w:t>Лабораторная работа 6</w:t>
             </w:r>
           </w:p>
           <w:p>
@@ -16053,7 +15450,7 @@
                 <w:sz w:val="20"/>
                 <w:szCs w:val="20"/>
               </w:rPr>
-              <w:t>Исследование данных и построение признакового пространства с использованием PCA</w:t>
+              <w:t>"No ПЗ": 1,</w:t>
             </w:r>
           </w:p>
           <w:p>
@@ -16192,7 +15589,7 @@
                 <w:sz w:val="20"/>
                 <w:szCs w:val="20"/>
               </w:rPr>
-              <w:t>Раздел 2. Интеграция и управление интеллектуальными системами</w:t>
+              <w:t>Раздел 2. Методы машинного обучения</w:t>
             </w:r>
           </w:p>
         </w:tc>
@@ -16253,7 +15650,7 @@
                 <w:sz w:val="20"/>
                 <w:szCs w:val="20"/>
               </w:rPr>
-              <w:t>Анализ временных рядов с применением ARIMA-модели</w:t>
+              <w:t>"Тема практического занятия": "Исследование данных и построение признакового пространства",</w:t>
             </w:r>
           </w:p>
           <w:p>
@@ -16392,7 +15789,7 @@
                 <w:sz w:val="20"/>
                 <w:szCs w:val="20"/>
               </w:rPr>
-              <w:t>Раздел 3. Обучение пользователей интеллектуальных систем</w:t>
+              <w:t>Раздел 3. Применение интеллектуальных систем</w:t>
             </w:r>
           </w:p>
         </w:tc>
@@ -16453,7 +15850,7 @@
                 <w:sz w:val="20"/>
                 <w:szCs w:val="20"/>
               </w:rPr>
-              <w:t>Разработка и обучение модели логистической регрессии на реальных данных</w:t>
+              <w:t>"Трудоемкость, часы": 2</w:t>
             </w:r>
           </w:p>
           <w:p>
@@ -16653,7 +16050,7 @@
                 <w:sz w:val="20"/>
                 <w:szCs w:val="20"/>
               </w:rPr>
-              <w:t>Построение и анализ градиентного бустинга для классификации</w:t>
+              <w:t>Практическое занятие 4</w:t>
             </w:r>
           </w:p>
           <w:p>
@@ -16792,7 +16189,7 @@
                 <w:sz w:val="20"/>
                 <w:szCs w:val="20"/>
               </w:rPr>
-              <w:t>Раздел 2. Интеграция и управление интеллектуальными системами</w:t>
+              <w:t>Раздел 2. Методы машинного обучения</w:t>
             </w:r>
           </w:p>
         </w:tc>
@@ -16853,7 +16250,7 @@
                 <w:sz w:val="20"/>
                 <w:szCs w:val="20"/>
               </w:rPr>
-              <w:t>Анализ корреляций между признаками с использованием методов кластеризации</w:t>
+              <w:t>Практическое занятие 5</w:t>
             </w:r>
           </w:p>
           <w:p>
@@ -16992,7 +16389,7 @@
                 <w:sz w:val="20"/>
                 <w:szCs w:val="20"/>
               </w:rPr>
-              <w:t>Раздел 3. Обучение пользователей интеллектуальных систем</w:t>
+              <w:t>Раздел 3. Применение интеллектуальных систем</w:t>
             </w:r>
           </w:p>
         </w:tc>
@@ -17053,7 +16450,7 @@
                 <w:sz w:val="20"/>
                 <w:szCs w:val="20"/>
               </w:rPr>
-              <w:t>Разработка и эксплуатация модели случайных лесов на больших датах</w:t>
+              <w:t>Практическое занятие 6</w:t>
             </w:r>
           </w:p>
           <w:p>
@@ -18157,7 +17554,7 @@
                 <w:sz w:val="20"/>
                 <w:szCs w:val="20"/>
               </w:rPr>
-              <w:t>Раздел 2. Интеграция и управление интеллектуальными системами</w:t>
+              <w:t>Раздел 2. Методы машинного обучения</w:t>
             </w:r>
           </w:p>
         </w:tc>
@@ -18325,7 +17722,7 @@
                 <w:sz w:val="20"/>
                 <w:szCs w:val="20"/>
               </w:rPr>
-              <w:t>Раздел 2. Интеграция и управление интеллектуальными системами</w:t>
+              <w:t>Раздел 2. Методы машинного обучения</w:t>
             </w:r>
           </w:p>
         </w:tc>
@@ -18493,7 +17890,7 @@
                 <w:sz w:val="20"/>
                 <w:szCs w:val="20"/>
               </w:rPr>
-              <w:t>Раздел 2. Интеграция и управление интеллектуальными системами</w:t>
+              <w:t>Раздел 2. Методы машинного обучения</w:t>
             </w:r>
           </w:p>
         </w:tc>
@@ -18661,7 +18058,7 @@
                 <w:sz w:val="20"/>
                 <w:szCs w:val="20"/>
               </w:rPr>
-              <w:t>Раздел 3. Обучение пользователей интеллектуальных систем</w:t>
+              <w:t>Раздел 3. Применение интеллектуальных систем</w:t>
             </w:r>
           </w:p>
         </w:tc>
@@ -18829,7 +18226,7 @@
                 <w:sz w:val="20"/>
                 <w:szCs w:val="20"/>
               </w:rPr>
-              <w:t>Раздел 3. Обучение пользователей интеллектуальных систем</w:t>
+              <w:t>Раздел 3. Применение интеллектуальных систем</w:t>
             </w:r>
           </w:p>
         </w:tc>
@@ -18997,7 +18394,7 @@
                 <w:sz w:val="20"/>
                 <w:szCs w:val="20"/>
               </w:rPr>
-              <w:t>Раздел 3. Обучение пользователей интеллектуальных систем</w:t>
+              <w:t>Раздел 3. Применение интеллектуальных систем</w:t>
             </w:r>
           </w:p>
         </w:tc>
@@ -22078,7 +21475,7 @@
                 <w:sz w:val="20"/>
                 <w:szCs w:val="20"/>
               </w:rPr>
-              <w:t>Шульц М. Ф., Голубков А. В. Интеллектуальные системы : учебник / Шульц М. Ф., Голубков А. В. — Москва : Издательство «МЭИ», 2015. — 480 с.</w:t>
+              <w:t>Козлов В.В., Смирнов А.А. Интеллектуальные системы : учебник / Козлов В.В., Смирнов А.А. — М.: Наука, 2015. — 438 с.</w:t>
             </w:r>
           </w:p>
         </w:tc>
@@ -22199,7 +21596,7 @@
                 <w:sz w:val="20"/>
                 <w:szCs w:val="20"/>
               </w:rPr>
-              <w:t>Для выполнения СРО; Для изучения теории;</w:t>
+              <w:t>Для выполнения СРО;Для изучения теории;</w:t>
             </w:r>
           </w:p>
         </w:tc>
@@ -22288,7 +21685,7 @@
                 <w:sz w:val="20"/>
                 <w:szCs w:val="20"/>
               </w:rPr>
-              <w:t>Кузнецов А. В., Шульц М. Ф. Интеллектуальные системы : учебник / Кузнецов А. В., Шульц М. Ф. — Москва : Издательство «МЭИ», 2018. — 456 с.</w:t>
+              <w:t>Кузнецов А.А., Широков В.В. Интеллектуальные системы : учебник / Кузнецов А.А., Широков В.В. — М.: Физматлит, 2019. — 480 с.</w:t>
             </w:r>
           </w:p>
         </w:tc>
@@ -22498,7 +21895,7 @@
                 <w:sz w:val="20"/>
                 <w:szCs w:val="20"/>
               </w:rPr>
-              <w:t>Марков В. А., Смирнова Н. И. Интеллектуальные системы : учебник / Марков В. А., Смирнова Н. И. — Москва : Издательство «МИФИ», 2021. — 432 с.</w:t>
+              <w:t>Калашников А.А., Мельникова О.В. Интеллектуальные системы : учебное пособие / Калашников А.А., Мельникова О.В. — М.: БИНОМ. Лаборатория знаний, 2018. — 352 с.</w:t>
             </w:r>
           </w:p>
         </w:tc>
@@ -25023,7 +24420,7 @@
               <w:jc w:val="center"/>
             </w:pPr>
             <w:r>
-              <w:t>Способен разрабатывать методики анализа и оценки эффективности интеллектуальных систем в реальных условиях</w:t>
+              <w:t>Способен разрабатывать и применять методы системного анализа для определения целей и задач интеллектуальных систем</w:t>
             </w:r>
           </w:p>
         </w:tc>
@@ -25115,7 +24512,7 @@
               <w:jc w:val="center"/>
             </w:pPr>
             <w:r>
-              <w:t>Способен применять машинное обучение для решения задач управления и принятия решений в сложных системах</w:t>
+              <w:t>Способен разрабатывать и реализовывать алгоритмы машинного обучения для решения задач в реальных условиях</w:t>
             </w:r>
           </w:p>
         </w:tc>
@@ -25207,7 +24604,7 @@
               <w:jc w:val="center"/>
             </w:pPr>
             <w:r>
-              <w:t>Способен разрабатывать прототипы интеллектуальных систем с использованием различных технологий искусственного интеллекта</w:t>
+              <w:t>Способен применять интеллектуальные системы для анализа больших объемов данных и выявления закономерностей</w:t>
             </w:r>
           </w:p>
         </w:tc>
@@ -25299,7 +24696,7 @@
               <w:jc w:val="center"/>
             </w:pPr>
             <w:r>
-              <w:t>Способен создавать и анализировать технические описания для интеллектуальных систем, включая описание их функциональности и взаимодействия с окружающей средой</w:t>
+              <w:t>Способен разрабатывать и использовать методы искусственного интеллекта в решении задач управления процессами</w:t>
             </w:r>
           </w:p>
         </w:tc>
@@ -25391,7 +24788,7 @@
               <w:jc w:val="center"/>
             </w:pPr>
             <w:r>
-              <w:t>Способен разрабатывать и проводить обучение пользователей по работе с интеллектуальными системами</w:t>
+              <w:t>Способен обучать, тестировать и оценивать качество моделей машинного обучения для повышения эффективности интеллектуальных систем</w:t>
             </w:r>
           </w:p>
         </w:tc>
@@ -25455,7 +24852,7 @@
           </w:tcPr>
           <w:p>
             <w:r>
-              <w:t>Интеграция и управление интеллектуальными системами</w:t>
+              <w:t>Методы машинного обучения</w:t>
             </w:r>
           </w:p>
         </w:tc>
@@ -25483,7 +24880,7 @@
               <w:jc w:val="center"/>
             </w:pPr>
             <w:r>
-              <w:t>Способен разрабатывать методики анализа и оценки эффективности интеллектуальных систем в реальных условиях</w:t>
+              <w:t>Способен разрабатывать и применять методы системного анализа для определения целей и задач интеллектуальных систем</w:t>
             </w:r>
           </w:p>
         </w:tc>
@@ -25503,7 +24900,7 @@
           </w:tcPr>
           <w:p>
             <w:r>
-              <w:t>Выполняет задания по разделу «Интеграция и управление интеллектуальными системами»</w:t>
+              <w:t>Выполняет задания по разделу «Методы машинного обучения»</w:t>
             </w:r>
           </w:p>
         </w:tc>
@@ -25547,7 +24944,7 @@
           </w:tcPr>
           <w:p>
             <w:r>
-              <w:t>Интеграция и управление интеллектуальными системами</w:t>
+              <w:t>Методы машинного обучения</w:t>
             </w:r>
           </w:p>
         </w:tc>
@@ -25575,7 +24972,7 @@
               <w:jc w:val="center"/>
             </w:pPr>
             <w:r>
-              <w:t>Способен применять машинное обучение для решения задач управления и принятия решений в сложных системах</w:t>
+              <w:t>Способен разрабатывать и реализовывать алгоритмы машинного обучения для решения задач в реальных условиях</w:t>
             </w:r>
           </w:p>
         </w:tc>
@@ -25595,7 +24992,7 @@
           </w:tcPr>
           <w:p>
             <w:r>
-              <w:t>Выполняет задания по разделу «Интеграция и управление интеллектуальными системами»</w:t>
+              <w:t>Выполняет задания по разделу «Методы машинного обучения»</w:t>
             </w:r>
           </w:p>
         </w:tc>
@@ -25639,7 +25036,7 @@
           </w:tcPr>
           <w:p>
             <w:r>
-              <w:t>Интеграция и управление интеллектуальными системами</w:t>
+              <w:t>Методы машинного обучения</w:t>
             </w:r>
           </w:p>
         </w:tc>
@@ -25667,7 +25064,7 @@
               <w:jc w:val="center"/>
             </w:pPr>
             <w:r>
-              <w:t>Способен разрабатывать прототипы интеллектуальных систем с использованием различных технологий искусственного интеллекта</w:t>
+              <w:t>Способен применять интеллектуальные системы для анализа больших объемов данных и выявления закономерностей</w:t>
             </w:r>
           </w:p>
         </w:tc>
@@ -25687,7 +25084,7 @@
           </w:tcPr>
           <w:p>
             <w:r>
-              <w:t>Выполняет задания по разделу «Интеграция и управление интеллектуальными системами»</w:t>
+              <w:t>Выполняет задания по разделу «Методы машинного обучения»</w:t>
             </w:r>
           </w:p>
         </w:tc>
@@ -25731,7 +25128,7 @@
           </w:tcPr>
           <w:p>
             <w:r>
-              <w:t>Интеграция и управление интеллектуальными системами</w:t>
+              <w:t>Методы машинного обучения</w:t>
             </w:r>
           </w:p>
         </w:tc>
@@ -25759,7 +25156,7 @@
               <w:jc w:val="center"/>
             </w:pPr>
             <w:r>
-              <w:t>Способен создавать и анализировать технические описания для интеллектуальных систем, включая описание их функциональности и взаимодействия с окружающей средой</w:t>
+              <w:t>Способен разрабатывать и использовать методы искусственного интеллекта в решении задач управления процессами</w:t>
             </w:r>
           </w:p>
         </w:tc>
@@ -25779,7 +25176,7 @@
           </w:tcPr>
           <w:p>
             <w:r>
-              <w:t>Выполняет задания по разделу «Интеграция и управление интеллектуальными системами»</w:t>
+              <w:t>Выполняет задания по разделу «Методы машинного обучения»</w:t>
             </w:r>
           </w:p>
         </w:tc>
@@ -25823,7 +25220,7 @@
           </w:tcPr>
           <w:p>
             <w:r>
-              <w:t>Интеграция и управление интеллектуальными системами</w:t>
+              <w:t>Методы машинного обучения</w:t>
             </w:r>
           </w:p>
         </w:tc>
@@ -25851,7 +25248,7 @@
               <w:jc w:val="center"/>
             </w:pPr>
             <w:r>
-              <w:t>Способен разрабатывать и проводить обучение пользователей по работе с интеллектуальными системами</w:t>
+              <w:t>Способен обучать, тестировать и оценивать качество моделей машинного обучения для повышения эффективности интеллектуальных систем</w:t>
             </w:r>
           </w:p>
         </w:tc>
@@ -25871,7 +25268,7 @@
           </w:tcPr>
           <w:p>
             <w:r>
-              <w:t>Выполняет задания по разделу «Интеграция и управление интеллектуальными системами»</w:t>
+              <w:t>Выполняет задания по разделу «Методы машинного обучения»</w:t>
             </w:r>
           </w:p>
         </w:tc>
@@ -25915,7 +25312,7 @@
           </w:tcPr>
           <w:p>
             <w:r>
-              <w:t>Обучение пользователей интеллектуальных систем</w:t>
+              <w:t>Применение интеллектуальных систем</w:t>
             </w:r>
           </w:p>
         </w:tc>
@@ -25943,7 +25340,7 @@
               <w:jc w:val="center"/>
             </w:pPr>
             <w:r>
-              <w:t>Способен разрабатывать методики анализа и оценки эффективности интеллектуальных систем в реальных условиях</w:t>
+              <w:t>Способен разрабатывать и применять методы системного анализа для определения целей и задач интеллектуальных систем</w:t>
             </w:r>
           </w:p>
         </w:tc>
@@ -25963,7 +25360,7 @@
           </w:tcPr>
           <w:p>
             <w:r>
-              <w:t>Выполняет задания по разделу «Обучение пользователей интеллектуальных систем»</w:t>
+              <w:t>Выполняет задания по разделу «Применение интеллектуальных систем»</w:t>
             </w:r>
           </w:p>
         </w:tc>
@@ -26007,7 +25404,7 @@
           </w:tcPr>
           <w:p>
             <w:r>
-              <w:t>Обучение пользователей интеллектуальных систем</w:t>
+              <w:t>Применение интеллектуальных систем</w:t>
             </w:r>
           </w:p>
         </w:tc>
@@ -26035,7 +25432,7 @@
               <w:jc w:val="center"/>
             </w:pPr>
             <w:r>
-              <w:t>Способен применять машинное обучение для решения задач управления и принятия решений в сложных системах</w:t>
+              <w:t>Способен разрабатывать и реализовывать алгоритмы машинного обучения для решения задач в реальных условиях</w:t>
             </w:r>
           </w:p>
         </w:tc>
@@ -26055,7 +25452,7 @@
           </w:tcPr>
           <w:p>
             <w:r>
-              <w:t>Выполняет задания по разделу «Обучение пользователей интеллектуальных систем»</w:t>
+              <w:t>Выполняет задания по разделу «Применение интеллектуальных систем»</w:t>
             </w:r>
           </w:p>
         </w:tc>
@@ -26099,7 +25496,7 @@
           </w:tcPr>
           <w:p>
             <w:r>
-              <w:t>Обучение пользователей интеллектуальных систем</w:t>
+              <w:t>Применение интеллектуальных систем</w:t>
             </w:r>
           </w:p>
         </w:tc>
@@ -26127,7 +25524,7 @@
               <w:jc w:val="center"/>
             </w:pPr>
             <w:r>
-              <w:t>Способен разрабатывать прототипы интеллектуальных систем с использованием различных технологий искусственного интеллекта</w:t>
+              <w:t>Способен применять интеллектуальные системы для анализа больших объемов данных и выявления закономерностей</w:t>
             </w:r>
           </w:p>
         </w:tc>
@@ -26147,7 +25544,7 @@
           </w:tcPr>
           <w:p>
             <w:r>
-              <w:t>Выполняет задания по разделу «Обучение пользователей интеллектуальных систем»</w:t>
+              <w:t>Выполняет задания по разделу «Применение интеллектуальных систем»</w:t>
             </w:r>
           </w:p>
         </w:tc>
@@ -26191,7 +25588,7 @@
           </w:tcPr>
           <w:p>
             <w:r>
-              <w:t>Обучение пользователей интеллектуальных систем</w:t>
+              <w:t>Применение интеллектуальных систем</w:t>
             </w:r>
           </w:p>
         </w:tc>
@@ -26219,7 +25616,7 @@
               <w:jc w:val="center"/>
             </w:pPr>
             <w:r>
-              <w:t>Способен создавать и анализировать технические описания для интеллектуальных систем, включая описание их функциональности и взаимодействия с окружающей средой</w:t>
+              <w:t>Способен разрабатывать и использовать методы искусственного интеллекта в решении задач управления процессами</w:t>
             </w:r>
           </w:p>
         </w:tc>
@@ -26239,7 +25636,7 @@
           </w:tcPr>
           <w:p>
             <w:r>
-              <w:t>Выполняет задания по разделу «Обучение пользователей интеллектуальных систем»</w:t>
+              <w:t>Выполняет задания по разделу «Применение интеллектуальных систем»</w:t>
             </w:r>
           </w:p>
         </w:tc>
@@ -26283,7 +25680,7 @@
           </w:tcPr>
           <w:p>
             <w:r>
-              <w:t>Обучение пользователей интеллектуальных систем</w:t>
+              <w:t>Применение интеллектуальных систем</w:t>
             </w:r>
           </w:p>
         </w:tc>
@@ -26311,7 +25708,7 @@
               <w:jc w:val="center"/>
             </w:pPr>
             <w:r>
-              <w:t>Способен разрабатывать и проводить обучение пользователей по работе с интеллектуальными системами</w:t>
+              <w:t>Способен обучать, тестировать и оценивать качество моделей машинного обучения для повышения эффективности интеллектуальных систем</w:t>
             </w:r>
           </w:p>
         </w:tc>
@@ -26331,7 +25728,7 @@
           </w:tcPr>
           <w:p>
             <w:r>
-              <w:t>Выполняет задания по разделу «Обучение пользователей интеллектуальных систем»</w:t>
+              <w:t>Выполняет задания по разделу «Применение интеллектуальных систем»</w:t>
             </w:r>
           </w:p>
         </w:tc>

--- a/output_rpd.docx
+++ b/output_rpd.docx
@@ -93,7 +93,7 @@
           <w:sz w:val="16"/>
           <w:szCs w:val="16"/>
         </w:rPr>
-        <w:t>                   (подпись)      </w:t>
+        <w:t>(подпись)</w:t>
       </w:r>
     </w:p>
     <w:p>
@@ -140,7 +140,7 @@
           <w:b/>
           <w:bCs/>
         </w:rPr>
-        <w:t>РАБОЧАЯ ПРОГРАММА ДИСЦИПЛИНЫ </w:t>
+        <w:t>РАБОЧАЯ ПРОГРАММА ДИСЦИПЛИНЫ</w:t>
       </w:r>
     </w:p>
     <w:p>
@@ -195,7 +195,7 @@
           <w:bCs/>
           <w:color w:val="000000"/>
         </w:rPr>
-        <w:t>Направление подготовки (специальность): </w:t>
+        <w:t>Направление подготовки (специальность):</w:t>
       </w:r>
       <w:r>
         <w:rPr>
@@ -240,7 +240,7 @@
           <w:bCs/>
           <w:color w:val="000000"/>
         </w:rPr>
-        <w:t>Направленность: </w:t>
+        <w:t>Направленность:</w:t>
       </w:r>
       <w:r>
         <w:rPr>
@@ -283,7 +283,7 @@
         </w:rPr>
       </w:pPr>
       <w:r>
-        <w:t>Уровень высшего образования: </w:t>
+        <w:t>Уровень высшего образования:</w:t>
       </w:r>
       <w:r>
         <w:rPr>
@@ -332,7 +332,7 @@
           <w:bCs/>
           <w:color w:val="000000"/>
         </w:rPr>
-        <w:t>Форма обучения: </w:t>
+        <w:t>Форма обучения:</w:t>
       </w:r>
       <w:r>
         <w:rPr>
@@ -378,7 +378,7 @@
           <w:b/>
           <w:bCs/>
         </w:rPr>
-        <w:t>: </w:t>
+        <w:t>:</w:t>
       </w:r>
       <w:r>
         <w:rPr>
@@ -403,7 +403,7 @@
         </w:rPr>
       </w:pPr>
       <w:r>
-        <w:t>Трудоемкость дисциплины: </w:t>
+        <w:t>Трудоемкость дисциплины:</w:t>
       </w:r>
       <w:r>
         <w:rPr>
@@ -411,7 +411,7 @@
           <w:bCs/>
           <w:color w:val="000000"/>
         </w:rPr>
-        <w:t>4 з.е.  (144час)</w:t>
+        <w:t>4 з.е. (144 часов)</w:t>
       </w:r>
     </w:p>
     <w:p>
@@ -551,7 +551,7 @@
           <w:i w:val="0"/>
           <w:iCs w:val="0"/>
         </w:rPr>
-        <w:t>Рабочую программу дисциплины  разработал(и):</w:t>
+        <w:t>Рабочую программу дисциплины разработал(и):</w:t>
       </w:r>
     </w:p>
     <w:p>
@@ -749,7 +749,7 @@
           <w:i w:val="0"/>
           <w:iCs w:val="0"/>
         </w:rPr>
-        <w:t>Рабочая программа дисциплины  рассмотрена и одобрена на заседании кафедры Вычислительная техника и инженерная кибернетика (ВТИК);, обеспечивающей преподавание дисциплины 26.01.2022, протокол №6.</w:t>
+        <w:t>Рабочая программа дисциплины рассмотрена и одобрена на заседании кафедры Вычислительная техника и инженерная кибернетика (ВТИК); , обеспечивающей преподавание дисциплины 26.01.2022, протокол №6.</w:t>
       </w:r>
     </w:p>
     <w:p>
@@ -779,7 +779,7 @@
           <w:i w:val="0"/>
           <w:iCs w:val="0"/>
         </w:rPr>
-        <w:t>Заведующий кафедрой </w:t>
+        <w:t>Заведующий кафедрой</w:t>
       </w:r>
     </w:p>
     <w:tbl>
@@ -818,7 +818,7 @@
               </w:rPr>
             </w:pPr>
             <w:r>
-              <w:t>Вычислительная техника и инженерная кибернетика (ВТИК) .. </w:t>
+              <w:t>Вычислительная техника и инженерная кибернетика (ВТИК).</w:t>
             </w:r>
           </w:p>
         </w:tc>
@@ -932,7 +932,7 @@
           <w:i w:val="0"/>
           <w:iCs w:val="0"/>
         </w:rPr>
-        <w:t>Заведующий кафедрой ВТИК .. </w:t>
+        <w:t>Заведующий кафедрой ВТИК.</w:t>
       </w:r>
     </w:p>
     <w:p>
@@ -1039,7 +1039,7 @@
           <w:sz w:val="24"/>
           <w:szCs w:val="24"/>
         </w:rPr>
-        <w:t>Рабочая программа зарегистрирована </w:t>
+        <w:t>Рабочая программа зарегистрирована</w:t>
       </w:r>
       <w:r>
         <w:rPr>
@@ -1047,14 +1047,14 @@
           <w:sz w:val="24"/>
           <w:szCs w:val="24"/>
         </w:rPr>
-        <w:t>08.06.2022 </w:t>
+        <w:t>08.06.2022</w:t>
       </w:r>
       <w:r>
         <w:rPr>
           <w:sz w:val="24"/>
           <w:szCs w:val="24"/>
         </w:rPr>
-        <w:t>№ </w:t>
+        <w:t>№</w:t>
       </w:r>
       <w:r>
         <w:rPr>
@@ -1070,7 +1070,7 @@
           <w:sz w:val="24"/>
           <w:szCs w:val="24"/>
         </w:rPr>
-        <w:t>  в УРО и внесена в электронную базу данных</w:t>
+        <w:t>в УРО и внесена в электронную базу данных</w:t>
       </w:r>
     </w:p>
     <w:p>
@@ -1099,7 +1099,7 @@
           <w:b/>
           <w:bCs/>
         </w:rPr>
-        <w:t>1. Место дисциплины в структуре ОПОП ВО </w:t>
+        <w:t>1. Место дисциплины в структуре ОПОП ВО</w:t>
       </w:r>
     </w:p>
     <w:p>
@@ -1126,7 +1126,7 @@
         <w:jc w:val="both"/>
       </w:pPr>
       <w:r>
-        <w:t>Дисциплины, предшествующие изучению данной дисциплины (исходя из формирования этапов по компетенциям): </w:t>
+        <w:t>Дисциплины, предшествующие изучению данной дисциплины (исходя из формирования этапов по компетенциям):</w:t>
       </w:r>
     </w:p>
     <w:p>
@@ -1149,7 +1149,7 @@
         </w:rPr>
       </w:pPr>
       <w:r>
-        <w:t>Дисциплины, для которых освоение данной дисциплины необходимо как предшествующее (исходя из формирования этапов по компетенциям): </w:t>
+        <w:t>Дисциплины, для которых освоение данной дисциплины необходимо как предшествующее (исходя из формирования этапов по компетенциям):</w:t>
       </w:r>
     </w:p>
     <w:p>
@@ -1199,7 +1199,7 @@
         <w:jc w:val="both"/>
       </w:pPr>
       <w:r>
-        <w:t>Обязательная или часть, формируемая участниками образовательных отношений (в том числе элективные дисциплины): Часть, формируемая участниками образовательных отношений; </w:t>
+        <w:t>Обязательная или часть, формируемая участниками образовательных отношений (в том числе элективные дисциплины): Часть, формируемая участниками образовательных отношений;</w:t>
       </w:r>
     </w:p>
     <w:p>
@@ -1283,23 +1283,23 @@
               <w:jc w:val="center"/>
             </w:pPr>
             <w:r>
-              <w:t>Семестр, </w:t>
-            </w:r>
-          </w:p>
-          <w:p>
-            <w:pPr>
-              <w:jc w:val="center"/>
-            </w:pPr>
-            <w:r>
-              <w:t>в котором </w:t>
-            </w:r>
-          </w:p>
-          <w:p>
-            <w:pPr>
-              <w:jc w:val="center"/>
-            </w:pPr>
-            <w:r>
-              <w:t>преподается </w:t>
+              <w:t>Семестр,</w:t>
+            </w:r>
+          </w:p>
+          <w:p>
+            <w:pPr>
+              <w:jc w:val="center"/>
+            </w:pPr>
+            <w:r>
+              <w:t>в котором</w:t>
+            </w:r>
+          </w:p>
+          <w:p>
+            <w:pPr>
+              <w:jc w:val="center"/>
+            </w:pPr>
+            <w:r>
+              <w:t>преподается</w:t>
             </w:r>
           </w:p>
           <w:p>
@@ -1340,7 +1340,7 @@
               <w:jc w:val="center"/>
             </w:pPr>
             <w:r>
-              <w:t>Вид </w:t>
+              <w:t>Вид</w:t>
             </w:r>
           </w:p>
           <w:p>
@@ -1419,7 +1419,7 @@
               </w:rPr>
             </w:pPr>
             <w:r>
-              <w:t>Часы </w:t>
+              <w:t>Часы</w:t>
             </w:r>
           </w:p>
         </w:tc>
@@ -1440,501 +1440,6 @@
                 <w:i/>
               </w:rPr>
             </w:pPr>
-          </w:p>
-        </w:tc>
-      </w:tr>
-      <w:tr>
-        <w:trPr>
-          <w:trHeight w:val="330"/>
-          <w:jc w:val="center"/>
-        </w:trPr>
-        <w:tc>
-          <w:tcPr>
-            <w:tcW w:w="0" w:type="auto"/>
-            <w:vMerge/>
-            <w:vAlign w:val="center"/>
-          </w:tcPr>
-          <w:p>
-            <w:pPr>
-              <w:rPr>
-                <w:bCs/>
-                <w:i/>
-              </w:rPr>
-            </w:pPr>
-          </w:p>
-        </w:tc>
-        <w:tc>
-          <w:tcPr>
-            <w:tcW w:w="0" w:type="auto"/>
-            <w:vMerge/>
-            <w:vAlign w:val="center"/>
-          </w:tcPr>
-          <w:p>
-            <w:pPr>
-              <w:autoSpaceDE w:val="0"/>
-              <w:autoSpaceDN w:val="0"/>
-              <w:adjustRightInd w:val="0"/>
-              <w:jc w:val="center"/>
-            </w:pPr>
-          </w:p>
-        </w:tc>
-        <w:tc>
-          <w:tcPr>
-            <w:tcW w:w="0" w:type="auto"/>
-            <w:vMerge w:val="restart"/>
-            <w:vAlign w:val="center"/>
-          </w:tcPr>
-          <w:p>
-            <w:pPr>
-              <w:autoSpaceDE w:val="0"/>
-              <w:autoSpaceDN w:val="0"/>
-              <w:adjustRightInd w:val="0"/>
-              <w:ind w:left="12" w:hanging="12"/>
-              <w:jc w:val="center"/>
-            </w:pPr>
-            <w:r>
-              <w:t>Общая</w:t>
-            </w:r>
-          </w:p>
-        </w:tc>
-        <w:tc>
-          <w:tcPr>
-            <w:tcW w:w="0" w:type="auto"/>
-            <w:gridSpan w:val="2"/>
-            <w:vAlign w:val="center"/>
-          </w:tcPr>
-          <w:p>
-            <w:pPr>
-              <w:autoSpaceDE w:val="0"/>
-              <w:autoSpaceDN w:val="0"/>
-              <w:adjustRightInd w:val="0"/>
-              <w:ind w:left="12" w:hanging="12"/>
-              <w:jc w:val="center"/>
-            </w:pPr>
-            <w:r>
-              <w:t>В том числе </w:t>
-            </w:r>
-          </w:p>
-        </w:tc>
-        <w:tc>
-          <w:tcPr>
-            <w:tcW w:w="0" w:type="auto"/>
-            <w:vMerge/>
-            <w:vAlign w:val="center"/>
-          </w:tcPr>
-          <w:p>
-            <w:pPr>
-              <w:autoSpaceDE w:val="0"/>
-              <w:autoSpaceDN w:val="0"/>
-              <w:adjustRightInd w:val="0"/>
-              <w:jc w:val="center"/>
-              <w:rPr>
-                <w:bCs/>
-                <w:i/>
-              </w:rPr>
-            </w:pPr>
-          </w:p>
-        </w:tc>
-      </w:tr>
-      <w:tr>
-        <w:trPr>
-          <w:trHeight w:val="615"/>
-          <w:jc w:val="center"/>
-        </w:trPr>
-        <w:tc>
-          <w:tcPr>
-            <w:tcW w:w="0" w:type="auto"/>
-            <w:vMerge/>
-            <w:vAlign w:val="center"/>
-          </w:tcPr>
-          <w:p>
-            <w:pPr>
-              <w:rPr>
-                <w:bCs/>
-                <w:i/>
-              </w:rPr>
-            </w:pPr>
-          </w:p>
-        </w:tc>
-        <w:tc>
-          <w:tcPr>
-            <w:tcW w:w="0" w:type="auto"/>
-            <w:vMerge/>
-            <w:vAlign w:val="center"/>
-          </w:tcPr>
-          <w:p>
-            <w:pPr>
-              <w:autoSpaceDE w:val="0"/>
-              <w:autoSpaceDN w:val="0"/>
-              <w:adjustRightInd w:val="0"/>
-              <w:jc w:val="center"/>
-            </w:pPr>
-          </w:p>
-        </w:tc>
-        <w:tc>
-          <w:tcPr>
-            <w:tcW w:w="0" w:type="auto"/>
-            <w:vMerge/>
-            <w:vAlign w:val="center"/>
-          </w:tcPr>
-          <w:p>
-            <w:pPr>
-              <w:autoSpaceDE w:val="0"/>
-              <w:autoSpaceDN w:val="0"/>
-              <w:adjustRightInd w:val="0"/>
-              <w:ind w:left="12" w:hanging="12"/>
-              <w:jc w:val="center"/>
-            </w:pPr>
-          </w:p>
-        </w:tc>
-        <w:tc>
-          <w:tcPr>
-            <w:tcW w:w="0" w:type="auto"/>
-            <w:vAlign w:val="center"/>
-          </w:tcPr>
-          <w:p>
-            <w:pPr>
-              <w:autoSpaceDE w:val="0"/>
-              <w:autoSpaceDN w:val="0"/>
-              <w:adjustRightInd w:val="0"/>
-              <w:ind w:left="12" w:hanging="12"/>
-              <w:jc w:val="center"/>
-            </w:pPr>
-            <w:r>
-              <w:t>контактная</w:t>
-            </w:r>
-          </w:p>
-        </w:tc>
-        <w:tc>
-          <w:tcPr>
-            <w:tcW w:w="0" w:type="auto"/>
-            <w:vAlign w:val="center"/>
-          </w:tcPr>
-          <w:p>
-            <w:pPr>
-              <w:autoSpaceDE w:val="0"/>
-              <w:autoSpaceDN w:val="0"/>
-              <w:adjustRightInd w:val="0"/>
-              <w:ind w:left="12" w:hanging="12"/>
-              <w:jc w:val="center"/>
-            </w:pPr>
-            <w:r>
-              <w:t>СРО</w:t>
-            </w:r>
-          </w:p>
-        </w:tc>
-        <w:tc>
-          <w:tcPr>
-            <w:tcW w:w="0" w:type="auto"/>
-            <w:vMerge/>
-            <w:vAlign w:val="center"/>
-          </w:tcPr>
-          <w:p>
-            <w:pPr>
-              <w:autoSpaceDE w:val="0"/>
-              <w:autoSpaceDN w:val="0"/>
-              <w:adjustRightInd w:val="0"/>
-              <w:jc w:val="center"/>
-              <w:rPr>
-                <w:bCs/>
-                <w:i/>
-              </w:rPr>
-            </w:pPr>
-          </w:p>
-        </w:tc>
-      </w:tr>
-      <w:tr>
-        <w:trPr>
-          <w:jc w:val="center"/>
-        </w:trPr>
-        <w:tc>
-          <w:tcPr>
-            <w:tcW w:w="0" w:type="auto"/>
-            <w:vAlign w:val="center"/>
-          </w:tcPr>
-          <w:p>
-            <w:pPr>
-              <w:jc w:val="center"/>
-              <w:rPr>
-                <w:bCs/>
-                <w:highlight w:val="yellow"/>
-              </w:rPr>
-            </w:pPr>
-            <w:r>
-              <w:rPr>
-                <w:bCs/>
-              </w:rPr>
-              <w:t>7</w:t>
-            </w:r>
-          </w:p>
-        </w:tc>
-        <w:tc>
-          <w:tcPr>
-            <w:tcW w:w="0" w:type="auto"/>
-            <w:vAlign w:val="center"/>
-          </w:tcPr>
-          <w:p>
-            <w:pPr>
-              <w:autoSpaceDE w:val="0"/>
-              <w:autoSpaceDN w:val="0"/>
-              <w:adjustRightInd w:val="0"/>
-              <w:jc w:val="center"/>
-              <w:rPr>
-                <w:bCs/>
-                <w:highlight w:val="yellow"/>
-              </w:rPr>
-            </w:pPr>
-            <w:r>
-              <w:rPr>
-                <w:bCs/>
-              </w:rPr>
-              <w:t>4</w:t>
-            </w:r>
-          </w:p>
-        </w:tc>
-        <w:tc>
-          <w:tcPr>
-            <w:tcW w:w="0" w:type="auto"/>
-            <w:vAlign w:val="center"/>
-          </w:tcPr>
-          <w:p>
-            <w:pPr>
-              <w:autoSpaceDE w:val="0"/>
-              <w:autoSpaceDN w:val="0"/>
-              <w:adjustRightInd w:val="0"/>
-              <w:jc w:val="center"/>
-              <w:rPr>
-                <w:bCs/>
-                <w:highlight w:val="yellow"/>
-              </w:rPr>
-            </w:pPr>
-            <w:r>
-              <w:rPr>
-                <w:bCs/>
-              </w:rPr>
-              <w:t>144</w:t>
-            </w:r>
-          </w:p>
-        </w:tc>
-        <w:tc>
-          <w:tcPr>
-            <w:tcW w:w="0" w:type="auto"/>
-            <w:vAlign w:val="center"/>
-          </w:tcPr>
-          <w:p>
-            <w:pPr>
-              <w:autoSpaceDE w:val="0"/>
-              <w:autoSpaceDN w:val="0"/>
-              <w:adjustRightInd w:val="0"/>
-              <w:ind w:left="12" w:hanging="12"/>
-              <w:jc w:val="center"/>
-              <w:rPr>
-                <w:bCs/>
-                <w:highlight w:val="yellow"/>
-              </w:rPr>
-            </w:pPr>
-            <w:r>
-              <w:rPr>
-                <w:bCs/>
-              </w:rPr>
-              <w:t>72</w:t>
-            </w:r>
-          </w:p>
-        </w:tc>
-        <w:tc>
-          <w:tcPr>
-            <w:tcW w:w="0" w:type="auto"/>
-            <w:vAlign w:val="center"/>
-          </w:tcPr>
-          <w:p>
-            <w:pPr>
-              <w:autoSpaceDE w:val="0"/>
-              <w:autoSpaceDN w:val="0"/>
-              <w:adjustRightInd w:val="0"/>
-              <w:ind w:left="12" w:hanging="12"/>
-              <w:jc w:val="center"/>
-              <w:rPr>
-                <w:bCs/>
-                <w:highlight w:val="yellow"/>
-              </w:rPr>
-            </w:pPr>
-            <w:r>
-              <w:rPr>
-                <w:bCs/>
-              </w:rPr>
-              <w:t>72</w:t>
-            </w:r>
-          </w:p>
-        </w:tc>
-        <w:tc>
-          <w:tcPr>
-            <w:tcW w:w="0" w:type="auto"/>
-            <w:vAlign w:val="center"/>
-          </w:tcPr>
-          <w:p>
-            <w:pPr>
-              <w:autoSpaceDE w:val="0"/>
-              <w:autoSpaceDN w:val="0"/>
-              <w:adjustRightInd w:val="0"/>
-              <w:jc w:val="center"/>
-              <w:rPr>
-                <w:bCs/>
-                <w:highlight w:val="yellow"/>
-              </w:rPr>
-            </w:pPr>
-            <w:r>
-              <w:rPr>
-                <w:bCs/>
-              </w:rPr>
-              <w:t>экзамен</w:t>
-            </w:r>
-          </w:p>
-        </w:tc>
-      </w:tr>
-      <w:tr>
-        <w:trPr>
-          <w:jc w:val="center"/>
-        </w:trPr>
-        <w:tc>
-          <w:tcPr>
-            <w:tcW w:w="0" w:type="auto"/>
-            <w:vAlign w:val="center"/>
-          </w:tcPr>
-          <w:p>
-            <w:pPr>
-              <w:jc w:val="center"/>
-              <w:rPr>
-                <w:bCs/>
-                <w:highlight w:val="yellow"/>
-              </w:rPr>
-            </w:pPr>
-            <w:r>
-              <w:rPr>
-                <w:bCs/>
-              </w:rPr>
-              <w:t>ИТОГО:</w:t>
-            </w:r>
-          </w:p>
-        </w:tc>
-        <w:tc>
-          <w:tcPr>
-            <w:tcW w:w="0" w:type="auto"/>
-            <w:vAlign w:val="center"/>
-          </w:tcPr>
-          <w:p>
-            <w:pPr>
-              <w:autoSpaceDE w:val="0"/>
-              <w:autoSpaceDN w:val="0"/>
-              <w:adjustRightInd w:val="0"/>
-              <w:jc w:val="center"/>
-              <w:rPr>
-                <w:bCs/>
-                <w:highlight w:val="yellow"/>
-              </w:rPr>
-            </w:pPr>
-            <w:r>
-              <w:rPr>
-                <w:bCs/>
-              </w:rPr>
-              <w:t>4</w:t>
-            </w:r>
-          </w:p>
-        </w:tc>
-        <w:tc>
-          <w:tcPr>
-            <w:tcW w:w="0" w:type="auto"/>
-            <w:vAlign w:val="center"/>
-          </w:tcPr>
-          <w:p>
-            <w:pPr>
-              <w:autoSpaceDE w:val="0"/>
-              <w:autoSpaceDN w:val="0"/>
-              <w:adjustRightInd w:val="0"/>
-              <w:jc w:val="center"/>
-              <w:rPr>
-                <w:bCs/>
-                <w:highlight w:val="yellow"/>
-              </w:rPr>
-            </w:pPr>
-            <w:r>
-              <w:rPr>
-                <w:bCs/>
-              </w:rPr>
-              <w:t>144</w:t>
-            </w:r>
-          </w:p>
-        </w:tc>
-        <w:tc>
-          <w:tcPr>
-            <w:tcW w:w="0" w:type="auto"/>
-            <w:vAlign w:val="center"/>
-          </w:tcPr>
-          <w:p>
-            <w:pPr>
-              <w:autoSpaceDE w:val="0"/>
-              <w:autoSpaceDN w:val="0"/>
-              <w:adjustRightInd w:val="0"/>
-              <w:ind w:left="12" w:hanging="12"/>
-              <w:jc w:val="center"/>
-              <w:rPr>
-                <w:bCs/>
-                <w:highlight w:val="yellow"/>
-              </w:rPr>
-            </w:pPr>
-            <w:r>
-              <w:rPr>
-                <w:bCs/>
-              </w:rPr>
-              <w:t>72</w:t>
-            </w:r>
-          </w:p>
-        </w:tc>
-        <w:tc>
-          <w:tcPr>
-            <w:tcW w:w="0" w:type="auto"/>
-            <w:vAlign w:val="center"/>
-          </w:tcPr>
-          <w:p>
-            <w:pPr>
-              <w:autoSpaceDE w:val="0"/>
-              <w:autoSpaceDN w:val="0"/>
-              <w:adjustRightInd w:val="0"/>
-              <w:ind w:left="12" w:hanging="12"/>
-              <w:jc w:val="center"/>
-              <w:rPr>
-                <w:bCs/>
-                <w:highlight w:val="yellow"/>
-              </w:rPr>
-            </w:pPr>
-            <w:r>
-              <w:rPr>
-                <w:bCs/>
-              </w:rPr>
-              <w:t>72</w:t>
-            </w:r>
-          </w:p>
-        </w:tc>
-        <w:tc>
-          <w:tcPr>
-            <w:tcW w:w="0" w:type="auto"/>
-            <w:vAlign w:val="center"/>
-          </w:tcPr>
-          <w:p>
-            <w:pPr>
-              <w:autoSpaceDE w:val="0"/>
-              <w:autoSpaceDN w:val="0"/>
-              <w:adjustRightInd w:val="0"/>
-              <w:jc w:val="center"/>
-              <w:rPr>
-                <w:bCs/>
-                <w:highlight w:val="yellow"/>
-              </w:rPr>
-            </w:pPr>
-            <w:r>
-              <w:rPr>
-                <w:bCs/>
-              </w:rPr>
-            </w:r>
           </w:p>
         </w:tc>
       </w:tr>
@@ -2009,7 +1514,7 @@
         <w:ind w:firstLine="567"/>
       </w:pPr>
       <w:r>
-        <w:t>2. Компетенции обучающегося, формируемые в результате освоения дисциплины </w:t>
+        <w:t>2. Компетенции обучающегося, формируемые в результате освоения дисциплины</w:t>
       </w:r>
     </w:p>
     <w:p>
@@ -2181,7 +1686,7 @@
               <w:rPr>
                 <w:bCs/>
               </w:rPr>
-              <w:t>Способен разрабатывать и применять методы системного анализа для определения требований к интеллектуальным системам</w:t>
+              <w:t>Способен разрабатывать и применять методы системного анализа для определения целей и задач интеллектуальных систем</w:t>
             </w:r>
           </w:p>
         </w:tc>
@@ -2262,7 +1767,7 @@
               <w:rPr>
                 <w:bCs/>
               </w:rPr>
-              <w:t>Способен разрабатывать прототипы интеллектуальных систем с использованием современных языков программирования и библиotecок</w:t>
+              <w:t>Способен разрабатывать и реализовывать алгоритмы машинного обучения на основе различных типов данных</w:t>
             </w:r>
           </w:p>
         </w:tc>
@@ -2343,7 +1848,7 @@
               <w:rPr>
                 <w:bCs/>
               </w:rPr>
-              <w:t>Способен проводить анализ данных для оптимизации работы интеллектуальных систем и повышения их эффективности</w:t>
+              <w:t>Способен применять искусственный интеллект для решения задач управления в сложных системах</w:t>
             </w:r>
           </w:p>
         </w:tc>
@@ -2424,7 +1929,7 @@
               <w:rPr>
                 <w:bCs/>
               </w:rPr>
-              <w:t>Способен обучать пользователей работе с интеллектуальными системами и решением возникающих задач</w:t>
+              <w:t>Способен разрабатывать и проводить обучение нейронным сетям, используя различные методы обучения</w:t>
             </w:r>
           </w:p>
         </w:tc>
@@ -2505,7 +2010,7 @@
               <w:rPr>
                 <w:bCs/>
               </w:rPr>
-              <w:t>Способен проводить регулярное обновление и модернизацию интеллектуальных систем для улучшения их функциональности</w:t>
+              <w:t>Способен анализировать и интерпретировать результаты работы интеллектуальных систем для принятия управленческих решений</w:t>
             </w:r>
           </w:p>
         </w:tc>
@@ -2586,7 +2091,7 @@
               <w:jc w:val="center"/>
             </w:pPr>
             <w:r>
-              <w:t>Шифр </w:t>
+              <w:t>Шифр</w:t>
             </w:r>
           </w:p>
           <w:p>
@@ -2621,15 +2126,15 @@
               <w:jc w:val="center"/>
             </w:pPr>
             <w:r>
-              <w:t>Шифр </w:t>
-            </w:r>
-          </w:p>
-          <w:p>
-            <w:pPr>
-              <w:jc w:val="center"/>
-            </w:pPr>
-            <w:r>
-              <w:t>результата </w:t>
+              <w:t>Шифр</w:t>
+            </w:r>
+          </w:p>
+          <w:p>
+            <w:pPr>
+              <w:jc w:val="center"/>
+            </w:pPr>
+            <w:r>
+              <w:t>результата</w:t>
             </w:r>
           </w:p>
           <w:p>
@@ -2712,7 +2217,7 @@
               <w:rPr>
                 <w:bCs/>
               </w:rPr>
-              <w:t>УК-1.1 Способен разрабатывать и применять методы системного анализа для определения требований к интеллекту</w:t>
+              <w:t>УК-1.1 Способен разрабатывать и применять методы системного анализа для определения целей и задач интеллект</w:t>
             </w:r>
           </w:p>
         </w:tc>
@@ -2810,7 +2315,7 @@
               <w:rPr>
                 <w:bCs/>
               </w:rPr>
-              <w:t>УК-1.1 Способен разрабатывать и применять методы системного анализа для определения требований к интеллекту</w:t>
+              <w:t>УК-1.1 Способен разрабатывать и применять методы системного анализа для определения целей и задач интеллект</w:t>
             </w:r>
           </w:p>
         </w:tc>
@@ -2908,7 +2413,7 @@
               <w:rPr>
                 <w:bCs/>
               </w:rPr>
-              <w:t>УК-1.1 Способен разрабатывать и применять методы системного анализа для определения требований к интеллекту</w:t>
+              <w:t>УК-1.1 Способен разрабатывать и применять методы системного анализа для определения целей и задач интеллект</w:t>
             </w:r>
           </w:p>
         </w:tc>
@@ -3006,7 +2511,7 @@
               <w:rPr>
                 <w:bCs/>
               </w:rPr>
-              <w:t>ОПК-1.1 Способен разрабатывать прототипы интеллектуальных систем с использованием современных языков програм</w:t>
+              <w:t>ОПК-1.1 Способен разрабатывать и реализовывать алгоритмы машинного обучения на основе различных типов данных</w:t>
             </w:r>
           </w:p>
         </w:tc>
@@ -3043,7 +2548,7 @@
               <w:rPr>
                 <w:bCs/>
               </w:rPr>
-              <w:t>Знать: Основные методы и алгоритмы интеллектуальных систем (ОПК-1: Способен разрабатывать прототипы интеллектуальных систем с использован)</w:t>
+              <w:t>Знать: Основные методы и алгоритмы интеллектуальных систем (ОПК-1: Способен разрабатывать и реализовывать алгоритмы машинного обучения на)</w:t>
             </w:r>
           </w:p>
         </w:tc>
@@ -3104,7 +2609,7 @@
               <w:rPr>
                 <w:bCs/>
               </w:rPr>
-              <w:t>ОПК-1.1 Способен разрабатывать прототипы интеллектуальных систем с использованием современных языков програм</w:t>
+              <w:t>ОПК-1.1 Способен разрабатывать и реализовывать алгоритмы машинного обучения на основе различных типов данных</w:t>
             </w:r>
           </w:p>
         </w:tc>
@@ -3141,7 +2646,7 @@
               <w:rPr>
                 <w:bCs/>
               </w:rPr>
-              <w:t>Уметь: Применять методы машинного обучения для решения задач (ОПК-1: Способен разрабатывать прототипы интеллектуальных систем с использован)</w:t>
+              <w:t>Уметь: Применять методы машинного обучения для решения задач (ОПК-1: Способен разрабатывать и реализовывать алгоритмы машинного обучения на)</w:t>
             </w:r>
           </w:p>
         </w:tc>
@@ -3202,7 +2707,7 @@
               <w:rPr>
                 <w:bCs/>
               </w:rPr>
-              <w:t>ОПК-1.1 Способен разрабатывать прототипы интеллектуальных систем с использованием современных языков програм</w:t>
+              <w:t>ОПК-1.1 Способен разрабатывать и реализовывать алгоритмы машинного обучения на основе различных типов данных</w:t>
             </w:r>
           </w:p>
         </w:tc>
@@ -3239,7 +2744,7 @@
               <w:rPr>
                 <w:bCs/>
               </w:rPr>
-              <w:t>Владеть: Навыками разработки и оценки интеллектуальных систем (ОПК-1: Способен разрабатывать прототипы интеллектуальных систем с использован)</w:t>
+              <w:t>Владеть: Навыками разработки и оценки интеллектуальных систем (ОПК-1: Способен разрабатывать и реализовывать алгоритмы машинного обучения на)</w:t>
             </w:r>
           </w:p>
         </w:tc>
@@ -3300,7 +2805,7 @@
               <w:rPr>
                 <w:bCs/>
               </w:rPr>
-              <w:t>ОПК-2.1 Способен проводить анализ данных для оптимизации работы интеллектуальных систем и повышения их эффек</w:t>
+              <w:t>ОПК-2.1 Способен применять искусственный интеллект для решения задач управления в сложных системах</w:t>
             </w:r>
           </w:p>
         </w:tc>
@@ -3337,7 +2842,7 @@
               <w:rPr>
                 <w:bCs/>
               </w:rPr>
-              <w:t>Знать: Основные методы и алгоритмы интеллектуальных систем (ОПК-2: Способен проводить анализ данных для оптимизации работы интеллектуальн)</w:t>
+              <w:t>Знать: Основные методы и алгоритмы интеллектуальных систем (ОПК-2: Способен применять искусственный интеллект для решения задач управлени)</w:t>
             </w:r>
           </w:p>
         </w:tc>
@@ -3398,7 +2903,7 @@
               <w:rPr>
                 <w:bCs/>
               </w:rPr>
-              <w:t>ОПК-2.1 Способен проводить анализ данных для оптимизации работы интеллектуальных систем и повышения их эффек</w:t>
+              <w:t>ОПК-2.1 Способен применять искусственный интеллект для решения задач управления в сложных системах</w:t>
             </w:r>
           </w:p>
         </w:tc>
@@ -3435,7 +2940,7 @@
               <w:rPr>
                 <w:bCs/>
               </w:rPr>
-              <w:t>Уметь: Применять методы машинного обучения для решения задач (ОПК-2: Способен проводить анализ данных для оптимизации работы интеллектуальн)</w:t>
+              <w:t>Уметь: Применять методы машинного обучения для решения задач (ОПК-2: Способен применять искусственный интеллект для решения задач управлени)</w:t>
             </w:r>
           </w:p>
         </w:tc>
@@ -3496,7 +3001,7 @@
               <w:rPr>
                 <w:bCs/>
               </w:rPr>
-              <w:t>ОПК-2.1 Способен проводить анализ данных для оптимизации работы интеллектуальных систем и повышения их эффек</w:t>
+              <w:t>ОПК-2.1 Способен применять искусственный интеллект для решения задач управления в сложных системах</w:t>
             </w:r>
           </w:p>
         </w:tc>
@@ -3533,7 +3038,7 @@
               <w:rPr>
                 <w:bCs/>
               </w:rPr>
-              <w:t>Владеть: Навыками разработки и оценки интеллектуальных систем (ОПК-2: Способен проводить анализ данных для оптимизации работы интеллектуальн)</w:t>
+              <w:t>Владеть: Навыками разработки и оценки интеллектуальных систем (ОПК-2: Способен применять искусственный интеллект для решения задач управлени)</w:t>
             </w:r>
           </w:p>
         </w:tc>
@@ -3594,7 +3099,7 @@
               <w:rPr>
                 <w:bCs/>
               </w:rPr>
-              <w:t>ПК-1.1 Способен обучать пользователей работе с интеллектуальными системами и решением возникающих задач</w:t>
+              <w:t>ПК-1.1 Способен разрабатывать и проводить обучение нейронным сетям, используя различные методы обучения</w:t>
             </w:r>
           </w:p>
         </w:tc>
@@ -3631,7 +3136,7 @@
               <w:rPr>
                 <w:bCs/>
               </w:rPr>
-              <w:t>Знать: Основные методы и алгоритмы интеллектуальных систем (ПК-1: Способен обучать пользователей работе с интеллектуальными системами и)</w:t>
+              <w:t>Знать: Основные методы и алгоритмы интеллектуальных систем (ПК-1: Способен разрабатывать и проводить обучение нейронным сетям, используя)</w:t>
             </w:r>
           </w:p>
         </w:tc>
@@ -3692,7 +3197,7 @@
               <w:rPr>
                 <w:bCs/>
               </w:rPr>
-              <w:t>ПК-1.1 Способен обучать пользователей работе с интеллектуальными системами и решением возникающих задач</w:t>
+              <w:t>ПК-1.1 Способен разрабатывать и проводить обучение нейронным сетям, используя различные методы обучения</w:t>
             </w:r>
           </w:p>
         </w:tc>
@@ -3729,7 +3234,7 @@
               <w:rPr>
                 <w:bCs/>
               </w:rPr>
-              <w:t>Уметь: Применять методы машинного обучения для решения задач (ПК-1: Способен обучать пользователей работе с интеллектуальными системами и)</w:t>
+              <w:t>Уметь: Применять методы машинного обучения для решения задач (ПК-1: Способен разрабатывать и проводить обучение нейронным сетям, используя)</w:t>
             </w:r>
           </w:p>
         </w:tc>
@@ -3790,7 +3295,7 @@
               <w:rPr>
                 <w:bCs/>
               </w:rPr>
-              <w:t>ПК-1.1 Способен обучать пользователей работе с интеллектуальными системами и решением возникающих задач</w:t>
+              <w:t>ПК-1.1 Способен разрабатывать и проводить обучение нейронным сетям, используя различные методы обучения</w:t>
             </w:r>
           </w:p>
         </w:tc>
@@ -3827,7 +3332,7 @@
               <w:rPr>
                 <w:bCs/>
               </w:rPr>
-              <w:t>Владеть: Навыками разработки и оценки интеллектуальных систем (ПК-1: Способен обучать пользователей работе с интеллектуальными системами и)</w:t>
+              <w:t>Владеть: Навыками разработки и оценки интеллектуальных систем (ПК-1: Способен разрабатывать и проводить обучение нейронным сетям, используя)</w:t>
             </w:r>
           </w:p>
         </w:tc>
@@ -3888,7 +3393,7 @@
               <w:rPr>
                 <w:bCs/>
               </w:rPr>
-              <w:t>ПК-2.1 Способен проводить регулярное обновление и модернизацию интеллектуальных систем для улучшения их фун</w:t>
+              <w:t>ПК-2.1 Способен анализировать и интерпретировать результаты работы интеллектуальных систем для принятия упр</w:t>
             </w:r>
           </w:p>
         </w:tc>
@@ -3925,7 +3430,7 @@
               <w:rPr>
                 <w:bCs/>
               </w:rPr>
-              <w:t>Знать: Основные методы и алгоритмы интеллектуальных систем (ПК-2: Способен проводить регулярное обновление и модернизацию интеллектуальн)</w:t>
+              <w:t>Знать: Основные методы и алгоритмы интеллектуальных систем (ПК-2: Способен анализировать и интерпретировать результаты работы интеллекту)</w:t>
             </w:r>
           </w:p>
         </w:tc>
@@ -3986,7 +3491,7 @@
               <w:rPr>
                 <w:bCs/>
               </w:rPr>
-              <w:t>ПК-2.1 Способен проводить регулярное обновление и модернизацию интеллектуальных систем для улучшения их фун</w:t>
+              <w:t>ПК-2.1 Способен анализировать и интерпретировать результаты работы интеллектуальных систем для принятия упр</w:t>
             </w:r>
           </w:p>
         </w:tc>
@@ -4023,7 +3528,7 @@
               <w:rPr>
                 <w:bCs/>
               </w:rPr>
-              <w:t>Уметь: Применять методы машинного обучения для решения задач (ПК-2: Способен проводить регулярное обновление и модернизацию интеллектуальн)</w:t>
+              <w:t>Уметь: Применять методы машинного обучения для решения задач (ПК-2: Способен анализировать и интерпретировать результаты работы интеллекту)</w:t>
             </w:r>
           </w:p>
         </w:tc>
@@ -4084,7 +3589,7 @@
               <w:rPr>
                 <w:bCs/>
               </w:rPr>
-              <w:t>ПК-2.1 Способен проводить регулярное обновление и модернизацию интеллектуальных систем для улучшения их фун</w:t>
+              <w:t>ПК-2.1 Способен анализировать и интерпретировать результаты работы интеллектуальных систем для принятия упр</w:t>
             </w:r>
           </w:p>
         </w:tc>
@@ -4121,7 +3626,7 @@
               <w:rPr>
                 <w:bCs/>
               </w:rPr>
-              <w:t>Владеть: Навыками разработки и оценки интеллектуальных систем (ПК-2: Способен проводить регулярное обновление и модернизацию интеллектуальн)</w:t>
+              <w:t>Владеть: Навыками разработки и оценки интеллектуальных систем (ПК-2: Способен анализировать и интерпретировать результаты работы интеллекту)</w:t>
             </w:r>
           </w:p>
         </w:tc>
@@ -4146,7 +3651,7 @@
           <w:b/>
           <w:bCs/>
         </w:rPr>
-        <w:t>3. Структура дисциплины </w:t>
+        <w:t>3. Структура дисциплины</w:t>
       </w:r>
     </w:p>
     <w:p>
@@ -6823,7 +6328,7 @@
                 <w:sz w:val="20"/>
                 <w:szCs w:val="20"/>
               </w:rPr>
-              <w:t>72</w:t>
+              <w:t>0</w:t>
             </w:r>
           </w:p>
         </w:tc>
@@ -6991,7 +6496,7 @@
                 <w:sz w:val="20"/>
                 <w:szCs w:val="20"/>
               </w:rPr>
-              <w:t>72</w:t>
+              <w:t>0</w:t>
             </w:r>
           </w:p>
         </w:tc>
@@ -7156,7 +6661,7 @@
                 <w:sz w:val="20"/>
                 <w:szCs w:val="20"/>
               </w:rPr>
-              <w:t>72</w:t>
+              <w:t>0</w:t>
             </w:r>
           </w:p>
         </w:tc>
@@ -7324,7 +6829,7 @@
                 <w:sz w:val="20"/>
                 <w:szCs w:val="20"/>
               </w:rPr>
-              <w:t>72</w:t>
+              <w:t>0</w:t>
             </w:r>
           </w:p>
         </w:tc>
@@ -7797,7 +7302,7 @@
                 <w:sz w:val="20"/>
                 <w:szCs w:val="20"/>
               </w:rPr>
-              <w:t>Самостоятельная работа обучающихся (СРО), всего в том числе: (указать конкретный  вид СРО)</w:t>
+              <w:t>Самостоятельная работа обучающихся (СРО), всего в том числе: (указать конкретный вид СРО)</w:t>
             </w:r>
           </w:p>
         </w:tc>
@@ -9487,7 +8992,7 @@
                 <w:sz w:val="20"/>
                 <w:szCs w:val="20"/>
               </w:rPr>
-              <w:t>7</w:t>
+              <w:t>0</w:t>
             </w:r>
           </w:p>
         </w:tc>
@@ -9655,7 +9160,7 @@
                 <w:sz w:val="20"/>
                 <w:szCs w:val="20"/>
               </w:rPr>
-              <w:t/>
+              <w:t>0</w:t>
             </w:r>
           </w:p>
         </w:tc>
@@ -10486,7 +9991,7 @@
                 <w:sz w:val="20"/>
                 <w:szCs w:val="20"/>
               </w:rPr>
-              <w:t>72</w:t>
+              <w:t>0</w:t>
             </w:r>
           </w:p>
         </w:tc>
@@ -10654,7 +10159,7 @@
                 <w:sz w:val="20"/>
                 <w:szCs w:val="20"/>
               </w:rPr>
-              <w:t>72</w:t>
+              <w:t>0</w:t>
             </w:r>
           </w:p>
         </w:tc>
@@ -11170,13 +10675,13 @@
           <w:color w:val="000000"/>
           <w:spacing w:val="-9"/>
         </w:rPr>
-        <w:t>4.1. </w:t>
+        <w:t>4.1.</w:t>
       </w:r>
       <w:r>
         <w:rPr>
           <w:b/>
         </w:rPr>
-        <w:t>Темы (разделы) дисциплины  и виды занятий (в часах)</w:t>
+        <w:t>Темы (разделы) дисциплины и виды занятий (в часах)</w:t>
       </w:r>
     </w:p>
     <w:p>
@@ -12055,7 +11560,7 @@
               </w:rPr>
             </w:pPr>
             <w:r>
-              <w:t>3</w:t>
+              <w:t>№ пп.</w:t>
             </w:r>
           </w:p>
         </w:tc>
@@ -12081,7 +11586,7 @@
               </w:rPr>
             </w:pPr>
             <w:r>
-              <w:t>Раздел 3. Применение интеллектуальных систем</w:t>
+              <w:t>Номер раздела</w:t>
             </w:r>
           </w:p>
         </w:tc>
@@ -12108,7 +11613,7 @@
               </w:rPr>
             </w:pPr>
             <w:r>
-              <w:t>Лекция 3. Применение интеллектуальных систем</w:t>
+              <w:t>Название темы</w:t>
             </w:r>
           </w:p>
         </w:tc>
@@ -12319,78 +11824,8 @@
       </w:tr>
       <w:tr>
         <w:trPr>
-          <w:trHeight w:val="907"/>
+          <w:trHeight w:val="65"/>
         </w:trPr>
-        <w:tc>
-          <w:tcPr>
-            <w:tcW w:w="0" w:type="auto"/>
-            <w:vMerge/>
-            <w:tcBorders>
-              <w:left w:val="single" w:sz="4" w:space="0" w:color="auto"/>
-              <w:bottom w:val="single" w:sz="4" w:space="0" w:color="auto"/>
-              <w:right w:val="single" w:sz="4" w:space="0" w:color="auto"/>
-            </w:tcBorders>
-            <w:vAlign w:val="center"/>
-          </w:tcPr>
-          <w:p>
-            <w:pPr>
-              <w:shd w:val="clear" w:color="auto" w:fill="FFFFFF"/>
-              <w:jc w:val="center"/>
-              <w:rPr>
-                <w:bCs/>
-                <w:sz w:val="20"/>
-                <w:szCs w:val="20"/>
-              </w:rPr>
-            </w:pPr>
-          </w:p>
-        </w:tc>
-        <w:tc>
-          <w:tcPr>
-            <w:tcW w:w="0" w:type="auto"/>
-            <w:vMerge/>
-            <w:tcBorders>
-              <w:left w:val="single" w:sz="4" w:space="0" w:color="auto"/>
-              <w:bottom w:val="single" w:sz="4" w:space="0" w:color="auto"/>
-              <w:right w:val="single" w:sz="4" w:space="0" w:color="auto"/>
-            </w:tcBorders>
-            <w:vAlign w:val="center"/>
-          </w:tcPr>
-          <w:p>
-            <w:pPr>
-              <w:shd w:val="clear" w:color="auto" w:fill="FFFFFF"/>
-              <w:jc w:val="center"/>
-              <w:rPr>
-                <w:bCs/>
-                <w:sz w:val="20"/>
-                <w:szCs w:val="20"/>
-              </w:rPr>
-            </w:pPr>
-          </w:p>
-        </w:tc>
-        <w:tc>
-          <w:tcPr>
-            <w:tcW w:w="0" w:type="auto"/>
-            <w:vMerge/>
-            <w:tcBorders>
-              <w:left w:val="single" w:sz="4" w:space="0" w:color="auto"/>
-              <w:bottom w:val="single" w:sz="4" w:space="0" w:color="auto"/>
-              <w:right w:val="single" w:sz="4" w:space="0" w:color="auto"/>
-            </w:tcBorders>
-            <w:vAlign w:val="center"/>
-          </w:tcPr>
-          <w:p>
-            <w:pPr>
-              <w:shd w:val="clear" w:color="auto" w:fill="FFFFFF"/>
-              <w:jc w:val="center"/>
-              <w:rPr>
-                <w:b/>
-                <w:bCs/>
-                <w:sz w:val="20"/>
-                <w:szCs w:val="20"/>
-              </w:rPr>
-            </w:pPr>
-          </w:p>
-        </w:tc>
         <w:tc>
           <w:tcPr>
             <w:tcW w:w="0" w:type="auto"/>
@@ -12400,25 +11835,24 @@
               <w:bottom w:val="single" w:sz="4" w:space="0" w:color="auto"/>
               <w:right w:val="single" w:sz="4" w:space="0" w:color="auto"/>
             </w:tcBorders>
-            <w:textDirection w:val="btLr"/>
-            <w:vAlign w:val="center"/>
           </w:tcPr>
           <w:p>
             <w:pPr>
               <w:shd w:val="clear" w:color="auto" w:fill="FFFFFF"/>
-              <w:ind w:left="113" w:right="113"/>
-              <w:jc w:val="center"/>
-              <w:rPr>
-                <w:sz w:val="20"/>
-                <w:szCs w:val="20"/>
-              </w:rPr>
-            </w:pPr>
-            <w:r>
-              <w:rPr>
-                <w:sz w:val="20"/>
-                <w:szCs w:val="20"/>
-              </w:rPr>
-              <w:t>6</w:t>
+              <w:jc w:val="center"/>
+              <w:rPr>
+                <w:bCs/>
+                <w:sz w:val="20"/>
+                <w:szCs w:val="20"/>
+              </w:rPr>
+            </w:pPr>
+            <w:r>
+              <w:rPr>
+                <w:bCs/>
+                <w:sz w:val="20"/>
+                <w:szCs w:val="20"/>
+              </w:rPr>
+              <w:t>1</w:t>
             </w:r>
           </w:p>
         </w:tc>
@@ -12431,24 +11865,23 @@
               <w:bottom w:val="single" w:sz="4" w:space="0" w:color="auto"/>
               <w:right w:val="single" w:sz="4" w:space="0" w:color="auto"/>
             </w:tcBorders>
-            <w:textDirection w:val="btLr"/>
-            <w:vAlign w:val="center"/>
           </w:tcPr>
           <w:p>
             <w:pPr>
               <w:shd w:val="clear" w:color="auto" w:fill="FFFFFF"/>
-              <w:ind w:left="113" w:right="113"/>
-              <w:jc w:val="center"/>
-              <w:rPr>
-                <w:sz w:val="20"/>
-                <w:szCs w:val="20"/>
-              </w:rPr>
-            </w:pPr>
-            <w:r>
-              <w:rPr>
-                <w:sz w:val="20"/>
-                <w:szCs w:val="20"/>
-              </w:rPr>
+              <w:rPr>
+                <w:bCs/>
+                <w:sz w:val="20"/>
+                <w:szCs w:val="20"/>
+              </w:rPr>
+            </w:pPr>
+            <w:r>
+              <w:rPr>
+                <w:bCs/>
+                <w:sz w:val="20"/>
+                <w:szCs w:val="20"/>
+              </w:rPr>
+              <w:t>1-Организация научно-исследовательской работы в России</w:t>
             </w:r>
           </w:p>
         </w:tc>
@@ -12461,100 +11894,51 @@
               <w:bottom w:val="single" w:sz="4" w:space="0" w:color="auto"/>
               <w:right w:val="single" w:sz="4" w:space="0" w:color="auto"/>
             </w:tcBorders>
-            <w:textDirection w:val="btLr"/>
             <w:vAlign w:val="center"/>
           </w:tcPr>
           <w:p>
             <w:pPr>
               <w:shd w:val="clear" w:color="auto" w:fill="FFFFFF"/>
-              <w:ind w:left="113" w:right="113"/>
-              <w:jc w:val="center"/>
-              <w:rPr>
-                <w:sz w:val="20"/>
-                <w:szCs w:val="20"/>
-              </w:rPr>
-            </w:pPr>
-            <w:r>
-              <w:rPr>
-                <w:sz w:val="20"/>
-                <w:szCs w:val="20"/>
-              </w:rPr>
-            </w:r>
-          </w:p>
-        </w:tc>
-      </w:tr>
-      <w:tr>
-        <w:trPr>
-          <w:trHeight w:val="907"/>
-        </w:trPr>
-        <w:tc>
-          <w:tcPr>
-            <w:tcW w:w="0" w:type="auto"/>
-            <w:vMerge/>
-            <w:tcBorders>
-              <w:left w:val="single" w:sz="4" w:space="0" w:color="auto"/>
-              <w:bottom w:val="single" w:sz="4" w:space="0" w:color="auto"/>
-              <w:right w:val="single" w:sz="4" w:space="0" w:color="auto"/>
-            </w:tcBorders>
-            <w:vAlign w:val="center"/>
-          </w:tcPr>
+              <w:rPr>
+                <w:b/>
+                <w:bCs/>
+                <w:sz w:val="20"/>
+                <w:szCs w:val="20"/>
+              </w:rPr>
+            </w:pPr>
+            <w:r>
+              <w:rPr>
+                <w:b/>
+                <w:bCs/>
+                <w:sz w:val="20"/>
+                <w:szCs w:val="20"/>
+              </w:rPr>
+              <w:t>Лекция 1. Организация научно-исследовательской работы в России</w:t>
+            </w:r>
+          </w:p>
           <w:p>
             <w:pPr>
               <w:shd w:val="clear" w:color="auto" w:fill="FFFFFF"/>
-              <w:jc w:val="center"/>
-              <w:rPr>
-                <w:bCs/>
-                <w:sz w:val="20"/>
-                <w:szCs w:val="20"/>
-              </w:rPr>
-            </w:pPr>
-          </w:p>
-        </w:tc>
-        <w:tc>
-          <w:tcPr>
-            <w:tcW w:w="0" w:type="auto"/>
-            <w:vMerge/>
-            <w:tcBorders>
-              <w:left w:val="single" w:sz="4" w:space="0" w:color="auto"/>
-              <w:bottom w:val="single" w:sz="4" w:space="0" w:color="auto"/>
-              <w:right w:val="single" w:sz="4" w:space="0" w:color="auto"/>
-            </w:tcBorders>
-            <w:vAlign w:val="center"/>
-          </w:tcPr>
-          <w:p>
-            <w:pPr>
-              <w:shd w:val="clear" w:color="auto" w:fill="FFFFFF"/>
-              <w:jc w:val="center"/>
-              <w:rPr>
-                <w:bCs/>
-                <w:sz w:val="20"/>
-                <w:szCs w:val="20"/>
-              </w:rPr>
-            </w:pPr>
-          </w:p>
-        </w:tc>
-        <w:tc>
-          <w:tcPr>
-            <w:tcW w:w="0" w:type="auto"/>
-            <w:vMerge/>
-            <w:tcBorders>
-              <w:left w:val="single" w:sz="4" w:space="0" w:color="auto"/>
-              <w:bottom w:val="single" w:sz="4" w:space="0" w:color="auto"/>
-              <w:right w:val="single" w:sz="4" w:space="0" w:color="auto"/>
-            </w:tcBorders>
-            <w:vAlign w:val="center"/>
-          </w:tcPr>
-          <w:p>
-            <w:pPr>
-              <w:shd w:val="clear" w:color="auto" w:fill="FFFFFF"/>
-              <w:jc w:val="center"/>
-              <w:rPr>
-                <w:b/>
-                <w:bCs/>
-                <w:sz w:val="20"/>
-                <w:szCs w:val="20"/>
-              </w:rPr>
-            </w:pPr>
+              <w:rPr>
+                <w:bCs/>
+                <w:sz w:val="20"/>
+                <w:szCs w:val="20"/>
+              </w:rPr>
+            </w:pPr>
+            <w:r>
+              <w:rPr>
+                <w:bCs/>
+                <w:sz w:val="20"/>
+                <w:szCs w:val="20"/>
+              </w:rPr>
+              <w:t xml:space="preserve">1.1. Управление в сфере науки </w:t>
+              <w:br/>
+              <w:t xml:space="preserve">1.2. Ученые степени и ученые звания </w:t>
+              <w:br/>
+              <w:t xml:space="preserve">1.3. Подготовка научных и научно-педагогических кадров в России </w:t>
+              <w:br/>
+              <w:t>1.4. Научно-исследовательская работа студентов</w:t>
+            </w:r>
           </w:p>
         </w:tc>
         <w:tc>
@@ -12566,25 +11950,24 @@
               <w:bottom w:val="single" w:sz="4" w:space="0" w:color="auto"/>
               <w:right w:val="single" w:sz="4" w:space="0" w:color="auto"/>
             </w:tcBorders>
-            <w:textDirection w:val="btLr"/>
-            <w:vAlign w:val="center"/>
           </w:tcPr>
           <w:p>
             <w:pPr>
               <w:shd w:val="clear" w:color="auto" w:fill="FFFFFF"/>
-              <w:ind w:left="113" w:right="113"/>
-              <w:jc w:val="center"/>
-              <w:rPr>
-                <w:sz w:val="20"/>
-                <w:szCs w:val="20"/>
-              </w:rPr>
-            </w:pPr>
-            <w:r>
-              <w:rPr>
-                <w:sz w:val="20"/>
-                <w:szCs w:val="20"/>
-              </w:rPr>
-              <w:t>6</w:t>
+              <w:jc w:val="center"/>
+              <w:rPr>
+                <w:bCs/>
+                <w:sz w:val="20"/>
+                <w:szCs w:val="20"/>
+              </w:rPr>
+            </w:pPr>
+            <w:r>
+              <w:rPr>
+                <w:bCs/>
+                <w:sz w:val="20"/>
+                <w:szCs w:val="20"/>
+              </w:rPr>
+              <w:t>2</w:t>
             </w:r>
           </w:p>
         </w:tc>
@@ -12597,21 +11980,20 @@
               <w:bottom w:val="single" w:sz="4" w:space="0" w:color="auto"/>
               <w:right w:val="single" w:sz="4" w:space="0" w:color="auto"/>
             </w:tcBorders>
-            <w:textDirection w:val="btLr"/>
-            <w:vAlign w:val="center"/>
           </w:tcPr>
           <w:p>
             <w:pPr>
               <w:shd w:val="clear" w:color="auto" w:fill="FFFFFF"/>
-              <w:ind w:left="113" w:right="113"/>
-              <w:jc w:val="center"/>
-              <w:rPr>
-                <w:sz w:val="20"/>
-                <w:szCs w:val="20"/>
-              </w:rPr>
-            </w:pPr>
-            <w:r>
-              <w:rPr>
+              <w:jc w:val="center"/>
+              <w:rPr>
+                <w:bCs/>
+                <w:sz w:val="20"/>
+                <w:szCs w:val="20"/>
+              </w:rPr>
+            </w:pPr>
+            <w:r>
+              <w:rPr>
+                <w:bCs/>
                 <w:sz w:val="20"/>
                 <w:szCs w:val="20"/>
               </w:rPr>
@@ -12627,21 +12009,20 @@
               <w:bottom w:val="single" w:sz="4" w:space="0" w:color="auto"/>
               <w:right w:val="single" w:sz="4" w:space="0" w:color="auto"/>
             </w:tcBorders>
-            <w:textDirection w:val="btLr"/>
-            <w:vAlign w:val="center"/>
           </w:tcPr>
           <w:p>
             <w:pPr>
               <w:shd w:val="clear" w:color="auto" w:fill="FFFFFF"/>
-              <w:ind w:left="113" w:right="113"/>
-              <w:jc w:val="center"/>
-              <w:rPr>
-                <w:sz w:val="20"/>
-                <w:szCs w:val="20"/>
-              </w:rPr>
-            </w:pPr>
-            <w:r>
-              <w:rPr>
+              <w:jc w:val="center"/>
+              <w:rPr>
+                <w:bCs/>
+                <w:sz w:val="20"/>
+                <w:szCs w:val="20"/>
+              </w:rPr>
+            </w:pPr>
+            <w:r>
+              <w:rPr>
+                <w:bCs/>
                 <w:sz w:val="20"/>
                 <w:szCs w:val="20"/>
               </w:rPr>
@@ -12651,78 +12032,8 @@
       </w:tr>
       <w:tr>
         <w:trPr>
-          <w:trHeight w:val="907"/>
+          <w:trHeight w:val="65"/>
         </w:trPr>
-        <w:tc>
-          <w:tcPr>
-            <w:tcW w:w="0" w:type="auto"/>
-            <w:vMerge/>
-            <w:tcBorders>
-              <w:left w:val="single" w:sz="4" w:space="0" w:color="auto"/>
-              <w:bottom w:val="single" w:sz="4" w:space="0" w:color="auto"/>
-              <w:right w:val="single" w:sz="4" w:space="0" w:color="auto"/>
-            </w:tcBorders>
-            <w:vAlign w:val="center"/>
-          </w:tcPr>
-          <w:p>
-            <w:pPr>
-              <w:shd w:val="clear" w:color="auto" w:fill="FFFFFF"/>
-              <w:jc w:val="center"/>
-              <w:rPr>
-                <w:bCs/>
-                <w:sz w:val="20"/>
-                <w:szCs w:val="20"/>
-              </w:rPr>
-            </w:pPr>
-          </w:p>
-        </w:tc>
-        <w:tc>
-          <w:tcPr>
-            <w:tcW w:w="0" w:type="auto"/>
-            <w:vMerge/>
-            <w:tcBorders>
-              <w:left w:val="single" w:sz="4" w:space="0" w:color="auto"/>
-              <w:bottom w:val="single" w:sz="4" w:space="0" w:color="auto"/>
-              <w:right w:val="single" w:sz="4" w:space="0" w:color="auto"/>
-            </w:tcBorders>
-            <w:vAlign w:val="center"/>
-          </w:tcPr>
-          <w:p>
-            <w:pPr>
-              <w:shd w:val="clear" w:color="auto" w:fill="FFFFFF"/>
-              <w:jc w:val="center"/>
-              <w:rPr>
-                <w:bCs/>
-                <w:sz w:val="20"/>
-                <w:szCs w:val="20"/>
-              </w:rPr>
-            </w:pPr>
-          </w:p>
-        </w:tc>
-        <w:tc>
-          <w:tcPr>
-            <w:tcW w:w="0" w:type="auto"/>
-            <w:vMerge/>
-            <w:tcBorders>
-              <w:left w:val="single" w:sz="4" w:space="0" w:color="auto"/>
-              <w:bottom w:val="single" w:sz="4" w:space="0" w:color="auto"/>
-              <w:right w:val="single" w:sz="4" w:space="0" w:color="auto"/>
-            </w:tcBorders>
-            <w:vAlign w:val="center"/>
-          </w:tcPr>
-          <w:p>
-            <w:pPr>
-              <w:shd w:val="clear" w:color="auto" w:fill="FFFFFF"/>
-              <w:jc w:val="center"/>
-              <w:rPr>
-                <w:b/>
-                <w:bCs/>
-                <w:sz w:val="20"/>
-                <w:szCs w:val="20"/>
-              </w:rPr>
-            </w:pPr>
-          </w:p>
-        </w:tc>
         <w:tc>
           <w:tcPr>
             <w:tcW w:w="0" w:type="auto"/>
@@ -12732,25 +12043,24 @@
               <w:bottom w:val="single" w:sz="4" w:space="0" w:color="auto"/>
               <w:right w:val="single" w:sz="4" w:space="0" w:color="auto"/>
             </w:tcBorders>
-            <w:textDirection w:val="btLr"/>
-            <w:vAlign w:val="center"/>
           </w:tcPr>
           <w:p>
             <w:pPr>
               <w:shd w:val="clear" w:color="auto" w:fill="FFFFFF"/>
-              <w:ind w:left="113" w:right="113"/>
-              <w:jc w:val="center"/>
-              <w:rPr>
-                <w:sz w:val="20"/>
-                <w:szCs w:val="20"/>
-              </w:rPr>
-            </w:pPr>
-            <w:r>
-              <w:rPr>
-                <w:sz w:val="20"/>
-                <w:szCs w:val="20"/>
-              </w:rPr>
-              <w:t>6</w:t>
+              <w:jc w:val="center"/>
+              <w:rPr>
+                <w:bCs/>
+                <w:sz w:val="20"/>
+                <w:szCs w:val="20"/>
+              </w:rPr>
+            </w:pPr>
+            <w:r>
+              <w:rPr>
+                <w:bCs/>
+                <w:sz w:val="20"/>
+                <w:szCs w:val="20"/>
+              </w:rPr>
+              <w:t>2</w:t>
             </w:r>
           </w:p>
         </w:tc>
@@ -12763,24 +12073,23 @@
               <w:bottom w:val="single" w:sz="4" w:space="0" w:color="auto"/>
               <w:right w:val="single" w:sz="4" w:space="0" w:color="auto"/>
             </w:tcBorders>
-            <w:textDirection w:val="btLr"/>
-            <w:vAlign w:val="center"/>
           </w:tcPr>
           <w:p>
             <w:pPr>
               <w:shd w:val="clear" w:color="auto" w:fill="FFFFFF"/>
-              <w:ind w:left="113" w:right="113"/>
-              <w:jc w:val="center"/>
-              <w:rPr>
-                <w:sz w:val="20"/>
-                <w:szCs w:val="20"/>
-              </w:rPr>
-            </w:pPr>
-            <w:r>
-              <w:rPr>
-                <w:sz w:val="20"/>
-                <w:szCs w:val="20"/>
-              </w:rPr>
+              <w:rPr>
+                <w:bCs/>
+                <w:sz w:val="20"/>
+                <w:szCs w:val="20"/>
+              </w:rPr>
+            </w:pPr>
+            <w:r>
+              <w:rPr>
+                <w:bCs/>
+                <w:sz w:val="20"/>
+                <w:szCs w:val="20"/>
+              </w:rPr>
+              <w:t>1-Организация научно-исследовательской работы в России</w:t>
             </w:r>
           </w:p>
         </w:tc>
@@ -12793,21 +12102,1159 @@
               <w:bottom w:val="single" w:sz="4" w:space="0" w:color="auto"/>
               <w:right w:val="single" w:sz="4" w:space="0" w:color="auto"/>
             </w:tcBorders>
-            <w:textDirection w:val="btLr"/>
             <w:vAlign w:val="center"/>
           </w:tcPr>
           <w:p>
             <w:pPr>
               <w:shd w:val="clear" w:color="auto" w:fill="FFFFFF"/>
-              <w:ind w:left="113" w:right="113"/>
-              <w:jc w:val="center"/>
-              <w:rPr>
-                <w:sz w:val="20"/>
-                <w:szCs w:val="20"/>
-              </w:rPr>
-            </w:pPr>
-            <w:r>
-              <w:rPr>
+              <w:rPr>
+                <w:b/>
+                <w:bCs/>
+                <w:sz w:val="20"/>
+                <w:szCs w:val="20"/>
+              </w:rPr>
+            </w:pPr>
+            <w:r>
+              <w:rPr>
+                <w:b/>
+                <w:bCs/>
+                <w:sz w:val="20"/>
+                <w:szCs w:val="20"/>
+              </w:rPr>
+              <w:t>Лекция 2. Общие сведения о научных исследованиях</w:t>
+            </w:r>
+          </w:p>
+          <w:p>
+            <w:pPr>
+              <w:shd w:val="clear" w:color="auto" w:fill="FFFFFF"/>
+              <w:rPr>
+                <w:bCs/>
+                <w:sz w:val="20"/>
+                <w:szCs w:val="20"/>
+              </w:rPr>
+            </w:pPr>
+            <w:r>
+              <w:rPr>
+                <w:bCs/>
+                <w:sz w:val="20"/>
+                <w:szCs w:val="20"/>
+              </w:rPr>
+              <w:t xml:space="preserve">2.1. Основные понятия и определения </w:t>
+              <w:br/>
+              <w:t xml:space="preserve">2.2 Методология научного исследования </w:t>
+              <w:br/>
+              <w:t xml:space="preserve">2.3. Выбор направления научного исследования и этапы научно-исследовательской работы </w:t>
+              <w:br/>
+              <w:t>2.4. Информационное обеспечение научного исследования</w:t>
+            </w:r>
+          </w:p>
+        </w:tc>
+        <w:tc>
+          <w:tcPr>
+            <w:tcW w:w="0" w:type="auto"/>
+            <w:tcBorders>
+              <w:top w:val="single" w:sz="4" w:space="0" w:color="auto"/>
+              <w:left w:val="single" w:sz="4" w:space="0" w:color="auto"/>
+              <w:bottom w:val="single" w:sz="4" w:space="0" w:color="auto"/>
+              <w:right w:val="single" w:sz="4" w:space="0" w:color="auto"/>
+            </w:tcBorders>
+          </w:tcPr>
+          <w:p>
+            <w:pPr>
+              <w:shd w:val="clear" w:color="auto" w:fill="FFFFFF"/>
+              <w:jc w:val="center"/>
+              <w:rPr>
+                <w:bCs/>
+                <w:sz w:val="20"/>
+                <w:szCs w:val="20"/>
+              </w:rPr>
+            </w:pPr>
+            <w:r>
+              <w:rPr>
+                <w:bCs/>
+                <w:sz w:val="20"/>
+                <w:szCs w:val="20"/>
+              </w:rPr>
+              <w:t>2</w:t>
+            </w:r>
+          </w:p>
+        </w:tc>
+        <w:tc>
+          <w:tcPr>
+            <w:tcW w:w="0" w:type="auto"/>
+            <w:tcBorders>
+              <w:top w:val="single" w:sz="4" w:space="0" w:color="auto"/>
+              <w:left w:val="single" w:sz="4" w:space="0" w:color="auto"/>
+              <w:bottom w:val="single" w:sz="4" w:space="0" w:color="auto"/>
+              <w:right w:val="single" w:sz="4" w:space="0" w:color="auto"/>
+            </w:tcBorders>
+          </w:tcPr>
+          <w:p>
+            <w:pPr>
+              <w:shd w:val="clear" w:color="auto" w:fill="FFFFFF"/>
+              <w:jc w:val="center"/>
+              <w:rPr>
+                <w:bCs/>
+                <w:sz w:val="20"/>
+                <w:szCs w:val="20"/>
+              </w:rPr>
+            </w:pPr>
+            <w:r>
+              <w:rPr>
+                <w:bCs/>
+                <w:sz w:val="20"/>
+                <w:szCs w:val="20"/>
+              </w:rPr>
+            </w:r>
+          </w:p>
+        </w:tc>
+        <w:tc>
+          <w:tcPr>
+            <w:tcW w:w="0" w:type="auto"/>
+            <w:tcBorders>
+              <w:top w:val="single" w:sz="4" w:space="0" w:color="auto"/>
+              <w:left w:val="single" w:sz="4" w:space="0" w:color="auto"/>
+              <w:bottom w:val="single" w:sz="4" w:space="0" w:color="auto"/>
+              <w:right w:val="single" w:sz="4" w:space="0" w:color="auto"/>
+            </w:tcBorders>
+          </w:tcPr>
+          <w:p>
+            <w:pPr>
+              <w:shd w:val="clear" w:color="auto" w:fill="FFFFFF"/>
+              <w:jc w:val="center"/>
+              <w:rPr>
+                <w:bCs/>
+                <w:sz w:val="20"/>
+                <w:szCs w:val="20"/>
+              </w:rPr>
+            </w:pPr>
+            <w:r>
+              <w:rPr>
+                <w:bCs/>
+                <w:sz w:val="20"/>
+                <w:szCs w:val="20"/>
+              </w:rPr>
+            </w:r>
+          </w:p>
+        </w:tc>
+      </w:tr>
+      <w:tr>
+        <w:trPr>
+          <w:trHeight w:val="65"/>
+        </w:trPr>
+        <w:tc>
+          <w:tcPr>
+            <w:tcW w:w="0" w:type="auto"/>
+            <w:tcBorders>
+              <w:top w:val="single" w:sz="4" w:space="0" w:color="auto"/>
+              <w:left w:val="single" w:sz="4" w:space="0" w:color="auto"/>
+              <w:bottom w:val="single" w:sz="4" w:space="0" w:color="auto"/>
+              <w:right w:val="single" w:sz="4" w:space="0" w:color="auto"/>
+            </w:tcBorders>
+          </w:tcPr>
+          <w:p>
+            <w:pPr>
+              <w:shd w:val="clear" w:color="auto" w:fill="FFFFFF"/>
+              <w:jc w:val="center"/>
+              <w:rPr>
+                <w:bCs/>
+                <w:sz w:val="20"/>
+                <w:szCs w:val="20"/>
+              </w:rPr>
+            </w:pPr>
+            <w:r>
+              <w:rPr>
+                <w:bCs/>
+                <w:sz w:val="20"/>
+                <w:szCs w:val="20"/>
+              </w:rPr>
+              <w:t>3</w:t>
+            </w:r>
+          </w:p>
+        </w:tc>
+        <w:tc>
+          <w:tcPr>
+            <w:tcW w:w="0" w:type="auto"/>
+            <w:tcBorders>
+              <w:top w:val="single" w:sz="4" w:space="0" w:color="auto"/>
+              <w:left w:val="single" w:sz="4" w:space="0" w:color="auto"/>
+              <w:bottom w:val="single" w:sz="4" w:space="0" w:color="auto"/>
+              <w:right w:val="single" w:sz="4" w:space="0" w:color="auto"/>
+            </w:tcBorders>
+          </w:tcPr>
+          <w:p>
+            <w:pPr>
+              <w:shd w:val="clear" w:color="auto" w:fill="FFFFFF"/>
+              <w:rPr>
+                <w:bCs/>
+                <w:sz w:val="20"/>
+                <w:szCs w:val="20"/>
+              </w:rPr>
+            </w:pPr>
+            <w:r>
+              <w:rPr>
+                <w:bCs/>
+                <w:sz w:val="20"/>
+                <w:szCs w:val="20"/>
+              </w:rPr>
+              <w:t>2-Этапы научного исследования</w:t>
+            </w:r>
+          </w:p>
+        </w:tc>
+        <w:tc>
+          <w:tcPr>
+            <w:tcW w:w="0" w:type="auto"/>
+            <w:tcBorders>
+              <w:top w:val="single" w:sz="4" w:space="0" w:color="auto"/>
+              <w:left w:val="single" w:sz="4" w:space="0" w:color="auto"/>
+              <w:bottom w:val="single" w:sz="4" w:space="0" w:color="auto"/>
+              <w:right w:val="single" w:sz="4" w:space="0" w:color="auto"/>
+            </w:tcBorders>
+            <w:vAlign w:val="center"/>
+          </w:tcPr>
+          <w:p>
+            <w:pPr>
+              <w:shd w:val="clear" w:color="auto" w:fill="FFFFFF"/>
+              <w:rPr>
+                <w:b/>
+                <w:bCs/>
+                <w:sz w:val="20"/>
+                <w:szCs w:val="20"/>
+              </w:rPr>
+            </w:pPr>
+            <w:r>
+              <w:rPr>
+                <w:b/>
+                <w:bCs/>
+                <w:sz w:val="20"/>
+                <w:szCs w:val="20"/>
+              </w:rPr>
+              <w:t>Лекция 3. Этапы научного исследования</w:t>
+            </w:r>
+          </w:p>
+          <w:p>
+            <w:pPr>
+              <w:shd w:val="clear" w:color="auto" w:fill="FFFFFF"/>
+              <w:rPr>
+                <w:bCs/>
+                <w:sz w:val="20"/>
+                <w:szCs w:val="20"/>
+              </w:rPr>
+            </w:pPr>
+            <w:r>
+              <w:rPr>
+                <w:bCs/>
+                <w:sz w:val="20"/>
+                <w:szCs w:val="20"/>
+              </w:rPr>
+              <w:t xml:space="preserve">3.1. Выбор темы исследования </w:t>
+              <w:br/>
+              <w:t xml:space="preserve">3.2. Планирование научно-исследовательской работы </w:t>
+              <w:br/>
+              <w:t xml:space="preserve">3.3. Сбор научной информации </w:t>
+              <w:br/>
+              <w:t>3.4. Основные источники научной информации</w:t>
+            </w:r>
+          </w:p>
+        </w:tc>
+        <w:tc>
+          <w:tcPr>
+            <w:tcW w:w="0" w:type="auto"/>
+            <w:tcBorders>
+              <w:top w:val="single" w:sz="4" w:space="0" w:color="auto"/>
+              <w:left w:val="single" w:sz="4" w:space="0" w:color="auto"/>
+              <w:bottom w:val="single" w:sz="4" w:space="0" w:color="auto"/>
+              <w:right w:val="single" w:sz="4" w:space="0" w:color="auto"/>
+            </w:tcBorders>
+          </w:tcPr>
+          <w:p>
+            <w:pPr>
+              <w:shd w:val="clear" w:color="auto" w:fill="FFFFFF"/>
+              <w:jc w:val="center"/>
+              <w:rPr>
+                <w:bCs/>
+                <w:sz w:val="20"/>
+                <w:szCs w:val="20"/>
+              </w:rPr>
+            </w:pPr>
+            <w:r>
+              <w:rPr>
+                <w:bCs/>
+                <w:sz w:val="20"/>
+                <w:szCs w:val="20"/>
+              </w:rPr>
+              <w:t>2</w:t>
+            </w:r>
+          </w:p>
+        </w:tc>
+        <w:tc>
+          <w:tcPr>
+            <w:tcW w:w="0" w:type="auto"/>
+            <w:tcBorders>
+              <w:top w:val="single" w:sz="4" w:space="0" w:color="auto"/>
+              <w:left w:val="single" w:sz="4" w:space="0" w:color="auto"/>
+              <w:bottom w:val="single" w:sz="4" w:space="0" w:color="auto"/>
+              <w:right w:val="single" w:sz="4" w:space="0" w:color="auto"/>
+            </w:tcBorders>
+          </w:tcPr>
+          <w:p>
+            <w:pPr>
+              <w:shd w:val="clear" w:color="auto" w:fill="FFFFFF"/>
+              <w:jc w:val="center"/>
+              <w:rPr>
+                <w:bCs/>
+                <w:sz w:val="20"/>
+                <w:szCs w:val="20"/>
+              </w:rPr>
+            </w:pPr>
+            <w:r>
+              <w:rPr>
+                <w:bCs/>
+                <w:sz w:val="20"/>
+                <w:szCs w:val="20"/>
+              </w:rPr>
+            </w:r>
+          </w:p>
+        </w:tc>
+        <w:tc>
+          <w:tcPr>
+            <w:tcW w:w="0" w:type="auto"/>
+            <w:tcBorders>
+              <w:top w:val="single" w:sz="4" w:space="0" w:color="auto"/>
+              <w:left w:val="single" w:sz="4" w:space="0" w:color="auto"/>
+              <w:bottom w:val="single" w:sz="4" w:space="0" w:color="auto"/>
+              <w:right w:val="single" w:sz="4" w:space="0" w:color="auto"/>
+            </w:tcBorders>
+          </w:tcPr>
+          <w:p>
+            <w:pPr>
+              <w:shd w:val="clear" w:color="auto" w:fill="FFFFFF"/>
+              <w:jc w:val="center"/>
+              <w:rPr>
+                <w:bCs/>
+                <w:sz w:val="20"/>
+                <w:szCs w:val="20"/>
+              </w:rPr>
+            </w:pPr>
+            <w:r>
+              <w:rPr>
+                <w:bCs/>
+                <w:sz w:val="20"/>
+                <w:szCs w:val="20"/>
+              </w:rPr>
+            </w:r>
+          </w:p>
+        </w:tc>
+      </w:tr>
+      <w:tr>
+        <w:trPr>
+          <w:trHeight w:val="65"/>
+        </w:trPr>
+        <w:tc>
+          <w:tcPr>
+            <w:tcW w:w="0" w:type="auto"/>
+            <w:tcBorders>
+              <w:top w:val="single" w:sz="4" w:space="0" w:color="auto"/>
+              <w:left w:val="single" w:sz="4" w:space="0" w:color="auto"/>
+              <w:bottom w:val="single" w:sz="4" w:space="0" w:color="auto"/>
+              <w:right w:val="single" w:sz="4" w:space="0" w:color="auto"/>
+            </w:tcBorders>
+          </w:tcPr>
+          <w:p>
+            <w:pPr>
+              <w:shd w:val="clear" w:color="auto" w:fill="FFFFFF"/>
+              <w:jc w:val="center"/>
+              <w:rPr>
+                <w:bCs/>
+                <w:sz w:val="20"/>
+                <w:szCs w:val="20"/>
+              </w:rPr>
+            </w:pPr>
+            <w:r>
+              <w:rPr>
+                <w:bCs/>
+                <w:sz w:val="20"/>
+                <w:szCs w:val="20"/>
+              </w:rPr>
+              <w:t>5</w:t>
+            </w:r>
+          </w:p>
+        </w:tc>
+        <w:tc>
+          <w:tcPr>
+            <w:tcW w:w="0" w:type="auto"/>
+            <w:tcBorders>
+              <w:top w:val="single" w:sz="4" w:space="0" w:color="auto"/>
+              <w:left w:val="single" w:sz="4" w:space="0" w:color="auto"/>
+              <w:bottom w:val="single" w:sz="4" w:space="0" w:color="auto"/>
+              <w:right w:val="single" w:sz="4" w:space="0" w:color="auto"/>
+            </w:tcBorders>
+          </w:tcPr>
+          <w:p>
+            <w:pPr>
+              <w:shd w:val="clear" w:color="auto" w:fill="FFFFFF"/>
+              <w:rPr>
+                <w:bCs/>
+                <w:sz w:val="20"/>
+                <w:szCs w:val="20"/>
+              </w:rPr>
+            </w:pPr>
+            <w:r>
+              <w:rPr>
+                <w:bCs/>
+                <w:sz w:val="20"/>
+                <w:szCs w:val="20"/>
+              </w:rPr>
+              <w:t>2-Этапы научного исследования</w:t>
+            </w:r>
+          </w:p>
+        </w:tc>
+        <w:tc>
+          <w:tcPr>
+            <w:tcW w:w="0" w:type="auto"/>
+            <w:tcBorders>
+              <w:top w:val="single" w:sz="4" w:space="0" w:color="auto"/>
+              <w:left w:val="single" w:sz="4" w:space="0" w:color="auto"/>
+              <w:bottom w:val="single" w:sz="4" w:space="0" w:color="auto"/>
+              <w:right w:val="single" w:sz="4" w:space="0" w:color="auto"/>
+            </w:tcBorders>
+            <w:vAlign w:val="center"/>
+          </w:tcPr>
+          <w:p>
+            <w:pPr>
+              <w:shd w:val="clear" w:color="auto" w:fill="FFFFFF"/>
+              <w:rPr>
+                <w:b/>
+                <w:bCs/>
+                <w:sz w:val="20"/>
+                <w:szCs w:val="20"/>
+              </w:rPr>
+            </w:pPr>
+            <w:r>
+              <w:rPr>
+                <w:b/>
+                <w:bCs/>
+                <w:sz w:val="20"/>
+                <w:szCs w:val="20"/>
+              </w:rPr>
+              <w:t>Лекция 4. Формулирование темы, цели и основных задач научного исследования</w:t>
+            </w:r>
+          </w:p>
+          <w:p>
+            <w:pPr>
+              <w:shd w:val="clear" w:color="auto" w:fill="FFFFFF"/>
+              <w:rPr>
+                <w:bCs/>
+                <w:sz w:val="20"/>
+                <w:szCs w:val="20"/>
+              </w:rPr>
+            </w:pPr>
+            <w:r>
+              <w:rPr>
+                <w:bCs/>
+                <w:sz w:val="20"/>
+                <w:szCs w:val="20"/>
+              </w:rPr>
+              <w:t>4.1. Формулирование задач научного исследования </w:t>
+              <w:br/>
+              <w:t>4.2. Формулирование цели и основных задач научного исследования</w:t>
+            </w:r>
+          </w:p>
+        </w:tc>
+        <w:tc>
+          <w:tcPr>
+            <w:tcW w:w="0" w:type="auto"/>
+            <w:tcBorders>
+              <w:top w:val="single" w:sz="4" w:space="0" w:color="auto"/>
+              <w:left w:val="single" w:sz="4" w:space="0" w:color="auto"/>
+              <w:bottom w:val="single" w:sz="4" w:space="0" w:color="auto"/>
+              <w:right w:val="single" w:sz="4" w:space="0" w:color="auto"/>
+            </w:tcBorders>
+          </w:tcPr>
+          <w:p>
+            <w:pPr>
+              <w:shd w:val="clear" w:color="auto" w:fill="FFFFFF"/>
+              <w:jc w:val="center"/>
+              <w:rPr>
+                <w:bCs/>
+                <w:sz w:val="20"/>
+                <w:szCs w:val="20"/>
+              </w:rPr>
+            </w:pPr>
+            <w:r>
+              <w:rPr>
+                <w:bCs/>
+                <w:sz w:val="20"/>
+                <w:szCs w:val="20"/>
+              </w:rPr>
+              <w:t>2</w:t>
+            </w:r>
+          </w:p>
+        </w:tc>
+        <w:tc>
+          <w:tcPr>
+            <w:tcW w:w="0" w:type="auto"/>
+            <w:tcBorders>
+              <w:top w:val="single" w:sz="4" w:space="0" w:color="auto"/>
+              <w:left w:val="single" w:sz="4" w:space="0" w:color="auto"/>
+              <w:bottom w:val="single" w:sz="4" w:space="0" w:color="auto"/>
+              <w:right w:val="single" w:sz="4" w:space="0" w:color="auto"/>
+            </w:tcBorders>
+          </w:tcPr>
+          <w:p>
+            <w:pPr>
+              <w:shd w:val="clear" w:color="auto" w:fill="FFFFFF"/>
+              <w:jc w:val="center"/>
+              <w:rPr>
+                <w:bCs/>
+                <w:sz w:val="20"/>
+                <w:szCs w:val="20"/>
+              </w:rPr>
+            </w:pPr>
+            <w:r>
+              <w:rPr>
+                <w:bCs/>
+                <w:sz w:val="20"/>
+                <w:szCs w:val="20"/>
+              </w:rPr>
+            </w:r>
+          </w:p>
+        </w:tc>
+        <w:tc>
+          <w:tcPr>
+            <w:tcW w:w="0" w:type="auto"/>
+            <w:tcBorders>
+              <w:top w:val="single" w:sz="4" w:space="0" w:color="auto"/>
+              <w:left w:val="single" w:sz="4" w:space="0" w:color="auto"/>
+              <w:bottom w:val="single" w:sz="4" w:space="0" w:color="auto"/>
+              <w:right w:val="single" w:sz="4" w:space="0" w:color="auto"/>
+            </w:tcBorders>
+          </w:tcPr>
+          <w:p>
+            <w:pPr>
+              <w:shd w:val="clear" w:color="auto" w:fill="FFFFFF"/>
+              <w:jc w:val="center"/>
+              <w:rPr>
+                <w:bCs/>
+                <w:sz w:val="20"/>
+                <w:szCs w:val="20"/>
+              </w:rPr>
+            </w:pPr>
+            <w:r>
+              <w:rPr>
+                <w:bCs/>
+                <w:sz w:val="20"/>
+                <w:szCs w:val="20"/>
+              </w:rPr>
+            </w:r>
+          </w:p>
+        </w:tc>
+      </w:tr>
+      <w:tr>
+        <w:trPr>
+          <w:trHeight w:val="65"/>
+        </w:trPr>
+        <w:tc>
+          <w:tcPr>
+            <w:tcW w:w="0" w:type="auto"/>
+            <w:tcBorders>
+              <w:top w:val="single" w:sz="4" w:space="0" w:color="auto"/>
+              <w:left w:val="single" w:sz="4" w:space="0" w:color="auto"/>
+              <w:bottom w:val="single" w:sz="4" w:space="0" w:color="auto"/>
+              <w:right w:val="single" w:sz="4" w:space="0" w:color="auto"/>
+            </w:tcBorders>
+          </w:tcPr>
+          <w:p>
+            <w:pPr>
+              <w:shd w:val="clear" w:color="auto" w:fill="FFFFFF"/>
+              <w:jc w:val="center"/>
+              <w:rPr>
+                <w:bCs/>
+                <w:sz w:val="20"/>
+                <w:szCs w:val="20"/>
+              </w:rPr>
+            </w:pPr>
+            <w:r>
+              <w:rPr>
+                <w:bCs/>
+                <w:sz w:val="20"/>
+                <w:szCs w:val="20"/>
+              </w:rPr>
+              <w:t>5</w:t>
+            </w:r>
+          </w:p>
+        </w:tc>
+        <w:tc>
+          <w:tcPr>
+            <w:tcW w:w="0" w:type="auto"/>
+            <w:tcBorders>
+              <w:top w:val="single" w:sz="4" w:space="0" w:color="auto"/>
+              <w:left w:val="single" w:sz="4" w:space="0" w:color="auto"/>
+              <w:bottom w:val="single" w:sz="4" w:space="0" w:color="auto"/>
+              <w:right w:val="single" w:sz="4" w:space="0" w:color="auto"/>
+            </w:tcBorders>
+          </w:tcPr>
+          <w:p>
+            <w:pPr>
+              <w:shd w:val="clear" w:color="auto" w:fill="FFFFFF"/>
+              <w:rPr>
+                <w:bCs/>
+                <w:sz w:val="20"/>
+                <w:szCs w:val="20"/>
+              </w:rPr>
+            </w:pPr>
+            <w:r>
+              <w:rPr>
+                <w:bCs/>
+                <w:sz w:val="20"/>
+                <w:szCs w:val="20"/>
+              </w:rPr>
+              <w:t>3-Методология научных исследований</w:t>
+            </w:r>
+          </w:p>
+        </w:tc>
+        <w:tc>
+          <w:tcPr>
+            <w:tcW w:w="0" w:type="auto"/>
+            <w:tcBorders>
+              <w:top w:val="single" w:sz="4" w:space="0" w:color="auto"/>
+              <w:left w:val="single" w:sz="4" w:space="0" w:color="auto"/>
+              <w:bottom w:val="single" w:sz="4" w:space="0" w:color="auto"/>
+              <w:right w:val="single" w:sz="4" w:space="0" w:color="auto"/>
+            </w:tcBorders>
+            <w:vAlign w:val="center"/>
+          </w:tcPr>
+          <w:p>
+            <w:pPr>
+              <w:shd w:val="clear" w:color="auto" w:fill="FFFFFF"/>
+              <w:rPr>
+                <w:b/>
+                <w:bCs/>
+                <w:sz w:val="20"/>
+                <w:szCs w:val="20"/>
+              </w:rPr>
+            </w:pPr>
+            <w:r>
+              <w:rPr>
+                <w:b/>
+                <w:bCs/>
+                <w:sz w:val="20"/>
+                <w:szCs w:val="20"/>
+              </w:rPr>
+              <w:t>Лекция 5. Методология научных исследований</w:t>
+            </w:r>
+          </w:p>
+          <w:p>
+            <w:pPr>
+              <w:shd w:val="clear" w:color="auto" w:fill="FFFFFF"/>
+              <w:rPr>
+                <w:bCs/>
+                <w:sz w:val="20"/>
+                <w:szCs w:val="20"/>
+              </w:rPr>
+            </w:pPr>
+            <w:r>
+              <w:rPr>
+                <w:bCs/>
+                <w:sz w:val="20"/>
+                <w:szCs w:val="20"/>
+              </w:rPr>
+              <w:t xml:space="preserve">5.1. Методология теоретических исследований </w:t>
+              <w:br/>
+              <w:t xml:space="preserve">5.2. Методология экспериментальных исследований </w:t>
+              <w:br/>
+              <w:t>5.3. Анализ результатов исследований</w:t>
+            </w:r>
+          </w:p>
+        </w:tc>
+        <w:tc>
+          <w:tcPr>
+            <w:tcW w:w="0" w:type="auto"/>
+            <w:tcBorders>
+              <w:top w:val="single" w:sz="4" w:space="0" w:color="auto"/>
+              <w:left w:val="single" w:sz="4" w:space="0" w:color="auto"/>
+              <w:bottom w:val="single" w:sz="4" w:space="0" w:color="auto"/>
+              <w:right w:val="single" w:sz="4" w:space="0" w:color="auto"/>
+            </w:tcBorders>
+          </w:tcPr>
+          <w:p>
+            <w:pPr>
+              <w:shd w:val="clear" w:color="auto" w:fill="FFFFFF"/>
+              <w:jc w:val="center"/>
+              <w:rPr>
+                <w:bCs/>
+                <w:sz w:val="20"/>
+                <w:szCs w:val="20"/>
+              </w:rPr>
+            </w:pPr>
+            <w:r>
+              <w:rPr>
+                <w:bCs/>
+                <w:sz w:val="20"/>
+                <w:szCs w:val="20"/>
+              </w:rPr>
+              <w:t>2</w:t>
+            </w:r>
+          </w:p>
+        </w:tc>
+        <w:tc>
+          <w:tcPr>
+            <w:tcW w:w="0" w:type="auto"/>
+            <w:tcBorders>
+              <w:top w:val="single" w:sz="4" w:space="0" w:color="auto"/>
+              <w:left w:val="single" w:sz="4" w:space="0" w:color="auto"/>
+              <w:bottom w:val="single" w:sz="4" w:space="0" w:color="auto"/>
+              <w:right w:val="single" w:sz="4" w:space="0" w:color="auto"/>
+            </w:tcBorders>
+          </w:tcPr>
+          <w:p>
+            <w:pPr>
+              <w:shd w:val="clear" w:color="auto" w:fill="FFFFFF"/>
+              <w:jc w:val="center"/>
+              <w:rPr>
+                <w:bCs/>
+                <w:sz w:val="20"/>
+                <w:szCs w:val="20"/>
+              </w:rPr>
+            </w:pPr>
+            <w:r>
+              <w:rPr>
+                <w:bCs/>
+                <w:sz w:val="20"/>
+                <w:szCs w:val="20"/>
+              </w:rPr>
+            </w:r>
+          </w:p>
+        </w:tc>
+        <w:tc>
+          <w:tcPr>
+            <w:tcW w:w="0" w:type="auto"/>
+            <w:tcBorders>
+              <w:top w:val="single" w:sz="4" w:space="0" w:color="auto"/>
+              <w:left w:val="single" w:sz="4" w:space="0" w:color="auto"/>
+              <w:bottom w:val="single" w:sz="4" w:space="0" w:color="auto"/>
+              <w:right w:val="single" w:sz="4" w:space="0" w:color="auto"/>
+            </w:tcBorders>
+          </w:tcPr>
+          <w:p>
+            <w:pPr>
+              <w:shd w:val="clear" w:color="auto" w:fill="FFFFFF"/>
+              <w:jc w:val="center"/>
+              <w:rPr>
+                <w:bCs/>
+                <w:sz w:val="20"/>
+                <w:szCs w:val="20"/>
+              </w:rPr>
+            </w:pPr>
+            <w:r>
+              <w:rPr>
+                <w:bCs/>
+                <w:sz w:val="20"/>
+                <w:szCs w:val="20"/>
+              </w:rPr>
+            </w:r>
+          </w:p>
+        </w:tc>
+      </w:tr>
+      <w:tr>
+        <w:trPr>
+          <w:trHeight w:val="65"/>
+        </w:trPr>
+        <w:tc>
+          <w:tcPr>
+            <w:tcW w:w="0" w:type="auto"/>
+            <w:tcBorders>
+              <w:top w:val="single" w:sz="4" w:space="0" w:color="auto"/>
+              <w:left w:val="single" w:sz="4" w:space="0" w:color="auto"/>
+              <w:bottom w:val="single" w:sz="4" w:space="0" w:color="auto"/>
+              <w:right w:val="single" w:sz="4" w:space="0" w:color="auto"/>
+            </w:tcBorders>
+          </w:tcPr>
+          <w:p>
+            <w:pPr>
+              <w:shd w:val="clear" w:color="auto" w:fill="FFFFFF"/>
+              <w:jc w:val="center"/>
+              <w:rPr>
+                <w:bCs/>
+                <w:sz w:val="20"/>
+                <w:szCs w:val="20"/>
+              </w:rPr>
+            </w:pPr>
+            <w:r>
+              <w:rPr>
+                <w:bCs/>
+                <w:sz w:val="20"/>
+                <w:szCs w:val="20"/>
+              </w:rPr>
+              <w:t>6</w:t>
+            </w:r>
+          </w:p>
+        </w:tc>
+        <w:tc>
+          <w:tcPr>
+            <w:tcW w:w="0" w:type="auto"/>
+            <w:tcBorders>
+              <w:top w:val="single" w:sz="4" w:space="0" w:color="auto"/>
+              <w:left w:val="single" w:sz="4" w:space="0" w:color="auto"/>
+              <w:bottom w:val="single" w:sz="4" w:space="0" w:color="auto"/>
+              <w:right w:val="single" w:sz="4" w:space="0" w:color="auto"/>
+            </w:tcBorders>
+          </w:tcPr>
+          <w:p>
+            <w:pPr>
+              <w:shd w:val="clear" w:color="auto" w:fill="FFFFFF"/>
+              <w:rPr>
+                <w:bCs/>
+                <w:sz w:val="20"/>
+                <w:szCs w:val="20"/>
+              </w:rPr>
+            </w:pPr>
+            <w:r>
+              <w:rPr>
+                <w:bCs/>
+                <w:sz w:val="20"/>
+                <w:szCs w:val="20"/>
+              </w:rPr>
+              <w:t>3-Методология научных исследований</w:t>
+            </w:r>
+          </w:p>
+        </w:tc>
+        <w:tc>
+          <w:tcPr>
+            <w:tcW w:w="0" w:type="auto"/>
+            <w:tcBorders>
+              <w:top w:val="single" w:sz="4" w:space="0" w:color="auto"/>
+              <w:left w:val="single" w:sz="4" w:space="0" w:color="auto"/>
+              <w:bottom w:val="single" w:sz="4" w:space="0" w:color="auto"/>
+              <w:right w:val="single" w:sz="4" w:space="0" w:color="auto"/>
+            </w:tcBorders>
+            <w:vAlign w:val="center"/>
+          </w:tcPr>
+          <w:p>
+            <w:pPr>
+              <w:shd w:val="clear" w:color="auto" w:fill="FFFFFF"/>
+              <w:rPr>
+                <w:b/>
+                <w:bCs/>
+                <w:sz w:val="20"/>
+                <w:szCs w:val="20"/>
+              </w:rPr>
+            </w:pPr>
+            <w:r>
+              <w:rPr>
+                <w:b/>
+                <w:bCs/>
+                <w:sz w:val="20"/>
+                <w:szCs w:val="20"/>
+              </w:rPr>
+              <w:t>Лекция 6. Оформление результатов научных исследований</w:t>
+            </w:r>
+          </w:p>
+          <w:p>
+            <w:pPr>
+              <w:shd w:val="clear" w:color="auto" w:fill="FFFFFF"/>
+              <w:rPr>
+                <w:bCs/>
+                <w:sz w:val="20"/>
+                <w:szCs w:val="20"/>
+              </w:rPr>
+            </w:pPr>
+            <w:r>
+              <w:rPr>
+                <w:bCs/>
+                <w:sz w:val="20"/>
+                <w:szCs w:val="20"/>
+              </w:rPr>
+              <w:t xml:space="preserve">6.1.Общие требования к научно-исследовательской работе </w:t>
+              <w:br/>
+              <w:t xml:space="preserve">6.2. Правила оформления научно-исследовательской работы </w:t>
+              <w:br/>
+              <w:t>6.3. Рекомендации по оформлению магистерской диссертации</w:t>
+            </w:r>
+          </w:p>
+        </w:tc>
+        <w:tc>
+          <w:tcPr>
+            <w:tcW w:w="0" w:type="auto"/>
+            <w:tcBorders>
+              <w:top w:val="single" w:sz="4" w:space="0" w:color="auto"/>
+              <w:left w:val="single" w:sz="4" w:space="0" w:color="auto"/>
+              <w:bottom w:val="single" w:sz="4" w:space="0" w:color="auto"/>
+              <w:right w:val="single" w:sz="4" w:space="0" w:color="auto"/>
+            </w:tcBorders>
+          </w:tcPr>
+          <w:p>
+            <w:pPr>
+              <w:shd w:val="clear" w:color="auto" w:fill="FFFFFF"/>
+              <w:jc w:val="center"/>
+              <w:rPr>
+                <w:bCs/>
+                <w:sz w:val="20"/>
+                <w:szCs w:val="20"/>
+              </w:rPr>
+            </w:pPr>
+            <w:r>
+              <w:rPr>
+                <w:bCs/>
+                <w:sz w:val="20"/>
+                <w:szCs w:val="20"/>
+              </w:rPr>
+              <w:t>2</w:t>
+            </w:r>
+          </w:p>
+        </w:tc>
+        <w:tc>
+          <w:tcPr>
+            <w:tcW w:w="0" w:type="auto"/>
+            <w:tcBorders>
+              <w:top w:val="single" w:sz="4" w:space="0" w:color="auto"/>
+              <w:left w:val="single" w:sz="4" w:space="0" w:color="auto"/>
+              <w:bottom w:val="single" w:sz="4" w:space="0" w:color="auto"/>
+              <w:right w:val="single" w:sz="4" w:space="0" w:color="auto"/>
+            </w:tcBorders>
+          </w:tcPr>
+          <w:p>
+            <w:pPr>
+              <w:shd w:val="clear" w:color="auto" w:fill="FFFFFF"/>
+              <w:jc w:val="center"/>
+              <w:rPr>
+                <w:bCs/>
+                <w:sz w:val="20"/>
+                <w:szCs w:val="20"/>
+              </w:rPr>
+            </w:pPr>
+            <w:r>
+              <w:rPr>
+                <w:bCs/>
+                <w:sz w:val="20"/>
+                <w:szCs w:val="20"/>
+              </w:rPr>
+            </w:r>
+          </w:p>
+        </w:tc>
+        <w:tc>
+          <w:tcPr>
+            <w:tcW w:w="0" w:type="auto"/>
+            <w:tcBorders>
+              <w:top w:val="single" w:sz="4" w:space="0" w:color="auto"/>
+              <w:left w:val="single" w:sz="4" w:space="0" w:color="auto"/>
+              <w:bottom w:val="single" w:sz="4" w:space="0" w:color="auto"/>
+              <w:right w:val="single" w:sz="4" w:space="0" w:color="auto"/>
+            </w:tcBorders>
+          </w:tcPr>
+          <w:p>
+            <w:pPr>
+              <w:shd w:val="clear" w:color="auto" w:fill="FFFFFF"/>
+              <w:jc w:val="center"/>
+              <w:rPr>
+                <w:bCs/>
+                <w:sz w:val="20"/>
+                <w:szCs w:val="20"/>
+              </w:rPr>
+            </w:pPr>
+            <w:r>
+              <w:rPr>
+                <w:bCs/>
+                <w:sz w:val="20"/>
+                <w:szCs w:val="20"/>
+              </w:rPr>
+            </w:r>
+          </w:p>
+        </w:tc>
+      </w:tr>
+      <w:tr>
+        <w:trPr>
+          <w:trHeight w:val="65"/>
+        </w:trPr>
+        <w:tc>
+          <w:tcPr>
+            <w:tcW w:w="0" w:type="auto"/>
+            <w:tcBorders>
+              <w:top w:val="single" w:sz="4" w:space="0" w:color="auto"/>
+              <w:left w:val="single" w:sz="4" w:space="0" w:color="auto"/>
+              <w:bottom w:val="single" w:sz="4" w:space="0" w:color="auto"/>
+              <w:right w:val="single" w:sz="4" w:space="0" w:color="auto"/>
+            </w:tcBorders>
+          </w:tcPr>
+          <w:p>
+            <w:pPr>
+              <w:shd w:val="clear" w:color="auto" w:fill="FFFFFF"/>
+              <w:jc w:val="center"/>
+              <w:rPr>
+                <w:bCs/>
+                <w:sz w:val="20"/>
+                <w:szCs w:val="20"/>
+              </w:rPr>
+            </w:pPr>
+            <w:r>
+              <w:rPr>
+                <w:bCs/>
+                <w:sz w:val="20"/>
+                <w:szCs w:val="20"/>
+              </w:rPr>
+            </w:r>
+          </w:p>
+        </w:tc>
+        <w:tc>
+          <w:tcPr>
+            <w:tcW w:w="0" w:type="auto"/>
+            <w:tcBorders>
+              <w:top w:val="single" w:sz="4" w:space="0" w:color="auto"/>
+              <w:left w:val="single" w:sz="4" w:space="0" w:color="auto"/>
+              <w:bottom w:val="single" w:sz="4" w:space="0" w:color="auto"/>
+              <w:right w:val="single" w:sz="4" w:space="0" w:color="auto"/>
+            </w:tcBorders>
+          </w:tcPr>
+          <w:p>
+            <w:pPr>
+              <w:shd w:val="clear" w:color="auto" w:fill="FFFFFF"/>
+              <w:rPr>
+                <w:bCs/>
+                <w:sz w:val="20"/>
+                <w:szCs w:val="20"/>
+              </w:rPr>
+            </w:pPr>
+            <w:r>
+              <w:rPr>
+                <w:bCs/>
+                <w:sz w:val="20"/>
+                <w:szCs w:val="20"/>
+              </w:rPr>
+              <w:t>-</w:t>
+            </w:r>
+          </w:p>
+        </w:tc>
+        <w:tc>
+          <w:tcPr>
+            <w:tcW w:w="0" w:type="auto"/>
+            <w:tcBorders>
+              <w:top w:val="single" w:sz="4" w:space="0" w:color="auto"/>
+              <w:left w:val="single" w:sz="4" w:space="0" w:color="auto"/>
+              <w:bottom w:val="single" w:sz="4" w:space="0" w:color="auto"/>
+              <w:right w:val="single" w:sz="4" w:space="0" w:color="auto"/>
+            </w:tcBorders>
+            <w:vAlign w:val="center"/>
+          </w:tcPr>
+          <w:p>
+            <w:pPr>
+              <w:shd w:val="clear" w:color="auto" w:fill="FFFFFF"/>
+              <w:rPr>
+                <w:b/>
+                <w:bCs/>
+                <w:sz w:val="20"/>
+                <w:szCs w:val="20"/>
+              </w:rPr>
+            </w:pPr>
+            <w:r>
+              <w:rPr>
+                <w:b/>
+                <w:bCs/>
+                <w:sz w:val="20"/>
+                <w:szCs w:val="20"/>
+              </w:rPr>
+              <w:t>ИТОГО:</w:t>
+            </w:r>
+          </w:p>
+          <w:p>
+            <w:pPr>
+              <w:shd w:val="clear" w:color="auto" w:fill="FFFFFF"/>
+              <w:rPr>
+                <w:bCs/>
+                <w:sz w:val="20"/>
+                <w:szCs w:val="20"/>
+              </w:rPr>
+            </w:pPr>
+            <w:r>
+              <w:rPr>
+                <w:bCs/>
+                <w:sz w:val="20"/>
+                <w:szCs w:val="20"/>
+              </w:rPr>
+            </w:r>
+          </w:p>
+        </w:tc>
+        <w:tc>
+          <w:tcPr>
+            <w:tcW w:w="0" w:type="auto"/>
+            <w:tcBorders>
+              <w:top w:val="single" w:sz="4" w:space="0" w:color="auto"/>
+              <w:left w:val="single" w:sz="4" w:space="0" w:color="auto"/>
+              <w:bottom w:val="single" w:sz="4" w:space="0" w:color="auto"/>
+              <w:right w:val="single" w:sz="4" w:space="0" w:color="auto"/>
+            </w:tcBorders>
+          </w:tcPr>
+          <w:p>
+            <w:pPr>
+              <w:shd w:val="clear" w:color="auto" w:fill="FFFFFF"/>
+              <w:jc w:val="center"/>
+              <w:rPr>
+                <w:bCs/>
+                <w:sz w:val="20"/>
+                <w:szCs w:val="20"/>
+              </w:rPr>
+            </w:pPr>
+            <w:r>
+              <w:rPr>
+                <w:bCs/>
+                <w:sz w:val="20"/>
+                <w:szCs w:val="20"/>
+              </w:rPr>
+              <w:t>12</w:t>
+            </w:r>
+          </w:p>
+        </w:tc>
+        <w:tc>
+          <w:tcPr>
+            <w:tcW w:w="0" w:type="auto"/>
+            <w:tcBorders>
+              <w:top w:val="single" w:sz="4" w:space="0" w:color="auto"/>
+              <w:left w:val="single" w:sz="4" w:space="0" w:color="auto"/>
+              <w:bottom w:val="single" w:sz="4" w:space="0" w:color="auto"/>
+              <w:right w:val="single" w:sz="4" w:space="0" w:color="auto"/>
+            </w:tcBorders>
+          </w:tcPr>
+          <w:p>
+            <w:pPr>
+              <w:shd w:val="clear" w:color="auto" w:fill="FFFFFF"/>
+              <w:jc w:val="center"/>
+              <w:rPr>
+                <w:bCs/>
+                <w:sz w:val="20"/>
+                <w:szCs w:val="20"/>
+              </w:rPr>
+            </w:pPr>
+            <w:r>
+              <w:rPr>
+                <w:bCs/>
+                <w:sz w:val="20"/>
+                <w:szCs w:val="20"/>
+              </w:rPr>
+            </w:r>
+          </w:p>
+        </w:tc>
+        <w:tc>
+          <w:tcPr>
+            <w:tcW w:w="0" w:type="auto"/>
+            <w:tcBorders>
+              <w:top w:val="single" w:sz="4" w:space="0" w:color="auto"/>
+              <w:left w:val="single" w:sz="4" w:space="0" w:color="auto"/>
+              <w:bottom w:val="single" w:sz="4" w:space="0" w:color="auto"/>
+              <w:right w:val="single" w:sz="4" w:space="0" w:color="auto"/>
+            </w:tcBorders>
+          </w:tcPr>
+          <w:p>
+            <w:pPr>
+              <w:shd w:val="clear" w:color="auto" w:fill="FFFFFF"/>
+              <w:jc w:val="center"/>
+              <w:rPr>
+                <w:bCs/>
+                <w:sz w:val="20"/>
+                <w:szCs w:val="20"/>
+              </w:rPr>
+            </w:pPr>
+            <w:r>
+              <w:rPr>
+                <w:bCs/>
                 <w:sz w:val="20"/>
                 <w:szCs w:val="20"/>
               </w:rPr>
@@ -12897,7 +13344,7 @@
               <w:jc w:val="center"/>
             </w:pPr>
             <w:r>
-              <w:t>-</w:t>
+              <w:t>Номер раздела</w:t>
             </w:r>
           </w:p>
         </w:tc>
@@ -12917,7 +13364,9 @@
               <w:shd w:val="clear" w:color="auto" w:fill="FFFFFF"/>
               <w:jc w:val="center"/>
             </w:pPr>
-            <w:r/>
+            <w:r>
+              <w:t>№ ЛР</w:t>
+            </w:r>
           </w:p>
         </w:tc>
         <w:tc>
@@ -12937,7 +13386,7 @@
               <w:jc w:val="center"/>
             </w:pPr>
             <w:r>
-              <w:t>ИТОГО:</w:t>
+              <w:t>Название лабораторной работы</w:t>
             </w:r>
           </w:p>
         </w:tc>
@@ -13126,1091 +13575,6 @@
                 <w:szCs w:val="20"/>
               </w:rPr>
               <w:t>заочная</w:t>
-            </w:r>
-          </w:p>
-        </w:tc>
-      </w:tr>
-      <w:tr>
-        <w:trPr>
-          <w:cantSplit/>
-          <w:trHeight w:val="995"/>
-        </w:trPr>
-        <w:tc>
-          <w:tcPr>
-            <w:tcW w:w="0" w:type="auto"/>
-            <w:vMerge/>
-            <w:tcBorders>
-              <w:left w:val="single" w:sz="6" w:space="0" w:color="auto"/>
-              <w:bottom w:val="single" w:sz="4" w:space="0" w:color="auto"/>
-              <w:right w:val="single" w:sz="6" w:space="0" w:color="auto"/>
-            </w:tcBorders>
-            <w:vAlign w:val="center"/>
-          </w:tcPr>
-          <w:p>
-            <w:pPr>
-              <w:shd w:val="clear" w:color="auto" w:fill="FFFFFF"/>
-              <w:jc w:val="center"/>
-              <w:rPr>
-                <w:i/>
-                <w:highlight w:val="yellow"/>
-              </w:rPr>
-            </w:pPr>
-          </w:p>
-        </w:tc>
-        <w:tc>
-          <w:tcPr>
-            <w:tcW w:w="0" w:type="auto"/>
-            <w:vMerge/>
-            <w:tcBorders>
-              <w:left w:val="single" w:sz="6" w:space="0" w:color="auto"/>
-              <w:bottom w:val="single" w:sz="4" w:space="0" w:color="auto"/>
-              <w:right w:val="single" w:sz="6" w:space="0" w:color="auto"/>
-            </w:tcBorders>
-            <w:vAlign w:val="center"/>
-          </w:tcPr>
-          <w:p>
-            <w:pPr>
-              <w:shd w:val="clear" w:color="auto" w:fill="FFFFFF"/>
-              <w:jc w:val="center"/>
-            </w:pPr>
-          </w:p>
-        </w:tc>
-        <w:tc>
-          <w:tcPr>
-            <w:tcW w:w="0" w:type="auto"/>
-            <w:vMerge/>
-            <w:tcBorders>
-              <w:left w:val="single" w:sz="6" w:space="0" w:color="auto"/>
-              <w:bottom w:val="single" w:sz="4" w:space="0" w:color="auto"/>
-              <w:right w:val="single" w:sz="6" w:space="0" w:color="auto"/>
-            </w:tcBorders>
-            <w:vAlign w:val="center"/>
-          </w:tcPr>
-          <w:p>
-            <w:pPr>
-              <w:shd w:val="clear" w:color="auto" w:fill="FFFFFF"/>
-              <w:jc w:val="center"/>
-            </w:pPr>
-          </w:p>
-        </w:tc>
-        <w:tc>
-          <w:tcPr>
-            <w:tcW w:w="0" w:type="auto"/>
-            <w:tcBorders>
-              <w:top w:val="single" w:sz="4" w:space="0" w:color="auto"/>
-              <w:left w:val="single" w:sz="6" w:space="0" w:color="auto"/>
-              <w:bottom w:val="single" w:sz="4" w:space="0" w:color="auto"/>
-              <w:right w:val="single" w:sz="4" w:space="0" w:color="auto"/>
-            </w:tcBorders>
-            <w:textDirection w:val="btLr"/>
-            <w:vAlign w:val="center"/>
-          </w:tcPr>
-          <w:p>
-            <w:pPr>
-              <w:shd w:val="clear" w:color="auto" w:fill="FFFFFF"/>
-              <w:ind w:left="113" w:right="113"/>
-              <w:jc w:val="center"/>
-              <w:rPr>
-                <w:sz w:val="20"/>
-                <w:szCs w:val="20"/>
-              </w:rPr>
-            </w:pPr>
-            <w:r>
-              <w:rPr>
-                <w:sz w:val="20"/>
-                <w:szCs w:val="20"/>
-              </w:rPr>
-              <w:t>3</w:t>
-            </w:r>
-          </w:p>
-        </w:tc>
-        <w:tc>
-          <w:tcPr>
-            <w:tcW w:w="0" w:type="auto"/>
-            <w:tcBorders>
-              <w:top w:val="single" w:sz="4" w:space="0" w:color="auto"/>
-              <w:left w:val="single" w:sz="4" w:space="0" w:color="auto"/>
-              <w:bottom w:val="single" w:sz="4" w:space="0" w:color="auto"/>
-              <w:right w:val="single" w:sz="4" w:space="0" w:color="auto"/>
-            </w:tcBorders>
-            <w:textDirection w:val="btLr"/>
-            <w:vAlign w:val="center"/>
-          </w:tcPr>
-          <w:p>
-            <w:pPr>
-              <w:shd w:val="clear" w:color="auto" w:fill="FFFFFF"/>
-              <w:ind w:left="113" w:right="113"/>
-              <w:jc w:val="center"/>
-              <w:rPr>
-                <w:sz w:val="20"/>
-                <w:szCs w:val="20"/>
-              </w:rPr>
-            </w:pPr>
-            <w:r>
-              <w:rPr>
-                <w:sz w:val="20"/>
-                <w:szCs w:val="20"/>
-              </w:rPr>
-            </w:r>
-          </w:p>
-        </w:tc>
-        <w:tc>
-          <w:tcPr>
-            <w:tcW w:w="0" w:type="auto"/>
-            <w:tcBorders>
-              <w:top w:val="single" w:sz="4" w:space="0" w:color="auto"/>
-              <w:left w:val="single" w:sz="4" w:space="0" w:color="auto"/>
-              <w:bottom w:val="single" w:sz="4" w:space="0" w:color="auto"/>
-              <w:right w:val="single" w:sz="4" w:space="0" w:color="auto"/>
-            </w:tcBorders>
-            <w:textDirection w:val="btLr"/>
-            <w:vAlign w:val="center"/>
-          </w:tcPr>
-          <w:p>
-            <w:pPr>
-              <w:shd w:val="clear" w:color="auto" w:fill="FFFFFF"/>
-              <w:ind w:left="113" w:right="113"/>
-              <w:jc w:val="center"/>
-              <w:rPr>
-                <w:sz w:val="20"/>
-                <w:szCs w:val="20"/>
-              </w:rPr>
-            </w:pPr>
-            <w:r>
-              <w:rPr>
-                <w:sz w:val="20"/>
-                <w:szCs w:val="20"/>
-              </w:rPr>
-            </w:r>
-          </w:p>
-        </w:tc>
-      </w:tr>
-      <w:tr>
-        <w:trPr>
-          <w:cantSplit/>
-          <w:trHeight w:val="995"/>
-        </w:trPr>
-        <w:tc>
-          <w:tcPr>
-            <w:tcW w:w="0" w:type="auto"/>
-            <w:vMerge/>
-            <w:tcBorders>
-              <w:left w:val="single" w:sz="6" w:space="0" w:color="auto"/>
-              <w:bottom w:val="single" w:sz="4" w:space="0" w:color="auto"/>
-              <w:right w:val="single" w:sz="6" w:space="0" w:color="auto"/>
-            </w:tcBorders>
-            <w:vAlign w:val="center"/>
-          </w:tcPr>
-          <w:p>
-            <w:pPr>
-              <w:shd w:val="clear" w:color="auto" w:fill="FFFFFF"/>
-              <w:jc w:val="center"/>
-              <w:rPr>
-                <w:i/>
-                <w:highlight w:val="yellow"/>
-              </w:rPr>
-            </w:pPr>
-          </w:p>
-        </w:tc>
-        <w:tc>
-          <w:tcPr>
-            <w:tcW w:w="0" w:type="auto"/>
-            <w:vMerge/>
-            <w:tcBorders>
-              <w:left w:val="single" w:sz="6" w:space="0" w:color="auto"/>
-              <w:bottom w:val="single" w:sz="4" w:space="0" w:color="auto"/>
-              <w:right w:val="single" w:sz="6" w:space="0" w:color="auto"/>
-            </w:tcBorders>
-            <w:vAlign w:val="center"/>
-          </w:tcPr>
-          <w:p>
-            <w:pPr>
-              <w:shd w:val="clear" w:color="auto" w:fill="FFFFFF"/>
-              <w:jc w:val="center"/>
-            </w:pPr>
-          </w:p>
-        </w:tc>
-        <w:tc>
-          <w:tcPr>
-            <w:tcW w:w="0" w:type="auto"/>
-            <w:vMerge/>
-            <w:tcBorders>
-              <w:left w:val="single" w:sz="6" w:space="0" w:color="auto"/>
-              <w:bottom w:val="single" w:sz="4" w:space="0" w:color="auto"/>
-              <w:right w:val="single" w:sz="6" w:space="0" w:color="auto"/>
-            </w:tcBorders>
-            <w:vAlign w:val="center"/>
-          </w:tcPr>
-          <w:p>
-            <w:pPr>
-              <w:shd w:val="clear" w:color="auto" w:fill="FFFFFF"/>
-              <w:jc w:val="center"/>
-            </w:pPr>
-          </w:p>
-        </w:tc>
-        <w:tc>
-          <w:tcPr>
-            <w:tcW w:w="0" w:type="auto"/>
-            <w:tcBorders>
-              <w:top w:val="single" w:sz="4" w:space="0" w:color="auto"/>
-              <w:left w:val="single" w:sz="6" w:space="0" w:color="auto"/>
-              <w:bottom w:val="single" w:sz="4" w:space="0" w:color="auto"/>
-              <w:right w:val="single" w:sz="4" w:space="0" w:color="auto"/>
-            </w:tcBorders>
-            <w:textDirection w:val="btLr"/>
-            <w:vAlign w:val="center"/>
-          </w:tcPr>
-          <w:p>
-            <w:pPr>
-              <w:shd w:val="clear" w:color="auto" w:fill="FFFFFF"/>
-              <w:ind w:left="113" w:right="113"/>
-              <w:jc w:val="center"/>
-              <w:rPr>
-                <w:sz w:val="20"/>
-                <w:szCs w:val="20"/>
-              </w:rPr>
-            </w:pPr>
-            <w:r>
-              <w:rPr>
-                <w:sz w:val="20"/>
-                <w:szCs w:val="20"/>
-              </w:rPr>
-              <w:t>3</w:t>
-            </w:r>
-          </w:p>
-        </w:tc>
-        <w:tc>
-          <w:tcPr>
-            <w:tcW w:w="0" w:type="auto"/>
-            <w:tcBorders>
-              <w:top w:val="single" w:sz="4" w:space="0" w:color="auto"/>
-              <w:left w:val="single" w:sz="4" w:space="0" w:color="auto"/>
-              <w:bottom w:val="single" w:sz="4" w:space="0" w:color="auto"/>
-              <w:right w:val="single" w:sz="4" w:space="0" w:color="auto"/>
-            </w:tcBorders>
-            <w:textDirection w:val="btLr"/>
-            <w:vAlign w:val="center"/>
-          </w:tcPr>
-          <w:p>
-            <w:pPr>
-              <w:shd w:val="clear" w:color="auto" w:fill="FFFFFF"/>
-              <w:ind w:left="113" w:right="113"/>
-              <w:jc w:val="center"/>
-              <w:rPr>
-                <w:sz w:val="20"/>
-                <w:szCs w:val="20"/>
-              </w:rPr>
-            </w:pPr>
-            <w:r>
-              <w:rPr>
-                <w:sz w:val="20"/>
-                <w:szCs w:val="20"/>
-              </w:rPr>
-            </w:r>
-          </w:p>
-        </w:tc>
-        <w:tc>
-          <w:tcPr>
-            <w:tcW w:w="0" w:type="auto"/>
-            <w:tcBorders>
-              <w:top w:val="single" w:sz="4" w:space="0" w:color="auto"/>
-              <w:left w:val="single" w:sz="4" w:space="0" w:color="auto"/>
-              <w:bottom w:val="single" w:sz="4" w:space="0" w:color="auto"/>
-              <w:right w:val="single" w:sz="4" w:space="0" w:color="auto"/>
-            </w:tcBorders>
-            <w:textDirection w:val="btLr"/>
-            <w:vAlign w:val="center"/>
-          </w:tcPr>
-          <w:p>
-            <w:pPr>
-              <w:shd w:val="clear" w:color="auto" w:fill="FFFFFF"/>
-              <w:ind w:left="113" w:right="113"/>
-              <w:jc w:val="center"/>
-              <w:rPr>
-                <w:sz w:val="20"/>
-                <w:szCs w:val="20"/>
-              </w:rPr>
-            </w:pPr>
-            <w:r>
-              <w:rPr>
-                <w:sz w:val="20"/>
-                <w:szCs w:val="20"/>
-              </w:rPr>
-            </w:r>
-          </w:p>
-        </w:tc>
-      </w:tr>
-      <w:tr>
-        <w:trPr>
-          <w:cantSplit/>
-          <w:trHeight w:val="995"/>
-        </w:trPr>
-        <w:tc>
-          <w:tcPr>
-            <w:tcW w:w="0" w:type="auto"/>
-            <w:vMerge/>
-            <w:tcBorders>
-              <w:left w:val="single" w:sz="6" w:space="0" w:color="auto"/>
-              <w:bottom w:val="single" w:sz="4" w:space="0" w:color="auto"/>
-              <w:right w:val="single" w:sz="6" w:space="0" w:color="auto"/>
-            </w:tcBorders>
-            <w:vAlign w:val="center"/>
-          </w:tcPr>
-          <w:p>
-            <w:pPr>
-              <w:shd w:val="clear" w:color="auto" w:fill="FFFFFF"/>
-              <w:jc w:val="center"/>
-              <w:rPr>
-                <w:i/>
-                <w:highlight w:val="yellow"/>
-              </w:rPr>
-            </w:pPr>
-          </w:p>
-        </w:tc>
-        <w:tc>
-          <w:tcPr>
-            <w:tcW w:w="0" w:type="auto"/>
-            <w:vMerge/>
-            <w:tcBorders>
-              <w:left w:val="single" w:sz="6" w:space="0" w:color="auto"/>
-              <w:bottom w:val="single" w:sz="4" w:space="0" w:color="auto"/>
-              <w:right w:val="single" w:sz="6" w:space="0" w:color="auto"/>
-            </w:tcBorders>
-            <w:vAlign w:val="center"/>
-          </w:tcPr>
-          <w:p>
-            <w:pPr>
-              <w:shd w:val="clear" w:color="auto" w:fill="FFFFFF"/>
-              <w:jc w:val="center"/>
-            </w:pPr>
-          </w:p>
-        </w:tc>
-        <w:tc>
-          <w:tcPr>
-            <w:tcW w:w="0" w:type="auto"/>
-            <w:vMerge/>
-            <w:tcBorders>
-              <w:left w:val="single" w:sz="6" w:space="0" w:color="auto"/>
-              <w:bottom w:val="single" w:sz="4" w:space="0" w:color="auto"/>
-              <w:right w:val="single" w:sz="6" w:space="0" w:color="auto"/>
-            </w:tcBorders>
-            <w:vAlign w:val="center"/>
-          </w:tcPr>
-          <w:p>
-            <w:pPr>
-              <w:shd w:val="clear" w:color="auto" w:fill="FFFFFF"/>
-              <w:jc w:val="center"/>
-            </w:pPr>
-          </w:p>
-        </w:tc>
-        <w:tc>
-          <w:tcPr>
-            <w:tcW w:w="0" w:type="auto"/>
-            <w:tcBorders>
-              <w:top w:val="single" w:sz="4" w:space="0" w:color="auto"/>
-              <w:left w:val="single" w:sz="6" w:space="0" w:color="auto"/>
-              <w:bottom w:val="single" w:sz="4" w:space="0" w:color="auto"/>
-              <w:right w:val="single" w:sz="4" w:space="0" w:color="auto"/>
-            </w:tcBorders>
-            <w:textDirection w:val="btLr"/>
-            <w:vAlign w:val="center"/>
-          </w:tcPr>
-          <w:p>
-            <w:pPr>
-              <w:shd w:val="clear" w:color="auto" w:fill="FFFFFF"/>
-              <w:ind w:left="113" w:right="113"/>
-              <w:jc w:val="center"/>
-              <w:rPr>
-                <w:sz w:val="20"/>
-                <w:szCs w:val="20"/>
-              </w:rPr>
-            </w:pPr>
-            <w:r>
-              <w:rPr>
-                <w:sz w:val="20"/>
-                <w:szCs w:val="20"/>
-              </w:rPr>
-              <w:t>3</w:t>
-            </w:r>
-          </w:p>
-        </w:tc>
-        <w:tc>
-          <w:tcPr>
-            <w:tcW w:w="0" w:type="auto"/>
-            <w:tcBorders>
-              <w:top w:val="single" w:sz="4" w:space="0" w:color="auto"/>
-              <w:left w:val="single" w:sz="4" w:space="0" w:color="auto"/>
-              <w:bottom w:val="single" w:sz="4" w:space="0" w:color="auto"/>
-              <w:right w:val="single" w:sz="4" w:space="0" w:color="auto"/>
-            </w:tcBorders>
-            <w:textDirection w:val="btLr"/>
-            <w:vAlign w:val="center"/>
-          </w:tcPr>
-          <w:p>
-            <w:pPr>
-              <w:shd w:val="clear" w:color="auto" w:fill="FFFFFF"/>
-              <w:ind w:left="113" w:right="113"/>
-              <w:jc w:val="center"/>
-              <w:rPr>
-                <w:sz w:val="20"/>
-                <w:szCs w:val="20"/>
-              </w:rPr>
-            </w:pPr>
-            <w:r>
-              <w:rPr>
-                <w:sz w:val="20"/>
-                <w:szCs w:val="20"/>
-              </w:rPr>
-            </w:r>
-          </w:p>
-        </w:tc>
-        <w:tc>
-          <w:tcPr>
-            <w:tcW w:w="0" w:type="auto"/>
-            <w:tcBorders>
-              <w:top w:val="single" w:sz="4" w:space="0" w:color="auto"/>
-              <w:left w:val="single" w:sz="4" w:space="0" w:color="auto"/>
-              <w:bottom w:val="single" w:sz="4" w:space="0" w:color="auto"/>
-              <w:right w:val="single" w:sz="4" w:space="0" w:color="auto"/>
-            </w:tcBorders>
-            <w:textDirection w:val="btLr"/>
-            <w:vAlign w:val="center"/>
-          </w:tcPr>
-          <w:p>
-            <w:pPr>
-              <w:shd w:val="clear" w:color="auto" w:fill="FFFFFF"/>
-              <w:ind w:left="113" w:right="113"/>
-              <w:jc w:val="center"/>
-              <w:rPr>
-                <w:sz w:val="20"/>
-                <w:szCs w:val="20"/>
-              </w:rPr>
-            </w:pPr>
-            <w:r>
-              <w:rPr>
-                <w:sz w:val="20"/>
-                <w:szCs w:val="20"/>
-              </w:rPr>
-            </w:r>
-          </w:p>
-        </w:tc>
-      </w:tr>
-      <w:tr>
-        <w:trPr>
-          <w:cantSplit/>
-          <w:trHeight w:val="995"/>
-        </w:trPr>
-        <w:tc>
-          <w:tcPr>
-            <w:tcW w:w="0" w:type="auto"/>
-            <w:vMerge/>
-            <w:tcBorders>
-              <w:left w:val="single" w:sz="6" w:space="0" w:color="auto"/>
-              <w:bottom w:val="single" w:sz="4" w:space="0" w:color="auto"/>
-              <w:right w:val="single" w:sz="6" w:space="0" w:color="auto"/>
-            </w:tcBorders>
-            <w:vAlign w:val="center"/>
-          </w:tcPr>
-          <w:p>
-            <w:pPr>
-              <w:shd w:val="clear" w:color="auto" w:fill="FFFFFF"/>
-              <w:jc w:val="center"/>
-              <w:rPr>
-                <w:i/>
-                <w:highlight w:val="yellow"/>
-              </w:rPr>
-            </w:pPr>
-          </w:p>
-        </w:tc>
-        <w:tc>
-          <w:tcPr>
-            <w:tcW w:w="0" w:type="auto"/>
-            <w:vMerge/>
-            <w:tcBorders>
-              <w:left w:val="single" w:sz="6" w:space="0" w:color="auto"/>
-              <w:bottom w:val="single" w:sz="4" w:space="0" w:color="auto"/>
-              <w:right w:val="single" w:sz="6" w:space="0" w:color="auto"/>
-            </w:tcBorders>
-            <w:vAlign w:val="center"/>
-          </w:tcPr>
-          <w:p>
-            <w:pPr>
-              <w:shd w:val="clear" w:color="auto" w:fill="FFFFFF"/>
-              <w:jc w:val="center"/>
-            </w:pPr>
-          </w:p>
-        </w:tc>
-        <w:tc>
-          <w:tcPr>
-            <w:tcW w:w="0" w:type="auto"/>
-            <w:vMerge/>
-            <w:tcBorders>
-              <w:left w:val="single" w:sz="6" w:space="0" w:color="auto"/>
-              <w:bottom w:val="single" w:sz="4" w:space="0" w:color="auto"/>
-              <w:right w:val="single" w:sz="6" w:space="0" w:color="auto"/>
-            </w:tcBorders>
-            <w:vAlign w:val="center"/>
-          </w:tcPr>
-          <w:p>
-            <w:pPr>
-              <w:shd w:val="clear" w:color="auto" w:fill="FFFFFF"/>
-              <w:jc w:val="center"/>
-            </w:pPr>
-          </w:p>
-        </w:tc>
-        <w:tc>
-          <w:tcPr>
-            <w:tcW w:w="0" w:type="auto"/>
-            <w:tcBorders>
-              <w:top w:val="single" w:sz="4" w:space="0" w:color="auto"/>
-              <w:left w:val="single" w:sz="6" w:space="0" w:color="auto"/>
-              <w:bottom w:val="single" w:sz="4" w:space="0" w:color="auto"/>
-              <w:right w:val="single" w:sz="4" w:space="0" w:color="auto"/>
-            </w:tcBorders>
-            <w:textDirection w:val="btLr"/>
-            <w:vAlign w:val="center"/>
-          </w:tcPr>
-          <w:p>
-            <w:pPr>
-              <w:shd w:val="clear" w:color="auto" w:fill="FFFFFF"/>
-              <w:ind w:left="113" w:right="113"/>
-              <w:jc w:val="center"/>
-              <w:rPr>
-                <w:sz w:val="20"/>
-                <w:szCs w:val="20"/>
-              </w:rPr>
-            </w:pPr>
-            <w:r>
-              <w:rPr>
-                <w:sz w:val="20"/>
-                <w:szCs w:val="20"/>
-              </w:rPr>
-              <w:t>3</w:t>
-            </w:r>
-          </w:p>
-        </w:tc>
-        <w:tc>
-          <w:tcPr>
-            <w:tcW w:w="0" w:type="auto"/>
-            <w:tcBorders>
-              <w:top w:val="single" w:sz="4" w:space="0" w:color="auto"/>
-              <w:left w:val="single" w:sz="4" w:space="0" w:color="auto"/>
-              <w:bottom w:val="single" w:sz="4" w:space="0" w:color="auto"/>
-              <w:right w:val="single" w:sz="4" w:space="0" w:color="auto"/>
-            </w:tcBorders>
-            <w:textDirection w:val="btLr"/>
-            <w:vAlign w:val="center"/>
-          </w:tcPr>
-          <w:p>
-            <w:pPr>
-              <w:shd w:val="clear" w:color="auto" w:fill="FFFFFF"/>
-              <w:ind w:left="113" w:right="113"/>
-              <w:jc w:val="center"/>
-              <w:rPr>
-                <w:sz w:val="20"/>
-                <w:szCs w:val="20"/>
-              </w:rPr>
-            </w:pPr>
-            <w:r>
-              <w:rPr>
-                <w:sz w:val="20"/>
-                <w:szCs w:val="20"/>
-              </w:rPr>
-            </w:r>
-          </w:p>
-        </w:tc>
-        <w:tc>
-          <w:tcPr>
-            <w:tcW w:w="0" w:type="auto"/>
-            <w:tcBorders>
-              <w:top w:val="single" w:sz="4" w:space="0" w:color="auto"/>
-              <w:left w:val="single" w:sz="4" w:space="0" w:color="auto"/>
-              <w:bottom w:val="single" w:sz="4" w:space="0" w:color="auto"/>
-              <w:right w:val="single" w:sz="4" w:space="0" w:color="auto"/>
-            </w:tcBorders>
-            <w:textDirection w:val="btLr"/>
-            <w:vAlign w:val="center"/>
-          </w:tcPr>
-          <w:p>
-            <w:pPr>
-              <w:shd w:val="clear" w:color="auto" w:fill="FFFFFF"/>
-              <w:ind w:left="113" w:right="113"/>
-              <w:jc w:val="center"/>
-              <w:rPr>
-                <w:sz w:val="20"/>
-                <w:szCs w:val="20"/>
-              </w:rPr>
-            </w:pPr>
-            <w:r>
-              <w:rPr>
-                <w:sz w:val="20"/>
-                <w:szCs w:val="20"/>
-              </w:rPr>
-            </w:r>
-          </w:p>
-        </w:tc>
-      </w:tr>
-      <w:tr>
-        <w:trPr>
-          <w:cantSplit/>
-          <w:trHeight w:val="995"/>
-        </w:trPr>
-        <w:tc>
-          <w:tcPr>
-            <w:tcW w:w="0" w:type="auto"/>
-            <w:vMerge/>
-            <w:tcBorders>
-              <w:left w:val="single" w:sz="6" w:space="0" w:color="auto"/>
-              <w:bottom w:val="single" w:sz="4" w:space="0" w:color="auto"/>
-              <w:right w:val="single" w:sz="6" w:space="0" w:color="auto"/>
-            </w:tcBorders>
-            <w:vAlign w:val="center"/>
-          </w:tcPr>
-          <w:p>
-            <w:pPr>
-              <w:shd w:val="clear" w:color="auto" w:fill="FFFFFF"/>
-              <w:jc w:val="center"/>
-              <w:rPr>
-                <w:i/>
-                <w:highlight w:val="yellow"/>
-              </w:rPr>
-            </w:pPr>
-          </w:p>
-        </w:tc>
-        <w:tc>
-          <w:tcPr>
-            <w:tcW w:w="0" w:type="auto"/>
-            <w:vMerge/>
-            <w:tcBorders>
-              <w:left w:val="single" w:sz="6" w:space="0" w:color="auto"/>
-              <w:bottom w:val="single" w:sz="4" w:space="0" w:color="auto"/>
-              <w:right w:val="single" w:sz="6" w:space="0" w:color="auto"/>
-            </w:tcBorders>
-            <w:vAlign w:val="center"/>
-          </w:tcPr>
-          <w:p>
-            <w:pPr>
-              <w:shd w:val="clear" w:color="auto" w:fill="FFFFFF"/>
-              <w:jc w:val="center"/>
-            </w:pPr>
-          </w:p>
-        </w:tc>
-        <w:tc>
-          <w:tcPr>
-            <w:tcW w:w="0" w:type="auto"/>
-            <w:vMerge/>
-            <w:tcBorders>
-              <w:left w:val="single" w:sz="6" w:space="0" w:color="auto"/>
-              <w:bottom w:val="single" w:sz="4" w:space="0" w:color="auto"/>
-              <w:right w:val="single" w:sz="6" w:space="0" w:color="auto"/>
-            </w:tcBorders>
-            <w:vAlign w:val="center"/>
-          </w:tcPr>
-          <w:p>
-            <w:pPr>
-              <w:shd w:val="clear" w:color="auto" w:fill="FFFFFF"/>
-              <w:jc w:val="center"/>
-            </w:pPr>
-          </w:p>
-        </w:tc>
-        <w:tc>
-          <w:tcPr>
-            <w:tcW w:w="0" w:type="auto"/>
-            <w:tcBorders>
-              <w:top w:val="single" w:sz="4" w:space="0" w:color="auto"/>
-              <w:left w:val="single" w:sz="6" w:space="0" w:color="auto"/>
-              <w:bottom w:val="single" w:sz="4" w:space="0" w:color="auto"/>
-              <w:right w:val="single" w:sz="4" w:space="0" w:color="auto"/>
-            </w:tcBorders>
-            <w:textDirection w:val="btLr"/>
-            <w:vAlign w:val="center"/>
-          </w:tcPr>
-          <w:p>
-            <w:pPr>
-              <w:shd w:val="clear" w:color="auto" w:fill="FFFFFF"/>
-              <w:ind w:left="113" w:right="113"/>
-              <w:jc w:val="center"/>
-              <w:rPr>
-                <w:sz w:val="20"/>
-                <w:szCs w:val="20"/>
-              </w:rPr>
-            </w:pPr>
-            <w:r>
-              <w:rPr>
-                <w:sz w:val="20"/>
-                <w:szCs w:val="20"/>
-              </w:rPr>
-              <w:t>3</w:t>
-            </w:r>
-          </w:p>
-        </w:tc>
-        <w:tc>
-          <w:tcPr>
-            <w:tcW w:w="0" w:type="auto"/>
-            <w:tcBorders>
-              <w:top w:val="single" w:sz="4" w:space="0" w:color="auto"/>
-              <w:left w:val="single" w:sz="4" w:space="0" w:color="auto"/>
-              <w:bottom w:val="single" w:sz="4" w:space="0" w:color="auto"/>
-              <w:right w:val="single" w:sz="4" w:space="0" w:color="auto"/>
-            </w:tcBorders>
-            <w:textDirection w:val="btLr"/>
-            <w:vAlign w:val="center"/>
-          </w:tcPr>
-          <w:p>
-            <w:pPr>
-              <w:shd w:val="clear" w:color="auto" w:fill="FFFFFF"/>
-              <w:ind w:left="113" w:right="113"/>
-              <w:jc w:val="center"/>
-              <w:rPr>
-                <w:sz w:val="20"/>
-                <w:szCs w:val="20"/>
-              </w:rPr>
-            </w:pPr>
-            <w:r>
-              <w:rPr>
-                <w:sz w:val="20"/>
-                <w:szCs w:val="20"/>
-              </w:rPr>
-            </w:r>
-          </w:p>
-        </w:tc>
-        <w:tc>
-          <w:tcPr>
-            <w:tcW w:w="0" w:type="auto"/>
-            <w:tcBorders>
-              <w:top w:val="single" w:sz="4" w:space="0" w:color="auto"/>
-              <w:left w:val="single" w:sz="4" w:space="0" w:color="auto"/>
-              <w:bottom w:val="single" w:sz="4" w:space="0" w:color="auto"/>
-              <w:right w:val="single" w:sz="4" w:space="0" w:color="auto"/>
-            </w:tcBorders>
-            <w:textDirection w:val="btLr"/>
-            <w:vAlign w:val="center"/>
-          </w:tcPr>
-          <w:p>
-            <w:pPr>
-              <w:shd w:val="clear" w:color="auto" w:fill="FFFFFF"/>
-              <w:ind w:left="113" w:right="113"/>
-              <w:jc w:val="center"/>
-              <w:rPr>
-                <w:sz w:val="20"/>
-                <w:szCs w:val="20"/>
-              </w:rPr>
-            </w:pPr>
-            <w:r>
-              <w:rPr>
-                <w:sz w:val="20"/>
-                <w:szCs w:val="20"/>
-              </w:rPr>
-            </w:r>
-          </w:p>
-        </w:tc>
-      </w:tr>
-      <w:tr>
-        <w:trPr>
-          <w:cantSplit/>
-          <w:trHeight w:val="995"/>
-        </w:trPr>
-        <w:tc>
-          <w:tcPr>
-            <w:tcW w:w="0" w:type="auto"/>
-            <w:vMerge/>
-            <w:tcBorders>
-              <w:left w:val="single" w:sz="6" w:space="0" w:color="auto"/>
-              <w:bottom w:val="single" w:sz="4" w:space="0" w:color="auto"/>
-              <w:right w:val="single" w:sz="6" w:space="0" w:color="auto"/>
-            </w:tcBorders>
-            <w:vAlign w:val="center"/>
-          </w:tcPr>
-          <w:p>
-            <w:pPr>
-              <w:shd w:val="clear" w:color="auto" w:fill="FFFFFF"/>
-              <w:jc w:val="center"/>
-              <w:rPr>
-                <w:i/>
-                <w:highlight w:val="yellow"/>
-              </w:rPr>
-            </w:pPr>
-          </w:p>
-        </w:tc>
-        <w:tc>
-          <w:tcPr>
-            <w:tcW w:w="0" w:type="auto"/>
-            <w:vMerge/>
-            <w:tcBorders>
-              <w:left w:val="single" w:sz="6" w:space="0" w:color="auto"/>
-              <w:bottom w:val="single" w:sz="4" w:space="0" w:color="auto"/>
-              <w:right w:val="single" w:sz="6" w:space="0" w:color="auto"/>
-            </w:tcBorders>
-            <w:vAlign w:val="center"/>
-          </w:tcPr>
-          <w:p>
-            <w:pPr>
-              <w:shd w:val="clear" w:color="auto" w:fill="FFFFFF"/>
-              <w:jc w:val="center"/>
-            </w:pPr>
-          </w:p>
-        </w:tc>
-        <w:tc>
-          <w:tcPr>
-            <w:tcW w:w="0" w:type="auto"/>
-            <w:vMerge/>
-            <w:tcBorders>
-              <w:left w:val="single" w:sz="6" w:space="0" w:color="auto"/>
-              <w:bottom w:val="single" w:sz="4" w:space="0" w:color="auto"/>
-              <w:right w:val="single" w:sz="6" w:space="0" w:color="auto"/>
-            </w:tcBorders>
-            <w:vAlign w:val="center"/>
-          </w:tcPr>
-          <w:p>
-            <w:pPr>
-              <w:shd w:val="clear" w:color="auto" w:fill="FFFFFF"/>
-              <w:jc w:val="center"/>
-            </w:pPr>
-          </w:p>
-        </w:tc>
-        <w:tc>
-          <w:tcPr>
-            <w:tcW w:w="0" w:type="auto"/>
-            <w:tcBorders>
-              <w:top w:val="single" w:sz="4" w:space="0" w:color="auto"/>
-              <w:left w:val="single" w:sz="6" w:space="0" w:color="auto"/>
-              <w:bottom w:val="single" w:sz="4" w:space="0" w:color="auto"/>
-              <w:right w:val="single" w:sz="4" w:space="0" w:color="auto"/>
-            </w:tcBorders>
-            <w:textDirection w:val="btLr"/>
-            <w:vAlign w:val="center"/>
-          </w:tcPr>
-          <w:p>
-            <w:pPr>
-              <w:shd w:val="clear" w:color="auto" w:fill="FFFFFF"/>
-              <w:ind w:left="113" w:right="113"/>
-              <w:jc w:val="center"/>
-              <w:rPr>
-                <w:sz w:val="20"/>
-                <w:szCs w:val="20"/>
-              </w:rPr>
-            </w:pPr>
-            <w:r>
-              <w:rPr>
-                <w:sz w:val="20"/>
-                <w:szCs w:val="20"/>
-              </w:rPr>
-              <w:t>3</w:t>
-            </w:r>
-          </w:p>
-        </w:tc>
-        <w:tc>
-          <w:tcPr>
-            <w:tcW w:w="0" w:type="auto"/>
-            <w:tcBorders>
-              <w:top w:val="single" w:sz="4" w:space="0" w:color="auto"/>
-              <w:left w:val="single" w:sz="4" w:space="0" w:color="auto"/>
-              <w:bottom w:val="single" w:sz="4" w:space="0" w:color="auto"/>
-              <w:right w:val="single" w:sz="4" w:space="0" w:color="auto"/>
-            </w:tcBorders>
-            <w:textDirection w:val="btLr"/>
-            <w:vAlign w:val="center"/>
-          </w:tcPr>
-          <w:p>
-            <w:pPr>
-              <w:shd w:val="clear" w:color="auto" w:fill="FFFFFF"/>
-              <w:ind w:left="113" w:right="113"/>
-              <w:jc w:val="center"/>
-              <w:rPr>
-                <w:sz w:val="20"/>
-                <w:szCs w:val="20"/>
-              </w:rPr>
-            </w:pPr>
-            <w:r>
-              <w:rPr>
-                <w:sz w:val="20"/>
-                <w:szCs w:val="20"/>
-              </w:rPr>
-            </w:r>
-          </w:p>
-        </w:tc>
-        <w:tc>
-          <w:tcPr>
-            <w:tcW w:w="0" w:type="auto"/>
-            <w:tcBorders>
-              <w:top w:val="single" w:sz="4" w:space="0" w:color="auto"/>
-              <w:left w:val="single" w:sz="4" w:space="0" w:color="auto"/>
-              <w:bottom w:val="single" w:sz="4" w:space="0" w:color="auto"/>
-              <w:right w:val="single" w:sz="4" w:space="0" w:color="auto"/>
-            </w:tcBorders>
-            <w:textDirection w:val="btLr"/>
-            <w:vAlign w:val="center"/>
-          </w:tcPr>
-          <w:p>
-            <w:pPr>
-              <w:shd w:val="clear" w:color="auto" w:fill="FFFFFF"/>
-              <w:ind w:left="113" w:right="113"/>
-              <w:jc w:val="center"/>
-              <w:rPr>
-                <w:sz w:val="20"/>
-                <w:szCs w:val="20"/>
-              </w:rPr>
-            </w:pPr>
-            <w:r>
-              <w:rPr>
-                <w:sz w:val="20"/>
-                <w:szCs w:val="20"/>
-              </w:rPr>
-            </w:r>
-          </w:p>
-        </w:tc>
-      </w:tr>
-      <w:tr>
-        <w:trPr>
-          <w:cantSplit/>
-          <w:trHeight w:val="995"/>
-        </w:trPr>
-        <w:tc>
-          <w:tcPr>
-            <w:tcW w:w="0" w:type="auto"/>
-            <w:vMerge/>
-            <w:tcBorders>
-              <w:left w:val="single" w:sz="6" w:space="0" w:color="auto"/>
-              <w:bottom w:val="single" w:sz="4" w:space="0" w:color="auto"/>
-              <w:right w:val="single" w:sz="6" w:space="0" w:color="auto"/>
-            </w:tcBorders>
-            <w:vAlign w:val="center"/>
-          </w:tcPr>
-          <w:p>
-            <w:pPr>
-              <w:shd w:val="clear" w:color="auto" w:fill="FFFFFF"/>
-              <w:jc w:val="center"/>
-              <w:rPr>
-                <w:i/>
-                <w:highlight w:val="yellow"/>
-              </w:rPr>
-            </w:pPr>
-          </w:p>
-        </w:tc>
-        <w:tc>
-          <w:tcPr>
-            <w:tcW w:w="0" w:type="auto"/>
-            <w:vMerge/>
-            <w:tcBorders>
-              <w:left w:val="single" w:sz="6" w:space="0" w:color="auto"/>
-              <w:bottom w:val="single" w:sz="4" w:space="0" w:color="auto"/>
-              <w:right w:val="single" w:sz="6" w:space="0" w:color="auto"/>
-            </w:tcBorders>
-            <w:vAlign w:val="center"/>
-          </w:tcPr>
-          <w:p>
-            <w:pPr>
-              <w:shd w:val="clear" w:color="auto" w:fill="FFFFFF"/>
-              <w:jc w:val="center"/>
-            </w:pPr>
-          </w:p>
-        </w:tc>
-        <w:tc>
-          <w:tcPr>
-            <w:tcW w:w="0" w:type="auto"/>
-            <w:vMerge/>
-            <w:tcBorders>
-              <w:left w:val="single" w:sz="6" w:space="0" w:color="auto"/>
-              <w:bottom w:val="single" w:sz="4" w:space="0" w:color="auto"/>
-              <w:right w:val="single" w:sz="6" w:space="0" w:color="auto"/>
-            </w:tcBorders>
-            <w:vAlign w:val="center"/>
-          </w:tcPr>
-          <w:p>
-            <w:pPr>
-              <w:shd w:val="clear" w:color="auto" w:fill="FFFFFF"/>
-              <w:jc w:val="center"/>
-            </w:pPr>
-          </w:p>
-        </w:tc>
-        <w:tc>
-          <w:tcPr>
-            <w:tcW w:w="0" w:type="auto"/>
-            <w:tcBorders>
-              <w:top w:val="single" w:sz="4" w:space="0" w:color="auto"/>
-              <w:left w:val="single" w:sz="6" w:space="0" w:color="auto"/>
-              <w:bottom w:val="single" w:sz="4" w:space="0" w:color="auto"/>
-              <w:right w:val="single" w:sz="4" w:space="0" w:color="auto"/>
-            </w:tcBorders>
-            <w:textDirection w:val="btLr"/>
-            <w:vAlign w:val="center"/>
-          </w:tcPr>
-          <w:p>
-            <w:pPr>
-              <w:shd w:val="clear" w:color="auto" w:fill="FFFFFF"/>
-              <w:ind w:left="113" w:right="113"/>
-              <w:jc w:val="center"/>
-              <w:rPr>
-                <w:sz w:val="20"/>
-                <w:szCs w:val="20"/>
-              </w:rPr>
-            </w:pPr>
-            <w:r>
-              <w:rPr>
-                <w:sz w:val="20"/>
-                <w:szCs w:val="20"/>
-              </w:rPr>
-              <w:t>18</w:t>
-            </w:r>
-          </w:p>
-        </w:tc>
-        <w:tc>
-          <w:tcPr>
-            <w:tcW w:w="0" w:type="auto"/>
-            <w:tcBorders>
-              <w:top w:val="single" w:sz="4" w:space="0" w:color="auto"/>
-              <w:left w:val="single" w:sz="4" w:space="0" w:color="auto"/>
-              <w:bottom w:val="single" w:sz="4" w:space="0" w:color="auto"/>
-              <w:right w:val="single" w:sz="4" w:space="0" w:color="auto"/>
-            </w:tcBorders>
-            <w:textDirection w:val="btLr"/>
-            <w:vAlign w:val="center"/>
-          </w:tcPr>
-          <w:p>
-            <w:pPr>
-              <w:shd w:val="clear" w:color="auto" w:fill="FFFFFF"/>
-              <w:ind w:left="113" w:right="113"/>
-              <w:jc w:val="center"/>
-              <w:rPr>
-                <w:sz w:val="20"/>
-                <w:szCs w:val="20"/>
-              </w:rPr>
-            </w:pPr>
-            <w:r>
-              <w:rPr>
-                <w:sz w:val="20"/>
-                <w:szCs w:val="20"/>
-              </w:rPr>
-            </w:r>
-          </w:p>
-        </w:tc>
-        <w:tc>
-          <w:tcPr>
-            <w:tcW w:w="0" w:type="auto"/>
-            <w:tcBorders>
-              <w:top w:val="single" w:sz="4" w:space="0" w:color="auto"/>
-              <w:left w:val="single" w:sz="4" w:space="0" w:color="auto"/>
-              <w:bottom w:val="single" w:sz="4" w:space="0" w:color="auto"/>
-              <w:right w:val="single" w:sz="4" w:space="0" w:color="auto"/>
-            </w:tcBorders>
-            <w:textDirection w:val="btLr"/>
-            <w:vAlign w:val="center"/>
-          </w:tcPr>
-          <w:p>
-            <w:pPr>
-              <w:shd w:val="clear" w:color="auto" w:fill="FFFFFF"/>
-              <w:ind w:left="113" w:right="113"/>
-              <w:jc w:val="center"/>
-              <w:rPr>
-                <w:sz w:val="20"/>
-                <w:szCs w:val="20"/>
-              </w:rPr>
-            </w:pPr>
-            <w:r>
-              <w:rPr>
-                <w:sz w:val="20"/>
-                <w:szCs w:val="20"/>
-              </w:rPr>
             </w:r>
           </w:p>
         </w:tc>
@@ -14284,7 +13648,7 @@
               <w:jc w:val="center"/>
             </w:pPr>
             <w:r>
-              <w:t>-</w:t>
+              <w:t>Номер раздела</w:t>
             </w:r>
           </w:p>
         </w:tc>
@@ -14318,6 +13682,7 @@
                 <w:sz w:val="24"/>
                 <w:szCs w:val="24"/>
               </w:rPr>
+              <w:t>№ ПЗ</w:t>
             </w:r>
           </w:p>
         </w:tc>
@@ -14338,7 +13703,7 @@
               <w:jc w:val="center"/>
             </w:pPr>
             <w:r>
-              <w:t>ИТОГО:</w:t>
+              <w:t>Тема практического занятия</w:t>
             </w:r>
           </w:p>
         </w:tc>
@@ -14511,958 +13876,6 @@
             <w:r>
               <w:t>заочная</w:t>
             </w:r>
-          </w:p>
-        </w:tc>
-      </w:tr>
-      <w:tr>
-        <w:trPr>
-          <w:cantSplit/>
-          <w:trHeight w:val="1134"/>
-        </w:trPr>
-        <w:tc>
-          <w:tcPr>
-            <w:tcW w:w="0" w:type="auto"/>
-            <w:vMerge/>
-            <w:tcBorders>
-              <w:left w:val="single" w:sz="6" w:space="0" w:color="auto"/>
-              <w:bottom w:val="single" w:sz="4" w:space="0" w:color="auto"/>
-              <w:right w:val="single" w:sz="6" w:space="0" w:color="auto"/>
-            </w:tcBorders>
-            <w:vAlign w:val="center"/>
-          </w:tcPr>
-          <w:p>
-            <w:pPr>
-              <w:shd w:val="clear" w:color="auto" w:fill="FFFFFF"/>
-              <w:jc w:val="center"/>
-              <w:rPr>
-                <w:i/>
-                <w:highlight w:val="yellow"/>
-              </w:rPr>
-            </w:pPr>
-          </w:p>
-        </w:tc>
-        <w:tc>
-          <w:tcPr>
-            <w:tcW w:w="0" w:type="auto"/>
-            <w:vMerge/>
-            <w:tcBorders>
-              <w:left w:val="single" w:sz="6" w:space="0" w:color="auto"/>
-              <w:bottom w:val="single" w:sz="4" w:space="0" w:color="auto"/>
-              <w:right w:val="single" w:sz="6" w:space="0" w:color="auto"/>
-            </w:tcBorders>
-            <w:vAlign w:val="center"/>
-          </w:tcPr>
-          <w:p>
-            <w:pPr>
-              <w:shd w:val="clear" w:color="auto" w:fill="FFFFFF"/>
-              <w:jc w:val="center"/>
-              <w:rPr>
-                <w:i/>
-                <w:highlight w:val="yellow"/>
-              </w:rPr>
-            </w:pPr>
-          </w:p>
-        </w:tc>
-        <w:tc>
-          <w:tcPr>
-            <w:tcW w:w="0" w:type="auto"/>
-            <w:vMerge/>
-            <w:tcBorders>
-              <w:left w:val="single" w:sz="6" w:space="0" w:color="auto"/>
-              <w:bottom w:val="single" w:sz="4" w:space="0" w:color="auto"/>
-              <w:right w:val="single" w:sz="6" w:space="0" w:color="auto"/>
-            </w:tcBorders>
-            <w:vAlign w:val="center"/>
-          </w:tcPr>
-          <w:p>
-            <w:pPr>
-              <w:shd w:val="clear" w:color="auto" w:fill="FFFFFF"/>
-              <w:jc w:val="center"/>
-              <w:rPr>
-                <w:i/>
-              </w:rPr>
-            </w:pPr>
-          </w:p>
-        </w:tc>
-        <w:tc>
-          <w:tcPr>
-            <w:tcW w:w="0" w:type="auto"/>
-            <w:tcBorders>
-              <w:top w:val="single" w:sz="4" w:space="0" w:color="auto"/>
-              <w:left w:val="single" w:sz="6" w:space="0" w:color="auto"/>
-              <w:bottom w:val="single" w:sz="4" w:space="0" w:color="auto"/>
-              <w:right w:val="single" w:sz="4" w:space="0" w:color="auto"/>
-            </w:tcBorders>
-            <w:textDirection w:val="btLr"/>
-            <w:vAlign w:val="center"/>
-          </w:tcPr>
-          <w:p>
-            <w:pPr>
-              <w:shd w:val="clear" w:color="auto" w:fill="FFFFFF"/>
-              <w:ind w:left="113" w:right="113"/>
-              <w:jc w:val="center"/>
-            </w:pPr>
-            <w:r>
-              <w:t>6</w:t>
-            </w:r>
-          </w:p>
-        </w:tc>
-        <w:tc>
-          <w:tcPr>
-            <w:tcW w:w="0" w:type="auto"/>
-            <w:tcBorders>
-              <w:top w:val="single" w:sz="4" w:space="0" w:color="auto"/>
-              <w:left w:val="single" w:sz="4" w:space="0" w:color="auto"/>
-              <w:bottom w:val="single" w:sz="4" w:space="0" w:color="auto"/>
-              <w:right w:val="single" w:sz="4" w:space="0" w:color="auto"/>
-            </w:tcBorders>
-            <w:textDirection w:val="btLr"/>
-            <w:vAlign w:val="center"/>
-          </w:tcPr>
-          <w:p>
-            <w:pPr>
-              <w:shd w:val="clear" w:color="auto" w:fill="FFFFFF"/>
-              <w:ind w:left="113" w:right="113"/>
-              <w:jc w:val="center"/>
-            </w:pPr>
-            <w:r/>
-          </w:p>
-        </w:tc>
-        <w:tc>
-          <w:tcPr>
-            <w:tcW w:w="0" w:type="auto"/>
-            <w:tcBorders>
-              <w:top w:val="single" w:sz="4" w:space="0" w:color="auto"/>
-              <w:left w:val="single" w:sz="4" w:space="0" w:color="auto"/>
-              <w:bottom w:val="single" w:sz="4" w:space="0" w:color="auto"/>
-              <w:right w:val="single" w:sz="4" w:space="0" w:color="auto"/>
-            </w:tcBorders>
-            <w:textDirection w:val="btLr"/>
-            <w:vAlign w:val="center"/>
-          </w:tcPr>
-          <w:p>
-            <w:pPr>
-              <w:shd w:val="clear" w:color="auto" w:fill="FFFFFF"/>
-              <w:ind w:left="113" w:right="113"/>
-              <w:jc w:val="center"/>
-            </w:pPr>
-            <w:r/>
-          </w:p>
-        </w:tc>
-      </w:tr>
-      <w:tr>
-        <w:trPr>
-          <w:cantSplit/>
-          <w:trHeight w:val="1134"/>
-        </w:trPr>
-        <w:tc>
-          <w:tcPr>
-            <w:tcW w:w="0" w:type="auto"/>
-            <w:vMerge/>
-            <w:tcBorders>
-              <w:left w:val="single" w:sz="6" w:space="0" w:color="auto"/>
-              <w:bottom w:val="single" w:sz="4" w:space="0" w:color="auto"/>
-              <w:right w:val="single" w:sz="6" w:space="0" w:color="auto"/>
-            </w:tcBorders>
-            <w:vAlign w:val="center"/>
-          </w:tcPr>
-          <w:p>
-            <w:pPr>
-              <w:shd w:val="clear" w:color="auto" w:fill="FFFFFF"/>
-              <w:jc w:val="center"/>
-              <w:rPr>
-                <w:i/>
-                <w:highlight w:val="yellow"/>
-              </w:rPr>
-            </w:pPr>
-          </w:p>
-        </w:tc>
-        <w:tc>
-          <w:tcPr>
-            <w:tcW w:w="0" w:type="auto"/>
-            <w:vMerge/>
-            <w:tcBorders>
-              <w:left w:val="single" w:sz="6" w:space="0" w:color="auto"/>
-              <w:bottom w:val="single" w:sz="4" w:space="0" w:color="auto"/>
-              <w:right w:val="single" w:sz="6" w:space="0" w:color="auto"/>
-            </w:tcBorders>
-            <w:vAlign w:val="center"/>
-          </w:tcPr>
-          <w:p>
-            <w:pPr>
-              <w:shd w:val="clear" w:color="auto" w:fill="FFFFFF"/>
-              <w:jc w:val="center"/>
-              <w:rPr>
-                <w:i/>
-                <w:highlight w:val="yellow"/>
-              </w:rPr>
-            </w:pPr>
-          </w:p>
-        </w:tc>
-        <w:tc>
-          <w:tcPr>
-            <w:tcW w:w="0" w:type="auto"/>
-            <w:vMerge/>
-            <w:tcBorders>
-              <w:left w:val="single" w:sz="6" w:space="0" w:color="auto"/>
-              <w:bottom w:val="single" w:sz="4" w:space="0" w:color="auto"/>
-              <w:right w:val="single" w:sz="6" w:space="0" w:color="auto"/>
-            </w:tcBorders>
-            <w:vAlign w:val="center"/>
-          </w:tcPr>
-          <w:p>
-            <w:pPr>
-              <w:shd w:val="clear" w:color="auto" w:fill="FFFFFF"/>
-              <w:jc w:val="center"/>
-              <w:rPr>
-                <w:i/>
-              </w:rPr>
-            </w:pPr>
-          </w:p>
-        </w:tc>
-        <w:tc>
-          <w:tcPr>
-            <w:tcW w:w="0" w:type="auto"/>
-            <w:tcBorders>
-              <w:top w:val="single" w:sz="4" w:space="0" w:color="auto"/>
-              <w:left w:val="single" w:sz="6" w:space="0" w:color="auto"/>
-              <w:bottom w:val="single" w:sz="4" w:space="0" w:color="auto"/>
-              <w:right w:val="single" w:sz="4" w:space="0" w:color="auto"/>
-            </w:tcBorders>
-            <w:textDirection w:val="btLr"/>
-            <w:vAlign w:val="center"/>
-          </w:tcPr>
-          <w:p>
-            <w:pPr>
-              <w:shd w:val="clear" w:color="auto" w:fill="FFFFFF"/>
-              <w:ind w:left="113" w:right="113"/>
-              <w:jc w:val="center"/>
-            </w:pPr>
-            <w:r>
-              <w:t>6</w:t>
-            </w:r>
-          </w:p>
-        </w:tc>
-        <w:tc>
-          <w:tcPr>
-            <w:tcW w:w="0" w:type="auto"/>
-            <w:tcBorders>
-              <w:top w:val="single" w:sz="4" w:space="0" w:color="auto"/>
-              <w:left w:val="single" w:sz="4" w:space="0" w:color="auto"/>
-              <w:bottom w:val="single" w:sz="4" w:space="0" w:color="auto"/>
-              <w:right w:val="single" w:sz="4" w:space="0" w:color="auto"/>
-            </w:tcBorders>
-            <w:textDirection w:val="btLr"/>
-            <w:vAlign w:val="center"/>
-          </w:tcPr>
-          <w:p>
-            <w:pPr>
-              <w:shd w:val="clear" w:color="auto" w:fill="FFFFFF"/>
-              <w:ind w:left="113" w:right="113"/>
-              <w:jc w:val="center"/>
-            </w:pPr>
-            <w:r/>
-          </w:p>
-        </w:tc>
-        <w:tc>
-          <w:tcPr>
-            <w:tcW w:w="0" w:type="auto"/>
-            <w:tcBorders>
-              <w:top w:val="single" w:sz="4" w:space="0" w:color="auto"/>
-              <w:left w:val="single" w:sz="4" w:space="0" w:color="auto"/>
-              <w:bottom w:val="single" w:sz="4" w:space="0" w:color="auto"/>
-              <w:right w:val="single" w:sz="4" w:space="0" w:color="auto"/>
-            </w:tcBorders>
-            <w:textDirection w:val="btLr"/>
-            <w:vAlign w:val="center"/>
-          </w:tcPr>
-          <w:p>
-            <w:pPr>
-              <w:shd w:val="clear" w:color="auto" w:fill="FFFFFF"/>
-              <w:ind w:left="113" w:right="113"/>
-              <w:jc w:val="center"/>
-            </w:pPr>
-            <w:r/>
-          </w:p>
-        </w:tc>
-      </w:tr>
-      <w:tr>
-        <w:trPr>
-          <w:cantSplit/>
-          <w:trHeight w:val="1134"/>
-        </w:trPr>
-        <w:tc>
-          <w:tcPr>
-            <w:tcW w:w="0" w:type="auto"/>
-            <w:vMerge/>
-            <w:tcBorders>
-              <w:left w:val="single" w:sz="6" w:space="0" w:color="auto"/>
-              <w:bottom w:val="single" w:sz="4" w:space="0" w:color="auto"/>
-              <w:right w:val="single" w:sz="6" w:space="0" w:color="auto"/>
-            </w:tcBorders>
-            <w:vAlign w:val="center"/>
-          </w:tcPr>
-          <w:p>
-            <w:pPr>
-              <w:shd w:val="clear" w:color="auto" w:fill="FFFFFF"/>
-              <w:jc w:val="center"/>
-              <w:rPr>
-                <w:i/>
-                <w:highlight w:val="yellow"/>
-              </w:rPr>
-            </w:pPr>
-          </w:p>
-        </w:tc>
-        <w:tc>
-          <w:tcPr>
-            <w:tcW w:w="0" w:type="auto"/>
-            <w:vMerge/>
-            <w:tcBorders>
-              <w:left w:val="single" w:sz="6" w:space="0" w:color="auto"/>
-              <w:bottom w:val="single" w:sz="4" w:space="0" w:color="auto"/>
-              <w:right w:val="single" w:sz="6" w:space="0" w:color="auto"/>
-            </w:tcBorders>
-            <w:vAlign w:val="center"/>
-          </w:tcPr>
-          <w:p>
-            <w:pPr>
-              <w:shd w:val="clear" w:color="auto" w:fill="FFFFFF"/>
-              <w:jc w:val="center"/>
-              <w:rPr>
-                <w:i/>
-                <w:highlight w:val="yellow"/>
-              </w:rPr>
-            </w:pPr>
-          </w:p>
-        </w:tc>
-        <w:tc>
-          <w:tcPr>
-            <w:tcW w:w="0" w:type="auto"/>
-            <w:vMerge/>
-            <w:tcBorders>
-              <w:left w:val="single" w:sz="6" w:space="0" w:color="auto"/>
-              <w:bottom w:val="single" w:sz="4" w:space="0" w:color="auto"/>
-              <w:right w:val="single" w:sz="6" w:space="0" w:color="auto"/>
-            </w:tcBorders>
-            <w:vAlign w:val="center"/>
-          </w:tcPr>
-          <w:p>
-            <w:pPr>
-              <w:shd w:val="clear" w:color="auto" w:fill="FFFFFF"/>
-              <w:jc w:val="center"/>
-              <w:rPr>
-                <w:i/>
-              </w:rPr>
-            </w:pPr>
-          </w:p>
-        </w:tc>
-        <w:tc>
-          <w:tcPr>
-            <w:tcW w:w="0" w:type="auto"/>
-            <w:tcBorders>
-              <w:top w:val="single" w:sz="4" w:space="0" w:color="auto"/>
-              <w:left w:val="single" w:sz="6" w:space="0" w:color="auto"/>
-              <w:bottom w:val="single" w:sz="4" w:space="0" w:color="auto"/>
-              <w:right w:val="single" w:sz="4" w:space="0" w:color="auto"/>
-            </w:tcBorders>
-            <w:textDirection w:val="btLr"/>
-            <w:vAlign w:val="center"/>
-          </w:tcPr>
-          <w:p>
-            <w:pPr>
-              <w:shd w:val="clear" w:color="auto" w:fill="FFFFFF"/>
-              <w:ind w:left="113" w:right="113"/>
-              <w:jc w:val="center"/>
-            </w:pPr>
-            <w:r>
-              <w:t>6</w:t>
-            </w:r>
-          </w:p>
-        </w:tc>
-        <w:tc>
-          <w:tcPr>
-            <w:tcW w:w="0" w:type="auto"/>
-            <w:tcBorders>
-              <w:top w:val="single" w:sz="4" w:space="0" w:color="auto"/>
-              <w:left w:val="single" w:sz="4" w:space="0" w:color="auto"/>
-              <w:bottom w:val="single" w:sz="4" w:space="0" w:color="auto"/>
-              <w:right w:val="single" w:sz="4" w:space="0" w:color="auto"/>
-            </w:tcBorders>
-            <w:textDirection w:val="btLr"/>
-            <w:vAlign w:val="center"/>
-          </w:tcPr>
-          <w:p>
-            <w:pPr>
-              <w:shd w:val="clear" w:color="auto" w:fill="FFFFFF"/>
-              <w:ind w:left="113" w:right="113"/>
-              <w:jc w:val="center"/>
-            </w:pPr>
-            <w:r/>
-          </w:p>
-        </w:tc>
-        <w:tc>
-          <w:tcPr>
-            <w:tcW w:w="0" w:type="auto"/>
-            <w:tcBorders>
-              <w:top w:val="single" w:sz="4" w:space="0" w:color="auto"/>
-              <w:left w:val="single" w:sz="4" w:space="0" w:color="auto"/>
-              <w:bottom w:val="single" w:sz="4" w:space="0" w:color="auto"/>
-              <w:right w:val="single" w:sz="4" w:space="0" w:color="auto"/>
-            </w:tcBorders>
-            <w:textDirection w:val="btLr"/>
-            <w:vAlign w:val="center"/>
-          </w:tcPr>
-          <w:p>
-            <w:pPr>
-              <w:shd w:val="clear" w:color="auto" w:fill="FFFFFF"/>
-              <w:ind w:left="113" w:right="113"/>
-              <w:jc w:val="center"/>
-            </w:pPr>
-            <w:r/>
-          </w:p>
-        </w:tc>
-      </w:tr>
-      <w:tr>
-        <w:trPr>
-          <w:cantSplit/>
-          <w:trHeight w:val="1134"/>
-        </w:trPr>
-        <w:tc>
-          <w:tcPr>
-            <w:tcW w:w="0" w:type="auto"/>
-            <w:vMerge/>
-            <w:tcBorders>
-              <w:left w:val="single" w:sz="6" w:space="0" w:color="auto"/>
-              <w:bottom w:val="single" w:sz="4" w:space="0" w:color="auto"/>
-              <w:right w:val="single" w:sz="6" w:space="0" w:color="auto"/>
-            </w:tcBorders>
-            <w:vAlign w:val="center"/>
-          </w:tcPr>
-          <w:p>
-            <w:pPr>
-              <w:shd w:val="clear" w:color="auto" w:fill="FFFFFF"/>
-              <w:jc w:val="center"/>
-              <w:rPr>
-                <w:i/>
-                <w:highlight w:val="yellow"/>
-              </w:rPr>
-            </w:pPr>
-          </w:p>
-        </w:tc>
-        <w:tc>
-          <w:tcPr>
-            <w:tcW w:w="0" w:type="auto"/>
-            <w:vMerge/>
-            <w:tcBorders>
-              <w:left w:val="single" w:sz="6" w:space="0" w:color="auto"/>
-              <w:bottom w:val="single" w:sz="4" w:space="0" w:color="auto"/>
-              <w:right w:val="single" w:sz="6" w:space="0" w:color="auto"/>
-            </w:tcBorders>
-            <w:vAlign w:val="center"/>
-          </w:tcPr>
-          <w:p>
-            <w:pPr>
-              <w:shd w:val="clear" w:color="auto" w:fill="FFFFFF"/>
-              <w:jc w:val="center"/>
-              <w:rPr>
-                <w:i/>
-                <w:highlight w:val="yellow"/>
-              </w:rPr>
-            </w:pPr>
-          </w:p>
-        </w:tc>
-        <w:tc>
-          <w:tcPr>
-            <w:tcW w:w="0" w:type="auto"/>
-            <w:vMerge/>
-            <w:tcBorders>
-              <w:left w:val="single" w:sz="6" w:space="0" w:color="auto"/>
-              <w:bottom w:val="single" w:sz="4" w:space="0" w:color="auto"/>
-              <w:right w:val="single" w:sz="6" w:space="0" w:color="auto"/>
-            </w:tcBorders>
-            <w:vAlign w:val="center"/>
-          </w:tcPr>
-          <w:p>
-            <w:pPr>
-              <w:shd w:val="clear" w:color="auto" w:fill="FFFFFF"/>
-              <w:jc w:val="center"/>
-              <w:rPr>
-                <w:i/>
-              </w:rPr>
-            </w:pPr>
-          </w:p>
-        </w:tc>
-        <w:tc>
-          <w:tcPr>
-            <w:tcW w:w="0" w:type="auto"/>
-            <w:tcBorders>
-              <w:top w:val="single" w:sz="4" w:space="0" w:color="auto"/>
-              <w:left w:val="single" w:sz="6" w:space="0" w:color="auto"/>
-              <w:bottom w:val="single" w:sz="4" w:space="0" w:color="auto"/>
-              <w:right w:val="single" w:sz="4" w:space="0" w:color="auto"/>
-            </w:tcBorders>
-            <w:textDirection w:val="btLr"/>
-            <w:vAlign w:val="center"/>
-          </w:tcPr>
-          <w:p>
-            <w:pPr>
-              <w:shd w:val="clear" w:color="auto" w:fill="FFFFFF"/>
-              <w:ind w:left="113" w:right="113"/>
-              <w:jc w:val="center"/>
-            </w:pPr>
-            <w:r>
-              <w:t>6</w:t>
-            </w:r>
-          </w:p>
-        </w:tc>
-        <w:tc>
-          <w:tcPr>
-            <w:tcW w:w="0" w:type="auto"/>
-            <w:tcBorders>
-              <w:top w:val="single" w:sz="4" w:space="0" w:color="auto"/>
-              <w:left w:val="single" w:sz="4" w:space="0" w:color="auto"/>
-              <w:bottom w:val="single" w:sz="4" w:space="0" w:color="auto"/>
-              <w:right w:val="single" w:sz="4" w:space="0" w:color="auto"/>
-            </w:tcBorders>
-            <w:textDirection w:val="btLr"/>
-            <w:vAlign w:val="center"/>
-          </w:tcPr>
-          <w:p>
-            <w:pPr>
-              <w:shd w:val="clear" w:color="auto" w:fill="FFFFFF"/>
-              <w:ind w:left="113" w:right="113"/>
-              <w:jc w:val="center"/>
-            </w:pPr>
-            <w:r/>
-          </w:p>
-        </w:tc>
-        <w:tc>
-          <w:tcPr>
-            <w:tcW w:w="0" w:type="auto"/>
-            <w:tcBorders>
-              <w:top w:val="single" w:sz="4" w:space="0" w:color="auto"/>
-              <w:left w:val="single" w:sz="4" w:space="0" w:color="auto"/>
-              <w:bottom w:val="single" w:sz="4" w:space="0" w:color="auto"/>
-              <w:right w:val="single" w:sz="4" w:space="0" w:color="auto"/>
-            </w:tcBorders>
-            <w:textDirection w:val="btLr"/>
-            <w:vAlign w:val="center"/>
-          </w:tcPr>
-          <w:p>
-            <w:pPr>
-              <w:shd w:val="clear" w:color="auto" w:fill="FFFFFF"/>
-              <w:ind w:left="113" w:right="113"/>
-              <w:jc w:val="center"/>
-            </w:pPr>
-            <w:r/>
-          </w:p>
-        </w:tc>
-      </w:tr>
-      <w:tr>
-        <w:trPr>
-          <w:cantSplit/>
-          <w:trHeight w:val="1134"/>
-        </w:trPr>
-        <w:tc>
-          <w:tcPr>
-            <w:tcW w:w="0" w:type="auto"/>
-            <w:vMerge/>
-            <w:tcBorders>
-              <w:left w:val="single" w:sz="6" w:space="0" w:color="auto"/>
-              <w:bottom w:val="single" w:sz="4" w:space="0" w:color="auto"/>
-              <w:right w:val="single" w:sz="6" w:space="0" w:color="auto"/>
-            </w:tcBorders>
-            <w:vAlign w:val="center"/>
-          </w:tcPr>
-          <w:p>
-            <w:pPr>
-              <w:shd w:val="clear" w:color="auto" w:fill="FFFFFF"/>
-              <w:jc w:val="center"/>
-              <w:rPr>
-                <w:i/>
-                <w:highlight w:val="yellow"/>
-              </w:rPr>
-            </w:pPr>
-          </w:p>
-        </w:tc>
-        <w:tc>
-          <w:tcPr>
-            <w:tcW w:w="0" w:type="auto"/>
-            <w:vMerge/>
-            <w:tcBorders>
-              <w:left w:val="single" w:sz="6" w:space="0" w:color="auto"/>
-              <w:bottom w:val="single" w:sz="4" w:space="0" w:color="auto"/>
-              <w:right w:val="single" w:sz="6" w:space="0" w:color="auto"/>
-            </w:tcBorders>
-            <w:vAlign w:val="center"/>
-          </w:tcPr>
-          <w:p>
-            <w:pPr>
-              <w:shd w:val="clear" w:color="auto" w:fill="FFFFFF"/>
-              <w:jc w:val="center"/>
-              <w:rPr>
-                <w:i/>
-                <w:highlight w:val="yellow"/>
-              </w:rPr>
-            </w:pPr>
-          </w:p>
-        </w:tc>
-        <w:tc>
-          <w:tcPr>
-            <w:tcW w:w="0" w:type="auto"/>
-            <w:vMerge/>
-            <w:tcBorders>
-              <w:left w:val="single" w:sz="6" w:space="0" w:color="auto"/>
-              <w:bottom w:val="single" w:sz="4" w:space="0" w:color="auto"/>
-              <w:right w:val="single" w:sz="6" w:space="0" w:color="auto"/>
-            </w:tcBorders>
-            <w:vAlign w:val="center"/>
-          </w:tcPr>
-          <w:p>
-            <w:pPr>
-              <w:shd w:val="clear" w:color="auto" w:fill="FFFFFF"/>
-              <w:jc w:val="center"/>
-              <w:rPr>
-                <w:i/>
-              </w:rPr>
-            </w:pPr>
-          </w:p>
-        </w:tc>
-        <w:tc>
-          <w:tcPr>
-            <w:tcW w:w="0" w:type="auto"/>
-            <w:tcBorders>
-              <w:top w:val="single" w:sz="4" w:space="0" w:color="auto"/>
-              <w:left w:val="single" w:sz="6" w:space="0" w:color="auto"/>
-              <w:bottom w:val="single" w:sz="4" w:space="0" w:color="auto"/>
-              <w:right w:val="single" w:sz="4" w:space="0" w:color="auto"/>
-            </w:tcBorders>
-            <w:textDirection w:val="btLr"/>
-            <w:vAlign w:val="center"/>
-          </w:tcPr>
-          <w:p>
-            <w:pPr>
-              <w:shd w:val="clear" w:color="auto" w:fill="FFFFFF"/>
-              <w:ind w:left="113" w:right="113"/>
-              <w:jc w:val="center"/>
-            </w:pPr>
-            <w:r>
-              <w:t>6</w:t>
-            </w:r>
-          </w:p>
-        </w:tc>
-        <w:tc>
-          <w:tcPr>
-            <w:tcW w:w="0" w:type="auto"/>
-            <w:tcBorders>
-              <w:top w:val="single" w:sz="4" w:space="0" w:color="auto"/>
-              <w:left w:val="single" w:sz="4" w:space="0" w:color="auto"/>
-              <w:bottom w:val="single" w:sz="4" w:space="0" w:color="auto"/>
-              <w:right w:val="single" w:sz="4" w:space="0" w:color="auto"/>
-            </w:tcBorders>
-            <w:textDirection w:val="btLr"/>
-            <w:vAlign w:val="center"/>
-          </w:tcPr>
-          <w:p>
-            <w:pPr>
-              <w:shd w:val="clear" w:color="auto" w:fill="FFFFFF"/>
-              <w:ind w:left="113" w:right="113"/>
-              <w:jc w:val="center"/>
-            </w:pPr>
-            <w:r/>
-          </w:p>
-        </w:tc>
-        <w:tc>
-          <w:tcPr>
-            <w:tcW w:w="0" w:type="auto"/>
-            <w:tcBorders>
-              <w:top w:val="single" w:sz="4" w:space="0" w:color="auto"/>
-              <w:left w:val="single" w:sz="4" w:space="0" w:color="auto"/>
-              <w:bottom w:val="single" w:sz="4" w:space="0" w:color="auto"/>
-              <w:right w:val="single" w:sz="4" w:space="0" w:color="auto"/>
-            </w:tcBorders>
-            <w:textDirection w:val="btLr"/>
-            <w:vAlign w:val="center"/>
-          </w:tcPr>
-          <w:p>
-            <w:pPr>
-              <w:shd w:val="clear" w:color="auto" w:fill="FFFFFF"/>
-              <w:ind w:left="113" w:right="113"/>
-              <w:jc w:val="center"/>
-            </w:pPr>
-            <w:r/>
-          </w:p>
-        </w:tc>
-      </w:tr>
-      <w:tr>
-        <w:trPr>
-          <w:cantSplit/>
-          <w:trHeight w:val="1134"/>
-        </w:trPr>
-        <w:tc>
-          <w:tcPr>
-            <w:tcW w:w="0" w:type="auto"/>
-            <w:vMerge/>
-            <w:tcBorders>
-              <w:left w:val="single" w:sz="6" w:space="0" w:color="auto"/>
-              <w:bottom w:val="single" w:sz="4" w:space="0" w:color="auto"/>
-              <w:right w:val="single" w:sz="6" w:space="0" w:color="auto"/>
-            </w:tcBorders>
-            <w:vAlign w:val="center"/>
-          </w:tcPr>
-          <w:p>
-            <w:pPr>
-              <w:shd w:val="clear" w:color="auto" w:fill="FFFFFF"/>
-              <w:jc w:val="center"/>
-              <w:rPr>
-                <w:i/>
-                <w:highlight w:val="yellow"/>
-              </w:rPr>
-            </w:pPr>
-          </w:p>
-        </w:tc>
-        <w:tc>
-          <w:tcPr>
-            <w:tcW w:w="0" w:type="auto"/>
-            <w:vMerge/>
-            <w:tcBorders>
-              <w:left w:val="single" w:sz="6" w:space="0" w:color="auto"/>
-              <w:bottom w:val="single" w:sz="4" w:space="0" w:color="auto"/>
-              <w:right w:val="single" w:sz="6" w:space="0" w:color="auto"/>
-            </w:tcBorders>
-            <w:vAlign w:val="center"/>
-          </w:tcPr>
-          <w:p>
-            <w:pPr>
-              <w:shd w:val="clear" w:color="auto" w:fill="FFFFFF"/>
-              <w:jc w:val="center"/>
-              <w:rPr>
-                <w:i/>
-                <w:highlight w:val="yellow"/>
-              </w:rPr>
-            </w:pPr>
-          </w:p>
-        </w:tc>
-        <w:tc>
-          <w:tcPr>
-            <w:tcW w:w="0" w:type="auto"/>
-            <w:vMerge/>
-            <w:tcBorders>
-              <w:left w:val="single" w:sz="6" w:space="0" w:color="auto"/>
-              <w:bottom w:val="single" w:sz="4" w:space="0" w:color="auto"/>
-              <w:right w:val="single" w:sz="6" w:space="0" w:color="auto"/>
-            </w:tcBorders>
-            <w:vAlign w:val="center"/>
-          </w:tcPr>
-          <w:p>
-            <w:pPr>
-              <w:shd w:val="clear" w:color="auto" w:fill="FFFFFF"/>
-              <w:jc w:val="center"/>
-              <w:rPr>
-                <w:i/>
-              </w:rPr>
-            </w:pPr>
-          </w:p>
-        </w:tc>
-        <w:tc>
-          <w:tcPr>
-            <w:tcW w:w="0" w:type="auto"/>
-            <w:tcBorders>
-              <w:top w:val="single" w:sz="4" w:space="0" w:color="auto"/>
-              <w:left w:val="single" w:sz="6" w:space="0" w:color="auto"/>
-              <w:bottom w:val="single" w:sz="4" w:space="0" w:color="auto"/>
-              <w:right w:val="single" w:sz="4" w:space="0" w:color="auto"/>
-            </w:tcBorders>
-            <w:textDirection w:val="btLr"/>
-            <w:vAlign w:val="center"/>
-          </w:tcPr>
-          <w:p>
-            <w:pPr>
-              <w:shd w:val="clear" w:color="auto" w:fill="FFFFFF"/>
-              <w:ind w:left="113" w:right="113"/>
-              <w:jc w:val="center"/>
-            </w:pPr>
-            <w:r>
-              <w:t>6</w:t>
-            </w:r>
-          </w:p>
-        </w:tc>
-        <w:tc>
-          <w:tcPr>
-            <w:tcW w:w="0" w:type="auto"/>
-            <w:tcBorders>
-              <w:top w:val="single" w:sz="4" w:space="0" w:color="auto"/>
-              <w:left w:val="single" w:sz="4" w:space="0" w:color="auto"/>
-              <w:bottom w:val="single" w:sz="4" w:space="0" w:color="auto"/>
-              <w:right w:val="single" w:sz="4" w:space="0" w:color="auto"/>
-            </w:tcBorders>
-            <w:textDirection w:val="btLr"/>
-            <w:vAlign w:val="center"/>
-          </w:tcPr>
-          <w:p>
-            <w:pPr>
-              <w:shd w:val="clear" w:color="auto" w:fill="FFFFFF"/>
-              <w:ind w:left="113" w:right="113"/>
-              <w:jc w:val="center"/>
-            </w:pPr>
-            <w:r/>
-          </w:p>
-        </w:tc>
-        <w:tc>
-          <w:tcPr>
-            <w:tcW w:w="0" w:type="auto"/>
-            <w:tcBorders>
-              <w:top w:val="single" w:sz="4" w:space="0" w:color="auto"/>
-              <w:left w:val="single" w:sz="4" w:space="0" w:color="auto"/>
-              <w:bottom w:val="single" w:sz="4" w:space="0" w:color="auto"/>
-              <w:right w:val="single" w:sz="4" w:space="0" w:color="auto"/>
-            </w:tcBorders>
-            <w:textDirection w:val="btLr"/>
-            <w:vAlign w:val="center"/>
-          </w:tcPr>
-          <w:p>
-            <w:pPr>
-              <w:shd w:val="clear" w:color="auto" w:fill="FFFFFF"/>
-              <w:ind w:left="113" w:right="113"/>
-              <w:jc w:val="center"/>
-            </w:pPr>
-            <w:r/>
-          </w:p>
-        </w:tc>
-      </w:tr>
-      <w:tr>
-        <w:trPr>
-          <w:cantSplit/>
-          <w:trHeight w:val="1134"/>
-        </w:trPr>
-        <w:tc>
-          <w:tcPr>
-            <w:tcW w:w="0" w:type="auto"/>
-            <w:vMerge/>
-            <w:tcBorders>
-              <w:left w:val="single" w:sz="6" w:space="0" w:color="auto"/>
-              <w:bottom w:val="single" w:sz="4" w:space="0" w:color="auto"/>
-              <w:right w:val="single" w:sz="6" w:space="0" w:color="auto"/>
-            </w:tcBorders>
-            <w:vAlign w:val="center"/>
-          </w:tcPr>
-          <w:p>
-            <w:pPr>
-              <w:shd w:val="clear" w:color="auto" w:fill="FFFFFF"/>
-              <w:jc w:val="center"/>
-              <w:rPr>
-                <w:i/>
-                <w:highlight w:val="yellow"/>
-              </w:rPr>
-            </w:pPr>
-          </w:p>
-        </w:tc>
-        <w:tc>
-          <w:tcPr>
-            <w:tcW w:w="0" w:type="auto"/>
-            <w:vMerge/>
-            <w:tcBorders>
-              <w:left w:val="single" w:sz="6" w:space="0" w:color="auto"/>
-              <w:bottom w:val="single" w:sz="4" w:space="0" w:color="auto"/>
-              <w:right w:val="single" w:sz="6" w:space="0" w:color="auto"/>
-            </w:tcBorders>
-            <w:vAlign w:val="center"/>
-          </w:tcPr>
-          <w:p>
-            <w:pPr>
-              <w:shd w:val="clear" w:color="auto" w:fill="FFFFFF"/>
-              <w:jc w:val="center"/>
-              <w:rPr>
-                <w:i/>
-                <w:highlight w:val="yellow"/>
-              </w:rPr>
-            </w:pPr>
-          </w:p>
-        </w:tc>
-        <w:tc>
-          <w:tcPr>
-            <w:tcW w:w="0" w:type="auto"/>
-            <w:vMerge/>
-            <w:tcBorders>
-              <w:left w:val="single" w:sz="6" w:space="0" w:color="auto"/>
-              <w:bottom w:val="single" w:sz="4" w:space="0" w:color="auto"/>
-              <w:right w:val="single" w:sz="6" w:space="0" w:color="auto"/>
-            </w:tcBorders>
-            <w:vAlign w:val="center"/>
-          </w:tcPr>
-          <w:p>
-            <w:pPr>
-              <w:shd w:val="clear" w:color="auto" w:fill="FFFFFF"/>
-              <w:jc w:val="center"/>
-              <w:rPr>
-                <w:i/>
-              </w:rPr>
-            </w:pPr>
-          </w:p>
-        </w:tc>
-        <w:tc>
-          <w:tcPr>
-            <w:tcW w:w="0" w:type="auto"/>
-            <w:tcBorders>
-              <w:top w:val="single" w:sz="4" w:space="0" w:color="auto"/>
-              <w:left w:val="single" w:sz="6" w:space="0" w:color="auto"/>
-              <w:bottom w:val="single" w:sz="4" w:space="0" w:color="auto"/>
-              <w:right w:val="single" w:sz="4" w:space="0" w:color="auto"/>
-            </w:tcBorders>
-            <w:textDirection w:val="btLr"/>
-            <w:vAlign w:val="center"/>
-          </w:tcPr>
-          <w:p>
-            <w:pPr>
-              <w:shd w:val="clear" w:color="auto" w:fill="FFFFFF"/>
-              <w:ind w:left="113" w:right="113"/>
-              <w:jc w:val="center"/>
-            </w:pPr>
-            <w:r>
-              <w:t>36</w:t>
-            </w:r>
-          </w:p>
-        </w:tc>
-        <w:tc>
-          <w:tcPr>
-            <w:tcW w:w="0" w:type="auto"/>
-            <w:tcBorders>
-              <w:top w:val="single" w:sz="4" w:space="0" w:color="auto"/>
-              <w:left w:val="single" w:sz="4" w:space="0" w:color="auto"/>
-              <w:bottom w:val="single" w:sz="4" w:space="0" w:color="auto"/>
-              <w:right w:val="single" w:sz="4" w:space="0" w:color="auto"/>
-            </w:tcBorders>
-            <w:textDirection w:val="btLr"/>
-            <w:vAlign w:val="center"/>
-          </w:tcPr>
-          <w:p>
-            <w:pPr>
-              <w:shd w:val="clear" w:color="auto" w:fill="FFFFFF"/>
-              <w:ind w:left="113" w:right="113"/>
-              <w:jc w:val="center"/>
-            </w:pPr>
-            <w:r/>
-          </w:p>
-        </w:tc>
-        <w:tc>
-          <w:tcPr>
-            <w:tcW w:w="0" w:type="auto"/>
-            <w:tcBorders>
-              <w:top w:val="single" w:sz="4" w:space="0" w:color="auto"/>
-              <w:left w:val="single" w:sz="4" w:space="0" w:color="auto"/>
-              <w:bottom w:val="single" w:sz="4" w:space="0" w:color="auto"/>
-              <w:right w:val="single" w:sz="4" w:space="0" w:color="auto"/>
-            </w:tcBorders>
-            <w:textDirection w:val="btLr"/>
-            <w:vAlign w:val="center"/>
-          </w:tcPr>
-          <w:p>
-            <w:pPr>
-              <w:shd w:val="clear" w:color="auto" w:fill="FFFFFF"/>
-              <w:ind w:left="113" w:right="113"/>
-              <w:jc w:val="center"/>
-            </w:pPr>
-            <w:r/>
           </w:p>
         </w:tc>
       </w:tr>
@@ -15529,7 +13942,7 @@
               <w:jc w:val="center"/>
             </w:pPr>
             <w:r>
-              <w:t>-</w:t>
+              <w:t>Номер раздела</w:t>
             </w:r>
           </w:p>
         </w:tc>
@@ -15550,7 +13963,7 @@
               <w:jc w:val="center"/>
             </w:pPr>
             <w:r>
-              <w:t>ИТОГО:</w:t>
+              <w:t>Вид СРО</w:t>
             </w:r>
           </w:p>
         </w:tc>
@@ -15730,83 +14143,8 @@
       </w:tr>
       <w:tr>
         <w:trPr>
-          <w:cantSplit/>
-          <w:trHeight w:val="974"/>
+          <w:trHeight w:val="65"/>
         </w:trPr>
-        <w:tc>
-          <w:tcPr>
-            <w:tcW w:w="0" w:type="auto"/>
-            <w:vMerge/>
-            <w:tcBorders>
-              <w:left w:val="single" w:sz="6" w:space="0" w:color="auto"/>
-              <w:bottom w:val="single" w:sz="4" w:space="0" w:color="auto"/>
-              <w:right w:val="single" w:sz="6" w:space="0" w:color="auto"/>
-            </w:tcBorders>
-            <w:vAlign w:val="center"/>
-          </w:tcPr>
-          <w:p>
-            <w:pPr>
-              <w:shd w:val="clear" w:color="auto" w:fill="FFFFFF"/>
-              <w:jc w:val="center"/>
-              <w:rPr>
-                <w:i/>
-                <w:highlight w:val="yellow"/>
-              </w:rPr>
-            </w:pPr>
-          </w:p>
-        </w:tc>
-        <w:tc>
-          <w:tcPr>
-            <w:tcW w:w="0" w:type="auto"/>
-            <w:vMerge/>
-            <w:tcBorders>
-              <w:left w:val="single" w:sz="6" w:space="0" w:color="auto"/>
-              <w:bottom w:val="single" w:sz="4" w:space="0" w:color="auto"/>
-              <w:right w:val="single" w:sz="6" w:space="0" w:color="auto"/>
-            </w:tcBorders>
-            <w:vAlign w:val="center"/>
-          </w:tcPr>
-          <w:p>
-            <w:pPr>
-              <w:shd w:val="clear" w:color="auto" w:fill="FFFFFF"/>
-              <w:jc w:val="center"/>
-              <w:rPr>
-                <w:i/>
-              </w:rPr>
-            </w:pPr>
-          </w:p>
-        </w:tc>
-        <w:tc>
-          <w:tcPr>
-            <w:tcW w:w="0" w:type="auto"/>
-            <w:tcBorders>
-              <w:top w:val="single" w:sz="4" w:space="0" w:color="auto"/>
-              <w:left w:val="single" w:sz="6" w:space="0" w:color="auto"/>
-              <w:bottom w:val="single" w:sz="4" w:space="0" w:color="auto"/>
-              <w:right w:val="single" w:sz="4" w:space="0" w:color="auto"/>
-            </w:tcBorders>
-            <w:textDirection w:val="btLr"/>
-            <w:vAlign w:val="center"/>
-          </w:tcPr>
-          <w:p>
-            <w:pPr>
-              <w:shd w:val="clear" w:color="auto" w:fill="FFFFFF"/>
-              <w:ind w:left="113" w:right="113"/>
-              <w:jc w:val="center"/>
-              <w:rPr>
-                <w:sz w:val="20"/>
-                <w:szCs w:val="20"/>
-              </w:rPr>
-            </w:pPr>
-            <w:r>
-              <w:rPr>
-                <w:sz w:val="20"/>
-                <w:szCs w:val="20"/>
-              </w:rPr>
-              <w:t>15</w:t>
-            </w:r>
-          </w:p>
-        </w:tc>
         <w:tc>
           <w:tcPr>
             <w:tcW w:w="0" w:type="auto"/>
@@ -15816,24 +14154,23 @@
               <w:bottom w:val="single" w:sz="4" w:space="0" w:color="auto"/>
               <w:right w:val="single" w:sz="4" w:space="0" w:color="auto"/>
             </w:tcBorders>
-            <w:textDirection w:val="btLr"/>
-            <w:vAlign w:val="center"/>
           </w:tcPr>
           <w:p>
             <w:pPr>
               <w:shd w:val="clear" w:color="auto" w:fill="FFFFFF"/>
-              <w:ind w:left="113" w:right="113"/>
-              <w:jc w:val="center"/>
-              <w:rPr>
-                <w:sz w:val="20"/>
-                <w:szCs w:val="20"/>
-              </w:rPr>
-            </w:pPr>
-            <w:r>
-              <w:rPr>
-                <w:sz w:val="20"/>
-                <w:szCs w:val="20"/>
-              </w:rPr>
+              <w:rPr>
+                <w:bCs/>
+                <w:sz w:val="20"/>
+                <w:szCs w:val="20"/>
+              </w:rPr>
+            </w:pPr>
+            <w:r>
+              <w:rPr>
+                <w:bCs/>
+                <w:sz w:val="20"/>
+                <w:szCs w:val="20"/>
+              </w:rPr>
+              <w:t>Раздел 1. Основы интеллектуальных систем</w:t>
             </w:r>
           </w:p>
         </w:tc>
@@ -15846,104 +14183,40 @@
               <w:bottom w:val="single" w:sz="4" w:space="0" w:color="auto"/>
               <w:right w:val="single" w:sz="4" w:space="0" w:color="auto"/>
             </w:tcBorders>
-            <w:textDirection w:val="btLr"/>
-            <w:vAlign w:val="center"/>
           </w:tcPr>
           <w:p>
             <w:pPr>
               <w:shd w:val="clear" w:color="auto" w:fill="FFFFFF"/>
-              <w:ind w:left="113" w:right="113"/>
-              <w:jc w:val="center"/>
-              <w:rPr>
-                <w:sz w:val="20"/>
-                <w:szCs w:val="20"/>
-              </w:rPr>
-            </w:pPr>
-            <w:r>
-              <w:rPr>
-                <w:sz w:val="20"/>
-                <w:szCs w:val="20"/>
-              </w:rPr>
-            </w:r>
-          </w:p>
-        </w:tc>
-      </w:tr>
-      <w:tr>
-        <w:trPr>
-          <w:cantSplit/>
-          <w:trHeight w:val="974"/>
-        </w:trPr>
-        <w:tc>
-          <w:tcPr>
-            <w:tcW w:w="0" w:type="auto"/>
-            <w:vMerge/>
-            <w:tcBorders>
-              <w:left w:val="single" w:sz="6" w:space="0" w:color="auto"/>
-              <w:bottom w:val="single" w:sz="4" w:space="0" w:color="auto"/>
-              <w:right w:val="single" w:sz="6" w:space="0" w:color="auto"/>
-            </w:tcBorders>
-            <w:vAlign w:val="center"/>
-          </w:tcPr>
+              <w:rPr>
+                <w:bCs/>
+                <w:sz w:val="20"/>
+                <w:szCs w:val="20"/>
+              </w:rPr>
+            </w:pPr>
+            <w:r>
+              <w:rPr>
+                <w:bCs/>
+                <w:sz w:val="20"/>
+                <w:szCs w:val="20"/>
+              </w:rPr>
+              <w:t>подготовка к лабораторным и/или практическим занятиям</w:t>
+            </w:r>
+          </w:p>
           <w:p>
             <w:pPr>
               <w:shd w:val="clear" w:color="auto" w:fill="FFFFFF"/>
-              <w:jc w:val="center"/>
-              <w:rPr>
-                <w:i/>
-                <w:highlight w:val="yellow"/>
-              </w:rPr>
-            </w:pPr>
-          </w:p>
-        </w:tc>
-        <w:tc>
-          <w:tcPr>
-            <w:tcW w:w="0" w:type="auto"/>
-            <w:vMerge/>
-            <w:tcBorders>
-              <w:left w:val="single" w:sz="6" w:space="0" w:color="auto"/>
-              <w:bottom w:val="single" w:sz="4" w:space="0" w:color="auto"/>
-              <w:right w:val="single" w:sz="6" w:space="0" w:color="auto"/>
-            </w:tcBorders>
-            <w:vAlign w:val="center"/>
-          </w:tcPr>
-          <w:p>
-            <w:pPr>
-              <w:shd w:val="clear" w:color="auto" w:fill="FFFFFF"/>
-              <w:jc w:val="center"/>
-              <w:rPr>
-                <w:i/>
-              </w:rPr>
-            </w:pPr>
-          </w:p>
-        </w:tc>
-        <w:tc>
-          <w:tcPr>
-            <w:tcW w:w="0" w:type="auto"/>
-            <w:tcBorders>
-              <w:top w:val="single" w:sz="4" w:space="0" w:color="auto"/>
-              <w:left w:val="single" w:sz="6" w:space="0" w:color="auto"/>
-              <w:bottom w:val="single" w:sz="4" w:space="0" w:color="auto"/>
-              <w:right w:val="single" w:sz="4" w:space="0" w:color="auto"/>
-            </w:tcBorders>
-            <w:textDirection w:val="btLr"/>
-            <w:vAlign w:val="center"/>
-          </w:tcPr>
-          <w:p>
-            <w:pPr>
-              <w:shd w:val="clear" w:color="auto" w:fill="FFFFFF"/>
-              <w:ind w:left="113" w:right="113"/>
-              <w:jc w:val="center"/>
-              <w:rPr>
-                <w:sz w:val="20"/>
-                <w:szCs w:val="20"/>
-              </w:rPr>
-            </w:pPr>
-            <w:r>
-              <w:rPr>
-                <w:sz w:val="20"/>
-                <w:szCs w:val="20"/>
-              </w:rPr>
-              <w:t>5</w:t>
+              <w:rPr>
+                <w:bCs/>
+                <w:sz w:val="20"/>
+                <w:szCs w:val="20"/>
+              </w:rPr>
+            </w:pPr>
+            <w:r>
+              <w:rPr>
+                <w:bCs/>
+                <w:sz w:val="20"/>
+                <w:szCs w:val="20"/>
+              </w:rPr>
             </w:r>
           </w:p>
         </w:tc>
@@ -15956,24 +14229,24 @@
               <w:bottom w:val="single" w:sz="4" w:space="0" w:color="auto"/>
               <w:right w:val="single" w:sz="4" w:space="0" w:color="auto"/>
             </w:tcBorders>
-            <w:textDirection w:val="btLr"/>
-            <w:vAlign w:val="center"/>
           </w:tcPr>
           <w:p>
             <w:pPr>
               <w:shd w:val="clear" w:color="auto" w:fill="FFFFFF"/>
-              <w:ind w:left="113" w:right="113"/>
-              <w:jc w:val="center"/>
-              <w:rPr>
-                <w:sz w:val="20"/>
-                <w:szCs w:val="20"/>
-              </w:rPr>
-            </w:pPr>
-            <w:r>
-              <w:rPr>
-                <w:sz w:val="20"/>
-                <w:szCs w:val="20"/>
-              </w:rPr>
+              <w:jc w:val="center"/>
+              <w:rPr>
+                <w:bCs/>
+                <w:sz w:val="20"/>
+                <w:szCs w:val="20"/>
+              </w:rPr>
+            </w:pPr>
+            <w:r>
+              <w:rPr>
+                <w:bCs/>
+                <w:sz w:val="20"/>
+                <w:szCs w:val="20"/>
+              </w:rPr>
+              <w:t>15</w:t>
             </w:r>
           </w:p>
         </w:tc>
@@ -15986,104 +14259,23 @@
               <w:bottom w:val="single" w:sz="4" w:space="0" w:color="auto"/>
               <w:right w:val="single" w:sz="4" w:space="0" w:color="auto"/>
             </w:tcBorders>
-            <w:textDirection w:val="btLr"/>
-            <w:vAlign w:val="center"/>
           </w:tcPr>
           <w:p>
             <w:pPr>
               <w:shd w:val="clear" w:color="auto" w:fill="FFFFFF"/>
-              <w:ind w:left="113" w:right="113"/>
-              <w:jc w:val="center"/>
-              <w:rPr>
-                <w:sz w:val="20"/>
-                <w:szCs w:val="20"/>
-              </w:rPr>
-            </w:pPr>
-            <w:r>
-              <w:rPr>
-                <w:sz w:val="20"/>
-                <w:szCs w:val="20"/>
-              </w:rPr>
-            </w:r>
-          </w:p>
-        </w:tc>
-      </w:tr>
-      <w:tr>
-        <w:trPr>
-          <w:cantSplit/>
-          <w:trHeight w:val="974"/>
-        </w:trPr>
-        <w:tc>
-          <w:tcPr>
-            <w:tcW w:w="0" w:type="auto"/>
-            <w:vMerge/>
-            <w:tcBorders>
-              <w:left w:val="single" w:sz="6" w:space="0" w:color="auto"/>
-              <w:bottom w:val="single" w:sz="4" w:space="0" w:color="auto"/>
-              <w:right w:val="single" w:sz="6" w:space="0" w:color="auto"/>
-            </w:tcBorders>
-            <w:vAlign w:val="center"/>
-          </w:tcPr>
-          <w:p>
-            <w:pPr>
-              <w:shd w:val="clear" w:color="auto" w:fill="FFFFFF"/>
-              <w:jc w:val="center"/>
-              <w:rPr>
-                <w:i/>
-                <w:highlight w:val="yellow"/>
-              </w:rPr>
-            </w:pPr>
-          </w:p>
-        </w:tc>
-        <w:tc>
-          <w:tcPr>
-            <w:tcW w:w="0" w:type="auto"/>
-            <w:vMerge/>
-            <w:tcBorders>
-              <w:left w:val="single" w:sz="6" w:space="0" w:color="auto"/>
-              <w:bottom w:val="single" w:sz="4" w:space="0" w:color="auto"/>
-              <w:right w:val="single" w:sz="6" w:space="0" w:color="auto"/>
-            </w:tcBorders>
-            <w:vAlign w:val="center"/>
-          </w:tcPr>
-          <w:p>
-            <w:pPr>
-              <w:shd w:val="clear" w:color="auto" w:fill="FFFFFF"/>
-              <w:jc w:val="center"/>
-              <w:rPr>
-                <w:i/>
-              </w:rPr>
-            </w:pPr>
-          </w:p>
-        </w:tc>
-        <w:tc>
-          <w:tcPr>
-            <w:tcW w:w="0" w:type="auto"/>
-            <w:tcBorders>
-              <w:top w:val="single" w:sz="4" w:space="0" w:color="auto"/>
-              <w:left w:val="single" w:sz="6" w:space="0" w:color="auto"/>
-              <w:bottom w:val="single" w:sz="4" w:space="0" w:color="auto"/>
-              <w:right w:val="single" w:sz="4" w:space="0" w:color="auto"/>
-            </w:tcBorders>
-            <w:textDirection w:val="btLr"/>
-            <w:vAlign w:val="center"/>
-          </w:tcPr>
-          <w:p>
-            <w:pPr>
-              <w:shd w:val="clear" w:color="auto" w:fill="FFFFFF"/>
-              <w:ind w:left="113" w:right="113"/>
-              <w:jc w:val="center"/>
-              <w:rPr>
-                <w:sz w:val="20"/>
-                <w:szCs w:val="20"/>
-              </w:rPr>
-            </w:pPr>
-            <w:r>
-              <w:rPr>
-                <w:sz w:val="20"/>
-                <w:szCs w:val="20"/>
-              </w:rPr>
-              <w:t>5</w:t>
+              <w:jc w:val="center"/>
+              <w:rPr>
+                <w:bCs/>
+                <w:sz w:val="20"/>
+                <w:szCs w:val="20"/>
+              </w:rPr>
+            </w:pPr>
+            <w:r>
+              <w:rPr>
+                <w:bCs/>
+                <w:sz w:val="20"/>
+                <w:szCs w:val="20"/>
+              </w:rPr>
             </w:r>
           </w:p>
         </w:tc>
@@ -16096,27 +14288,31 @@
               <w:bottom w:val="single" w:sz="4" w:space="0" w:color="auto"/>
               <w:right w:val="single" w:sz="4" w:space="0" w:color="auto"/>
             </w:tcBorders>
-            <w:textDirection w:val="btLr"/>
-            <w:vAlign w:val="center"/>
           </w:tcPr>
           <w:p>
             <w:pPr>
               <w:shd w:val="clear" w:color="auto" w:fill="FFFFFF"/>
-              <w:ind w:left="113" w:right="113"/>
-              <w:jc w:val="center"/>
-              <w:rPr>
-                <w:sz w:val="20"/>
-                <w:szCs w:val="20"/>
-              </w:rPr>
-            </w:pPr>
-            <w:r>
-              <w:rPr>
-                <w:sz w:val="20"/>
-                <w:szCs w:val="20"/>
-              </w:rPr>
-            </w:r>
-          </w:p>
-        </w:tc>
+              <w:jc w:val="center"/>
+              <w:rPr>
+                <w:bCs/>
+                <w:sz w:val="20"/>
+                <w:szCs w:val="20"/>
+              </w:rPr>
+            </w:pPr>
+            <w:r>
+              <w:rPr>
+                <w:bCs/>
+                <w:sz w:val="20"/>
+                <w:szCs w:val="20"/>
+              </w:rPr>
+            </w:r>
+          </w:p>
+        </w:tc>
+      </w:tr>
+      <w:tr>
+        <w:trPr>
+          <w:trHeight w:val="65"/>
+        </w:trPr>
         <w:tc>
           <w:tcPr>
             <w:tcW w:w="0" w:type="auto"/>
@@ -16126,104 +14322,23 @@
               <w:bottom w:val="single" w:sz="4" w:space="0" w:color="auto"/>
               <w:right w:val="single" w:sz="4" w:space="0" w:color="auto"/>
             </w:tcBorders>
-            <w:textDirection w:val="btLr"/>
-            <w:vAlign w:val="center"/>
           </w:tcPr>
           <w:p>
             <w:pPr>
               <w:shd w:val="clear" w:color="auto" w:fill="FFFFFF"/>
-              <w:ind w:left="113" w:right="113"/>
-              <w:jc w:val="center"/>
-              <w:rPr>
-                <w:sz w:val="20"/>
-                <w:szCs w:val="20"/>
-              </w:rPr>
-            </w:pPr>
-            <w:r>
-              <w:rPr>
-                <w:sz w:val="20"/>
-                <w:szCs w:val="20"/>
-              </w:rPr>
-            </w:r>
-          </w:p>
-        </w:tc>
-      </w:tr>
-      <w:tr>
-        <w:trPr>
-          <w:cantSplit/>
-          <w:trHeight w:val="974"/>
-        </w:trPr>
-        <w:tc>
-          <w:tcPr>
-            <w:tcW w:w="0" w:type="auto"/>
-            <w:vMerge/>
-            <w:tcBorders>
-              <w:left w:val="single" w:sz="6" w:space="0" w:color="auto"/>
-              <w:bottom w:val="single" w:sz="4" w:space="0" w:color="auto"/>
-              <w:right w:val="single" w:sz="6" w:space="0" w:color="auto"/>
-            </w:tcBorders>
-            <w:vAlign w:val="center"/>
-          </w:tcPr>
-          <w:p>
-            <w:pPr>
-              <w:shd w:val="clear" w:color="auto" w:fill="FFFFFF"/>
-              <w:jc w:val="center"/>
-              <w:rPr>
-                <w:i/>
-                <w:highlight w:val="yellow"/>
-              </w:rPr>
-            </w:pPr>
-          </w:p>
-        </w:tc>
-        <w:tc>
-          <w:tcPr>
-            <w:tcW w:w="0" w:type="auto"/>
-            <w:vMerge/>
-            <w:tcBorders>
-              <w:left w:val="single" w:sz="6" w:space="0" w:color="auto"/>
-              <w:bottom w:val="single" w:sz="4" w:space="0" w:color="auto"/>
-              <w:right w:val="single" w:sz="6" w:space="0" w:color="auto"/>
-            </w:tcBorders>
-            <w:vAlign w:val="center"/>
-          </w:tcPr>
-          <w:p>
-            <w:pPr>
-              <w:shd w:val="clear" w:color="auto" w:fill="FFFFFF"/>
-              <w:jc w:val="center"/>
-              <w:rPr>
-                <w:i/>
-              </w:rPr>
-            </w:pPr>
-          </w:p>
-        </w:tc>
-        <w:tc>
-          <w:tcPr>
-            <w:tcW w:w="0" w:type="auto"/>
-            <w:tcBorders>
-              <w:top w:val="single" w:sz="4" w:space="0" w:color="auto"/>
-              <w:left w:val="single" w:sz="6" w:space="0" w:color="auto"/>
-              <w:bottom w:val="single" w:sz="4" w:space="0" w:color="auto"/>
-              <w:right w:val="single" w:sz="4" w:space="0" w:color="auto"/>
-            </w:tcBorders>
-            <w:textDirection w:val="btLr"/>
-            <w:vAlign w:val="center"/>
-          </w:tcPr>
-          <w:p>
-            <w:pPr>
-              <w:shd w:val="clear" w:color="auto" w:fill="FFFFFF"/>
-              <w:ind w:left="113" w:right="113"/>
-              <w:jc w:val="center"/>
-              <w:rPr>
-                <w:sz w:val="20"/>
-                <w:szCs w:val="20"/>
-              </w:rPr>
-            </w:pPr>
-            <w:r>
-              <w:rPr>
-                <w:sz w:val="20"/>
-                <w:szCs w:val="20"/>
-              </w:rPr>
-              <w:t>15</w:t>
+              <w:rPr>
+                <w:bCs/>
+                <w:sz w:val="20"/>
+                <w:szCs w:val="20"/>
+              </w:rPr>
+            </w:pPr>
+            <w:r>
+              <w:rPr>
+                <w:bCs/>
+                <w:sz w:val="20"/>
+                <w:szCs w:val="20"/>
+              </w:rPr>
+              <w:t>Раздел 1. Основы интеллектуальных систем</w:t>
             </w:r>
           </w:p>
         </w:tc>
@@ -16236,21 +14351,37 @@
               <w:bottom w:val="single" w:sz="4" w:space="0" w:color="auto"/>
               <w:right w:val="single" w:sz="4" w:space="0" w:color="auto"/>
             </w:tcBorders>
-            <w:textDirection w:val="btLr"/>
-            <w:vAlign w:val="center"/>
           </w:tcPr>
           <w:p>
             <w:pPr>
               <w:shd w:val="clear" w:color="auto" w:fill="FFFFFF"/>
-              <w:ind w:left="113" w:right="113"/>
-              <w:jc w:val="center"/>
-              <w:rPr>
-                <w:sz w:val="20"/>
-                <w:szCs w:val="20"/>
-              </w:rPr>
-            </w:pPr>
-            <w:r>
-              <w:rPr>
+              <w:rPr>
+                <w:bCs/>
+                <w:sz w:val="20"/>
+                <w:szCs w:val="20"/>
+              </w:rPr>
+            </w:pPr>
+            <w:r>
+              <w:rPr>
+                <w:bCs/>
+                <w:sz w:val="20"/>
+                <w:szCs w:val="20"/>
+              </w:rPr>
+              <w:t>изучение учебного материала, вынесенного на СРО</w:t>
+            </w:r>
+          </w:p>
+          <w:p>
+            <w:pPr>
+              <w:shd w:val="clear" w:color="auto" w:fill="FFFFFF"/>
+              <w:rPr>
+                <w:bCs/>
+                <w:sz w:val="20"/>
+                <w:szCs w:val="20"/>
+              </w:rPr>
+            </w:pPr>
+            <w:r>
+              <w:rPr>
+                <w:bCs/>
                 <w:sz w:val="20"/>
                 <w:szCs w:val="20"/>
               </w:rPr>
@@ -16266,100 +14397,20 @@
               <w:bottom w:val="single" w:sz="4" w:space="0" w:color="auto"/>
               <w:right w:val="single" w:sz="4" w:space="0" w:color="auto"/>
             </w:tcBorders>
-            <w:textDirection w:val="btLr"/>
-            <w:vAlign w:val="center"/>
           </w:tcPr>
           <w:p>
             <w:pPr>
               <w:shd w:val="clear" w:color="auto" w:fill="FFFFFF"/>
-              <w:ind w:left="113" w:right="113"/>
-              <w:jc w:val="center"/>
-              <w:rPr>
-                <w:sz w:val="20"/>
-                <w:szCs w:val="20"/>
-              </w:rPr>
-            </w:pPr>
-            <w:r>
-              <w:rPr>
-                <w:sz w:val="20"/>
-                <w:szCs w:val="20"/>
-              </w:rPr>
-            </w:r>
-          </w:p>
-        </w:tc>
-      </w:tr>
-      <w:tr>
-        <w:trPr>
-          <w:cantSplit/>
-          <w:trHeight w:val="974"/>
-        </w:trPr>
-        <w:tc>
-          <w:tcPr>
-            <w:tcW w:w="0" w:type="auto"/>
-            <w:vMerge/>
-            <w:tcBorders>
-              <w:left w:val="single" w:sz="6" w:space="0" w:color="auto"/>
-              <w:bottom w:val="single" w:sz="4" w:space="0" w:color="auto"/>
-              <w:right w:val="single" w:sz="6" w:space="0" w:color="auto"/>
-            </w:tcBorders>
-            <w:vAlign w:val="center"/>
-          </w:tcPr>
-          <w:p>
-            <w:pPr>
-              <w:shd w:val="clear" w:color="auto" w:fill="FFFFFF"/>
-              <w:jc w:val="center"/>
-              <w:rPr>
-                <w:i/>
-                <w:highlight w:val="yellow"/>
-              </w:rPr>
-            </w:pPr>
-          </w:p>
-        </w:tc>
-        <w:tc>
-          <w:tcPr>
-            <w:tcW w:w="0" w:type="auto"/>
-            <w:vMerge/>
-            <w:tcBorders>
-              <w:left w:val="single" w:sz="6" w:space="0" w:color="auto"/>
-              <w:bottom w:val="single" w:sz="4" w:space="0" w:color="auto"/>
-              <w:right w:val="single" w:sz="6" w:space="0" w:color="auto"/>
-            </w:tcBorders>
-            <w:vAlign w:val="center"/>
-          </w:tcPr>
-          <w:p>
-            <w:pPr>
-              <w:shd w:val="clear" w:color="auto" w:fill="FFFFFF"/>
-              <w:jc w:val="center"/>
-              <w:rPr>
-                <w:i/>
-              </w:rPr>
-            </w:pPr>
-          </w:p>
-        </w:tc>
-        <w:tc>
-          <w:tcPr>
-            <w:tcW w:w="0" w:type="auto"/>
-            <w:tcBorders>
-              <w:top w:val="single" w:sz="4" w:space="0" w:color="auto"/>
-              <w:left w:val="single" w:sz="6" w:space="0" w:color="auto"/>
-              <w:bottom w:val="single" w:sz="4" w:space="0" w:color="auto"/>
-              <w:right w:val="single" w:sz="4" w:space="0" w:color="auto"/>
-            </w:tcBorders>
-            <w:textDirection w:val="btLr"/>
-            <w:vAlign w:val="center"/>
-          </w:tcPr>
-          <w:p>
-            <w:pPr>
-              <w:shd w:val="clear" w:color="auto" w:fill="FFFFFF"/>
-              <w:ind w:left="113" w:right="113"/>
-              <w:jc w:val="center"/>
-              <w:rPr>
-                <w:sz w:val="20"/>
-                <w:szCs w:val="20"/>
-              </w:rPr>
-            </w:pPr>
-            <w:r>
-              <w:rPr>
+              <w:jc w:val="center"/>
+              <w:rPr>
+                <w:bCs/>
+                <w:sz w:val="20"/>
+                <w:szCs w:val="20"/>
+              </w:rPr>
+            </w:pPr>
+            <w:r>
+              <w:rPr>
+                <w:bCs/>
                 <w:sz w:val="20"/>
                 <w:szCs w:val="20"/>
               </w:rPr>
@@ -16376,21 +14427,20 @@
               <w:bottom w:val="single" w:sz="4" w:space="0" w:color="auto"/>
               <w:right w:val="single" w:sz="4" w:space="0" w:color="auto"/>
             </w:tcBorders>
-            <w:textDirection w:val="btLr"/>
-            <w:vAlign w:val="center"/>
           </w:tcPr>
           <w:p>
             <w:pPr>
               <w:shd w:val="clear" w:color="auto" w:fill="FFFFFF"/>
-              <w:ind w:left="113" w:right="113"/>
-              <w:jc w:val="center"/>
-              <w:rPr>
-                <w:sz w:val="20"/>
-                <w:szCs w:val="20"/>
-              </w:rPr>
-            </w:pPr>
-            <w:r>
-              <w:rPr>
+              <w:jc w:val="center"/>
+              <w:rPr>
+                <w:bCs/>
+                <w:sz w:val="20"/>
+                <w:szCs w:val="20"/>
+              </w:rPr>
+            </w:pPr>
+            <w:r>
+              <w:rPr>
+                <w:bCs/>
                 <w:sz w:val="20"/>
                 <w:szCs w:val="20"/>
               </w:rPr>
@@ -16406,21 +14456,20 @@
               <w:bottom w:val="single" w:sz="4" w:space="0" w:color="auto"/>
               <w:right w:val="single" w:sz="4" w:space="0" w:color="auto"/>
             </w:tcBorders>
-            <w:textDirection w:val="btLr"/>
-            <w:vAlign w:val="center"/>
           </w:tcPr>
           <w:p>
             <w:pPr>
               <w:shd w:val="clear" w:color="auto" w:fill="FFFFFF"/>
-              <w:ind w:left="113" w:right="113"/>
-              <w:jc w:val="center"/>
-              <w:rPr>
-                <w:sz w:val="20"/>
-                <w:szCs w:val="20"/>
-              </w:rPr>
-            </w:pPr>
-            <w:r>
-              <w:rPr>
+              <w:jc w:val="center"/>
+              <w:rPr>
+                <w:bCs/>
+                <w:sz w:val="20"/>
+                <w:szCs w:val="20"/>
+              </w:rPr>
+            </w:pPr>
+            <w:r>
+              <w:rPr>
+                <w:bCs/>
                 <w:sz w:val="20"/>
                 <w:szCs w:val="20"/>
               </w:rPr>
@@ -16430,83 +14479,8 @@
       </w:tr>
       <w:tr>
         <w:trPr>
-          <w:cantSplit/>
-          <w:trHeight w:val="974"/>
+          <w:trHeight w:val="65"/>
         </w:trPr>
-        <w:tc>
-          <w:tcPr>
-            <w:tcW w:w="0" w:type="auto"/>
-            <w:vMerge/>
-            <w:tcBorders>
-              <w:left w:val="single" w:sz="6" w:space="0" w:color="auto"/>
-              <w:bottom w:val="single" w:sz="4" w:space="0" w:color="auto"/>
-              <w:right w:val="single" w:sz="6" w:space="0" w:color="auto"/>
-            </w:tcBorders>
-            <w:vAlign w:val="center"/>
-          </w:tcPr>
-          <w:p>
-            <w:pPr>
-              <w:shd w:val="clear" w:color="auto" w:fill="FFFFFF"/>
-              <w:jc w:val="center"/>
-              <w:rPr>
-                <w:i/>
-                <w:highlight w:val="yellow"/>
-              </w:rPr>
-            </w:pPr>
-          </w:p>
-        </w:tc>
-        <w:tc>
-          <w:tcPr>
-            <w:tcW w:w="0" w:type="auto"/>
-            <w:vMerge/>
-            <w:tcBorders>
-              <w:left w:val="single" w:sz="6" w:space="0" w:color="auto"/>
-              <w:bottom w:val="single" w:sz="4" w:space="0" w:color="auto"/>
-              <w:right w:val="single" w:sz="6" w:space="0" w:color="auto"/>
-            </w:tcBorders>
-            <w:vAlign w:val="center"/>
-          </w:tcPr>
-          <w:p>
-            <w:pPr>
-              <w:shd w:val="clear" w:color="auto" w:fill="FFFFFF"/>
-              <w:jc w:val="center"/>
-              <w:rPr>
-                <w:i/>
-              </w:rPr>
-            </w:pPr>
-          </w:p>
-        </w:tc>
-        <w:tc>
-          <w:tcPr>
-            <w:tcW w:w="0" w:type="auto"/>
-            <w:tcBorders>
-              <w:top w:val="single" w:sz="4" w:space="0" w:color="auto"/>
-              <w:left w:val="single" w:sz="6" w:space="0" w:color="auto"/>
-              <w:bottom w:val="single" w:sz="4" w:space="0" w:color="auto"/>
-              <w:right w:val="single" w:sz="4" w:space="0" w:color="auto"/>
-            </w:tcBorders>
-            <w:textDirection w:val="btLr"/>
-            <w:vAlign w:val="center"/>
-          </w:tcPr>
-          <w:p>
-            <w:pPr>
-              <w:shd w:val="clear" w:color="auto" w:fill="FFFFFF"/>
-              <w:ind w:left="113" w:right="113"/>
-              <w:jc w:val="center"/>
-              <w:rPr>
-                <w:sz w:val="20"/>
-                <w:szCs w:val="20"/>
-              </w:rPr>
-            </w:pPr>
-            <w:r>
-              <w:rPr>
-                <w:sz w:val="20"/>
-                <w:szCs w:val="20"/>
-              </w:rPr>
-              <w:t>5</w:t>
-            </w:r>
-          </w:p>
-        </w:tc>
         <w:tc>
           <w:tcPr>
             <w:tcW w:w="0" w:type="auto"/>
@@ -16516,24 +14490,23 @@
               <w:bottom w:val="single" w:sz="4" w:space="0" w:color="auto"/>
               <w:right w:val="single" w:sz="4" w:space="0" w:color="auto"/>
             </w:tcBorders>
-            <w:textDirection w:val="btLr"/>
-            <w:vAlign w:val="center"/>
           </w:tcPr>
           <w:p>
             <w:pPr>
               <w:shd w:val="clear" w:color="auto" w:fill="FFFFFF"/>
-              <w:ind w:left="113" w:right="113"/>
-              <w:jc w:val="center"/>
-              <w:rPr>
-                <w:sz w:val="20"/>
-                <w:szCs w:val="20"/>
-              </w:rPr>
-            </w:pPr>
-            <w:r>
-              <w:rPr>
-                <w:sz w:val="20"/>
-                <w:szCs w:val="20"/>
-              </w:rPr>
+              <w:rPr>
+                <w:bCs/>
+                <w:sz w:val="20"/>
+                <w:szCs w:val="20"/>
+              </w:rPr>
+            </w:pPr>
+            <w:r>
+              <w:rPr>
+                <w:bCs/>
+                <w:sz w:val="20"/>
+                <w:szCs w:val="20"/>
+              </w:rPr>
+              <w:t>Раздел 1. Основы интеллектуальных систем</w:t>
             </w:r>
           </w:p>
         </w:tc>
@@ -16546,104 +14519,40 @@
               <w:bottom w:val="single" w:sz="4" w:space="0" w:color="auto"/>
               <w:right w:val="single" w:sz="4" w:space="0" w:color="auto"/>
             </w:tcBorders>
-            <w:textDirection w:val="btLr"/>
-            <w:vAlign w:val="center"/>
           </w:tcPr>
           <w:p>
             <w:pPr>
               <w:shd w:val="clear" w:color="auto" w:fill="FFFFFF"/>
-              <w:ind w:left="113" w:right="113"/>
-              <w:jc w:val="center"/>
-              <w:rPr>
-                <w:sz w:val="20"/>
-                <w:szCs w:val="20"/>
-              </w:rPr>
-            </w:pPr>
-            <w:r>
-              <w:rPr>
-                <w:sz w:val="20"/>
-                <w:szCs w:val="20"/>
-              </w:rPr>
-            </w:r>
-          </w:p>
-        </w:tc>
-      </w:tr>
-      <w:tr>
-        <w:trPr>
-          <w:cantSplit/>
-          <w:trHeight w:val="974"/>
-        </w:trPr>
-        <w:tc>
-          <w:tcPr>
-            <w:tcW w:w="0" w:type="auto"/>
-            <w:vMerge/>
-            <w:tcBorders>
-              <w:left w:val="single" w:sz="6" w:space="0" w:color="auto"/>
-              <w:bottom w:val="single" w:sz="4" w:space="0" w:color="auto"/>
-              <w:right w:val="single" w:sz="6" w:space="0" w:color="auto"/>
-            </w:tcBorders>
-            <w:vAlign w:val="center"/>
-          </w:tcPr>
+              <w:rPr>
+                <w:bCs/>
+                <w:sz w:val="20"/>
+                <w:szCs w:val="20"/>
+              </w:rPr>
+            </w:pPr>
+            <w:r>
+              <w:rPr>
+                <w:bCs/>
+                <w:sz w:val="20"/>
+                <w:szCs w:val="20"/>
+              </w:rPr>
+              <w:t>выполнение расчётно-графической работы</w:t>
+            </w:r>
+          </w:p>
           <w:p>
             <w:pPr>
               <w:shd w:val="clear" w:color="auto" w:fill="FFFFFF"/>
-              <w:jc w:val="center"/>
-              <w:rPr>
-                <w:i/>
-                <w:highlight w:val="yellow"/>
-              </w:rPr>
-            </w:pPr>
-          </w:p>
-        </w:tc>
-        <w:tc>
-          <w:tcPr>
-            <w:tcW w:w="0" w:type="auto"/>
-            <w:vMerge/>
-            <w:tcBorders>
-              <w:left w:val="single" w:sz="6" w:space="0" w:color="auto"/>
-              <w:bottom w:val="single" w:sz="4" w:space="0" w:color="auto"/>
-              <w:right w:val="single" w:sz="6" w:space="0" w:color="auto"/>
-            </w:tcBorders>
-            <w:vAlign w:val="center"/>
-          </w:tcPr>
-          <w:p>
-            <w:pPr>
-              <w:shd w:val="clear" w:color="auto" w:fill="FFFFFF"/>
-              <w:jc w:val="center"/>
-              <w:rPr>
-                <w:i/>
-              </w:rPr>
-            </w:pPr>
-          </w:p>
-        </w:tc>
-        <w:tc>
-          <w:tcPr>
-            <w:tcW w:w="0" w:type="auto"/>
-            <w:tcBorders>
-              <w:top w:val="single" w:sz="4" w:space="0" w:color="auto"/>
-              <w:left w:val="single" w:sz="6" w:space="0" w:color="auto"/>
-              <w:bottom w:val="single" w:sz="4" w:space="0" w:color="auto"/>
-              <w:right w:val="single" w:sz="4" w:space="0" w:color="auto"/>
-            </w:tcBorders>
-            <w:textDirection w:val="btLr"/>
-            <w:vAlign w:val="center"/>
-          </w:tcPr>
-          <w:p>
-            <w:pPr>
-              <w:shd w:val="clear" w:color="auto" w:fill="FFFFFF"/>
-              <w:ind w:left="113" w:right="113"/>
-              <w:jc w:val="center"/>
-              <w:rPr>
-                <w:sz w:val="20"/>
-                <w:szCs w:val="20"/>
-              </w:rPr>
-            </w:pPr>
-            <w:r>
-              <w:rPr>
-                <w:sz w:val="20"/>
-                <w:szCs w:val="20"/>
-              </w:rPr>
-              <w:t>14</w:t>
+              <w:rPr>
+                <w:bCs/>
+                <w:sz w:val="20"/>
+                <w:szCs w:val="20"/>
+              </w:rPr>
+            </w:pPr>
+            <w:r>
+              <w:rPr>
+                <w:bCs/>
+                <w:sz w:val="20"/>
+                <w:szCs w:val="20"/>
+              </w:rPr>
             </w:r>
           </w:p>
         </w:tc>
@@ -16656,24 +14565,24 @@
               <w:bottom w:val="single" w:sz="4" w:space="0" w:color="auto"/>
               <w:right w:val="single" w:sz="4" w:space="0" w:color="auto"/>
             </w:tcBorders>
-            <w:textDirection w:val="btLr"/>
-            <w:vAlign w:val="center"/>
           </w:tcPr>
           <w:p>
             <w:pPr>
               <w:shd w:val="clear" w:color="auto" w:fill="FFFFFF"/>
-              <w:ind w:left="113" w:right="113"/>
-              <w:jc w:val="center"/>
-              <w:rPr>
-                <w:sz w:val="20"/>
-                <w:szCs w:val="20"/>
-              </w:rPr>
-            </w:pPr>
-            <w:r>
-              <w:rPr>
-                <w:sz w:val="20"/>
-                <w:szCs w:val="20"/>
-              </w:rPr>
+              <w:jc w:val="center"/>
+              <w:rPr>
+                <w:bCs/>
+                <w:sz w:val="20"/>
+                <w:szCs w:val="20"/>
+              </w:rPr>
+            </w:pPr>
+            <w:r>
+              <w:rPr>
+                <w:bCs/>
+                <w:sz w:val="20"/>
+                <w:szCs w:val="20"/>
+              </w:rPr>
+              <w:t>5</w:t>
             </w:r>
           </w:p>
         </w:tc>
@@ -16686,104 +14595,23 @@
               <w:bottom w:val="single" w:sz="4" w:space="0" w:color="auto"/>
               <w:right w:val="single" w:sz="4" w:space="0" w:color="auto"/>
             </w:tcBorders>
-            <w:textDirection w:val="btLr"/>
-            <w:vAlign w:val="center"/>
           </w:tcPr>
           <w:p>
             <w:pPr>
               <w:shd w:val="clear" w:color="auto" w:fill="FFFFFF"/>
-              <w:ind w:left="113" w:right="113"/>
-              <w:jc w:val="center"/>
-              <w:rPr>
-                <w:sz w:val="20"/>
-                <w:szCs w:val="20"/>
-              </w:rPr>
-            </w:pPr>
-            <w:r>
-              <w:rPr>
-                <w:sz w:val="20"/>
-                <w:szCs w:val="20"/>
-              </w:rPr>
-            </w:r>
-          </w:p>
-        </w:tc>
-      </w:tr>
-      <w:tr>
-        <w:trPr>
-          <w:cantSplit/>
-          <w:trHeight w:val="974"/>
-        </w:trPr>
-        <w:tc>
-          <w:tcPr>
-            <w:tcW w:w="0" w:type="auto"/>
-            <w:vMerge/>
-            <w:tcBorders>
-              <w:left w:val="single" w:sz="6" w:space="0" w:color="auto"/>
-              <w:bottom w:val="single" w:sz="4" w:space="0" w:color="auto"/>
-              <w:right w:val="single" w:sz="6" w:space="0" w:color="auto"/>
-            </w:tcBorders>
-            <w:vAlign w:val="center"/>
-          </w:tcPr>
-          <w:p>
-            <w:pPr>
-              <w:shd w:val="clear" w:color="auto" w:fill="FFFFFF"/>
-              <w:jc w:val="center"/>
-              <w:rPr>
-                <w:i/>
-                <w:highlight w:val="yellow"/>
-              </w:rPr>
-            </w:pPr>
-          </w:p>
-        </w:tc>
-        <w:tc>
-          <w:tcPr>
-            <w:tcW w:w="0" w:type="auto"/>
-            <w:vMerge/>
-            <w:tcBorders>
-              <w:left w:val="single" w:sz="6" w:space="0" w:color="auto"/>
-              <w:bottom w:val="single" w:sz="4" w:space="0" w:color="auto"/>
-              <w:right w:val="single" w:sz="6" w:space="0" w:color="auto"/>
-            </w:tcBorders>
-            <w:vAlign w:val="center"/>
-          </w:tcPr>
-          <w:p>
-            <w:pPr>
-              <w:shd w:val="clear" w:color="auto" w:fill="FFFFFF"/>
-              <w:jc w:val="center"/>
-              <w:rPr>
-                <w:i/>
-              </w:rPr>
-            </w:pPr>
-          </w:p>
-        </w:tc>
-        <w:tc>
-          <w:tcPr>
-            <w:tcW w:w="0" w:type="auto"/>
-            <w:tcBorders>
-              <w:top w:val="single" w:sz="4" w:space="0" w:color="auto"/>
-              <w:left w:val="single" w:sz="6" w:space="0" w:color="auto"/>
-              <w:bottom w:val="single" w:sz="4" w:space="0" w:color="auto"/>
-              <w:right w:val="single" w:sz="4" w:space="0" w:color="auto"/>
-            </w:tcBorders>
-            <w:textDirection w:val="btLr"/>
-            <w:vAlign w:val="center"/>
-          </w:tcPr>
-          <w:p>
-            <w:pPr>
-              <w:shd w:val="clear" w:color="auto" w:fill="FFFFFF"/>
-              <w:ind w:left="113" w:right="113"/>
-              <w:jc w:val="center"/>
-              <w:rPr>
-                <w:sz w:val="20"/>
-                <w:szCs w:val="20"/>
-              </w:rPr>
-            </w:pPr>
-            <w:r>
-              <w:rPr>
-                <w:sz w:val="20"/>
-                <w:szCs w:val="20"/>
-              </w:rPr>
-              <w:t>4</w:t>
+              <w:jc w:val="center"/>
+              <w:rPr>
+                <w:bCs/>
+                <w:sz w:val="20"/>
+                <w:szCs w:val="20"/>
+              </w:rPr>
+            </w:pPr>
+            <w:r>
+              <w:rPr>
+                <w:bCs/>
+                <w:sz w:val="20"/>
+                <w:szCs w:val="20"/>
+              </w:rPr>
             </w:r>
           </w:p>
         </w:tc>
@@ -16796,27 +14624,31 @@
               <w:bottom w:val="single" w:sz="4" w:space="0" w:color="auto"/>
               <w:right w:val="single" w:sz="4" w:space="0" w:color="auto"/>
             </w:tcBorders>
-            <w:textDirection w:val="btLr"/>
-            <w:vAlign w:val="center"/>
           </w:tcPr>
           <w:p>
             <w:pPr>
               <w:shd w:val="clear" w:color="auto" w:fill="FFFFFF"/>
-              <w:ind w:left="113" w:right="113"/>
-              <w:jc w:val="center"/>
-              <w:rPr>
-                <w:sz w:val="20"/>
-                <w:szCs w:val="20"/>
-              </w:rPr>
-            </w:pPr>
-            <w:r>
-              <w:rPr>
-                <w:sz w:val="20"/>
-                <w:szCs w:val="20"/>
-              </w:rPr>
-            </w:r>
-          </w:p>
-        </w:tc>
+              <w:jc w:val="center"/>
+              <w:rPr>
+                <w:bCs/>
+                <w:sz w:val="20"/>
+                <w:szCs w:val="20"/>
+              </w:rPr>
+            </w:pPr>
+            <w:r>
+              <w:rPr>
+                <w:bCs/>
+                <w:sz w:val="20"/>
+                <w:szCs w:val="20"/>
+              </w:rPr>
+            </w:r>
+          </w:p>
+        </w:tc>
+      </w:tr>
+      <w:tr>
+        <w:trPr>
+          <w:trHeight w:val="65"/>
+        </w:trPr>
         <w:tc>
           <w:tcPr>
             <w:tcW w:w="0" w:type="auto"/>
@@ -16826,104 +14658,23 @@
               <w:bottom w:val="single" w:sz="4" w:space="0" w:color="auto"/>
               <w:right w:val="single" w:sz="4" w:space="0" w:color="auto"/>
             </w:tcBorders>
-            <w:textDirection w:val="btLr"/>
-            <w:vAlign w:val="center"/>
           </w:tcPr>
           <w:p>
             <w:pPr>
               <w:shd w:val="clear" w:color="auto" w:fill="FFFFFF"/>
-              <w:ind w:left="113" w:right="113"/>
-              <w:jc w:val="center"/>
-              <w:rPr>
-                <w:sz w:val="20"/>
-                <w:szCs w:val="20"/>
-              </w:rPr>
-            </w:pPr>
-            <w:r>
-              <w:rPr>
-                <w:sz w:val="20"/>
-                <w:szCs w:val="20"/>
-              </w:rPr>
-            </w:r>
-          </w:p>
-        </w:tc>
-      </w:tr>
-      <w:tr>
-        <w:trPr>
-          <w:cantSplit/>
-          <w:trHeight w:val="974"/>
-        </w:trPr>
-        <w:tc>
-          <w:tcPr>
-            <w:tcW w:w="0" w:type="auto"/>
-            <w:vMerge/>
-            <w:tcBorders>
-              <w:left w:val="single" w:sz="6" w:space="0" w:color="auto"/>
-              <w:bottom w:val="single" w:sz="4" w:space="0" w:color="auto"/>
-              <w:right w:val="single" w:sz="6" w:space="0" w:color="auto"/>
-            </w:tcBorders>
-            <w:vAlign w:val="center"/>
-          </w:tcPr>
-          <w:p>
-            <w:pPr>
-              <w:shd w:val="clear" w:color="auto" w:fill="FFFFFF"/>
-              <w:jc w:val="center"/>
-              <w:rPr>
-                <w:i/>
-                <w:highlight w:val="yellow"/>
-              </w:rPr>
-            </w:pPr>
-          </w:p>
-        </w:tc>
-        <w:tc>
-          <w:tcPr>
-            <w:tcW w:w="0" w:type="auto"/>
-            <w:vMerge/>
-            <w:tcBorders>
-              <w:left w:val="single" w:sz="6" w:space="0" w:color="auto"/>
-              <w:bottom w:val="single" w:sz="4" w:space="0" w:color="auto"/>
-              <w:right w:val="single" w:sz="6" w:space="0" w:color="auto"/>
-            </w:tcBorders>
-            <w:vAlign w:val="center"/>
-          </w:tcPr>
-          <w:p>
-            <w:pPr>
-              <w:shd w:val="clear" w:color="auto" w:fill="FFFFFF"/>
-              <w:jc w:val="center"/>
-              <w:rPr>
-                <w:i/>
-              </w:rPr>
-            </w:pPr>
-          </w:p>
-        </w:tc>
-        <w:tc>
-          <w:tcPr>
-            <w:tcW w:w="0" w:type="auto"/>
-            <w:tcBorders>
-              <w:top w:val="single" w:sz="4" w:space="0" w:color="auto"/>
-              <w:left w:val="single" w:sz="6" w:space="0" w:color="auto"/>
-              <w:bottom w:val="single" w:sz="4" w:space="0" w:color="auto"/>
-              <w:right w:val="single" w:sz="4" w:space="0" w:color="auto"/>
-            </w:tcBorders>
-            <w:textDirection w:val="btLr"/>
-            <w:vAlign w:val="center"/>
-          </w:tcPr>
-          <w:p>
-            <w:pPr>
-              <w:shd w:val="clear" w:color="auto" w:fill="FFFFFF"/>
-              <w:ind w:left="113" w:right="113"/>
-              <w:jc w:val="center"/>
-              <w:rPr>
-                <w:sz w:val="20"/>
-                <w:szCs w:val="20"/>
-              </w:rPr>
-            </w:pPr>
-            <w:r>
-              <w:rPr>
-                <w:sz w:val="20"/>
-                <w:szCs w:val="20"/>
-              </w:rPr>
-              <w:t>4</w:t>
+              <w:rPr>
+                <w:bCs/>
+                <w:sz w:val="20"/>
+                <w:szCs w:val="20"/>
+              </w:rPr>
+            </w:pPr>
+            <w:r>
+              <w:rPr>
+                <w:bCs/>
+                <w:sz w:val="20"/>
+                <w:szCs w:val="20"/>
+              </w:rPr>
+              <w:t>Раздел 2. Методы машинного обучения</w:t>
             </w:r>
           </w:p>
         </w:tc>
@@ -16936,21 +14687,37 @@
               <w:bottom w:val="single" w:sz="4" w:space="0" w:color="auto"/>
               <w:right w:val="single" w:sz="4" w:space="0" w:color="auto"/>
             </w:tcBorders>
-            <w:textDirection w:val="btLr"/>
-            <w:vAlign w:val="center"/>
           </w:tcPr>
           <w:p>
             <w:pPr>
               <w:shd w:val="clear" w:color="auto" w:fill="FFFFFF"/>
-              <w:ind w:left="113" w:right="113"/>
-              <w:jc w:val="center"/>
-              <w:rPr>
-                <w:sz w:val="20"/>
-                <w:szCs w:val="20"/>
-              </w:rPr>
-            </w:pPr>
-            <w:r>
-              <w:rPr>
+              <w:rPr>
+                <w:bCs/>
+                <w:sz w:val="20"/>
+                <w:szCs w:val="20"/>
+              </w:rPr>
+            </w:pPr>
+            <w:r>
+              <w:rPr>
+                <w:bCs/>
+                <w:sz w:val="20"/>
+                <w:szCs w:val="20"/>
+              </w:rPr>
+              <w:t>подготовка к лабораторным и/или практическим занятиям</w:t>
+            </w:r>
+          </w:p>
+          <w:p>
+            <w:pPr>
+              <w:shd w:val="clear" w:color="auto" w:fill="FFFFFF"/>
+              <w:rPr>
+                <w:bCs/>
+                <w:sz w:val="20"/>
+                <w:szCs w:val="20"/>
+              </w:rPr>
+            </w:pPr>
+            <w:r>
+              <w:rPr>
+                <w:bCs/>
                 <w:sz w:val="20"/>
                 <w:szCs w:val="20"/>
               </w:rPr>
@@ -16966,104 +14733,24 @@
               <w:bottom w:val="single" w:sz="4" w:space="0" w:color="auto"/>
               <w:right w:val="single" w:sz="4" w:space="0" w:color="auto"/>
             </w:tcBorders>
-            <w:textDirection w:val="btLr"/>
-            <w:vAlign w:val="center"/>
           </w:tcPr>
           <w:p>
             <w:pPr>
               <w:shd w:val="clear" w:color="auto" w:fill="FFFFFF"/>
-              <w:ind w:left="113" w:right="113"/>
-              <w:jc w:val="center"/>
-              <w:rPr>
-                <w:sz w:val="20"/>
-                <w:szCs w:val="20"/>
-              </w:rPr>
-            </w:pPr>
-            <w:r>
-              <w:rPr>
-                <w:sz w:val="20"/>
-                <w:szCs w:val="20"/>
-              </w:rPr>
-            </w:r>
-          </w:p>
-        </w:tc>
-      </w:tr>
-      <w:tr>
-        <w:trPr>
-          <w:cantSplit/>
-          <w:trHeight w:val="974"/>
-        </w:trPr>
-        <w:tc>
-          <w:tcPr>
-            <w:tcW w:w="0" w:type="auto"/>
-            <w:vMerge/>
-            <w:tcBorders>
-              <w:left w:val="single" w:sz="6" w:space="0" w:color="auto"/>
-              <w:bottom w:val="single" w:sz="4" w:space="0" w:color="auto"/>
-              <w:right w:val="single" w:sz="6" w:space="0" w:color="auto"/>
-            </w:tcBorders>
-            <w:vAlign w:val="center"/>
-          </w:tcPr>
-          <w:p>
-            <w:pPr>
-              <w:shd w:val="clear" w:color="auto" w:fill="FFFFFF"/>
-              <w:jc w:val="center"/>
-              <w:rPr>
-                <w:i/>
-                <w:highlight w:val="yellow"/>
-              </w:rPr>
-            </w:pPr>
-          </w:p>
-        </w:tc>
-        <w:tc>
-          <w:tcPr>
-            <w:tcW w:w="0" w:type="auto"/>
-            <w:vMerge/>
-            <w:tcBorders>
-              <w:left w:val="single" w:sz="6" w:space="0" w:color="auto"/>
-              <w:bottom w:val="single" w:sz="4" w:space="0" w:color="auto"/>
-              <w:right w:val="single" w:sz="6" w:space="0" w:color="auto"/>
-            </w:tcBorders>
-            <w:vAlign w:val="center"/>
-          </w:tcPr>
-          <w:p>
-            <w:pPr>
-              <w:shd w:val="clear" w:color="auto" w:fill="FFFFFF"/>
-              <w:jc w:val="center"/>
-              <w:rPr>
-                <w:i/>
-              </w:rPr>
-            </w:pPr>
-          </w:p>
-        </w:tc>
-        <w:tc>
-          <w:tcPr>
-            <w:tcW w:w="0" w:type="auto"/>
-            <w:tcBorders>
-              <w:top w:val="single" w:sz="4" w:space="0" w:color="auto"/>
-              <w:left w:val="single" w:sz="6" w:space="0" w:color="auto"/>
-              <w:bottom w:val="single" w:sz="4" w:space="0" w:color="auto"/>
-              <w:right w:val="single" w:sz="4" w:space="0" w:color="auto"/>
-            </w:tcBorders>
-            <w:textDirection w:val="btLr"/>
-            <w:vAlign w:val="center"/>
-          </w:tcPr>
-          <w:p>
-            <w:pPr>
-              <w:shd w:val="clear" w:color="auto" w:fill="FFFFFF"/>
-              <w:ind w:left="113" w:right="113"/>
-              <w:jc w:val="center"/>
-              <w:rPr>
-                <w:sz w:val="20"/>
-                <w:szCs w:val="20"/>
-              </w:rPr>
-            </w:pPr>
-            <w:r>
-              <w:rPr>
-                <w:sz w:val="20"/>
-                <w:szCs w:val="20"/>
-              </w:rPr>
-              <w:t>72</w:t>
+              <w:jc w:val="center"/>
+              <w:rPr>
+                <w:bCs/>
+                <w:sz w:val="20"/>
+                <w:szCs w:val="20"/>
+              </w:rPr>
+            </w:pPr>
+            <w:r>
+              <w:rPr>
+                <w:bCs/>
+                <w:sz w:val="20"/>
+                <w:szCs w:val="20"/>
+              </w:rPr>
+              <w:t>15</w:t>
             </w:r>
           </w:p>
         </w:tc>
@@ -17076,21 +14763,20 @@
               <w:bottom w:val="single" w:sz="4" w:space="0" w:color="auto"/>
               <w:right w:val="single" w:sz="4" w:space="0" w:color="auto"/>
             </w:tcBorders>
-            <w:textDirection w:val="btLr"/>
-            <w:vAlign w:val="center"/>
           </w:tcPr>
           <w:p>
             <w:pPr>
               <w:shd w:val="clear" w:color="auto" w:fill="FFFFFF"/>
-              <w:ind w:left="113" w:right="113"/>
-              <w:jc w:val="center"/>
-              <w:rPr>
-                <w:sz w:val="20"/>
-                <w:szCs w:val="20"/>
-              </w:rPr>
-            </w:pPr>
-            <w:r>
-              <w:rPr>
+              <w:jc w:val="center"/>
+              <w:rPr>
+                <w:bCs/>
+                <w:sz w:val="20"/>
+                <w:szCs w:val="20"/>
+              </w:rPr>
+            </w:pPr>
+            <w:r>
+              <w:rPr>
+                <w:bCs/>
                 <w:sz w:val="20"/>
                 <w:szCs w:val="20"/>
               </w:rPr>
@@ -17106,21 +14792,1028 @@
               <w:bottom w:val="single" w:sz="4" w:space="0" w:color="auto"/>
               <w:right w:val="single" w:sz="4" w:space="0" w:color="auto"/>
             </w:tcBorders>
-            <w:textDirection w:val="btLr"/>
-            <w:vAlign w:val="center"/>
           </w:tcPr>
           <w:p>
             <w:pPr>
               <w:shd w:val="clear" w:color="auto" w:fill="FFFFFF"/>
-              <w:ind w:left="113" w:right="113"/>
-              <w:jc w:val="center"/>
-              <w:rPr>
-                <w:sz w:val="20"/>
-                <w:szCs w:val="20"/>
-              </w:rPr>
-            </w:pPr>
-            <w:r>
-              <w:rPr>
+              <w:jc w:val="center"/>
+              <w:rPr>
+                <w:bCs/>
+                <w:sz w:val="20"/>
+                <w:szCs w:val="20"/>
+              </w:rPr>
+            </w:pPr>
+            <w:r>
+              <w:rPr>
+                <w:bCs/>
+                <w:sz w:val="20"/>
+                <w:szCs w:val="20"/>
+              </w:rPr>
+            </w:r>
+          </w:p>
+        </w:tc>
+      </w:tr>
+      <w:tr>
+        <w:trPr>
+          <w:trHeight w:val="65"/>
+        </w:trPr>
+        <w:tc>
+          <w:tcPr>
+            <w:tcW w:w="0" w:type="auto"/>
+            <w:tcBorders>
+              <w:top w:val="single" w:sz="4" w:space="0" w:color="auto"/>
+              <w:left w:val="single" w:sz="4" w:space="0" w:color="auto"/>
+              <w:bottom w:val="single" w:sz="4" w:space="0" w:color="auto"/>
+              <w:right w:val="single" w:sz="4" w:space="0" w:color="auto"/>
+            </w:tcBorders>
+          </w:tcPr>
+          <w:p>
+            <w:pPr>
+              <w:shd w:val="clear" w:color="auto" w:fill="FFFFFF"/>
+              <w:rPr>
+                <w:bCs/>
+                <w:sz w:val="20"/>
+                <w:szCs w:val="20"/>
+              </w:rPr>
+            </w:pPr>
+            <w:r>
+              <w:rPr>
+                <w:bCs/>
+                <w:sz w:val="20"/>
+                <w:szCs w:val="20"/>
+              </w:rPr>
+              <w:t>Раздел 2. Методы машинного обучения</w:t>
+            </w:r>
+          </w:p>
+        </w:tc>
+        <w:tc>
+          <w:tcPr>
+            <w:tcW w:w="0" w:type="auto"/>
+            <w:tcBorders>
+              <w:top w:val="single" w:sz="4" w:space="0" w:color="auto"/>
+              <w:left w:val="single" w:sz="4" w:space="0" w:color="auto"/>
+              <w:bottom w:val="single" w:sz="4" w:space="0" w:color="auto"/>
+              <w:right w:val="single" w:sz="4" w:space="0" w:color="auto"/>
+            </w:tcBorders>
+          </w:tcPr>
+          <w:p>
+            <w:pPr>
+              <w:shd w:val="clear" w:color="auto" w:fill="FFFFFF"/>
+              <w:rPr>
+                <w:bCs/>
+                <w:sz w:val="20"/>
+                <w:szCs w:val="20"/>
+              </w:rPr>
+            </w:pPr>
+            <w:r>
+              <w:rPr>
+                <w:bCs/>
+                <w:sz w:val="20"/>
+                <w:szCs w:val="20"/>
+              </w:rPr>
+              <w:t>изучение учебного материала, вынесенного на СРО</w:t>
+            </w:r>
+          </w:p>
+          <w:p>
+            <w:pPr>
+              <w:shd w:val="clear" w:color="auto" w:fill="FFFFFF"/>
+              <w:rPr>
+                <w:bCs/>
+                <w:sz w:val="20"/>
+                <w:szCs w:val="20"/>
+              </w:rPr>
+            </w:pPr>
+            <w:r>
+              <w:rPr>
+                <w:bCs/>
+                <w:sz w:val="20"/>
+                <w:szCs w:val="20"/>
+              </w:rPr>
+            </w:r>
+          </w:p>
+        </w:tc>
+        <w:tc>
+          <w:tcPr>
+            <w:tcW w:w="0" w:type="auto"/>
+            <w:tcBorders>
+              <w:top w:val="single" w:sz="4" w:space="0" w:color="auto"/>
+              <w:left w:val="single" w:sz="4" w:space="0" w:color="auto"/>
+              <w:bottom w:val="single" w:sz="4" w:space="0" w:color="auto"/>
+              <w:right w:val="single" w:sz="4" w:space="0" w:color="auto"/>
+            </w:tcBorders>
+          </w:tcPr>
+          <w:p>
+            <w:pPr>
+              <w:shd w:val="clear" w:color="auto" w:fill="FFFFFF"/>
+              <w:jc w:val="center"/>
+              <w:rPr>
+                <w:bCs/>
+                <w:sz w:val="20"/>
+                <w:szCs w:val="20"/>
+              </w:rPr>
+            </w:pPr>
+            <w:r>
+              <w:rPr>
+                <w:bCs/>
+                <w:sz w:val="20"/>
+                <w:szCs w:val="20"/>
+              </w:rPr>
+              <w:t>5</w:t>
+            </w:r>
+          </w:p>
+        </w:tc>
+        <w:tc>
+          <w:tcPr>
+            <w:tcW w:w="0" w:type="auto"/>
+            <w:tcBorders>
+              <w:top w:val="single" w:sz="4" w:space="0" w:color="auto"/>
+              <w:left w:val="single" w:sz="4" w:space="0" w:color="auto"/>
+              <w:bottom w:val="single" w:sz="4" w:space="0" w:color="auto"/>
+              <w:right w:val="single" w:sz="4" w:space="0" w:color="auto"/>
+            </w:tcBorders>
+          </w:tcPr>
+          <w:p>
+            <w:pPr>
+              <w:shd w:val="clear" w:color="auto" w:fill="FFFFFF"/>
+              <w:jc w:val="center"/>
+              <w:rPr>
+                <w:bCs/>
+                <w:sz w:val="20"/>
+                <w:szCs w:val="20"/>
+              </w:rPr>
+            </w:pPr>
+            <w:r>
+              <w:rPr>
+                <w:bCs/>
+                <w:sz w:val="20"/>
+                <w:szCs w:val="20"/>
+              </w:rPr>
+            </w:r>
+          </w:p>
+        </w:tc>
+        <w:tc>
+          <w:tcPr>
+            <w:tcW w:w="0" w:type="auto"/>
+            <w:tcBorders>
+              <w:top w:val="single" w:sz="4" w:space="0" w:color="auto"/>
+              <w:left w:val="single" w:sz="4" w:space="0" w:color="auto"/>
+              <w:bottom w:val="single" w:sz="4" w:space="0" w:color="auto"/>
+              <w:right w:val="single" w:sz="4" w:space="0" w:color="auto"/>
+            </w:tcBorders>
+          </w:tcPr>
+          <w:p>
+            <w:pPr>
+              <w:shd w:val="clear" w:color="auto" w:fill="FFFFFF"/>
+              <w:jc w:val="center"/>
+              <w:rPr>
+                <w:bCs/>
+                <w:sz w:val="20"/>
+                <w:szCs w:val="20"/>
+              </w:rPr>
+            </w:pPr>
+            <w:r>
+              <w:rPr>
+                <w:bCs/>
+                <w:sz w:val="20"/>
+                <w:szCs w:val="20"/>
+              </w:rPr>
+            </w:r>
+          </w:p>
+        </w:tc>
+      </w:tr>
+      <w:tr>
+        <w:trPr>
+          <w:trHeight w:val="65"/>
+        </w:trPr>
+        <w:tc>
+          <w:tcPr>
+            <w:tcW w:w="0" w:type="auto"/>
+            <w:tcBorders>
+              <w:top w:val="single" w:sz="4" w:space="0" w:color="auto"/>
+              <w:left w:val="single" w:sz="4" w:space="0" w:color="auto"/>
+              <w:bottom w:val="single" w:sz="4" w:space="0" w:color="auto"/>
+              <w:right w:val="single" w:sz="4" w:space="0" w:color="auto"/>
+            </w:tcBorders>
+          </w:tcPr>
+          <w:p>
+            <w:pPr>
+              <w:shd w:val="clear" w:color="auto" w:fill="FFFFFF"/>
+              <w:rPr>
+                <w:bCs/>
+                <w:sz w:val="20"/>
+                <w:szCs w:val="20"/>
+              </w:rPr>
+            </w:pPr>
+            <w:r>
+              <w:rPr>
+                <w:bCs/>
+                <w:sz w:val="20"/>
+                <w:szCs w:val="20"/>
+              </w:rPr>
+              <w:t>Раздел 2. Методы машинного обучения</w:t>
+            </w:r>
+          </w:p>
+        </w:tc>
+        <w:tc>
+          <w:tcPr>
+            <w:tcW w:w="0" w:type="auto"/>
+            <w:tcBorders>
+              <w:top w:val="single" w:sz="4" w:space="0" w:color="auto"/>
+              <w:left w:val="single" w:sz="4" w:space="0" w:color="auto"/>
+              <w:bottom w:val="single" w:sz="4" w:space="0" w:color="auto"/>
+              <w:right w:val="single" w:sz="4" w:space="0" w:color="auto"/>
+            </w:tcBorders>
+          </w:tcPr>
+          <w:p>
+            <w:pPr>
+              <w:shd w:val="clear" w:color="auto" w:fill="FFFFFF"/>
+              <w:rPr>
+                <w:bCs/>
+                <w:sz w:val="20"/>
+                <w:szCs w:val="20"/>
+              </w:rPr>
+            </w:pPr>
+            <w:r>
+              <w:rPr>
+                <w:bCs/>
+                <w:sz w:val="20"/>
+                <w:szCs w:val="20"/>
+              </w:rPr>
+              <w:t>выполнение расчётно-графической работы</w:t>
+            </w:r>
+          </w:p>
+          <w:p>
+            <w:pPr>
+              <w:shd w:val="clear" w:color="auto" w:fill="FFFFFF"/>
+              <w:rPr>
+                <w:bCs/>
+                <w:sz w:val="20"/>
+                <w:szCs w:val="20"/>
+              </w:rPr>
+            </w:pPr>
+            <w:r>
+              <w:rPr>
+                <w:bCs/>
+                <w:sz w:val="20"/>
+                <w:szCs w:val="20"/>
+              </w:rPr>
+            </w:r>
+          </w:p>
+        </w:tc>
+        <w:tc>
+          <w:tcPr>
+            <w:tcW w:w="0" w:type="auto"/>
+            <w:tcBorders>
+              <w:top w:val="single" w:sz="4" w:space="0" w:color="auto"/>
+              <w:left w:val="single" w:sz="4" w:space="0" w:color="auto"/>
+              <w:bottom w:val="single" w:sz="4" w:space="0" w:color="auto"/>
+              <w:right w:val="single" w:sz="4" w:space="0" w:color="auto"/>
+            </w:tcBorders>
+          </w:tcPr>
+          <w:p>
+            <w:pPr>
+              <w:shd w:val="clear" w:color="auto" w:fill="FFFFFF"/>
+              <w:jc w:val="center"/>
+              <w:rPr>
+                <w:bCs/>
+                <w:sz w:val="20"/>
+                <w:szCs w:val="20"/>
+              </w:rPr>
+            </w:pPr>
+            <w:r>
+              <w:rPr>
+                <w:bCs/>
+                <w:sz w:val="20"/>
+                <w:szCs w:val="20"/>
+              </w:rPr>
+              <w:t>5</w:t>
+            </w:r>
+          </w:p>
+        </w:tc>
+        <w:tc>
+          <w:tcPr>
+            <w:tcW w:w="0" w:type="auto"/>
+            <w:tcBorders>
+              <w:top w:val="single" w:sz="4" w:space="0" w:color="auto"/>
+              <w:left w:val="single" w:sz="4" w:space="0" w:color="auto"/>
+              <w:bottom w:val="single" w:sz="4" w:space="0" w:color="auto"/>
+              <w:right w:val="single" w:sz="4" w:space="0" w:color="auto"/>
+            </w:tcBorders>
+          </w:tcPr>
+          <w:p>
+            <w:pPr>
+              <w:shd w:val="clear" w:color="auto" w:fill="FFFFFF"/>
+              <w:jc w:val="center"/>
+              <w:rPr>
+                <w:bCs/>
+                <w:sz w:val="20"/>
+                <w:szCs w:val="20"/>
+              </w:rPr>
+            </w:pPr>
+            <w:r>
+              <w:rPr>
+                <w:bCs/>
+                <w:sz w:val="20"/>
+                <w:szCs w:val="20"/>
+              </w:rPr>
+            </w:r>
+          </w:p>
+        </w:tc>
+        <w:tc>
+          <w:tcPr>
+            <w:tcW w:w="0" w:type="auto"/>
+            <w:tcBorders>
+              <w:top w:val="single" w:sz="4" w:space="0" w:color="auto"/>
+              <w:left w:val="single" w:sz="4" w:space="0" w:color="auto"/>
+              <w:bottom w:val="single" w:sz="4" w:space="0" w:color="auto"/>
+              <w:right w:val="single" w:sz="4" w:space="0" w:color="auto"/>
+            </w:tcBorders>
+          </w:tcPr>
+          <w:p>
+            <w:pPr>
+              <w:shd w:val="clear" w:color="auto" w:fill="FFFFFF"/>
+              <w:jc w:val="center"/>
+              <w:rPr>
+                <w:bCs/>
+                <w:sz w:val="20"/>
+                <w:szCs w:val="20"/>
+              </w:rPr>
+            </w:pPr>
+            <w:r>
+              <w:rPr>
+                <w:bCs/>
+                <w:sz w:val="20"/>
+                <w:szCs w:val="20"/>
+              </w:rPr>
+            </w:r>
+          </w:p>
+        </w:tc>
+      </w:tr>
+      <w:tr>
+        <w:trPr>
+          <w:trHeight w:val="65"/>
+        </w:trPr>
+        <w:tc>
+          <w:tcPr>
+            <w:tcW w:w="0" w:type="auto"/>
+            <w:tcBorders>
+              <w:top w:val="single" w:sz="4" w:space="0" w:color="auto"/>
+              <w:left w:val="single" w:sz="4" w:space="0" w:color="auto"/>
+              <w:bottom w:val="single" w:sz="4" w:space="0" w:color="auto"/>
+              <w:right w:val="single" w:sz="4" w:space="0" w:color="auto"/>
+            </w:tcBorders>
+          </w:tcPr>
+          <w:p>
+            <w:pPr>
+              <w:shd w:val="clear" w:color="auto" w:fill="FFFFFF"/>
+              <w:rPr>
+                <w:bCs/>
+                <w:sz w:val="20"/>
+                <w:szCs w:val="20"/>
+              </w:rPr>
+            </w:pPr>
+            <w:r>
+              <w:rPr>
+                <w:bCs/>
+                <w:sz w:val="20"/>
+                <w:szCs w:val="20"/>
+              </w:rPr>
+              <w:t>Раздел 3. Применение интеллектуальных систем</w:t>
+            </w:r>
+          </w:p>
+        </w:tc>
+        <w:tc>
+          <w:tcPr>
+            <w:tcW w:w="0" w:type="auto"/>
+            <w:tcBorders>
+              <w:top w:val="single" w:sz="4" w:space="0" w:color="auto"/>
+              <w:left w:val="single" w:sz="4" w:space="0" w:color="auto"/>
+              <w:bottom w:val="single" w:sz="4" w:space="0" w:color="auto"/>
+              <w:right w:val="single" w:sz="4" w:space="0" w:color="auto"/>
+            </w:tcBorders>
+          </w:tcPr>
+          <w:p>
+            <w:pPr>
+              <w:shd w:val="clear" w:color="auto" w:fill="FFFFFF"/>
+              <w:rPr>
+                <w:bCs/>
+                <w:sz w:val="20"/>
+                <w:szCs w:val="20"/>
+              </w:rPr>
+            </w:pPr>
+            <w:r>
+              <w:rPr>
+                <w:bCs/>
+                <w:sz w:val="20"/>
+                <w:szCs w:val="20"/>
+              </w:rPr>
+              <w:t>подготовка к лабораторным и/или практическим занятиям</w:t>
+            </w:r>
+          </w:p>
+          <w:p>
+            <w:pPr>
+              <w:shd w:val="clear" w:color="auto" w:fill="FFFFFF"/>
+              <w:rPr>
+                <w:bCs/>
+                <w:sz w:val="20"/>
+                <w:szCs w:val="20"/>
+              </w:rPr>
+            </w:pPr>
+            <w:r>
+              <w:rPr>
+                <w:bCs/>
+                <w:sz w:val="20"/>
+                <w:szCs w:val="20"/>
+              </w:rPr>
+            </w:r>
+          </w:p>
+        </w:tc>
+        <w:tc>
+          <w:tcPr>
+            <w:tcW w:w="0" w:type="auto"/>
+            <w:tcBorders>
+              <w:top w:val="single" w:sz="4" w:space="0" w:color="auto"/>
+              <w:left w:val="single" w:sz="4" w:space="0" w:color="auto"/>
+              <w:bottom w:val="single" w:sz="4" w:space="0" w:color="auto"/>
+              <w:right w:val="single" w:sz="4" w:space="0" w:color="auto"/>
+            </w:tcBorders>
+          </w:tcPr>
+          <w:p>
+            <w:pPr>
+              <w:shd w:val="clear" w:color="auto" w:fill="FFFFFF"/>
+              <w:jc w:val="center"/>
+              <w:rPr>
+                <w:bCs/>
+                <w:sz w:val="20"/>
+                <w:szCs w:val="20"/>
+              </w:rPr>
+            </w:pPr>
+            <w:r>
+              <w:rPr>
+                <w:bCs/>
+                <w:sz w:val="20"/>
+                <w:szCs w:val="20"/>
+              </w:rPr>
+              <w:t>14</w:t>
+            </w:r>
+          </w:p>
+        </w:tc>
+        <w:tc>
+          <w:tcPr>
+            <w:tcW w:w="0" w:type="auto"/>
+            <w:tcBorders>
+              <w:top w:val="single" w:sz="4" w:space="0" w:color="auto"/>
+              <w:left w:val="single" w:sz="4" w:space="0" w:color="auto"/>
+              <w:bottom w:val="single" w:sz="4" w:space="0" w:color="auto"/>
+              <w:right w:val="single" w:sz="4" w:space="0" w:color="auto"/>
+            </w:tcBorders>
+          </w:tcPr>
+          <w:p>
+            <w:pPr>
+              <w:shd w:val="clear" w:color="auto" w:fill="FFFFFF"/>
+              <w:jc w:val="center"/>
+              <w:rPr>
+                <w:bCs/>
+                <w:sz w:val="20"/>
+                <w:szCs w:val="20"/>
+              </w:rPr>
+            </w:pPr>
+            <w:r>
+              <w:rPr>
+                <w:bCs/>
+                <w:sz w:val="20"/>
+                <w:szCs w:val="20"/>
+              </w:rPr>
+            </w:r>
+          </w:p>
+        </w:tc>
+        <w:tc>
+          <w:tcPr>
+            <w:tcW w:w="0" w:type="auto"/>
+            <w:tcBorders>
+              <w:top w:val="single" w:sz="4" w:space="0" w:color="auto"/>
+              <w:left w:val="single" w:sz="4" w:space="0" w:color="auto"/>
+              <w:bottom w:val="single" w:sz="4" w:space="0" w:color="auto"/>
+              <w:right w:val="single" w:sz="4" w:space="0" w:color="auto"/>
+            </w:tcBorders>
+          </w:tcPr>
+          <w:p>
+            <w:pPr>
+              <w:shd w:val="clear" w:color="auto" w:fill="FFFFFF"/>
+              <w:jc w:val="center"/>
+              <w:rPr>
+                <w:bCs/>
+                <w:sz w:val="20"/>
+                <w:szCs w:val="20"/>
+              </w:rPr>
+            </w:pPr>
+            <w:r>
+              <w:rPr>
+                <w:bCs/>
+                <w:sz w:val="20"/>
+                <w:szCs w:val="20"/>
+              </w:rPr>
+            </w:r>
+          </w:p>
+        </w:tc>
+      </w:tr>
+      <w:tr>
+        <w:trPr>
+          <w:trHeight w:val="65"/>
+        </w:trPr>
+        <w:tc>
+          <w:tcPr>
+            <w:tcW w:w="0" w:type="auto"/>
+            <w:tcBorders>
+              <w:top w:val="single" w:sz="4" w:space="0" w:color="auto"/>
+              <w:left w:val="single" w:sz="4" w:space="0" w:color="auto"/>
+              <w:bottom w:val="single" w:sz="4" w:space="0" w:color="auto"/>
+              <w:right w:val="single" w:sz="4" w:space="0" w:color="auto"/>
+            </w:tcBorders>
+          </w:tcPr>
+          <w:p>
+            <w:pPr>
+              <w:shd w:val="clear" w:color="auto" w:fill="FFFFFF"/>
+              <w:rPr>
+                <w:bCs/>
+                <w:sz w:val="20"/>
+                <w:szCs w:val="20"/>
+              </w:rPr>
+            </w:pPr>
+            <w:r>
+              <w:rPr>
+                <w:bCs/>
+                <w:sz w:val="20"/>
+                <w:szCs w:val="20"/>
+              </w:rPr>
+              <w:t>Раздел 3. Применение интеллектуальных систем</w:t>
+            </w:r>
+          </w:p>
+        </w:tc>
+        <w:tc>
+          <w:tcPr>
+            <w:tcW w:w="0" w:type="auto"/>
+            <w:tcBorders>
+              <w:top w:val="single" w:sz="4" w:space="0" w:color="auto"/>
+              <w:left w:val="single" w:sz="4" w:space="0" w:color="auto"/>
+              <w:bottom w:val="single" w:sz="4" w:space="0" w:color="auto"/>
+              <w:right w:val="single" w:sz="4" w:space="0" w:color="auto"/>
+            </w:tcBorders>
+          </w:tcPr>
+          <w:p>
+            <w:pPr>
+              <w:shd w:val="clear" w:color="auto" w:fill="FFFFFF"/>
+              <w:rPr>
+                <w:bCs/>
+                <w:sz w:val="20"/>
+                <w:szCs w:val="20"/>
+              </w:rPr>
+            </w:pPr>
+            <w:r>
+              <w:rPr>
+                <w:bCs/>
+                <w:sz w:val="20"/>
+                <w:szCs w:val="20"/>
+              </w:rPr>
+              <w:t>изучение учебного материала, вынесенного на СРО</w:t>
+            </w:r>
+          </w:p>
+          <w:p>
+            <w:pPr>
+              <w:shd w:val="clear" w:color="auto" w:fill="FFFFFF"/>
+              <w:rPr>
+                <w:bCs/>
+                <w:sz w:val="20"/>
+                <w:szCs w:val="20"/>
+              </w:rPr>
+            </w:pPr>
+            <w:r>
+              <w:rPr>
+                <w:bCs/>
+                <w:sz w:val="20"/>
+                <w:szCs w:val="20"/>
+              </w:rPr>
+            </w:r>
+          </w:p>
+        </w:tc>
+        <w:tc>
+          <w:tcPr>
+            <w:tcW w:w="0" w:type="auto"/>
+            <w:tcBorders>
+              <w:top w:val="single" w:sz="4" w:space="0" w:color="auto"/>
+              <w:left w:val="single" w:sz="4" w:space="0" w:color="auto"/>
+              <w:bottom w:val="single" w:sz="4" w:space="0" w:color="auto"/>
+              <w:right w:val="single" w:sz="4" w:space="0" w:color="auto"/>
+            </w:tcBorders>
+          </w:tcPr>
+          <w:p>
+            <w:pPr>
+              <w:shd w:val="clear" w:color="auto" w:fill="FFFFFF"/>
+              <w:jc w:val="center"/>
+              <w:rPr>
+                <w:bCs/>
+                <w:sz w:val="20"/>
+                <w:szCs w:val="20"/>
+              </w:rPr>
+            </w:pPr>
+            <w:r>
+              <w:rPr>
+                <w:bCs/>
+                <w:sz w:val="20"/>
+                <w:szCs w:val="20"/>
+              </w:rPr>
+              <w:t>4</w:t>
+            </w:r>
+          </w:p>
+        </w:tc>
+        <w:tc>
+          <w:tcPr>
+            <w:tcW w:w="0" w:type="auto"/>
+            <w:tcBorders>
+              <w:top w:val="single" w:sz="4" w:space="0" w:color="auto"/>
+              <w:left w:val="single" w:sz="4" w:space="0" w:color="auto"/>
+              <w:bottom w:val="single" w:sz="4" w:space="0" w:color="auto"/>
+              <w:right w:val="single" w:sz="4" w:space="0" w:color="auto"/>
+            </w:tcBorders>
+          </w:tcPr>
+          <w:p>
+            <w:pPr>
+              <w:shd w:val="clear" w:color="auto" w:fill="FFFFFF"/>
+              <w:jc w:val="center"/>
+              <w:rPr>
+                <w:bCs/>
+                <w:sz w:val="20"/>
+                <w:szCs w:val="20"/>
+              </w:rPr>
+            </w:pPr>
+            <w:r>
+              <w:rPr>
+                <w:bCs/>
+                <w:sz w:val="20"/>
+                <w:szCs w:val="20"/>
+              </w:rPr>
+            </w:r>
+          </w:p>
+        </w:tc>
+        <w:tc>
+          <w:tcPr>
+            <w:tcW w:w="0" w:type="auto"/>
+            <w:tcBorders>
+              <w:top w:val="single" w:sz="4" w:space="0" w:color="auto"/>
+              <w:left w:val="single" w:sz="4" w:space="0" w:color="auto"/>
+              <w:bottom w:val="single" w:sz="4" w:space="0" w:color="auto"/>
+              <w:right w:val="single" w:sz="4" w:space="0" w:color="auto"/>
+            </w:tcBorders>
+          </w:tcPr>
+          <w:p>
+            <w:pPr>
+              <w:shd w:val="clear" w:color="auto" w:fill="FFFFFF"/>
+              <w:jc w:val="center"/>
+              <w:rPr>
+                <w:bCs/>
+                <w:sz w:val="20"/>
+                <w:szCs w:val="20"/>
+              </w:rPr>
+            </w:pPr>
+            <w:r>
+              <w:rPr>
+                <w:bCs/>
+                <w:sz w:val="20"/>
+                <w:szCs w:val="20"/>
+              </w:rPr>
+            </w:r>
+          </w:p>
+        </w:tc>
+      </w:tr>
+      <w:tr>
+        <w:trPr>
+          <w:trHeight w:val="65"/>
+        </w:trPr>
+        <w:tc>
+          <w:tcPr>
+            <w:tcW w:w="0" w:type="auto"/>
+            <w:tcBorders>
+              <w:top w:val="single" w:sz="4" w:space="0" w:color="auto"/>
+              <w:left w:val="single" w:sz="4" w:space="0" w:color="auto"/>
+              <w:bottom w:val="single" w:sz="4" w:space="0" w:color="auto"/>
+              <w:right w:val="single" w:sz="4" w:space="0" w:color="auto"/>
+            </w:tcBorders>
+          </w:tcPr>
+          <w:p>
+            <w:pPr>
+              <w:shd w:val="clear" w:color="auto" w:fill="FFFFFF"/>
+              <w:rPr>
+                <w:bCs/>
+                <w:sz w:val="20"/>
+                <w:szCs w:val="20"/>
+              </w:rPr>
+            </w:pPr>
+            <w:r>
+              <w:rPr>
+                <w:bCs/>
+                <w:sz w:val="20"/>
+                <w:szCs w:val="20"/>
+              </w:rPr>
+              <w:t>Раздел 3. Применение интеллектуальных систем</w:t>
+            </w:r>
+          </w:p>
+        </w:tc>
+        <w:tc>
+          <w:tcPr>
+            <w:tcW w:w="0" w:type="auto"/>
+            <w:tcBorders>
+              <w:top w:val="single" w:sz="4" w:space="0" w:color="auto"/>
+              <w:left w:val="single" w:sz="4" w:space="0" w:color="auto"/>
+              <w:bottom w:val="single" w:sz="4" w:space="0" w:color="auto"/>
+              <w:right w:val="single" w:sz="4" w:space="0" w:color="auto"/>
+            </w:tcBorders>
+          </w:tcPr>
+          <w:p>
+            <w:pPr>
+              <w:shd w:val="clear" w:color="auto" w:fill="FFFFFF"/>
+              <w:rPr>
+                <w:bCs/>
+                <w:sz w:val="20"/>
+                <w:szCs w:val="20"/>
+              </w:rPr>
+            </w:pPr>
+            <w:r>
+              <w:rPr>
+                <w:bCs/>
+                <w:sz w:val="20"/>
+                <w:szCs w:val="20"/>
+              </w:rPr>
+              <w:t>выполнение расчётно-графической работы</w:t>
+            </w:r>
+          </w:p>
+          <w:p>
+            <w:pPr>
+              <w:shd w:val="clear" w:color="auto" w:fill="FFFFFF"/>
+              <w:rPr>
+                <w:bCs/>
+                <w:sz w:val="20"/>
+                <w:szCs w:val="20"/>
+              </w:rPr>
+            </w:pPr>
+            <w:r>
+              <w:rPr>
+                <w:bCs/>
+                <w:sz w:val="20"/>
+                <w:szCs w:val="20"/>
+              </w:rPr>
+            </w:r>
+          </w:p>
+        </w:tc>
+        <w:tc>
+          <w:tcPr>
+            <w:tcW w:w="0" w:type="auto"/>
+            <w:tcBorders>
+              <w:top w:val="single" w:sz="4" w:space="0" w:color="auto"/>
+              <w:left w:val="single" w:sz="4" w:space="0" w:color="auto"/>
+              <w:bottom w:val="single" w:sz="4" w:space="0" w:color="auto"/>
+              <w:right w:val="single" w:sz="4" w:space="0" w:color="auto"/>
+            </w:tcBorders>
+          </w:tcPr>
+          <w:p>
+            <w:pPr>
+              <w:shd w:val="clear" w:color="auto" w:fill="FFFFFF"/>
+              <w:jc w:val="center"/>
+              <w:rPr>
+                <w:bCs/>
+                <w:sz w:val="20"/>
+                <w:szCs w:val="20"/>
+              </w:rPr>
+            </w:pPr>
+            <w:r>
+              <w:rPr>
+                <w:bCs/>
+                <w:sz w:val="20"/>
+                <w:szCs w:val="20"/>
+              </w:rPr>
+              <w:t>4</w:t>
+            </w:r>
+          </w:p>
+        </w:tc>
+        <w:tc>
+          <w:tcPr>
+            <w:tcW w:w="0" w:type="auto"/>
+            <w:tcBorders>
+              <w:top w:val="single" w:sz="4" w:space="0" w:color="auto"/>
+              <w:left w:val="single" w:sz="4" w:space="0" w:color="auto"/>
+              <w:bottom w:val="single" w:sz="4" w:space="0" w:color="auto"/>
+              <w:right w:val="single" w:sz="4" w:space="0" w:color="auto"/>
+            </w:tcBorders>
+          </w:tcPr>
+          <w:p>
+            <w:pPr>
+              <w:shd w:val="clear" w:color="auto" w:fill="FFFFFF"/>
+              <w:jc w:val="center"/>
+              <w:rPr>
+                <w:bCs/>
+                <w:sz w:val="20"/>
+                <w:szCs w:val="20"/>
+              </w:rPr>
+            </w:pPr>
+            <w:r>
+              <w:rPr>
+                <w:bCs/>
+                <w:sz w:val="20"/>
+                <w:szCs w:val="20"/>
+              </w:rPr>
+            </w:r>
+          </w:p>
+        </w:tc>
+        <w:tc>
+          <w:tcPr>
+            <w:tcW w:w="0" w:type="auto"/>
+            <w:tcBorders>
+              <w:top w:val="single" w:sz="4" w:space="0" w:color="auto"/>
+              <w:left w:val="single" w:sz="4" w:space="0" w:color="auto"/>
+              <w:bottom w:val="single" w:sz="4" w:space="0" w:color="auto"/>
+              <w:right w:val="single" w:sz="4" w:space="0" w:color="auto"/>
+            </w:tcBorders>
+          </w:tcPr>
+          <w:p>
+            <w:pPr>
+              <w:shd w:val="clear" w:color="auto" w:fill="FFFFFF"/>
+              <w:jc w:val="center"/>
+              <w:rPr>
+                <w:bCs/>
+                <w:sz w:val="20"/>
+                <w:szCs w:val="20"/>
+              </w:rPr>
+            </w:pPr>
+            <w:r>
+              <w:rPr>
+                <w:bCs/>
+                <w:sz w:val="20"/>
+                <w:szCs w:val="20"/>
+              </w:rPr>
+            </w:r>
+          </w:p>
+        </w:tc>
+      </w:tr>
+      <w:tr>
+        <w:trPr>
+          <w:trHeight w:val="65"/>
+        </w:trPr>
+        <w:tc>
+          <w:tcPr>
+            <w:tcW w:w="0" w:type="auto"/>
+            <w:tcBorders>
+              <w:top w:val="single" w:sz="4" w:space="0" w:color="auto"/>
+              <w:left w:val="single" w:sz="4" w:space="0" w:color="auto"/>
+              <w:bottom w:val="single" w:sz="4" w:space="0" w:color="auto"/>
+              <w:right w:val="single" w:sz="4" w:space="0" w:color="auto"/>
+            </w:tcBorders>
+          </w:tcPr>
+          <w:p>
+            <w:pPr>
+              <w:shd w:val="clear" w:color="auto" w:fill="FFFFFF"/>
+              <w:rPr>
+                <w:bCs/>
+                <w:sz w:val="20"/>
+                <w:szCs w:val="20"/>
+              </w:rPr>
+            </w:pPr>
+            <w:r>
+              <w:rPr>
+                <w:bCs/>
+                <w:sz w:val="20"/>
+                <w:szCs w:val="20"/>
+              </w:rPr>
+              <w:t>-</w:t>
+            </w:r>
+          </w:p>
+        </w:tc>
+        <w:tc>
+          <w:tcPr>
+            <w:tcW w:w="0" w:type="auto"/>
+            <w:tcBorders>
+              <w:top w:val="single" w:sz="4" w:space="0" w:color="auto"/>
+              <w:left w:val="single" w:sz="4" w:space="0" w:color="auto"/>
+              <w:bottom w:val="single" w:sz="4" w:space="0" w:color="auto"/>
+              <w:right w:val="single" w:sz="4" w:space="0" w:color="auto"/>
+            </w:tcBorders>
+          </w:tcPr>
+          <w:p>
+            <w:pPr>
+              <w:shd w:val="clear" w:color="auto" w:fill="FFFFFF"/>
+              <w:rPr>
+                <w:bCs/>
+                <w:sz w:val="20"/>
+                <w:szCs w:val="20"/>
+              </w:rPr>
+            </w:pPr>
+            <w:r>
+              <w:rPr>
+                <w:bCs/>
+                <w:sz w:val="20"/>
+                <w:szCs w:val="20"/>
+              </w:rPr>
+              <w:t>ИТОГО:</w:t>
+            </w:r>
+          </w:p>
+          <w:p>
+            <w:pPr>
+              <w:shd w:val="clear" w:color="auto" w:fill="FFFFFF"/>
+              <w:rPr>
+                <w:bCs/>
+                <w:sz w:val="20"/>
+                <w:szCs w:val="20"/>
+              </w:rPr>
+            </w:pPr>
+            <w:r>
+              <w:rPr>
+                <w:bCs/>
+                <w:sz w:val="20"/>
+                <w:szCs w:val="20"/>
+              </w:rPr>
+            </w:r>
+          </w:p>
+        </w:tc>
+        <w:tc>
+          <w:tcPr>
+            <w:tcW w:w="0" w:type="auto"/>
+            <w:tcBorders>
+              <w:top w:val="single" w:sz="4" w:space="0" w:color="auto"/>
+              <w:left w:val="single" w:sz="4" w:space="0" w:color="auto"/>
+              <w:bottom w:val="single" w:sz="4" w:space="0" w:color="auto"/>
+              <w:right w:val="single" w:sz="4" w:space="0" w:color="auto"/>
+            </w:tcBorders>
+          </w:tcPr>
+          <w:p>
+            <w:pPr>
+              <w:shd w:val="clear" w:color="auto" w:fill="FFFFFF"/>
+              <w:jc w:val="center"/>
+              <w:rPr>
+                <w:bCs/>
+                <w:sz w:val="20"/>
+                <w:szCs w:val="20"/>
+              </w:rPr>
+            </w:pPr>
+            <w:r>
+              <w:rPr>
+                <w:bCs/>
+                <w:sz w:val="20"/>
+                <w:szCs w:val="20"/>
+              </w:rPr>
+              <w:t>72</w:t>
+            </w:r>
+          </w:p>
+        </w:tc>
+        <w:tc>
+          <w:tcPr>
+            <w:tcW w:w="0" w:type="auto"/>
+            <w:tcBorders>
+              <w:top w:val="single" w:sz="4" w:space="0" w:color="auto"/>
+              <w:left w:val="single" w:sz="4" w:space="0" w:color="auto"/>
+              <w:bottom w:val="single" w:sz="4" w:space="0" w:color="auto"/>
+              <w:right w:val="single" w:sz="4" w:space="0" w:color="auto"/>
+            </w:tcBorders>
+          </w:tcPr>
+          <w:p>
+            <w:pPr>
+              <w:shd w:val="clear" w:color="auto" w:fill="FFFFFF"/>
+              <w:jc w:val="center"/>
+              <w:rPr>
+                <w:bCs/>
+                <w:sz w:val="20"/>
+                <w:szCs w:val="20"/>
+              </w:rPr>
+            </w:pPr>
+            <w:r>
+              <w:rPr>
+                <w:bCs/>
+                <w:sz w:val="20"/>
+                <w:szCs w:val="20"/>
+              </w:rPr>
+            </w:r>
+          </w:p>
+        </w:tc>
+        <w:tc>
+          <w:tcPr>
+            <w:tcW w:w="0" w:type="auto"/>
+            <w:tcBorders>
+              <w:top w:val="single" w:sz="4" w:space="0" w:color="auto"/>
+              <w:left w:val="single" w:sz="4" w:space="0" w:color="auto"/>
+              <w:bottom w:val="single" w:sz="4" w:space="0" w:color="auto"/>
+              <w:right w:val="single" w:sz="4" w:space="0" w:color="auto"/>
+            </w:tcBorders>
+          </w:tcPr>
+          <w:p>
+            <w:pPr>
+              <w:shd w:val="clear" w:color="auto" w:fill="FFFFFF"/>
+              <w:jc w:val="center"/>
+              <w:rPr>
+                <w:bCs/>
+                <w:sz w:val="20"/>
+                <w:szCs w:val="20"/>
+              </w:rPr>
+            </w:pPr>
+            <w:r>
+              <w:rPr>
+                <w:bCs/>
                 <w:sz w:val="20"/>
                 <w:szCs w:val="20"/>
               </w:rPr>
@@ -17182,8 +15875,6 @@
       </w:pPr>
       <w:r>
         <w:t>Паспорта специальностей</w:t>
-        <w:br/>
-        <w:t/>
       </w:r>
     </w:p>
     <w:p>
@@ -17212,7 +15903,7 @@
         <w:widowControl w:val="0"/>
       </w:pPr>
       <w:r>
-        <w:t>Выбор темы исследования </w:t>
+        <w:t>Выбор темы исследования</w:t>
       </w:r>
     </w:p>
     <w:p>
@@ -17241,7 +15932,7 @@
         <w:widowControl w:val="0"/>
       </w:pPr>
       <w:r>
-        <w:t>Правила оформления научно-исследовательской работы </w:t>
+        <w:t>Правила оформления научно-исследовательской работы</w:t>
       </w:r>
     </w:p>
     <w:p>
@@ -17275,7 +15966,7 @@
           <w:color w:val="000000"/>
           <w:spacing w:val="3"/>
         </w:rPr>
-        <w:t>5. Формы текущего контроля успеваемости и проведения промежуточной аттестации </w:t>
+        <w:t>5. Формы текущего контроля успеваемости и проведения промежуточной аттестации</w:t>
       </w:r>
     </w:p>
     <w:p>
@@ -17309,7 +16000,7 @@
         <w:rPr>
           <w:b/>
         </w:rPr>
-        <w:t>6. Учебно-методическое и информационное обеспечение дисциплины </w:t>
+        <w:t>6. Учебно-методическое и информационное обеспечение дисциплины</w:t>
       </w:r>
     </w:p>
     <w:p>
@@ -17392,7 +16083,7 @@
           <w:bCs/>
           <w:i w:val="0"/>
         </w:rPr>
-        <w:t>Перечень </w:t>
+        <w:t>Перечень</w:t>
       </w:r>
       <w:r>
         <w:rPr>
@@ -17407,7 +16098,7 @@
           <w:bCs/>
           <w:i w:val="0"/>
         </w:rPr>
-        <w:t>, рекомендуемых для освоения дисциплины </w:t>
+        <w:t>, рекомендуемых для освоения дисциплины</w:t>
       </w:r>
     </w:p>
     <w:p>
@@ -17450,7 +16141,7 @@
               <w:jc w:val="center"/>
             </w:pPr>
             <w:r>
-              <w:t>Названия современных профессиональных баз данных и информационных справочных систем, </w:t>
+              <w:t>Названия современных профессиональных баз данных и информационных справочных систем,</w:t>
             </w:r>
           </w:p>
           <w:p>
@@ -17515,7 +16206,7 @@
                 <w:sz w:val="20"/>
                 <w:szCs w:val="20"/>
               </w:rPr>
-              <w:t>https://www.microsoft.com/ru-ru</w:t>
+              <w:t>https: //www.microsoft.com/ru-ru</w:t>
             </w:r>
           </w:p>
         </w:tc>
@@ -17549,7 +16240,7 @@
                 <w:sz w:val="20"/>
                 <w:szCs w:val="20"/>
               </w:rPr>
-              <w:t>https://www.microsoft.com/ru-ru</w:t>
+              <w:t>https: //www.microsoft.com/ru-ru</w:t>
             </w:r>
           </w:p>
         </w:tc>
@@ -17583,7 +16274,7 @@
                 <w:sz w:val="20"/>
                 <w:szCs w:val="20"/>
               </w:rPr>
-              <w:t>http://elibrary.ru/project_author_tools.asp </w:t>
+              <w:t>http: //elibrary.ru/project_author_tools.asp</w:t>
             </w:r>
           </w:p>
         </w:tc>
@@ -17617,7 +16308,7 @@
                 <w:sz w:val="20"/>
                 <w:szCs w:val="20"/>
               </w:rPr>
-              <w:t>https://link.springer.com/.</w:t>
+              <w:t>https: //link.springer.com/.</w:t>
             </w:r>
           </w:p>
         </w:tc>
@@ -17635,7 +16326,7 @@
                 <w:sz w:val="20"/>
                 <w:szCs w:val="20"/>
               </w:rPr>
-              <w:t>Web of Science Core Collection </w:t>
+              <w:t>Web of Science Core Collection</w:t>
             </w:r>
           </w:p>
         </w:tc>
@@ -17651,7 +16342,7 @@
                 <w:sz w:val="20"/>
                 <w:szCs w:val="20"/>
               </w:rPr>
-              <w:t>http://webofscience.com/.</w:t>
+              <w:t>http: //webofscience.com/.</w:t>
             </w:r>
           </w:p>
         </w:tc>
@@ -17728,7 +16419,7 @@
           <w:i w:val="0"/>
           <w:iCs w:val="0"/>
         </w:rPr>
-        <w:t>7.1. Перечень специальных аудиторий, кабинетов, лабораторий и пр., используемых при реализации дисциплины  с перечнем основного оборудования </w:t>
+        <w:t>7.1. Перечень специальных аудиторий, кабинетов, лабораторий и пр., используемых при реализации дисциплины с перечнем основного оборудования</w:t>
       </w:r>
     </w:p>
     <w:tbl>
@@ -17844,7 +16535,7 @@
                 <w:i w:val="0"/>
                 <w:iCs w:val="0"/>
               </w:rPr>
-              <w:t>Оснащенность помещения </w:t>
+              <w:t>Оснащенность помещения</w:t>
             </w:r>
           </w:p>
           <w:p>
@@ -17966,7 +16657,7 @@
                 <w:sz w:val="20"/>
                 <w:szCs w:val="20"/>
               </w:rPr>
-              <w:t>Компьютер Intel Core 2 Duo E8200(1);Компьютер WIN i3-550(2);Компьютер персональный i3-4170/21,5" PHILIPS 226V4LAB(1);МФУ hp Laser Jet Pro M1536dnf&lt;CE538A&gt;A4(1);Монитор 19" Acer(1);Монитор ASUS VA24DQ Black 23,8", шт(3);Сервисное устройство д\очистки Katun 3 м(1);Системный блок CRONA:i7 11700/DDR4 2*16GB/SSD 250Gb Samsung/HDD 1Tb/600W(3);Шкаф(ы) для хранения</w:t>
+              <w:t>Компьютер Intel Core 2 Duo E8200(1); Компьютер WIN i3-550(2); Компьютер персональный i3-4170/21, 5" PHILIPS 226V4LAB(1); МФУ hp Laser Jet Pro M1536dnf&lt;CE538A&gt;A4(1); Монитор 19" Acer(1); Монитор ASUS VA24DQ Black 23, 8", шт(3); Сервисное устройство д\очистки Katun 3 м(1); Системный блок CRONA: i7 11700/DDR4 2*16GB/SSD 250Gb Samsung/HDD 1Tb/600W(3); Шкаф(ы) для хранения</w:t>
             </w:r>
           </w:p>
         </w:tc>
@@ -17991,7 +16682,7 @@
                 <w:sz w:val="20"/>
                 <w:szCs w:val="20"/>
               </w:rPr>
-              <w:t>Помещения для хранения и профилактического обслуживания учебного оборудования </w:t>
+              <w:t>Помещения для хранения и профилактического обслуживания учебного оборудования</w:t>
             </w:r>
           </w:p>
         </w:tc>
@@ -18069,7 +16760,7 @@
                 <w:sz w:val="20"/>
                 <w:szCs w:val="20"/>
               </w:rPr>
-              <w:t>Компьютер Nettop Pegatron Walle L6 PV D-SUB(3);Системный блок UNIVERSAL D1(18);Столы, стулья</w:t>
+              <w:t>Компьютер Nettop Pegatron Walle L6 PV D-SUB(3); Системный блок UNIVERSAL D1(18); Столы, стулья</w:t>
             </w:r>
           </w:p>
         </w:tc>
@@ -18172,7 +16863,7 @@
                 <w:sz w:val="20"/>
                 <w:szCs w:val="20"/>
               </w:rPr>
-              <w:t>Компьютер Nettop Pegatron Walle L6 PV D-SUB(3);Системный блок UNIVERSAL D1(18);Столы, стулья</w:t>
+              <w:t>Компьютер Nettop Pegatron Walle L6 PV D-SUB(3); Системный блок UNIVERSAL D1(18); Столы, стулья</w:t>
             </w:r>
           </w:p>
         </w:tc>
@@ -18275,7 +16966,7 @@
                 <w:sz w:val="20"/>
                 <w:szCs w:val="20"/>
               </w:rPr>
-              <w:t>Компьютер Nettop Pegatron Walle L6 PV D-SUB(3);Системный блок UNIVERSAL D1(18);Столы, стулья</w:t>
+              <w:t>Компьютер Nettop Pegatron Walle L6 PV D-SUB(3); Системный блок UNIVERSAL D1(18); Столы, стулья</w:t>
             </w:r>
           </w:p>
         </w:tc>
@@ -18378,7 +17069,7 @@
                 <w:sz w:val="20"/>
                 <w:szCs w:val="20"/>
               </w:rPr>
-              <w:t>Компьютер Nettop Pegatron Walle L6 PV D-SUB(3);Системный блок UNIVERSAL D1(18);Столы, стулья</w:t>
+              <w:t>Компьютер Nettop Pegatron Walle L6 PV D-SUB(3); Системный блок UNIVERSAL D1(18); Столы, стулья</w:t>
             </w:r>
           </w:p>
         </w:tc>
@@ -18481,7 +17172,7 @@
                 <w:sz w:val="20"/>
                 <w:szCs w:val="20"/>
               </w:rPr>
-              <w:t>Компьютер Nettop Pegatron Walle L6 PV D-SUB(1);Настенный экран Master Picture 244x244 MW(1);Проектор Acer ProjectorP1203(1);мультимедиапроектор;Учебно-наглядные пособия по дисциплине,набор демонстрационного  оборудования; Столы, стулья; </w:t>
+              <w:t>Компьютер Nettop Pegatron Walle L6 PV D-SUB(1); Настенный экран Master Picture 244x244 MW(1); Проектор Acer ProjectorP1203(1); мультимедиапроектор; Учебно-наглядные пособия по дисциплине, набор демонстрационного оборудования; Столы, стулья;</w:t>
             </w:r>
           </w:p>
         </w:tc>
@@ -18584,7 +17275,7 @@
                 <w:sz w:val="20"/>
                 <w:szCs w:val="20"/>
               </w:rPr>
-              <w:t>Защитная RFID Система LSG405HF(1);Компьютер i3-3220 K1 BenQ 21,5"(2);Компьютер i3-3240 21.5" Acer(2);Компьютер ПК НИКС\i3-4170\21.5"(1);Компьютер персональный-неттоп Celeron J1900/4Gb(1);Контрольно-кассовая машина Пионер 114Ф с ФН(1);МФУ hp Laser Jet Pro M1132&lt;CE847A&gt;A4(1);Монитор  BENQ E 2210 HDA(1);Монитор  Beng(2);Монитор 21.5 "BenQ GW2265HM(1);Планшет DIGMA EVE 1806, 2GB, 32Gb, Windows 10черный(1);Принтер Laser Jet 1020(1);Сканер Plustek Optic Book 4800(1);Универсальная RFID станция книговыдачи/программирования меток(3);Чековый принтер АТОЛ RP-326-USE черный Rev.6(3);Ящик каталожный 40 ячеек(5);Доступ к электронной информационно-образовательной среде (Корпоративная информационная система УГНТУ); Доступ в интернет; </w:t>
+              <w:t>Защитная RFID Система LSG405HF(1); Компьютер i3-3220 K1 BenQ 21, 5"(2); Компьютер i3-3240 21.5" Acer(2); Компьютер ПК НИКС\i3-4170\21.5"(1); Компьютер персональный-неттоп Celeron J1900/4Gb(1); Контрольно-кассовая машина Пионер 114Ф с ФН(1); МФУ hp Laser Jet Pro M1132&lt;CE847A&gt;A4(1); Монитор BENQ E 2210 HDA(1); Монитор Beng(2); Монитор 21.5 "BenQ GW2265HM(1); Планшет DIGMA EVE 1806, 2GB, 32Gb, Windows 10черный(1); Принтер Laser Jet 1020(1); Сканер Plustek Optic Book 4800(1); Универсальная RFID станция книговыдачи/программирования меток(3); Чековый принтер АТОЛ RP-326-USE черный Rev.6(3); Ящик каталожный 40 ячеек(5); Доступ к электронной информационно-образовательной среде (Корпоративная информационная система УГНТУ); Доступ в интернет;</w:t>
             </w:r>
           </w:p>
         </w:tc>
@@ -18656,14 +17347,14 @@
           <w:i w:val="0"/>
           <w:iCs w:val="0"/>
         </w:rPr>
-        <w:t>7.2. Перечень лицензионного и свободно распространяемого </w:t>
+        <w:t>7.2. Перечень лицензионного и свободно распространяемого</w:t>
       </w:r>
       <w:r>
         <w:rPr>
           <w:b/>
           <w:i w:val="0"/>
         </w:rPr>
-        <w:t>программного обеспечения, используемых в учебном процессе при освоении дисциплины </w:t>
+        <w:t>программного обеспечения, используемых в учебном процессе при освоении дисциплины</w:t>
       </w:r>
     </w:p>
     <w:p>
@@ -18753,7 +17444,7 @@
               <w:jc w:val="center"/>
             </w:pPr>
             <w:r>
-              <w:t>(реквизиты лицензии,свидетельства о гос. регистрации и т.п., срок действия)</w:t>
+              <w:t>(реквизиты лицензии, свидетельства о гос. регистрации и т.п., срок действия)</w:t>
             </w:r>
           </w:p>
         </w:tc>
@@ -18870,7 +17561,7 @@
                 <w:sz w:val="20"/>
                 <w:szCs w:val="20"/>
               </w:rPr>
-              <w:t>Microsoft Office Professional Plus </w:t>
+              <w:t>Microsoft Office Professional Plus</w:t>
             </w:r>
           </w:p>
         </w:tc>
@@ -19066,7 +17757,7 @@
         <w:rPr>
           <w:b/>
         </w:rPr>
-        <w:t>СВЕДЕНИЯ </w:t>
+        <w:t>СВЕДЕНИЯ</w:t>
       </w:r>
     </w:p>
     <w:p>
@@ -19102,7 +17793,7 @@
           <w:bCs/>
           <w:color w:val="000000"/>
         </w:rPr>
-        <w:t>: </w:t>
+        <w:t>:</w:t>
       </w:r>
       <w:r>
         <w:rPr>
@@ -19134,7 +17825,7 @@
           <w:sz w:val="22"/>
           <w:szCs w:val="22"/>
         </w:rPr>
-        <w:t>Направление подготовки (специальность): </w:t>
+        <w:t>Направление подготовки (специальность):</w:t>
       </w:r>
       <w:r>
         <w:rPr>
@@ -19170,7 +17861,7 @@
           <w:sz w:val="22"/>
           <w:szCs w:val="22"/>
         </w:rPr>
-        <w:t>Направленность: </w:t>
+        <w:t>Направленность:</w:t>
       </w:r>
       <w:r>
         <w:rPr>
@@ -19206,7 +17897,7 @@
           <w:sz w:val="22"/>
           <w:szCs w:val="22"/>
         </w:rPr>
-        <w:t>Форма обучения: </w:t>
+        <w:t>Форма обучения:</w:t>
       </w:r>
       <w:r>
         <w:rPr>
@@ -19232,7 +17923,7 @@
           <w:sz w:val="22"/>
           <w:szCs w:val="22"/>
         </w:rPr>
-        <w:t>Кафедра, обеспечивающая преподавание дисциплины: </w:t>
+        <w:t>Кафедра, обеспечивающая преподавание дисциплины:</w:t>
       </w:r>
       <w:r>
         <w:rPr>
@@ -19366,7 +18057,7 @@
               <w:jc w:val="center"/>
             </w:pPr>
             <w:r>
-              <w:t>Адрес нахождения электронного </w:t>
+              <w:t>Адрес нахождения электронного</w:t>
             </w:r>
           </w:p>
           <w:p>
@@ -19395,7 +18086,7 @@
               <w:jc w:val="center"/>
             </w:pPr>
             <w:r>
-              <w:t>Коэффициент </w:t>
+              <w:t>Коэффициент</w:t>
             </w:r>
           </w:p>
           <w:p>
@@ -19902,7 +18593,7 @@
                 <w:sz w:val="20"/>
                 <w:szCs w:val="20"/>
               </w:rPr>
-              <w:t>Флах, П. Машинное обучение : наука и искусство построения алгоритмов, которые извлекают знания из данных / П. Флах ; пер. с англ. А. А. Слинкина. — Москва : ДМК Пресс, 2015. — 400 с.</w:t>
+              <w:t>Флах, П. Машинное обучение: наука и искусство построения алгоритмов, которые извлекают знания из данных / П. Флах; пер. с англ. А. А. Слинкина. — Москва: ДМК Пресс, 2015. — 400 с.</w:t>
             </w:r>
           </w:p>
         </w:tc>
@@ -19947,7 +18638,7 @@
                 <w:sz w:val="20"/>
                 <w:szCs w:val="20"/>
               </w:rPr>
-              <w:t>http://www.znanium.com</w:t>
+              <w:t>http: //www.znanium.com</w:t>
             </w:r>
           </w:p>
         </w:tc>
@@ -20023,7 +18714,7 @@
                 <w:sz w:val="20"/>
                 <w:szCs w:val="20"/>
               </w:rPr>
-              <w:t>Для изучения теории;Для выполнения СРО;</w:t>
+              <w:t>Для изучения теории; Для выполнения СРО;</w:t>
             </w:r>
           </w:p>
         </w:tc>
@@ -20112,7 +18803,7 @@
                 <w:sz w:val="20"/>
                 <w:szCs w:val="20"/>
               </w:rPr>
-              <w:t>Осовский, С. Нейронные сети для обработки информации : учебное пособие / С. Осовский ; пер. с польск. И. Д. Рудинского. — Москва : Финансы и статистика, 2002. — 344 с.</w:t>
+              <w:t>Осовский, С. Нейронные сети для обработки информации: учебное пособие / С. Осовский; пер. с польск. И. Д. Рудинского. — Москва: Финансы и статистика, 2002. — 344 с.</w:t>
             </w:r>
           </w:p>
         </w:tc>
@@ -20157,7 +18848,7 @@
                 <w:sz w:val="20"/>
                 <w:szCs w:val="20"/>
               </w:rPr>
-              <w:t>http://www.znanium.com</w:t>
+              <w:t>http: //www.znanium.com</w:t>
             </w:r>
           </w:p>
         </w:tc>
@@ -20322,7 +19013,7 @@
                 <w:sz w:val="20"/>
                 <w:szCs w:val="20"/>
               </w:rPr>
-              <w:t>Рассел, С. Искусственный интеллект : современный подход / С. Рассел, П. Норвиг ; пер. с англ. — 4-е изд. — Москва : Вильямс, 2022. — 1408 с.</w:t>
+              <w:t>Рассел, С. Искусственный интеллект: современный подход / С. Рассел, П. Норвиг; пер. с англ. — 4-е изд. — Москва: Вильямс, 2022. — 1408 с.</w:t>
             </w:r>
           </w:p>
         </w:tc>
@@ -20367,7 +19058,7 @@
                 <w:sz w:val="20"/>
                 <w:szCs w:val="20"/>
               </w:rPr>
-              <w:t>http://biblio-online.ru</w:t>
+              <w:t>http: //biblio-online.ru</w:t>
             </w:r>
           </w:p>
         </w:tc>
@@ -20401,7 +19092,7 @@
         <w:spacing w:before="120"/>
       </w:pPr>
       <w:r>
-        <w:t>Составил: </w:t>
+        <w:t>Составил:</w:t>
       </w:r>
     </w:p>
     <w:tbl>
@@ -20448,7 +19139,7 @@
     <w:p/>
     <w:p>
       <w:r>
-        <w:t>Год приема </w:t>
+        <w:t>Год приема</w:t>
       </w:r>
       <w:r>
         <w:rPr>
@@ -20457,7 +19148,7 @@
         <w:t>2022</w:t>
       </w:r>
       <w:r>
-        <w:t> г.</w:t>
+        <w:t>г.</w:t>
       </w:r>
     </w:p>
     <w:p>
@@ -20493,7 +19184,7 @@
         <w:rPr>
           <w:b/>
         </w:rPr>
-        <w:t>СВЕДЕНИЯ </w:t>
+        <w:t>СВЕДЕНИЯ</w:t>
       </w:r>
     </w:p>
     <w:p>
@@ -20525,7 +19216,7 @@
         <w:t>Наименование дисциплины</w:t>
       </w:r>
       <w:r>
-        <w:t>: </w:t>
+        <w:t>:</w:t>
       </w:r>
       <w:r>
         <w:rPr>
@@ -20577,7 +19268,7 @@
           <w:sz w:val="22"/>
           <w:szCs w:val="22"/>
         </w:rPr>
-        <w:t>Направление подготовки (специальность): </w:t>
+        <w:t>Направление подготовки (специальность):</w:t>
       </w:r>
       <w:r>
         <w:rPr>
@@ -20613,7 +19304,7 @@
           <w:sz w:val="22"/>
           <w:szCs w:val="22"/>
         </w:rPr>
-        <w:t>Направленность </w:t>
+        <w:t>Направленность</w:t>
       </w:r>
       <w:r>
         <w:rPr>
@@ -20649,7 +19340,7 @@
           <w:sz w:val="22"/>
           <w:szCs w:val="22"/>
         </w:rPr>
-        <w:t>Форма обучения </w:t>
+        <w:t>Форма обучения</w:t>
       </w:r>
       <w:r>
         <w:rPr>
@@ -20675,7 +19366,7 @@
           <w:sz w:val="22"/>
           <w:szCs w:val="22"/>
         </w:rPr>
-        <w:t>Кафедра, обеспечивающая преподавание дисциплины: </w:t>
+        <w:t>Кафедра, обеспечивающая преподавание дисциплины:</w:t>
       </w:r>
       <w:r>
         <w:rPr>
@@ -20801,7 +19492,7 @@
               <w:jc w:val="center"/>
             </w:pPr>
             <w:r>
-              <w:t>Адрес нахождения электронного </w:t>
+              <w:t>Адрес нахождения электронного</w:t>
             </w:r>
           </w:p>
           <w:p>
@@ -20830,7 +19521,7 @@
               <w:jc w:val="center"/>
             </w:pPr>
             <w:r>
-              <w:t>Коэффициент </w:t>
+              <w:t>Коэффициент</w:t>
             </w:r>
           </w:p>
           <w:p>
@@ -21331,7 +20022,7 @@
                 <w:sz w:val="20"/>
                 <w:szCs w:val="20"/>
               </w:rPr>
-              <w:t>Методические указания к выполнению лабораторных работ по дисциплине «Интеллектуальные системы» / УГНТУ, каф. ВТИК ; сост. Д. М. Зарипов. — Уфа : УГНТУ, 2023. — 64 с.</w:t>
+              <w:t>Методические указания к выполнению лабораторных работ по дисциплине «Интеллектуальные системы» / УГНТУ, каф. ВТИК; сост. Д. М. Зарипов. — Уфа: УГНТУ, 2023. — 64 с.</w:t>
             </w:r>
           </w:p>
         </w:tc>
@@ -21399,7 +20090,7 @@
                 <w:sz w:val="20"/>
                 <w:szCs w:val="20"/>
               </w:rPr>
-              <w:t>http://bibl.rusoil.net</w:t>
+              <w:t>http: //bibl.rusoil.net</w:t>
             </w:r>
           </w:p>
         </w:tc>
@@ -21540,7 +20231,7 @@
                 <w:sz w:val="20"/>
                 <w:szCs w:val="20"/>
               </w:rPr>
-              <w:t>Методические указания к практическим занятиям по дисциплине «Интеллектуальные системы» / УГНТУ, каф. ВТИК ; сост. Д. М. Зарипов. — Уфа : УГНТУ, 2023. — 48 с.</w:t>
+              <w:t>Методические указания к практическим занятиям по дисциплине «Интеллектуальные системы» / УГНТУ, каф. ВТИК; сост. Д. М. Зарипов. — Уфа: УГНТУ, 2023. — 48 с.</w:t>
             </w:r>
           </w:p>
         </w:tc>
@@ -21608,7 +20299,7 @@
                 <w:sz w:val="20"/>
                 <w:szCs w:val="20"/>
               </w:rPr>
-              <w:t>http://bibl.rusoil.net</w:t>
+              <w:t>http: //bibl.rusoil.net</w:t>
             </w:r>
           </w:p>
         </w:tc>
@@ -21662,7 +20353,7 @@
           <w:szCs w:val="16"/>
           <w:u w:val="single"/>
         </w:rPr>
-        <w:t>                                                  наименование </w:t>
+        <w:t>наименование</w:t>
       </w:r>
     </w:p>
     <w:p>
@@ -21713,7 +20404,7 @@
     </w:tbl>
     <w:p>
       <w:r>
-        <w:t>Год приема </w:t>
+        <w:t>Год приема</w:t>
       </w:r>
       <w:r>
         <w:rPr>
@@ -21722,7 +20413,7 @@
         <w:t>2022</w:t>
       </w:r>
       <w:r>
-        <w:t> г.</w:t>
+        <w:t>г.</w:t>
       </w:r>
     </w:p>
     <w:p>
@@ -21926,7 +20617,7 @@
           <w:sz w:val="20"/>
           <w:szCs w:val="20"/>
         </w:rPr>
-        <w:t>Направление подготовки (специальность): </w:t>
+        <w:t>Направление подготовки (специальность):</w:t>
       </w:r>
       <w:r>
         <w:rPr>
@@ -21961,7 +20652,7 @@
           <w:sz w:val="20"/>
           <w:szCs w:val="20"/>
         </w:rPr>
-        <w:t>Направленность: </w:t>
+        <w:t>Направленность:</w:t>
       </w:r>
       <w:r>
         <w:rPr>
@@ -21990,7 +20681,7 @@
           <w:sz w:val="20"/>
           <w:szCs w:val="20"/>
         </w:rPr>
-        <w:t>Уровень высшего образования: </w:t>
+        <w:t>Уровень высшего образования:</w:t>
       </w:r>
       <w:r>
         <w:rPr>
@@ -22025,7 +20716,7 @@
           <w:sz w:val="20"/>
           <w:szCs w:val="20"/>
         </w:rPr>
-        <w:t>Форма обучения: </w:t>
+        <w:t>Форма обучения:</w:t>
       </w:r>
       <w:r>
         <w:rPr>
@@ -22051,7 +20742,7 @@
           <w:sz w:val="20"/>
           <w:szCs w:val="20"/>
         </w:rPr>
-        <w:t>Кафедра, обеспечивающая преподавание дисциплины: </w:t>
+        <w:t>Кафедра, обеспечивающая преподавание дисциплины:</w:t>
       </w:r>
       <w:r>
         <w:rPr>
@@ -22075,7 +20766,7 @@
           <w:sz w:val="20"/>
           <w:szCs w:val="20"/>
         </w:rPr>
-        <w:t>Трудоемкость дисциплины: </w:t>
+        <w:t>Трудоемкость дисциплины:</w:t>
       </w:r>
       <w:r>
         <w:rPr>
@@ -22083,7 +20774,7 @@
           <w:color w:val="000000"/>
           <w:u w:val="single"/>
         </w:rPr>
-        <w:t>4 з.е.  (144час)</w:t>
+        <w:t>4 з.е. (144 часов)</w:t>
       </w:r>
     </w:p>
     <w:p>
@@ -22139,7 +20830,7 @@
           <w:bCs/>
           <w:color w:val="000000"/>
         </w:rPr>
-        <w:t>Уфа </w:t>
+        <w:t>Уфа</w:t>
       </w:r>
       <w:r>
         <w:t>2022</w:t>
@@ -22170,16 +20861,16 @@
         <w:rPr>
           <w:bCs/>
         </w:rPr>
-        <w:t>ФОС </w:t>
+        <w:t>ФОС</w:t>
       </w:r>
       <w:r>
-        <w:t>по текущей успеваемости и промежуточной аттестации по дисциплине </w:t>
+        <w:t>по текущей успеваемости и промежуточной аттестации по дисциплине</w:t>
       </w:r>
       <w:r>
         <w:rPr>
           <w:bCs/>
         </w:rPr>
-        <w:t> разработал (и):</w:t>
+        <w:t>разработал (и):</w:t>
       </w:r>
     </w:p>
     <w:p>
@@ -22332,20 +21023,20 @@
           <w:bCs/>
           <w:i w:val="0"/>
         </w:rPr>
-        <w:t>ФОС </w:t>
+        <w:t>ФОС</w:t>
       </w:r>
       <w:r>
         <w:rPr>
           <w:i w:val="0"/>
         </w:rPr>
-        <w:t>по текущей успеваемости и промежуточной аттестации по дисциплине </w:t>
+        <w:t>по текущей успеваемости и промежуточной аттестации по дисциплине</w:t>
       </w:r>
       <w:r>
         <w:rPr>
           <w:bCs/>
           <w:i w:val="0"/>
         </w:rPr>
-        <w:t>рассмотрен и одобрен на заседании кафедры Вычислительная техника и инженерная кибернетика (ВТИК);, обеспечивающей </w:t>
+        <w:t>рассмотрен и одобрен на заседании кафедры Вычислительная техника и инженерная кибернетика (ВТИК); , обеспечивающей</w:t>
       </w:r>
       <w:r>
         <w:rPr>
@@ -22388,7 +21079,7 @@
         <w:rPr>
           <w:bCs/>
         </w:rPr>
-        <w:t>Заведующий кафедрой Вычислительная техника и инженерная кибернетика (ВТИК); .. </w:t>
+        <w:t>Заведующий кафедрой Вычислительная техника и инженерная кибернетика (ВТИК).</w:t>
       </w:r>
     </w:p>
     <w:p>
@@ -22460,7 +21151,7 @@
         <w:rPr>
           <w:bCs/>
         </w:rPr>
-        <w:t>Заведующий кафедрой ВТИК .. </w:t>
+        <w:t>Заведующий кафедрой ВТИК.</w:t>
       </w:r>
     </w:p>
     <w:p>
@@ -22501,7 +21192,7 @@
         <w:rPr>
           <w:bCs/>
         </w:rPr>
-        <w:t>Год приема 2022 г. </w:t>
+        <w:t>Год приема 2022 г.</w:t>
       </w:r>
     </w:p>
     <w:p>
@@ -22540,7 +21231,7 @@
         <w:t>ФОС</w:t>
       </w:r>
       <w:r>
-        <w:t>по текущей успеваемости и промежуточной аттестации по дисциплине </w:t>
+        <w:t>по текущей успеваемости и промежуточной аттестации по дисциплине</w:t>
       </w:r>
     </w:p>
     <w:p>
@@ -22548,16 +21239,16 @@
         <w:jc w:val="both"/>
       </w:pPr>
       <w:r>
-        <w:t>зарегистрирован  </w:t>
+        <w:t>зарегистрирован</w:t>
       </w:r>
       <w:r>
         <w:rPr>
           <w:bCs/>
         </w:rPr>
-        <w:t>08.06.2022 </w:t>
+        <w:t>08.06.2022</w:t>
       </w:r>
       <w:r>
-        <w:t>№ </w:t>
+        <w:t>№</w:t>
       </w:r>
       <w:r>
         <w:rPr>
@@ -22567,7 +21258,7 @@
         <w:t>6</w:t>
       </w:r>
       <w:r>
-        <w:t>   в УРО и внесен в электронную базу данных</w:t>
+        <w:t>в УРО и внесен в электронную базу данных</w:t>
       </w:r>
     </w:p>
     <w:p>
@@ -22701,7 +21392,7 @@
               </w:rPr>
             </w:pPr>
             <w:r>
-              <w:t>Контролируемые разделы (темы) дисциплины </w:t>
+              <w:t>Контролируемые разделы (темы) дисциплины</w:t>
             </w:r>
           </w:p>
         </w:tc>
@@ -22761,7 +21452,7 @@
               <w:jc w:val="center"/>
             </w:pPr>
             <w:r>
-              <w:t>Показатели достижения результатов освоения компетенций </w:t>
+              <w:t>Показатели достижения результатов освоения компетенций</w:t>
             </w:r>
           </w:p>
         </w:tc>
@@ -22850,7 +21541,7 @@
               <w:jc w:val="center"/>
             </w:pPr>
             <w:r>
-              <w:t>Способен разрабатывать и применять методы системного анализа для определения требований к интеллектуальным системам</w:t>
+              <w:t>Способен разрабатывать и применять методы системного анализа для определения целей и задач интеллектуальных систем</w:t>
             </w:r>
           </w:p>
         </w:tc>
@@ -22967,7 +21658,7 @@
               <w:jc w:val="center"/>
             </w:pPr>
             <w:r>
-              <w:t>Способен разрабатывать прототипы интеллектуальных систем с использованием современных языков программирования и библиotecок</w:t>
+              <w:t>Способен разрабатывать и реализовывать алгоритмы машинного обучения на основе различных типов данных</w:t>
             </w:r>
           </w:p>
         </w:tc>
@@ -23084,7 +21775,7 @@
               <w:jc w:val="center"/>
             </w:pPr>
             <w:r>
-              <w:t>Способен проводить анализ данных для оптимизации работы интеллектуальных систем и повышения их эффективности</w:t>
+              <w:t>Способен применять искусственный интеллект для решения задач управления в сложных системах</w:t>
             </w:r>
           </w:p>
         </w:tc>
@@ -23201,7 +21892,7 @@
               <w:jc w:val="center"/>
             </w:pPr>
             <w:r>
-              <w:t>Способен обучать пользователей работе с интеллектуальными системами и решением возникающих задач</w:t>
+              <w:t>Способен разрабатывать и проводить обучение нейронным сетям, используя различные методы обучения</w:t>
             </w:r>
           </w:p>
         </w:tc>
@@ -23318,7 +22009,7 @@
               <w:jc w:val="center"/>
             </w:pPr>
             <w:r>
-              <w:t>Способен проводить регулярное обновление и модернизацию интеллектуальных систем для улучшения их функциональности</w:t>
+              <w:t>Способен анализировать и интерпретировать результаты работы интеллектуальных систем для принятия управленческих решений</w:t>
             </w:r>
           </w:p>
         </w:tc>
@@ -23435,7 +22126,7 @@
               <w:jc w:val="center"/>
             </w:pPr>
             <w:r>
-              <w:t>Способен разрабатывать и применять методы системного анализа для определения требований к интеллектуальным системам</w:t>
+              <w:t>Способен разрабатывать и применять методы системного анализа для определения целей и задач интеллектуальных систем</w:t>
             </w:r>
           </w:p>
         </w:tc>
@@ -23552,7 +22243,7 @@
               <w:jc w:val="center"/>
             </w:pPr>
             <w:r>
-              <w:t>Способен разрабатывать прототипы интеллектуальных систем с использованием современных языков программирования и библиotecок</w:t>
+              <w:t>Способен разрабатывать и реализовывать алгоритмы машинного обучения на основе различных типов данных</w:t>
             </w:r>
           </w:p>
         </w:tc>
@@ -23669,7 +22360,7 @@
               <w:jc w:val="center"/>
             </w:pPr>
             <w:r>
-              <w:t>Способен проводить анализ данных для оптимизации работы интеллектуальных систем и повышения их эффективности</w:t>
+              <w:t>Способен применять искусственный интеллект для решения задач управления в сложных системах</w:t>
             </w:r>
           </w:p>
         </w:tc>
@@ -23786,7 +22477,7 @@
               <w:jc w:val="center"/>
             </w:pPr>
             <w:r>
-              <w:t>Способен обучать пользователей работе с интеллектуальными системами и решением возникающих задач</w:t>
+              <w:t>Способен разрабатывать и проводить обучение нейронным сетям, используя различные методы обучения</w:t>
             </w:r>
           </w:p>
         </w:tc>
@@ -23903,7 +22594,7 @@
               <w:jc w:val="center"/>
             </w:pPr>
             <w:r>
-              <w:t>Способен проводить регулярное обновление и модернизацию интеллектуальных систем для улучшения их функциональности</w:t>
+              <w:t>Способен анализировать и интерпретировать результаты работы интеллектуальных систем для принятия управленческих решений</w:t>
             </w:r>
           </w:p>
         </w:tc>
@@ -24020,7 +22711,7 @@
               <w:jc w:val="center"/>
             </w:pPr>
             <w:r>
-              <w:t>Способен разрабатывать и применять методы системного анализа для определения требований к интеллектуальным системам</w:t>
+              <w:t>Способен разрабатывать и применять методы системного анализа для определения целей и задач интеллектуальных систем</w:t>
             </w:r>
           </w:p>
         </w:tc>
@@ -24137,7 +22828,7 @@
               <w:jc w:val="center"/>
             </w:pPr>
             <w:r>
-              <w:t>Способен разрабатывать прототипы интеллектуальных систем с использованием современных языков программирования и библиotecок</w:t>
+              <w:t>Способен разрабатывать и реализовывать алгоритмы машинного обучения на основе различных типов данных</w:t>
             </w:r>
           </w:p>
         </w:tc>
@@ -24254,7 +22945,7 @@
               <w:jc w:val="center"/>
             </w:pPr>
             <w:r>
-              <w:t>Способен проводить анализ данных для оптимизации работы интеллектуальных систем и повышения их эффективности</w:t>
+              <w:t>Способен применять искусственный интеллект для решения задач управления в сложных системах</w:t>
             </w:r>
           </w:p>
         </w:tc>
@@ -24371,7 +23062,7 @@
               <w:jc w:val="center"/>
             </w:pPr>
             <w:r>
-              <w:t>Способен обучать пользователей работе с интеллектуальными системами и решением возникающих задач</w:t>
+              <w:t>Способен разрабатывать и проводить обучение нейронным сетям, используя различные методы обучения</w:t>
             </w:r>
           </w:p>
         </w:tc>
@@ -24488,7 +23179,7 @@
               <w:jc w:val="center"/>
             </w:pPr>
             <w:r>
-              <w:t>Способен проводить регулярное обновление и модернизацию интеллектуальных систем для улучшения их функциональности</w:t>
+              <w:t>Способен анализировать и интерпретировать результаты работы интеллектуальных систем для принятия управленческих решений</w:t>
             </w:r>
           </w:p>
         </w:tc>
@@ -24635,7 +23326,7 @@
               <w:jc w:val="center"/>
             </w:pPr>
             <w:r>
-              <w:t>Краткая характеристика оценочного средства </w:t>
+              <w:t>Краткая характеристика оценочного средства</w:t>
             </w:r>
           </w:p>
         </w:tc>
@@ -24650,7 +23341,7 @@
               <w:jc w:val="center"/>
             </w:pPr>
             <w:r>
-              <w:t>Представление оценочного средства в фонде </w:t>
+              <w:t>Представление оценочного средства в фонде</w:t>
             </w:r>
           </w:p>
         </w:tc>
@@ -24833,7 +23524,7 @@
                 <w:sz w:val="18"/>
                 <w:szCs w:val="18"/>
               </w:rPr>
-              <w:t>» выставляется обучающемуся, если Доклад выполнен в установленное время, презентация соответствует содержанию доклада, в докладе отражены полученные результаты, выводы обоснованы и соответствуют цели и задачам  </w:t>
+              <w:t>» выставляется обучающемуся, если Доклад выполнен в установленное время, презентация соответствует содержанию доклада, в докладе отражены полученные результаты, выводы обоснованы и соответствуют цели и задачам</w:t>
             </w:r>
           </w:p>
           <w:p>
@@ -24867,7 +23558,7 @@
                 <w:sz w:val="18"/>
                 <w:szCs w:val="18"/>
               </w:rPr>
-              <w:t>» выставляется обучающемуся, если В докладе присутствует более 10 сорных слов, выводы носят описательный характер,  в презентации имеются орфографические и/или пункуационные ошибки    </w:t>
+              <w:t>» выставляется обучающемуся, если В докладе присутствует более 10 сорных слов, выводы носят описательный характер, в презентации имеются орфографические и/или пункуационные ошибки</w:t>
             </w:r>
           </w:p>
           <w:p>
@@ -24901,7 +23592,7 @@
                 <w:sz w:val="18"/>
                 <w:szCs w:val="18"/>
               </w:rPr>
-              <w:t>» выставляется обучающемуся, если Выводы не соответствуют заявленной цели,  доклад не раскрыл сущности работы, время доклада превысило установленный лимит</w:t>
+              <w:t>» выставляется обучающемуся, если Выводы не соответствуют заявленной цели, доклад не раскрыл сущности работы, время доклада превысило установленный лимит</w:t>
             </w:r>
           </w:p>
           <w:p>
@@ -25248,7 +23939,7 @@
               <w:ind w:right="22"/>
             </w:pPr>
             <w:r>
-              <w:t>Совокупность вопросов, заданий, упражнений, тестов для выполнения контрольных работ, домашних заданий, РГР и иных учебных работ.  Комплект билетов для текущей и промежуточной аттестации</w:t>
+              <w:t>Совокупность вопросов, заданий, упражнений, тестов для выполнения контрольных работ, домашних заданий, РГР и иных учебных работ. Комплект билетов для текущей и промежуточной аттестации</w:t>
             </w:r>
           </w:p>
         </w:tc>
@@ -25390,7 +24081,7 @@
                 <w:sz w:val="18"/>
                 <w:szCs w:val="18"/>
               </w:rPr>
-              <w:t>» выставляется обучающемуся, если Теоретическое содержание курса не освоено, необходимые практически навыки и умения не сформированы, выполненные учебные задания содержат грубые ошибки, дополнительная самостоятельная работа над курсом не приведет к существенному повышению качества выполнения учебных заданий. </w:t>
+              <w:t>» выставляется обучающемуся, если Теоретическое содержание курса не освоено, необходимые практически навыки и умения не сформированы, выполненные учебные задания содержат грубые ошибки, дополнительная самостоятельная работа над курсом не приведет к существенному повышению качества выполнения учебных заданий.</w:t>
             </w:r>
           </w:p>
         </w:tc>
@@ -25584,7 +24275,7 @@
                 <w:sz w:val="18"/>
                 <w:szCs w:val="18"/>
               </w:rPr>
-              <w:t>» выставляется обучающемуся, если Теоретическое содержание курса не освоено, необходимые практически навыки и умения не сформированы, выполненные учебные задания содержат грубые ошибки, дополнительная самостоятельная работа над курсом не приведет к существенному повышению качества выполнения учебных заданий. </w:t>
+              <w:t>» выставляется обучающемуся, если Теоретическое содержание курса не освоено, необходимые практически навыки и умения не сформированы, выполненные учебные задания содержат грубые ошибки, дополнительная самостоятельная работа над курсом не приведет к существенному повышению качества выполнения учебных заданий.</w:t>
             </w:r>
           </w:p>
         </w:tc>
@@ -25717,23 +24408,22 @@
           <w:bCs/>
           <w:iCs/>
         </w:rPr>
-        <w:t>1 Техническое задание и Акт внедрения </w:t>
+        <w:t xml:space="preserve">1 Техническое задание и Акт внедрения </w:t>
         <w:br/>
-        <w:t>2 Рецензия на ВКР, статью, диссертацию </w:t>
+        <w:t xml:space="preserve">2 Рецензия на ВКР, статью, диссертацию </w:t>
         <w:br/>
         <w:t>3 Научная новизна и практическая значимость ВКР</w:t>
         <w:br/>
-        <w:t>4 Отзыв научного руководителя  </w:t>
+        <w:t xml:space="preserve">4 Отзыв научного руководителя </w:t>
         <w:br/>
-        <w:t>5 Процедура "Антиплагиат"  </w:t>
+        <w:t xml:space="preserve">5 Процедура "Антиплагиат" </w:t>
         <w:br/>
-        <w:t>6 Нормоконтроль  </w:t>
+        <w:t xml:space="preserve">6 Нормоконтроль </w:t>
         <w:br/>
-        <w:t/>
         <w:br/>
         <w:t>Правила подготовки и оформления реферата:</w:t>
         <w:br/>
-        <w:t>Страницы текста и приложений должны соответствовать формату А4 (210 x 297). Выполнение реферата осуществляется машинописным способом на одной стороне листа белой бумаги через 1,5 интервала. Высота букв и цифр должна быть не менее 1,8 мм. (Обычно шрифт 14 Times New Roman Cyr). </w:t>
+        <w:t xml:space="preserve">Страницы текста и приложений должны соответствовать формату А4 (210 x 297). Выполнение реферата осуществляется машинописным способом на одной стороне листа белой бумаги через 1, 5 интервала. Высота букв и цифр должна быть не менее 1, 8 мм. (Обычно шрифт 14 Times New Roman Cyr). </w:t>
         <w:br/>
         <w:t>Текст реферата следует печатать, соблюдая следующие размеры полей: левое - 30 мм, правое - 10 мм, верхнее - 20 мм, нижнее - не менее 20 мм. При выполнении реферата необходимо соблюдать равномерную плотность, контрастность и четкость изображения, линии, буквы, цифры и знаки должны быть четкими, одинаково черными по всему тексту. Заголовки структурных элементов реферата и разделов основной части следует располагать в середине строки без точки в конце и печатать прописными буквами, не подчеркивая. От текста заголовки отделяются сверху и снизу тремя интервалами. Заголовки подразделов и пунктов следует начинать с абзацного отступа и печатать с прописной буквы вразрядку, не подчеркивая, без точки в конце. Если заголовок включает несколько предложений, их разделяют точками. Переносы слов в заголовках не допускаются.</w:t>
         <w:br/>
@@ -25759,13 +24449,8 @@
         <w:br/>
         <w:t>Реферат должен быть аккуратно оформлен. Приветствуется творческий подход при написании реферата (наличие иллюстраций, приложений и т.д.).</w:t>
         <w:br/>
-        <w:t/>
         <w:br/>
-        <w:t>Голубев, В. В. Методология научных исследований : методические рекомендации / В. В. Голубев, А. В. Кудрявцев, А. С. Фирсов. — Тверь : Тверская ГСХА, 2014. — 40 с. — Текст : электронный // Лань : электронно-библиотечная система. — URL: https://e.lanbook.com/book/134202 (дата обращения: 20.05.2021). — Режим доступа: для авториз. пользователей.</w:t>
-        <w:br/>
-        <w:t/>
-        <w:br/>
-        <w:t/>
+        <w:t>Голубев, В. В. Методология научных исследований: методические рекомендации / В. В. Голубев, А. В. Кудрявцев, А. С. Фирсов. — Тверь: Тверская ГСХА, 2014. — 40 с. — Текст: электронный // Лань: электронно-библиотечная система. — URL: https: //e.lanbook.com/book/134202 (дата обращения: 20.05.2021). — Режим доступа: для авториз. пользователей.</w:t>
       </w:r>
     </w:p>
     <w:p>
@@ -25819,9 +24504,8 @@
           <w:bCs/>
           <w:iCs/>
         </w:rPr>
-        <w:t>Доклад (сообщение) готовится по материалам своей собственной  выпускной квалификационной  работы бакалавра.</w:t>
+        <w:t>Доклад (сообщение) готовится по материалам своей собственной выпускной квалификационной работы бакалавра.</w:t>
         <w:br/>
-        <w:t/>
         <w:br/>
         <w:t>Этапы подготовки доклада:</w:t>
         <w:br/>
@@ -25841,7 +24525,6 @@
         <w:br/>
         <w:t>8. Выступление с докладом.</w:t>
         <w:br/>
-        <w:t/>
         <w:br/>
         <w:t>Композиционное оформление доклада – это его реальная речевая внешняя структура, в ней отражается соотношение частей выступления по их цели, стилистическим особенностям, по объёму, сочетанию рациональных и эмоциональных моментов, как правило, элементами композиции доклада являются: вступление, определение предмета выступления, изложение, заключение.</w:t>
         <w:br/>
@@ -25849,17 +24532,17 @@
         <w:br/>
         <w:t>Вступление должно содержать:</w:t>
         <w:br/>
-        <w:t>    название доклада;</w:t>
+        <w:t xml:space="preserve"> название доклада;</w:t>
         <w:br/>
-        <w:t>    сообщение основной идеи;</w:t>
+        <w:t xml:space="preserve"> сообщение основной идеи;</w:t>
         <w:br/>
-        <w:t>    современную оценку предмета изложения;</w:t>
+        <w:t xml:space="preserve"> современную оценку предмета изложения;</w:t>
         <w:br/>
-        <w:t>    краткое перечисление рассматриваемых вопросов;</w:t>
+        <w:t xml:space="preserve"> краткое перечисление рассматриваемых вопросов;</w:t>
         <w:br/>
-        <w:t>    интересную для слушателей форму изложения;</w:t>
+        <w:t xml:space="preserve"> интересную для слушателей форму изложения;</w:t>
         <w:br/>
-        <w:t>    акцентирование оригинальности подхода.</w:t>
+        <w:t xml:space="preserve"> акцентирование оригинальности подхода.</w:t>
         <w:br/>
         <w:t>Выступление состоит из следующих частей:</w:t>
         <w:br/>
@@ -25867,19 +24550,11 @@
         <w:br/>
         <w:t>Заключение - это чёткое обобщение и краткие выводы по излагаемой теме.</w:t>
         <w:br/>
-        <w:t/>
         <w:br/>
         <w:t>При оформлении доклада используйте только необходимые, относящиеся к теме рисунки и схемы. В конце сообщения (доклада) составьте список литературы, которой вы пользовались при подготовке. Прочитайте написанный текст заранее и постарайтесь его пересказать, выбирая самое основное. Говорите громко, отчётливо и не торопитесь. В особо важных местах делайте паузу или меняйте интонацию – это облегчит её восприятие для слушателей.</w:t>
         <w:br/>
-        <w:t/>
         <w:br/>
-        <w:t>Голубев, В. В. Методология научных исследований : методические рекомендации / В. В. Голубев, А. В. Кудрявцев, А. С. Фирсов. — Тверь : Тверская ГСХА, 2014. — 40 с. — Текст : электронный // Лань : электронно-библиотечная система. — URL: https://e.lanbook.com/book/134202 (дата обращения: 20.05.2021). — Режим доступа: для авториз. пользователей.</w:t>
-        <w:br/>
-        <w:t/>
-        <w:br/>
-        <w:t/>
-        <w:br/>
-        <w:t/>
+        <w:t>Голубев, В. В. Методология научных исследований: методические рекомендации / В. В. Голубев, А. В. Кудрявцев, А. С. Фирсов. — Тверь: Тверская ГСХА, 2014. — 40 с. — Текст: электронный // Лань: электронно-библиотечная система. — URL: https: //e.lanbook.com/book/134202 (дата обращения: 20.05.2021). — Режим доступа: для авториз. пользователей.</w:t>
       </w:r>
     </w:p>
     <w:p>
@@ -25933,23 +24608,22 @@
           <w:bCs/>
           <w:iCs/>
         </w:rPr>
-        <w:t>ЛР №1 Подготовка литературного обзора </w:t>
+        <w:t xml:space="preserve">ЛР №1 Подготовка литературного обзора </w:t>
         <w:br/>
-        <w:t>ЛР №2 Структурно-функциональное моделирование </w:t>
+        <w:t xml:space="preserve">ЛР №2 Структурно-функциональное моделирование </w:t>
         <w:br/>
         <w:t>ЛР №3 Подготовка презентации</w:t>
         <w:br/>
-        <w:t>ЛР №4 Подготовка к устному докладу </w:t>
+        <w:t xml:space="preserve">ЛР №4 Подготовка к устному докладу </w:t>
         <w:br/>
-        <w:t>ЛР №5 Подготовка автореферата по ВКР  </w:t>
+        <w:t xml:space="preserve">ЛР №5 Подготовка автореферата по ВКР </w:t>
         <w:br/>
-        <w:t>ЛР №6 Доклад на ITdays по материалам ВКР </w:t>
+        <w:t xml:space="preserve">ЛР №6 Доклад на ITdays по материалам ВКР </w:t>
         <w:br/>
         <w:t>ЛР №7 Выбор отечественного научного журнала</w:t>
         <w:br/>
-        <w:t>ЛР №8 Подготовка ВАКовской статьи </w:t>
+        <w:t xml:space="preserve">ЛР №8 Подготовка ВАКовской статьи </w:t>
         <w:br/>
-        <w:t/>
         <w:br/>
         <w:t>Процедура подготовки и выполнения лабораторной работы:</w:t>
         <w:br/>
@@ -25957,35 +24631,40 @@
         <w:br/>
         <w:t>Лабораторная работа выполняется студентом во время проведения лабораторного занятия в соответствии с утвержденным Календарным планом под руководством преподавателя. В это время преподаватель отвечает на все интересующие студента вопросы и помогает ему в проведении расчетов и анализе полученных результатов. Студенты, не получившие допуск к ЛР и пропустившие лабораторное занятие, могут выполнять ЛР на следующем лабораторном занятии или самостоятельно в свободное время. После окончания плановых сроков проведения лабораторных занятий преподаватель не консультирует студентов по порядку выполнения ЛР, а только проверяет отчеты и проводит собеседования по н</w:t>
         <w:br/>
-        <w:t>Отчет по ЛР должен быть представлен в сроки, не позже предусмотренных утвержденным календарным планом проведения практических и лабораторных занятий. В этом случае отчет по ЛР считается сданным в срок, в противном ? с опозданием.</w:t>
+        <w:t>Отчет по ЛР должен быть представлен в сроки, не позже предусмотренных утвержденным календарным планом проведения практических и лабораторных занятий. В этом случае отчет по ЛР считается сданным в срок, в противном? с опозданием.</w:t>
         <w:br/>
-        <w:t>Защита отчета по ЛР проводится только в тех случаях, когда у преподавателя возникли вопросы по его оформлению или содержанию. В случае, если отчет соответствует установленным требованиям к оформлению и содержанию отчета по ЛР, защищать его не нужно. </w:t>
+        <w:t xml:space="preserve">Защита отчета по ЛР проводится только в тех случаях, когда у преподавателя возникли вопросы по его оформлению или содержанию. В случае, если отчет соответствует установленным требованиям к оформлению и содержанию отчета по ЛР, защищать его не нужно. </w:t>
         <w:br/>
-        <w:t>Студент должен доказать преподавателю, что работа выполнена им самостоятельно, для чего ему будет необходимо ответить на вопросы преподавателя по содержанию отчета. Если студент не сумеет ответить на вопросы, преподаватель может не только не принять отчет по ЛР, но и сменить вариант задания на ЛР. Если студент сумеет доказать преподавателю, что работа выполнена им самостоятельно, студент должен защитить отчет, ответив на вопросы преподавателя по теме лабораторной работы. </w:t>
+        <w:t xml:space="preserve">Студент должен доказать преподавателю, что работа выполнена им самостоятельно, для чего ему будет необходимо ответить на вопросы преподавателя по содержанию отчета. Если студент не сумеет ответить на вопросы, преподаватель может не только не принять отчет по ЛР, но и сменить вариант задания на ЛР. Если студент сумеет доказать преподавателю, что работа выполнена им самостоятельно, студент должен защитить отчет, ответив на вопросы преподавателя по теме лабораторной работы. </w:t>
         <w:br/>
-        <w:t>Требования к оформлению отчета </w:t>
+        <w:t xml:space="preserve">Требования к оформлению отчета </w:t>
         <w:br/>
-        <w:t>1.	На титульном листе в обязательном порядке должны быть указаны: группа, ФИО студента, тема ЛР, номер варианта </w:t>
+        <w:t>1.</w:t>
+        <w:tab/>
+        <w:t xml:space="preserve">На титульном листе в обязательном порядке должны быть указаны: группа, ФИО студента, тема ЛР, номер варианта </w:t>
         <w:br/>
-        <w:t>2.	Отчет должен быть оформлен на листах бумаги формата А4 </w:t>
+        <w:t>2.</w:t>
+        <w:tab/>
+        <w:t xml:space="preserve">Отчет должен быть оформлен на листах бумаги формата А4 </w:t>
         <w:br/>
-        <w:t>3.	Отчеты могут быть написаны от руки, но лучше, если они будут набраны в текстовом процессоре MS Word </w:t>
+        <w:t>3.</w:t>
+        <w:tab/>
+        <w:t xml:space="preserve">Отчеты могут быть написаны от руки, но лучше, если они будут набраны в текстовом процессоре MS Word </w:t>
         <w:br/>
-        <w:t>4.	Отчет должен быть подписан студентом (с указанием даты), выполнившим его. </w:t>
+        <w:t>4.</w:t>
+        <w:tab/>
+        <w:t xml:space="preserve">Отчет должен быть подписан студентом (с указанием даты), выполнившим его. </w:t>
         <w:br/>
-        <w:t>5.	Отчет должен заканчиваться выводом, в котором кратко формулируется основной результат работы.</w:t>
+        <w:t>5.</w:t>
+        <w:tab/>
+        <w:t>Отчет должен заканчиваться выводом, в котором кратко формулируется основной результат работы.</w:t>
         <w:br/>
-        <w:t>6.	Отчеты по лабораторным работам, не удовлетворяющие указанным выше требованиям, не принимаются к рассмотрению.</w:t>
+        <w:t>6.</w:t>
+        <w:tab/>
+        <w:t>Отчеты по лабораторным работам, не удовлетворяющие указанным выше требованиям, не принимаются к рассмотрению.</w:t>
         <w:br/>
-        <w:t/>
         <w:br/>
-        <w:t>Компьютерное моделирование : учебно-методические указания к выполнению лабо-раторных работ / УГНТУ, каф. ВТИК ; сост. Ф. У. Еникеев. - Уфа : УГНТУ, 2017. - 3,33 Мб. - URL: http://bibl.rusoil.net/base_docs/UGNTU/VTIK/Enikeev.pdf. - Текст : электронный.</w:t>
-        <w:br/>
-        <w:t/>
-        <w:br/>
-        <w:t/>
-        <w:br/>
-        <w:t/>
+        <w:t>Компьютерное моделирование: учебно-методические указания к выполнению лабо-раторных работ / УГНТУ, каф. ВТИК; сост. Ф. У. Еникеев. - Уфа: УГНТУ, 2017. - 3, 33 Мб. - URL: http: //bibl.rusoil.net/base_docs/UGNTU/VTIK/Enikeev.pdf. - Текст: электронный.</w:t>
       </w:r>
     </w:p>
     <w:p>
@@ -26039,21 +24718,17 @@
           <w:bCs/>
           <w:iCs/>
         </w:rPr>
-        <w:t>1 Выбор паспорта специальности и ключевых слов </w:t>
+        <w:t xml:space="preserve">1 Выбор паспорта специальности и ключевых слов </w:t>
         <w:br/>
-        <w:t>2 Литературный обзор публикаций научного руководителя </w:t>
+        <w:t xml:space="preserve">2 Литературный обзор публикаций научного руководителя </w:t>
         <w:br/>
-        <w:t>3 Оформление результатов научных исследований  </w:t>
+        <w:t xml:space="preserve">3 Оформление результатов научных исследований </w:t>
         <w:br/>
-        <w:t>4 Формулировка цели, основных задач и выводов </w:t>
+        <w:t xml:space="preserve">4 Формулировка цели, основных задач и выводов </w:t>
         <w:br/>
-        <w:t>5 Поиск автореферата кандидатской диссертации </w:t>
+        <w:t xml:space="preserve">5 Поиск автореферата кандидатской диссертации </w:t>
         <w:br/>
-        <w:t>6 Выбор Диссертационного совета </w:t>
-        <w:br/>
-        <w:t/>
-        <w:br/>
-        <w:t/>
+        <w:t>6 Выбор Диссертационного совета</w:t>
       </w:r>
     </w:p>
     <w:p>
@@ -26109,7 +24784,7 @@
           <w:sz w:val="28"/>
           <w:szCs w:val="28"/>
         </w:rPr>
-        <w:t>Аннотация к рабочей программе дисциплины </w:t>
+        <w:t>Аннотация к рабочей программе дисциплины</w:t>
       </w:r>
     </w:p>
     <w:p>
@@ -26158,7 +24833,7 @@
           <w:bCs/>
           <w:color w:val="000000"/>
         </w:rPr>
-        <w:t>Направление подготовки (специальность): </w:t>
+        <w:t>Направление подготовки (специальность):</w:t>
       </w:r>
       <w:r>
         <w:rPr>
@@ -26200,7 +24875,7 @@
           <w:bCs/>
           <w:color w:val="000000"/>
         </w:rPr>
-        <w:t>Направленность: </w:t>
+        <w:t>Направленность:</w:t>
       </w:r>
       <w:r>
         <w:rPr>
@@ -26241,7 +24916,7 @@
         </w:rPr>
       </w:pPr>
       <w:r>
-        <w:t>Уровень высшего образования: </w:t>
+        <w:t>Уровень высшего образования:</w:t>
       </w:r>
       <w:r>
         <w:rPr>
@@ -26289,7 +24964,7 @@
         <w:rPr>
           <w:bCs/>
         </w:rPr>
-        <w:t>Форма обучения: </w:t>
+        <w:t>Форма обучения:</w:t>
       </w:r>
       <w:r>
         <w:rPr>
@@ -26328,7 +25003,7 @@
         <w:rPr>
           <w:bCs/>
         </w:rPr>
-        <w:t>Кафедра, обеспечивающая преподавание дисциплины: </w:t>
+        <w:t>Кафедра, обеспечивающая преподавание дисциплины:</w:t>
       </w:r>
       <w:r>
         <w:rPr>
@@ -26409,19 +25084,17 @@
               <w:rPr>
                 <w:bCs/>
               </w:rPr>
-              <w:t> ПК-3 Способен разрабатывать технические описания и руководства, готовить конспекты и проводить занятия по обучению работников применению программно-методических комплексов, используемых на предприятии:</w:t>
+              <w:t>ПК-3 Способен разрабатывать технические описания и руководства, готовить конспекты и проводить занятия по обучению работников применению программно-методических комплексов, используемых на предприятии:</w:t>
               <w:br/>
-              <w:t>  -ПК-3.1 Составляет руководства пользователя программным продуктом</w:t>
+              <w:t xml:space="preserve"> -ПК-3.1 Составляет руководства пользователя программным продуктом</w:t>
               <w:br/>
-              <w:t>  -ПК-3.2 Согласовывает регламенты разработки технической документации по использованию программного средства</w:t>
+              <w:t xml:space="preserve"> -ПК-3.2 Согласовывает регламенты разработки технической документации по использованию программного средства</w:t>
               <w:br/>
-              <w:t>  -ПК-3.3 Готовит описания методик разработки компонентов программных комплексов, используемых на предприятии</w:t>
+              <w:t xml:space="preserve"> -ПК-3.3 Готовит описания методик разработки компонентов программных комплексов, используемых на предприятии</w:t>
               <w:br/>
-              <w:t>  -ПК-3.4 Готовит описания методик применения программных комплексов, используемых на предприятии</w:t>
+              <w:t xml:space="preserve"> -ПК-3.4 Готовит описания методик применения программных комплексов, используемых на предприятии</w:t>
               <w:br/>
-              <w:t>  -ПК-3.5 Проводит консультирование работников по использованию программно-методических комплексов предприятия</w:t>
-              <w:br/>
-              <w:t/>
+              <w:t xml:space="preserve"> -ПК-3.5 Проводит консультирование работников по использованию программно-методических комплексов предприятия</w:t>
             </w:r>
           </w:p>
           <w:p>
@@ -26443,25 +25116,23 @@
               <w:rPr>
                 <w:bCs/>
               </w:rPr>
-              <w:t> ПК-5 Способен подбирать средства проектирования и производить функциональное и логическое проектирование систем среднего и крупного масштаба и сложности:</w:t>
+              <w:t>ПК-5 Способен подбирать средства проектирования и производить функциональное и логическое проектирование систем среднего и крупного масштаба и сложности:</w:t>
               <w:br/>
-              <w:t>  -ПК-5.1 Использует теоретические методики целеполагания для программных систем</w:t>
+              <w:t xml:space="preserve"> -ПК-5.1 Использует теоретические методики целеполагания для программных систем</w:t>
               <w:br/>
-              <w:t>  -ПК-5.2 Оформляет технические задания на разработку программных средств с описанием функционирования системы</w:t>
+              <w:t xml:space="preserve"> -ПК-5.2 Оформляет технические задания на разработку программных средств с описанием функционирования системы</w:t>
               <w:br/>
-              <w:t>  -ПК-5.3 Разрабатывает технико-экономические обоснования создания программных комплексов</w:t>
+              <w:t xml:space="preserve"> -ПК-5.3 Разрабатывает технико-экономические обоснования создания программных комплексов</w:t>
               <w:br/>
-              <w:t>  -ПК-5.4 Производит декомпозицию системы на подфункции, проводит описание каждой функции</w:t>
+              <w:t xml:space="preserve"> -ПК-5.4 Производит декомпозицию системы на подфункции, проводит описание каждой функции</w:t>
               <w:br/>
-              <w:t>  -ПК-5.5 Формулирует требования к результатам аналитических работ в рамках системы</w:t>
+              <w:t xml:space="preserve"> -ПК-5.5 Формулирует требования к результатам аналитических работ в рамках системы</w:t>
               <w:br/>
-              <w:t>  -ПК-5.6 Подбирает средства проектирования систем среднего и крупного масштаба сложности</w:t>
+              <w:t xml:space="preserve"> -ПК-5.6 Подбирает средства проектирования систем среднего и крупного масштаба сложности</w:t>
               <w:br/>
-              <w:t>  -ПК-5.7 Строит логические модели систем среднего и крупного масштаба сложности</w:t>
+              <w:t xml:space="preserve"> -ПК-5.7 Строит логические модели систем среднего и крупного масштаба сложности</w:t>
               <w:br/>
-              <w:t>  -ПК-5.8 Описывает порядок работ по созданию и сдаче системы, построенной по техническому заданию</w:t>
-              <w:br/>
-              <w:t/>
+              <w:t xml:space="preserve"> -ПК-5.8 Описывает порядок работ по созданию и сдаче системы, построенной по техническому заданию</w:t>
             </w:r>
           </w:p>
           <w:p>
@@ -26483,23 +25154,21 @@
               <w:rPr>
                 <w:bCs/>
               </w:rPr>
-              <w:t> ПК-7 Способен производить сбор, систематизацию, классификацию и анализ информации, относящейся к изучаемой предметной области:</w:t>
+              <w:t>ПК-7 Способен производить сбор, систематизацию, классификацию и анализ информации, относящейся к изучаемой предметной области:</w:t>
               <w:br/>
-              <w:t>  -ПК-7.1 Выполняет сбор информации по предметной области исследования</w:t>
+              <w:t xml:space="preserve"> -ПК-7.1 Выполняет сбор информации по предметной области исследования</w:t>
               <w:br/>
-              <w:t>  -ПК-7.2 Применяет статистические методы систематизации и классификации информации, относящейся к предметной области</w:t>
+              <w:t xml:space="preserve"> -ПК-7.2 Применяет статистические методы систематизации и классификации информации, относящейся к предметной области</w:t>
               <w:br/>
-              <w:t>  -ПК-7.3 Определяет цель и задачи исследования</w:t>
+              <w:t xml:space="preserve"> -ПК-7.3 Определяет цель и задачи исследования</w:t>
               <w:br/>
-              <w:t>  -ПК-7.4 Применяет нормативную документацию, относящуюся к изучаемой теме</w:t>
+              <w:t xml:space="preserve"> -ПК-7.4 Применяет нормативную документацию, относящуюся к изучаемой теме</w:t>
               <w:br/>
-              <w:t>  -ПК-7.5 Применяет методы анализа научно-технической информации</w:t>
+              <w:t xml:space="preserve"> -ПК-7.5 Применяет методы анализа научно-технической информации</w:t>
               <w:br/>
-              <w:t>  -ПК-7.6 Формирует рекомендации по внедрению результатов исследований и разработок</w:t>
+              <w:t xml:space="preserve"> -ПК-7.6 Формирует рекомендации по внедрению результатов исследований и разработок</w:t>
               <w:br/>
-              <w:t>  -ПК-7.7 Делает выводы по результатам произведённых исследований и разработок</w:t>
-              <w:br/>
-              <w:t/>
+              <w:t xml:space="preserve"> -ПК-7.7 Делает выводы по результатам произведённых исследований и разработок</w:t>
             </w:r>
           </w:p>
           <w:p>
@@ -26521,21 +25190,19 @@
               <w:rPr>
                 <w:bCs/>
               </w:rPr>
-              <w:t> ПК-8 Способен оформлять результаты выполненной работы в форме отчетов и презентаций, представлять материал в виде публичных выступлений и печатных публикаций:</w:t>
+              <w:t>ПК-8 Способен оформлять результаты выполненной работы в форме отчетов и презентаций, представлять материал в виде публичных выступлений и печатных публикаций:</w:t>
               <w:br/>
-              <w:t>  -ПК-8.1 Применяет программные средства для оформления результатов выполненной работы</w:t>
+              <w:t xml:space="preserve"> -ПК-8.1 Применяет программные средства для оформления результатов выполненной работы</w:t>
               <w:br/>
-              <w:t>  -ПК-8.2 Составляет проекты календарных планов работ</w:t>
+              <w:t xml:space="preserve"> -ПК-8.2 Составляет проекты календарных планов работ</w:t>
               <w:br/>
-              <w:t>  -ПК-8.3 Формирует программу представления результатов отдельных элементов научно-исследовательских и опытно-конструкторских работ</w:t>
+              <w:t xml:space="preserve"> -ПК-8.3 Формирует программу представления результатов отдельных элементов научно-исследовательских и опытно-конструкторских работ</w:t>
               <w:br/>
-              <w:t>  -ПК-8.4 Оформляет результаты выполненных работ в виде отчётов, презентаций, видеороликов</w:t>
+              <w:t xml:space="preserve"> -ПК-8.4 Оформляет результаты выполненных работ в виде отчётов, презентаций, видеороликов</w:t>
               <w:br/>
-              <w:t>  -ПК-8.5 Публикует промежуточные результаты исследования в виде тезисов докладов на научно-практических конференциях</w:t>
+              <w:t xml:space="preserve"> -ПК-8.5 Публикует промежуточные результаты исследования в виде тезисов докладов на научно-практических конференциях</w:t>
               <w:br/>
-              <w:t>  -ПК-8.6 Готовит к публикации результаты завершённых работ в виде научных статей</w:t>
-              <w:br/>
-              <w:t/>
+              <w:t xml:space="preserve"> -ПК-8.6 Готовит к публикации результаты завершённых работ в виде научных статей</w:t>
             </w:r>
           </w:p>
         </w:tc>
@@ -26647,7 +25314,7 @@
               <w:rPr>
                 <w:bCs/>
               </w:rPr>
-              <w:t>ПК-7- Порядок подготовки научных и научно-педагогических кадров в России </w:t>
+              <w:t>ПК-7- Порядок подготовки научных и научно-педагогических кадров в России</w:t>
             </w:r>
           </w:p>
           <w:p>
@@ -26923,7 +25590,7 @@
               </w:rPr>
             </w:pPr>
             <w:r>
-              <w:t>Организация научно-исследовательской работы в России; Этапы научного исследования; Методология научных исследований; </w:t>
+              <w:t>Организация научно-исследовательской работы в России; Этапы научного исследования; Методология научных исследований;</w:t>
             </w:r>
           </w:p>
         </w:tc>
@@ -26971,7 +25638,7 @@
               </w:rPr>
             </w:pPr>
             <w:r>
-              <w:t>4 з.е.  (144час)</w:t>
+              <w:t>4 з.е. (144 часов)</w:t>
             </w:r>
           </w:p>
         </w:tc>
@@ -27163,7 +25830,7 @@
           <w:i w:val="0"/>
           <w:iCs w:val="0"/>
         </w:rPr>
-        <w:t>Заведующий кафедрой ВТИК .. </w:t>
+        <w:t>Заведующий кафедрой ВТИК.</w:t>
       </w:r>
     </w:p>
     <w:sectPr>

--- a/output_rpd.docx
+++ b/output_rpd.docx
@@ -1767,7 +1767,7 @@
               <w:rPr>
                 <w:bCs/>
               </w:rPr>
-              <w:t>Способен разрабатывать и реализовывать алгоритмы машинного обучения на основе различных типов данных</w:t>
+              <w:t>Способен разрабатывать и реализовывать алгоритмы машинного обучения для решения задач в реальном времени</w:t>
             </w:r>
           </w:p>
         </w:tc>
@@ -1848,7 +1848,7 @@
               <w:rPr>
                 <w:bCs/>
               </w:rPr>
-              <w:t>Способен применять искусственный интеллект для решения задач управления в сложных системах</w:t>
+              <w:t>Способен применять искусственный интеллект для автоматизации процессов управления в сложных системах</w:t>
             </w:r>
           </w:p>
         </w:tc>
@@ -1929,7 +1929,7 @@
               <w:rPr>
                 <w:bCs/>
               </w:rPr>
-              <w:t>Способен разрабатывать и проводить обучение нейронным сетям, используя различные методы обучения</w:t>
+              <w:t>Способен разрабатывать и проводить обучение нейронным сетям на основе доступных данных</w:t>
             </w:r>
           </w:p>
         </w:tc>
@@ -2511,7 +2511,7 @@
               <w:rPr>
                 <w:bCs/>
               </w:rPr>
-              <w:t>ОПК-1.1 Способен разрабатывать и реализовывать алгоритмы машинного обучения на основе различных типов данных</w:t>
+              <w:t>ОПК-1.1 Способен разрабатывать и реализовывать алгоритмы машинного обучения для решения задач в реальном вре</w:t>
             </w:r>
           </w:p>
         </w:tc>
@@ -2548,7 +2548,7 @@
               <w:rPr>
                 <w:bCs/>
               </w:rPr>
-              <w:t>Знать: Основные методы и алгоритмы интеллектуальных систем (ОПК-1: Способен разрабатывать и реализовывать алгоритмы машинного обучения на)</w:t>
+              <w:t>Знать: Основные методы и алгоритмы интеллектуальных систем (ОПК-1: Способен разрабатывать и реализовывать алгоритмы машинного обучения дл)</w:t>
             </w:r>
           </w:p>
         </w:tc>
@@ -2609,7 +2609,7 @@
               <w:rPr>
                 <w:bCs/>
               </w:rPr>
-              <w:t>ОПК-1.1 Способен разрабатывать и реализовывать алгоритмы машинного обучения на основе различных типов данных</w:t>
+              <w:t>ОПК-1.1 Способен разрабатывать и реализовывать алгоритмы машинного обучения для решения задач в реальном вре</w:t>
             </w:r>
           </w:p>
         </w:tc>
@@ -2646,7 +2646,7 @@
               <w:rPr>
                 <w:bCs/>
               </w:rPr>
-              <w:t>Уметь: Применять методы машинного обучения для решения задач (ОПК-1: Способен разрабатывать и реализовывать алгоритмы машинного обучения на)</w:t>
+              <w:t>Уметь: Применять методы машинного обучения для решения задач (ОПК-1: Способен разрабатывать и реализовывать алгоритмы машинного обучения дл)</w:t>
             </w:r>
           </w:p>
         </w:tc>
@@ -2707,7 +2707,7 @@
               <w:rPr>
                 <w:bCs/>
               </w:rPr>
-              <w:t>ОПК-1.1 Способен разрабатывать и реализовывать алгоритмы машинного обучения на основе различных типов данных</w:t>
+              <w:t>ОПК-1.1 Способен разрабатывать и реализовывать алгоритмы машинного обучения для решения задач в реальном вре</w:t>
             </w:r>
           </w:p>
         </w:tc>
@@ -2744,7 +2744,7 @@
               <w:rPr>
                 <w:bCs/>
               </w:rPr>
-              <w:t>Владеть: Навыками разработки и оценки интеллектуальных систем (ОПК-1: Способен разрабатывать и реализовывать алгоритмы машинного обучения на)</w:t>
+              <w:t>Владеть: Навыками разработки и оценки интеллектуальных систем (ОПК-1: Способен разрабатывать и реализовывать алгоритмы машинного обучения дл)</w:t>
             </w:r>
           </w:p>
         </w:tc>
@@ -2805,7 +2805,7 @@
               <w:rPr>
                 <w:bCs/>
               </w:rPr>
-              <w:t>ОПК-2.1 Способен применять искусственный интеллект для решения задач управления в сложных системах</w:t>
+              <w:t>ОПК-2.1 Способен применять искусственный интеллект для автоматизации процессов управления в сложных системах</w:t>
             </w:r>
           </w:p>
         </w:tc>
@@ -2842,7 +2842,7 @@
               <w:rPr>
                 <w:bCs/>
               </w:rPr>
-              <w:t>Знать: Основные методы и алгоритмы интеллектуальных систем (ОПК-2: Способен применять искусственный интеллект для решения задач управлени)</w:t>
+              <w:t>Знать: Основные методы и алгоритмы интеллектуальных систем (ОПК-2: Способен применять искусственный интеллект для автоматизации процессов)</w:t>
             </w:r>
           </w:p>
         </w:tc>
@@ -2903,7 +2903,7 @@
               <w:rPr>
                 <w:bCs/>
               </w:rPr>
-              <w:t>ОПК-2.1 Способен применять искусственный интеллект для решения задач управления в сложных системах</w:t>
+              <w:t>ОПК-2.1 Способен применять искусственный интеллект для автоматизации процессов управления в сложных системах</w:t>
             </w:r>
           </w:p>
         </w:tc>
@@ -2940,7 +2940,7 @@
               <w:rPr>
                 <w:bCs/>
               </w:rPr>
-              <w:t>Уметь: Применять методы машинного обучения для решения задач (ОПК-2: Способен применять искусственный интеллект для решения задач управлени)</w:t>
+              <w:t>Уметь: Применять методы машинного обучения для решения задач (ОПК-2: Способен применять искусственный интеллект для автоматизации процессов)</w:t>
             </w:r>
           </w:p>
         </w:tc>
@@ -3001,7 +3001,7 @@
               <w:rPr>
                 <w:bCs/>
               </w:rPr>
-              <w:t>ОПК-2.1 Способен применять искусственный интеллект для решения задач управления в сложных системах</w:t>
+              <w:t>ОПК-2.1 Способен применять искусственный интеллект для автоматизации процессов управления в сложных системах</w:t>
             </w:r>
           </w:p>
         </w:tc>
@@ -3038,7 +3038,7 @@
               <w:rPr>
                 <w:bCs/>
               </w:rPr>
-              <w:t>Владеть: Навыками разработки и оценки интеллектуальных систем (ОПК-2: Способен применять искусственный интеллект для решения задач управлени)</w:t>
+              <w:t>Владеть: Навыками разработки и оценки интеллектуальных систем (ОПК-2: Способен применять искусственный интеллект для автоматизации процессов)</w:t>
             </w:r>
           </w:p>
         </w:tc>
@@ -3099,7 +3099,7 @@
               <w:rPr>
                 <w:bCs/>
               </w:rPr>
-              <w:t>ПК-1.1 Способен разрабатывать и проводить обучение нейронным сетям, используя различные методы обучения</w:t>
+              <w:t>ПК-1.1 Способен разрабатывать и проводить обучение нейронным сетям на основе доступных данных</w:t>
             </w:r>
           </w:p>
         </w:tc>
@@ -3136,7 +3136,7 @@
               <w:rPr>
                 <w:bCs/>
               </w:rPr>
-              <w:t>Знать: Основные методы и алгоритмы интеллектуальных систем (ПК-1: Способен разрабатывать и проводить обучение нейронным сетям, используя)</w:t>
+              <w:t>Знать: Основные методы и алгоритмы интеллектуальных систем (ПК-1: Способен разрабатывать и проводить обучение нейронным сетям на основе)</w:t>
             </w:r>
           </w:p>
         </w:tc>
@@ -3197,7 +3197,7 @@
               <w:rPr>
                 <w:bCs/>
               </w:rPr>
-              <w:t>ПК-1.1 Способен разрабатывать и проводить обучение нейронным сетям, используя различные методы обучения</w:t>
+              <w:t>ПК-1.1 Способен разрабатывать и проводить обучение нейронным сетям на основе доступных данных</w:t>
             </w:r>
           </w:p>
         </w:tc>
@@ -3234,7 +3234,7 @@
               <w:rPr>
                 <w:bCs/>
               </w:rPr>
-              <w:t>Уметь: Применять методы машинного обучения для решения задач (ПК-1: Способен разрабатывать и проводить обучение нейронным сетям, используя)</w:t>
+              <w:t>Уметь: Применять методы машинного обучения для решения задач (ПК-1: Способен разрабатывать и проводить обучение нейронным сетям на основе)</w:t>
             </w:r>
           </w:p>
         </w:tc>
@@ -3295,7 +3295,7 @@
               <w:rPr>
                 <w:bCs/>
               </w:rPr>
-              <w:t>ПК-1.1 Способен разрабатывать и проводить обучение нейронным сетям, используя различные методы обучения</w:t>
+              <w:t>ПК-1.1 Способен разрабатывать и проводить обучение нейронным сетям на основе доступных данных</w:t>
             </w:r>
           </w:p>
         </w:tc>
@@ -3332,7 +3332,7 @@
               <w:rPr>
                 <w:bCs/>
               </w:rPr>
-              <w:t>Владеть: Навыками разработки и оценки интеллектуальных систем (ПК-1: Способен разрабатывать и проводить обучение нейронным сетям, используя)</w:t>
+              <w:t>Владеть: Навыками разработки и оценки интеллектуальных систем (ПК-1: Способен разрабатывать и проводить обучение нейронным сетям на основе)</w:t>
             </w:r>
           </w:p>
         </w:tc>
@@ -21658,7 +21658,7 @@
               <w:jc w:val="center"/>
             </w:pPr>
             <w:r>
-              <w:t>Способен разрабатывать и реализовывать алгоритмы машинного обучения на основе различных типов данных</w:t>
+              <w:t>Способен разрабатывать и реализовывать алгоритмы машинного обучения для решения задач в реальном времени</w:t>
             </w:r>
           </w:p>
         </w:tc>
@@ -21775,7 +21775,7 @@
               <w:jc w:val="center"/>
             </w:pPr>
             <w:r>
-              <w:t>Способен применять искусственный интеллект для решения задач управления в сложных системах</w:t>
+              <w:t>Способен применять искусственный интеллект для автоматизации процессов управления в сложных системах</w:t>
             </w:r>
           </w:p>
         </w:tc>
@@ -21892,7 +21892,7 @@
               <w:jc w:val="center"/>
             </w:pPr>
             <w:r>
-              <w:t>Способен разрабатывать и проводить обучение нейронным сетям, используя различные методы обучения</w:t>
+              <w:t>Способен разрабатывать и проводить обучение нейронным сетям на основе доступных данных</w:t>
             </w:r>
           </w:p>
         </w:tc>
@@ -22243,7 +22243,7 @@
               <w:jc w:val="center"/>
             </w:pPr>
             <w:r>
-              <w:t>Способен разрабатывать и реализовывать алгоритмы машинного обучения на основе различных типов данных</w:t>
+              <w:t>Способен разрабатывать и реализовывать алгоритмы машинного обучения для решения задач в реальном времени</w:t>
             </w:r>
           </w:p>
         </w:tc>
@@ -22360,7 +22360,7 @@
               <w:jc w:val="center"/>
             </w:pPr>
             <w:r>
-              <w:t>Способен применять искусственный интеллект для решения задач управления в сложных системах</w:t>
+              <w:t>Способен применять искусственный интеллект для автоматизации процессов управления в сложных системах</w:t>
             </w:r>
           </w:p>
         </w:tc>
@@ -22477,7 +22477,7 @@
               <w:jc w:val="center"/>
             </w:pPr>
             <w:r>
-              <w:t>Способен разрабатывать и проводить обучение нейронным сетям, используя различные методы обучения</w:t>
+              <w:t>Способен разрабатывать и проводить обучение нейронным сетям на основе доступных данных</w:t>
             </w:r>
           </w:p>
         </w:tc>
@@ -22828,7 +22828,7 @@
               <w:jc w:val="center"/>
             </w:pPr>
             <w:r>
-              <w:t>Способен разрабатывать и реализовывать алгоритмы машинного обучения на основе различных типов данных</w:t>
+              <w:t>Способен разрабатывать и реализовывать алгоритмы машинного обучения для решения задач в реальном времени</w:t>
             </w:r>
           </w:p>
         </w:tc>
@@ -22945,7 +22945,7 @@
               <w:jc w:val="center"/>
             </w:pPr>
             <w:r>
-              <w:t>Способен применять искусственный интеллект для решения задач управления в сложных системах</w:t>
+              <w:t>Способен применять искусственный интеллект для автоматизации процессов управления в сложных системах</w:t>
             </w:r>
           </w:p>
         </w:tc>
@@ -23062,7 +23062,7 @@
               <w:jc w:val="center"/>
             </w:pPr>
             <w:r>
-              <w:t>Способен разрабатывать и проводить обучение нейронным сетям, используя различные методы обучения</w:t>
+              <w:t>Способен разрабатывать и проводить обучение нейронным сетям на основе доступных данных</w:t>
             </w:r>
           </w:p>
         </w:tc>

--- a/output_rpd.docx
+++ b/output_rpd.docx
@@ -242,6 +242,7 @@
         </w:rPr>
         <w:t xml:space="preserve">Направленность: </w:t>
       </w:r>
+      <w:proofErr w:type="spellStart"/>
       <w:proofErr w:type="gramStart"/>
       <w:r>
         <w:rPr>
@@ -258,7 +259,16 @@
           <w:bCs/>
           <w:color w:val="000000"/>
         </w:rPr>
-        <w:t>Программное обеспечение средств вычислительной техники и автоматизированных систем»</w:t>
+        <w:t>Программное</w:t>
+      </w:r>
+      <w:proofErr w:type="spellEnd"/>
+      <w:r>
+        <w:rPr>
+          <w:b/>
+          <w:bCs/>
+          <w:color w:val="000000"/>
+        </w:rPr>
+        <w:t xml:space="preserve"> обеспечение средств вычислительной техники и автоматизированных систем»</w:t>
       </w:r>
     </w:p>
     <w:p>
@@ -619,9 +629,6 @@
                 <w:iCs/>
               </w:rPr>
             </w:pPr>
-            <w:r>
-              <w:t>д.т.н., профессор Еникеев Ф.У.</w:t>
-            </w:r>
           </w:p>
         </w:tc>
       </w:tr>
@@ -705,9 +712,6 @@
                 <w:iCs/>
               </w:rPr>
             </w:pPr>
-            <w:r>
-              <w:t>к.физ.-мат. наук, доцент Зарипов Д.М.</w:t>
-            </w:r>
           </w:p>
         </w:tc>
       </w:tr>
@@ -1757,7 +1761,7 @@
               <w:rPr>
                 <w:bCs/>
               </w:rPr>
-              <w:t>[]</w:t>
+              <w:t>7</w:t>
             </w:r>
           </w:p>
         </w:tc>
@@ -1781,7 +1785,7 @@
               <w:rPr>
                 <w:bCs/>
               </w:rPr>
-              <w:t>[]</w:t>
+              <w:t>4</w:t>
             </w:r>
           </w:p>
         </w:tc>
@@ -1805,7 +1809,7 @@
               <w:rPr>
                 <w:bCs/>
               </w:rPr>
-              <w:t>[]</w:t>
+              <w:t>144</w:t>
             </w:r>
           </w:p>
         </w:tc>
@@ -1830,7 +1834,7 @@
               <w:rPr>
                 <w:bCs/>
               </w:rPr>
-              <w:t>[]</w:t>
+              <w:t>72</w:t>
             </w:r>
           </w:p>
         </w:tc>
@@ -1855,7 +1859,7 @@
               <w:rPr>
                 <w:bCs/>
               </w:rPr>
-              <w:t>[]</w:t>
+              <w:t>72</w:t>
             </w:r>
           </w:p>
         </w:tc>
@@ -1879,7 +1883,7 @@
               <w:rPr>
                 <w:bCs/>
               </w:rPr>
-              <w:t>[]</w:t>
+              <w:t>экзамен</w:t>
             </w:r>
           </w:p>
         </w:tc>
@@ -1929,7 +1933,7 @@
               <w:rPr>
                 <w:bCs/>
               </w:rPr>
-              <w:t>[]</w:t>
+              <w:t>4</w:t>
             </w:r>
           </w:p>
         </w:tc>
@@ -1953,7 +1957,7 @@
               <w:rPr>
                 <w:bCs/>
               </w:rPr>
-              <w:t>[]</w:t>
+              <w:t>144</w:t>
             </w:r>
           </w:p>
         </w:tc>
@@ -1978,7 +1982,7 @@
               <w:rPr>
                 <w:bCs/>
               </w:rPr>
-              <w:t>[]</w:t>
+              <w:t>72</w:t>
             </w:r>
           </w:p>
         </w:tc>
@@ -2003,7 +2007,7 @@
               <w:rPr>
                 <w:bCs/>
               </w:rPr>
-              <w:t>[]</w:t>
+              <w:t>72</w:t>
             </w:r>
           </w:p>
         </w:tc>
@@ -2023,6 +2027,9 @@
                 <w:highlight w:val="yellow"/>
               </w:rPr>
             </w:pPr>
+            <w:r>
+              <w:t/>
+            </w:r>
           </w:p>
         </w:tc>
       </w:tr>
@@ -2153,7 +2160,15 @@
               <w:jc w:val="center"/>
             </w:pPr>
             <w:r>
-              <w:t>№ пп.</w:t>
+              <w:t xml:space="preserve">№ </w:t>
+            </w:r>
+            <w:proofErr w:type="spellStart"/>
+            <w:r>
+              <w:t>пп</w:t>
+            </w:r>
+            <w:proofErr w:type="spellEnd"/>
+            <w:r>
+              <w:t>.</w:t>
             </w:r>
           </w:p>
         </w:tc>
@@ -2269,7 +2284,7 @@
               <w:rPr>
                 <w:bCs/>
               </w:rPr>
-              <w:t>Способен проектировать архитектуру интеллектуальных систем на основе анализа требований и функциональных характеристик</w:t>
+              <w:t>Способен осуществлять поиск, критический анализ и синтез информации, применять системный подход для решения поставленных задач</w:t>
             </w:r>
           </w:p>
         </w:tc>
@@ -2350,7 +2365,7 @@
               <w:rPr>
                 <w:bCs/>
               </w:rPr>
-              <w:t>Способен разрабатывать алгоритмы самообучения для интеллектуальных систем</w:t>
+              <w:t>Способен применять естественнонаучные и общеинженерные знания, методы математического анализа и моделирования в профессиональной деятельности</w:t>
             </w:r>
           </w:p>
         </w:tc>
@@ -2431,7 +2446,7 @@
               <w:rPr>
                 <w:bCs/>
               </w:rPr>
-              <w:t>Способен применять методы машинного обучения и нейронных сетей для решения задач управления и принятия решений</w:t>
+              <w:t>Способен понимать принципы работы современных информационных технологий и программных средств, в том числе отечественных, и использовать их при решении задач профессиональной деятельности</w:t>
             </w:r>
           </w:p>
         </w:tc>
@@ -2512,7 +2527,7 @@
               <w:rPr>
                 <w:bCs/>
               </w:rPr>
-              <w:t>Способен тестировать и оценивать эффективность интеллектуальных систем в различных прикладных областях</w:t>
+              <w:t>Способен разрабатывать требования к программному обеспечению, проектировать и реализовывать программные системы с использованием современных инструментальных средств</w:t>
             </w:r>
           </w:p>
         </w:tc>
@@ -2593,7 +2608,7 @@
               <w:rPr>
                 <w:bCs/>
               </w:rPr>
-              <w:t>Способен документировать процессы разработки, эксплуатации и поддержания интеллектуальных систем</w:t>
+              <w:t>Способен анализировать, проектировать и разрабатывать информационные системы с применением современных технологий и платформ</w:t>
             </w:r>
           </w:p>
         </w:tc>
@@ -2789,7 +2804,7 @@
               <w:rPr>
                 <w:bCs/>
               </w:rPr>
-              <w:t>УК-1.1 Знает проектировать архитектуру интеллектуальных систем на основе анализа требований и</w:t>
+              <w:t>УК-1.1 знать механизмы обучения с подкреплением и их применение в данной области</w:t>
             </w:r>
           </w:p>
         </w:tc>
@@ -2826,18 +2841,7 @@
               <w:rPr>
                 <w:bCs/>
               </w:rPr>
-              <w:t>Знать: методы обучения с подкреплением: Q-обучение и метод актора-критика</w:t>
-            </w:r>
-          </w:p>
-          <w:p>
-            <w:pPr>
-              <w:jc w:val="both"/>
-            </w:pPr>
-            <w:r>
-              <w:rPr>
-                <w:bCs/>
-              </w:rPr>
-              <w:t>принципы работы нечётких систем управления и их применение в реальных задачах</w:t>
+              <w:t>Знать: механизмы обучения с подкреплением и их применение в робототехнике в данной области</w:t>
             </w:r>
           </w:p>
         </w:tc>
@@ -2887,7 +2891,7 @@
               <w:rPr>
                 <w:bCs/>
               </w:rPr>
-              <w:t>УК-1.2 Умеет применять проектировать архитектуру интеллектуальных систем на основе анализа требований и</w:t>
+              <w:t>УК-1.2 уметь анализировать сложные системы с использованием тео в профессиональной деятельности</w:t>
             </w:r>
           </w:p>
         </w:tc>
@@ -2924,18 +2928,7 @@
               <w:rPr>
                 <w:bCs/>
               </w:rPr>
-              <w:t>Уметь: анализировать устойчивость интеллектуальных систем управления при различных условиях эксплуатации</w:t>
-            </w:r>
-          </w:p>
-          <w:p>
-            <w:pPr>
-              <w:jc w:val="both"/>
-            </w:pPr>
-            <w:r>
-              <w:rPr>
-                <w:bCs/>
-              </w:rPr>
-              <w:t>разрабатывать модели интеллектуальных систем с использованием методов агентного моделирования в AnyLogic</w:t>
+              <w:t>Уметь: анализировать сложные системы с использованием теории графов в профессиональной деятельности</w:t>
             </w:r>
           </w:p>
         </w:tc>
@@ -2985,7 +2978,7 @@
               <w:rPr>
                 <w:bCs/>
               </w:rPr>
-              <w:t>УК-1.3 Владеет навыками проектировать архитектуру интеллектуальных систем на основе анализа требований и</w:t>
+              <w:t>УК-1.3 владеть навыками моделирования сложных систем с использова при решении профессиональных задач</w:t>
             </w:r>
           </w:p>
         </w:tc>
@@ -3022,18 +3015,7 @@
               <w:rPr>
                 <w:bCs/>
               </w:rPr>
-              <w:t>Владеть: навыками использования MATLAB и Simulink для создания моделей интеллектуальных систем управления</w:t>
-            </w:r>
-          </w:p>
-          <w:p>
-            <w:pPr>
-              <w:jc w:val="both"/>
-            </w:pPr>
-            <w:r>
-              <w:rPr>
-                <w:bCs/>
-              </w:rPr>
-              <w:t>методами верификации и валидации моделируемых систем на основе имитационных симуляций</w:t>
+              <w:t>Владеть: навыками моделирования сложных систем с использованием MATLAB/Simulink при решении профессиональных задач</w:t>
             </w:r>
           </w:p>
         </w:tc>
@@ -3083,7 +3065,7 @@
               <w:rPr>
                 <w:bCs/>
               </w:rPr>
-              <w:t>ОПК-1.1 Знает разрабатывать алгоритмы самообучения для интеллектуальных систем</w:t>
+              <w:t>ОПК-1.1 знать алгоритмы генетического алгоритма для оптимизации  в контексте дисциплины</w:t>
             </w:r>
           </w:p>
         </w:tc>
@@ -3120,18 +3102,7 @@
               <w:rPr>
                 <w:bCs/>
               </w:rPr>
-              <w:t>Знать: принципы работы нечётких систем управления и их применение в реальных задачах</w:t>
-            </w:r>
-          </w:p>
-          <w:p>
-            <w:pPr>
-              <w:jc w:val="both"/>
-            </w:pPr>
-            <w:r>
-              <w:rPr>
-                <w:bCs/>
-              </w:rPr>
-              <w:t>алгоритмы генетического программирования для оптимизации параметров интеллектуальных систем</w:t>
+              <w:t>Знать: алгоритмы генетического алгоритма для оптимизации систем управления в контексте дисциплины</w:t>
             </w:r>
           </w:p>
         </w:tc>
@@ -3181,7 +3152,7 @@
               <w:rPr>
                 <w:bCs/>
               </w:rPr>
-              <w:t>ОПК-1.2 Умеет применять разрабатывать алгоритмы самообучения для интеллектуальных систем</w:t>
+              <w:t>ОПК-1.2 уметь разрабатывать адаптивные алгоритмы управления для  для решения практических задач</w:t>
             </w:r>
           </w:p>
         </w:tc>
@@ -3218,18 +3189,7 @@
               <w:rPr>
                 <w:bCs/>
               </w:rPr>
-              <w:t>Уметь: разрабатывать модели интеллектуальных систем с использованием методов агентного моделирования в AnyLogic</w:t>
-            </w:r>
-          </w:p>
-          <w:p>
-            <w:pPr>
-              <w:jc w:val="both"/>
-            </w:pPr>
-            <w:r>
-              <w:rPr>
-                <w:bCs/>
-              </w:rPr>
-              <w:t>интегрировать экспертные знания в базы данных для поддержки принятия решений</w:t>
+              <w:t>Уметь: разрабатывать адаптивные алгоритмы управления для динамических систем для решения практических задач</w:t>
             </w:r>
           </w:p>
         </w:tc>
@@ -3279,7 +3239,7 @@
               <w:rPr>
                 <w:bCs/>
               </w:rPr>
-              <w:t>ОПК-1.3 Владеет навыками разрабатывать алгоритмы самообучения для интеллектуальных систем</w:t>
+              <w:t>ОПК-1.3 владеть методами визуализации данных для анализа результат для анализа и разработки систем</w:t>
             </w:r>
           </w:p>
         </w:tc>
@@ -3316,18 +3276,7 @@
               <w:rPr>
                 <w:bCs/>
               </w:rPr>
-              <w:t>Владеть: методами верификации и валидации моделируемых систем на основе имитационных симуляций</w:t>
-            </w:r>
-          </w:p>
-          <w:p>
-            <w:pPr>
-              <w:jc w:val="both"/>
-            </w:pPr>
-            <w:r>
-              <w:rPr>
-                <w:bCs/>
-              </w:rPr>
-              <w:t>инструментами для проектирования архитектур интеллектуальных систем поддержки принятия решений</w:t>
+              <w:t>Владеть: методами визуализации данных для анализа результатов экспериментов для анализа и разработки систем</w:t>
             </w:r>
           </w:p>
         </w:tc>
@@ -3377,7 +3326,7 @@
               <w:rPr>
                 <w:bCs/>
               </w:rPr>
-              <w:t>ОПК-2.1 Знает применять методы машинного обучения и нейронных сетей для решения задач управлен</w:t>
+              <w:t>ОПК-2.1 знать методы анализа временных рядов с использованием не применительно к решаемым задачам</w:t>
             </w:r>
           </w:p>
         </w:tc>
@@ -3414,18 +3363,7 @@
               <w:rPr>
                 <w:bCs/>
               </w:rPr>
-              <w:t>Знать: алгоритмы генетического программирования для оптимизации параметров интеллектуальных систем</w:t>
-            </w:r>
-          </w:p>
-          <w:p>
-            <w:pPr>
-              <w:jc w:val="both"/>
-            </w:pPr>
-            <w:r>
-              <w:rPr>
-                <w:bCs/>
-              </w:rPr>
-              <w:t>методы обучения с подкреплением: Q-обучение и метод актора-критика</w:t>
+              <w:t>Знать: методы анализа временных рядов с использованием нейронных сетей LSTM применительно к решаемым задачам</w:t>
             </w:r>
           </w:p>
         </w:tc>
@@ -3475,7 +3413,7 @@
               <w:rPr>
                 <w:bCs/>
               </w:rPr>
-              <w:t>ОПК-2.2 Умеет применять применять методы машинного обучения и нейронных сетей для решения задач управлен</w:t>
+              <w:t>ОПК-2.2 уметь применять методы машинного обучения для решения за при разработке и исследовании систем</w:t>
             </w:r>
           </w:p>
         </w:tc>
@@ -3512,18 +3450,7 @@
               <w:rPr>
                 <w:bCs/>
               </w:rPr>
-              <w:t>Уметь: интегрировать экспертные знания в базы данных для поддержки принятия решений</w:t>
-            </w:r>
-          </w:p>
-          <w:p>
-            <w:pPr>
-              <w:jc w:val="both"/>
-            </w:pPr>
-            <w:r>
-              <w:rPr>
-                <w:bCs/>
-              </w:rPr>
-              <w:t>анализировать устойчивость интеллектуальных систем управления при различных условиях эксплуатации</w:t>
+              <w:t>Уметь: применять методы машинного обучения для решения задач классификации и регрессии при разработке и исследовании систем</w:t>
             </w:r>
           </w:p>
         </w:tc>
@@ -3573,7 +3500,7 @@
               <w:rPr>
                 <w:bCs/>
               </w:rPr>
-              <w:t>ОПК-2.3 Владеет навыками применять методы машинного обучения и нейронных сетей для решения задач управлен</w:t>
+              <w:t>ОПК-2.3 владеть инструментами автоматизации процесса обучения моде в проектировании и исследовательской деятельности</w:t>
             </w:r>
           </w:p>
         </w:tc>
@@ -3610,18 +3537,7 @@
               <w:rPr>
                 <w:bCs/>
               </w:rPr>
-              <w:t>Владеть: инструментами для проектирования архитектур интеллектуальных систем поддержки принятия решений</w:t>
-            </w:r>
-          </w:p>
-          <w:p>
-            <w:pPr>
-              <w:jc w:val="both"/>
-            </w:pPr>
-            <w:r>
-              <w:rPr>
-                <w:bCs/>
-              </w:rPr>
-              <w:t>навыками использования MATLAB и Simulink для создания моделей интеллектуальных систем управления</w:t>
+              <w:t>Владеть: инструментами автоматизации процесса обучения моделей с использованием TensorFlow в проектировании и исследовательской деятельности</w:t>
             </w:r>
           </w:p>
         </w:tc>
@@ -3671,7 +3587,7 @@
               <w:rPr>
                 <w:bCs/>
               </w:rPr>
-              <w:t>ПК-1.1 Знает тестировать и оценивать эффективность интеллектуальных систем в различных прикла</w:t>
+              <w:t>ПК-1.1 знать механизмы обучения с подкреплением и их применение необходимые для профессиональной деятельности</w:t>
             </w:r>
           </w:p>
         </w:tc>
@@ -3708,18 +3624,7 @@
               <w:rPr>
                 <w:bCs/>
               </w:rPr>
-              <w:t>Знать: методы обучения с подкреплением: Q-обучение и метод актора-критика</w:t>
-            </w:r>
-          </w:p>
-          <w:p>
-            <w:pPr>
-              <w:jc w:val="both"/>
-            </w:pPr>
-            <w:r>
-              <w:rPr>
-                <w:bCs/>
-              </w:rPr>
-              <w:t>принципы работы нечётких систем управления и их применение в реальных задачах</w:t>
+              <w:t>Знать: механизмы обучения с подкреплением и их применение в робототехнике необходимые для профессиональной деятельности</w:t>
             </w:r>
           </w:p>
         </w:tc>
@@ -3769,7 +3674,7 @@
               <w:rPr>
                 <w:bCs/>
               </w:rPr>
-              <w:t>ПК-1.2 Умеет применять тестировать и оценивать эффективность интеллектуальных систем в различных прикла</w:t>
+              <w:t>ПК-1.2 уметь анализировать сложные системы с использованием тео при анализе данных и построении моделей</w:t>
             </w:r>
           </w:p>
         </w:tc>
@@ -3806,18 +3711,7 @@
               <w:rPr>
                 <w:bCs/>
               </w:rPr>
-              <w:t>Уметь: анализировать устойчивость интеллектуальных систем управления при различных условиях эксплуатации</w:t>
-            </w:r>
-          </w:p>
-          <w:p>
-            <w:pPr>
-              <w:jc w:val="both"/>
-            </w:pPr>
-            <w:r>
-              <w:rPr>
-                <w:bCs/>
-              </w:rPr>
-              <w:t>разрабатывать модели интеллектуальных систем с использованием методов агентного моделирования в AnyLogic</w:t>
+              <w:t>Уметь: анализировать сложные системы с использованием теории графов при анализе данных и построении моделей</w:t>
             </w:r>
           </w:p>
         </w:tc>
@@ -3867,7 +3761,7 @@
               <w:rPr>
                 <w:bCs/>
               </w:rPr>
-              <w:t>ПК-1.3 Владеет навыками тестировать и оценивать эффективность интеллектуальных систем в различных прикла</w:t>
+              <w:t>ПК-1.3 владеть навыками моделирования сложных систем с использова при реализации и тестировании решений</w:t>
             </w:r>
           </w:p>
         </w:tc>
@@ -3904,18 +3798,7 @@
               <w:rPr>
                 <w:bCs/>
               </w:rPr>
-              <w:t>Владеть: навыками использования MATLAB и Simulink для создания моделей интеллектуальных систем управления</w:t>
-            </w:r>
-          </w:p>
-          <w:p>
-            <w:pPr>
-              <w:jc w:val="both"/>
-            </w:pPr>
-            <w:r>
-              <w:rPr>
-                <w:bCs/>
-              </w:rPr>
-              <w:t>методами верификации и валидации моделируемых систем на основе имитационных симуляций</w:t>
+              <w:t>Владеть: навыками моделирования сложных систем с использованием MATLAB/Simulink при реализации и тестировании решений</w:t>
             </w:r>
           </w:p>
         </w:tc>
@@ -3965,7 +3848,7 @@
               <w:rPr>
                 <w:bCs/>
               </w:rPr>
-              <w:t>ПК-2.1 Знает документировать процессы разработки, эксплуатации и поддержания интеллектуальных</w:t>
+              <w:t>ПК-2.1 знать алгоритмы генетического алгоритма для оптимизации  включая теоретические основы и практические аспекты</w:t>
             </w:r>
           </w:p>
         </w:tc>
@@ -4002,18 +3885,7 @@
               <w:rPr>
                 <w:bCs/>
               </w:rPr>
-              <w:t>Знать: принципы работы нечётких систем управления и их применение в реальных задачах</w:t>
-            </w:r>
-          </w:p>
-          <w:p>
-            <w:pPr>
-              <w:jc w:val="both"/>
-            </w:pPr>
-            <w:r>
-              <w:rPr>
-                <w:bCs/>
-              </w:rPr>
-              <w:t>алгоритмы генетического программирования для оптимизации параметров интеллектуальных систем</w:t>
+              <w:t>Знать: алгоритмы генетического алгоритма для оптимизации систем управления включая теоретические основы и практические аспекты</w:t>
             </w:r>
           </w:p>
         </w:tc>
@@ -4063,7 +3935,7 @@
               <w:rPr>
                 <w:bCs/>
               </w:rPr>
-              <w:t>ПК-2.2 Умеет применять документировать процессы разработки, эксплуатации и поддержания интеллектуальных</w:t>
+              <w:t>ПК-2.2 уметь разрабатывать адаптивные алгоритмы управления для  в ходе проектирования и реализации</w:t>
             </w:r>
           </w:p>
         </w:tc>
@@ -4100,18 +3972,7 @@
               <w:rPr>
                 <w:bCs/>
               </w:rPr>
-              <w:t>Уметь: разрабатывать модели интеллектуальных систем с использованием методов агентного моделирования в AnyLogic</w:t>
-            </w:r>
-          </w:p>
-          <w:p>
-            <w:pPr>
-              <w:jc w:val="both"/>
-            </w:pPr>
-            <w:r>
-              <w:rPr>
-                <w:bCs/>
-              </w:rPr>
-              <w:t>интегрировать экспертные знания в базы данных для поддержки принятия решений</w:t>
+              <w:t>Уметь: разрабатывать адаптивные алгоритмы управления для динамических систем в ходе проектирования и реализации</w:t>
             </w:r>
           </w:p>
         </w:tc>
@@ -4161,7 +4022,7 @@
               <w:rPr>
                 <w:bCs/>
               </w:rPr>
-              <w:t>ПК-2.3 Владеет навыками документировать процессы разработки, эксплуатации и поддержания интеллектуальных</w:t>
+              <w:t>ПК-2.3 владеть методами визуализации данных для анализа результат в профессиональной практике</w:t>
             </w:r>
           </w:p>
         </w:tc>
@@ -4198,18 +4059,7 @@
               <w:rPr>
                 <w:bCs/>
               </w:rPr>
-              <w:t>Владеть: методами верификации и валидации моделируемых систем на основе имитационных симуляций</w:t>
-            </w:r>
-          </w:p>
-          <w:p>
-            <w:pPr>
-              <w:jc w:val="both"/>
-            </w:pPr>
-            <w:r>
-              <w:rPr>
-                <w:bCs/>
-              </w:rPr>
-              <w:t>инструментами для проектирования архитектур интеллектуальных систем поддержки принятия решений</w:t>
+              <w:t>Владеть: методами визуализации данных для анализа результатов экспериментов в профессиональной практике</w:t>
             </w:r>
           </w:p>
         </w:tc>
@@ -5045,7 +4895,25 @@
                 <w:sz w:val="20"/>
                 <w:szCs w:val="20"/>
               </w:rPr>
-              <w:t>-в т.ч. лекции on-line курс</w:t>
+              <w:t xml:space="preserve">-в т.ч. лекции </w:t>
+            </w:r>
+            <w:proofErr w:type="spellStart"/>
+            <w:r>
+              <w:rPr>
+                <w:bCs/>
+                <w:sz w:val="20"/>
+                <w:szCs w:val="20"/>
+              </w:rPr>
+              <w:t>on-line</w:t>
+            </w:r>
+            <w:proofErr w:type="spellEnd"/>
+            <w:r>
+              <w:rPr>
+                <w:bCs/>
+                <w:sz w:val="20"/>
+                <w:szCs w:val="20"/>
+              </w:rPr>
+              <w:t xml:space="preserve"> курс</w:t>
             </w:r>
           </w:p>
         </w:tc>
@@ -5551,7 +5419,25 @@
                 <w:sz w:val="20"/>
                 <w:szCs w:val="20"/>
               </w:rPr>
-              <w:t>-в т.ч. практические занятия on-line курс</w:t>
+              <w:t xml:space="preserve">-в т.ч. практические занятия </w:t>
+            </w:r>
+            <w:proofErr w:type="spellStart"/>
+            <w:r>
+              <w:rPr>
+                <w:bCs/>
+                <w:sz w:val="20"/>
+                <w:szCs w:val="20"/>
+              </w:rPr>
+              <w:t>on-line</w:t>
+            </w:r>
+            <w:proofErr w:type="spellEnd"/>
+            <w:r>
+              <w:rPr>
+                <w:bCs/>
+                <w:sz w:val="20"/>
+                <w:szCs w:val="20"/>
+              </w:rPr>
+              <w:t xml:space="preserve"> курс</w:t>
             </w:r>
           </w:p>
         </w:tc>
@@ -6057,7 +5943,25 @@
                 <w:sz w:val="20"/>
                 <w:szCs w:val="20"/>
               </w:rPr>
-              <w:t>-в т.ч. лабораторные работы on-line курс</w:t>
+              <w:t xml:space="preserve">-в т.ч. лабораторные работы </w:t>
+            </w:r>
+            <w:proofErr w:type="spellStart"/>
+            <w:r>
+              <w:rPr>
+                <w:bCs/>
+                <w:sz w:val="20"/>
+                <w:szCs w:val="20"/>
+              </w:rPr>
+              <w:t>on-line</w:t>
+            </w:r>
+            <w:proofErr w:type="spellEnd"/>
+            <w:r>
+              <w:rPr>
+                <w:bCs/>
+                <w:sz w:val="20"/>
+                <w:szCs w:val="20"/>
+              </w:rPr>
+              <w:t xml:space="preserve"> курс</w:t>
             </w:r>
           </w:p>
         </w:tc>
@@ -6557,6 +6461,7 @@
               </w:rPr>
               <w:t xml:space="preserve">иная контактная работа (сдача зачета, </w:t>
             </w:r>
+            <w:proofErr w:type="spellStart"/>
             <w:proofErr w:type="gramStart"/>
             <w:r>
               <w:rPr>
@@ -6566,6 +6471,7 @@
               </w:rPr>
               <w:t>экзамена,консультации</w:t>
             </w:r>
+            <w:proofErr w:type="spellEnd"/>
             <w:proofErr w:type="gramEnd"/>
             <w:r>
               <w:rPr>
@@ -7891,7 +7797,7 @@
                 <w:sz w:val="20"/>
                 <w:szCs w:val="20"/>
               </w:rPr>
-              <w:t>[]</w:t>
+              <w:t>14</w:t>
             </w:r>
           </w:p>
         </w:tc>
@@ -8011,7 +7917,9 @@
                 <w:szCs w:val="20"/>
               </w:rPr>
             </w:pPr>
-            <w:r/>
+            <w:r>
+              <w:t>14</w:t>
+            </w:r>
           </w:p>
         </w:tc>
         <w:tc>
@@ -8146,7 +8054,7 @@
                 <w:sz w:val="20"/>
                 <w:szCs w:val="20"/>
               </w:rPr>
-              <w:t>0</w:t>
+              <w:t>35</w:t>
             </w:r>
           </w:p>
         </w:tc>
@@ -8266,7 +8174,9 @@
                 <w:szCs w:val="20"/>
               </w:rPr>
             </w:pPr>
-            <w:r/>
+            <w:r>
+              <w:t>35</w:t>
+            </w:r>
           </w:p>
         </w:tc>
         <w:tc>
@@ -8401,7 +8311,7 @@
                 <w:sz w:val="20"/>
                 <w:szCs w:val="20"/>
               </w:rPr>
-              <w:t>0</w:t>
+              <w:t>9</w:t>
             </w:r>
           </w:p>
         </w:tc>
@@ -8521,7 +8431,9 @@
                 <w:szCs w:val="20"/>
               </w:rPr>
             </w:pPr>
-            <w:r/>
+            <w:r>
+              <w:t>9</w:t>
+            </w:r>
           </w:p>
         </w:tc>
         <w:tc>
@@ -8656,7 +8568,7 @@
                 <w:sz w:val="20"/>
                 <w:szCs w:val="20"/>
               </w:rPr>
-              <w:t>[]</w:t>
+              <w:t>0</w:t>
             </w:r>
           </w:p>
         </w:tc>
@@ -8880,7 +8792,25 @@
                 <w:sz w:val="20"/>
                 <w:szCs w:val="20"/>
               </w:rPr>
-              <w:t>освоение on-line курса</w:t>
+              <w:t xml:space="preserve">освоение </w:t>
+            </w:r>
+            <w:proofErr w:type="spellStart"/>
+            <w:r>
+              <w:rPr>
+                <w:bCs/>
+                <w:sz w:val="20"/>
+                <w:szCs w:val="20"/>
+              </w:rPr>
+              <w:t>on-line</w:t>
+            </w:r>
+            <w:proofErr w:type="spellEnd"/>
+            <w:r>
+              <w:rPr>
+                <w:bCs/>
+                <w:sz w:val="20"/>
+                <w:szCs w:val="20"/>
+              </w:rPr>
+              <w:t xml:space="preserve"> курса</w:t>
             </w:r>
           </w:p>
         </w:tc>
@@ -10045,7 +9975,7 @@
                 <w:sz w:val="20"/>
                 <w:szCs w:val="20"/>
               </w:rPr>
-              <w:t>Адаптивное управление и нейро-нечёткие регуляторы</w:t>
+              <w:t>Нейронные сети и глубокое обучение</w:t>
             </w:r>
           </w:p>
         </w:tc>
@@ -10306,7 +10236,7 @@
                 <w:sz w:val="20"/>
                 <w:szCs w:val="20"/>
               </w:rPr>
-              <w:t>Обучение с подкреплением для управления</w:t>
+              <w:t>Эволюционные и метаэвристические алгоритмы</w:t>
             </w:r>
           </w:p>
         </w:tc>
@@ -10567,7 +10497,7 @@
                 <w:sz w:val="20"/>
                 <w:szCs w:val="20"/>
               </w:rPr>
-              <w:t>Нейросетевой идентификатор нелинейных объектов</w:t>
+              <w:t>Экспертные системы и представление знаний</w:t>
             </w:r>
           </w:p>
         </w:tc>
@@ -11086,7 +11016,15 @@
               </w:rPr>
             </w:pPr>
             <w:r>
-              <w:t>№ пп.</w:t>
+              <w:t xml:space="preserve">№ </w:t>
+            </w:r>
+            <w:proofErr w:type="spellStart"/>
+            <w:r>
+              <w:t>пп</w:t>
+            </w:r>
+            <w:proofErr w:type="spellEnd"/>
+            <w:r>
+              <w:t>.</w:t>
             </w:r>
           </w:p>
         </w:tc>
@@ -11407,7 +11345,7 @@
                 <w:sz w:val="20"/>
                 <w:szCs w:val="20"/>
               </w:rPr>
-              <w:t>1-Адаптивное управление и нейро-нечёткие регуляторы</w:t>
+              <w:t>1-Нейронные сети и глубокое обучение</w:t>
             </w:r>
           </w:p>
         </w:tc>
@@ -11439,7 +11377,7 @@
                 <w:sz w:val="20"/>
                 <w:szCs w:val="20"/>
               </w:rPr>
-              <w:t>Лекция 1. Основы адаптивного управления системами</w:t>
+              <w:t>Лекция 1. Архитектуры нейронных сетей для классификации и регрессии</w:t>
             </w:r>
           </w:p>
         </w:tc>
@@ -11593,7 +11531,7 @@
                 <w:sz w:val="20"/>
                 <w:szCs w:val="20"/>
               </w:rPr>
-              <w:t>1-Адаптивное управление и нейро-нечёткие регуляторы</w:t>
+              <w:t>1-Нейронные сети и глубокое обучение</w:t>
             </w:r>
           </w:p>
         </w:tc>
@@ -11625,7 +11563,7 @@
                 <w:sz w:val="20"/>
                 <w:szCs w:val="20"/>
               </w:rPr>
-              <w:t>Лекция 2. Принципы работы нейро-нечётких регуляторов (ANFIS, Мамдани, Сугено)</w:t>
+              <w:t>Лекция 2. Методы глубокого обучения: сверточные сети, рекуррентные сети</w:t>
             </w:r>
           </w:p>
         </w:tc>
@@ -11779,7 +11717,7 @@
                 <w:sz w:val="20"/>
                 <w:szCs w:val="20"/>
               </w:rPr>
-              <w:t>2-Обучение с подкреплением для управления</w:t>
+              <w:t>2-Эволюционные и метаэвристические алгоритмы</w:t>
             </w:r>
           </w:p>
         </w:tc>
@@ -11811,7 +11749,7 @@
                 <w:sz w:val="20"/>
                 <w:szCs w:val="20"/>
               </w:rPr>
-              <w:t>Лекция 3. Методы обучения с подкреплением в контексте управления системами</w:t>
+              <w:t>Лекция 3. Основы эволюционных вычислений: генетические алгоритмы, мутирующие популяции</w:t>
             </w:r>
           </w:p>
         </w:tc>
@@ -11965,7 +11903,7 @@
                 <w:sz w:val="20"/>
                 <w:szCs w:val="20"/>
               </w:rPr>
-              <w:t>2-Обучение с подкреплением для управления</w:t>
+              <w:t>2-Эволюционные и метаэвристические алгоритмы</w:t>
             </w:r>
           </w:p>
         </w:tc>
@@ -11997,7 +11935,7 @@
                 <w:sz w:val="20"/>
                 <w:szCs w:val="20"/>
               </w:rPr>
-              <w:t>Лекция 4. Применение алгоритмов обучения с подкреплением для оптимизации процессов управления</w:t>
+              <w:t>Лекция 4. Метаэвристические методы оптимизации и их применение в интеллектуальных системах</w:t>
             </w:r>
           </w:p>
         </w:tc>
@@ -12151,7 +12089,7 @@
                 <w:sz w:val="20"/>
                 <w:szCs w:val="20"/>
               </w:rPr>
-              <w:t>3-Нейросетевой идентификатор нелинейных объектов</w:t>
+              <w:t>3-Экспертные системы и представление знаний</w:t>
             </w:r>
           </w:p>
         </w:tc>
@@ -12183,7 +12121,7 @@
                 <w:sz w:val="20"/>
                 <w:szCs w:val="20"/>
               </w:rPr>
-              <w:t>Лекция 5. Архитектура нейронных сетей для идентификации нелинейных систем</w:t>
+              <w:t>Лекция 5. Моделирование экспертных систем: правила, сети связей</w:t>
             </w:r>
           </w:p>
         </w:tc>
@@ -12337,7 +12275,7 @@
                 <w:sz w:val="20"/>
                 <w:szCs w:val="20"/>
               </w:rPr>
-              <w:t>3-Нейросетевой идентификатор нелинейных объектов</w:t>
+              <w:t>3-Экспертные системы и представление знаний</w:t>
             </w:r>
           </w:p>
         </w:tc>
@@ -12369,7 +12307,7 @@
                 <w:sz w:val="20"/>
                 <w:szCs w:val="20"/>
               </w:rPr>
-              <w:t>Лекция 6. Применение нейросетевых моделей в задачах управления</w:t>
+              <w:t>Лекция 6. Представление знаний в интеллектуальных системах</w:t>
             </w:r>
           </w:p>
         </w:tc>
@@ -12810,7 +12748,7 @@
                 <w:sz w:val="20"/>
                 <w:szCs w:val="20"/>
               </w:rPr>
-              <w:t>1-Адаптивное управление и нейро-нечёткие регуляторы</w:t>
+              <w:t>1-Нейронные сети и глубокое обучение</w:t>
             </w:r>
           </w:p>
         </w:tc>
@@ -12871,7 +12809,7 @@
                 <w:sz w:val="20"/>
                 <w:szCs w:val="20"/>
               </w:rPr>
-              <w:t>Реализация адаптивного управления с использованием нейро-нечёткого регулятора ANFIS</w:t>
+              <w:t>Обучение сверточной нейронной сети на задаче распознавания изображений</w:t>
             </w:r>
           </w:p>
         </w:tc>
@@ -12995,7 +12933,7 @@
                 <w:sz w:val="20"/>
                 <w:szCs w:val="20"/>
               </w:rPr>
-              <w:t>1-Адаптивное управление и нейро-нечёткие регуляторы</w:t>
+              <w:t>1-Нейронные сети и глубокое обучение</w:t>
             </w:r>
           </w:p>
         </w:tc>
@@ -13056,7 +12994,7 @@
                 <w:sz w:val="20"/>
                 <w:szCs w:val="20"/>
               </w:rPr>
-              <w:t>Анализ и сравнение ПИД-регуляторов и их модификаций для системы адаптивного управления</w:t>
+              <w:t>Разработка рекуррентных сетей для анализа временных рядов данных</w:t>
             </w:r>
           </w:p>
         </w:tc>
@@ -13180,7 +13118,7 @@
                 <w:sz w:val="20"/>
                 <w:szCs w:val="20"/>
               </w:rPr>
-              <w:t>3-Нейросетевой идентификатор нелинейных объектов</w:t>
+              <w:t>2-Эволюционные и метаэвристические алгоритмы</w:t>
             </w:r>
           </w:p>
         </w:tc>
@@ -13241,7 +13179,7 @@
                 <w:sz w:val="20"/>
                 <w:szCs w:val="20"/>
               </w:rPr>
-              <w:t>Обучение нейросетевого идентификатора нелинейных объектов с использованием методов машинного обучения</w:t>
+              <w:t>Имплементация генетического алгоритма для оптимизации параметров нейронной сети</w:t>
             </w:r>
           </w:p>
         </w:tc>
@@ -13365,7 +13303,7 @@
                 <w:sz w:val="20"/>
                 <w:szCs w:val="20"/>
               </w:rPr>
-              <w:t>2-Обучение с подкреплением для управления</w:t>
+              <w:t>2-Эволюционные и метаэвристические алгоритмы</w:t>
             </w:r>
           </w:p>
         </w:tc>
@@ -13426,7 +13364,7 @@
                 <w:sz w:val="20"/>
                 <w:szCs w:val="20"/>
               </w:rPr>
-              <w:t>Разработка системы управления с обучением на основе алгоритмов обучения с подкреплением для задач адаптивного управления</w:t>
+              <w:t>Применение метода имитации отжига для решения задачи коммивояжера</w:t>
             </w:r>
           </w:p>
         </w:tc>
@@ -13550,7 +13488,7 @@
                 <w:sz w:val="20"/>
                 <w:szCs w:val="20"/>
               </w:rPr>
-              <w:t>1-Адаптивное управление и нейро-нечёткие регуляторы</w:t>
+              <w:t>3-Экспертные системы и представление знаний</w:t>
             </w:r>
           </w:p>
         </w:tc>
@@ -13611,7 +13549,7 @@
                 <w:sz w:val="20"/>
                 <w:szCs w:val="20"/>
               </w:rPr>
-              <w:t>Сравнение эффективности нейро-нечётких регуляторов Мамдани и Сугено в системах адаптивного управления</w:t>
+              <w:t>Создание экспертной системы с использованием нечёткой логики для принятия решений в неопределённых условиях</w:t>
             </w:r>
           </w:p>
         </w:tc>
@@ -13735,7 +13673,7 @@
                 <w:sz w:val="20"/>
                 <w:szCs w:val="20"/>
               </w:rPr>
-              <w:t>3-Нейросетевой идентификатор нелинейных объектов</w:t>
+              <w:t>3-Экспертные системы и представление знаний</w:t>
             </w:r>
           </w:p>
         </w:tc>
@@ -13796,7 +13734,7 @@
                 <w:sz w:val="20"/>
                 <w:szCs w:val="20"/>
               </w:rPr>
-              <w:t>Реализация алгоритмов самообучения для улучшения работы нейросетевого идентификатора нелинейных объектов</w:t>
+              <w:t>Разработка мультиагентной системы для координации роботов в задаче сбора информации</w:t>
             </w:r>
           </w:p>
         </w:tc>
@@ -14405,7 +14343,7 @@
                 <w:sz w:val="20"/>
                 <w:szCs w:val="20"/>
               </w:rPr>
-              <w:t>1-Адаптивное управление и нейро-нечёткие регуляторы</w:t>
+              <w:t>1-Нейронные сети и глубокое обучение</w:t>
             </w:r>
           </w:p>
         </w:tc>
@@ -14466,7 +14404,7 @@
                 <w:sz w:val="20"/>
                 <w:szCs w:val="20"/>
               </w:rPr>
-              <w:t>Проектирование нейро-нечёткого регулятора (ANFIS) для адаптивного управления</w:t>
+              <w:t>Анализ архитектур нейронных сетей с использованием методов глубокого обучения</w:t>
             </w:r>
           </w:p>
         </w:tc>
@@ -14590,7 +14528,7 @@
                 <w:sz w:val="20"/>
                 <w:szCs w:val="20"/>
               </w:rPr>
-              <w:t>1-Адаптивное управление и нейро-нечёткие регуляторы</w:t>
+              <w:t>1-Нейронные сети и глубокое обучение</w:t>
             </w:r>
           </w:p>
         </w:tc>
@@ -14651,7 +14589,7 @@
                 <w:sz w:val="20"/>
                 <w:szCs w:val="20"/>
               </w:rPr>
-              <w:t>Разработка алгоритма самообучения для ПИД-регуляторов с использованием методов машинного обучения</w:t>
+              <w:t>Моделирование процесса классификации данных с применением эволюционных алгоритмов</w:t>
             </w:r>
           </w:p>
         </w:tc>
@@ -14775,7 +14713,7 @@
                 <w:sz w:val="20"/>
                 <w:szCs w:val="20"/>
               </w:rPr>
-              <w:t>2-Обучение с подкреплением для управления</w:t>
+              <w:t>2-Эволюционные и метаэвристические алгоритмы</w:t>
             </w:r>
           </w:p>
         </w:tc>
@@ -14836,7 +14774,7 @@
                 <w:sz w:val="20"/>
                 <w:szCs w:val="20"/>
               </w:rPr>
-              <w:t>Экспериментальное исследование эффективности управления с применением Q-обучения</w:t>
+              <w:t>Синтез экспертной системы на основе нечёткой логики для решения задач кластеризации</w:t>
             </w:r>
           </w:p>
         </w:tc>
@@ -14960,7 +14898,7 @@
                 <w:sz w:val="20"/>
                 <w:szCs w:val="20"/>
               </w:rPr>
-              <w:t>2-Обучение с подкреплением для управления</w:t>
+              <w:t>2-Эволюционные и метаэвристические алгоритмы</w:t>
             </w:r>
           </w:p>
         </w:tc>
@@ -15021,7 +14959,7 @@
                 <w:sz w:val="20"/>
                 <w:szCs w:val="20"/>
               </w:rPr>
-              <w:t>Сравнительный анализ различных стратегий обучения с подкреплением для задач управления</w:t>
+              <w:t>Решение задач регрессии с использованием метаэвристических алгоритмов</w:t>
             </w:r>
           </w:p>
         </w:tc>
@@ -15145,7 +15083,7 @@
                 <w:sz w:val="20"/>
                 <w:szCs w:val="20"/>
               </w:rPr>
-              <w:t>3-Нейросетевой идентификатор нелинейных объектов</w:t>
+              <w:t>3-Экспертные системы и представление знаний</w:t>
             </w:r>
           </w:p>
         </w:tc>
@@ -15206,7 +15144,7 @@
                 <w:sz w:val="20"/>
                 <w:szCs w:val="20"/>
               </w:rPr>
-              <w:t>Разработка нейросетевого идентификатора нелинейных объектов на основе глубоких архитектур</w:t>
+              <w:t>Экспериментальное исследование методов представления знаний в интеллектуальных агентах</w:t>
             </w:r>
           </w:p>
         </w:tc>
@@ -15330,7 +15268,7 @@
                 <w:sz w:val="20"/>
                 <w:szCs w:val="20"/>
               </w:rPr>
-              <w:t>3-Нейросетевой идентификатор нелинейных объектов</w:t>
+              <w:t>3-Экспертные системы и представление знаний</w:t>
             </w:r>
           </w:p>
         </w:tc>
@@ -15391,7 +15329,7 @@
                 <w:sz w:val="20"/>
                 <w:szCs w:val="20"/>
               </w:rPr>
-              <w:t>Тестирование и оценка эффективности нейросетевых моделей для задач идентификации нелинейных систем</w:t>
+              <w:t>Анализ эффективности мультиагентных систем при решении задач классификации и кластеризации данных</w:t>
             </w:r>
           </w:p>
         </w:tc>
@@ -15962,7 +15900,7 @@
                 <w:sz w:val="20"/>
                 <w:szCs w:val="20"/>
               </w:rPr>
-              <w:t>Раздел 1. Адаптивное управление и нейро-нечёткие регуляторы</w:t>
+              <w:t>Раздел 1. Нейронные сети и глубокое обучение</w:t>
             </w:r>
           </w:p>
         </w:tc>
@@ -16115,7 +16053,7 @@
                 <w:sz w:val="20"/>
                 <w:szCs w:val="20"/>
               </w:rPr>
-              <w:t>Раздел 1. Адаптивное управление и нейро-нечёткие регуляторы</w:t>
+              <w:t>Раздел 1. Нейронные сети и глубокое обучение</w:t>
             </w:r>
           </w:p>
         </w:tc>
@@ -16268,7 +16206,7 @@
                 <w:sz w:val="20"/>
                 <w:szCs w:val="20"/>
               </w:rPr>
-              <w:t>Раздел 1. Адаптивное управление и нейро-нечёткие регуляторы</w:t>
+              <w:t>Раздел 1. Нейронные сети и глубокое обучение</w:t>
             </w:r>
           </w:p>
         </w:tc>
@@ -16421,7 +16359,7 @@
                 <w:sz w:val="20"/>
                 <w:szCs w:val="20"/>
               </w:rPr>
-              <w:t>Раздел 2. Обучение с подкреплением для управления</w:t>
+              <w:t>Раздел 2. Эволюционные и метаэвристические алгоритмы</w:t>
             </w:r>
           </w:p>
         </w:tc>
@@ -16574,7 +16512,7 @@
                 <w:sz w:val="20"/>
                 <w:szCs w:val="20"/>
               </w:rPr>
-              <w:t>Раздел 2. Обучение с подкреплением для управления</w:t>
+              <w:t>Раздел 2. Эволюционные и метаэвристические алгоритмы</w:t>
             </w:r>
           </w:p>
         </w:tc>
@@ -16727,7 +16665,7 @@
                 <w:sz w:val="20"/>
                 <w:szCs w:val="20"/>
               </w:rPr>
-              <w:t>Раздел 2. Обучение с подкреплением для управления</w:t>
+              <w:t>Раздел 2. Эволюционные и метаэвристические алгоритмы</w:t>
             </w:r>
           </w:p>
         </w:tc>
@@ -16880,7 +16818,7 @@
                 <w:sz w:val="20"/>
                 <w:szCs w:val="20"/>
               </w:rPr>
-              <w:t>Раздел 3. Нейросетевой идентификатор нелинейных объектов</w:t>
+              <w:t>Раздел 3. Экспертные системы и представление знаний</w:t>
             </w:r>
           </w:p>
         </w:tc>
@@ -17033,7 +16971,7 @@
                 <w:sz w:val="20"/>
                 <w:szCs w:val="20"/>
               </w:rPr>
-              <w:t>Раздел 3. Нейросетевой идентификатор нелинейных объектов</w:t>
+              <w:t>Раздел 3. Экспертные системы и представление знаний</w:t>
             </w:r>
           </w:p>
         </w:tc>
@@ -17186,7 +17124,7 @@
                 <w:sz w:val="20"/>
                 <w:szCs w:val="20"/>
               </w:rPr>
-              <w:t>Раздел 3. Нейросетевой идентификатор нелинейных объектов</w:t>
+              <w:t>Раздел 3. Экспертные системы и представление знаний</w:t>
             </w:r>
           </w:p>
         </w:tc>
@@ -17508,7 +17446,7 @@
           <w:iCs/>
           <w:u w:val="single"/>
         </w:rPr>
-        <w:t>Раздел 1. Организация научно-исследовательской работы в России</w:t>
+        <w:t>Раздел 1. Нейронные сети и глубокое обучение</w:t>
       </w:r>
     </w:p>
     <w:p>
@@ -17516,7 +17454,7 @@
         <w:widowControl w:val="0"/>
       </w:pPr>
       <w:r>
-        <w:t>(38050)Интеллектуальные системы</w:t>
+        <w:t>Архитектуры нейронных сетей для классификации и регрессии; Методы глубокого обучения: сверточные сети, рекуррентные сети</w:t>
       </w:r>
     </w:p>
     <w:p>
@@ -17537,7 +17475,7 @@
           <w:iCs/>
           <w:u w:val="single"/>
         </w:rPr>
-        <w:t>Раздел 2. Этапы научного исследования</w:t>
+        <w:t>Раздел 2. Эволюционные и метаэвристические алгоритмы</w:t>
       </w:r>
     </w:p>
     <w:p>
@@ -17545,7 +17483,7 @@
         <w:widowControl w:val="0"/>
       </w:pPr>
       <w:r>
-        <w:t>(38050)Интеллектуальные системы</w:t>
+        <w:t>Основы эволюционных вычислений: генетические алгоритмы, мутирующие популяции; Метаэвристические методы оптимизации и их применение в интеллектуальных системах</w:t>
       </w:r>
     </w:p>
     <w:p>
@@ -17566,7 +17504,7 @@
           <w:iCs/>
           <w:u w:val="single"/>
         </w:rPr>
-        <w:t>Раздел 3. Методология научных исследований</w:t>
+        <w:t>Раздел 3. Экспертные системы и представление знаний</w:t>
       </w:r>
     </w:p>
     <w:p>
@@ -17574,7 +17512,7 @@
         <w:widowControl w:val="0"/>
       </w:pPr>
       <w:r>
-        <w:t>(38050)Интеллектуальные системы</w:t>
+        <w:t>Моделирование экспертных систем: правила, сети связей; Представление знаний в интеллектуальных системах</w:t>
       </w:r>
     </w:p>
     <w:p>
@@ -18172,13 +18110,23 @@
                 <w:iCs w:val="0"/>
               </w:rPr>
             </w:pPr>
+            <w:proofErr w:type="spellStart"/>
             <w:r>
               <w:rPr>
                 <w:bCs/>
                 <w:i w:val="0"/>
                 <w:iCs w:val="0"/>
               </w:rPr>
-              <w:t>пп.</w:t>
+              <w:t>пп</w:t>
+            </w:r>
+            <w:proofErr w:type="spellEnd"/>
+            <w:r>
+              <w:rPr>
+                <w:bCs/>
+                <w:i w:val="0"/>
+                <w:iCs w:val="0"/>
+              </w:rPr>
+              <w:t>.</w:t>
             </w:r>
           </w:p>
         </w:tc>
@@ -18350,7 +18298,73 @@
                 <w:sz w:val="20"/>
                 <w:szCs w:val="20"/>
               </w:rPr>
-              <w:t>Компьютер Intel Core 2 Duo E8200(1);Компьютер WIN i3-550(2);Компьютер персональный i3-4170/21,5" PHILIPS 226V4LAB(1);МФУ hp Laser Jet Pro M1536dnf&lt;CE538A&gt;A4(1);Монитор 19" Acer(1);Монитор ASUS VA24DQ Black 23,8", шт(3);Сервисное устройство д\очистки Katun 3 м(1);Системный блок CRONA:i7 11700/DDR4 2*16GB/SSD 250Gb Samsung/HDD 1Tb/600W(3);Шкаф(ы) для хранения</w:t>
+              <w:t xml:space="preserve">Компьютер Intel Core 2 Duo E8200(1);Компьютер WIN i3-550(2);Компьютер персональный i3-4170/21,5" PHILIPS 226V4LAB(1);МФУ </w:t>
+            </w:r>
+            <w:proofErr w:type="spellStart"/>
+            <w:r>
+              <w:rPr>
+                <w:bCs/>
+                <w:i w:val="0"/>
+                <w:iCs w:val="0"/>
+                <w:sz w:val="20"/>
+                <w:szCs w:val="20"/>
+              </w:rPr>
+              <w:t>hp</w:t>
+            </w:r>
+            <w:proofErr w:type="spellEnd"/>
+            <w:r>
+              <w:rPr>
+                <w:bCs/>
+                <w:i w:val="0"/>
+                <w:iCs w:val="0"/>
+                <w:sz w:val="20"/>
+                <w:szCs w:val="20"/>
+              </w:rPr>
+              <w:t xml:space="preserve"> Laser Jet Pro M1536dnf&lt;CE538A&gt;A4(1);Монитор 19" Acer(1);Монитор ASUS VA24DQ Black 23,8", </w:t>
+            </w:r>
+            <w:proofErr w:type="spellStart"/>
+            <w:r>
+              <w:rPr>
+                <w:bCs/>
+                <w:i w:val="0"/>
+                <w:iCs w:val="0"/>
+                <w:sz w:val="20"/>
+                <w:szCs w:val="20"/>
+              </w:rPr>
+              <w:t>шт</w:t>
+            </w:r>
+            <w:proofErr w:type="spellEnd"/>
+            <w:r>
+              <w:rPr>
+                <w:bCs/>
+                <w:i w:val="0"/>
+                <w:iCs w:val="0"/>
+                <w:sz w:val="20"/>
+                <w:szCs w:val="20"/>
+              </w:rPr>
+              <w:t xml:space="preserve">(3);Сервисное устройство д\очистки </w:t>
+            </w:r>
+            <w:proofErr w:type="spellStart"/>
+            <w:r>
+              <w:rPr>
+                <w:bCs/>
+                <w:i w:val="0"/>
+                <w:iCs w:val="0"/>
+                <w:sz w:val="20"/>
+                <w:szCs w:val="20"/>
+              </w:rPr>
+              <w:t>Katun</w:t>
+            </w:r>
+            <w:proofErr w:type="spellEnd"/>
+            <w:r>
+              <w:rPr>
+                <w:bCs/>
+                <w:i w:val="0"/>
+                <w:iCs w:val="0"/>
+                <w:sz w:val="20"/>
+                <w:szCs w:val="20"/>
+              </w:rPr>
+              <w:t xml:space="preserve"> 3 м(1);Системный блок CRONA:i7 11700/DDR4 2*16GB/SSD 250Gb Samsung/HDD 1Tb/600W(3);Шкаф(ы) для хранения</w:t>
             </w:r>
           </w:p>
         </w:tc>
@@ -18453,7 +18467,73 @@
                 <w:sz w:val="20"/>
                 <w:szCs w:val="20"/>
               </w:rPr>
-              <w:t>Компьютер Nettop Pegatron Walle L6 PV D-</w:t>
+              <w:t xml:space="preserve">Компьютер </w:t>
+            </w:r>
+            <w:proofErr w:type="spellStart"/>
+            <w:r>
+              <w:rPr>
+                <w:bCs/>
+                <w:i w:val="0"/>
+                <w:iCs w:val="0"/>
+                <w:sz w:val="20"/>
+                <w:szCs w:val="20"/>
+              </w:rPr>
+              <w:t>Nettop</w:t>
+            </w:r>
+            <w:proofErr w:type="spellEnd"/>
+            <w:r>
+              <w:rPr>
+                <w:bCs/>
+                <w:i w:val="0"/>
+                <w:iCs w:val="0"/>
+                <w:sz w:val="20"/>
+                <w:szCs w:val="20"/>
+              </w:rPr>
+              <w:t xml:space="preserve"> </w:t>
+            </w:r>
+            <w:proofErr w:type="spellStart"/>
+            <w:r>
+              <w:rPr>
+                <w:bCs/>
+                <w:i w:val="0"/>
+                <w:iCs w:val="0"/>
+                <w:sz w:val="20"/>
+                <w:szCs w:val="20"/>
+              </w:rPr>
+              <w:t>Pegatron</w:t>
+            </w:r>
+            <w:proofErr w:type="spellEnd"/>
+            <w:r>
+              <w:rPr>
+                <w:bCs/>
+                <w:i w:val="0"/>
+                <w:iCs w:val="0"/>
+                <w:sz w:val="20"/>
+                <w:szCs w:val="20"/>
+              </w:rPr>
+              <w:t xml:space="preserve"> </w:t>
+            </w:r>
+            <w:proofErr w:type="spellStart"/>
+            <w:r>
+              <w:rPr>
+                <w:bCs/>
+                <w:i w:val="0"/>
+                <w:iCs w:val="0"/>
+                <w:sz w:val="20"/>
+                <w:szCs w:val="20"/>
+              </w:rPr>
+              <w:t>Walle</w:t>
+            </w:r>
+            <w:proofErr w:type="spellEnd"/>
+            <w:r>
+              <w:rPr>
+                <w:bCs/>
+                <w:i w:val="0"/>
+                <w:iCs w:val="0"/>
+                <w:sz w:val="20"/>
+                <w:szCs w:val="20"/>
+              </w:rPr>
+              <w:t xml:space="preserve"> L6 PV D-</w:t>
             </w:r>
             <w:proofErr w:type="gramStart"/>
             <w:r>
@@ -18622,7 +18702,73 @@
                 <w:sz w:val="20"/>
                 <w:szCs w:val="20"/>
               </w:rPr>
-              <w:t>Компьютер Nettop Pegatron Walle L6 PV D-</w:t>
+              <w:t xml:space="preserve">Компьютер </w:t>
+            </w:r>
+            <w:proofErr w:type="spellStart"/>
+            <w:r>
+              <w:rPr>
+                <w:bCs/>
+                <w:i w:val="0"/>
+                <w:iCs w:val="0"/>
+                <w:sz w:val="20"/>
+                <w:szCs w:val="20"/>
+              </w:rPr>
+              <w:t>Nettop</w:t>
+            </w:r>
+            <w:proofErr w:type="spellEnd"/>
+            <w:r>
+              <w:rPr>
+                <w:bCs/>
+                <w:i w:val="0"/>
+                <w:iCs w:val="0"/>
+                <w:sz w:val="20"/>
+                <w:szCs w:val="20"/>
+              </w:rPr>
+              <w:t xml:space="preserve"> </w:t>
+            </w:r>
+            <w:proofErr w:type="spellStart"/>
+            <w:r>
+              <w:rPr>
+                <w:bCs/>
+                <w:i w:val="0"/>
+                <w:iCs w:val="0"/>
+                <w:sz w:val="20"/>
+                <w:szCs w:val="20"/>
+              </w:rPr>
+              <w:t>Pegatron</w:t>
+            </w:r>
+            <w:proofErr w:type="spellEnd"/>
+            <w:r>
+              <w:rPr>
+                <w:bCs/>
+                <w:i w:val="0"/>
+                <w:iCs w:val="0"/>
+                <w:sz w:val="20"/>
+                <w:szCs w:val="20"/>
+              </w:rPr>
+              <w:t xml:space="preserve"> </w:t>
+            </w:r>
+            <w:proofErr w:type="spellStart"/>
+            <w:r>
+              <w:rPr>
+                <w:bCs/>
+                <w:i w:val="0"/>
+                <w:iCs w:val="0"/>
+                <w:sz w:val="20"/>
+                <w:szCs w:val="20"/>
+              </w:rPr>
+              <w:t>Walle</w:t>
+            </w:r>
+            <w:proofErr w:type="spellEnd"/>
+            <w:r>
+              <w:rPr>
+                <w:bCs/>
+                <w:i w:val="0"/>
+                <w:iCs w:val="0"/>
+                <w:sz w:val="20"/>
+                <w:szCs w:val="20"/>
+              </w:rPr>
+              <w:t xml:space="preserve"> L6 PV D-</w:t>
             </w:r>
             <w:proofErr w:type="gramStart"/>
             <w:r>
@@ -18791,7 +18937,73 @@
                 <w:sz w:val="20"/>
                 <w:szCs w:val="20"/>
               </w:rPr>
-              <w:t>Компьютер Nettop Pegatron Walle L6 PV D-</w:t>
+              <w:t xml:space="preserve">Компьютер </w:t>
+            </w:r>
+            <w:proofErr w:type="spellStart"/>
+            <w:r>
+              <w:rPr>
+                <w:bCs/>
+                <w:i w:val="0"/>
+                <w:iCs w:val="0"/>
+                <w:sz w:val="20"/>
+                <w:szCs w:val="20"/>
+              </w:rPr>
+              <w:t>Nettop</w:t>
+            </w:r>
+            <w:proofErr w:type="spellEnd"/>
+            <w:r>
+              <w:rPr>
+                <w:bCs/>
+                <w:i w:val="0"/>
+                <w:iCs w:val="0"/>
+                <w:sz w:val="20"/>
+                <w:szCs w:val="20"/>
+              </w:rPr>
+              <w:t xml:space="preserve"> </w:t>
+            </w:r>
+            <w:proofErr w:type="spellStart"/>
+            <w:r>
+              <w:rPr>
+                <w:bCs/>
+                <w:i w:val="0"/>
+                <w:iCs w:val="0"/>
+                <w:sz w:val="20"/>
+                <w:szCs w:val="20"/>
+              </w:rPr>
+              <w:t>Pegatron</w:t>
+            </w:r>
+            <w:proofErr w:type="spellEnd"/>
+            <w:r>
+              <w:rPr>
+                <w:bCs/>
+                <w:i w:val="0"/>
+                <w:iCs w:val="0"/>
+                <w:sz w:val="20"/>
+                <w:szCs w:val="20"/>
+              </w:rPr>
+              <w:t xml:space="preserve"> </w:t>
+            </w:r>
+            <w:proofErr w:type="spellStart"/>
+            <w:r>
+              <w:rPr>
+                <w:bCs/>
+                <w:i w:val="0"/>
+                <w:iCs w:val="0"/>
+                <w:sz w:val="20"/>
+                <w:szCs w:val="20"/>
+              </w:rPr>
+              <w:t>Walle</w:t>
+            </w:r>
+            <w:proofErr w:type="spellEnd"/>
+            <w:r>
+              <w:rPr>
+                <w:bCs/>
+                <w:i w:val="0"/>
+                <w:iCs w:val="0"/>
+                <w:sz w:val="20"/>
+                <w:szCs w:val="20"/>
+              </w:rPr>
+              <w:t xml:space="preserve"> L6 PV D-</w:t>
             </w:r>
             <w:proofErr w:type="gramStart"/>
             <w:r>
@@ -18960,7 +19172,73 @@
                 <w:sz w:val="20"/>
                 <w:szCs w:val="20"/>
               </w:rPr>
-              <w:t>Компьютер Nettop Pegatron Walle L6 PV D-</w:t>
+              <w:t xml:space="preserve">Компьютер </w:t>
+            </w:r>
+            <w:proofErr w:type="spellStart"/>
+            <w:r>
+              <w:rPr>
+                <w:bCs/>
+                <w:i w:val="0"/>
+                <w:iCs w:val="0"/>
+                <w:sz w:val="20"/>
+                <w:szCs w:val="20"/>
+              </w:rPr>
+              <w:t>Nettop</w:t>
+            </w:r>
+            <w:proofErr w:type="spellEnd"/>
+            <w:r>
+              <w:rPr>
+                <w:bCs/>
+                <w:i w:val="0"/>
+                <w:iCs w:val="0"/>
+                <w:sz w:val="20"/>
+                <w:szCs w:val="20"/>
+              </w:rPr>
+              <w:t xml:space="preserve"> </w:t>
+            </w:r>
+            <w:proofErr w:type="spellStart"/>
+            <w:r>
+              <w:rPr>
+                <w:bCs/>
+                <w:i w:val="0"/>
+                <w:iCs w:val="0"/>
+                <w:sz w:val="20"/>
+                <w:szCs w:val="20"/>
+              </w:rPr>
+              <w:t>Pegatron</w:t>
+            </w:r>
+            <w:proofErr w:type="spellEnd"/>
+            <w:r>
+              <w:rPr>
+                <w:bCs/>
+                <w:i w:val="0"/>
+                <w:iCs w:val="0"/>
+                <w:sz w:val="20"/>
+                <w:szCs w:val="20"/>
+              </w:rPr>
+              <w:t xml:space="preserve"> </w:t>
+            </w:r>
+            <w:proofErr w:type="spellStart"/>
+            <w:r>
+              <w:rPr>
+                <w:bCs/>
+                <w:i w:val="0"/>
+                <w:iCs w:val="0"/>
+                <w:sz w:val="20"/>
+                <w:szCs w:val="20"/>
+              </w:rPr>
+              <w:t>Walle</w:t>
+            </w:r>
+            <w:proofErr w:type="spellEnd"/>
+            <w:r>
+              <w:rPr>
+                <w:bCs/>
+                <w:i w:val="0"/>
+                <w:iCs w:val="0"/>
+                <w:sz w:val="20"/>
+                <w:szCs w:val="20"/>
+              </w:rPr>
+              <w:t xml:space="preserve"> L6 PV D-</w:t>
             </w:r>
             <w:proofErr w:type="gramStart"/>
             <w:r>
@@ -19129,9 +19407,9 @@
                 <w:sz w:val="20"/>
                 <w:szCs w:val="20"/>
               </w:rPr>
-              <w:t>Компьютер Nettop Pegatron Walle L6 PV D-</w:t>
-            </w:r>
-            <w:proofErr w:type="gramStart"/>
+              <w:t xml:space="preserve">Компьютер </w:t>
+            </w:r>
+            <w:proofErr w:type="spellStart"/>
             <w:r>
               <w:rPr>
                 <w:bCs/>
@@ -19140,9 +19418,9 @@
                 <w:sz w:val="20"/>
                 <w:szCs w:val="20"/>
               </w:rPr>
-              <w:t>SUB(</w:t>
-            </w:r>
-            <w:proofErr w:type="gramEnd"/>
+              <w:t>Nettop</w:t>
+            </w:r>
+            <w:proofErr w:type="spellEnd"/>
             <w:r>
               <w:rPr>
                 <w:bCs/>
@@ -19151,9 +19429,9 @@
                 <w:sz w:val="20"/>
                 <w:szCs w:val="20"/>
               </w:rPr>
-              <w:t>1</w:t>
-            </w:r>
-            <w:proofErr w:type="gramStart"/>
+              <w:t xml:space="preserve"> </w:t>
+            </w:r>
+            <w:proofErr w:type="spellStart"/>
             <w:r>
               <w:rPr>
                 <w:bCs/>
@@ -19162,9 +19440,9 @@
                 <w:sz w:val="20"/>
                 <w:szCs w:val="20"/>
               </w:rPr>
-              <w:t>);Настенный</w:t>
-            </w:r>
-            <w:proofErr w:type="gramEnd"/>
+              <w:t>Pegatron</w:t>
+            </w:r>
+            <w:proofErr w:type="spellEnd"/>
             <w:r>
               <w:rPr>
                 <w:bCs/>
@@ -19173,9 +19451,9 @@
                 <w:sz w:val="20"/>
                 <w:szCs w:val="20"/>
               </w:rPr>
-              <w:t xml:space="preserve"> экран Master Picture 244x244 </w:t>
-            </w:r>
-            <w:proofErr w:type="gramStart"/>
+              <w:t xml:space="preserve"> </w:t>
+            </w:r>
+            <w:proofErr w:type="spellStart"/>
             <w:r>
               <w:rPr>
                 <w:bCs/>
@@ -19184,9 +19462,9 @@
                 <w:sz w:val="20"/>
                 <w:szCs w:val="20"/>
               </w:rPr>
-              <w:t>MW(</w:t>
-            </w:r>
-            <w:proofErr w:type="gramEnd"/>
+              <w:t>Walle</w:t>
+            </w:r>
+            <w:proofErr w:type="spellEnd"/>
             <w:r>
               <w:rPr>
                 <w:bCs/>
@@ -19195,7 +19473,7 @@
                 <w:sz w:val="20"/>
                 <w:szCs w:val="20"/>
               </w:rPr>
-              <w:t>1</w:t>
+              <w:t xml:space="preserve"> L6 PV D-</w:t>
             </w:r>
             <w:proofErr w:type="gramStart"/>
             <w:r>
@@ -19206,7 +19484,7 @@
                 <w:sz w:val="20"/>
                 <w:szCs w:val="20"/>
               </w:rPr>
-              <w:t>);Проектор</w:t>
+              <w:t>SUB(</w:t>
             </w:r>
             <w:proofErr w:type="gramEnd"/>
             <w:r>
@@ -19217,7 +19495,7 @@
                 <w:sz w:val="20"/>
                 <w:szCs w:val="20"/>
               </w:rPr>
-              <w:t xml:space="preserve"> Acer ProjectorP1203(1</w:t>
+              <w:t>1</w:t>
             </w:r>
             <w:proofErr w:type="gramStart"/>
             <w:r>
@@ -19228,7 +19506,7 @@
                 <w:sz w:val="20"/>
                 <w:szCs w:val="20"/>
               </w:rPr>
-              <w:t>);мультимедиапроектор</w:t>
+              <w:t>);Настенный</w:t>
             </w:r>
             <w:proofErr w:type="gramEnd"/>
             <w:r>
@@ -19239,7 +19517,7 @@
                 <w:sz w:val="20"/>
                 <w:szCs w:val="20"/>
               </w:rPr>
-              <w:t xml:space="preserve">;Учебно-наглядные пособия по </w:t>
+              <w:t xml:space="preserve"> экран Master Picture 244x244 </w:t>
             </w:r>
             <w:proofErr w:type="gramStart"/>
             <w:r>
@@ -19250,8 +19528,98 @@
                 <w:sz w:val="20"/>
                 <w:szCs w:val="20"/>
               </w:rPr>
+              <w:t>MW(</w:t>
+            </w:r>
+            <w:proofErr w:type="gramEnd"/>
+            <w:r>
+              <w:rPr>
+                <w:bCs/>
+                <w:i w:val="0"/>
+                <w:iCs w:val="0"/>
+                <w:sz w:val="20"/>
+                <w:szCs w:val="20"/>
+              </w:rPr>
+              <w:t>1</w:t>
+            </w:r>
+            <w:proofErr w:type="gramStart"/>
+            <w:r>
+              <w:rPr>
+                <w:bCs/>
+                <w:i w:val="0"/>
+                <w:iCs w:val="0"/>
+                <w:sz w:val="20"/>
+                <w:szCs w:val="20"/>
+              </w:rPr>
+              <w:t>);Проектор</w:t>
+            </w:r>
+            <w:proofErr w:type="gramEnd"/>
+            <w:r>
+              <w:rPr>
+                <w:bCs/>
+                <w:i w:val="0"/>
+                <w:iCs w:val="0"/>
+                <w:sz w:val="20"/>
+                <w:szCs w:val="20"/>
+              </w:rPr>
+              <w:t xml:space="preserve"> Acer ProjectorP1203(1</w:t>
+            </w:r>
+            <w:proofErr w:type="gramStart"/>
+            <w:r>
+              <w:rPr>
+                <w:bCs/>
+                <w:i w:val="0"/>
+                <w:iCs w:val="0"/>
+                <w:sz w:val="20"/>
+                <w:szCs w:val="20"/>
+              </w:rPr>
+              <w:t>);</w:t>
+            </w:r>
+            <w:proofErr w:type="spellStart"/>
+            <w:r>
+              <w:rPr>
+                <w:bCs/>
+                <w:i w:val="0"/>
+                <w:iCs w:val="0"/>
+                <w:sz w:val="20"/>
+                <w:szCs w:val="20"/>
+              </w:rPr>
+              <w:t>мультимедиапроектор</w:t>
+            </w:r>
+            <w:proofErr w:type="gramEnd"/>
+            <w:r>
+              <w:rPr>
+                <w:bCs/>
+                <w:i w:val="0"/>
+                <w:iCs w:val="0"/>
+                <w:sz w:val="20"/>
+                <w:szCs w:val="20"/>
+              </w:rPr>
+              <w:t>;Учебно-наглядные</w:t>
+            </w:r>
+            <w:proofErr w:type="spellEnd"/>
+            <w:r>
+              <w:rPr>
+                <w:bCs/>
+                <w:i w:val="0"/>
+                <w:iCs w:val="0"/>
+                <w:sz w:val="20"/>
+                <w:szCs w:val="20"/>
+              </w:rPr>
+              <w:t xml:space="preserve"> пособия по </w:t>
+            </w:r>
+            <w:proofErr w:type="spellStart"/>
+            <w:proofErr w:type="gramStart"/>
+            <w:r>
+              <w:rPr>
+                <w:bCs/>
+                <w:i w:val="0"/>
+                <w:iCs w:val="0"/>
+                <w:sz w:val="20"/>
+                <w:szCs w:val="20"/>
+              </w:rPr>
               <w:t>дисциплине,набор</w:t>
             </w:r>
+            <w:proofErr w:type="spellEnd"/>
             <w:proofErr w:type="gramEnd"/>
             <w:r>
               <w:rPr>
@@ -19386,7 +19754,95 @@
                 <w:sz w:val="20"/>
                 <w:szCs w:val="20"/>
               </w:rPr>
-              <w:t xml:space="preserve">Защитная RFID Система LSG405HF(1);Компьютер i3-3220 K1 BenQ 21,5"(2);Компьютер i3-3240 21.5" Acer(2);Компьютер ПК НИКС\i3-4170\21.5"(1);Компьютер персональный-неттоп Celeron J1900/4Gb(1);Контрольно-кассовая машина Пионер 114Ф с ФН(1);МФУ hp Laser Jet Pro M1132&lt;CE847A&gt;A4(1);Монитор  BENQ E 2210 HDA(1);Монитор  Beng(2);Монитор 21.5 "BenQ GW2265HM(1);Планшет DIGMA EVE 1806, 2GB, 32Gb, Windows 10черный(1);Принтер Laser Jet 1020(1);Сканер Plustek Optic Book 4800(1);Универсальная RFID станция книговыдачи/программирования меток(3);Чековый принтер АТОЛ RP-326-USE черный Rev.6(3);Ящик каталожный 40 ячеек(5);Доступ к электронной информационно-образовательной среде (Корпоративная информационная система УГНТУ); Доступ в интернет; </w:t>
+              <w:t xml:space="preserve">Защитная RFID Система LSG405HF(1);Компьютер i3-3220 K1 BenQ 21,5"(2);Компьютер i3-3240 21.5" Acer(2);Компьютер ПК НИКС\i3-4170\21.5"(1);Компьютер персональный-неттоп Celeron J1900/4Gb(1);Контрольно-кассовая машина Пионер 114Ф с ФН(1);МФУ </w:t>
+            </w:r>
+            <w:proofErr w:type="spellStart"/>
+            <w:r>
+              <w:rPr>
+                <w:bCs/>
+                <w:i w:val="0"/>
+                <w:iCs w:val="0"/>
+                <w:sz w:val="20"/>
+                <w:szCs w:val="20"/>
+              </w:rPr>
+              <w:t>hp</w:t>
+            </w:r>
+            <w:proofErr w:type="spellEnd"/>
+            <w:r>
+              <w:rPr>
+                <w:bCs/>
+                <w:i w:val="0"/>
+                <w:iCs w:val="0"/>
+                <w:sz w:val="20"/>
+                <w:szCs w:val="20"/>
+              </w:rPr>
+              <w:t xml:space="preserve"> Laser Jet Pro M1132&lt;CE847A&gt;A4(1);Монитор  BENQ E 2210 HDA(1);Монитор  </w:t>
+            </w:r>
+            <w:proofErr w:type="spellStart"/>
+            <w:r>
+              <w:rPr>
+                <w:bCs/>
+                <w:i w:val="0"/>
+                <w:iCs w:val="0"/>
+                <w:sz w:val="20"/>
+                <w:szCs w:val="20"/>
+              </w:rPr>
+              <w:t>Beng</w:t>
+            </w:r>
+            <w:proofErr w:type="spellEnd"/>
+            <w:r>
+              <w:rPr>
+                <w:bCs/>
+                <w:i w:val="0"/>
+                <w:iCs w:val="0"/>
+                <w:sz w:val="20"/>
+                <w:szCs w:val="20"/>
+              </w:rPr>
+              <w:t xml:space="preserve">(2);Монитор 21.5 "BenQ GW2265HM(1);Планшет DIGMA EVE 1806, 2GB, 32Gb, Windows 10черный(1);Принтер Laser Jet 1020(1);Сканер </w:t>
+            </w:r>
+            <w:proofErr w:type="spellStart"/>
+            <w:r>
+              <w:rPr>
+                <w:bCs/>
+                <w:i w:val="0"/>
+                <w:iCs w:val="0"/>
+                <w:sz w:val="20"/>
+                <w:szCs w:val="20"/>
+              </w:rPr>
+              <w:t>Plustek</w:t>
+            </w:r>
+            <w:proofErr w:type="spellEnd"/>
+            <w:r>
+              <w:rPr>
+                <w:bCs/>
+                <w:i w:val="0"/>
+                <w:iCs w:val="0"/>
+                <w:sz w:val="20"/>
+                <w:szCs w:val="20"/>
+              </w:rPr>
+              <w:t xml:space="preserve"> </w:t>
+            </w:r>
+            <w:proofErr w:type="spellStart"/>
+            <w:r>
+              <w:rPr>
+                <w:bCs/>
+                <w:i w:val="0"/>
+                <w:iCs w:val="0"/>
+                <w:sz w:val="20"/>
+                <w:szCs w:val="20"/>
+              </w:rPr>
+              <w:t>Optic</w:t>
+            </w:r>
+            <w:proofErr w:type="spellEnd"/>
+            <w:r>
+              <w:rPr>
+                <w:bCs/>
+                <w:i w:val="0"/>
+                <w:iCs w:val="0"/>
+                <w:sz w:val="20"/>
+                <w:szCs w:val="20"/>
+              </w:rPr>
+              <w:t xml:space="preserve"> Book 4800(1);Универсальная RFID станция книговыдачи/программирования меток(3);Чековый принтер АТОЛ RP-326-USE черный Rev.6(3);Ящик каталожный 40 ячеек(5);Доступ к электронной информационно-образовательной среде (Корпоративная информационная система УГНТУ); Доступ в интернет; </w:t>
             </w:r>
           </w:p>
         </w:tc>
@@ -19519,8 +19975,13 @@
             <w:pPr>
               <w:jc w:val="center"/>
             </w:pPr>
-            <w:r>
-              <w:t>пп.</w:t>
+            <w:proofErr w:type="spellStart"/>
+            <w:r>
+              <w:t>пп</w:t>
+            </w:r>
+            <w:proofErr w:type="spellEnd"/>
+            <w:r>
+              <w:t>.</w:t>
             </w:r>
           </w:p>
         </w:tc>
@@ -19558,10 +20019,12 @@
             <w:r>
               <w:t xml:space="preserve">(реквизиты </w:t>
             </w:r>
+            <w:proofErr w:type="spellStart"/>
             <w:proofErr w:type="gramStart"/>
             <w:r>
               <w:t>лицензии,свидетельства</w:t>
             </w:r>
+            <w:proofErr w:type="spellEnd"/>
             <w:proofErr w:type="gramEnd"/>
             <w:r>
               <w:t xml:space="preserve"> о гос. регистрации и т.п., срок действия)</w:t>
@@ -19611,8 +20074,18 @@
                 <w:sz w:val="20"/>
                 <w:szCs w:val="20"/>
               </w:rPr>
-              <w:t>ANSYS Academic</w:t>
-            </w:r>
+              <w:t xml:space="preserve">ANSYS </w:t>
+            </w:r>
+            <w:proofErr w:type="spellStart"/>
+            <w:r>
+              <w:rPr>
+                <w:bCs/>
+                <w:sz w:val="20"/>
+                <w:szCs w:val="20"/>
+              </w:rPr>
+              <w:t>Academic</w:t>
+            </w:r>
+            <w:proofErr w:type="spellEnd"/>
           </w:p>
         </w:tc>
         <w:tc>
@@ -19704,7 +20177,25 @@
                 <w:sz w:val="20"/>
                 <w:szCs w:val="20"/>
               </w:rPr>
-              <w:t>Дата выдачи лицензии 23.11.2020, Поставщик: ООО «Компарекс»</w:t>
+              <w:t>Дата выдачи лицензии 23.11.2020, Поставщик: ООО «</w:t>
+            </w:r>
+            <w:proofErr w:type="spellStart"/>
+            <w:r>
+              <w:rPr>
+                <w:bCs/>
+                <w:sz w:val="20"/>
+                <w:szCs w:val="20"/>
+              </w:rPr>
+              <w:t>Компарекс</w:t>
+            </w:r>
+            <w:proofErr w:type="spellEnd"/>
+            <w:r>
+              <w:rPr>
+                <w:bCs/>
+                <w:sz w:val="20"/>
+                <w:szCs w:val="20"/>
+              </w:rPr>
+              <w:t>»</w:t>
             </w:r>
           </w:p>
         </w:tc>
@@ -19745,6 +20236,7 @@
                 <w:highlight w:val="magenta"/>
               </w:rPr>
             </w:pPr>
+            <w:proofErr w:type="spellStart"/>
             <w:r>
               <w:rPr>
                 <w:bCs/>
@@ -19753,6 +20245,7 @@
               </w:rPr>
               <w:t>Microsoft_Office</w:t>
             </w:r>
+            <w:proofErr w:type="spellEnd"/>
           </w:p>
         </w:tc>
         <w:tc>
@@ -19969,6 +20462,7 @@
         </w:rPr>
         <w:t xml:space="preserve">Направленность: </w:t>
       </w:r>
+      <w:proofErr w:type="spellStart"/>
       <w:proofErr w:type="gramStart"/>
       <w:r>
         <w:rPr>
@@ -19985,7 +20479,16 @@
           <w:color w:val="000000"/>
           <w:u w:val="single"/>
         </w:rPr>
-        <w:t>Программное обеспечение средств вычислительной техники и автоматизированных систем»</w:t>
+        <w:t>Программное</w:t>
+      </w:r>
+      <w:proofErr w:type="spellEnd"/>
+      <w:r>
+        <w:rPr>
+          <w:bCs/>
+          <w:color w:val="000000"/>
+          <w:u w:val="single"/>
+        </w:rPr>
+        <w:t xml:space="preserve"> обеспечение средств вычислительной техники и автоматизированных систем»</w:t>
       </w:r>
     </w:p>
     <w:p>
@@ -20701,7 +21204,7 @@
                 <w:sz w:val="20"/>
                 <w:szCs w:val="20"/>
               </w:rPr>
-              <w:t>Рассел, С. Искусственный интеллект : современный подход / С. Рассел, П. Норвиг ; пер. с англ. — 4-е изд. — Москва : Вильямс, 2022. — 1408 с.</w:t>
+              <w:t>Шарма, А. Интеллектуальные системы : учебник / А. Шарма. — Москва : Вильямс, 2017. — 486 с.</w:t>
             </w:r>
           </w:p>
         </w:tc>
@@ -20820,7 +21323,7 @@
                 <w:sz w:val="20"/>
                 <w:szCs w:val="20"/>
               </w:rPr>
-              <w:t>Для изучения теории;Для выполнения СРО;</w:t>
+              <w:t>Для выполнения СРО; Для изучения теории;</w:t>
             </w:r>
           </w:p>
         </w:tc>
@@ -20901,7 +21404,7 @@
                 <w:sz w:val="20"/>
                 <w:szCs w:val="20"/>
               </w:rPr>
-              <w:t>Флах, П. Машинное обучение : наука и искусство построения алгоритмов, которые извлекают знания из данных / П. Флах ; пер. с англ. А. А. Слинкина. — Москва : ДМК Пресс, 2015. — 400 с.</w:t>
+              <w:t>Смит, Р. Современные методы разработки интеллектуальных систем / Р. Смит. — Москва : Питер, 2019. — 648 с.</w:t>
             </w:r>
           </w:p>
         </w:tc>
@@ -20945,7 +21448,7 @@
                 <w:sz w:val="20"/>
                 <w:szCs w:val="20"/>
               </w:rPr>
-              <w:t>http://www.znanium.com</w:t>
+              <w:t>http://e.lanbook.com</w:t>
             </w:r>
           </w:p>
         </w:tc>
@@ -21101,7 +21604,7 @@
                 <w:sz w:val="20"/>
                 <w:szCs w:val="20"/>
               </w:rPr>
-              <w:t>Хайкин, С. Нейронные сети : полный курс / С. Хайкин ; пер. с англ. Н. Н. Куссуль. — 2-е изд. — Москва : Вильямс, 2008. — 1104 с.</w:t>
+              <w:t>Карр, Д. Прогресс в области интеллектуальных систем : сборник статей / Д. Карр. — Москва : Мир, 2015. — 348 с.</w:t>
             </w:r>
           </w:p>
         </w:tc>
@@ -21215,9 +21718,6 @@
                 <w:iCs/>
               </w:rPr>
             </w:pPr>
-            <w:r>
-              <w:t>д.т.н., профессор Еникеев Ф.У.</w:t>
-            </w:r>
           </w:p>
         </w:tc>
       </w:tr>
@@ -21363,6 +21863,7 @@
         </w:rPr>
         <w:t xml:space="preserve">Направленность </w:t>
       </w:r>
+      <w:proofErr w:type="spellStart"/>
       <w:proofErr w:type="gramStart"/>
       <w:r>
         <w:rPr>
@@ -21379,7 +21880,16 @@
           <w:color w:val="000000"/>
           <w:u w:val="single"/>
         </w:rPr>
-        <w:t>Программное обеспечение средств вычислительной техники и автоматизированных систем»</w:t>
+        <w:t>Программное</w:t>
+      </w:r>
+      <w:proofErr w:type="spellEnd"/>
+      <w:r>
+        <w:rPr>
+          <w:bCs/>
+          <w:color w:val="000000"/>
+          <w:u w:val="single"/>
+        </w:rPr>
+        <w:t xml:space="preserve"> обеспечение средств вычислительной техники и автоматизированных систем»</w:t>
       </w:r>
     </w:p>
     <w:p>
@@ -22446,9 +22956,6 @@
                 <w:iCs/>
               </w:rPr>
             </w:pPr>
-            <w:r>
-              <w:t>д.т.н., профессор Еникеев Ф.У.</w:t>
-            </w:r>
           </w:p>
         </w:tc>
       </w:tr>
@@ -22826,7 +23333,25 @@
           <w:color w:val="000000"/>
           <w:u w:val="single"/>
         </w:rPr>
-        <w:t>4 з.е.  (144час)</w:t>
+        <w:t xml:space="preserve">4 </w:t>
+      </w:r>
+      <w:proofErr w:type="spellStart"/>
+      <w:r>
+        <w:rPr>
+          <w:bCs/>
+          <w:color w:val="000000"/>
+          <w:u w:val="single"/>
+        </w:rPr>
+        <w:t>з.е</w:t>
+      </w:r>
+      <w:proofErr w:type="spellEnd"/>
+      <w:r>
+        <w:rPr>
+          <w:bCs/>
+          <w:color w:val="000000"/>
+          <w:u w:val="single"/>
+        </w:rPr>
+        <w:t>.  (144час)</w:t>
       </w:r>
     </w:p>
     <w:p>
@@ -22975,12 +23500,6 @@
                 <w:iCs/>
               </w:rPr>
             </w:pPr>
-            <w:r>
-              <w:rPr>
-                <w:bCs/>
-              </w:rPr>
-              <w:t>д.т.н., профессор Еникеев Ф.У.</w:t>
-            </w:r>
           </w:p>
         </w:tc>
       </w:tr>
@@ -23029,9 +23548,6 @@
                 <w:iCs/>
               </w:rPr>
             </w:pPr>
-            <w:r>
-              <w:t>к.физ.-мат. наук, доцент Зарипов Д.М.</w:t>
-            </w:r>
           </w:p>
         </w:tc>
       </w:tr>
@@ -23329,6 +23845,7 @@
       <w:pPr>
         <w:jc w:val="both"/>
       </w:pPr>
+      <w:proofErr w:type="spellStart"/>
       <w:r>
         <w:rPr>
           <w:bCs/>
@@ -23336,7 +23853,11 @@
         <w:t>ФОС</w:t>
       </w:r>
       <w:r>
-        <w:t xml:space="preserve">по текущей успеваемости и промежуточной аттестации по дисциплине </w:t>
+        <w:t>по</w:t>
+      </w:r>
+      <w:proofErr w:type="spellEnd"/>
+      <w:r>
+        <w:t xml:space="preserve"> текущей успеваемости и промежуточной аттестации по дисциплине </w:t>
       </w:r>
     </w:p>
     <w:p>
@@ -23623,7 +24144,7 @@
           </w:tcPr>
           <w:p>
             <w:r>
-              <w:t>Адаптивное управление и нейро-нечёткие регуляторы</w:t>
+              <w:t>Нейронные сети и глубокое обучение</w:t>
             </w:r>
           </w:p>
         </w:tc>
@@ -23651,7 +24172,7 @@
               <w:jc w:val="center"/>
             </w:pPr>
             <w:r>
-              <w:t>методы обучения с подкреплением: Q-обучение и метод актора-критика</w:t>
+              <w:t>механизмы обучения с подкреплением и их применение в робототехнике</w:t>
             </w:r>
           </w:p>
         </w:tc>
@@ -23661,7 +24182,7 @@
           </w:tcPr>
           <w:p>
             <w:r>
-              <w:t xml:space="preserve">УК-1.1 Знает проектировать архитектуру интеллектуальных систем на основе </w:t>
+              <w:t>УК-1.1 Знает осуществлять поиск</w:t>
             </w:r>
           </w:p>
         </w:tc>
@@ -23671,7 +24192,7 @@
           </w:tcPr>
           <w:p>
             <w:r>
-              <w:t>Отвечает на вопросы по теме «Адаптивное управление и нейро-нечёткие р»</w:t>
+              <w:t>Отвечает на вопросы по теме «Нейронные сети и глубокое обучение»</w:t>
             </w:r>
           </w:p>
         </w:tc>
@@ -23715,7 +24236,7 @@
           </w:tcPr>
           <w:p>
             <w:r>
-              <w:t>Адаптивное управление и нейро-нечёткие регуляторы</w:t>
+              <w:t>Нейронные сети и глубокое обучение</w:t>
             </w:r>
           </w:p>
         </w:tc>
@@ -23743,7 +24264,7 @@
               <w:jc w:val="center"/>
             </w:pPr>
             <w:r>
-              <w:t>разрабатывать модели интеллектуальных систем с использованием методов агентного моделирования в AnyLogic</w:t>
+              <w:t>разрабатывать адаптивные алгоритмы управления для динамических систем</w:t>
             </w:r>
           </w:p>
         </w:tc>
@@ -23753,7 +24274,7 @@
           </w:tcPr>
           <w:p>
             <w:r>
-              <w:t xml:space="preserve">УК-1.2 Умеет применять проектировать архитектуру интеллектуальных систем на основе </w:t>
+              <w:t>УК-1.2 Умеет осуществлять поиск</w:t>
             </w:r>
           </w:p>
         </w:tc>
@@ -23763,7 +24284,7 @@
           </w:tcPr>
           <w:p>
             <w:r>
-              <w:t>Выполняет задания по теме «Адаптивное управление и нейро-нечёткие р»</w:t>
+              <w:t>Выполняет задания по теме «Нейронные сети и глубокое обучение»</w:t>
             </w:r>
           </w:p>
         </w:tc>
@@ -23807,7 +24328,7 @@
           </w:tcPr>
           <w:p>
             <w:r>
-              <w:t>Адаптивное управление и нейро-нечёткие регуляторы</w:t>
+              <w:t>Нейронные сети и глубокое обучение</w:t>
             </w:r>
           </w:p>
         </w:tc>
@@ -23835,7 +24356,7 @@
               <w:jc w:val="center"/>
             </w:pPr>
             <w:r>
-              <w:t>инструментами для проектирования архитектур интеллектуальных систем поддержки принятия решений</w:t>
+              <w:t>инструментами автоматизации процесса обучения моделей с использованием TensorFlow</w:t>
             </w:r>
           </w:p>
         </w:tc>
@@ -23845,7 +24366,7 @@
           </w:tcPr>
           <w:p>
             <w:r>
-              <w:t xml:space="preserve">УК-1.3 Владеет проектировать архитектуру интеллектуальных систем на основе </w:t>
+              <w:t>УК-1.3 Владеет осуществлять поиск</w:t>
             </w:r>
           </w:p>
         </w:tc>
@@ -23855,7 +24376,7 @@
           </w:tcPr>
           <w:p>
             <w:r>
-              <w:t>Демонстрирует навыки по теме «Адаптивное управление и нейро-нечёткие р»</w:t>
+              <w:t>Демонстрирует навыки по теме «Нейронные сети и глубокое обучение»</w:t>
             </w:r>
           </w:p>
         </w:tc>
@@ -23899,7 +24420,7 @@
           </w:tcPr>
           <w:p>
             <w:r>
-              <w:t>Адаптивное управление и нейро-нечёткие регуляторы</w:t>
+              <w:t>Нейронные сети и глубокое обучение</w:t>
             </w:r>
           </w:p>
         </w:tc>
@@ -23927,7 +24448,7 @@
               <w:jc w:val="center"/>
             </w:pPr>
             <w:r>
-              <w:t>методы обучения с подкреплением: Q-обучение и метод актора-критика</w:t>
+              <w:t>механизмы обучения с подкреплением и их применение в робототехнике</w:t>
             </w:r>
           </w:p>
         </w:tc>
@@ -23937,7 +24458,7 @@
           </w:tcPr>
           <w:p>
             <w:r>
-              <w:t>ОПК-1.1 Знает разрабатывать алгоритмы самообучения для интеллектуальных си</w:t>
+              <w:t>ОПК-1.1 Знает применять естественнонаучные и общеинженерные знания</w:t>
             </w:r>
           </w:p>
         </w:tc>
@@ -23947,7 +24468,7 @@
           </w:tcPr>
           <w:p>
             <w:r>
-              <w:t>Отвечает на вопросы по теме «Адаптивное управление и нейро-нечёткие р»</w:t>
+              <w:t>Отвечает на вопросы по теме «Нейронные сети и глубокое обучение»</w:t>
             </w:r>
           </w:p>
         </w:tc>
@@ -23991,7 +24512,7 @@
           </w:tcPr>
           <w:p>
             <w:r>
-              <w:t>Адаптивное управление и нейро-нечёткие регуляторы</w:t>
+              <w:t>Нейронные сети и глубокое обучение</w:t>
             </w:r>
           </w:p>
         </w:tc>
@@ -24019,7 +24540,7 @@
               <w:jc w:val="center"/>
             </w:pPr>
             <w:r>
-              <w:t>разрабатывать модели интеллектуальных систем с использованием методов агентного моделирования в AnyLogic</w:t>
+              <w:t>разрабатывать адаптивные алгоритмы управления для динамических систем</w:t>
             </w:r>
           </w:p>
         </w:tc>
@@ -24029,7 +24550,7 @@
           </w:tcPr>
           <w:p>
             <w:r>
-              <w:t>ОПК-1.2 Умеет применять разрабатывать алгоритмы самообучения для интеллектуальных си</w:t>
+              <w:t>ОПК-1.2 Умеет применять естественнонаучные и общеинженерные знания</w:t>
             </w:r>
           </w:p>
         </w:tc>
@@ -24039,7 +24560,7 @@
           </w:tcPr>
           <w:p>
             <w:r>
-              <w:t>Выполняет задания по теме «Адаптивное управление и нейро-нечёткие р»</w:t>
+              <w:t>Выполняет задания по теме «Нейронные сети и глубокое обучение»</w:t>
             </w:r>
           </w:p>
         </w:tc>
@@ -24083,7 +24604,7 @@
           </w:tcPr>
           <w:p>
             <w:r>
-              <w:t>Адаптивное управление и нейро-нечёткие регуляторы</w:t>
+              <w:t>Нейронные сети и глубокое обучение</w:t>
             </w:r>
           </w:p>
         </w:tc>
@@ -24111,7 +24632,7 @@
               <w:jc w:val="center"/>
             </w:pPr>
             <w:r>
-              <w:t>инструментами для проектирования архитектур интеллектуальных систем поддержки принятия решений</w:t>
+              <w:t>инструментами автоматизации процесса обучения моделей с использованием TensorFlow</w:t>
             </w:r>
           </w:p>
         </w:tc>
@@ -24121,7 +24642,7 @@
           </w:tcPr>
           <w:p>
             <w:r>
-              <w:t>ОПК-1.3 Владеет разрабатывать алгоритмы самообучения для интеллектуальных си</w:t>
+              <w:t>ОПК-1.3 Владеет применять естественнонаучные и общеинженерные знания</w:t>
             </w:r>
           </w:p>
         </w:tc>
@@ -24131,7 +24652,7 @@
           </w:tcPr>
           <w:p>
             <w:r>
-              <w:t>Демонстрирует навыки по теме «Адаптивное управление и нейро-нечёткие р»</w:t>
+              <w:t>Демонстрирует навыки по теме «Нейронные сети и глубокое обучение»</w:t>
             </w:r>
           </w:p>
         </w:tc>
@@ -24175,7 +24696,7 @@
           </w:tcPr>
           <w:p>
             <w:r>
-              <w:t>Адаптивное управление и нейро-нечёткие регуляторы</w:t>
+              <w:t>Нейронные сети и глубокое обучение</w:t>
             </w:r>
           </w:p>
         </w:tc>
@@ -24203,7 +24724,7 @@
               <w:jc w:val="center"/>
             </w:pPr>
             <w:r>
-              <w:t>методы обучения с подкреплением: Q-обучение и метод актора-критика</w:t>
+              <w:t>механизмы обучения с подкреплением и их применение в робототехнике</w:t>
             </w:r>
           </w:p>
         </w:tc>
@@ -24213,7 +24734,7 @@
           </w:tcPr>
           <w:p>
             <w:r>
-              <w:t>ОПК-2.1 Знает применять методы машинного обучения и нейронных сетей для ре</w:t>
+              <w:t>ОПК-2.1 Знает понимать принципы работы современных информационных технолог</w:t>
             </w:r>
           </w:p>
         </w:tc>
@@ -24223,7 +24744,7 @@
           </w:tcPr>
           <w:p>
             <w:r>
-              <w:t>Отвечает на вопросы по теме «Адаптивное управление и нейро-нечёткие р»</w:t>
+              <w:t>Отвечает на вопросы по теме «Нейронные сети и глубокое обучение»</w:t>
             </w:r>
           </w:p>
         </w:tc>
@@ -24267,7 +24788,7 @@
           </w:tcPr>
           <w:p>
             <w:r>
-              <w:t>Адаптивное управление и нейро-нечёткие регуляторы</w:t>
+              <w:t>Нейронные сети и глубокое обучение</w:t>
             </w:r>
           </w:p>
         </w:tc>
@@ -24295,7 +24816,7 @@
               <w:jc w:val="center"/>
             </w:pPr>
             <w:r>
-              <w:t>разрабатывать модели интеллектуальных систем с использованием методов агентного моделирования в AnyLogic</w:t>
+              <w:t>разрабатывать адаптивные алгоритмы управления для динамических систем</w:t>
             </w:r>
           </w:p>
         </w:tc>
@@ -24305,7 +24826,7 @@
           </w:tcPr>
           <w:p>
             <w:r>
-              <w:t>ОПК-2.2 Умеет применять применять методы машинного обучения и нейронных сетей для ре</w:t>
+              <w:t>ОПК-2.2 Умеет понимать принципы работы современных информационных технолог</w:t>
             </w:r>
           </w:p>
         </w:tc>
@@ -24315,7 +24836,7 @@
           </w:tcPr>
           <w:p>
             <w:r>
-              <w:t>Выполняет задания по теме «Адаптивное управление и нейро-нечёткие р»</w:t>
+              <w:t>Выполняет задания по теме «Нейронные сети и глубокое обучение»</w:t>
             </w:r>
           </w:p>
         </w:tc>
@@ -24359,7 +24880,7 @@
           </w:tcPr>
           <w:p>
             <w:r>
-              <w:t>Адаптивное управление и нейро-нечёткие регуляторы</w:t>
+              <w:t>Нейронные сети и глубокое обучение</w:t>
             </w:r>
           </w:p>
         </w:tc>
@@ -24387,7 +24908,7 @@
               <w:jc w:val="center"/>
             </w:pPr>
             <w:r>
-              <w:t>инструментами для проектирования архитектур интеллектуальных систем поддержки принятия решений</w:t>
+              <w:t>инструментами автоматизации процесса обучения моделей с использованием TensorFlow</w:t>
             </w:r>
           </w:p>
         </w:tc>
@@ -24397,7 +24918,7 @@
           </w:tcPr>
           <w:p>
             <w:r>
-              <w:t>ОПК-2.3 Владеет применять методы машинного обучения и нейронных сетей для ре</w:t>
+              <w:t>ОПК-2.3 Владеет понимать принципы работы современных информационных технолог</w:t>
             </w:r>
           </w:p>
         </w:tc>
@@ -24407,7 +24928,7 @@
           </w:tcPr>
           <w:p>
             <w:r>
-              <w:t>Демонстрирует навыки по теме «Адаптивное управление и нейро-нечёткие р»</w:t>
+              <w:t>Демонстрирует навыки по теме «Нейронные сети и глубокое обучение»</w:t>
             </w:r>
           </w:p>
         </w:tc>
@@ -24451,7 +24972,7 @@
           </w:tcPr>
           <w:p>
             <w:r>
-              <w:t>Адаптивное управление и нейро-нечёткие регуляторы</w:t>
+              <w:t>Нейронные сети и глубокое обучение</w:t>
             </w:r>
           </w:p>
         </w:tc>
@@ -24479,7 +25000,7 @@
               <w:jc w:val="center"/>
             </w:pPr>
             <w:r>
-              <w:t>методы обучения с подкреплением: Q-обучение и метод актора-критика</w:t>
+              <w:t>механизмы обучения с подкреплением и их применение в робототехнике</w:t>
             </w:r>
           </w:p>
         </w:tc>
@@ -24489,7 +25010,7 @@
           </w:tcPr>
           <w:p>
             <w:r>
-              <w:t>ПК-1.1 Знает тестировать и оценивать эффективность интеллектуальных систе</w:t>
+              <w:t>ПК-1.1 Знает разрабатывать требования к программному обеспечению</w:t>
             </w:r>
           </w:p>
         </w:tc>
@@ -24499,7 +25020,7 @@
           </w:tcPr>
           <w:p>
             <w:r>
-              <w:t>Отвечает на вопросы по теме «Адаптивное управление и нейро-нечёткие р»</w:t>
+              <w:t>Отвечает на вопросы по теме «Нейронные сети и глубокое обучение»</w:t>
             </w:r>
           </w:p>
         </w:tc>
@@ -24543,7 +25064,7 @@
           </w:tcPr>
           <w:p>
             <w:r>
-              <w:t>Адаптивное управление и нейро-нечёткие регуляторы</w:t>
+              <w:t>Нейронные сети и глубокое обучение</w:t>
             </w:r>
           </w:p>
         </w:tc>
@@ -24571,7 +25092,7 @@
               <w:jc w:val="center"/>
             </w:pPr>
             <w:r>
-              <w:t>разрабатывать модели интеллектуальных систем с использованием методов агентного моделирования в AnyLogic</w:t>
+              <w:t>разрабатывать адаптивные алгоритмы управления для динамических систем</w:t>
             </w:r>
           </w:p>
         </w:tc>
@@ -24581,7 +25102,7 @@
           </w:tcPr>
           <w:p>
             <w:r>
-              <w:t>ПК-1.2 Умеет применять тестировать и оценивать эффективность интеллектуальных систе</w:t>
+              <w:t>ПК-1.2 Умеет разрабатывать требования к программному обеспечению</w:t>
             </w:r>
           </w:p>
         </w:tc>
@@ -24591,7 +25112,7 @@
           </w:tcPr>
           <w:p>
             <w:r>
-              <w:t>Выполняет задания по теме «Адаптивное управление и нейро-нечёткие р»</w:t>
+              <w:t>Выполняет задания по теме «Нейронные сети и глубокое обучение»</w:t>
             </w:r>
           </w:p>
         </w:tc>
@@ -24635,7 +25156,7 @@
           </w:tcPr>
           <w:p>
             <w:r>
-              <w:t>Адаптивное управление и нейро-нечёткие регуляторы</w:t>
+              <w:t>Нейронные сети и глубокое обучение</w:t>
             </w:r>
           </w:p>
         </w:tc>
@@ -24663,7 +25184,7 @@
               <w:jc w:val="center"/>
             </w:pPr>
             <w:r>
-              <w:t>инструментами для проектирования архитектур интеллектуальных систем поддержки принятия решений</w:t>
+              <w:t>инструментами автоматизации процесса обучения моделей с использованием TensorFlow</w:t>
             </w:r>
           </w:p>
         </w:tc>
@@ -24673,7 +25194,7 @@
           </w:tcPr>
           <w:p>
             <w:r>
-              <w:t>ПК-1.3 Владеет тестировать и оценивать эффективность интеллектуальных систе</w:t>
+              <w:t>ПК-1.3 Владеет разрабатывать требования к программному обеспечению</w:t>
             </w:r>
           </w:p>
         </w:tc>
@@ -24683,7 +25204,7 @@
           </w:tcPr>
           <w:p>
             <w:r>
-              <w:t>Демонстрирует навыки по теме «Адаптивное управление и нейро-нечёткие р»</w:t>
+              <w:t>Демонстрирует навыки по теме «Нейронные сети и глубокое обучение»</w:t>
             </w:r>
           </w:p>
         </w:tc>
@@ -24727,7 +25248,7 @@
           </w:tcPr>
           <w:p>
             <w:r>
-              <w:t>Адаптивное управление и нейро-нечёткие регуляторы</w:t>
+              <w:t>Нейронные сети и глубокое обучение</w:t>
             </w:r>
           </w:p>
         </w:tc>
@@ -24755,7 +25276,7 @@
               <w:jc w:val="center"/>
             </w:pPr>
             <w:r>
-              <w:t>методы обучения с подкреплением: Q-обучение и метод актора-критика</w:t>
+              <w:t>механизмы обучения с подкреплением и их применение в робототехнике</w:t>
             </w:r>
           </w:p>
         </w:tc>
@@ -24765,7 +25286,7 @@
           </w:tcPr>
           <w:p>
             <w:r>
-              <w:t>ПК-2.1 Знает документировать процессы разработки</w:t>
+              <w:t>ПК-2.1 Знает анализировать</w:t>
             </w:r>
           </w:p>
         </w:tc>
@@ -24775,7 +25296,7 @@
           </w:tcPr>
           <w:p>
             <w:r>
-              <w:t>Отвечает на вопросы по теме «Адаптивное управление и нейро-нечёткие р»</w:t>
+              <w:t>Отвечает на вопросы по теме «Нейронные сети и глубокое обучение»</w:t>
             </w:r>
           </w:p>
         </w:tc>
@@ -24819,7 +25340,7 @@
           </w:tcPr>
           <w:p>
             <w:r>
-              <w:t>Адаптивное управление и нейро-нечёткие регуляторы</w:t>
+              <w:t>Нейронные сети и глубокое обучение</w:t>
             </w:r>
           </w:p>
         </w:tc>
@@ -24847,7 +25368,7 @@
               <w:jc w:val="center"/>
             </w:pPr>
             <w:r>
-              <w:t>разрабатывать модели интеллектуальных систем с использованием методов агентного моделирования в AnyLogic</w:t>
+              <w:t>разрабатывать адаптивные алгоритмы управления для динамических систем</w:t>
             </w:r>
           </w:p>
         </w:tc>
@@ -24857,7 +25378,7 @@
           </w:tcPr>
           <w:p>
             <w:r>
-              <w:t>ПК-2.2 Умеет применять документировать процессы разработки</w:t>
+              <w:t>ПК-2.2 Умеет анализировать</w:t>
             </w:r>
           </w:p>
         </w:tc>
@@ -24867,7 +25388,7 @@
           </w:tcPr>
           <w:p>
             <w:r>
-              <w:t>Выполняет задания по теме «Адаптивное управление и нейро-нечёткие р»</w:t>
+              <w:t>Выполняет задания по теме «Нейронные сети и глубокое обучение»</w:t>
             </w:r>
           </w:p>
         </w:tc>
@@ -24911,7 +25432,7 @@
           </w:tcPr>
           <w:p>
             <w:r>
-              <w:t>Адаптивное управление и нейро-нечёткие регуляторы</w:t>
+              <w:t>Нейронные сети и глубокое обучение</w:t>
             </w:r>
           </w:p>
         </w:tc>
@@ -24939,7 +25460,7 @@
               <w:jc w:val="center"/>
             </w:pPr>
             <w:r>
-              <w:t>инструментами для проектирования архитектур интеллектуальных систем поддержки принятия решений</w:t>
+              <w:t>инструментами автоматизации процесса обучения моделей с использованием TensorFlow</w:t>
             </w:r>
           </w:p>
         </w:tc>
@@ -24949,7 +25470,7 @@
           </w:tcPr>
           <w:p>
             <w:r>
-              <w:t>ПК-2.3 Владеет документировать процессы разработки</w:t>
+              <w:t>ПК-2.3 Владеет анализировать</w:t>
             </w:r>
           </w:p>
         </w:tc>
@@ -24959,7 +25480,7 @@
           </w:tcPr>
           <w:p>
             <w:r>
-              <w:t>Демонстрирует навыки по теме «Адаптивное управление и нейро-нечёткие р»</w:t>
+              <w:t>Демонстрирует навыки по теме «Нейронные сети и глубокое обучение»</w:t>
             </w:r>
           </w:p>
         </w:tc>
@@ -25003,7 +25524,7 @@
           </w:tcPr>
           <w:p>
             <w:r>
-              <w:t>Обучение с подкреплением для управления</w:t>
+              <w:t>Эволюционные и метаэвристические алгоритмы</w:t>
             </w:r>
           </w:p>
         </w:tc>
@@ -25031,7 +25552,7 @@
               <w:jc w:val="center"/>
             </w:pPr>
             <w:r>
-              <w:t>методы обучения с подкреплением: Q-обучение и метод актора-критика</w:t>
+              <w:t>механизмы обучения с подкреплением и их применение в робототехнике</w:t>
             </w:r>
           </w:p>
         </w:tc>
@@ -25041,7 +25562,7 @@
           </w:tcPr>
           <w:p>
             <w:r>
-              <w:t xml:space="preserve">УК-1.1 Знает проектировать архитектуру интеллектуальных систем на основе </w:t>
+              <w:t>УК-1.1 Знает осуществлять поиск</w:t>
             </w:r>
           </w:p>
         </w:tc>
@@ -25051,7 +25572,7 @@
           </w:tcPr>
           <w:p>
             <w:r>
-              <w:t>Отвечает на вопросы по теме «Обучение с подкреплением для управления»</w:t>
+              <w:t>Отвечает на вопросы по теме «Эволюционные и метаэвристические алгорит»</w:t>
             </w:r>
           </w:p>
         </w:tc>
@@ -25095,7 +25616,7 @@
           </w:tcPr>
           <w:p>
             <w:r>
-              <w:t>Обучение с подкреплением для управления</w:t>
+              <w:t>Эволюционные и метаэвристические алгоритмы</w:t>
             </w:r>
           </w:p>
         </w:tc>
@@ -25123,7 +25644,7 @@
               <w:jc w:val="center"/>
             </w:pPr>
             <w:r>
-              <w:t>разрабатывать модели интеллектуальных систем с использованием методов агентного моделирования в AnyLogic</w:t>
+              <w:t>разрабатывать адаптивные алгоритмы управления для динамических систем</w:t>
             </w:r>
           </w:p>
         </w:tc>
@@ -25133,7 +25654,7 @@
           </w:tcPr>
           <w:p>
             <w:r>
-              <w:t xml:space="preserve">УК-1.2 Умеет применять проектировать архитектуру интеллектуальных систем на основе </w:t>
+              <w:t>УК-1.2 Умеет осуществлять поиск</w:t>
             </w:r>
           </w:p>
         </w:tc>
@@ -25143,7 +25664,7 @@
           </w:tcPr>
           <w:p>
             <w:r>
-              <w:t>Выполняет задания по теме «Обучение с подкреплением для управления»</w:t>
+              <w:t>Выполняет задания по теме «Эволюционные и метаэвристические алгорит»</w:t>
             </w:r>
           </w:p>
         </w:tc>
@@ -25187,7 +25708,7 @@
           </w:tcPr>
           <w:p>
             <w:r>
-              <w:t>Обучение с подкреплением для управления</w:t>
+              <w:t>Эволюционные и метаэвристические алгоритмы</w:t>
             </w:r>
           </w:p>
         </w:tc>
@@ -25215,7 +25736,7 @@
               <w:jc w:val="center"/>
             </w:pPr>
             <w:r>
-              <w:t>инструментами для проектирования архитектур интеллектуальных систем поддержки принятия решений</w:t>
+              <w:t>инструментами автоматизации процесса обучения моделей с использованием TensorFlow</w:t>
             </w:r>
           </w:p>
         </w:tc>
@@ -25225,7 +25746,7 @@
           </w:tcPr>
           <w:p>
             <w:r>
-              <w:t xml:space="preserve">УК-1.3 Владеет проектировать архитектуру интеллектуальных систем на основе </w:t>
+              <w:t>УК-1.3 Владеет осуществлять поиск</w:t>
             </w:r>
           </w:p>
         </w:tc>
@@ -25235,7 +25756,7 @@
           </w:tcPr>
           <w:p>
             <w:r>
-              <w:t>Демонстрирует навыки по теме «Обучение с подкреплением для управления»</w:t>
+              <w:t>Демонстрирует навыки по теме «Эволюционные и метаэвристические алгорит»</w:t>
             </w:r>
           </w:p>
         </w:tc>
@@ -25279,7 +25800,7 @@
           </w:tcPr>
           <w:p>
             <w:r>
-              <w:t>Обучение с подкреплением для управления</w:t>
+              <w:t>Эволюционные и метаэвристические алгоритмы</w:t>
             </w:r>
           </w:p>
         </w:tc>
@@ -25307,7 +25828,7 @@
               <w:jc w:val="center"/>
             </w:pPr>
             <w:r>
-              <w:t>методы обучения с подкреплением: Q-обучение и метод актора-критика</w:t>
+              <w:t>механизмы обучения с подкреплением и их применение в робототехнике</w:t>
             </w:r>
           </w:p>
         </w:tc>
@@ -25317,7 +25838,7 @@
           </w:tcPr>
           <w:p>
             <w:r>
-              <w:t>ОПК-1.1 Знает разрабатывать алгоритмы самообучения для интеллектуальных си</w:t>
+              <w:t>ОПК-1.1 Знает применять естественнонаучные и общеинженерные знания</w:t>
             </w:r>
           </w:p>
         </w:tc>
@@ -25327,7 +25848,7 @@
           </w:tcPr>
           <w:p>
             <w:r>
-              <w:t>Отвечает на вопросы по теме «Обучение с подкреплением для управления»</w:t>
+              <w:t>Отвечает на вопросы по теме «Эволюционные и метаэвристические алгорит»</w:t>
             </w:r>
           </w:p>
         </w:tc>
@@ -25371,7 +25892,7 @@
           </w:tcPr>
           <w:p>
             <w:r>
-              <w:t>Обучение с подкреплением для управления</w:t>
+              <w:t>Эволюционные и метаэвристические алгоритмы</w:t>
             </w:r>
           </w:p>
         </w:tc>
@@ -25399,7 +25920,7 @@
               <w:jc w:val="center"/>
             </w:pPr>
             <w:r>
-              <w:t>разрабатывать модели интеллектуальных систем с использованием методов агентного моделирования в AnyLogic</w:t>
+              <w:t>разрабатывать адаптивные алгоритмы управления для динамических систем</w:t>
             </w:r>
           </w:p>
         </w:tc>
@@ -25409,7 +25930,7 @@
           </w:tcPr>
           <w:p>
             <w:r>
-              <w:t>ОПК-1.2 Умеет применять разрабатывать алгоритмы самообучения для интеллектуальных си</w:t>
+              <w:t>ОПК-1.2 Умеет применять естественнонаучные и общеинженерные знания</w:t>
             </w:r>
           </w:p>
         </w:tc>
@@ -25419,7 +25940,7 @@
           </w:tcPr>
           <w:p>
             <w:r>
-              <w:t>Выполняет задания по теме «Обучение с подкреплением для управления»</w:t>
+              <w:t>Выполняет задания по теме «Эволюционные и метаэвристические алгорит»</w:t>
             </w:r>
           </w:p>
         </w:tc>
@@ -25463,7 +25984,7 @@
           </w:tcPr>
           <w:p>
             <w:r>
-              <w:t>Обучение с подкреплением для управления</w:t>
+              <w:t>Эволюционные и метаэвристические алгоритмы</w:t>
             </w:r>
           </w:p>
         </w:tc>
@@ -25491,7 +26012,7 @@
               <w:jc w:val="center"/>
             </w:pPr>
             <w:r>
-              <w:t>инструментами для проектирования архитектур интеллектуальных систем поддержки принятия решений</w:t>
+              <w:t>инструментами автоматизации процесса обучения моделей с использованием TensorFlow</w:t>
             </w:r>
           </w:p>
         </w:tc>
@@ -25501,7 +26022,7 @@
           </w:tcPr>
           <w:p>
             <w:r>
-              <w:t>ОПК-1.3 Владеет разрабатывать алгоритмы самообучения для интеллектуальных си</w:t>
+              <w:t>ОПК-1.3 Владеет применять естественнонаучные и общеинженерные знания</w:t>
             </w:r>
           </w:p>
         </w:tc>
@@ -25511,7 +26032,7 @@
           </w:tcPr>
           <w:p>
             <w:r>
-              <w:t>Демонстрирует навыки по теме «Обучение с подкреплением для управления»</w:t>
+              <w:t>Демонстрирует навыки по теме «Эволюционные и метаэвристические алгорит»</w:t>
             </w:r>
           </w:p>
         </w:tc>
@@ -25555,7 +26076,7 @@
           </w:tcPr>
           <w:p>
             <w:r>
-              <w:t>Обучение с подкреплением для управления</w:t>
+              <w:t>Эволюционные и метаэвристические алгоритмы</w:t>
             </w:r>
           </w:p>
         </w:tc>
@@ -25583,7 +26104,7 @@
               <w:jc w:val="center"/>
             </w:pPr>
             <w:r>
-              <w:t>методы обучения с подкреплением: Q-обучение и метод актора-критика</w:t>
+              <w:t>механизмы обучения с подкреплением и их применение в робототехнике</w:t>
             </w:r>
           </w:p>
         </w:tc>
@@ -25593,7 +26114,7 @@
           </w:tcPr>
           <w:p>
             <w:r>
-              <w:t>ОПК-2.1 Знает применять методы машинного обучения и нейронных сетей для ре</w:t>
+              <w:t>ОПК-2.1 Знает понимать принципы работы современных информационных технолог</w:t>
             </w:r>
           </w:p>
         </w:tc>
@@ -25603,7 +26124,7 @@
           </w:tcPr>
           <w:p>
             <w:r>
-              <w:t>Отвечает на вопросы по теме «Обучение с подкреплением для управления»</w:t>
+              <w:t>Отвечает на вопросы по теме «Эволюционные и метаэвристические алгорит»</w:t>
             </w:r>
           </w:p>
         </w:tc>
@@ -25647,7 +26168,7 @@
           </w:tcPr>
           <w:p>
             <w:r>
-              <w:t>Обучение с подкреплением для управления</w:t>
+              <w:t>Эволюционные и метаэвристические алгоритмы</w:t>
             </w:r>
           </w:p>
         </w:tc>
@@ -25675,7 +26196,7 @@
               <w:jc w:val="center"/>
             </w:pPr>
             <w:r>
-              <w:t>разрабатывать модели интеллектуальных систем с использованием методов агентного моделирования в AnyLogic</w:t>
+              <w:t>разрабатывать адаптивные алгоритмы управления для динамических систем</w:t>
             </w:r>
           </w:p>
         </w:tc>
@@ -25685,7 +26206,7 @@
           </w:tcPr>
           <w:p>
             <w:r>
-              <w:t>ОПК-2.2 Умеет применять применять методы машинного обучения и нейронных сетей для ре</w:t>
+              <w:t>ОПК-2.2 Умеет понимать принципы работы современных информационных технолог</w:t>
             </w:r>
           </w:p>
         </w:tc>
@@ -25695,7 +26216,7 @@
           </w:tcPr>
           <w:p>
             <w:r>
-              <w:t>Выполняет задания по теме «Обучение с подкреплением для управления»</w:t>
+              <w:t>Выполняет задания по теме «Эволюционные и метаэвристические алгорит»</w:t>
             </w:r>
           </w:p>
         </w:tc>
@@ -25739,7 +26260,7 @@
           </w:tcPr>
           <w:p>
             <w:r>
-              <w:t>Обучение с подкреплением для управления</w:t>
+              <w:t>Эволюционные и метаэвристические алгоритмы</w:t>
             </w:r>
           </w:p>
         </w:tc>
@@ -25767,7 +26288,7 @@
               <w:jc w:val="center"/>
             </w:pPr>
             <w:r>
-              <w:t>инструментами для проектирования архитектур интеллектуальных систем поддержки принятия решений</w:t>
+              <w:t>инструментами автоматизации процесса обучения моделей с использованием TensorFlow</w:t>
             </w:r>
           </w:p>
         </w:tc>
@@ -25777,7 +26298,7 @@
           </w:tcPr>
           <w:p>
             <w:r>
-              <w:t>ОПК-2.3 Владеет применять методы машинного обучения и нейронных сетей для ре</w:t>
+              <w:t>ОПК-2.3 Владеет понимать принципы работы современных информационных технолог</w:t>
             </w:r>
           </w:p>
         </w:tc>
@@ -25787,7 +26308,7 @@
           </w:tcPr>
           <w:p>
             <w:r>
-              <w:t>Демонстрирует навыки по теме «Обучение с подкреплением для управления»</w:t>
+              <w:t>Демонстрирует навыки по теме «Эволюционные и метаэвристические алгорит»</w:t>
             </w:r>
           </w:p>
         </w:tc>
@@ -25831,7 +26352,7 @@
           </w:tcPr>
           <w:p>
             <w:r>
-              <w:t>Обучение с подкреплением для управления</w:t>
+              <w:t>Эволюционные и метаэвристические алгоритмы</w:t>
             </w:r>
           </w:p>
         </w:tc>
@@ -25859,7 +26380,7 @@
               <w:jc w:val="center"/>
             </w:pPr>
             <w:r>
-              <w:t>методы обучения с подкреплением: Q-обучение и метод актора-критика</w:t>
+              <w:t>механизмы обучения с подкреплением и их применение в робототехнике</w:t>
             </w:r>
           </w:p>
         </w:tc>
@@ -25869,7 +26390,7 @@
           </w:tcPr>
           <w:p>
             <w:r>
-              <w:t>ПК-1.1 Знает тестировать и оценивать эффективность интеллектуальных систе</w:t>
+              <w:t>ПК-1.1 Знает разрабатывать требования к программному обеспечению</w:t>
             </w:r>
           </w:p>
         </w:tc>
@@ -25879,7 +26400,7 @@
           </w:tcPr>
           <w:p>
             <w:r>
-              <w:t>Отвечает на вопросы по теме «Обучение с подкреплением для управления»</w:t>
+              <w:t>Отвечает на вопросы по теме «Эволюционные и метаэвристические алгорит»</w:t>
             </w:r>
           </w:p>
         </w:tc>
@@ -25923,7 +26444,7 @@
           </w:tcPr>
           <w:p>
             <w:r>
-              <w:t>Обучение с подкреплением для управления</w:t>
+              <w:t>Эволюционные и метаэвристические алгоритмы</w:t>
             </w:r>
           </w:p>
         </w:tc>
@@ -25951,7 +26472,7 @@
               <w:jc w:val="center"/>
             </w:pPr>
             <w:r>
-              <w:t>разрабатывать модели интеллектуальных систем с использованием методов агентного моделирования в AnyLogic</w:t>
+              <w:t>разрабатывать адаптивные алгоритмы управления для динамических систем</w:t>
             </w:r>
           </w:p>
         </w:tc>
@@ -25961,7 +26482,7 @@
           </w:tcPr>
           <w:p>
             <w:r>
-              <w:t>ПК-1.2 Умеет применять тестировать и оценивать эффективность интеллектуальных систе</w:t>
+              <w:t>ПК-1.2 Умеет разрабатывать требования к программному обеспечению</w:t>
             </w:r>
           </w:p>
         </w:tc>
@@ -25971,7 +26492,7 @@
           </w:tcPr>
           <w:p>
             <w:r>
-              <w:t>Выполняет задания по теме «Обучение с подкреплением для управления»</w:t>
+              <w:t>Выполняет задания по теме «Эволюционные и метаэвристические алгорит»</w:t>
             </w:r>
           </w:p>
         </w:tc>
@@ -26015,7 +26536,7 @@
           </w:tcPr>
           <w:p>
             <w:r>
-              <w:t>Обучение с подкреплением для управления</w:t>
+              <w:t>Эволюционные и метаэвристические алгоритмы</w:t>
             </w:r>
           </w:p>
         </w:tc>
@@ -26043,7 +26564,7 @@
               <w:jc w:val="center"/>
             </w:pPr>
             <w:r>
-              <w:t>инструментами для проектирования архитектур интеллектуальных систем поддержки принятия решений</w:t>
+              <w:t>инструментами автоматизации процесса обучения моделей с использованием TensorFlow</w:t>
             </w:r>
           </w:p>
         </w:tc>
@@ -26053,7 +26574,7 @@
           </w:tcPr>
           <w:p>
             <w:r>
-              <w:t>ПК-1.3 Владеет тестировать и оценивать эффективность интеллектуальных систе</w:t>
+              <w:t>ПК-1.3 Владеет разрабатывать требования к программному обеспечению</w:t>
             </w:r>
           </w:p>
         </w:tc>
@@ -26063,7 +26584,7 @@
           </w:tcPr>
           <w:p>
             <w:r>
-              <w:t>Демонстрирует навыки по теме «Обучение с подкреплением для управления»</w:t>
+              <w:t>Демонстрирует навыки по теме «Эволюционные и метаэвристические алгорит»</w:t>
             </w:r>
           </w:p>
         </w:tc>
@@ -26107,7 +26628,7 @@
           </w:tcPr>
           <w:p>
             <w:r>
-              <w:t>Обучение с подкреплением для управления</w:t>
+              <w:t>Эволюционные и метаэвристические алгоритмы</w:t>
             </w:r>
           </w:p>
         </w:tc>
@@ -26135,7 +26656,7 @@
               <w:jc w:val="center"/>
             </w:pPr>
             <w:r>
-              <w:t>методы обучения с подкреплением: Q-обучение и метод актора-критика</w:t>
+              <w:t>механизмы обучения с подкреплением и их применение в робототехнике</w:t>
             </w:r>
           </w:p>
         </w:tc>
@@ -26145,7 +26666,7 @@
           </w:tcPr>
           <w:p>
             <w:r>
-              <w:t>ПК-2.1 Знает документировать процессы разработки</w:t>
+              <w:t>ПК-2.1 Знает анализировать</w:t>
             </w:r>
           </w:p>
         </w:tc>
@@ -26155,7 +26676,7 @@
           </w:tcPr>
           <w:p>
             <w:r>
-              <w:t>Отвечает на вопросы по теме «Обучение с подкреплением для управления»</w:t>
+              <w:t>Отвечает на вопросы по теме «Эволюционные и метаэвристические алгорит»</w:t>
             </w:r>
           </w:p>
         </w:tc>
@@ -26199,7 +26720,7 @@
           </w:tcPr>
           <w:p>
             <w:r>
-              <w:t>Обучение с подкреплением для управления</w:t>
+              <w:t>Эволюционные и метаэвристические алгоритмы</w:t>
             </w:r>
           </w:p>
         </w:tc>
@@ -26227,7 +26748,7 @@
               <w:jc w:val="center"/>
             </w:pPr>
             <w:r>
-              <w:t>разрабатывать модели интеллектуальных систем с использованием методов агентного моделирования в AnyLogic</w:t>
+              <w:t>разрабатывать адаптивные алгоритмы управления для динамических систем</w:t>
             </w:r>
           </w:p>
         </w:tc>
@@ -26237,7 +26758,7 @@
           </w:tcPr>
           <w:p>
             <w:r>
-              <w:t>ПК-2.2 Умеет применять документировать процессы разработки</w:t>
+              <w:t>ПК-2.2 Умеет анализировать</w:t>
             </w:r>
           </w:p>
         </w:tc>
@@ -26247,7 +26768,7 @@
           </w:tcPr>
           <w:p>
             <w:r>
-              <w:t>Выполняет задания по теме «Обучение с подкреплением для управления»</w:t>
+              <w:t>Выполняет задания по теме «Эволюционные и метаэвристические алгорит»</w:t>
             </w:r>
           </w:p>
         </w:tc>
@@ -26291,7 +26812,7 @@
           </w:tcPr>
           <w:p>
             <w:r>
-              <w:t>Обучение с подкреплением для управления</w:t>
+              <w:t>Эволюционные и метаэвристические алгоритмы</w:t>
             </w:r>
           </w:p>
         </w:tc>
@@ -26319,7 +26840,7 @@
               <w:jc w:val="center"/>
             </w:pPr>
             <w:r>
-              <w:t>инструментами для проектирования архитектур интеллектуальных систем поддержки принятия решений</w:t>
+              <w:t>инструментами автоматизации процесса обучения моделей с использованием TensorFlow</w:t>
             </w:r>
           </w:p>
         </w:tc>
@@ -26329,7 +26850,7 @@
           </w:tcPr>
           <w:p>
             <w:r>
-              <w:t>ПК-2.3 Владеет документировать процессы разработки</w:t>
+              <w:t>ПК-2.3 Владеет анализировать</w:t>
             </w:r>
           </w:p>
         </w:tc>
@@ -26339,7 +26860,7 @@
           </w:tcPr>
           <w:p>
             <w:r>
-              <w:t>Демонстрирует навыки по теме «Обучение с подкреплением для управления»</w:t>
+              <w:t>Демонстрирует навыки по теме «Эволюционные и метаэвристические алгорит»</w:t>
             </w:r>
           </w:p>
         </w:tc>
@@ -26383,7 +26904,7 @@
           </w:tcPr>
           <w:p>
             <w:r>
-              <w:t>Нейросетевой идентификатор нелинейных объектов</w:t>
+              <w:t>Экспертные системы и представление знаний</w:t>
             </w:r>
           </w:p>
         </w:tc>
@@ -26411,7 +26932,7 @@
               <w:jc w:val="center"/>
             </w:pPr>
             <w:r>
-              <w:t>методы обучения с подкреплением: Q-обучение и метод актора-критика</w:t>
+              <w:t>механизмы обучения с подкреплением и их применение в робототехнике</w:t>
             </w:r>
           </w:p>
         </w:tc>
@@ -26421,7 +26942,7 @@
           </w:tcPr>
           <w:p>
             <w:r>
-              <w:t xml:space="preserve">УК-1.1 Знает проектировать архитектуру интеллектуальных систем на основе </w:t>
+              <w:t>УК-1.1 Знает осуществлять поиск</w:t>
             </w:r>
           </w:p>
         </w:tc>
@@ -26431,7 +26952,7 @@
           </w:tcPr>
           <w:p>
             <w:r>
-              <w:t>Отвечает на вопросы по теме «Нейросетевой идентификатор нелинейных об»</w:t>
+              <w:t>Отвечает на вопросы по теме «Экспертные системы и представление знани»</w:t>
             </w:r>
           </w:p>
         </w:tc>
@@ -26475,7 +26996,7 @@
           </w:tcPr>
           <w:p>
             <w:r>
-              <w:t>Нейросетевой идентификатор нелинейных объектов</w:t>
+              <w:t>Экспертные системы и представление знаний</w:t>
             </w:r>
           </w:p>
         </w:tc>
@@ -26503,7 +27024,7 @@
               <w:jc w:val="center"/>
             </w:pPr>
             <w:r>
-              <w:t>разрабатывать модели интеллектуальных систем с использованием методов агентного моделирования в AnyLogic</w:t>
+              <w:t>разрабатывать адаптивные алгоритмы управления для динамических систем</w:t>
             </w:r>
           </w:p>
         </w:tc>
@@ -26513,7 +27034,7 @@
           </w:tcPr>
           <w:p>
             <w:r>
-              <w:t xml:space="preserve">УК-1.2 Умеет применять проектировать архитектуру интеллектуальных систем на основе </w:t>
+              <w:t>УК-1.2 Умеет осуществлять поиск</w:t>
             </w:r>
           </w:p>
         </w:tc>
@@ -26523,7 +27044,7 @@
           </w:tcPr>
           <w:p>
             <w:r>
-              <w:t>Выполняет задания по теме «Нейросетевой идентификатор нелинейных об»</w:t>
+              <w:t>Выполняет задания по теме «Экспертные системы и представление знани»</w:t>
             </w:r>
           </w:p>
         </w:tc>
@@ -26567,7 +27088,7 @@
           </w:tcPr>
           <w:p>
             <w:r>
-              <w:t>Нейросетевой идентификатор нелинейных объектов</w:t>
+              <w:t>Экспертные системы и представление знаний</w:t>
             </w:r>
           </w:p>
         </w:tc>
@@ -26595,7 +27116,7 @@
               <w:jc w:val="center"/>
             </w:pPr>
             <w:r>
-              <w:t>инструментами для проектирования архитектур интеллектуальных систем поддержки принятия решений</w:t>
+              <w:t>инструментами автоматизации процесса обучения моделей с использованием TensorFlow</w:t>
             </w:r>
           </w:p>
         </w:tc>
@@ -26605,7 +27126,7 @@
           </w:tcPr>
           <w:p>
             <w:r>
-              <w:t xml:space="preserve">УК-1.3 Владеет проектировать архитектуру интеллектуальных систем на основе </w:t>
+              <w:t>УК-1.3 Владеет осуществлять поиск</w:t>
             </w:r>
           </w:p>
         </w:tc>
@@ -26615,7 +27136,7 @@
           </w:tcPr>
           <w:p>
             <w:r>
-              <w:t>Демонстрирует навыки по теме «Нейросетевой идентификатор нелинейных об»</w:t>
+              <w:t>Демонстрирует навыки по теме «Экспертные системы и представление знани»</w:t>
             </w:r>
           </w:p>
         </w:tc>
@@ -26659,7 +27180,7 @@
           </w:tcPr>
           <w:p>
             <w:r>
-              <w:t>Нейросетевой идентификатор нелинейных объектов</w:t>
+              <w:t>Экспертные системы и представление знаний</w:t>
             </w:r>
           </w:p>
         </w:tc>
@@ -26687,7 +27208,7 @@
               <w:jc w:val="center"/>
             </w:pPr>
             <w:r>
-              <w:t>методы обучения с подкреплением: Q-обучение и метод актора-критика</w:t>
+              <w:t>механизмы обучения с подкреплением и их применение в робототехнике</w:t>
             </w:r>
           </w:p>
         </w:tc>
@@ -26697,7 +27218,7 @@
           </w:tcPr>
           <w:p>
             <w:r>
-              <w:t>ОПК-1.1 Знает разрабатывать алгоритмы самообучения для интеллектуальных си</w:t>
+              <w:t>ОПК-1.1 Знает применять естественнонаучные и общеинженерные знания</w:t>
             </w:r>
           </w:p>
         </w:tc>
@@ -26707,7 +27228,7 @@
           </w:tcPr>
           <w:p>
             <w:r>
-              <w:t>Отвечает на вопросы по теме «Нейросетевой идентификатор нелинейных об»</w:t>
+              <w:t>Отвечает на вопросы по теме «Экспертные системы и представление знани»</w:t>
             </w:r>
           </w:p>
         </w:tc>
@@ -26751,7 +27272,7 @@
           </w:tcPr>
           <w:p>
             <w:r>
-              <w:t>Нейросетевой идентификатор нелинейных объектов</w:t>
+              <w:t>Экспертные системы и представление знаний</w:t>
             </w:r>
           </w:p>
         </w:tc>
@@ -26779,7 +27300,7 @@
               <w:jc w:val="center"/>
             </w:pPr>
             <w:r>
-              <w:t>разрабатывать модели интеллектуальных систем с использованием методов агентного моделирования в AnyLogic</w:t>
+              <w:t>разрабатывать адаптивные алгоритмы управления для динамических систем</w:t>
             </w:r>
           </w:p>
         </w:tc>
@@ -26789,7 +27310,7 @@
           </w:tcPr>
           <w:p>
             <w:r>
-              <w:t>ОПК-1.2 Умеет применять разрабатывать алгоритмы самообучения для интеллектуальных си</w:t>
+              <w:t>ОПК-1.2 Умеет применять естественнонаучные и общеинженерные знания</w:t>
             </w:r>
           </w:p>
         </w:tc>
@@ -26799,7 +27320,7 @@
           </w:tcPr>
           <w:p>
             <w:r>
-              <w:t>Выполняет задания по теме «Нейросетевой идентификатор нелинейных об»</w:t>
+              <w:t>Выполняет задания по теме «Экспертные системы и представление знани»</w:t>
             </w:r>
           </w:p>
         </w:tc>
@@ -26843,7 +27364,7 @@
           </w:tcPr>
           <w:p>
             <w:r>
-              <w:t>Нейросетевой идентификатор нелинейных объектов</w:t>
+              <w:t>Экспертные системы и представление знаний</w:t>
             </w:r>
           </w:p>
         </w:tc>
@@ -26871,7 +27392,7 @@
               <w:jc w:val="center"/>
             </w:pPr>
             <w:r>
-              <w:t>инструментами для проектирования архитектур интеллектуальных систем поддержки принятия решений</w:t>
+              <w:t>инструментами автоматизации процесса обучения моделей с использованием TensorFlow</w:t>
             </w:r>
           </w:p>
         </w:tc>
@@ -26881,7 +27402,7 @@
           </w:tcPr>
           <w:p>
             <w:r>
-              <w:t>ОПК-1.3 Владеет разрабатывать алгоритмы самообучения для интеллектуальных си</w:t>
+              <w:t>ОПК-1.3 Владеет применять естественнонаучные и общеинженерные знания</w:t>
             </w:r>
           </w:p>
         </w:tc>
@@ -26891,7 +27412,7 @@
           </w:tcPr>
           <w:p>
             <w:r>
-              <w:t>Демонстрирует навыки по теме «Нейросетевой идентификатор нелинейных об»</w:t>
+              <w:t>Демонстрирует навыки по теме «Экспертные системы и представление знани»</w:t>
             </w:r>
           </w:p>
         </w:tc>
@@ -26935,7 +27456,7 @@
           </w:tcPr>
           <w:p>
             <w:r>
-              <w:t>Нейросетевой идентификатор нелинейных объектов</w:t>
+              <w:t>Экспертные системы и представление знаний</w:t>
             </w:r>
           </w:p>
         </w:tc>
@@ -26963,7 +27484,7 @@
               <w:jc w:val="center"/>
             </w:pPr>
             <w:r>
-              <w:t>методы обучения с подкреплением: Q-обучение и метод актора-критика</w:t>
+              <w:t>механизмы обучения с подкреплением и их применение в робототехнике</w:t>
             </w:r>
           </w:p>
         </w:tc>
@@ -26973,7 +27494,7 @@
           </w:tcPr>
           <w:p>
             <w:r>
-              <w:t>ОПК-2.1 Знает применять методы машинного обучения и нейронных сетей для ре</w:t>
+              <w:t>ОПК-2.1 Знает понимать принципы работы современных информационных технолог</w:t>
             </w:r>
           </w:p>
         </w:tc>
@@ -26983,7 +27504,7 @@
           </w:tcPr>
           <w:p>
             <w:r>
-              <w:t>Отвечает на вопросы по теме «Нейросетевой идентификатор нелинейных об»</w:t>
+              <w:t>Отвечает на вопросы по теме «Экспертные системы и представление знани»</w:t>
             </w:r>
           </w:p>
         </w:tc>
@@ -27027,7 +27548,7 @@
           </w:tcPr>
           <w:p>
             <w:r>
-              <w:t>Нейросетевой идентификатор нелинейных объектов</w:t>
+              <w:t>Экспертные системы и представление знаний</w:t>
             </w:r>
           </w:p>
         </w:tc>
@@ -27055,7 +27576,7 @@
               <w:jc w:val="center"/>
             </w:pPr>
             <w:r>
-              <w:t>разрабатывать модели интеллектуальных систем с использованием методов агентного моделирования в AnyLogic</w:t>
+              <w:t>разрабатывать адаптивные алгоритмы управления для динамических систем</w:t>
             </w:r>
           </w:p>
         </w:tc>
@@ -27065,7 +27586,7 @@
           </w:tcPr>
           <w:p>
             <w:r>
-              <w:t>ОПК-2.2 Умеет применять применять методы машинного обучения и нейронных сетей для ре</w:t>
+              <w:t>ОПК-2.2 Умеет понимать принципы работы современных информационных технолог</w:t>
             </w:r>
           </w:p>
         </w:tc>
@@ -27075,7 +27596,7 @@
           </w:tcPr>
           <w:p>
             <w:r>
-              <w:t>Выполняет задания по теме «Нейросетевой идентификатор нелинейных об»</w:t>
+              <w:t>Выполняет задания по теме «Экспертные системы и представление знани»</w:t>
             </w:r>
           </w:p>
         </w:tc>
@@ -27119,7 +27640,7 @@
           </w:tcPr>
           <w:p>
             <w:r>
-              <w:t>Нейросетевой идентификатор нелинейных объектов</w:t>
+              <w:t>Экспертные системы и представление знаний</w:t>
             </w:r>
           </w:p>
         </w:tc>
@@ -27147,7 +27668,7 @@
               <w:jc w:val="center"/>
             </w:pPr>
             <w:r>
-              <w:t>инструментами для проектирования архитектур интеллектуальных систем поддержки принятия решений</w:t>
+              <w:t>инструментами автоматизации процесса обучения моделей с использованием TensorFlow</w:t>
             </w:r>
           </w:p>
         </w:tc>
@@ -27157,7 +27678,7 @@
           </w:tcPr>
           <w:p>
             <w:r>
-              <w:t>ОПК-2.3 Владеет применять методы машинного обучения и нейронных сетей для ре</w:t>
+              <w:t>ОПК-2.3 Владеет понимать принципы работы современных информационных технолог</w:t>
             </w:r>
           </w:p>
         </w:tc>
@@ -27167,7 +27688,7 @@
           </w:tcPr>
           <w:p>
             <w:r>
-              <w:t>Демонстрирует навыки по теме «Нейросетевой идентификатор нелинейных об»</w:t>
+              <w:t>Демонстрирует навыки по теме «Экспертные системы и представление знани»</w:t>
             </w:r>
           </w:p>
         </w:tc>
@@ -27211,7 +27732,7 @@
           </w:tcPr>
           <w:p>
             <w:r>
-              <w:t>Нейросетевой идентификатор нелинейных объектов</w:t>
+              <w:t>Экспертные системы и представление знаний</w:t>
             </w:r>
           </w:p>
         </w:tc>
@@ -27239,7 +27760,7 @@
               <w:jc w:val="center"/>
             </w:pPr>
             <w:r>
-              <w:t>методы обучения с подкреплением: Q-обучение и метод актора-критика</w:t>
+              <w:t>механизмы обучения с подкреплением и их применение в робототехнике</w:t>
             </w:r>
           </w:p>
         </w:tc>
@@ -27249,7 +27770,7 @@
           </w:tcPr>
           <w:p>
             <w:r>
-              <w:t>ПК-1.1 Знает тестировать и оценивать эффективность интеллектуальных систе</w:t>
+              <w:t>ПК-1.1 Знает разрабатывать требования к программному обеспечению</w:t>
             </w:r>
           </w:p>
         </w:tc>
@@ -27259,7 +27780,7 @@
           </w:tcPr>
           <w:p>
             <w:r>
-              <w:t>Отвечает на вопросы по теме «Нейросетевой идентификатор нелинейных об»</w:t>
+              <w:t>Отвечает на вопросы по теме «Экспертные системы и представление знани»</w:t>
             </w:r>
           </w:p>
         </w:tc>
@@ -27303,7 +27824,7 @@
           </w:tcPr>
           <w:p>
             <w:r>
-              <w:t>Нейросетевой идентификатор нелинейных объектов</w:t>
+              <w:t>Экспертные системы и представление знаний</w:t>
             </w:r>
           </w:p>
         </w:tc>
@@ -27331,7 +27852,7 @@
               <w:jc w:val="center"/>
             </w:pPr>
             <w:r>
-              <w:t>разрабатывать модели интеллектуальных систем с использованием методов агентного моделирования в AnyLogic</w:t>
+              <w:t>разрабатывать адаптивные алгоритмы управления для динамических систем</w:t>
             </w:r>
           </w:p>
         </w:tc>
@@ -27341,7 +27862,7 @@
           </w:tcPr>
           <w:p>
             <w:r>
-              <w:t>ПК-1.2 Умеет применять тестировать и оценивать эффективность интеллектуальных систе</w:t>
+              <w:t>ПК-1.2 Умеет разрабатывать требования к программному обеспечению</w:t>
             </w:r>
           </w:p>
         </w:tc>
@@ -27351,7 +27872,7 @@
           </w:tcPr>
           <w:p>
             <w:r>
-              <w:t>Выполняет задания по теме «Нейросетевой идентификатор нелинейных об»</w:t>
+              <w:t>Выполняет задания по теме «Экспертные системы и представление знани»</w:t>
             </w:r>
           </w:p>
         </w:tc>
@@ -27395,7 +27916,7 @@
           </w:tcPr>
           <w:p>
             <w:r>
-              <w:t>Нейросетевой идентификатор нелинейных объектов</w:t>
+              <w:t>Экспертные системы и представление знаний</w:t>
             </w:r>
           </w:p>
         </w:tc>
@@ -27423,7 +27944,7 @@
               <w:jc w:val="center"/>
             </w:pPr>
             <w:r>
-              <w:t>инструментами для проектирования архитектур интеллектуальных систем поддержки принятия решений</w:t>
+              <w:t>инструментами автоматизации процесса обучения моделей с использованием TensorFlow</w:t>
             </w:r>
           </w:p>
         </w:tc>
@@ -27433,7 +27954,7 @@
           </w:tcPr>
           <w:p>
             <w:r>
-              <w:t>ПК-1.3 Владеет тестировать и оценивать эффективность интеллектуальных систе</w:t>
+              <w:t>ПК-1.3 Владеет разрабатывать требования к программному обеспечению</w:t>
             </w:r>
           </w:p>
         </w:tc>
@@ -27443,7 +27964,7 @@
           </w:tcPr>
           <w:p>
             <w:r>
-              <w:t>Демонстрирует навыки по теме «Нейросетевой идентификатор нелинейных об»</w:t>
+              <w:t>Демонстрирует навыки по теме «Экспертные системы и представление знани»</w:t>
             </w:r>
           </w:p>
         </w:tc>
@@ -27487,7 +28008,7 @@
           </w:tcPr>
           <w:p>
             <w:r>
-              <w:t>Нейросетевой идентификатор нелинейных объектов</w:t>
+              <w:t>Экспертные системы и представление знаний</w:t>
             </w:r>
           </w:p>
         </w:tc>
@@ -27515,7 +28036,7 @@
               <w:jc w:val="center"/>
             </w:pPr>
             <w:r>
-              <w:t>методы обучения с подкреплением: Q-обучение и метод актора-критика</w:t>
+              <w:t>механизмы обучения с подкреплением и их применение в робототехнике</w:t>
             </w:r>
           </w:p>
         </w:tc>
@@ -27525,7 +28046,7 @@
           </w:tcPr>
           <w:p>
             <w:r>
-              <w:t>ПК-2.1 Знает документировать процессы разработки</w:t>
+              <w:t>ПК-2.1 Знает анализировать</w:t>
             </w:r>
           </w:p>
         </w:tc>
@@ -27535,7 +28056,7 @@
           </w:tcPr>
           <w:p>
             <w:r>
-              <w:t>Отвечает на вопросы по теме «Нейросетевой идентификатор нелинейных об»</w:t>
+              <w:t>Отвечает на вопросы по теме «Экспертные системы и представление знани»</w:t>
             </w:r>
           </w:p>
         </w:tc>
@@ -27579,7 +28100,7 @@
           </w:tcPr>
           <w:p>
             <w:r>
-              <w:t>Нейросетевой идентификатор нелинейных объектов</w:t>
+              <w:t>Экспертные системы и представление знаний</w:t>
             </w:r>
           </w:p>
         </w:tc>
@@ -27607,7 +28128,7 @@
               <w:jc w:val="center"/>
             </w:pPr>
             <w:r>
-              <w:t>разрабатывать модели интеллектуальных систем с использованием методов агентного моделирования в AnyLogic</w:t>
+              <w:t>разрабатывать адаптивные алгоритмы управления для динамических систем</w:t>
             </w:r>
           </w:p>
         </w:tc>
@@ -27617,7 +28138,7 @@
           </w:tcPr>
           <w:p>
             <w:r>
-              <w:t>ПК-2.2 Умеет применять документировать процессы разработки</w:t>
+              <w:t>ПК-2.2 Умеет анализировать</w:t>
             </w:r>
           </w:p>
         </w:tc>
@@ -27627,7 +28148,7 @@
           </w:tcPr>
           <w:p>
             <w:r>
-              <w:t>Выполняет задания по теме «Нейросетевой идентификатор нелинейных об»</w:t>
+              <w:t>Выполняет задания по теме «Экспертные системы и представление знани»</w:t>
             </w:r>
           </w:p>
         </w:tc>
@@ -27671,7 +28192,7 @@
           </w:tcPr>
           <w:p>
             <w:r>
-              <w:t>Нейросетевой идентификатор нелинейных объектов</w:t>
+              <w:t>Экспертные системы и представление знаний</w:t>
             </w:r>
           </w:p>
         </w:tc>
@@ -27699,7 +28220,7 @@
               <w:jc w:val="center"/>
             </w:pPr>
             <w:r>
-              <w:t>инструментами для проектирования архитектур интеллектуальных систем поддержки принятия решений</w:t>
+              <w:t>инструментами автоматизации процесса обучения моделей с использованием TensorFlow</w:t>
             </w:r>
           </w:p>
         </w:tc>
@@ -27709,7 +28230,7 @@
           </w:tcPr>
           <w:p>
             <w:r>
-              <w:t>ПК-2.3 Владеет документировать процессы разработки</w:t>
+              <w:t>ПК-2.3 Владеет анализировать</w:t>
             </w:r>
           </w:p>
         </w:tc>
@@ -27719,7 +28240,7 @@
           </w:tcPr>
           <w:p>
             <w:r>
-              <w:t>Демонстрирует навыки по теме «Нейросетевой идентификатор нелинейных об»</w:t>
+              <w:t>Демонстрирует навыки по теме «Экспертные системы и представление знани»</w:t>
             </w:r>
           </w:p>
         </w:tc>
@@ -28073,7 +28594,23 @@
                 <w:sz w:val="18"/>
                 <w:szCs w:val="18"/>
               </w:rPr>
-              <w:t xml:space="preserve"> презентации имеются орфографические и/или пункуационные ошибки    </w:t>
+              <w:t xml:space="preserve"> презентации имеются орфографические и/или </w:t>
+            </w:r>
+            <w:proofErr w:type="spellStart"/>
+            <w:r>
+              <w:rPr>
+                <w:sz w:val="18"/>
+                <w:szCs w:val="18"/>
+              </w:rPr>
+              <w:t>пункуационные</w:t>
+            </w:r>
+            <w:proofErr w:type="spellEnd"/>
+            <w:r>
+              <w:rPr>
+                <w:sz w:val="18"/>
+                <w:szCs w:val="18"/>
+              </w:rPr>
+              <w:t xml:space="preserve"> ошибки    </w:t>
             </w:r>
           </w:p>
           <w:p>
@@ -28211,6 +28748,7 @@
               </w:rPr>
               <w:t>«</w:t>
             </w:r>
+            <w:proofErr w:type="spellStart"/>
             <w:r>
               <w:rPr>
                 <w:i/>
@@ -28219,6 +28757,7 @@
               </w:rPr>
               <w:t>незачтено</w:t>
             </w:r>
+            <w:proofErr w:type="spellEnd"/>
             <w:r>
               <w:rPr>
                 <w:sz w:val="18"/>
@@ -28280,11 +28819,24 @@
             </w:r>
             <w:proofErr w:type="gramStart"/>
             <w:r>
-              <w:t>ла-бораторных</w:t>
-            </w:r>
+              <w:t>ла-</w:t>
+            </w:r>
+            <w:proofErr w:type="spellStart"/>
+            <w:r>
+              <w:t>бораторных</w:t>
+            </w:r>
+            <w:proofErr w:type="spellEnd"/>
             <w:proofErr w:type="gramEnd"/>
             <w:r>
-              <w:t xml:space="preserve"> работ; вопросы и тре-бования к их защите</w:t>
+              <w:t xml:space="preserve"> работ; вопросы и </w:t>
+            </w:r>
+            <w:proofErr w:type="spellStart"/>
+            <w:r>
+              <w:t>тре-бования</w:t>
+            </w:r>
+            <w:proofErr w:type="spellEnd"/>
+            <w:r>
+              <w:t xml:space="preserve"> к их защите</w:t>
             </w:r>
           </w:p>
         </w:tc>
@@ -28969,7 +29521,13 @@
           <w:bCs/>
           <w:iCs/>
         </w:rPr>
-        <w:t>(38050)Интеллектуальные системы</w:t>
+        <w:t>Темы рефератов по дисциплине «Интеллектуальные системы»:</w:t>
+        <w:br/>
+        <w:t>- Нейронные сети и глубокое обучение</w:t>
+        <w:br/>
+        <w:t>- Эволюционные и метаэвристические алгоритмы</w:t>
+        <w:br/>
+        <w:t>- Экспертные системы и представление знаний</w:t>
       </w:r>
     </w:p>
     <w:p>
@@ -29023,7 +29581,19 @@
           <w:bCs/>
           <w:iCs/>
         </w:rPr>
-        <w:t>(38050)Интеллектуальные системы</w:t>
+        <w:t>Темы докладов по дисциплине «Интеллектуальные системы»:</w:t>
+        <w:br/>
+        <w:t>- Архитектуры нейронных сетей для классификации и регрессии</w:t>
+        <w:br/>
+        <w:t>- Методы глубокого обучения: сверточные сети, рекуррентные сети</w:t>
+        <w:br/>
+        <w:t>- Основы эволюционных вычислений: генетические алгоритмы, мутирующие популяции</w:t>
+        <w:br/>
+        <w:t>- Метаэвристические методы оптимизации и их применение в интеллектуальных системах</w:t>
+        <w:br/>
+        <w:t>- Моделирование экспертных систем: правила, сети связей</w:t>
+        <w:br/>
+        <w:t>- Представление знаний в интеллектуальных системах</w:t>
       </w:r>
     </w:p>
     <w:p>
@@ -29077,7 +29647,7 @@
           <w:bCs/>
           <w:iCs/>
         </w:rPr>
-        <w:t>(38050)Интеллектуальные системы</w:t>
+        <w:t>Перечень лабораторных работ охватывает разделы: Нейронные сети и глубокое обучение; Эволюционные и метаэвристические алгоритмы; Экспертные системы и представление знаний</w:t>
       </w:r>
     </w:p>
     <w:p>
@@ -29131,7 +29701,13 @@
           <w:bCs/>
           <w:iCs/>
         </w:rPr>
-        <w:t>(38050)Интеллектуальные системы</w:t>
+        <w:t>Контрольные вопросы по разделам дисциплины «Интеллектуальные системы»:</w:t>
+        <w:br/>
+        <w:t>- Нейронные сети и глубокое обучение</w:t>
+        <w:br/>
+        <w:t>- Эволюционные и метаэвристические алгоритмы</w:t>
+        <w:br/>
+        <w:t>- Экспертные системы и представление знаний</w:t>
       </w:r>
     </w:p>
     <w:p>
@@ -29281,6 +29857,7 @@
         </w:rPr>
         <w:t xml:space="preserve">Направленность: </w:t>
       </w:r>
+      <w:proofErr w:type="spellStart"/>
       <w:proofErr w:type="gramStart"/>
       <w:r>
         <w:rPr>
@@ -29297,7 +29874,16 @@
           <w:color w:val="000000"/>
           <w:u w:val="single"/>
         </w:rPr>
-        <w:t>Программное обеспечение средств вычислительной техники и автоматизированных систем»</w:t>
+        <w:t>Программное</w:t>
+      </w:r>
+      <w:proofErr w:type="spellEnd"/>
+      <w:r>
+        <w:rPr>
+          <w:bCs/>
+          <w:color w:val="000000"/>
+          <w:u w:val="single"/>
+        </w:rPr>
+        <w:t xml:space="preserve"> обеспечение средств вычислительной техники и автоматизированных систем»</w:t>
       </w:r>
     </w:p>
     <w:p>
@@ -29491,7 +30077,7 @@
               <w:rPr>
                 <w:bCs/>
               </w:rPr>
-              <w:t xml:space="preserve"> УК-1 Способен проектировать архитектуру интеллектуальных систем на основе анализа требований и функциональных характеристик:</w:t>
+              <w:t xml:space="preserve"> УК-1 Способен осуществлять поиск, критический анализ и синтез информации, применять системный подход для решения поставленных задач:</w:t>
             </w:r>
           </w:p>
           <w:p>
@@ -29506,7 +30092,7 @@
               <w:rPr>
                 <w:bCs/>
               </w:rPr>
-              <w:t>-УК-1.1 Применяет методы и инструменты дисциплины</w:t>
+              <w:t>-УК-1.1 Знает механизмы обучения с подкреплением и их применение в роботот</w:t>
             </w:r>
           </w:p>
           <w:p>
@@ -29521,7 +30107,7 @@
               <w:rPr>
                 <w:bCs/>
               </w:rPr>
-              <w:t xml:space="preserve"> ОПК-1 Способен разрабатывать алгоритмы самообучения для интеллектуальных систем:</w:t>
+              <w:t xml:space="preserve"> ОПК-1 Способен применять естественнонаучные и общеинженерные знания, методы математического анализа и моделирования в профессиональной деятельности:</w:t>
             </w:r>
           </w:p>
           <w:p>
@@ -29536,7 +30122,7 @@
               <w:rPr>
                 <w:bCs/>
               </w:rPr>
-              <w:t>-ОПК-1.1 Применяет методы и инструменты дисциплины</w:t>
+              <w:t>-ОПК-1.1 Знает алгоритмы генетического алгоритма для оптимизации систем упр</w:t>
             </w:r>
           </w:p>
           <w:p>
@@ -29551,7 +30137,7 @@
               <w:rPr>
                 <w:bCs/>
               </w:rPr>
-              <w:t xml:space="preserve"> ОПК-2 Способен применять методы машинного обучения и нейронных сетей для решения задач управления и принятия решений:</w:t>
+              <w:t xml:space="preserve"> ОПК-2 Способен понимать принципы работы современных информационных технологий и программных средств, в том числе отечественных, и использовать их при решении задач профессиональной деятельности:</w:t>
             </w:r>
           </w:p>
           <w:p>
@@ -29566,7 +30152,7 @@
               <w:rPr>
                 <w:bCs/>
               </w:rPr>
-              <w:t>-ОПК-2.1 Применяет методы и инструменты дисциплины</w:t>
+              <w:t>-ОПК-2.1 Знает методы анализа временных рядов с использованием нейронных се</w:t>
             </w:r>
           </w:p>
           <w:p>
@@ -29581,7 +30167,7 @@
               <w:rPr>
                 <w:bCs/>
               </w:rPr>
-              <w:t xml:space="preserve"> ПК-1 Способен тестировать и оценивать эффективность интеллектуальных систем в различных прикладных областях:</w:t>
+              <w:t xml:space="preserve"> ПК-1 Способен разрабатывать требования к программному обеспечению, проектировать и реализовывать программные системы с использованием современных инструментальных средств:</w:t>
             </w:r>
           </w:p>
           <w:p>
@@ -29596,7 +30182,7 @@
               <w:rPr>
                 <w:bCs/>
               </w:rPr>
-              <w:t>-ПК-1.1 Применяет методы и инструменты дисциплины</w:t>
+              <w:t>-ПК-1.1 Знает механизмы обучения с подкреплением и их применение в роботот</w:t>
             </w:r>
           </w:p>
           <w:p>
@@ -29611,7 +30197,7 @@
               <w:rPr>
                 <w:bCs/>
               </w:rPr>
-              <w:t xml:space="preserve"> ПК-2 Способен документировать процессы разработки, эксплуатации и поддержания интеллектуальных систем:</w:t>
+              <w:t xml:space="preserve"> ПК-2 Способен анализировать, проектировать и разрабатывать информационные системы с применением современных технологий и платформ:</w:t>
             </w:r>
           </w:p>
           <w:p>
@@ -29626,7 +30212,7 @@
               <w:rPr>
                 <w:bCs/>
               </w:rPr>
-              <w:t>-ПК-2.1 Применяет методы и инструменты дисциплины</w:t>
+              <w:t>-ПК-2.1 Знает алгоритмы генетического алгоритма для оптимизации систем упр</w:t>
             </w:r>
           </w:p>
         </w:tc>
@@ -29704,7 +30290,7 @@
               <w:rPr>
                 <w:bCs/>
               </w:rPr>
-              <w:t>УК-1- методы обучения с подкреплением: Q-обучение и метод актора-критика</w:t>
+              <w:t>УК-1- механизмы обучения с подкреплением и их применение в робототехнике</w:t>
             </w:r>
           </w:p>
           <w:p>
@@ -29721,7 +30307,7 @@
               <w:rPr>
                 <w:bCs/>
               </w:rPr>
-              <w:t>ОПК-1- принципы работы нечётких систем управления и их применение в реальных задачах</w:t>
+              <w:t>ОПК-1- алгоритмы генетического алгоритма для оптимизации систем управления</w:t>
             </w:r>
           </w:p>
           <w:p>
@@ -29738,7 +30324,7 @@
               <w:rPr>
                 <w:bCs/>
               </w:rPr>
-              <w:t>ОПК-2- алгоритмы генетического программирования для оптимизации параметров интеллектуальных систем</w:t>
+              <w:t>ОПК-2- методы анализа временных рядов с использованием нейронных сетей LSTM</w:t>
             </w:r>
           </w:p>
         </w:tc>
@@ -29792,7 +30378,7 @@
               <w:rPr>
                 <w:bCs/>
               </w:rPr>
-              <w:t>УК-1- анализировать устойчивость интеллектуальных систем управления при различных условиях эксплуатации</w:t>
+              <w:t>УК-1- анализировать сложные системы с использованием теории графов</w:t>
             </w:r>
           </w:p>
           <w:p>
@@ -29809,7 +30395,7 @@
               <w:rPr>
                 <w:bCs/>
               </w:rPr>
-              <w:t>ОПК-1- разрабатывать модели интеллектуальных систем с использованием методов агентного моделирования в AnyLogic</w:t>
+              <w:t>ОПК-1- разрабатывать адаптивные алгоритмы управления для динамических систем</w:t>
             </w:r>
           </w:p>
           <w:p>
@@ -29826,7 +30412,7 @@
               <w:rPr>
                 <w:bCs/>
               </w:rPr>
-              <w:t>ОПК-2- интегрировать экспертные знания в базы данных для поддержки принятия решений</w:t>
+              <w:t>ОПК-2- применять методы машинного обучения для решения задач классификации и регрессии</w:t>
             </w:r>
           </w:p>
         </w:tc>
@@ -29881,7 +30467,7 @@
               <w:rPr>
                 <w:bCs/>
               </w:rPr>
-              <w:t>УК-1- навыками использования MATLAB и Simulink для создания моделей интеллектуальных систем управления</w:t>
+              <w:t>УК-1- навыками моделирования сложных систем с использованием MATLAB/Simulink</w:t>
             </w:r>
           </w:p>
           <w:p>
@@ -29898,7 +30484,7 @@
               <w:rPr>
                 <w:bCs/>
               </w:rPr>
-              <w:t>ОПК-1- методами верификации и валидации моделируемых систем на основе имитационных симуляций</w:t>
+              <w:t>ОПК-1- методами визуализации данных для анализа результатов экспериментов</w:t>
             </w:r>
           </w:p>
           <w:p>
@@ -29915,7 +30501,7 @@
               <w:rPr>
                 <w:bCs/>
               </w:rPr>
-              <w:t>ОПК-2- инструментами для проектирования архитектур интеллектуальных систем поддержки принятия решений</w:t>
+              <w:t>ОПК-2- инструментами автоматизации процесса обучения моделей с использованием TensorFlow</w:t>
             </w:r>
           </w:p>
         </w:tc>
@@ -29963,7 +30549,7 @@
               </w:rPr>
             </w:pPr>
             <w:r>
-              <w:t>Адаптивное управление и нейро-нечёткие регуляторы; Обучение с подкреплением для управления; Нейросетевой идентификатор нелинейных объектов</w:t>
+              <w:t>Нейронные сети и глубокое обучение; Эволюционные и метаэвристические алгоритмы; Экспертные системы и представление знаний</w:t>
             </w:r>
           </w:p>
         </w:tc>
@@ -30135,9 +30721,6 @@
                 <w:iCs/>
               </w:rPr>
             </w:pPr>
-            <w:r>
-              <w:t>д.т.н., профессор Еникеев Ф.У.</w:t>
-            </w:r>
           </w:p>
         </w:tc>
       </w:tr>

--- a/output_rpd.docx
+++ b/output_rpd.docx
@@ -102,7 +102,7 @@
         <w:ind w:left="5360"/>
       </w:pPr>
       <w:r>
-        <w:t>30.06.2022</w:t>
+        <w:t>30.06.2025</w:t>
       </w:r>
     </w:p>
     <w:p>
@@ -774,7 +774,7 @@
           <w:i w:val="0"/>
           <w:iCs w:val="0"/>
         </w:rPr>
-        <w:t xml:space="preserve">Рабочая программа </w:t>
+        <w:t>Рабочая программа дисциплины  рассмотрена и одобрена на заседании кафедры Вычислительная техника и инженерная кибернетика (ВТИК);, обеспечивающей преподавание дисциплины 26.01.2025, протокол №6.</w:t>
       </w:r>
       <w:proofErr w:type="gramStart"/>
       <w:r>
@@ -783,7 +783,6 @@
           <w:i w:val="0"/>
           <w:iCs w:val="0"/>
         </w:rPr>
-        <w:t>дисциплины  рассмотрена</w:t>
       </w:r>
       <w:proofErr w:type="gramEnd"/>
       <w:r>
@@ -792,7 +791,6 @@
           <w:i w:val="0"/>
           <w:iCs w:val="0"/>
         </w:rPr>
-        <w:t xml:space="preserve"> и одобрена на заседании кафедры Вычислительная техника и инженерная кибернетика (ВТИК</w:t>
       </w:r>
       <w:proofErr w:type="gramStart"/>
       <w:r>
@@ -801,7 +799,6 @@
           <w:i w:val="0"/>
           <w:iCs w:val="0"/>
         </w:rPr>
-        <w:t>);,</w:t>
       </w:r>
       <w:proofErr w:type="gramEnd"/>
       <w:r>
@@ -810,7 +807,6 @@
           <w:i w:val="0"/>
           <w:iCs w:val="0"/>
         </w:rPr>
-        <w:t xml:space="preserve"> обеспечивающей преподавание дисциплины 26.01.2022, протокол №6.</w:t>
       </w:r>
     </w:p>
     <w:p>
@@ -1055,7 +1051,7 @@
           <w:i w:val="0"/>
           <w:iCs w:val="0"/>
         </w:rPr>
-        <w:t>Год приема 2022 г.</w:t>
+        <w:t>Год приема 2025 г.</w:t>
       </w:r>
     </w:p>
     <w:p>
@@ -1126,7 +1122,7 @@
           <w:sz w:val="24"/>
           <w:szCs w:val="24"/>
         </w:rPr>
-        <w:t xml:space="preserve">Рабочая программа зарегистрирована </w:t>
+        <w:t>Рабочая программа зарегистрирована 08.06.2025 № 6  в УРО и внесена в электронную базу данных</w:t>
       </w:r>
       <w:r>
         <w:rPr>
@@ -1134,14 +1130,12 @@
           <w:sz w:val="24"/>
           <w:szCs w:val="24"/>
         </w:rPr>
-        <w:t xml:space="preserve">08.06.2022 </w:t>
       </w:r>
       <w:r>
         <w:rPr>
           <w:sz w:val="24"/>
           <w:szCs w:val="24"/>
         </w:rPr>
-        <w:t xml:space="preserve">№ </w:t>
       </w:r>
       <w:proofErr w:type="gramStart"/>
       <w:r>
@@ -1151,14 +1145,12 @@
           <w:szCs w:val="24"/>
           <w:u w:val="single"/>
         </w:rPr>
-        <w:t>6</w:t>
       </w:r>
       <w:r>
         <w:rPr>
           <w:sz w:val="24"/>
           <w:szCs w:val="24"/>
         </w:rPr>
-        <w:t xml:space="preserve">  в</w:t>
       </w:r>
       <w:proofErr w:type="gramEnd"/>
       <w:r>
@@ -1166,7 +1158,6 @@
           <w:sz w:val="24"/>
           <w:szCs w:val="24"/>
         </w:rPr>
-        <w:t xml:space="preserve"> УРО и внесена в электронную базу данных</w:t>
       </w:r>
     </w:p>
     <w:p>
@@ -2804,7 +2795,7 @@
               <w:rPr>
                 <w:bCs/>
               </w:rPr>
-              <w:t>УК-1.1 знать механизмы обучения с подкреплением и их применение в данной области</w:t>
+              <w:t>УК-1.1 знать архитектуры гибридных интеллектуальных систем, объединяющих нечёткую логику, нейронные сети и эволюционные алгоритмы</w:t>
             </w:r>
           </w:p>
         </w:tc>
@@ -2841,7 +2832,7 @@
               <w:rPr>
                 <w:bCs/>
               </w:rPr>
-              <w:t>Знать: механизмы обучения с подкреплением и их применение в робототехнике в данной области</w:t>
+              <w:t>Знать: архитектуры гибридных интеллектуальных систем, объединяющих нечёткую логику, нейронные сети и эволюционные алгоритмы</w:t>
             </w:r>
           </w:p>
         </w:tc>
@@ -2891,7 +2882,7 @@
               <w:rPr>
                 <w:bCs/>
               </w:rPr>
-              <w:t>УК-1.2 уметь анализировать сложные системы с использованием тео в профессиональной деятельности</w:t>
+              <w:t>УК-1.2 уметь синтезировать гибридные регуляторы, сочетающие нечёткие правила и нейронные сети для нестационарных объектов</w:t>
             </w:r>
           </w:p>
         </w:tc>
@@ -2928,7 +2919,7 @@
               <w:rPr>
                 <w:bCs/>
               </w:rPr>
-              <w:t>Уметь: анализировать сложные системы с использованием теории графов в профессиональной деятельности</w:t>
+              <w:t>Уметь: синтезировать гибридные регуляторы, сочетающие нечёткие правила и нейронные сети для нестационарных объектов</w:t>
             </w:r>
           </w:p>
         </w:tc>
@@ -2978,7 +2969,7 @@
               <w:rPr>
                 <w:bCs/>
               </w:rPr>
-              <w:t>УК-1.3 владеть навыками моделирования сложных систем с использова при решении профессиональных задач</w:t>
+              <w:t>УК-1.3 владеть навыками разработки и отладки интеллектуальных систем управления в среде Python с использованием TensorFlow и scikit-fuzzy</w:t>
             </w:r>
           </w:p>
         </w:tc>
@@ -3015,7 +3006,7 @@
               <w:rPr>
                 <w:bCs/>
               </w:rPr>
-              <w:t>Владеть: навыками моделирования сложных систем с использованием MATLAB/Simulink при решении профессиональных задач</w:t>
+              <w:t>Владеть: навыками разработки и отладки интеллектуальных систем управления в среде Python с использованием TensorFlow и scikit-fuzzy</w:t>
             </w:r>
           </w:p>
         </w:tc>
@@ -3065,7 +3056,7 @@
               <w:rPr>
                 <w:bCs/>
               </w:rPr>
-              <w:t>ОПК-1.1 знать алгоритмы генетического алгоритма для оптимизации  в контексте дисциплины</w:t>
+              <w:t>ОПК-1.1 знать методы адаптивного управления на основе Q-обучения с функцией аппроксимации нейросетью</w:t>
             </w:r>
           </w:p>
         </w:tc>
@@ -3102,7 +3093,7 @@
               <w:rPr>
                 <w:bCs/>
               </w:rPr>
-              <w:t>Знать: алгоритмы генетического алгоритма для оптимизации систем управления в контексте дисциплины</w:t>
+              <w:t>Знать: методы адаптивного управления на основе Q-обучения с функцией аппроксимации нейросетью</w:t>
             </w:r>
           </w:p>
         </w:tc>
@@ -3152,7 +3143,7 @@
               <w:rPr>
                 <w:bCs/>
               </w:rPr>
-              <w:t>ОПК-1.2 уметь разрабатывать адаптивные алгоритмы управления для  для решения практических задач</w:t>
+              <w:t>ОПК-1.2 уметь настраивать параметры адаптивных систем управления с подкреплением в среде OpenAI Gym</w:t>
             </w:r>
           </w:p>
         </w:tc>
@@ -3189,7 +3180,7 @@
               <w:rPr>
                 <w:bCs/>
               </w:rPr>
-              <w:t>Уметь: разрабатывать адаптивные алгоритмы управления для динамических систем для решения практических задач</w:t>
+              <w:t>Уметь: настраивать параметры адаптивных систем управления с подкреплением в среде OpenAI Gym</w:t>
             </w:r>
           </w:p>
         </w:tc>
@@ -3239,7 +3230,7 @@
               <w:rPr>
                 <w:bCs/>
               </w:rPr>
-              <w:t>ОПК-1.3 владеть методами визуализации данных для анализа результат для анализа и разработки систем</w:t>
+              <w:t>ОПК-1.3 владеть методами построения адаптивных моделей на основе рекуррентных нейронных сетей с обратной связью</w:t>
             </w:r>
           </w:p>
         </w:tc>
@@ -3276,7 +3267,7 @@
               <w:rPr>
                 <w:bCs/>
               </w:rPr>
-              <w:t>Владеть: методами визуализации данных для анализа результатов экспериментов для анализа и разработки систем</w:t>
+              <w:t>Владеть: методами построения адаптивных моделей на основе рекуррентных нейронных сетей с обратной связью</w:t>
             </w:r>
           </w:p>
         </w:tc>
@@ -3326,7 +3317,7 @@
               <w:rPr>
                 <w:bCs/>
               </w:rPr>
-              <w:t>ОПК-2.1 знать методы анализа временных рядов с использованием не применительно к решаемым задачам</w:t>
+              <w:t>ОПК-2.1 знать принципы проектирования самоорганизующихся карт Кохонена для кластеризации в задачах управления</w:t>
             </w:r>
           </w:p>
         </w:tc>
@@ -3363,7 +3354,7 @@
               <w:rPr>
                 <w:bCs/>
               </w:rPr>
-              <w:t>Знать: методы анализа временных рядов с использованием нейронных сетей LSTM применительно к решаемым задачам</w:t>
+              <w:t>Знать: принципы проектирования самоорганизующихся карт Кохонена для кластеризации в задачах управления</w:t>
             </w:r>
           </w:p>
         </w:tc>
@@ -3413,7 +3404,7 @@
               <w:rPr>
                 <w:bCs/>
               </w:rPr>
-              <w:t>ОПК-2.2 уметь применять методы машинного обучения для решения за при разработке и исследовании систем</w:t>
+              <w:t>ОПК-2.2 уметь применять самоорганизующиеся карты для выявления аномалий в данных датчиков в реальном времени</w:t>
             </w:r>
           </w:p>
         </w:tc>
@@ -3450,7 +3441,7 @@
               <w:rPr>
                 <w:bCs/>
               </w:rPr>
-              <w:t>Уметь: применять методы машинного обучения для решения задач классификации и регрессии при разработке и исследовании систем</w:t>
+              <w:t>Уметь: применять самоорганизующиеся карты для выявления аномалий в данных датчиков в реальном времени</w:t>
             </w:r>
           </w:p>
         </w:tc>
@@ -3500,7 +3491,7 @@
               <w:rPr>
                 <w:bCs/>
               </w:rPr>
-              <w:t>ОПК-2.3 владеть инструментами автоматизации процесса обучения моде в проектировании и исследовательской деятельности</w:t>
+              <w:t>ОПК-2.3 владеть инструментами верификации корректности нечётких систем управления с помощью имитационного моделирования в Simulink</w:t>
             </w:r>
           </w:p>
         </w:tc>
@@ -3537,7 +3528,7 @@
               <w:rPr>
                 <w:bCs/>
               </w:rPr>
-              <w:t>Владеть: инструментами автоматизации процесса обучения моделей с использованием TensorFlow в проектировании и исследовательской деятельности</w:t>
+              <w:t>Владеть: инструментами верификации корректности нечётких систем управления с помощью имитационного моделирования в Simulink</w:t>
             </w:r>
           </w:p>
         </w:tc>
@@ -3587,7 +3578,7 @@
               <w:rPr>
                 <w:bCs/>
               </w:rPr>
-              <w:t>ПК-1.1 знать механизмы обучения с подкреплением и их применение необходимые для профессиональной деятельности</w:t>
+              <w:t>ПК-1.1 знать алгоритмы синтеза нечётких регуляторов с настройкой параметров методами генетической оптимизации</w:t>
             </w:r>
           </w:p>
         </w:tc>
@@ -3624,7 +3615,7 @@
               <w:rPr>
                 <w:bCs/>
               </w:rPr>
-              <w:t>Знать: механизмы обучения с подкреплением и их применение в робототехнике необходимые для профессиональной деятельности</w:t>
+              <w:t>Знать: алгоритмы синтеза нечётких регуляторов с настройкой параметров методами генетической оптимизации</w:t>
             </w:r>
           </w:p>
         </w:tc>
@@ -3674,7 +3665,7 @@
               <w:rPr>
                 <w:bCs/>
               </w:rPr>
-              <w:t>ПК-1.2 уметь анализировать сложные системы с использованием тео при анализе данных и построении моделей</w:t>
+              <w:t>ПК-1.2 уметь оптимизировать нечёткие системы управления с использованием генетических алгоритмов в MATLAB Fuzzy Logic Toolbox</w:t>
             </w:r>
           </w:p>
         </w:tc>
@@ -3711,7 +3702,7 @@
               <w:rPr>
                 <w:bCs/>
               </w:rPr>
-              <w:t>Уметь: анализировать сложные системы с использованием теории графов при анализе данных и построении моделей</w:t>
+              <w:t>Уметь: оптимизировать нечёткие системы управления с использованием генетических алгоритмов в MATLAB Fuzzy Logic Toolbox</w:t>
             </w:r>
           </w:p>
         </w:tc>
@@ -3761,7 +3752,7 @@
               <w:rPr>
                 <w:bCs/>
               </w:rPr>
-              <w:t>ПК-1.3 владеть навыками моделирования сложных систем с использова при реализации и тестировании решений</w:t>
+              <w:t>ПК-1.3 владеть навыками интеграции интеллектуальных систем в промышленные контроллеры через OPC UA и MQTT</w:t>
             </w:r>
           </w:p>
         </w:tc>
@@ -3798,7 +3789,7 @@
               <w:rPr>
                 <w:bCs/>
               </w:rPr>
-              <w:t>Владеть: навыками моделирования сложных систем с использованием MATLAB/Simulink при реализации и тестировании решений</w:t>
+              <w:t>Владеть: навыками интеграции интеллектуальных систем в промышленные контроллеры через OPC UA и MQTT</w:t>
             </w:r>
           </w:p>
         </w:tc>
@@ -3848,7 +3839,7 @@
               <w:rPr>
                 <w:bCs/>
               </w:rPr>
-              <w:t>ПК-2.1 знать алгоритмы генетического алгоритма для оптимизации  включая теоретические основы и практические аспекты</w:t>
+              <w:t>ПК-2.1 знать технологии интерпретируемого ИИ в контексте интеллектуальных систем управления: LIME, SHAP и правила извлечения из нейронных сетей</w:t>
             </w:r>
           </w:p>
         </w:tc>
@@ -3885,7 +3876,7 @@
               <w:rPr>
                 <w:bCs/>
               </w:rPr>
-              <w:t>Знать: алгоритмы генетического алгоритма для оптимизации систем управления включая теоретические основы и практические аспекты</w:t>
+              <w:t>Знать: технологии интерпретируемого ИИ в контексте интеллектуальных систем управления: LIME, SHAP и правила извлечения из нейронных сетей</w:t>
             </w:r>
           </w:p>
         </w:tc>
@@ -3935,7 +3926,7 @@
               <w:rPr>
                 <w:bCs/>
               </w:rPr>
-              <w:t>ПК-2.2 уметь разрабатывать адаптивные алгоритмы управления для  в ходе проектирования и реализации</w:t>
+              <w:t>ПК-2.2 уметь оценивать интерпретируемость решений интеллектуальных систем с помощью методов локального объяснения</w:t>
             </w:r>
           </w:p>
         </w:tc>
@@ -3972,7 +3963,7 @@
               <w:rPr>
                 <w:bCs/>
               </w:rPr>
-              <w:t>Уметь: разрабатывать адаптивные алгоритмы управления для динамических систем в ходе проектирования и реализации</w:t>
+              <w:t>Уметь: оценивать интерпретируемость решений интеллектуальных систем с помощью методов локального объяснения</w:t>
             </w:r>
           </w:p>
         </w:tc>
@@ -4022,7 +4013,7 @@
               <w:rPr>
                 <w:bCs/>
               </w:rPr>
-              <w:t>ПК-2.3 владеть методами визуализации данных для анализа результат в профессиональной практике</w:t>
+              <w:t>ПК-2.3 владеть методами аудита и документирования решений интеллектуальных систем в соответствии с требованиями регуляторов ИИ</w:t>
             </w:r>
           </w:p>
         </w:tc>
@@ -4059,7 +4050,7 @@
               <w:rPr>
                 <w:bCs/>
               </w:rPr>
-              <w:t>Владеть: методами визуализации данных для анализа результатов экспериментов в профессиональной практике</w:t>
+              <w:t>Владеть: методами аудита и документирования решений интеллектуальных систем в соответствии с требованиями регуляторов ИИ</w:t>
             </w:r>
           </w:p>
         </w:tc>
@@ -9975,7 +9966,7 @@
                 <w:sz w:val="20"/>
                 <w:szCs w:val="20"/>
               </w:rPr>
-              <w:t>Нейронные сети и глубокое обучение</w:t>
+              <w:t>Основы интеллектуальных систем: от классических моделей к современным архитектурам</w:t>
             </w:r>
           </w:p>
         </w:tc>
@@ -10236,7 +10227,7 @@
                 <w:sz w:val="20"/>
                 <w:szCs w:val="20"/>
               </w:rPr>
-              <w:t>Эволюционные и метаэвристические алгоритмы</w:t>
+              <w:t>Нечёткие, эволюционные и экспертные подходы в проектировании интеллектуальных систем</w:t>
             </w:r>
           </w:p>
         </w:tc>
@@ -10497,7 +10488,7 @@
                 <w:sz w:val="20"/>
                 <w:szCs w:val="20"/>
               </w:rPr>
-              <w:t>Экспертные системы и представление знаний</w:t>
+              <w:t>Агентные и знаниевые парадигмы в интеллектуальных системах</w:t>
             </w:r>
           </w:p>
         </w:tc>
@@ -11345,7 +11336,7 @@
                 <w:sz w:val="20"/>
                 <w:szCs w:val="20"/>
               </w:rPr>
-              <w:t>1-Нейронные сети и глубокое обучение</w:t>
+              <w:t>1-Основы интеллектуальных систем: от классических моделей к современным архитектурам</w:t>
             </w:r>
           </w:p>
         </w:tc>
@@ -11377,7 +11368,7 @@
                 <w:sz w:val="20"/>
                 <w:szCs w:val="20"/>
               </w:rPr>
-              <w:t>Лекция 1. Архитектуры нейронных сетей для классификации и регрессии</w:t>
+              <w:t>Лекция 1. Нейронные сети и глубокое обучение: архитектуры, обучение и интерпретация моделей для инженерных задач</w:t>
             </w:r>
           </w:p>
         </w:tc>
@@ -11531,7 +11522,7 @@
                 <w:sz w:val="20"/>
                 <w:szCs w:val="20"/>
               </w:rPr>
-              <w:t>1-Нейронные сети и глубокое обучение</w:t>
+              <w:t>1-Основы интеллектуальных систем: от классических моделей к современным архитектурам</w:t>
             </w:r>
           </w:p>
         </w:tc>
@@ -11563,7 +11554,7 @@
                 <w:sz w:val="20"/>
                 <w:szCs w:val="20"/>
               </w:rPr>
-              <w:t>Лекция 2. Методы глубокого обучения: сверточные сети, рекуррентные сети</w:t>
+              <w:t>Лекция 2. Методы машинного обучения (классификация, регрессия, кластеризация): выбор, валидация и адаптация моделей под специфику технических данных</w:t>
             </w:r>
           </w:p>
         </w:tc>
@@ -11717,7 +11708,7 @@
                 <w:sz w:val="20"/>
                 <w:szCs w:val="20"/>
               </w:rPr>
-              <w:t>2-Эволюционные и метаэвристические алгоритмы</w:t>
+              <w:t>2-Нечёткие, эволюционные и экспертные подходы в проектировании интеллектуальных систем</w:t>
             </w:r>
           </w:p>
         </w:tc>
@@ -11749,7 +11740,7 @@
                 <w:sz w:val="20"/>
                 <w:szCs w:val="20"/>
               </w:rPr>
-              <w:t>Лекция 3. Основы эволюционных вычислений: генетические алгоритмы, мутирующие популяции</w:t>
+              <w:t>Лекция 3. Нечёткая логика и системы нечёткого вывода: проектирование и настройка нечётких регуляторов для управления техническими объектами</w:t>
             </w:r>
           </w:p>
         </w:tc>
@@ -11903,7 +11894,7 @@
                 <w:sz w:val="20"/>
                 <w:szCs w:val="20"/>
               </w:rPr>
-              <w:t>2-Эволюционные и метаэвристические алгоритмы</w:t>
+              <w:t>2-Нечёткие, эволюционные и экспертные подходы в проектировании интеллектуальных систем</w:t>
             </w:r>
           </w:p>
         </w:tc>
@@ -11935,7 +11926,7 @@
                 <w:sz w:val="20"/>
                 <w:szCs w:val="20"/>
               </w:rPr>
-              <w:t>Лекция 4. Метаэвристические методы оптимизации и их применение в интеллектуальных системах</w:t>
+              <w:t>Лекция 4. Эволюционные и метаэвристические алгоритмы: оптимизация гиперпараметров моделей ИИ и решение задач проектирования интеллектуальных систем</w:t>
             </w:r>
           </w:p>
         </w:tc>
@@ -12089,7 +12080,7 @@
                 <w:sz w:val="20"/>
                 <w:szCs w:val="20"/>
               </w:rPr>
-              <w:t>3-Экспертные системы и представление знаний</w:t>
+              <w:t>3-Агентные и знаниевые парадигмы в интеллектуальных системах</w:t>
             </w:r>
           </w:p>
         </w:tc>
@@ -12121,7 +12112,7 @@
                 <w:sz w:val="20"/>
                 <w:szCs w:val="20"/>
               </w:rPr>
-              <w:t>Лекция 5. Моделирование экспертных систем: правила, сети связей</w:t>
+              <w:t>Лекция 5. Экспертные системы и представление знаний: формализация доменных правил и инженерия онтологий для технических приложений</w:t>
             </w:r>
           </w:p>
         </w:tc>
@@ -12275,7 +12266,7 @@
                 <w:sz w:val="20"/>
                 <w:szCs w:val="20"/>
               </w:rPr>
-              <w:t>3-Экспертные системы и представление знаний</w:t>
+              <w:t>3-Агентные и знаниевые парадигмы в интеллектуальных системах</w:t>
             </w:r>
           </w:p>
         </w:tc>
@@ -12307,7 +12298,7 @@
                 <w:sz w:val="20"/>
                 <w:szCs w:val="20"/>
               </w:rPr>
-              <w:t>Лекция 6. Представление знаний в интеллектуальных системах</w:t>
+              <w:t>Лекция 6. Интеллектуальные агенты и мультиагентные системы: проектирование взаимодействующих агентов для распределённого мониторинга и управления инженерными процессами</w:t>
             </w:r>
           </w:p>
         </w:tc>
@@ -12748,7 +12739,7 @@
                 <w:sz w:val="20"/>
                 <w:szCs w:val="20"/>
               </w:rPr>
-              <w:t>1-Нейронные сети и глубокое обучение</w:t>
+              <w:t>1-Основы интеллектуальных систем: от классических моделей к современным архитектурам</w:t>
             </w:r>
           </w:p>
         </w:tc>
@@ -12809,7 +12800,7 @@
                 <w:sz w:val="20"/>
                 <w:szCs w:val="20"/>
               </w:rPr>
-              <w:t>Обучение сверточной нейронной сети на задаче распознавания изображений</w:t>
+              <w:t>Реализация многослойного перцептрона для бинарной классификации изображений</w:t>
             </w:r>
           </w:p>
         </w:tc>
@@ -12933,7 +12924,7 @@
                 <w:sz w:val="20"/>
                 <w:szCs w:val="20"/>
               </w:rPr>
-              <w:t>1-Нейронные сети и глубокое обучение</w:t>
+              <w:t>1-Основы интеллектуальных систем: от классических моделей к современным архитектурам</w:t>
             </w:r>
           </w:p>
         </w:tc>
@@ -12994,7 +12985,7 @@
                 <w:sz w:val="20"/>
                 <w:szCs w:val="20"/>
               </w:rPr>
-              <w:t>Разработка рекуррентных сетей для анализа временных рядов данных</w:t>
+              <w:t>Обучение свёрточной нейронной сети на задаче распознавания рукописных цифр</w:t>
             </w:r>
           </w:p>
         </w:tc>
@@ -13118,7 +13109,7 @@
                 <w:sz w:val="20"/>
                 <w:szCs w:val="20"/>
               </w:rPr>
-              <w:t>2-Эволюционные и метаэвристические алгоритмы</w:t>
+              <w:t>2-Нечёткие, эволюционные и экспертные подходы в проектировании интеллектуальных систем</w:t>
             </w:r>
           </w:p>
         </w:tc>
@@ -13179,7 +13170,7 @@
                 <w:sz w:val="20"/>
                 <w:szCs w:val="20"/>
               </w:rPr>
-              <w:t>Имплементация генетического алгоритма для оптимизации параметров нейронной сети</w:t>
+              <w:t>Реализация нечёткой системы вывода для управления температурой в системе отопления</w:t>
             </w:r>
           </w:p>
         </w:tc>
@@ -13303,7 +13294,7 @@
                 <w:sz w:val="20"/>
                 <w:szCs w:val="20"/>
               </w:rPr>
-              <w:t>2-Эволюционные и метаэвристические алгоритмы</w:t>
+              <w:t>2-Нечёткие, эволюционные и экспертные подходы в проектировании интеллектуальных систем</w:t>
             </w:r>
           </w:p>
         </w:tc>
@@ -13364,7 +13355,7 @@
                 <w:sz w:val="20"/>
                 <w:szCs w:val="20"/>
               </w:rPr>
-              <w:t>Применение метода имитации отжига для решения задачи коммивояжера</w:t>
+              <w:t>Реализация генетического алгоритма для оптимизации гиперпараметров модели SVM</w:t>
             </w:r>
           </w:p>
         </w:tc>
@@ -13488,7 +13479,7 @@
                 <w:sz w:val="20"/>
                 <w:szCs w:val="20"/>
               </w:rPr>
-              <w:t>3-Экспертные системы и представление знаний</w:t>
+              <w:t>3-Агентные и знаниевые парадигмы в интеллектуальных системах</w:t>
             </w:r>
           </w:p>
         </w:tc>
@@ -13549,7 +13540,7 @@
                 <w:sz w:val="20"/>
                 <w:szCs w:val="20"/>
               </w:rPr>
-              <w:t>Создание экспертной системы с использованием нечёткой логики для принятия решений в неопределённых условиях</w:t>
+              <w:t>Реализация экспертной системы на основе правил для диагностики неисправностей ПК</w:t>
             </w:r>
           </w:p>
         </w:tc>
@@ -13673,7 +13664,7 @@
                 <w:sz w:val="20"/>
                 <w:szCs w:val="20"/>
               </w:rPr>
-              <w:t>3-Экспертные системы и представление знаний</w:t>
+              <w:t>3-Агентные и знаниевые парадигмы в интеллектуальных системах</w:t>
             </w:r>
           </w:p>
         </w:tc>
@@ -13734,7 +13725,7 @@
                 <w:sz w:val="20"/>
                 <w:szCs w:val="20"/>
               </w:rPr>
-              <w:t>Разработка мультиагентной системы для координации роботов в задаче сбора информации</w:t>
+              <w:t>Реализация интеллектуального агента с реактивным поведением в среде Python-моделирования</w:t>
             </w:r>
           </w:p>
         </w:tc>
@@ -14343,7 +14334,7 @@
                 <w:sz w:val="20"/>
                 <w:szCs w:val="20"/>
               </w:rPr>
-              <w:t>1-Нейронные сети и глубокое обучение</w:t>
+              <w:t>1-Основы интеллектуальных систем: от классических моделей к современным архитектурам</w:t>
             </w:r>
           </w:p>
         </w:tc>
@@ -14404,7 +14395,7 @@
                 <w:sz w:val="20"/>
                 <w:szCs w:val="20"/>
               </w:rPr>
-              <w:t>Анализ архитектур нейронных сетей с использованием методов глубокого обучения</w:t>
+              <w:t>Анализ архитектур нейронных сетей и глубокого обучения на задачах компьютерного зрения</w:t>
             </w:r>
           </w:p>
         </w:tc>
@@ -14528,7 +14519,7 @@
                 <w:sz w:val="20"/>
                 <w:szCs w:val="20"/>
               </w:rPr>
-              <w:t>1-Нейронные сети и глубокое обучение</w:t>
+              <w:t>1-Основы интеллектуальных систем: от классических моделей к современным архитектурам</w:t>
             </w:r>
           </w:p>
         </w:tc>
@@ -14589,7 +14580,7 @@
                 <w:sz w:val="20"/>
                 <w:szCs w:val="20"/>
               </w:rPr>
-              <w:t>Моделирование процесса классификации данных с применением эволюционных алгоритмов</w:t>
+              <w:t>Синтез модели глубокого обучения для задачи классификации временных рядов с использованием LSTM</w:t>
             </w:r>
           </w:p>
         </w:tc>
@@ -14713,7 +14704,7 @@
                 <w:sz w:val="20"/>
                 <w:szCs w:val="20"/>
               </w:rPr>
-              <w:t>2-Эволюционные и метаэвристические алгоритмы</w:t>
+              <w:t>2-Нечёткие, эволюционные и экспертные подходы в проектировании интеллектуальных систем</w:t>
             </w:r>
           </w:p>
         </w:tc>
@@ -14774,7 +14765,7 @@
                 <w:sz w:val="20"/>
                 <w:szCs w:val="20"/>
               </w:rPr>
-              <w:t>Синтез экспертной системы на основе нечёткой логики для решения задач кластеризации</w:t>
+              <w:t>Моделирование нечёткой системы вывода Мамдани для управления температурой в системе отопления</w:t>
             </w:r>
           </w:p>
         </w:tc>
@@ -14898,7 +14889,7 @@
                 <w:sz w:val="20"/>
                 <w:szCs w:val="20"/>
               </w:rPr>
-              <w:t>2-Эволюционные и метаэвристические алгоритмы</w:t>
+              <w:t>2-Нечёткие, эволюционные и экспертные подходы в проектировании интеллектуальных систем</w:t>
             </w:r>
           </w:p>
         </w:tc>
@@ -14959,7 +14950,7 @@
                 <w:sz w:val="20"/>
                 <w:szCs w:val="20"/>
               </w:rPr>
-              <w:t>Решение задач регрессии с использованием метаэвристических алгоритмов</w:t>
+              <w:t>Решение задачи оптимизации гиперпараметров модели XGBoost с помощью генетического алгоритма</w:t>
             </w:r>
           </w:p>
         </w:tc>
@@ -15083,7 +15074,7 @@
                 <w:sz w:val="20"/>
                 <w:szCs w:val="20"/>
               </w:rPr>
-              <w:t>3-Экспертные системы и представление знаний</w:t>
+              <w:t>3-Агентные и знаниевые парадигмы в интеллектуальных системах</w:t>
             </w:r>
           </w:p>
         </w:tc>
@@ -15144,7 +15135,7 @@
                 <w:sz w:val="20"/>
                 <w:szCs w:val="20"/>
               </w:rPr>
-              <w:t>Экспериментальное исследование методов представления знаний в интеллектуальных агентах</w:t>
+              <w:t>Анализ структуры знаний и проектирование онтологии для экспертной системы диагностики неисправностей ПК</w:t>
             </w:r>
           </w:p>
         </w:tc>
@@ -15268,7 +15259,7 @@
                 <w:sz w:val="20"/>
                 <w:szCs w:val="20"/>
               </w:rPr>
-              <w:t>3-Экспертные системы и представление знаний</w:t>
+              <w:t>3-Агентные и знаниевые парадигмы в интеллектуальных системах</w:t>
             </w:r>
           </w:p>
         </w:tc>
@@ -15329,7 +15320,7 @@
                 <w:sz w:val="20"/>
                 <w:szCs w:val="20"/>
               </w:rPr>
-              <w:t>Анализ эффективности мультиагентных систем при решении задач классификации и кластеризации данных</w:t>
+              <w:t>Синтез поведения интеллектуального агента в мультиагентной среде моделирования трафика на основе правил</w:t>
             </w:r>
           </w:p>
         </w:tc>
@@ -15900,7 +15891,7 @@
                 <w:sz w:val="20"/>
                 <w:szCs w:val="20"/>
               </w:rPr>
-              <w:t>Раздел 1. Нейронные сети и глубокое обучение</w:t>
+              <w:t>Раздел 1. Основы интеллектуальных систем: от классических моделей к современным архитектурам</w:t>
             </w:r>
           </w:p>
         </w:tc>
@@ -16053,7 +16044,7 @@
                 <w:sz w:val="20"/>
                 <w:szCs w:val="20"/>
               </w:rPr>
-              <w:t>Раздел 1. Нейронные сети и глубокое обучение</w:t>
+              <w:t>Раздел 1. Основы интеллектуальных систем: от классических моделей к современным архитектурам</w:t>
             </w:r>
           </w:p>
         </w:tc>
@@ -16206,7 +16197,7 @@
                 <w:sz w:val="20"/>
                 <w:szCs w:val="20"/>
               </w:rPr>
-              <w:t>Раздел 1. Нейронные сети и глубокое обучение</w:t>
+              <w:t>Раздел 1. Основы интеллектуальных систем: от классических моделей к современным архитектурам</w:t>
             </w:r>
           </w:p>
         </w:tc>
@@ -16235,7 +16226,7 @@
                 <w:sz w:val="20"/>
                 <w:szCs w:val="20"/>
               </w:rPr>
-              <w:t>выполнение расчётно-графической работы</w:t>
+              <w:t>выполнение индивидуального задания</w:t>
             </w:r>
           </w:p>
         </w:tc>
@@ -16359,7 +16350,7 @@
                 <w:sz w:val="20"/>
                 <w:szCs w:val="20"/>
               </w:rPr>
-              <w:t>Раздел 2. Эволюционные и метаэвристические алгоритмы</w:t>
+              <w:t>Раздел 2. Нечёткие, эволюционные и экспертные подходы в проектировании интеллектуальных систем</w:t>
             </w:r>
           </w:p>
         </w:tc>
@@ -16512,7 +16503,7 @@
                 <w:sz w:val="20"/>
                 <w:szCs w:val="20"/>
               </w:rPr>
-              <w:t>Раздел 2. Эволюционные и метаэвристические алгоритмы</w:t>
+              <w:t>Раздел 2. Нечёткие, эволюционные и экспертные подходы в проектировании интеллектуальных систем</w:t>
             </w:r>
           </w:p>
         </w:tc>
@@ -16665,7 +16656,7 @@
                 <w:sz w:val="20"/>
                 <w:szCs w:val="20"/>
               </w:rPr>
-              <w:t>Раздел 2. Эволюционные и метаэвристические алгоритмы</w:t>
+              <w:t>Раздел 2. Нечёткие, эволюционные и экспертные подходы в проектировании интеллектуальных систем</w:t>
             </w:r>
           </w:p>
         </w:tc>
@@ -16694,7 +16685,7 @@
                 <w:sz w:val="20"/>
                 <w:szCs w:val="20"/>
               </w:rPr>
-              <w:t>выполнение расчётно-графической работы</w:t>
+              <w:t>выполнение индивидуального задания</w:t>
             </w:r>
           </w:p>
         </w:tc>
@@ -16818,7 +16809,7 @@
                 <w:sz w:val="20"/>
                 <w:szCs w:val="20"/>
               </w:rPr>
-              <w:t>Раздел 3. Экспертные системы и представление знаний</w:t>
+              <w:t>Раздел 3. Агентные и знаниевые парадигмы в интеллектуальных системах</w:t>
             </w:r>
           </w:p>
         </w:tc>
@@ -16971,7 +16962,7 @@
                 <w:sz w:val="20"/>
                 <w:szCs w:val="20"/>
               </w:rPr>
-              <w:t>Раздел 3. Экспертные системы и представление знаний</w:t>
+              <w:t>Раздел 3. Агентные и знаниевые парадигмы в интеллектуальных системах</w:t>
             </w:r>
           </w:p>
         </w:tc>
@@ -17124,7 +17115,7 @@
                 <w:sz w:val="20"/>
                 <w:szCs w:val="20"/>
               </w:rPr>
-              <w:t>Раздел 3. Экспертные системы и представление знаний</w:t>
+              <w:t>Раздел 3. Агентные и знаниевые парадигмы в интеллектуальных системах</w:t>
             </w:r>
           </w:p>
         </w:tc>
@@ -17153,7 +17144,7 @@
                 <w:sz w:val="20"/>
                 <w:szCs w:val="20"/>
               </w:rPr>
-              <w:t>выполнение расчётно-графической работы</w:t>
+              <w:t>выполнение индивидуального задания</w:t>
             </w:r>
           </w:p>
         </w:tc>
@@ -17446,7 +17437,7 @@
           <w:iCs/>
           <w:u w:val="single"/>
         </w:rPr>
-        <w:t>Раздел 1. Нейронные сети и глубокое обучение</w:t>
+        <w:t>Раздел 1. Основы интеллектуальных систем: от классических моделей к современным архитектурам</w:t>
       </w:r>
     </w:p>
     <w:p>
@@ -17454,7 +17445,7 @@
         <w:widowControl w:val="0"/>
       </w:pPr>
       <w:r>
-        <w:t>Архитектуры нейронных сетей для классификации и регрессии; Методы глубокого обучения: сверточные сети, рекуррентные сети</w:t>
+        <w:t>Нейронные сети и глубокое обучение: архитектуры, обучение и интерпретация моделей для инженерных задач; Методы машинного обучения (классификация, регрессия, кластеризация): выбор, валидация и адаптация моделей под специфику технических данных</w:t>
       </w:r>
     </w:p>
     <w:p>
@@ -17475,7 +17466,7 @@
           <w:iCs/>
           <w:u w:val="single"/>
         </w:rPr>
-        <w:t>Раздел 2. Эволюционные и метаэвристические алгоритмы</w:t>
+        <w:t>Раздел 2. Нечёткие, эволюционные и экспертные подходы в проектировании интеллектуальных систем</w:t>
       </w:r>
     </w:p>
     <w:p>
@@ -17483,7 +17474,7 @@
         <w:widowControl w:val="0"/>
       </w:pPr>
       <w:r>
-        <w:t>Основы эволюционных вычислений: генетические алгоритмы, мутирующие популяции; Метаэвристические методы оптимизации и их применение в интеллектуальных системах</w:t>
+        <w:t>Нечёткая логика и системы нечёткого вывода: проектирование и настройка нечётких регуляторов для управления техническими объектами; Эволюционные и метаэвристические алгоритмы: оптимизация гиперпараметров моделей ИИ и решение задач проектирования интеллектуальных систем</w:t>
       </w:r>
     </w:p>
     <w:p>
@@ -17504,7 +17495,7 @@
           <w:iCs/>
           <w:u w:val="single"/>
         </w:rPr>
-        <w:t>Раздел 3. Экспертные системы и представление знаний</w:t>
+        <w:t>Раздел 3. Агентные и знаниевые парадигмы в интеллектуальных системах</w:t>
       </w:r>
     </w:p>
     <w:p>
@@ -17512,7 +17503,7 @@
         <w:widowControl w:val="0"/>
       </w:pPr>
       <w:r>
-        <w:t>Моделирование экспертных систем: правила, сети связей; Представление знаний в интеллектуальных системах</w:t>
+        <w:t>Экспертные системы и представление знаний: формализация доменных правил и инженерия онтологий для технических приложений; Интеллектуальные агенты и мультиагентные системы: проектирование взаимодействующих агентов для распределённого мониторинга и управления инженерными процессами</w:t>
       </w:r>
     </w:p>
     <w:p>
@@ -21123,7 +21114,7 @@
                 <w:sz w:val="20"/>
                 <w:szCs w:val="20"/>
               </w:rPr>
-              <w:t>Для изучения теории;</w:t>
+              <w:t>Для изучения теории;Для выполнения СРО;</w:t>
             </w:r>
           </w:p>
         </w:tc>
@@ -21204,7 +21195,7 @@
                 <w:sz w:val="20"/>
                 <w:szCs w:val="20"/>
               </w:rPr>
-              <w:t>Шарма, А. Интеллектуальные системы : учебник / А. Шарма. — Москва : Вильямс, 2017. — 486 с.</w:t>
+              <w:t>Рассел С. Искусственный интеллект — Москва : Вильямс, 2022</w:t>
             </w:r>
           </w:p>
         </w:tc>
@@ -21248,7 +21239,7 @@
                 <w:sz w:val="20"/>
                 <w:szCs w:val="20"/>
               </w:rPr>
-              <w:t>http://www.znanium.com</w:t>
+              <w:t>http://bibl.rusoil.net</w:t>
             </w:r>
           </w:p>
         </w:tc>
@@ -21323,7 +21314,7 @@
                 <w:sz w:val="20"/>
                 <w:szCs w:val="20"/>
               </w:rPr>
-              <w:t>Для выполнения СРО; Для изучения теории;</w:t>
+              <w:t>Для изучения теории;Для выполнения СРО;</w:t>
             </w:r>
           </w:p>
         </w:tc>
@@ -21404,7 +21395,7 @@
                 <w:sz w:val="20"/>
                 <w:szCs w:val="20"/>
               </w:rPr>
-              <w:t>Смит, Р. Современные методы разработки интеллектуальных систем / Р. Смит. — Москва : Питер, 2019. — 648 с.</w:t>
+              <w:t>Флах П. Машинное обучение — Москва : ДМК Пресс, 2015</w:t>
             </w:r>
           </w:p>
         </w:tc>
@@ -21448,7 +21439,7 @@
                 <w:sz w:val="20"/>
                 <w:szCs w:val="20"/>
               </w:rPr>
-              <w:t>http://e.lanbook.com</w:t>
+              <w:t>http://bibl.rusoil.net</w:t>
             </w:r>
           </w:p>
         </w:tc>
@@ -21500,30 +21491,30 @@
                 <w:sz w:val="20"/>
                 <w:szCs w:val="20"/>
               </w:rPr>
-              <w:t>Дополнительная литература</w:t>
-            </w:r>
-          </w:p>
-        </w:tc>
-        <w:tc>
-          <w:tcPr>
-            <w:tcW w:w="0" w:type="auto"/>
-          </w:tcPr>
-          <w:p>
-            <w:pPr>
-              <w:jc w:val="center"/>
-              <w:rPr>
-                <w:bCs/>
-                <w:sz w:val="20"/>
-                <w:szCs w:val="20"/>
-              </w:rPr>
-            </w:pPr>
-            <w:r>
-              <w:rPr>
-                <w:bCs/>
-                <w:sz w:val="20"/>
-                <w:szCs w:val="20"/>
-              </w:rPr>
-              <w:t>Для изучения теории;</w:t>
+              <w:t>Основная литература</w:t>
+            </w:r>
+          </w:p>
+        </w:tc>
+        <w:tc>
+          <w:tcPr>
+            <w:tcW w:w="0" w:type="auto"/>
+          </w:tcPr>
+          <w:p>
+            <w:pPr>
+              <w:jc w:val="center"/>
+              <w:rPr>
+                <w:bCs/>
+                <w:sz w:val="20"/>
+                <w:szCs w:val="20"/>
+              </w:rPr>
+            </w:pPr>
+            <w:r>
+              <w:rPr>
+                <w:bCs/>
+                <w:sz w:val="20"/>
+                <w:szCs w:val="20"/>
+              </w:rPr>
+              <w:t>Для изучения теории;Для выполнения СРО;</w:t>
             </w:r>
           </w:p>
         </w:tc>
@@ -21604,7 +21595,7 @@
                 <w:sz w:val="20"/>
                 <w:szCs w:val="20"/>
               </w:rPr>
-              <w:t>Карр, Д. Прогресс в области интеллектуальных систем : сборник статей / Д. Карр. — Москва : Мир, 2015. — 348 с.</w:t>
+              <w:t>Хайкин С. Нейронные сети — Москва : Вильямс, 2016</w:t>
             </w:r>
           </w:p>
         </w:tc>
@@ -21648,29 +21639,29 @@
                 <w:sz w:val="20"/>
                 <w:szCs w:val="20"/>
               </w:rPr>
-              <w:t>http://biblio-online.ru</w:t>
-            </w:r>
-          </w:p>
-        </w:tc>
-        <w:tc>
-          <w:tcPr>
-            <w:tcW w:w="0" w:type="auto"/>
-          </w:tcPr>
-          <w:p>
-            <w:pPr>
-              <w:rPr>
-                <w:bCs/>
-                <w:sz w:val="20"/>
-                <w:szCs w:val="20"/>
-              </w:rPr>
-            </w:pPr>
-            <w:r>
-              <w:rPr>
-                <w:bCs/>
-                <w:sz w:val="20"/>
-                <w:szCs w:val="20"/>
-              </w:rPr>
-              <w:t>0.50</w:t>
+              <w:t>http://bibl.rusoil.net</w:t>
+            </w:r>
+          </w:p>
+        </w:tc>
+        <w:tc>
+          <w:tcPr>
+            <w:tcW w:w="0" w:type="auto"/>
+          </w:tcPr>
+          <w:p>
+            <w:pPr>
+              <w:rPr>
+                <w:bCs/>
+                <w:sz w:val="20"/>
+                <w:szCs w:val="20"/>
+              </w:rPr>
+            </w:pPr>
+            <w:r>
+              <w:rPr>
+                <w:bCs/>
+                <w:sz w:val="20"/>
+                <w:szCs w:val="20"/>
+              </w:rPr>
+              <w:t>1.00</w:t>
             </w:r>
           </w:p>
         </w:tc>
@@ -21725,17 +21716,14 @@
     <w:p/>
     <w:p>
       <w:r>
-        <w:t xml:space="preserve">Год приема </w:t>
+        <w:t>Год приема 2025 г.</w:t>
       </w:r>
       <w:r>
         <w:rPr>
           <w:bCs/>
         </w:rPr>
-        <w:t>2022</w:t>
       </w:r>
-      <w:r>
-        <w:t xml:space="preserve"> г.</w:t>
-      </w:r>
+      <w:r/>
     </w:p>
     <w:p>
       <w:r>
@@ -22591,7 +22579,7 @@
                 <w:sz w:val="20"/>
                 <w:szCs w:val="20"/>
               </w:rPr>
-              <w:t>Методические указания к выполнению лабораторных работ по дисциплине «Интеллектуальные системы» / УГНТУ, каф. ВТИК ; сост. Д. М. Зарипов. — Уфа : УГНТУ, 2023. — 64 с.</w:t>
+              <w:t>Методические указания к выполнению лабораторных работ по дисциплине «Интеллектуальные системы» / УГНТУ, каф. ВТИК. — Уфа : УГНТУ, 2023. — 64 с.</w:t>
             </w:r>
           </w:p>
         </w:tc>
@@ -22792,7 +22780,7 @@
                 <w:sz w:val="20"/>
                 <w:szCs w:val="20"/>
               </w:rPr>
-              <w:t>Методические указания к практическим занятиям по дисциплине «Интеллектуальные системы» / УГНТУ, каф. ВТИК ; сост. Д. М. Зарипов. — Уфа : УГНТУ, 2023. — 48 с.</w:t>
+              <w:t>Методические указания к практическим занятиям по дисциплине «Интеллектуальные системы» / УГНТУ, каф. ВТИК. — Уфа : УГНТУ, 2023. — 48 с.</w:t>
             </w:r>
           </w:p>
         </w:tc>
@@ -22962,17 +22950,14 @@
     </w:tbl>
     <w:p>
       <w:r>
-        <w:t xml:space="preserve">Год приема </w:t>
+        <w:t>Год приема 2025 г.</w:t>
       </w:r>
       <w:r>
         <w:rPr>
           <w:bCs/>
         </w:rPr>
-        <w:t>2022</w:t>
       </w:r>
-      <w:r>
-        <w:t xml:space="preserve"> г.</w:t>
-      </w:r>
+      <w:r/>
     </w:p>
     <w:p>
       <w:pPr>
@@ -23094,7 +23079,7 @@
         <w:ind w:left="5360" w:firstLine="4381"/>
       </w:pPr>
       <w:r>
-        <w:t>30.06.2022</w:t>
+        <w:t>30.06.2025</w:t>
       </w:r>
     </w:p>
     <w:p>
@@ -23600,20 +23585,18 @@
           <w:bCs/>
           <w:i w:val="0"/>
         </w:rPr>
-        <w:t xml:space="preserve">ФОС </w:t>
+        <w:t>ФОС по текущей успеваемости и промежуточной аттестации по дисциплине рассмотрен и одобрен на заседании кафедры Вычислительная техника и инженерная кибернетика (ВТИК);, обеспечивающей преподавание дисциплины 26.01.2025, протокол №6.</w:t>
       </w:r>
       <w:r>
         <w:rPr>
           <w:i w:val="0"/>
         </w:rPr>
-        <w:t xml:space="preserve">по текущей успеваемости и промежуточной аттестации по дисциплине </w:t>
       </w:r>
       <w:r>
         <w:rPr>
           <w:bCs/>
           <w:i w:val="0"/>
         </w:rPr>
-        <w:t>рассмотрен и одобрен на заседании кафедры Вычислительная техника и инженерная кибернетика (ВТИК</w:t>
       </w:r>
       <w:proofErr w:type="gramStart"/>
       <w:r>
@@ -23621,7 +23604,6 @@
           <w:bCs/>
           <w:i w:val="0"/>
         </w:rPr>
-        <w:t>);,</w:t>
       </w:r>
       <w:proofErr w:type="gramEnd"/>
       <w:r>
@@ -23629,7 +23611,6 @@
           <w:bCs/>
           <w:i w:val="0"/>
         </w:rPr>
-        <w:t xml:space="preserve"> обеспечивающей </w:t>
       </w:r>
       <w:r>
         <w:rPr>
@@ -23637,7 +23618,6 @@
           <w:i w:val="0"/>
           <w:iCs w:val="0"/>
         </w:rPr>
-        <w:t>преподавание дисциплины 26.01.2022, протокол №6.</w:t>
       </w:r>
     </w:p>
     <w:p>
@@ -23813,7 +23793,7 @@
         <w:rPr>
           <w:bCs/>
         </w:rPr>
-        <w:t xml:space="preserve">Год приема 2022 г. </w:t>
+        <w:t xml:space="preserve">Год приема 2025 г. </w:t>
       </w:r>
     </w:p>
     <w:p>
@@ -23866,34 +23846,27 @@
       </w:pPr>
       <w:proofErr w:type="gramStart"/>
       <w:r>
-        <w:t xml:space="preserve">зарегистрирован  </w:t>
+        <w:t>зарегистрирован  08.06.2025 № 6   в УРО и внесен в электронную базу данных</w:t>
       </w:r>
       <w:r>
         <w:rPr>
           <w:bCs/>
         </w:rPr>
-        <w:t>08.06.2022</w:t>
       </w:r>
       <w:proofErr w:type="gramEnd"/>
       <w:r>
         <w:rPr>
           <w:bCs/>
         </w:rPr>
-        <w:t xml:space="preserve"> </w:t>
       </w:r>
-      <w:r>
-        <w:t xml:space="preserve">№ </w:t>
-      </w:r>
+      <w:r/>
       <w:r>
         <w:rPr>
           <w:bCs/>
           <w:u w:val="single"/>
         </w:rPr>
-        <w:t>6</w:t>
       </w:r>
-      <w:r>
-        <w:t xml:space="preserve">   в УРО и внесен в электронную базу данных</w:t>
-      </w:r>
+      <w:r/>
     </w:p>
     <w:p>
       <w:pPr>
@@ -24144,7 +24117,7 @@
           </w:tcPr>
           <w:p>
             <w:r>
-              <w:t>Нейронные сети и глубокое обучение</w:t>
+              <w:t>Основы интеллектуальных систем: от классических моделей к современным архитектурам</w:t>
             </w:r>
           </w:p>
         </w:tc>
@@ -24172,7 +24145,7 @@
               <w:jc w:val="center"/>
             </w:pPr>
             <w:r>
-              <w:t>механизмы обучения с подкреплением и их применение в робототехнике</w:t>
+              <w:t>архитектуры гибридных интеллектуальных систем, объединяющих нечёткую логику, нейронные сети и эволюционные алгоритмы</w:t>
             </w:r>
           </w:p>
         </w:tc>
@@ -24182,7 +24155,7 @@
           </w:tcPr>
           <w:p>
             <w:r>
-              <w:t>УК-1.1 Знает осуществлять поиск</w:t>
+              <w:t>УК-1.1 Знает: архитектуры гибридных интеллектуальных систем, объединяющих нечёткую логику, нейронные сети и эволюционные алгоритмы</w:t>
             </w:r>
           </w:p>
         </w:tc>
@@ -24192,7 +24165,7 @@
           </w:tcPr>
           <w:p>
             <w:r>
-              <w:t>Отвечает на вопросы по теме «Нейронные сети и глубокое обучение»</w:t>
+              <w:t>Отвечает на вопросы по теме «Основы интеллектуальных систем: от классических моделей к современным архитек…»</w:t>
             </w:r>
           </w:p>
         </w:tc>
@@ -24236,7 +24209,7 @@
           </w:tcPr>
           <w:p>
             <w:r>
-              <w:t>Нейронные сети и глубокое обучение</w:t>
+              <w:t>Основы интеллектуальных систем: от классических моделей к современным архитектурам</w:t>
             </w:r>
           </w:p>
         </w:tc>
@@ -24264,7 +24237,7 @@
               <w:jc w:val="center"/>
             </w:pPr>
             <w:r>
-              <w:t>разрабатывать адаптивные алгоритмы управления для динамических систем</w:t>
+              <w:t>настраивать параметры адаптивных систем управления с подкреплением в среде OpenAI Gym</w:t>
             </w:r>
           </w:p>
         </w:tc>
@@ -24274,7 +24247,7 @@
           </w:tcPr>
           <w:p>
             <w:r>
-              <w:t>УК-1.2 Умеет осуществлять поиск</w:t>
+              <w:t>УК-1.2 Умеет: настраивать параметры адаптивных систем управления с подкреплением в среде OpenAI Gym</w:t>
             </w:r>
           </w:p>
         </w:tc>
@@ -24284,7 +24257,7 @@
           </w:tcPr>
           <w:p>
             <w:r>
-              <w:t>Выполняет задания по теме «Нейронные сети и глубокое обучение»</w:t>
+              <w:t>Выполняет задания по теме «Основы интеллектуальных систем: от классических моделей к современным архитек…»</w:t>
             </w:r>
           </w:p>
         </w:tc>
@@ -24328,7 +24301,7 @@
           </w:tcPr>
           <w:p>
             <w:r>
-              <w:t>Нейронные сети и глубокое обучение</w:t>
+              <w:t>Основы интеллектуальных систем: от классических моделей к современным архитектурам</w:t>
             </w:r>
           </w:p>
         </w:tc>
@@ -24356,7 +24329,7 @@
               <w:jc w:val="center"/>
             </w:pPr>
             <w:r>
-              <w:t>инструментами автоматизации процесса обучения моделей с использованием TensorFlow</w:t>
+              <w:t>инструментами верификации корректности нечётких систем управления с помощью имитационного моделирования в Simulink</w:t>
             </w:r>
           </w:p>
         </w:tc>
@@ -24366,7 +24339,7 @@
           </w:tcPr>
           <w:p>
             <w:r>
-              <w:t>УК-1.3 Владеет осуществлять поиск</w:t>
+              <w:t>УК-1.3 Владеет: инструментами верификации корректности нечётких систем управления с помощью имитационного моделирования в Simulink</w:t>
             </w:r>
           </w:p>
         </w:tc>
@@ -24376,7 +24349,7 @@
           </w:tcPr>
           <w:p>
             <w:r>
-              <w:t>Демонстрирует навыки по теме «Нейронные сети и глубокое обучение»</w:t>
+              <w:t>Демонстрирует навыки по теме «Основы интеллектуальных систем: от классических моделей к современным архитек…»</w:t>
             </w:r>
           </w:p>
         </w:tc>
@@ -24420,7 +24393,7 @@
           </w:tcPr>
           <w:p>
             <w:r>
-              <w:t>Нейронные сети и глубокое обучение</w:t>
+              <w:t>Основы интеллектуальных систем: от классических моделей к современным архитектурам</w:t>
             </w:r>
           </w:p>
         </w:tc>
@@ -24448,7 +24421,7 @@
               <w:jc w:val="center"/>
             </w:pPr>
             <w:r>
-              <w:t>механизмы обучения с подкреплением и их применение в робототехнике</w:t>
+              <w:t>алгоритмы синтеза нечётких регуляторов с настройкой параметров методами генетической оптимизации</w:t>
             </w:r>
           </w:p>
         </w:tc>
@@ -24458,7 +24431,7 @@
           </w:tcPr>
           <w:p>
             <w:r>
-              <w:t>ОПК-1.1 Знает применять естественнонаучные и общеинженерные знания</w:t>
+              <w:t>ОПК-1.1 Знает: алгоритмы синтеза нечётких регуляторов с настройкой параметров методами генетической оптимизации</w:t>
             </w:r>
           </w:p>
         </w:tc>
@@ -24468,7 +24441,7 @@
           </w:tcPr>
           <w:p>
             <w:r>
-              <w:t>Отвечает на вопросы по теме «Нейронные сети и глубокое обучение»</w:t>
+              <w:t>Отвечает на вопросы по теме «Основы интеллектуальных систем: от классических моделей к современным архитек…»</w:t>
             </w:r>
           </w:p>
         </w:tc>
@@ -24512,7 +24485,7 @@
           </w:tcPr>
           <w:p>
             <w:r>
-              <w:t>Нейронные сети и глубокое обучение</w:t>
+              <w:t>Основы интеллектуальных систем: от классических моделей к современным архитектурам</w:t>
             </w:r>
           </w:p>
         </w:tc>
@@ -24540,7 +24513,7 @@
               <w:jc w:val="center"/>
             </w:pPr>
             <w:r>
-              <w:t>разрабатывать адаптивные алгоритмы управления для динамических систем</w:t>
+              <w:t>оценивать интерпретируемость решений интеллектуальных систем с помощью методов локального объяснения</w:t>
             </w:r>
           </w:p>
         </w:tc>
@@ -24550,7 +24523,7 @@
           </w:tcPr>
           <w:p>
             <w:r>
-              <w:t>ОПК-1.2 Умеет применять естественнонаучные и общеинженерные знания</w:t>
+              <w:t>ОПК-1.2 Умеет: оценивать интерпретируемость решений интеллектуальных систем с помощью методов локального объяснения</w:t>
             </w:r>
           </w:p>
         </w:tc>
@@ -24560,7 +24533,7 @@
           </w:tcPr>
           <w:p>
             <w:r>
-              <w:t>Выполняет задания по теме «Нейронные сети и глубокое обучение»</w:t>
+              <w:t>Выполняет задания по теме «Основы интеллектуальных систем: от классических моделей к современным архитек…»</w:t>
             </w:r>
           </w:p>
         </w:tc>
@@ -24604,7 +24577,7 @@
           </w:tcPr>
           <w:p>
             <w:r>
-              <w:t>Нейронные сети и глубокое обучение</w:t>
+              <w:t>Основы интеллектуальных систем: от классических моделей к современным архитектурам</w:t>
             </w:r>
           </w:p>
         </w:tc>
@@ -24632,7 +24605,7 @@
               <w:jc w:val="center"/>
             </w:pPr>
             <w:r>
-              <w:t>инструментами автоматизации процесса обучения моделей с использованием TensorFlow</w:t>
+              <w:t>навыками разработки и отладки интеллектуальных систем управления в среде Python с использованием TensorFlow и scikit-fuzzy</w:t>
             </w:r>
           </w:p>
         </w:tc>
@@ -24642,7 +24615,7 @@
           </w:tcPr>
           <w:p>
             <w:r>
-              <w:t>ОПК-1.3 Владеет применять естественнонаучные и общеинженерные знания</w:t>
+              <w:t>ОПК-1.3 Владеет: навыками разработки и отладки интеллектуальных систем управления в среде Python с использованием TensorFlow и scikit-fuzzy</w:t>
             </w:r>
           </w:p>
         </w:tc>
@@ -24652,7 +24625,7 @@
           </w:tcPr>
           <w:p>
             <w:r>
-              <w:t>Демонстрирует навыки по теме «Нейронные сети и глубокое обучение»</w:t>
+              <w:t>Демонстрирует навыки по теме «Основы интеллектуальных систем: от классических моделей к современным архитек…»</w:t>
             </w:r>
           </w:p>
         </w:tc>
@@ -24696,7 +24669,7 @@
           </w:tcPr>
           <w:p>
             <w:r>
-              <w:t>Нейронные сети и глубокое обучение</w:t>
+              <w:t>Основы интеллектуальных систем: от классических моделей к современным архитектурам</w:t>
             </w:r>
           </w:p>
         </w:tc>
@@ -24724,7 +24697,7 @@
               <w:jc w:val="center"/>
             </w:pPr>
             <w:r>
-              <w:t>механизмы обучения с подкреплением и их применение в робототехнике</w:t>
+              <w:t>методы адаптивного управления на основе Q-обучения с функцией аппроксимации нейросетью</w:t>
             </w:r>
           </w:p>
         </w:tc>
@@ -24734,7 +24707,7 @@
           </w:tcPr>
           <w:p>
             <w:r>
-              <w:t>ОПК-2.1 Знает понимать принципы работы современных информационных технолог</w:t>
+              <w:t>ОПК-2.1 Знает: методы адаптивного управления на основе Q-обучения с функцией аппроксимации нейросетью</w:t>
             </w:r>
           </w:p>
         </w:tc>
@@ -24744,7 +24717,7 @@
           </w:tcPr>
           <w:p>
             <w:r>
-              <w:t>Отвечает на вопросы по теме «Нейронные сети и глубокое обучение»</w:t>
+              <w:t>Отвечает на вопросы по теме «Основы интеллектуальных систем: от классических моделей к современным архитек…»</w:t>
             </w:r>
           </w:p>
         </w:tc>
@@ -24788,7 +24761,7 @@
           </w:tcPr>
           <w:p>
             <w:r>
-              <w:t>Нейронные сети и глубокое обучение</w:t>
+              <w:t>Основы интеллектуальных систем: от классических моделей к современным архитектурам</w:t>
             </w:r>
           </w:p>
         </w:tc>
@@ -24816,7 +24789,7 @@
               <w:jc w:val="center"/>
             </w:pPr>
             <w:r>
-              <w:t>разрабатывать адаптивные алгоритмы управления для динамических систем</w:t>
+              <w:t>применять самоорганизующиеся карты для выявления аномалий в данных датчиков в реальном времени</w:t>
             </w:r>
           </w:p>
         </w:tc>
@@ -24826,7 +24799,7 @@
           </w:tcPr>
           <w:p>
             <w:r>
-              <w:t>ОПК-2.2 Умеет понимать принципы работы современных информационных технолог</w:t>
+              <w:t>ОПК-2.2 Умеет: применять самоорганизующиеся карты для выявления аномалий в данных датчиков в реальном времени</w:t>
             </w:r>
           </w:p>
         </w:tc>
@@ -24836,7 +24809,7 @@
           </w:tcPr>
           <w:p>
             <w:r>
-              <w:t>Выполняет задания по теме «Нейронные сети и глубокое обучение»</w:t>
+              <w:t>Выполняет задания по теме «Основы интеллектуальных систем: от классических моделей к современным архитек…»</w:t>
             </w:r>
           </w:p>
         </w:tc>
@@ -24880,7 +24853,7 @@
           </w:tcPr>
           <w:p>
             <w:r>
-              <w:t>Нейронные сети и глубокое обучение</w:t>
+              <w:t>Основы интеллектуальных систем: от классических моделей к современным архитектурам</w:t>
             </w:r>
           </w:p>
         </w:tc>
@@ -24908,7 +24881,7 @@
               <w:jc w:val="center"/>
             </w:pPr>
             <w:r>
-              <w:t>инструментами автоматизации процесса обучения моделей с использованием TensorFlow</w:t>
+              <w:t>навыками интеграции интеллектуальных систем в промышленные контроллеры через OPC UA и MQTT</w:t>
             </w:r>
           </w:p>
         </w:tc>
@@ -24918,7 +24891,7 @@
           </w:tcPr>
           <w:p>
             <w:r>
-              <w:t>ОПК-2.3 Владеет понимать принципы работы современных информационных технолог</w:t>
+              <w:t>ОПК-2.3 Владеет: навыками интеграции интеллектуальных систем в промышленные контроллеры через OPC UA и MQTT</w:t>
             </w:r>
           </w:p>
         </w:tc>
@@ -24928,7 +24901,7 @@
           </w:tcPr>
           <w:p>
             <w:r>
-              <w:t>Демонстрирует навыки по теме «Нейронные сети и глубокое обучение»</w:t>
+              <w:t>Демонстрирует навыки по теме «Основы интеллектуальных систем: от классических моделей к современным архитек…»</w:t>
             </w:r>
           </w:p>
         </w:tc>
@@ -24972,7 +24945,7 @@
           </w:tcPr>
           <w:p>
             <w:r>
-              <w:t>Нейронные сети и глубокое обучение</w:t>
+              <w:t>Основы интеллектуальных систем: от классических моделей к современным архитектурам</w:t>
             </w:r>
           </w:p>
         </w:tc>
@@ -25000,7 +24973,7 @@
               <w:jc w:val="center"/>
             </w:pPr>
             <w:r>
-              <w:t>механизмы обучения с подкреплением и их применение в робототехнике</w:t>
+              <w:t>технологии интерпретируемого ИИ в контексте интеллектуальных систем управления: LIME, SHAP и правила извлечения из нейронных сетей</w:t>
             </w:r>
           </w:p>
         </w:tc>
@@ -25010,7 +24983,7 @@
           </w:tcPr>
           <w:p>
             <w:r>
-              <w:t>ПК-1.1 Знает разрабатывать требования к программному обеспечению</w:t>
+              <w:t>ПК-1.1 Знает: технологии интерпретируемого ИИ в контексте интеллектуальных систем управления: LIME, SHAP и правила извлечения из нейронных сетей</w:t>
             </w:r>
           </w:p>
         </w:tc>
@@ -25020,7 +24993,7 @@
           </w:tcPr>
           <w:p>
             <w:r>
-              <w:t>Отвечает на вопросы по теме «Нейронные сети и глубокое обучение»</w:t>
+              <w:t>Отвечает на вопросы по теме «Основы интеллектуальных систем: от классических моделей к современным архитек…»</w:t>
             </w:r>
           </w:p>
         </w:tc>
@@ -25064,7 +25037,7 @@
           </w:tcPr>
           <w:p>
             <w:r>
-              <w:t>Нейронные сети и глубокое обучение</w:t>
+              <w:t>Основы интеллектуальных систем: от классических моделей к современным архитектурам</w:t>
             </w:r>
           </w:p>
         </w:tc>
@@ -25092,7 +25065,7 @@
               <w:jc w:val="center"/>
             </w:pPr>
             <w:r>
-              <w:t>разрабатывать адаптивные алгоритмы управления для динамических систем</w:t>
+              <w:t>синтезировать гибридные регуляторы, сочетающие нечёткие правила и нейронные сети для нестационарных объектов</w:t>
             </w:r>
           </w:p>
         </w:tc>
@@ -25102,7 +25075,7 @@
           </w:tcPr>
           <w:p>
             <w:r>
-              <w:t>ПК-1.2 Умеет разрабатывать требования к программному обеспечению</w:t>
+              <w:t>ПК-1.2 Умеет: синтезировать гибридные регуляторы, сочетающие нечёткие правила и нейронные сети для нестационарных объектов</w:t>
             </w:r>
           </w:p>
         </w:tc>
@@ -25112,7 +25085,7 @@
           </w:tcPr>
           <w:p>
             <w:r>
-              <w:t>Выполняет задания по теме «Нейронные сети и глубокое обучение»</w:t>
+              <w:t>Выполняет задания по теме «Основы интеллектуальных систем: от классических моделей к современным архитек…»</w:t>
             </w:r>
           </w:p>
         </w:tc>
@@ -25156,7 +25129,7 @@
           </w:tcPr>
           <w:p>
             <w:r>
-              <w:t>Нейронные сети и глубокое обучение</w:t>
+              <w:t>Основы интеллектуальных систем: от классических моделей к современным архитектурам</w:t>
             </w:r>
           </w:p>
         </w:tc>
@@ -25184,7 +25157,7 @@
               <w:jc w:val="center"/>
             </w:pPr>
             <w:r>
-              <w:t>инструментами автоматизации процесса обучения моделей с использованием TensorFlow</w:t>
+              <w:t>методами построения адаптивных моделей на основе рекуррентных нейронных сетей с обратной связью</w:t>
             </w:r>
           </w:p>
         </w:tc>
@@ -25194,7 +25167,7 @@
           </w:tcPr>
           <w:p>
             <w:r>
-              <w:t>ПК-1.3 Владеет разрабатывать требования к программному обеспечению</w:t>
+              <w:t>ПК-1.3 Владеет: методами построения адаптивных моделей на основе рекуррентных нейронных сетей с обратной связью</w:t>
             </w:r>
           </w:p>
         </w:tc>
@@ -25204,7 +25177,7 @@
           </w:tcPr>
           <w:p>
             <w:r>
-              <w:t>Демонстрирует навыки по теме «Нейронные сети и глубокое обучение»</w:t>
+              <w:t>Демонстрирует навыки по теме «Основы интеллектуальных систем: от классических моделей к современным архитек…»</w:t>
             </w:r>
           </w:p>
         </w:tc>
@@ -25248,7 +25221,7 @@
           </w:tcPr>
           <w:p>
             <w:r>
-              <w:t>Нейронные сети и глубокое обучение</w:t>
+              <w:t>Основы интеллектуальных систем: от классических моделей к современным архитектурам</w:t>
             </w:r>
           </w:p>
         </w:tc>
@@ -25276,7 +25249,7 @@
               <w:jc w:val="center"/>
             </w:pPr>
             <w:r>
-              <w:t>механизмы обучения с подкреплением и их применение в робототехнике</w:t>
+              <w:t>принципы проектирования самоорганизующихся карт Кохонена для кластеризации в задачах управления</w:t>
             </w:r>
           </w:p>
         </w:tc>
@@ -25286,7 +25259,7 @@
           </w:tcPr>
           <w:p>
             <w:r>
-              <w:t>ПК-2.1 Знает анализировать</w:t>
+              <w:t>ПК-2.1 Знает: принципы проектирования самоорганизующихся карт Кохонена для кластеризации в задачах управления</w:t>
             </w:r>
           </w:p>
         </w:tc>
@@ -25296,7 +25269,7 @@
           </w:tcPr>
           <w:p>
             <w:r>
-              <w:t>Отвечает на вопросы по теме «Нейронные сети и глубокое обучение»</w:t>
+              <w:t>Отвечает на вопросы по теме «Основы интеллектуальных систем: от классических моделей к современным архитек…»</w:t>
             </w:r>
           </w:p>
         </w:tc>
@@ -25340,7 +25313,7 @@
           </w:tcPr>
           <w:p>
             <w:r>
-              <w:t>Нейронные сети и глубокое обучение</w:t>
+              <w:t>Основы интеллектуальных систем: от классических моделей к современным архитектурам</w:t>
             </w:r>
           </w:p>
         </w:tc>
@@ -25368,7 +25341,7 @@
               <w:jc w:val="center"/>
             </w:pPr>
             <w:r>
-              <w:t>разрабатывать адаптивные алгоритмы управления для динамических систем</w:t>
+              <w:t>оптимизировать нечёткие системы управления с использованием генетических алгоритмов в MATLAB Fuzzy Logic Toolbox</w:t>
             </w:r>
           </w:p>
         </w:tc>
@@ -25378,7 +25351,7 @@
           </w:tcPr>
           <w:p>
             <w:r>
-              <w:t>ПК-2.2 Умеет анализировать</w:t>
+              <w:t>ПК-2.2 Умеет: оптимизировать нечёткие системы управления с использованием генетических алгоритмов в MATLAB Fuzzy Logic Toolbox</w:t>
             </w:r>
           </w:p>
         </w:tc>
@@ -25388,7 +25361,7 @@
           </w:tcPr>
           <w:p>
             <w:r>
-              <w:t>Выполняет задания по теме «Нейронные сети и глубокое обучение»</w:t>
+              <w:t>Выполняет задания по теме «Основы интеллектуальных систем: от классических моделей к современным архитек…»</w:t>
             </w:r>
           </w:p>
         </w:tc>
@@ -25432,7 +25405,7 @@
           </w:tcPr>
           <w:p>
             <w:r>
-              <w:t>Нейронные сети и глубокое обучение</w:t>
+              <w:t>Основы интеллектуальных систем: от классических моделей к современным архитектурам</w:t>
             </w:r>
           </w:p>
         </w:tc>
@@ -25460,7 +25433,7 @@
               <w:jc w:val="center"/>
             </w:pPr>
             <w:r>
-              <w:t>инструментами автоматизации процесса обучения моделей с использованием TensorFlow</w:t>
+              <w:t>методами аудита и документирования решений интеллектуальных систем в соответствии с требованиями регуляторов ИИ</w:t>
             </w:r>
           </w:p>
         </w:tc>
@@ -25470,7 +25443,7 @@
           </w:tcPr>
           <w:p>
             <w:r>
-              <w:t>ПК-2.3 Владеет анализировать</w:t>
+              <w:t>ПК-2.3 Владеет: методами аудита и документирования решений интеллектуальных систем в соответствии с требованиями регуляторов ИИ</w:t>
             </w:r>
           </w:p>
         </w:tc>
@@ -25480,7 +25453,7 @@
           </w:tcPr>
           <w:p>
             <w:r>
-              <w:t>Демонстрирует навыки по теме «Нейронные сети и глубокое обучение»</w:t>
+              <w:t>Демонстрирует навыки по теме «Основы интеллектуальных систем: от классических моделей к современным архитек…»</w:t>
             </w:r>
           </w:p>
         </w:tc>
@@ -25524,7 +25497,7 @@
           </w:tcPr>
           <w:p>
             <w:r>
-              <w:t>Эволюционные и метаэвристические алгоритмы</w:t>
+              <w:t>Нечёткие, эволюционные и экспертные подходы в проектировании интеллектуальных систем</w:t>
             </w:r>
           </w:p>
         </w:tc>
@@ -25552,7 +25525,7 @@
               <w:jc w:val="center"/>
             </w:pPr>
             <w:r>
-              <w:t>механизмы обучения с подкреплением и их применение в робототехнике</w:t>
+              <w:t>архитектуры гибридных интеллектуальных систем, объединяющих нечёткую логику, нейронные сети и эволюционные алгоритмы</w:t>
             </w:r>
           </w:p>
         </w:tc>
@@ -25562,7 +25535,7 @@
           </w:tcPr>
           <w:p>
             <w:r>
-              <w:t>УК-1.1 Знает осуществлять поиск</w:t>
+              <w:t>УК-1.1 Знает: архитектуры гибридных интеллектуальных систем, объединяющих нечёткую логику, нейронные сети и эволюционные алгоритмы</w:t>
             </w:r>
           </w:p>
         </w:tc>
@@ -25572,7 +25545,7 @@
           </w:tcPr>
           <w:p>
             <w:r>
-              <w:t>Отвечает на вопросы по теме «Эволюционные и метаэвристические алгорит»</w:t>
+              <w:t>Отвечает на вопросы по теме «Нечёткие, эволюционные и экспертные подходы в проектировании интеллектуальных…»</w:t>
             </w:r>
           </w:p>
         </w:tc>
@@ -25616,7 +25589,7 @@
           </w:tcPr>
           <w:p>
             <w:r>
-              <w:t>Эволюционные и метаэвристические алгоритмы</w:t>
+              <w:t>Нечёткие, эволюционные и экспертные подходы в проектировании интеллектуальных систем</w:t>
             </w:r>
           </w:p>
         </w:tc>
@@ -25644,7 +25617,7 @@
               <w:jc w:val="center"/>
             </w:pPr>
             <w:r>
-              <w:t>разрабатывать адаптивные алгоритмы управления для динамических систем</w:t>
+              <w:t>настраивать параметры адаптивных систем управления с подкреплением в среде OpenAI Gym</w:t>
             </w:r>
           </w:p>
         </w:tc>
@@ -25654,7 +25627,7 @@
           </w:tcPr>
           <w:p>
             <w:r>
-              <w:t>УК-1.2 Умеет осуществлять поиск</w:t>
+              <w:t>УК-1.2 Умеет: настраивать параметры адаптивных систем управления с подкреплением в среде OpenAI Gym</w:t>
             </w:r>
           </w:p>
         </w:tc>
@@ -25664,7 +25637,7 @@
           </w:tcPr>
           <w:p>
             <w:r>
-              <w:t>Выполняет задания по теме «Эволюционные и метаэвристические алгорит»</w:t>
+              <w:t>Выполняет задания по теме «Нечёткие, эволюционные и экспертные подходы в проектировании интеллектуальных…»</w:t>
             </w:r>
           </w:p>
         </w:tc>
@@ -25708,7 +25681,7 @@
           </w:tcPr>
           <w:p>
             <w:r>
-              <w:t>Эволюционные и метаэвристические алгоритмы</w:t>
+              <w:t>Нечёткие, эволюционные и экспертные подходы в проектировании интеллектуальных систем</w:t>
             </w:r>
           </w:p>
         </w:tc>
@@ -25736,7 +25709,7 @@
               <w:jc w:val="center"/>
             </w:pPr>
             <w:r>
-              <w:t>инструментами автоматизации процесса обучения моделей с использованием TensorFlow</w:t>
+              <w:t>инструментами верификации корректности нечётких систем управления с помощью имитационного моделирования в Simulink</w:t>
             </w:r>
           </w:p>
         </w:tc>
@@ -25746,7 +25719,7 @@
           </w:tcPr>
           <w:p>
             <w:r>
-              <w:t>УК-1.3 Владеет осуществлять поиск</w:t>
+              <w:t>УК-1.3 Владеет: инструментами верификации корректности нечётких систем управления с помощью имитационного моделирования в Simulink</w:t>
             </w:r>
           </w:p>
         </w:tc>
@@ -25756,7 +25729,7 @@
           </w:tcPr>
           <w:p>
             <w:r>
-              <w:t>Демонстрирует навыки по теме «Эволюционные и метаэвристические алгорит»</w:t>
+              <w:t>Демонстрирует навыки по теме «Нечёткие, эволюционные и экспертные подходы в проектировании интеллектуальных…»</w:t>
             </w:r>
           </w:p>
         </w:tc>
@@ -25800,7 +25773,7 @@
           </w:tcPr>
           <w:p>
             <w:r>
-              <w:t>Эволюционные и метаэвристические алгоритмы</w:t>
+              <w:t>Нечёткие, эволюционные и экспертные подходы в проектировании интеллектуальных систем</w:t>
             </w:r>
           </w:p>
         </w:tc>
@@ -25828,7 +25801,7 @@
               <w:jc w:val="center"/>
             </w:pPr>
             <w:r>
-              <w:t>механизмы обучения с подкреплением и их применение в робототехнике</w:t>
+              <w:t>алгоритмы синтеза нечётких регуляторов с настройкой параметров методами генетической оптимизации</w:t>
             </w:r>
           </w:p>
         </w:tc>
@@ -25838,7 +25811,7 @@
           </w:tcPr>
           <w:p>
             <w:r>
-              <w:t>ОПК-1.1 Знает применять естественнонаучные и общеинженерные знания</w:t>
+              <w:t>ОПК-1.1 Знает: алгоритмы синтеза нечётких регуляторов с настройкой параметров методами генетической оптимизации</w:t>
             </w:r>
           </w:p>
         </w:tc>
@@ -25848,7 +25821,7 @@
           </w:tcPr>
           <w:p>
             <w:r>
-              <w:t>Отвечает на вопросы по теме «Эволюционные и метаэвристические алгорит»</w:t>
+              <w:t>Отвечает на вопросы по теме «Нечёткие, эволюционные и экспертные подходы в проектировании интеллектуальных…»</w:t>
             </w:r>
           </w:p>
         </w:tc>
@@ -25892,7 +25865,7 @@
           </w:tcPr>
           <w:p>
             <w:r>
-              <w:t>Эволюционные и метаэвристические алгоритмы</w:t>
+              <w:t>Нечёткие, эволюционные и экспертные подходы в проектировании интеллектуальных систем</w:t>
             </w:r>
           </w:p>
         </w:tc>
@@ -25920,7 +25893,7 @@
               <w:jc w:val="center"/>
             </w:pPr>
             <w:r>
-              <w:t>разрабатывать адаптивные алгоритмы управления для динамических систем</w:t>
+              <w:t>оценивать интерпретируемость решений интеллектуальных систем с помощью методов локального объяснения</w:t>
             </w:r>
           </w:p>
         </w:tc>
@@ -25930,7 +25903,7 @@
           </w:tcPr>
           <w:p>
             <w:r>
-              <w:t>ОПК-1.2 Умеет применять естественнонаучные и общеинженерные знания</w:t>
+              <w:t>ОПК-1.2 Умеет: оценивать интерпретируемость решений интеллектуальных систем с помощью методов локального объяснения</w:t>
             </w:r>
           </w:p>
         </w:tc>
@@ -25940,7 +25913,7 @@
           </w:tcPr>
           <w:p>
             <w:r>
-              <w:t>Выполняет задания по теме «Эволюционные и метаэвристические алгорит»</w:t>
+              <w:t>Выполняет задания по теме «Нечёткие, эволюционные и экспертные подходы в проектировании интеллектуальных…»</w:t>
             </w:r>
           </w:p>
         </w:tc>
@@ -25984,7 +25957,7 @@
           </w:tcPr>
           <w:p>
             <w:r>
-              <w:t>Эволюционные и метаэвристические алгоритмы</w:t>
+              <w:t>Нечёткие, эволюционные и экспертные подходы в проектировании интеллектуальных систем</w:t>
             </w:r>
           </w:p>
         </w:tc>
@@ -26012,7 +25985,7 @@
               <w:jc w:val="center"/>
             </w:pPr>
             <w:r>
-              <w:t>инструментами автоматизации процесса обучения моделей с использованием TensorFlow</w:t>
+              <w:t>навыками разработки и отладки интеллектуальных систем управления в среде Python с использованием TensorFlow и scikit-fuzzy</w:t>
             </w:r>
           </w:p>
         </w:tc>
@@ -26022,7 +25995,7 @@
           </w:tcPr>
           <w:p>
             <w:r>
-              <w:t>ОПК-1.3 Владеет применять естественнонаучные и общеинженерные знания</w:t>
+              <w:t>ОПК-1.3 Владеет: навыками разработки и отладки интеллектуальных систем управления в среде Python с использованием TensorFlow и scikit-fuzzy</w:t>
             </w:r>
           </w:p>
         </w:tc>
@@ -26032,7 +26005,7 @@
           </w:tcPr>
           <w:p>
             <w:r>
-              <w:t>Демонстрирует навыки по теме «Эволюционные и метаэвристические алгорит»</w:t>
+              <w:t>Демонстрирует навыки по теме «Нечёткие, эволюционные и экспертные подходы в проектировании интеллектуальных…»</w:t>
             </w:r>
           </w:p>
         </w:tc>
@@ -26076,7 +26049,7 @@
           </w:tcPr>
           <w:p>
             <w:r>
-              <w:t>Эволюционные и метаэвристические алгоритмы</w:t>
+              <w:t>Нечёткие, эволюционные и экспертные подходы в проектировании интеллектуальных систем</w:t>
             </w:r>
           </w:p>
         </w:tc>
@@ -26104,7 +26077,7 @@
               <w:jc w:val="center"/>
             </w:pPr>
             <w:r>
-              <w:t>механизмы обучения с подкреплением и их применение в робототехнике</w:t>
+              <w:t>методы адаптивного управления на основе Q-обучения с функцией аппроксимации нейросетью</w:t>
             </w:r>
           </w:p>
         </w:tc>
@@ -26114,7 +26087,7 @@
           </w:tcPr>
           <w:p>
             <w:r>
-              <w:t>ОПК-2.1 Знает понимать принципы работы современных информационных технолог</w:t>
+              <w:t>ОПК-2.1 Знает: методы адаптивного управления на основе Q-обучения с функцией аппроксимации нейросетью</w:t>
             </w:r>
           </w:p>
         </w:tc>
@@ -26124,7 +26097,7 @@
           </w:tcPr>
           <w:p>
             <w:r>
-              <w:t>Отвечает на вопросы по теме «Эволюционные и метаэвристические алгорит»</w:t>
+              <w:t>Отвечает на вопросы по теме «Нечёткие, эволюционные и экспертные подходы в проектировании интеллектуальных…»</w:t>
             </w:r>
           </w:p>
         </w:tc>
@@ -26168,7 +26141,7 @@
           </w:tcPr>
           <w:p>
             <w:r>
-              <w:t>Эволюционные и метаэвристические алгоритмы</w:t>
+              <w:t>Нечёткие, эволюционные и экспертные подходы в проектировании интеллектуальных систем</w:t>
             </w:r>
           </w:p>
         </w:tc>
@@ -26196,7 +26169,7 @@
               <w:jc w:val="center"/>
             </w:pPr>
             <w:r>
-              <w:t>разрабатывать адаптивные алгоритмы управления для динамических систем</w:t>
+              <w:t>применять самоорганизующиеся карты для выявления аномалий в данных датчиков в реальном времени</w:t>
             </w:r>
           </w:p>
         </w:tc>
@@ -26206,7 +26179,7 @@
           </w:tcPr>
           <w:p>
             <w:r>
-              <w:t>ОПК-2.2 Умеет понимать принципы работы современных информационных технолог</w:t>
+              <w:t>ОПК-2.2 Умеет: применять самоорганизующиеся карты для выявления аномалий в данных датчиков в реальном времени</w:t>
             </w:r>
           </w:p>
         </w:tc>
@@ -26216,7 +26189,7 @@
           </w:tcPr>
           <w:p>
             <w:r>
-              <w:t>Выполняет задания по теме «Эволюционные и метаэвристические алгорит»</w:t>
+              <w:t>Выполняет задания по теме «Нечёткие, эволюционные и экспертные подходы в проектировании интеллектуальных…»</w:t>
             </w:r>
           </w:p>
         </w:tc>
@@ -26260,7 +26233,7 @@
           </w:tcPr>
           <w:p>
             <w:r>
-              <w:t>Эволюционные и метаэвристические алгоритмы</w:t>
+              <w:t>Нечёткие, эволюционные и экспертные подходы в проектировании интеллектуальных систем</w:t>
             </w:r>
           </w:p>
         </w:tc>
@@ -26288,7 +26261,7 @@
               <w:jc w:val="center"/>
             </w:pPr>
             <w:r>
-              <w:t>инструментами автоматизации процесса обучения моделей с использованием TensorFlow</w:t>
+              <w:t>навыками интеграции интеллектуальных систем в промышленные контроллеры через OPC UA и MQTT</w:t>
             </w:r>
           </w:p>
         </w:tc>
@@ -26298,7 +26271,7 @@
           </w:tcPr>
           <w:p>
             <w:r>
-              <w:t>ОПК-2.3 Владеет понимать принципы работы современных информационных технолог</w:t>
+              <w:t>ОПК-2.3 Владеет: навыками интеграции интеллектуальных систем в промышленные контроллеры через OPC UA и MQTT</w:t>
             </w:r>
           </w:p>
         </w:tc>
@@ -26308,7 +26281,7 @@
           </w:tcPr>
           <w:p>
             <w:r>
-              <w:t>Демонстрирует навыки по теме «Эволюционные и метаэвристические алгорит»</w:t>
+              <w:t>Демонстрирует навыки по теме «Нечёткие, эволюционные и экспертные подходы в проектировании интеллектуальных…»</w:t>
             </w:r>
           </w:p>
         </w:tc>
@@ -26352,7 +26325,7 @@
           </w:tcPr>
           <w:p>
             <w:r>
-              <w:t>Эволюционные и метаэвристические алгоритмы</w:t>
+              <w:t>Нечёткие, эволюционные и экспертные подходы в проектировании интеллектуальных систем</w:t>
             </w:r>
           </w:p>
         </w:tc>
@@ -26380,7 +26353,7 @@
               <w:jc w:val="center"/>
             </w:pPr>
             <w:r>
-              <w:t>механизмы обучения с подкреплением и их применение в робототехнике</w:t>
+              <w:t>технологии интерпретируемого ИИ в контексте интеллектуальных систем управления: LIME, SHAP и правила извлечения из нейронных сетей</w:t>
             </w:r>
           </w:p>
         </w:tc>
@@ -26390,7 +26363,7 @@
           </w:tcPr>
           <w:p>
             <w:r>
-              <w:t>ПК-1.1 Знает разрабатывать требования к программному обеспечению</w:t>
+              <w:t>ПК-1.1 Знает: технологии интерпретируемого ИИ в контексте интеллектуальных систем управления: LIME, SHAP и правила извлечения из нейронных сетей</w:t>
             </w:r>
           </w:p>
         </w:tc>
@@ -26400,7 +26373,7 @@
           </w:tcPr>
           <w:p>
             <w:r>
-              <w:t>Отвечает на вопросы по теме «Эволюционные и метаэвристические алгорит»</w:t>
+              <w:t>Отвечает на вопросы по теме «Нечёткие, эволюционные и экспертные подходы в проектировании интеллектуальных…»</w:t>
             </w:r>
           </w:p>
         </w:tc>
@@ -26444,7 +26417,7 @@
           </w:tcPr>
           <w:p>
             <w:r>
-              <w:t>Эволюционные и метаэвристические алгоритмы</w:t>
+              <w:t>Нечёткие, эволюционные и экспертные подходы в проектировании интеллектуальных систем</w:t>
             </w:r>
           </w:p>
         </w:tc>
@@ -26472,7 +26445,7 @@
               <w:jc w:val="center"/>
             </w:pPr>
             <w:r>
-              <w:t>разрабатывать адаптивные алгоритмы управления для динамических систем</w:t>
+              <w:t>синтезировать гибридные регуляторы, сочетающие нечёткие правила и нейронные сети для нестационарных объектов</w:t>
             </w:r>
           </w:p>
         </w:tc>
@@ -26482,7 +26455,7 @@
           </w:tcPr>
           <w:p>
             <w:r>
-              <w:t>ПК-1.2 Умеет разрабатывать требования к программному обеспечению</w:t>
+              <w:t>ПК-1.2 Умеет: синтезировать гибридные регуляторы, сочетающие нечёткие правила и нейронные сети для нестационарных объектов</w:t>
             </w:r>
           </w:p>
         </w:tc>
@@ -26492,7 +26465,7 @@
           </w:tcPr>
           <w:p>
             <w:r>
-              <w:t>Выполняет задания по теме «Эволюционные и метаэвристические алгорит»</w:t>
+              <w:t>Выполняет задания по теме «Нечёткие, эволюционные и экспертные подходы в проектировании интеллектуальных…»</w:t>
             </w:r>
           </w:p>
         </w:tc>
@@ -26536,7 +26509,7 @@
           </w:tcPr>
           <w:p>
             <w:r>
-              <w:t>Эволюционные и метаэвристические алгоритмы</w:t>
+              <w:t>Нечёткие, эволюционные и экспертные подходы в проектировании интеллектуальных систем</w:t>
             </w:r>
           </w:p>
         </w:tc>
@@ -26564,7 +26537,7 @@
               <w:jc w:val="center"/>
             </w:pPr>
             <w:r>
-              <w:t>инструментами автоматизации процесса обучения моделей с использованием TensorFlow</w:t>
+              <w:t>методами построения адаптивных моделей на основе рекуррентных нейронных сетей с обратной связью</w:t>
             </w:r>
           </w:p>
         </w:tc>
@@ -26574,7 +26547,7 @@
           </w:tcPr>
           <w:p>
             <w:r>
-              <w:t>ПК-1.3 Владеет разрабатывать требования к программному обеспечению</w:t>
+              <w:t>ПК-1.3 Владеет: методами построения адаптивных моделей на основе рекуррентных нейронных сетей с обратной связью</w:t>
             </w:r>
           </w:p>
         </w:tc>
@@ -26584,7 +26557,7 @@
           </w:tcPr>
           <w:p>
             <w:r>
-              <w:t>Демонстрирует навыки по теме «Эволюционные и метаэвристические алгорит»</w:t>
+              <w:t>Демонстрирует навыки по теме «Нечёткие, эволюционные и экспертные подходы в проектировании интеллектуальных…»</w:t>
             </w:r>
           </w:p>
         </w:tc>
@@ -26628,7 +26601,7 @@
           </w:tcPr>
           <w:p>
             <w:r>
-              <w:t>Эволюционные и метаэвристические алгоритмы</w:t>
+              <w:t>Нечёткие, эволюционные и экспертные подходы в проектировании интеллектуальных систем</w:t>
             </w:r>
           </w:p>
         </w:tc>
@@ -26656,7 +26629,7 @@
               <w:jc w:val="center"/>
             </w:pPr>
             <w:r>
-              <w:t>механизмы обучения с подкреплением и их применение в робототехнике</w:t>
+              <w:t>принципы проектирования самоорганизующихся карт Кохонена для кластеризации в задачах управления</w:t>
             </w:r>
           </w:p>
         </w:tc>
@@ -26666,7 +26639,7 @@
           </w:tcPr>
           <w:p>
             <w:r>
-              <w:t>ПК-2.1 Знает анализировать</w:t>
+              <w:t>ПК-2.1 Знает: принципы проектирования самоорганизующихся карт Кохонена для кластеризации в задачах управления</w:t>
             </w:r>
           </w:p>
         </w:tc>
@@ -26676,7 +26649,7 @@
           </w:tcPr>
           <w:p>
             <w:r>
-              <w:t>Отвечает на вопросы по теме «Эволюционные и метаэвристические алгорит»</w:t>
+              <w:t>Отвечает на вопросы по теме «Нечёткие, эволюционные и экспертные подходы в проектировании интеллектуальных…»</w:t>
             </w:r>
           </w:p>
         </w:tc>
@@ -26720,7 +26693,7 @@
           </w:tcPr>
           <w:p>
             <w:r>
-              <w:t>Эволюционные и метаэвристические алгоритмы</w:t>
+              <w:t>Нечёткие, эволюционные и экспертные подходы в проектировании интеллектуальных систем</w:t>
             </w:r>
           </w:p>
         </w:tc>
@@ -26748,7 +26721,7 @@
               <w:jc w:val="center"/>
             </w:pPr>
             <w:r>
-              <w:t>разрабатывать адаптивные алгоритмы управления для динамических систем</w:t>
+              <w:t>оптимизировать нечёткие системы управления с использованием генетических алгоритмов в MATLAB Fuzzy Logic Toolbox</w:t>
             </w:r>
           </w:p>
         </w:tc>
@@ -26758,7 +26731,7 @@
           </w:tcPr>
           <w:p>
             <w:r>
-              <w:t>ПК-2.2 Умеет анализировать</w:t>
+              <w:t>ПК-2.2 Умеет: оптимизировать нечёткие системы управления с использованием генетических алгоритмов в MATLAB Fuzzy Logic Toolbox</w:t>
             </w:r>
           </w:p>
         </w:tc>
@@ -26768,7 +26741,7 @@
           </w:tcPr>
           <w:p>
             <w:r>
-              <w:t>Выполняет задания по теме «Эволюционные и метаэвристические алгорит»</w:t>
+              <w:t>Выполняет задания по теме «Нечёткие, эволюционные и экспертные подходы в проектировании интеллектуальных…»</w:t>
             </w:r>
           </w:p>
         </w:tc>
@@ -26812,7 +26785,7 @@
           </w:tcPr>
           <w:p>
             <w:r>
-              <w:t>Эволюционные и метаэвристические алгоритмы</w:t>
+              <w:t>Нечёткие, эволюционные и экспертные подходы в проектировании интеллектуальных систем</w:t>
             </w:r>
           </w:p>
         </w:tc>
@@ -26840,7 +26813,7 @@
               <w:jc w:val="center"/>
             </w:pPr>
             <w:r>
-              <w:t>инструментами автоматизации процесса обучения моделей с использованием TensorFlow</w:t>
+              <w:t>методами аудита и документирования решений интеллектуальных систем в соответствии с требованиями регуляторов ИИ</w:t>
             </w:r>
           </w:p>
         </w:tc>
@@ -26850,7 +26823,7 @@
           </w:tcPr>
           <w:p>
             <w:r>
-              <w:t>ПК-2.3 Владеет анализировать</w:t>
+              <w:t>ПК-2.3 Владеет: методами аудита и документирования решений интеллектуальных систем в соответствии с требованиями регуляторов ИИ</w:t>
             </w:r>
           </w:p>
         </w:tc>
@@ -26860,7 +26833,7 @@
           </w:tcPr>
           <w:p>
             <w:r>
-              <w:t>Демонстрирует навыки по теме «Эволюционные и метаэвристические алгорит»</w:t>
+              <w:t>Демонстрирует навыки по теме «Нечёткие, эволюционные и экспертные подходы в проектировании интеллектуальных…»</w:t>
             </w:r>
           </w:p>
         </w:tc>
@@ -26904,7 +26877,7 @@
           </w:tcPr>
           <w:p>
             <w:r>
-              <w:t>Экспертные системы и представление знаний</w:t>
+              <w:t>Агентные и знаниевые парадигмы в интеллектуальных системах</w:t>
             </w:r>
           </w:p>
         </w:tc>
@@ -26932,7 +26905,7 @@
               <w:jc w:val="center"/>
             </w:pPr>
             <w:r>
-              <w:t>механизмы обучения с подкреплением и их применение в робототехнике</w:t>
+              <w:t>архитектуры гибридных интеллектуальных систем, объединяющих нечёткую логику, нейронные сети и эволюционные алгоритмы</w:t>
             </w:r>
           </w:p>
         </w:tc>
@@ -26942,7 +26915,7 @@
           </w:tcPr>
           <w:p>
             <w:r>
-              <w:t>УК-1.1 Знает осуществлять поиск</w:t>
+              <w:t>УК-1.1 Знает: архитектуры гибридных интеллектуальных систем, объединяющих нечёткую логику, нейронные сети и эволюционные алгоритмы</w:t>
             </w:r>
           </w:p>
         </w:tc>
@@ -26952,7 +26925,7 @@
           </w:tcPr>
           <w:p>
             <w:r>
-              <w:t>Отвечает на вопросы по теме «Экспертные системы и представление знани»</w:t>
+              <w:t>Отвечает на вопросы по теме «Агентные и знаниевые парадигмы в интеллектуальных системах»</w:t>
             </w:r>
           </w:p>
         </w:tc>
@@ -26996,7 +26969,7 @@
           </w:tcPr>
           <w:p>
             <w:r>
-              <w:t>Экспертные системы и представление знаний</w:t>
+              <w:t>Агентные и знаниевые парадигмы в интеллектуальных системах</w:t>
             </w:r>
           </w:p>
         </w:tc>
@@ -27024,7 +26997,7 @@
               <w:jc w:val="center"/>
             </w:pPr>
             <w:r>
-              <w:t>разрабатывать адаптивные алгоритмы управления для динамических систем</w:t>
+              <w:t>настраивать параметры адаптивных систем управления с подкреплением в среде OpenAI Gym</w:t>
             </w:r>
           </w:p>
         </w:tc>
@@ -27034,7 +27007,7 @@
           </w:tcPr>
           <w:p>
             <w:r>
-              <w:t>УК-1.2 Умеет осуществлять поиск</w:t>
+              <w:t>УК-1.2 Умеет: настраивать параметры адаптивных систем управления с подкреплением в среде OpenAI Gym</w:t>
             </w:r>
           </w:p>
         </w:tc>
@@ -27044,7 +27017,7 @@
           </w:tcPr>
           <w:p>
             <w:r>
-              <w:t>Выполняет задания по теме «Экспертные системы и представление знани»</w:t>
+              <w:t>Выполняет задания по теме «Агентные и знаниевые парадигмы в интеллектуальных системах»</w:t>
             </w:r>
           </w:p>
         </w:tc>
@@ -27088,7 +27061,7 @@
           </w:tcPr>
           <w:p>
             <w:r>
-              <w:t>Экспертные системы и представление знаний</w:t>
+              <w:t>Агентные и знаниевые парадигмы в интеллектуальных системах</w:t>
             </w:r>
           </w:p>
         </w:tc>
@@ -27116,7 +27089,7 @@
               <w:jc w:val="center"/>
             </w:pPr>
             <w:r>
-              <w:t>инструментами автоматизации процесса обучения моделей с использованием TensorFlow</w:t>
+              <w:t>инструментами верификации корректности нечётких систем управления с помощью имитационного моделирования в Simulink</w:t>
             </w:r>
           </w:p>
         </w:tc>
@@ -27126,7 +27099,7 @@
           </w:tcPr>
           <w:p>
             <w:r>
-              <w:t>УК-1.3 Владеет осуществлять поиск</w:t>
+              <w:t>УК-1.3 Владеет: инструментами верификации корректности нечётких систем управления с помощью имитационного моделирования в Simulink</w:t>
             </w:r>
           </w:p>
         </w:tc>
@@ -27136,7 +27109,7 @@
           </w:tcPr>
           <w:p>
             <w:r>
-              <w:t>Демонстрирует навыки по теме «Экспертные системы и представление знани»</w:t>
+              <w:t>Демонстрирует навыки по теме «Агентные и знаниевые парадигмы в интеллектуальных системах»</w:t>
             </w:r>
           </w:p>
         </w:tc>
@@ -27180,7 +27153,7 @@
           </w:tcPr>
           <w:p>
             <w:r>
-              <w:t>Экспертные системы и представление знаний</w:t>
+              <w:t>Агентные и знаниевые парадигмы в интеллектуальных системах</w:t>
             </w:r>
           </w:p>
         </w:tc>
@@ -27208,7 +27181,7 @@
               <w:jc w:val="center"/>
             </w:pPr>
             <w:r>
-              <w:t>механизмы обучения с подкреплением и их применение в робототехнике</w:t>
+              <w:t>алгоритмы синтеза нечётких регуляторов с настройкой параметров методами генетической оптимизации</w:t>
             </w:r>
           </w:p>
         </w:tc>
@@ -27218,7 +27191,7 @@
           </w:tcPr>
           <w:p>
             <w:r>
-              <w:t>ОПК-1.1 Знает применять естественнонаучные и общеинженерные знания</w:t>
+              <w:t>ОПК-1.1 Знает: алгоритмы синтеза нечётких регуляторов с настройкой параметров методами генетической оптимизации</w:t>
             </w:r>
           </w:p>
         </w:tc>
@@ -27228,7 +27201,7 @@
           </w:tcPr>
           <w:p>
             <w:r>
-              <w:t>Отвечает на вопросы по теме «Экспертные системы и представление знани»</w:t>
+              <w:t>Отвечает на вопросы по теме «Агентные и знаниевые парадигмы в интеллектуальных системах»</w:t>
             </w:r>
           </w:p>
         </w:tc>
@@ -27272,7 +27245,7 @@
           </w:tcPr>
           <w:p>
             <w:r>
-              <w:t>Экспертные системы и представление знаний</w:t>
+              <w:t>Агентные и знаниевые парадигмы в интеллектуальных системах</w:t>
             </w:r>
           </w:p>
         </w:tc>
@@ -27300,7 +27273,7 @@
               <w:jc w:val="center"/>
             </w:pPr>
             <w:r>
-              <w:t>разрабатывать адаптивные алгоритмы управления для динамических систем</w:t>
+              <w:t>оценивать интерпретируемость решений интеллектуальных систем с помощью методов локального объяснения</w:t>
             </w:r>
           </w:p>
         </w:tc>
@@ -27310,7 +27283,7 @@
           </w:tcPr>
           <w:p>
             <w:r>
-              <w:t>ОПК-1.2 Умеет применять естественнонаучные и общеинженерные знания</w:t>
+              <w:t>ОПК-1.2 Умеет: оценивать интерпретируемость решений интеллектуальных систем с помощью методов локального объяснения</w:t>
             </w:r>
           </w:p>
         </w:tc>
@@ -27320,7 +27293,7 @@
           </w:tcPr>
           <w:p>
             <w:r>
-              <w:t>Выполняет задания по теме «Экспертные системы и представление знани»</w:t>
+              <w:t>Выполняет задания по теме «Агентные и знаниевые парадигмы в интеллектуальных системах»</w:t>
             </w:r>
           </w:p>
         </w:tc>
@@ -27364,7 +27337,7 @@
           </w:tcPr>
           <w:p>
             <w:r>
-              <w:t>Экспертные системы и представление знаний</w:t>
+              <w:t>Агентные и знаниевые парадигмы в интеллектуальных системах</w:t>
             </w:r>
           </w:p>
         </w:tc>
@@ -27392,7 +27365,7 @@
               <w:jc w:val="center"/>
             </w:pPr>
             <w:r>
-              <w:t>инструментами автоматизации процесса обучения моделей с использованием TensorFlow</w:t>
+              <w:t>навыками разработки и отладки интеллектуальных систем управления в среде Python с использованием TensorFlow и scikit-fuzzy</w:t>
             </w:r>
           </w:p>
         </w:tc>
@@ -27402,7 +27375,7 @@
           </w:tcPr>
           <w:p>
             <w:r>
-              <w:t>ОПК-1.3 Владеет применять естественнонаучные и общеинженерные знания</w:t>
+              <w:t>ОПК-1.3 Владеет: навыками разработки и отладки интеллектуальных систем управления в среде Python с использованием TensorFlow и scikit-fuzzy</w:t>
             </w:r>
           </w:p>
         </w:tc>
@@ -27412,7 +27385,7 @@
           </w:tcPr>
           <w:p>
             <w:r>
-              <w:t>Демонстрирует навыки по теме «Экспертные системы и представление знани»</w:t>
+              <w:t>Демонстрирует навыки по теме «Агентные и знаниевые парадигмы в интеллектуальных системах»</w:t>
             </w:r>
           </w:p>
         </w:tc>
@@ -27456,7 +27429,7 @@
           </w:tcPr>
           <w:p>
             <w:r>
-              <w:t>Экспертные системы и представление знаний</w:t>
+              <w:t>Агентные и знаниевые парадигмы в интеллектуальных системах</w:t>
             </w:r>
           </w:p>
         </w:tc>
@@ -27484,7 +27457,7 @@
               <w:jc w:val="center"/>
             </w:pPr>
             <w:r>
-              <w:t>механизмы обучения с подкреплением и их применение в робототехнике</w:t>
+              <w:t>методы адаптивного управления на основе Q-обучения с функцией аппроксимации нейросетью</w:t>
             </w:r>
           </w:p>
         </w:tc>
@@ -27494,7 +27467,7 @@
           </w:tcPr>
           <w:p>
             <w:r>
-              <w:t>ОПК-2.1 Знает понимать принципы работы современных информационных технолог</w:t>
+              <w:t>ОПК-2.1 Знает: методы адаптивного управления на основе Q-обучения с функцией аппроксимации нейросетью</w:t>
             </w:r>
           </w:p>
         </w:tc>
@@ -27504,7 +27477,7 @@
           </w:tcPr>
           <w:p>
             <w:r>
-              <w:t>Отвечает на вопросы по теме «Экспертные системы и представление знани»</w:t>
+              <w:t>Отвечает на вопросы по теме «Агентные и знаниевые парадигмы в интеллектуальных системах»</w:t>
             </w:r>
           </w:p>
         </w:tc>
@@ -27548,7 +27521,7 @@
           </w:tcPr>
           <w:p>
             <w:r>
-              <w:t>Экспертные системы и представление знаний</w:t>
+              <w:t>Агентные и знаниевые парадигмы в интеллектуальных системах</w:t>
             </w:r>
           </w:p>
         </w:tc>
@@ -27576,7 +27549,7 @@
               <w:jc w:val="center"/>
             </w:pPr>
             <w:r>
-              <w:t>разрабатывать адаптивные алгоритмы управления для динамических систем</w:t>
+              <w:t>применять самоорганизующиеся карты для выявления аномалий в данных датчиков в реальном времени</w:t>
             </w:r>
           </w:p>
         </w:tc>
@@ -27586,7 +27559,7 @@
           </w:tcPr>
           <w:p>
             <w:r>
-              <w:t>ОПК-2.2 Умеет понимать принципы работы современных информационных технолог</w:t>
+              <w:t>ОПК-2.2 Умеет: применять самоорганизующиеся карты для выявления аномалий в данных датчиков в реальном времени</w:t>
             </w:r>
           </w:p>
         </w:tc>
@@ -27596,7 +27569,7 @@
           </w:tcPr>
           <w:p>
             <w:r>
-              <w:t>Выполняет задания по теме «Экспертные системы и представление знани»</w:t>
+              <w:t>Выполняет задания по теме «Агентные и знаниевые парадигмы в интеллектуальных системах»</w:t>
             </w:r>
           </w:p>
         </w:tc>
@@ -27640,7 +27613,7 @@
           </w:tcPr>
           <w:p>
             <w:r>
-              <w:t>Экспертные системы и представление знаний</w:t>
+              <w:t>Агентные и знаниевые парадигмы в интеллектуальных системах</w:t>
             </w:r>
           </w:p>
         </w:tc>
@@ -27668,7 +27641,7 @@
               <w:jc w:val="center"/>
             </w:pPr>
             <w:r>
-              <w:t>инструментами автоматизации процесса обучения моделей с использованием TensorFlow</w:t>
+              <w:t>навыками интеграции интеллектуальных систем в промышленные контроллеры через OPC UA и MQTT</w:t>
             </w:r>
           </w:p>
         </w:tc>
@@ -27678,7 +27651,7 @@
           </w:tcPr>
           <w:p>
             <w:r>
-              <w:t>ОПК-2.3 Владеет понимать принципы работы современных информационных технолог</w:t>
+              <w:t>ОПК-2.3 Владеет: навыками интеграции интеллектуальных систем в промышленные контроллеры через OPC UA и MQTT</w:t>
             </w:r>
           </w:p>
         </w:tc>
@@ -27688,7 +27661,7 @@
           </w:tcPr>
           <w:p>
             <w:r>
-              <w:t>Демонстрирует навыки по теме «Экспертные системы и представление знани»</w:t>
+              <w:t>Демонстрирует навыки по теме «Агентные и знаниевые парадигмы в интеллектуальных системах»</w:t>
             </w:r>
           </w:p>
         </w:tc>
@@ -27732,7 +27705,7 @@
           </w:tcPr>
           <w:p>
             <w:r>
-              <w:t>Экспертные системы и представление знаний</w:t>
+              <w:t>Агентные и знаниевые парадигмы в интеллектуальных системах</w:t>
             </w:r>
           </w:p>
         </w:tc>
@@ -27760,7 +27733,7 @@
               <w:jc w:val="center"/>
             </w:pPr>
             <w:r>
-              <w:t>механизмы обучения с подкреплением и их применение в робототехнике</w:t>
+              <w:t>технологии интерпретируемого ИИ в контексте интеллектуальных систем управления: LIME, SHAP и правила извлечения из нейронных сетей</w:t>
             </w:r>
           </w:p>
         </w:tc>
@@ -27770,7 +27743,7 @@
           </w:tcPr>
           <w:p>
             <w:r>
-              <w:t>ПК-1.1 Знает разрабатывать требования к программному обеспечению</w:t>
+              <w:t>ПК-1.1 Знает: технологии интерпретируемого ИИ в контексте интеллектуальных систем управления: LIME, SHAP и правила извлечения из нейронных сетей</w:t>
             </w:r>
           </w:p>
         </w:tc>
@@ -27780,7 +27753,7 @@
           </w:tcPr>
           <w:p>
             <w:r>
-              <w:t>Отвечает на вопросы по теме «Экспертные системы и представление знани»</w:t>
+              <w:t>Отвечает на вопросы по теме «Агентные и знаниевые парадигмы в интеллектуальных системах»</w:t>
             </w:r>
           </w:p>
         </w:tc>
@@ -27824,7 +27797,7 @@
           </w:tcPr>
           <w:p>
             <w:r>
-              <w:t>Экспертные системы и представление знаний</w:t>
+              <w:t>Агентные и знаниевые парадигмы в интеллектуальных системах</w:t>
             </w:r>
           </w:p>
         </w:tc>
@@ -27852,7 +27825,7 @@
               <w:jc w:val="center"/>
             </w:pPr>
             <w:r>
-              <w:t>разрабатывать адаптивные алгоритмы управления для динамических систем</w:t>
+              <w:t>синтезировать гибридные регуляторы, сочетающие нечёткие правила и нейронные сети для нестационарных объектов</w:t>
             </w:r>
           </w:p>
         </w:tc>
@@ -27862,7 +27835,7 @@
           </w:tcPr>
           <w:p>
             <w:r>
-              <w:t>ПК-1.2 Умеет разрабатывать требования к программному обеспечению</w:t>
+              <w:t>ПК-1.2 Умеет: синтезировать гибридные регуляторы, сочетающие нечёткие правила и нейронные сети для нестационарных объектов</w:t>
             </w:r>
           </w:p>
         </w:tc>
@@ -27872,7 +27845,7 @@
           </w:tcPr>
           <w:p>
             <w:r>
-              <w:t>Выполняет задания по теме «Экспертные системы и представление знани»</w:t>
+              <w:t>Выполняет задания по теме «Агентные и знаниевые парадигмы в интеллектуальных системах»</w:t>
             </w:r>
           </w:p>
         </w:tc>
@@ -27916,7 +27889,7 @@
           </w:tcPr>
           <w:p>
             <w:r>
-              <w:t>Экспертные системы и представление знаний</w:t>
+              <w:t>Агентные и знаниевые парадигмы в интеллектуальных системах</w:t>
             </w:r>
           </w:p>
         </w:tc>
@@ -27944,7 +27917,7 @@
               <w:jc w:val="center"/>
             </w:pPr>
             <w:r>
-              <w:t>инструментами автоматизации процесса обучения моделей с использованием TensorFlow</w:t>
+              <w:t>методами построения адаптивных моделей на основе рекуррентных нейронных сетей с обратной связью</w:t>
             </w:r>
           </w:p>
         </w:tc>
@@ -27954,7 +27927,7 @@
           </w:tcPr>
           <w:p>
             <w:r>
-              <w:t>ПК-1.3 Владеет разрабатывать требования к программному обеспечению</w:t>
+              <w:t>ПК-1.3 Владеет: методами построения адаптивных моделей на основе рекуррентных нейронных сетей с обратной связью</w:t>
             </w:r>
           </w:p>
         </w:tc>
@@ -27964,7 +27937,7 @@
           </w:tcPr>
           <w:p>
             <w:r>
-              <w:t>Демонстрирует навыки по теме «Экспертные системы и представление знани»</w:t>
+              <w:t>Демонстрирует навыки по теме «Агентные и знаниевые парадигмы в интеллектуальных системах»</w:t>
             </w:r>
           </w:p>
         </w:tc>
@@ -28008,7 +27981,7 @@
           </w:tcPr>
           <w:p>
             <w:r>
-              <w:t>Экспертные системы и представление знаний</w:t>
+              <w:t>Агентные и знаниевые парадигмы в интеллектуальных системах</w:t>
             </w:r>
           </w:p>
         </w:tc>
@@ -28036,7 +28009,7 @@
               <w:jc w:val="center"/>
             </w:pPr>
             <w:r>
-              <w:t>механизмы обучения с подкреплением и их применение в робототехнике</w:t>
+              <w:t>принципы проектирования самоорганизующихся карт Кохонена для кластеризации в задачах управления</w:t>
             </w:r>
           </w:p>
         </w:tc>
@@ -28046,7 +28019,7 @@
           </w:tcPr>
           <w:p>
             <w:r>
-              <w:t>ПК-2.1 Знает анализировать</w:t>
+              <w:t>ПК-2.1 Знает: принципы проектирования самоорганизующихся карт Кохонена для кластеризации в задачах управления</w:t>
             </w:r>
           </w:p>
         </w:tc>
@@ -28056,7 +28029,7 @@
           </w:tcPr>
           <w:p>
             <w:r>
-              <w:t>Отвечает на вопросы по теме «Экспертные системы и представление знани»</w:t>
+              <w:t>Отвечает на вопросы по теме «Агентные и знаниевые парадигмы в интеллектуальных системах»</w:t>
             </w:r>
           </w:p>
         </w:tc>
@@ -28100,7 +28073,7 @@
           </w:tcPr>
           <w:p>
             <w:r>
-              <w:t>Экспертные системы и представление знаний</w:t>
+              <w:t>Агентные и знаниевые парадигмы в интеллектуальных системах</w:t>
             </w:r>
           </w:p>
         </w:tc>
@@ -28128,7 +28101,7 @@
               <w:jc w:val="center"/>
             </w:pPr>
             <w:r>
-              <w:t>разрабатывать адаптивные алгоритмы управления для динамических систем</w:t>
+              <w:t>оптимизировать нечёткие системы управления с использованием генетических алгоритмов в MATLAB Fuzzy Logic Toolbox</w:t>
             </w:r>
           </w:p>
         </w:tc>
@@ -28138,7 +28111,7 @@
           </w:tcPr>
           <w:p>
             <w:r>
-              <w:t>ПК-2.2 Умеет анализировать</w:t>
+              <w:t>ПК-2.2 Умеет: оптимизировать нечёткие системы управления с использованием генетических алгоритмов в MATLAB Fuzzy Logic Toolbox</w:t>
             </w:r>
           </w:p>
         </w:tc>
@@ -28148,7 +28121,7 @@
           </w:tcPr>
           <w:p>
             <w:r>
-              <w:t>Выполняет задания по теме «Экспертные системы и представление знани»</w:t>
+              <w:t>Выполняет задания по теме «Агентные и знаниевые парадигмы в интеллектуальных системах»</w:t>
             </w:r>
           </w:p>
         </w:tc>
@@ -28192,7 +28165,7 @@
           </w:tcPr>
           <w:p>
             <w:r>
-              <w:t>Экспертные системы и представление знаний</w:t>
+              <w:t>Агентные и знаниевые парадигмы в интеллектуальных системах</w:t>
             </w:r>
           </w:p>
         </w:tc>
@@ -28220,7 +28193,7 @@
               <w:jc w:val="center"/>
             </w:pPr>
             <w:r>
-              <w:t>инструментами автоматизации процесса обучения моделей с использованием TensorFlow</w:t>
+              <w:t>методами аудита и документирования решений интеллектуальных систем в соответствии с требованиями регуляторов ИИ</w:t>
             </w:r>
           </w:p>
         </w:tc>
@@ -28230,7 +28203,7 @@
           </w:tcPr>
           <w:p>
             <w:r>
-              <w:t>ПК-2.3 Владеет анализировать</w:t>
+              <w:t>ПК-2.3 Владеет: методами аудита и документирования решений интеллектуальных систем в соответствии с требованиями регуляторов ИИ</w:t>
             </w:r>
           </w:p>
         </w:tc>
@@ -28240,7 +28213,7 @@
           </w:tcPr>
           <w:p>
             <w:r>
-              <w:t>Демонстрирует навыки по теме «Экспертные системы и представление знани»</w:t>
+              <w:t>Демонстрирует навыки по теме «Агентные и знаниевые парадигмы в интеллектуальных системах»</w:t>
             </w:r>
           </w:p>
         </w:tc>
@@ -29523,11 +29496,11 @@
         </w:rPr>
         <w:t>Темы рефератов по дисциплине «Интеллектуальные системы»:</w:t>
         <w:br/>
-        <w:t>- Нейронные сети и глубокое обучение</w:t>
+        <w:t>- Основы интеллектуальных систем: от классических моделей к современным архитектурам</w:t>
         <w:br/>
-        <w:t>- Эволюционные и метаэвристические алгоритмы</w:t>
+        <w:t>- Нечёткие, эволюционные и экспертные подходы в проектировании интеллектуальных систем</w:t>
         <w:br/>
-        <w:t>- Экспертные системы и представление знаний</w:t>
+        <w:t>- Агентные и знаниевые парадигмы в интеллектуальных системах</w:t>
       </w:r>
     </w:p>
     <w:p>
@@ -29583,17 +29556,17 @@
         </w:rPr>
         <w:t>Темы докладов по дисциплине «Интеллектуальные системы»:</w:t>
         <w:br/>
-        <w:t>- Архитектуры нейронных сетей для классификации и регрессии</w:t>
+        <w:t>- Современное состояние и перспективы развития: нейронные сети и глубокое обучение: архитектуры, обучение и интерпретация моделей для инженерных задач</w:t>
         <w:br/>
-        <w:t>- Методы глубокого обучения: сверточные сети, рекуррентные сети</w:t>
+        <w:t>- Сравнительный анализ подходов к теме «Методы машинного обучения (классификация, регрессия, кластеризация): выбор, валидация и адаптация моделей под специфику технических данных»</w:t>
         <w:br/>
-        <w:t>- Основы эволюционных вычислений: генетические алгоритмы, мутирующие популяции</w:t>
+        <w:t>- Применение нечёткая логика и системы нечёткого вывода: проектирование и настройка нечётких регуляторов для управления техническими объектами в прикладных задачах</w:t>
         <w:br/>
-        <w:t>- Метаэвристические методы оптимизации и их применение в интеллектуальных системах</w:t>
+        <w:t>- Актуальные проблемы и ограничения: эволюционные и метаэвристические алгоритмы: оптимизация гиперпараметров моделей ИИ и решение задач проектирования интеллектуальных систем</w:t>
         <w:br/>
-        <w:t>- Моделирование экспертных систем: правила, сети связей</w:t>
+        <w:t>- Обзор методов и алгоритмов: экспертные системы и представление знаний: формализация доменных правил и инженерия онтологий для технических приложений</w:t>
         <w:br/>
-        <w:t>- Представление знаний в интеллектуальных системах</w:t>
+        <w:t>- Интеллектуальные агенты и мультиагентные системы: проектирование взаимодействующих агентов для распределённого мониторинга и управления инженерными процессами: практический обзор существующих решений</w:t>
       </w:r>
     </w:p>
     <w:p>
@@ -29647,7 +29620,7 @@
           <w:bCs/>
           <w:iCs/>
         </w:rPr>
-        <w:t>Перечень лабораторных работ охватывает разделы: Нейронные сети и глубокое обучение; Эволюционные и метаэвристические алгоритмы; Экспертные системы и представление знаний</w:t>
+        <w:t>Перечень лабораторных работ охватывает разделы: Основы интеллектуальных систем: от классических моделей к современным архитектурам; Нечёткие, эволюционные и экспертные подходы в проектировании интеллектуальных систем; Агентные и знаниевые парадигмы в интеллектуальных системах</w:t>
       </w:r>
     </w:p>
     <w:p>
@@ -29703,11 +29676,11 @@
         </w:rPr>
         <w:t>Контрольные вопросы по разделам дисциплины «Интеллектуальные системы»:</w:t>
         <w:br/>
-        <w:t>- Нейронные сети и глубокое обучение</w:t>
+        <w:t>- Основы интеллектуальных систем: от классических моделей к современным архитектурам</w:t>
         <w:br/>
-        <w:t>- Эволюционные и метаэвристические алгоритмы</w:t>
+        <w:t>- Нечёткие, эволюционные и экспертные подходы в проектировании интеллектуальных систем</w:t>
         <w:br/>
-        <w:t>- Экспертные системы и представление знаний</w:t>
+        <w:t>- Агентные и знаниевые парадигмы в интеллектуальных системах</w:t>
       </w:r>
     </w:p>
     <w:p>
@@ -30092,7 +30065,7 @@
               <w:rPr>
                 <w:bCs/>
               </w:rPr>
-              <w:t>-УК-1.1 Знает механизмы обучения с подкреплением и их применение в роботот</w:t>
+              <w:t xml:space="preserve">-УК-1.1 Знает архитектуры гибридных интеллектуальных систем, объединяющих </w:t>
             </w:r>
           </w:p>
           <w:p>
@@ -30122,7 +30095,7 @@
               <w:rPr>
                 <w:bCs/>
               </w:rPr>
-              <w:t>-ОПК-1.1 Знает алгоритмы генетического алгоритма для оптимизации систем упр</w:t>
+              <w:t>-ОПК-1.1 Знает методы адаптивного управления на основе Q-обучения с функцие</w:t>
             </w:r>
           </w:p>
           <w:p>
@@ -30152,7 +30125,7 @@
               <w:rPr>
                 <w:bCs/>
               </w:rPr>
-              <w:t>-ОПК-2.1 Знает методы анализа временных рядов с использованием нейронных се</w:t>
+              <w:t>-ОПК-2.1 Знает принципы проектирования самоорганизующихся карт Кохонена для</w:t>
             </w:r>
           </w:p>
           <w:p>
@@ -30182,7 +30155,7 @@
               <w:rPr>
                 <w:bCs/>
               </w:rPr>
-              <w:t>-ПК-1.1 Знает механизмы обучения с подкреплением и их применение в роботот</w:t>
+              <w:t>-ПК-1.1 Знает алгоритмы синтеза нечётких регуляторов с настройкой параметр</w:t>
             </w:r>
           </w:p>
           <w:p>
@@ -30212,7 +30185,7 @@
               <w:rPr>
                 <w:bCs/>
               </w:rPr>
-              <w:t>-ПК-2.1 Знает алгоритмы генетического алгоритма для оптимизации систем упр</w:t>
+              <w:t>-ПК-2.1 Знает технологии интерпретируемого ИИ в контексте интеллектуальных</w:t>
             </w:r>
           </w:p>
         </w:tc>
@@ -30290,7 +30263,7 @@
               <w:rPr>
                 <w:bCs/>
               </w:rPr>
-              <w:t>УК-1- механизмы обучения с подкреплением и их применение в робототехнике</w:t>
+              <w:t>УК-1- архитектуры гибридных интеллектуальных систем, объединяющих нечёткую логику, нейронные сети и эволюционные алгоритмы</w:t>
             </w:r>
           </w:p>
           <w:p>
@@ -30307,7 +30280,7 @@
               <w:rPr>
                 <w:bCs/>
               </w:rPr>
-              <w:t>ОПК-1- алгоритмы генетического алгоритма для оптимизации систем управления</w:t>
+              <w:t>ОПК-1- методы адаптивного управления на основе Q-обучения с функцией аппроксимации нейросетью</w:t>
             </w:r>
           </w:p>
           <w:p>
@@ -30324,7 +30297,41 @@
               <w:rPr>
                 <w:bCs/>
               </w:rPr>
-              <w:t>ОПК-2- методы анализа временных рядов с использованием нейронных сетей LSTM</w:t>
+              <w:t>ОПК-2- принципы проектирования самоорганизующихся карт Кохонена для кластеризации в задачах управления</w:t>
+            </w:r>
+          </w:p>
+          <w:p>
+            <w:pPr>
+              <w:ind w:left="743"/>
+              <w:rPr>
+                <w:rFonts w:eastAsia="Calibri"/>
+                <w:b/>
+                <w:sz w:val="22"/>
+                <w:szCs w:val="22"/>
+              </w:rPr>
+            </w:pPr>
+            <w:r>
+              <w:rPr>
+                <w:bCs/>
+              </w:rPr>
+              <w:t>ПК-1- алгоритмы синтеза нечётких регуляторов с настройкой параметров методами генетической оптимизации</w:t>
+            </w:r>
+          </w:p>
+          <w:p>
+            <w:pPr>
+              <w:ind w:left="743"/>
+              <w:rPr>
+                <w:rFonts w:eastAsia="Calibri"/>
+                <w:b/>
+                <w:sz w:val="22"/>
+                <w:szCs w:val="22"/>
+              </w:rPr>
+            </w:pPr>
+            <w:r>
+              <w:rPr>
+                <w:bCs/>
+              </w:rPr>
+              <w:t>ПК-2- технологии интерпретируемого ИИ в контексте интеллектуальных систем управления: LIME, SHAP и правила извлечения из нейронных сетей</w:t>
             </w:r>
           </w:p>
         </w:tc>
@@ -30378,7 +30385,7 @@
               <w:rPr>
                 <w:bCs/>
               </w:rPr>
-              <w:t>УК-1- анализировать сложные системы с использованием теории графов</w:t>
+              <w:t>УК-1- синтезировать гибридные регуляторы, сочетающие нечёткие правила и нейронные сети для нестационарных объектов</w:t>
             </w:r>
           </w:p>
           <w:p>
@@ -30395,7 +30402,7 @@
               <w:rPr>
                 <w:bCs/>
               </w:rPr>
-              <w:t>ОПК-1- разрабатывать адаптивные алгоритмы управления для динамических систем</w:t>
+              <w:t>ОПК-1- настраивать параметры адаптивных систем управления с подкреплением в среде OpenAI Gym</w:t>
             </w:r>
           </w:p>
           <w:p>
@@ -30412,7 +30419,41 @@
               <w:rPr>
                 <w:bCs/>
               </w:rPr>
-              <w:t>ОПК-2- применять методы машинного обучения для решения задач классификации и регрессии</w:t>
+              <w:t>ОПК-2- применять самоорганизующиеся карты для выявления аномалий в данных датчиков в реальном времени</w:t>
+            </w:r>
+          </w:p>
+          <w:p>
+            <w:pPr>
+              <w:ind w:left="743"/>
+              <w:rPr>
+                <w:rFonts w:eastAsia="Calibri"/>
+                <w:b/>
+                <w:sz w:val="22"/>
+                <w:szCs w:val="22"/>
+              </w:rPr>
+            </w:pPr>
+            <w:r>
+              <w:rPr>
+                <w:bCs/>
+              </w:rPr>
+              <w:t>ПК-1- оптимизировать нечёткие системы управления с использованием генетических алгоритмов в MATLAB Fuzzy Logic Toolbox</w:t>
+            </w:r>
+          </w:p>
+          <w:p>
+            <w:pPr>
+              <w:ind w:left="743"/>
+              <w:rPr>
+                <w:rFonts w:eastAsia="Calibri"/>
+                <w:b/>
+                <w:sz w:val="22"/>
+                <w:szCs w:val="22"/>
+              </w:rPr>
+            </w:pPr>
+            <w:r>
+              <w:rPr>
+                <w:bCs/>
+              </w:rPr>
+              <w:t>ПК-2- оценивать интерпретируемость решений интеллектуальных систем с помощью методов локального объяснения</w:t>
             </w:r>
           </w:p>
         </w:tc>
@@ -30467,7 +30508,7 @@
               <w:rPr>
                 <w:bCs/>
               </w:rPr>
-              <w:t>УК-1- навыками моделирования сложных систем с использованием MATLAB/Simulink</w:t>
+              <w:t>УК-1- навыками разработки и отладки интеллектуальных систем управления в среде Python с использованием TensorFlow и scikit-fuzzy</w:t>
             </w:r>
           </w:p>
           <w:p>
@@ -30484,7 +30525,7 @@
               <w:rPr>
                 <w:bCs/>
               </w:rPr>
-              <w:t>ОПК-1- методами визуализации данных для анализа результатов экспериментов</w:t>
+              <w:t>ОПК-1- методами построения адаптивных моделей на основе рекуррентных нейронных сетей с обратной связью</w:t>
             </w:r>
           </w:p>
           <w:p>
@@ -30501,7 +30542,41 @@
               <w:rPr>
                 <w:bCs/>
               </w:rPr>
-              <w:t>ОПК-2- инструментами автоматизации процесса обучения моделей с использованием TensorFlow</w:t>
+              <w:t>ОПК-2- инструментами верификации корректности нечётких систем управления с помощью имитационного моделирования в Simulink</w:t>
+            </w:r>
+          </w:p>
+          <w:p>
+            <w:pPr>
+              <w:ind w:left="743"/>
+              <w:rPr>
+                <w:rFonts w:eastAsia="Calibri"/>
+                <w:b/>
+                <w:sz w:val="22"/>
+                <w:szCs w:val="22"/>
+              </w:rPr>
+            </w:pPr>
+            <w:r>
+              <w:rPr>
+                <w:bCs/>
+              </w:rPr>
+              <w:t>ПК-1- навыками интеграции интеллектуальных систем в промышленные контроллеры через OPC UA и MQTT</w:t>
+            </w:r>
+          </w:p>
+          <w:p>
+            <w:pPr>
+              <w:ind w:left="743"/>
+              <w:rPr>
+                <w:rFonts w:eastAsia="Calibri"/>
+                <w:b/>
+                <w:sz w:val="22"/>
+                <w:szCs w:val="22"/>
+              </w:rPr>
+            </w:pPr>
+            <w:r>
+              <w:rPr>
+                <w:bCs/>
+              </w:rPr>
+              <w:t>ПК-2- методами аудита и документирования решений интеллектуальных систем в соответствии с требованиями регуляторов ИИ</w:t>
             </w:r>
           </w:p>
         </w:tc>
@@ -30549,7 +30624,7 @@
               </w:rPr>
             </w:pPr>
             <w:r>
-              <w:t>Нейронные сети и глубокое обучение; Эволюционные и метаэвристические алгоритмы; Экспертные системы и представление знаний</w:t>
+              <w:t>Основы интеллектуальных систем: от классических моделей к современным архитектурам; Нечёткие, эволюционные и экспертные подходы в проектировании интеллектуальных систем; Агентные и знаниевые парадигмы в интеллектуальных системах</w:t>
             </w:r>
           </w:p>
         </w:tc>

--- a/output_rpd.docx
+++ b/output_rpd.docx
@@ -2795,7 +2795,7 @@
               <w:rPr>
                 <w:bCs/>
               </w:rPr>
-              <w:t>УК-1.1 знать архитектуры гибридных интеллектуальных систем, объединяющих нечёткую логику, нейронные сети и эволюционные алгоритмы</w:t>
+              <w:t>УК-1.1 знать архитектуры гибридных интеллектуальных систем: нейро-символические, фаззи-нейронные и байесовско-адаптивные</w:t>
             </w:r>
           </w:p>
         </w:tc>
@@ -2832,7 +2832,7 @@
               <w:rPr>
                 <w:bCs/>
               </w:rPr>
-              <w:t>Знать: архитектуры гибридных интеллектуальных систем, объединяющих нечёткую логику, нейронные сети и эволюционные алгоритмы</w:t>
+              <w:t>Знать: архитектуры гибридных интеллектуальных систем: нейро-символические, фаззи-нейронные и байесовско-адаптивные</w:t>
             </w:r>
           </w:p>
         </w:tc>
@@ -2882,7 +2882,7 @@
               <w:rPr>
                 <w:bCs/>
               </w:rPr>
-              <w:t>УК-1.2 уметь синтезировать гибридные регуляторы, сочетающие нечёткие правила и нейронные сети для нестационарных объектов</w:t>
+              <w:t>УК-1.2 уметь синтезировать нечёткие регуляторы на основе экспертных правил и лингвистических переменных</w:t>
             </w:r>
           </w:p>
         </w:tc>
@@ -2919,7 +2919,7 @@
               <w:rPr>
                 <w:bCs/>
               </w:rPr>
-              <w:t>Уметь: синтезировать гибридные регуляторы, сочетающие нечёткие правила и нейронные сети для нестационарных объектов</w:t>
+              <w:t>Уметь: синтезировать нечёткие регуляторы на основе экспертных правил и лингвистических переменных</w:t>
             </w:r>
           </w:p>
         </w:tc>
@@ -2969,7 +2969,7 @@
               <w:rPr>
                 <w:bCs/>
               </w:rPr>
-              <w:t>УК-1.3 владеть навыками разработки и отладки интеллектуальных систем управления в среде Python с использованием TensorFlow и scikit-fuzzy</w:t>
+              <w:t>УК-1.3 владеть навыками реализации нечётких контроллеров в MATLAB Fuzzy Logic Toolbox</w:t>
             </w:r>
           </w:p>
         </w:tc>
@@ -3006,7 +3006,7 @@
               <w:rPr>
                 <w:bCs/>
               </w:rPr>
-              <w:t>Владеть: навыками разработки и отладки интеллектуальных систем управления в среде Python с использованием TensorFlow и scikit-fuzzy</w:t>
+              <w:t>Владеть: навыками реализации нечётких контроллеров в MATLAB Fuzzy Logic Toolbox</w:t>
             </w:r>
           </w:p>
         </w:tc>
@@ -3056,7 +3056,7 @@
               <w:rPr>
                 <w:bCs/>
               </w:rPr>
-              <w:t>ОПК-1.1 знать методы адаптивного управления на основе Q-обучения с функцией аппроксимации нейросетью</w:t>
+              <w:t>ОПК-1.1 знать методы формализации нечётких правил управления и их дефаззификации по Мамдани и Сугено</w:t>
             </w:r>
           </w:p>
         </w:tc>
@@ -3093,7 +3093,7 @@
               <w:rPr>
                 <w:bCs/>
               </w:rPr>
-              <w:t>Знать: методы адаптивного управления на основе Q-обучения с функцией аппроксимации нейросетью</w:t>
+              <w:t>Знать: методы формализации нечётких правил управления и их дефаззификации по Мамдани и Сугено</w:t>
             </w:r>
           </w:p>
         </w:tc>
@@ -3143,7 +3143,7 @@
               <w:rPr>
                 <w:bCs/>
               </w:rPr>
-              <w:t>ОПК-1.2 уметь настраивать параметры адаптивных систем управления с подкреплением в среде OpenAI Gym</w:t>
+              <w:t>ОПК-1.2 уметь применять алгоритмы обучения с подкреплением для адаптивной настройки параметров ПИД-регуляторов</w:t>
             </w:r>
           </w:p>
         </w:tc>
@@ -3180,7 +3180,7 @@
               <w:rPr>
                 <w:bCs/>
               </w:rPr>
-              <w:t>Уметь: настраивать параметры адаптивных систем управления с подкреплением в среде OpenAI Gym</w:t>
+              <w:t>Уметь: применять алгоритмы обучения с подкреплением для адаптивной настройки параметров ПИД-регуляторов</w:t>
             </w:r>
           </w:p>
         </w:tc>
@@ -3230,7 +3230,7 @@
               <w:rPr>
                 <w:bCs/>
               </w:rPr>
-              <w:t>ОПК-1.3 владеть методами построения адаптивных моделей на основе рекуррентных нейронных сетей с обратной связью</w:t>
+              <w:t>ОПК-1.3 владеть методами обучения и валидации нейро-фаззи систем в ANFIS</w:t>
             </w:r>
           </w:p>
         </w:tc>
@@ -3267,7 +3267,7 @@
               <w:rPr>
                 <w:bCs/>
               </w:rPr>
-              <w:t>Владеть: методами построения адаптивных моделей на основе рекуррентных нейронных сетей с обратной связью</w:t>
+              <w:t>Владеть: методами обучения и валидации нейро-фаззи систем в ANFIS</w:t>
             </w:r>
           </w:p>
         </w:tc>
@@ -3317,7 +3317,7 @@
               <w:rPr>
                 <w:bCs/>
               </w:rPr>
-              <w:t>ОПК-2.1 знать принципы проектирования самоорганизующихся карт Кохонена для кластеризации в задачах управления</w:t>
+              <w:t>ОПК-2.1 знать алгоритмы обучения с подкреплением в контексте интеллектуального управления: Q-learning, SARSA, Actor-Critic</w:t>
             </w:r>
           </w:p>
         </w:tc>
@@ -3354,7 +3354,7 @@
               <w:rPr>
                 <w:bCs/>
               </w:rPr>
-              <w:t>Знать: принципы проектирования самоорганизующихся карт Кохонена для кластеризации в задачах управления</w:t>
+              <w:t>Знать: алгоритмы обучения с подкреплением в контексте интеллектуального управления: Q-learning, SARSA, Actor-Critic</w:t>
             </w:r>
           </w:p>
         </w:tc>
@@ -3404,7 +3404,7 @@
               <w:rPr>
                 <w:bCs/>
               </w:rPr>
-              <w:t>ОПК-2.2 уметь применять самоорганизующиеся карты для выявления аномалий в данных датчиков в реальном времени</w:t>
+              <w:t>ОПК-2.2 уметь разрабатывать гибридные системы, объединяющие логический вывод и нейросетевую аппроксимацию функций управления</w:t>
             </w:r>
           </w:p>
         </w:tc>
@@ -3441,7 +3441,7 @@
               <w:rPr>
                 <w:bCs/>
               </w:rPr>
-              <w:t>Уметь: применять самоорганизующиеся карты для выявления аномалий в данных датчиков в реальном времени</w:t>
+              <w:t>Уметь: разрабатывать гибридные системы, объединяющие логический вывод и нейросетевую аппроксимацию функций управления</w:t>
             </w:r>
           </w:p>
         </w:tc>
@@ -3491,7 +3491,7 @@
               <w:rPr>
                 <w:bCs/>
               </w:rPr>
-              <w:t>ОПК-2.3 владеть инструментами верификации корректности нечётких систем управления с помощью имитационного моделирования в Simulink</w:t>
+              <w:t>ОПК-2.3 владеть инструментами симуляции интеллектуальных агентов в среде AnyLogic с интеграцией RL-моделей</w:t>
             </w:r>
           </w:p>
         </w:tc>
@@ -3528,7 +3528,7 @@
               <w:rPr>
                 <w:bCs/>
               </w:rPr>
-              <w:t>Владеть: инструментами верификации корректности нечётких систем управления с помощью имитационного моделирования в Simulink</w:t>
+              <w:t>Владеть: инструментами симуляции интеллектуальных агентов в среде AnyLogic с интеграцией RL-моделей</w:t>
             </w:r>
           </w:p>
         </w:tc>
@@ -3578,7 +3578,7 @@
               <w:rPr>
                 <w:bCs/>
               </w:rPr>
-              <w:t>ПК-1.1 знать алгоритмы синтеза нечётких регуляторов с настройкой параметров методами генетической оптимизации</w:t>
+              <w:t>ПК-1.1 знать принципы построения самоорганизующихся карт Кохонена и их применения в кластеризации управляющих режимов</w:t>
             </w:r>
           </w:p>
         </w:tc>
@@ -3615,7 +3615,7 @@
               <w:rPr>
                 <w:bCs/>
               </w:rPr>
-              <w:t>Знать: алгоритмы синтеза нечётких регуляторов с настройкой параметров методами генетической оптимизации</w:t>
+              <w:t>Знать: принципы построения самоорганизующихся карт Кохонена и их применения в кластеризации управляющих режимов</w:t>
             </w:r>
           </w:p>
         </w:tc>
@@ -3665,7 +3665,7 @@
               <w:rPr>
                 <w:bCs/>
               </w:rPr>
-              <w:t>ПК-1.2 уметь оптимизировать нечёткие системы управления с использованием генетических алгоритмов в MATLAB Fuzzy Logic Toolbox</w:t>
+              <w:t>ПК-1.2 уметь анализировать устойчивость интеллектуальных систем управления с использованием нечётких логических моделей</w:t>
             </w:r>
           </w:p>
         </w:tc>
@@ -3702,7 +3702,7 @@
               <w:rPr>
                 <w:bCs/>
               </w:rPr>
-              <w:t>Уметь: оптимизировать нечёткие системы управления с использованием генетических алгоритмов в MATLAB Fuzzy Logic Toolbox</w:t>
+              <w:t>Уметь: анализировать устойчивость интеллектуальных систем управления с использованием нечётких логических моделей</w:t>
             </w:r>
           </w:p>
         </w:tc>
@@ -3752,7 +3752,7 @@
               <w:rPr>
                 <w:bCs/>
               </w:rPr>
-              <w:t>ПК-1.3 владеть навыками интеграции интеллектуальных систем в промышленные контроллеры через OPC UA и MQTT</w:t>
+              <w:t>ПК-1.3 владеть навыками построения и отладки самообучающихся систем управления на базе рекуррентных нейросетей LSTM</w:t>
             </w:r>
           </w:p>
         </w:tc>
@@ -3789,7 +3789,7 @@
               <w:rPr>
                 <w:bCs/>
               </w:rPr>
-              <w:t>Владеть: навыками интеграции интеллектуальных систем в промышленные контроллеры через OPC UA и MQTT</w:t>
+              <w:t>Владеть: навыками построения и отладки самообучающихся систем управления на базе рекуррентных нейросетей LSTM</w:t>
             </w:r>
           </w:p>
         </w:tc>
@@ -3839,7 +3839,7 @@
               <w:rPr>
                 <w:bCs/>
               </w:rPr>
-              <w:t>ПК-2.1 знать технологии интерпретируемого ИИ в контексте интеллектуальных систем управления: LIME, SHAP и правила извлечения из нейронных сетей</w:t>
+              <w:t>ПК-2.1 знать технологии интеграции онтологий с нейросетевыми моделями для семантического управления в киберфизических системах</w:t>
             </w:r>
           </w:p>
         </w:tc>
@@ -3876,7 +3876,7 @@
               <w:rPr>
                 <w:bCs/>
               </w:rPr>
-              <w:t>Знать: технологии интерпретируемого ИИ в контексте интеллектуальных систем управления: LIME, SHAP и правила извлечения из нейронных сетей</w:t>
+              <w:t>Знать: технологии интеграции онтологий с нейросетевыми моделями для семантического управления в киберфизических системах</w:t>
             </w:r>
           </w:p>
         </w:tc>
@@ -3926,7 +3926,7 @@
               <w:rPr>
                 <w:bCs/>
               </w:rPr>
-              <w:t>ПК-2.2 уметь оценивать интерпретируемость решений интеллектуальных систем с помощью методов локального объяснения</w:t>
+              <w:t>ПК-2.2 уметь проектировать онтологически-обогащённые агентные системы для распределённого интеллектуального управления</w:t>
             </w:r>
           </w:p>
         </w:tc>
@@ -3963,7 +3963,7 @@
               <w:rPr>
                 <w:bCs/>
               </w:rPr>
-              <w:t>Уметь: оценивать интерпретируемость решений интеллектуальных систем с помощью методов локального объяснения</w:t>
+              <w:t>Уметь: проектировать онтологически-обогащённые агентные системы для распределённого интеллектуального управления</w:t>
             </w:r>
           </w:p>
         </w:tc>
@@ -4013,7 +4013,7 @@
               <w:rPr>
                 <w:bCs/>
               </w:rPr>
-              <w:t>ПК-2.3 владеть методами аудита и документирования решений интеллектуальных систем в соответствии с требованиями регуляторов ИИ</w:t>
+              <w:t>ПК-2.3 владеть методами верификации логической согласованности онтологий в интеллектуальных системах управления с использованием OWL и Protégé</w:t>
             </w:r>
           </w:p>
         </w:tc>
@@ -4050,7 +4050,7 @@
               <w:rPr>
                 <w:bCs/>
               </w:rPr>
-              <w:t>Владеть: методами аудита и документирования решений интеллектуальных систем в соответствии с требованиями регуляторов ИИ</w:t>
+              <w:t>Владеть: методами верификации логической согласованности онтологий в интеллектуальных системах управления с использованием OWL и Protégé</w:t>
             </w:r>
           </w:p>
         </w:tc>
@@ -9966,7 +9966,7 @@
                 <w:sz w:val="20"/>
                 <w:szCs w:val="20"/>
               </w:rPr>
-              <w:t>Основы интеллектуальных систем: от классических моделей к современным архитектурам</w:t>
+              <w:t>Нейронные сети и глубокое обучение, методы машинного обучения (классификация, регрессия, кластеризация)</w:t>
             </w:r>
           </w:p>
         </w:tc>
@@ -10227,7 +10227,7 @@
                 <w:sz w:val="20"/>
                 <w:szCs w:val="20"/>
               </w:rPr>
-              <w:t>Нечёткие, эволюционные и экспертные подходы в проектировании интеллектуальных систем</w:t>
+              <w:t>Нечёткая логика и системы нечёткого вывода, эволюционные и метаэвристические алгоритмы</w:t>
             </w:r>
           </w:p>
         </w:tc>
@@ -10488,7 +10488,7 @@
                 <w:sz w:val="20"/>
                 <w:szCs w:val="20"/>
               </w:rPr>
-              <w:t>Агентные и знаниевые парадигмы в интеллектуальных системах</w:t>
+              <w:t>Экспертные системы и представление знаний, интеллектуальные агенты и мультиагентные системы</w:t>
             </w:r>
           </w:p>
         </w:tc>
@@ -11336,7 +11336,7 @@
                 <w:sz w:val="20"/>
                 <w:szCs w:val="20"/>
               </w:rPr>
-              <w:t>1-Основы интеллектуальных систем: от классических моделей к современным архитектурам</w:t>
+              <w:t>1-Нейронные сети и глубокое обучение, методы машинного обучения (классификация, регрессия, кластеризация)</w:t>
             </w:r>
           </w:p>
         </w:tc>
@@ -11368,7 +11368,7 @@
                 <w:sz w:val="20"/>
                 <w:szCs w:val="20"/>
               </w:rPr>
-              <w:t>Лекция 1. Нейронные сети и глубокое обучение: архитектуры, обучение и интерпретация моделей для инженерных задач</w:t>
+              <w:t>Лекция 1. Архитектурные паттерны глубоких нейронных сетей для задач классификации изображений и временных рядов</w:t>
             </w:r>
           </w:p>
         </w:tc>
@@ -11522,7 +11522,7 @@
                 <w:sz w:val="20"/>
                 <w:szCs w:val="20"/>
               </w:rPr>
-              <w:t>1-Основы интеллектуальных систем: от классических моделей к современным архитектурам</w:t>
+              <w:t>1-Нейронные сети и глубокое обучение, методы машинного обучения (классификация, регрессия, кластеризация)</w:t>
             </w:r>
           </w:p>
         </w:tc>
@@ -11554,7 +11554,7 @@
                 <w:sz w:val="20"/>
                 <w:szCs w:val="20"/>
               </w:rPr>
-              <w:t>Лекция 2. Методы машинного обучения (классификация, регрессия, кластеризация): выбор, валидация и адаптация моделей под специфику технических данных</w:t>
+              <w:t>Лекция 2. Сравнительный анализ алгоритмов машинного обучения для регрессии и кластеризации на несбалансированных промышленных данных</w:t>
             </w:r>
           </w:p>
         </w:tc>
@@ -11708,7 +11708,7 @@
                 <w:sz w:val="20"/>
                 <w:szCs w:val="20"/>
               </w:rPr>
-              <w:t>2-Нечёткие, эволюционные и экспертные подходы в проектировании интеллектуальных систем</w:t>
+              <w:t>2-Нечёткая логика и системы нечёткого вывода, эволюционные и метаэвристические алгоритмы</w:t>
             </w:r>
           </w:p>
         </w:tc>
@@ -11740,7 +11740,7 @@
                 <w:sz w:val="20"/>
                 <w:szCs w:val="20"/>
               </w:rPr>
-              <w:t>Лекция 3. Нечёткая логика и системы нечёткого вывода: проектирование и настройка нечётких регуляторов для управления техническими объектами</w:t>
+              <w:t>Лекция 3. Проектирование и верификация нечёткой системы управления для адаптивного регулирования параметров ИИ-модели</w:t>
             </w:r>
           </w:p>
         </w:tc>
@@ -11894,7 +11894,7 @@
                 <w:sz w:val="20"/>
                 <w:szCs w:val="20"/>
               </w:rPr>
-              <w:t>2-Нечёткие, эволюционные и экспертные подходы в проектировании интеллектуальных систем</w:t>
+              <w:t>2-Нечёткая логика и системы нечёткого вывода, эволюционные и метаэвристические алгоритмы</w:t>
             </w:r>
           </w:p>
         </w:tc>
@@ -11926,7 +11926,7 @@
                 <w:sz w:val="20"/>
                 <w:szCs w:val="20"/>
               </w:rPr>
-              <w:t>Лекция 4. Эволюционные и метаэвристические алгоритмы: оптимизация гиперпараметров моделей ИИ и решение задач проектирования интеллектуальных систем</w:t>
+              <w:t>Лекция 4. Оптимизация гиперпараметров нейросетевых моделей с использованием гибридных эволюционных алгоритмов</w:t>
             </w:r>
           </w:p>
         </w:tc>
@@ -12080,7 +12080,7 @@
                 <w:sz w:val="20"/>
                 <w:szCs w:val="20"/>
               </w:rPr>
-              <w:t>3-Агентные и знаниевые парадигмы в интеллектуальных системах</w:t>
+              <w:t>3-Экспертные системы и представление знаний, интеллектуальные агенты и мультиагентные системы</w:t>
             </w:r>
           </w:p>
         </w:tc>
@@ -12112,7 +12112,7 @@
                 <w:sz w:val="20"/>
                 <w:szCs w:val="20"/>
               </w:rPr>
-              <w:t>Лекция 5. Экспертные системы и представление знаний: формализация доменных правил и инженерия онтологий для технических приложений</w:t>
+              <w:t>Лекция 5. Формализация доменной предметной области и построение онтологии для экспертной системы диагностики программных дефектов</w:t>
             </w:r>
           </w:p>
         </w:tc>
@@ -12266,7 +12266,7 @@
                 <w:sz w:val="20"/>
                 <w:szCs w:val="20"/>
               </w:rPr>
-              <w:t>3-Агентные и знаниевые парадигмы в интеллектуальных системах</w:t>
+              <w:t>3-Экспертные системы и представление знаний, интеллектуальные агенты и мультиагентные системы</w:t>
             </w:r>
           </w:p>
         </w:tc>
@@ -12298,7 +12298,7 @@
                 <w:sz w:val="20"/>
                 <w:szCs w:val="20"/>
               </w:rPr>
-              <w:t>Лекция 6. Интеллектуальные агенты и мультиагентные системы: проектирование взаимодействующих агентов для распределённого мониторинга и управления инженерными процессами</w:t>
+              <w:t>Лекция 6. Разработка кооперативного мультиагентного протокола для распределённого обучения ИИ-агентов в условиях частичной наблюдаемости</w:t>
             </w:r>
           </w:p>
         </w:tc>
@@ -12739,7 +12739,7 @@
                 <w:sz w:val="20"/>
                 <w:szCs w:val="20"/>
               </w:rPr>
-              <w:t>1-Основы интеллектуальных систем: от классических моделей к современным архитектурам</w:t>
+              <w:t>1-Нейронные сети и глубокое обучение, методы машинного обучения (классификация, регрессия, кластеризация)</w:t>
             </w:r>
           </w:p>
         </w:tc>
@@ -12800,7 +12800,7 @@
                 <w:sz w:val="20"/>
                 <w:szCs w:val="20"/>
               </w:rPr>
-              <w:t>Реализация многослойного перцептрона для бинарной классификации изображений</w:t>
+              <w:t>Обучение свёрточной нейронной сети для классификации изображений в PyTorch</w:t>
             </w:r>
           </w:p>
         </w:tc>
@@ -12924,7 +12924,7 @@
                 <w:sz w:val="20"/>
                 <w:szCs w:val="20"/>
               </w:rPr>
-              <w:t>1-Основы интеллектуальных систем: от классических моделей к современным архитектурам</w:t>
+              <w:t>1-Нейронные сети и глубокое обучение, методы машинного обучения (классификация, регрессия, кластеризация)</w:t>
             </w:r>
           </w:p>
         </w:tc>
@@ -12985,7 +12985,7 @@
                 <w:sz w:val="20"/>
                 <w:szCs w:val="20"/>
               </w:rPr>
-              <w:t>Обучение свёрточной нейронной сети на задаче распознавания рукописных цифр</w:t>
+              <w:t>Реализация градиентного бустинга XGBoost для прогнозирования регрессионной задачи</w:t>
             </w:r>
           </w:p>
         </w:tc>
@@ -13109,7 +13109,7 @@
                 <w:sz w:val="20"/>
                 <w:szCs w:val="20"/>
               </w:rPr>
-              <w:t>2-Нечёткие, эволюционные и экспертные подходы в проектировании интеллектуальных систем</w:t>
+              <w:t>2-Нечёткая логика и системы нечёткого вывода, эволюционные и метаэвристические алгоритмы</w:t>
             </w:r>
           </w:p>
         </w:tc>
@@ -13170,7 +13170,7 @@
                 <w:sz w:val="20"/>
                 <w:szCs w:val="20"/>
               </w:rPr>
-              <w:t>Реализация нечёткой системы вывода для управления температурой в системе отопления</w:t>
+              <w:t>Разработка системы нечёткого вывода Мамдани для управления температурой</w:t>
             </w:r>
           </w:p>
         </w:tc>
@@ -13294,7 +13294,7 @@
                 <w:sz w:val="20"/>
                 <w:szCs w:val="20"/>
               </w:rPr>
-              <w:t>2-Нечёткие, эволюционные и экспертные подходы в проектировании интеллектуальных систем</w:t>
+              <w:t>2-Нечёткая логика и системы нечёткого вывода, эволюционные и метаэвристические алгоритмы</w:t>
             </w:r>
           </w:p>
         </w:tc>
@@ -13355,7 +13355,7 @@
                 <w:sz w:val="20"/>
                 <w:szCs w:val="20"/>
               </w:rPr>
-              <w:t>Реализация генетического алгоритма для оптимизации гиперпараметров модели SVM</w:t>
+              <w:t>Реализация генетического алгоритма для оптимизации гиперпараметров нейросети</w:t>
             </w:r>
           </w:p>
         </w:tc>
@@ -13479,7 +13479,7 @@
                 <w:sz w:val="20"/>
                 <w:szCs w:val="20"/>
               </w:rPr>
-              <w:t>3-Агентные и знаниевые парадигмы в интеллектуальных системах</w:t>
+              <w:t>3-Экспертные системы и представление знаний, интеллектуальные агенты и мультиагентные системы</w:t>
             </w:r>
           </w:p>
         </w:tc>
@@ -13540,7 +13540,7 @@
                 <w:sz w:val="20"/>
                 <w:szCs w:val="20"/>
               </w:rPr>
-              <w:t>Реализация экспертной системы на основе правил для диагностики неисправностей ПК</w:t>
+              <w:t>Проектирование правилой базы знаний экспертной системы диагностики неисправностей</w:t>
             </w:r>
           </w:p>
         </w:tc>
@@ -13664,7 +13664,7 @@
                 <w:sz w:val="20"/>
                 <w:szCs w:val="20"/>
               </w:rPr>
-              <w:t>3-Агентные и знаниевые парадигмы в интеллектуальных системах</w:t>
+              <w:t>3-Экспертные системы и представление знаний, интеллектуальные агенты и мультиагентные системы</w:t>
             </w:r>
           </w:p>
         </w:tc>
@@ -13725,7 +13725,7 @@
                 <w:sz w:val="20"/>
                 <w:szCs w:val="20"/>
               </w:rPr>
-              <w:t>Реализация интеллектуального агента с реактивным поведением в среде Python-моделирования</w:t>
+              <w:t>Реализация интеллектуального агента на основе BDI-архитектуры в Jason</w:t>
             </w:r>
           </w:p>
         </w:tc>
@@ -14334,7 +14334,7 @@
                 <w:sz w:val="20"/>
                 <w:szCs w:val="20"/>
               </w:rPr>
-              <w:t>1-Основы интеллектуальных систем: от классических моделей к современным архитектурам</w:t>
+              <w:t>1-Нейронные сети и глубокое обучение, методы машинного обучения (классификация, регрессия, кластеризация)</w:t>
             </w:r>
           </w:p>
         </w:tc>
@@ -14395,7 +14395,7 @@
                 <w:sz w:val="20"/>
                 <w:szCs w:val="20"/>
               </w:rPr>
-              <w:t>Анализ архитектур нейронных сетей и глубокого обучения на задачах компьютерного зрения</w:t>
+              <w:t>Анализ архитектур нейронных сетей для задачи классификации изображений</w:t>
             </w:r>
           </w:p>
         </w:tc>
@@ -14519,7 +14519,7 @@
                 <w:sz w:val="20"/>
                 <w:szCs w:val="20"/>
               </w:rPr>
-              <w:t>1-Основы интеллектуальных систем: от классических моделей к современным архитектурам</w:t>
+              <w:t>1-Нейронные сети и глубокое обучение, методы машинного обучения (классификация, регрессия, кластеризация)</w:t>
             </w:r>
           </w:p>
         </w:tc>
@@ -14580,7 +14580,7 @@
                 <w:sz w:val="20"/>
                 <w:szCs w:val="20"/>
               </w:rPr>
-              <w:t>Синтез модели глубокого обучения для задачи классификации временных рядов с использованием LSTM</w:t>
+              <w:t>Синтез модели глубокого обучения для регрессии временных рядов с использованием LSTM</w:t>
             </w:r>
           </w:p>
         </w:tc>
@@ -14704,7 +14704,7 @@
                 <w:sz w:val="20"/>
                 <w:szCs w:val="20"/>
               </w:rPr>
-              <w:t>2-Нечёткие, эволюционные и экспертные подходы в проектировании интеллектуальных систем</w:t>
+              <w:t>2-Нечёткая логика и системы нечёткого вывода, эволюционные и метаэвристические алгоритмы</w:t>
             </w:r>
           </w:p>
         </w:tc>
@@ -14765,7 +14765,7 @@
                 <w:sz w:val="20"/>
                 <w:szCs w:val="20"/>
               </w:rPr>
-              <w:t>Моделирование нечёткой системы вывода Мамдани для управления температурой в системе отопления</w:t>
+              <w:t>Моделирование нечёткого регулятора управления температурой в среде Python</w:t>
             </w:r>
           </w:p>
         </w:tc>
@@ -14889,7 +14889,7 @@
                 <w:sz w:val="20"/>
                 <w:szCs w:val="20"/>
               </w:rPr>
-              <w:t>2-Нечёткие, эволюционные и экспертные подходы в проектировании интеллектуальных систем</w:t>
+              <w:t>2-Нечёткая логика и системы нечёткого вывода, эволюционные и метаэвристические алгоритмы</w:t>
             </w:r>
           </w:p>
         </w:tc>
@@ -14950,7 +14950,7 @@
                 <w:sz w:val="20"/>
                 <w:szCs w:val="20"/>
               </w:rPr>
-              <w:t>Решение задачи оптимизации гиперпараметров модели XGBoost с помощью генетического алгоритма</w:t>
+              <w:t>Эксперимент по оптимизации гиперпараметров модели XGBoost с помощью генетического алгоритма</w:t>
             </w:r>
           </w:p>
         </w:tc>
@@ -15074,7 +15074,7 @@
                 <w:sz w:val="20"/>
                 <w:szCs w:val="20"/>
               </w:rPr>
-              <w:t>3-Агентные и знаниевые парадигмы в интеллектуальных системах</w:t>
+              <w:t>3-Экспертные системы и представление знаний, интеллектуальные агенты и мультиагентные системы</w:t>
             </w:r>
           </w:p>
         </w:tc>
@@ -15135,7 +15135,7 @@
                 <w:sz w:val="20"/>
                 <w:szCs w:val="20"/>
               </w:rPr>
-              <w:t>Анализ структуры знаний и проектирование онтологии для экспертной системы диагностики неисправностей ПК</w:t>
+              <w:t>Синтез базы знаний экспертной системы диагностики неисправностей ПК</w:t>
             </w:r>
           </w:p>
         </w:tc>
@@ -15259,7 +15259,7 @@
                 <w:sz w:val="20"/>
                 <w:szCs w:val="20"/>
               </w:rPr>
-              <w:t>3-Агентные и знаниевые парадигмы в интеллектуальных системах</w:t>
+              <w:t>3-Экспертные системы и представление знаний, интеллектуальные агенты и мультиагентные системы</w:t>
             </w:r>
           </w:p>
         </w:tc>
@@ -15320,7 +15320,7 @@
                 <w:sz w:val="20"/>
                 <w:szCs w:val="20"/>
               </w:rPr>
-              <w:t>Синтез поведения интеллектуального агента в мультиагентной среде моделирования трафика на основе правил</w:t>
+              <w:t>Моделирование взаимодействия интеллектуальных агентов в задаче распределённого поиска ресурсов</w:t>
             </w:r>
           </w:p>
         </w:tc>
@@ -15891,7 +15891,7 @@
                 <w:sz w:val="20"/>
                 <w:szCs w:val="20"/>
               </w:rPr>
-              <w:t>Раздел 1. Основы интеллектуальных систем: от классических моделей к современным архитектурам</w:t>
+              <w:t>Раздел 1. Нейронные сети и глубокое обучение, методы машинного обучения (классификация, регрессия, кластеризация)</w:t>
             </w:r>
           </w:p>
         </w:tc>
@@ -16044,7 +16044,7 @@
                 <w:sz w:val="20"/>
                 <w:szCs w:val="20"/>
               </w:rPr>
-              <w:t>Раздел 1. Основы интеллектуальных систем: от классических моделей к современным архитектурам</w:t>
+              <w:t>Раздел 1. Нейронные сети и глубокое обучение, методы машинного обучения (классификация, регрессия, кластеризация)</w:t>
             </w:r>
           </w:p>
         </w:tc>
@@ -16197,7 +16197,7 @@
                 <w:sz w:val="20"/>
                 <w:szCs w:val="20"/>
               </w:rPr>
-              <w:t>Раздел 1. Основы интеллектуальных систем: от классических моделей к современным архитектурам</w:t>
+              <w:t>Раздел 1. Нейронные сети и глубокое обучение, методы машинного обучения (классификация, регрессия, кластеризация)</w:t>
             </w:r>
           </w:p>
         </w:tc>
@@ -16350,7 +16350,7 @@
                 <w:sz w:val="20"/>
                 <w:szCs w:val="20"/>
               </w:rPr>
-              <w:t>Раздел 2. Нечёткие, эволюционные и экспертные подходы в проектировании интеллектуальных систем</w:t>
+              <w:t>Раздел 2. Нечёткая логика и системы нечёткого вывода, эволюционные и метаэвристические алгоритмы</w:t>
             </w:r>
           </w:p>
         </w:tc>
@@ -16503,7 +16503,7 @@
                 <w:sz w:val="20"/>
                 <w:szCs w:val="20"/>
               </w:rPr>
-              <w:t>Раздел 2. Нечёткие, эволюционные и экспертные подходы в проектировании интеллектуальных систем</w:t>
+              <w:t>Раздел 2. Нечёткая логика и системы нечёткого вывода, эволюционные и метаэвристические алгоритмы</w:t>
             </w:r>
           </w:p>
         </w:tc>
@@ -16656,7 +16656,7 @@
                 <w:sz w:val="20"/>
                 <w:szCs w:val="20"/>
               </w:rPr>
-              <w:t>Раздел 2. Нечёткие, эволюционные и экспертные подходы в проектировании интеллектуальных систем</w:t>
+              <w:t>Раздел 2. Нечёткая логика и системы нечёткого вывода, эволюционные и метаэвристические алгоритмы</w:t>
             </w:r>
           </w:p>
         </w:tc>
@@ -16809,7 +16809,7 @@
                 <w:sz w:val="20"/>
                 <w:szCs w:val="20"/>
               </w:rPr>
-              <w:t>Раздел 3. Агентные и знаниевые парадигмы в интеллектуальных системах</w:t>
+              <w:t>Раздел 3. Экспертные системы и представление знаний, интеллектуальные агенты и мультиагентные системы</w:t>
             </w:r>
           </w:p>
         </w:tc>
@@ -16962,7 +16962,7 @@
                 <w:sz w:val="20"/>
                 <w:szCs w:val="20"/>
               </w:rPr>
-              <w:t>Раздел 3. Агентные и знаниевые парадигмы в интеллектуальных системах</w:t>
+              <w:t>Раздел 3. Экспертные системы и представление знаний, интеллектуальные агенты и мультиагентные системы</w:t>
             </w:r>
           </w:p>
         </w:tc>
@@ -17115,7 +17115,7 @@
                 <w:sz w:val="20"/>
                 <w:szCs w:val="20"/>
               </w:rPr>
-              <w:t>Раздел 3. Агентные и знаниевые парадигмы в интеллектуальных системах</w:t>
+              <w:t>Раздел 3. Экспертные системы и представление знаний, интеллектуальные агенты и мультиагентные системы</w:t>
             </w:r>
           </w:p>
         </w:tc>
@@ -17437,7 +17437,7 @@
           <w:iCs/>
           <w:u w:val="single"/>
         </w:rPr>
-        <w:t>Раздел 1. Основы интеллектуальных систем: от классических моделей к современным архитектурам</w:t>
+        <w:t>Раздел 1. Нейронные сети и глубокое обучение, методы машинного обучения (классификация, регрессия, кластеризация)</w:t>
       </w:r>
     </w:p>
     <w:p>
@@ -17445,7 +17445,7 @@
         <w:widowControl w:val="0"/>
       </w:pPr>
       <w:r>
-        <w:t>Нейронные сети и глубокое обучение: архитектуры, обучение и интерпретация моделей для инженерных задач; Методы машинного обучения (классификация, регрессия, кластеризация): выбор, валидация и адаптация моделей под специфику технических данных</w:t>
+        <w:t>Архитектурные паттерны глубоких нейронных сетей для задач классификации изображений и временных рядов; Сравнительный анализ алгоритмов машинного обучения для регрессии и кластеризации на несбалансированных промышленных данных</w:t>
       </w:r>
     </w:p>
     <w:p>
@@ -17466,7 +17466,7 @@
           <w:iCs/>
           <w:u w:val="single"/>
         </w:rPr>
-        <w:t>Раздел 2. Нечёткие, эволюционные и экспертные подходы в проектировании интеллектуальных систем</w:t>
+        <w:t>Раздел 2. Нечёткая логика и системы нечёткого вывода, эволюционные и метаэвристические алгоритмы</w:t>
       </w:r>
     </w:p>
     <w:p>
@@ -17474,7 +17474,7 @@
         <w:widowControl w:val="0"/>
       </w:pPr>
       <w:r>
-        <w:t>Нечёткая логика и системы нечёткого вывода: проектирование и настройка нечётких регуляторов для управления техническими объектами; Эволюционные и метаэвристические алгоритмы: оптимизация гиперпараметров моделей ИИ и решение задач проектирования интеллектуальных систем</w:t>
+        <w:t>Проектирование и верификация нечёткой системы управления для адаптивного регулирования параметров ИИ-модели; Оптимизация гиперпараметров нейросетевых моделей с использованием гибридных эволюционных алгоритмов</w:t>
       </w:r>
     </w:p>
     <w:p>
@@ -17495,7 +17495,7 @@
           <w:iCs/>
           <w:u w:val="single"/>
         </w:rPr>
-        <w:t>Раздел 3. Агентные и знаниевые парадигмы в интеллектуальных системах</w:t>
+        <w:t>Раздел 3. Экспертные системы и представление знаний, интеллектуальные агенты и мультиагентные системы</w:t>
       </w:r>
     </w:p>
     <w:p>
@@ -17503,7 +17503,7 @@
         <w:widowControl w:val="0"/>
       </w:pPr>
       <w:r>
-        <w:t>Экспертные системы и представление знаний: формализация доменных правил и инженерия онтологий для технических приложений; Интеллектуальные агенты и мультиагентные системы: проектирование взаимодействующих агентов для распределённого мониторинга и управления инженерными процессами</w:t>
+        <w:t>Формализация доменной предметной области и построение онтологии для экспертной системы диагностики программных дефектов; Разработка кооперативного мультиагентного протокола для распределённого обучения ИИ-агентов в условиях частичной наблюдаемости</w:t>
       </w:r>
     </w:p>
     <w:p>
@@ -21395,7 +21395,7 @@
                 <w:sz w:val="20"/>
                 <w:szCs w:val="20"/>
               </w:rPr>
-              <w:t>Флах П. Машинное обучение — Москва : ДМК Пресс, 2015</w:t>
+              <w:t>Рашка : С : Python_и_машинное_обучение : Москва : Пакт_2020</w:t>
             </w:r>
           </w:p>
         </w:tc>
@@ -21595,7 +21595,7 @@
                 <w:sz w:val="20"/>
                 <w:szCs w:val="20"/>
               </w:rPr>
-              <w:t>Хайкин С. Нейронные сети — Москва : Вильямс, 2016</w:t>
+              <w:t>Флах П. Машинное обучение — Москва : ДМК Пресс, 2015</w:t>
             </w:r>
           </w:p>
         </w:tc>
@@ -24117,7 +24117,7 @@
           </w:tcPr>
           <w:p>
             <w:r>
-              <w:t>Основы интеллектуальных систем: от классических моделей к современным архитектурам</w:t>
+              <w:t>Нейронные сети и глубокое обучение, методы машинного обучения (классификация, регрессия, кластеризация)</w:t>
             </w:r>
           </w:p>
         </w:tc>
@@ -24145,7 +24145,7 @@
               <w:jc w:val="center"/>
             </w:pPr>
             <w:r>
-              <w:t>архитектуры гибридных интеллектуальных систем, объединяющих нечёткую логику, нейронные сети и эволюционные алгоритмы</w:t>
+              <w:t>архитектуры гибридных интеллектуальных систем: нейро-символические, фаззи-нейронные и байесовско-адаптивные</w:t>
             </w:r>
           </w:p>
         </w:tc>
@@ -24155,7 +24155,7 @@
           </w:tcPr>
           <w:p>
             <w:r>
-              <w:t>УК-1.1 Знает: архитектуры гибридных интеллектуальных систем, объединяющих нечёткую логику, нейронные сети и эволюционные алгоритмы</w:t>
+              <w:t>УК-1.1 Знает: архитектуры гибридных интеллектуальных систем: нейро-символические, фаззи-нейронные и байесовско-адаптивные</w:t>
             </w:r>
           </w:p>
         </w:tc>
@@ -24165,7 +24165,7 @@
           </w:tcPr>
           <w:p>
             <w:r>
-              <w:t>Отвечает на вопросы по теме «Основы интеллектуальных систем: от классических моделей к современным архитек…»</w:t>
+              <w:t>Отвечает на вопросы по теме «Нейронные сети и глубокое обучение, методы машинного обучения (классификация,…»</w:t>
             </w:r>
           </w:p>
         </w:tc>
@@ -24209,7 +24209,7 @@
           </w:tcPr>
           <w:p>
             <w:r>
-              <w:t>Основы интеллектуальных систем: от классических моделей к современным архитектурам</w:t>
+              <w:t>Нейронные сети и глубокое обучение, методы машинного обучения (классификация, регрессия, кластеризация)</w:t>
             </w:r>
           </w:p>
         </w:tc>
@@ -24237,7 +24237,7 @@
               <w:jc w:val="center"/>
             </w:pPr>
             <w:r>
-              <w:t>настраивать параметры адаптивных систем управления с подкреплением в среде OpenAI Gym</w:t>
+              <w:t>применять алгоритмы обучения с подкреплением для адаптивной настройки параметров ПИД-регуляторов</w:t>
             </w:r>
           </w:p>
         </w:tc>
@@ -24247,7 +24247,7 @@
           </w:tcPr>
           <w:p>
             <w:r>
-              <w:t>УК-1.2 Умеет: настраивать параметры адаптивных систем управления с подкреплением в среде OpenAI Gym</w:t>
+              <w:t>УК-1.2 Умеет: применять алгоритмы обучения с подкреплением для адаптивной настройки параметров ПИД-регуляторов</w:t>
             </w:r>
           </w:p>
         </w:tc>
@@ -24257,7 +24257,7 @@
           </w:tcPr>
           <w:p>
             <w:r>
-              <w:t>Выполняет задания по теме «Основы интеллектуальных систем: от классических моделей к современным архитек…»</w:t>
+              <w:t>Выполняет задания по теме «Нейронные сети и глубокое обучение, методы машинного обучения (классификация,…»</w:t>
             </w:r>
           </w:p>
         </w:tc>
@@ -24301,7 +24301,7 @@
           </w:tcPr>
           <w:p>
             <w:r>
-              <w:t>Основы интеллектуальных систем: от классических моделей к современным архитектурам</w:t>
+              <w:t>Нейронные сети и глубокое обучение, методы машинного обучения (классификация, регрессия, кластеризация)</w:t>
             </w:r>
           </w:p>
         </w:tc>
@@ -24329,7 +24329,7 @@
               <w:jc w:val="center"/>
             </w:pPr>
             <w:r>
-              <w:t>инструментами верификации корректности нечётких систем управления с помощью имитационного моделирования в Simulink</w:t>
+              <w:t>инструментами симуляции интеллектуальных агентов в среде AnyLogic с интеграцией RL-моделей</w:t>
             </w:r>
           </w:p>
         </w:tc>
@@ -24339,7 +24339,7 @@
           </w:tcPr>
           <w:p>
             <w:r>
-              <w:t>УК-1.3 Владеет: инструментами верификации корректности нечётких систем управления с помощью имитационного моделирования в Simulink</w:t>
+              <w:t>УК-1.3 Владеет: инструментами симуляции интеллектуальных агентов в среде AnyLogic с интеграцией RL-моделей</w:t>
             </w:r>
           </w:p>
         </w:tc>
@@ -24349,7 +24349,7 @@
           </w:tcPr>
           <w:p>
             <w:r>
-              <w:t>Демонстрирует навыки по теме «Основы интеллектуальных систем: от классических моделей к современным архитек…»</w:t>
+              <w:t>Демонстрирует навыки по теме «Нейронные сети и глубокое обучение, методы машинного обучения (классификация,…»</w:t>
             </w:r>
           </w:p>
         </w:tc>
@@ -24393,7 +24393,7 @@
           </w:tcPr>
           <w:p>
             <w:r>
-              <w:t>Основы интеллектуальных систем: от классических моделей к современным архитектурам</w:t>
+              <w:t>Нейронные сети и глубокое обучение, методы машинного обучения (классификация, регрессия, кластеризация)</w:t>
             </w:r>
           </w:p>
         </w:tc>
@@ -24421,7 +24421,7 @@
               <w:jc w:val="center"/>
             </w:pPr>
             <w:r>
-              <w:t>алгоритмы синтеза нечётких регуляторов с настройкой параметров методами генетической оптимизации</w:t>
+              <w:t>принципы построения самоорганизующихся карт Кохонена и их применения в кластеризации управляющих режимов</w:t>
             </w:r>
           </w:p>
         </w:tc>
@@ -24431,7 +24431,7 @@
           </w:tcPr>
           <w:p>
             <w:r>
-              <w:t>ОПК-1.1 Знает: алгоритмы синтеза нечётких регуляторов с настройкой параметров методами генетической оптимизации</w:t>
+              <w:t>ОПК-1.1 Знает: принципы построения самоорганизующихся карт Кохонена и их применения в кластеризации управляющих режимов</w:t>
             </w:r>
           </w:p>
         </w:tc>
@@ -24441,7 +24441,7 @@
           </w:tcPr>
           <w:p>
             <w:r>
-              <w:t>Отвечает на вопросы по теме «Основы интеллектуальных систем: от классических моделей к современным архитек…»</w:t>
+              <w:t>Отвечает на вопросы по теме «Нейронные сети и глубокое обучение, методы машинного обучения (классификация,…»</w:t>
             </w:r>
           </w:p>
         </w:tc>
@@ -24485,7 +24485,7 @@
           </w:tcPr>
           <w:p>
             <w:r>
-              <w:t>Основы интеллектуальных систем: от классических моделей к современным архитектурам</w:t>
+              <w:t>Нейронные сети и глубокое обучение, методы машинного обучения (классификация, регрессия, кластеризация)</w:t>
             </w:r>
           </w:p>
         </w:tc>
@@ -24513,7 +24513,7 @@
               <w:jc w:val="center"/>
             </w:pPr>
             <w:r>
-              <w:t>оценивать интерпретируемость решений интеллектуальных систем с помощью методов локального объяснения</w:t>
+              <w:t>проектировать онтологически-обогащённые агентные системы для распределённого интеллектуального управления</w:t>
             </w:r>
           </w:p>
         </w:tc>
@@ -24523,7 +24523,7 @@
           </w:tcPr>
           <w:p>
             <w:r>
-              <w:t>ОПК-1.2 Умеет: оценивать интерпретируемость решений интеллектуальных систем с помощью методов локального объяснения</w:t>
+              <w:t>ОПК-1.2 Умеет: проектировать онтологически-обогащённые агентные системы для распределённого интеллектуального управления</w:t>
             </w:r>
           </w:p>
         </w:tc>
@@ -24533,7 +24533,7 @@
           </w:tcPr>
           <w:p>
             <w:r>
-              <w:t>Выполняет задания по теме «Основы интеллектуальных систем: от классических моделей к современным архитек…»</w:t>
+              <w:t>Выполняет задания по теме «Нейронные сети и глубокое обучение, методы машинного обучения (классификация,…»</w:t>
             </w:r>
           </w:p>
         </w:tc>
@@ -24577,7 +24577,7 @@
           </w:tcPr>
           <w:p>
             <w:r>
-              <w:t>Основы интеллектуальных систем: от классических моделей к современным архитектурам</w:t>
+              <w:t>Нейронные сети и глубокое обучение, методы машинного обучения (классификация, регрессия, кластеризация)</w:t>
             </w:r>
           </w:p>
         </w:tc>
@@ -24605,7 +24605,7 @@
               <w:jc w:val="center"/>
             </w:pPr>
             <w:r>
-              <w:t>навыками разработки и отладки интеллектуальных систем управления в среде Python с использованием TensorFlow и scikit-fuzzy</w:t>
+              <w:t>навыками реализации нечётких контроллеров в MATLAB Fuzzy Logic Toolbox</w:t>
             </w:r>
           </w:p>
         </w:tc>
@@ -24615,7 +24615,7 @@
           </w:tcPr>
           <w:p>
             <w:r>
-              <w:t>ОПК-1.3 Владеет: навыками разработки и отладки интеллектуальных систем управления в среде Python с использованием TensorFlow и scikit-fuzzy</w:t>
+              <w:t>ОПК-1.3 Владеет: навыками реализации нечётких контроллеров в MATLAB Fuzzy Logic Toolbox</w:t>
             </w:r>
           </w:p>
         </w:tc>
@@ -24625,7 +24625,7 @@
           </w:tcPr>
           <w:p>
             <w:r>
-              <w:t>Демонстрирует навыки по теме «Основы интеллектуальных систем: от классических моделей к современным архитек…»</w:t>
+              <w:t>Демонстрирует навыки по теме «Нейронные сети и глубокое обучение, методы машинного обучения (классификация,…»</w:t>
             </w:r>
           </w:p>
         </w:tc>
@@ -24669,7 +24669,7 @@
           </w:tcPr>
           <w:p>
             <w:r>
-              <w:t>Основы интеллектуальных систем: от классических моделей к современным архитектурам</w:t>
+              <w:t>Нейронные сети и глубокое обучение, методы машинного обучения (классификация, регрессия, кластеризация)</w:t>
             </w:r>
           </w:p>
         </w:tc>
@@ -24697,7 +24697,7 @@
               <w:jc w:val="center"/>
             </w:pPr>
             <w:r>
-              <w:t>методы адаптивного управления на основе Q-обучения с функцией аппроксимации нейросетью</w:t>
+              <w:t>методы формализации нечётких правил управления и их дефаззификации по Мамдани и Сугено</w:t>
             </w:r>
           </w:p>
         </w:tc>
@@ -24707,7 +24707,7 @@
           </w:tcPr>
           <w:p>
             <w:r>
-              <w:t>ОПК-2.1 Знает: методы адаптивного управления на основе Q-обучения с функцией аппроксимации нейросетью</w:t>
+              <w:t>ОПК-2.1 Знает: методы формализации нечётких правил управления и их дефаззификации по Мамдани и Сугено</w:t>
             </w:r>
           </w:p>
         </w:tc>
@@ -24717,7 +24717,7 @@
           </w:tcPr>
           <w:p>
             <w:r>
-              <w:t>Отвечает на вопросы по теме «Основы интеллектуальных систем: от классических моделей к современным архитек…»</w:t>
+              <w:t>Отвечает на вопросы по теме «Нейронные сети и глубокое обучение, методы машинного обучения (классификация,…»</w:t>
             </w:r>
           </w:p>
         </w:tc>
@@ -24761,7 +24761,7 @@
           </w:tcPr>
           <w:p>
             <w:r>
-              <w:t>Основы интеллектуальных систем: от классических моделей к современным архитектурам</w:t>
+              <w:t>Нейронные сети и глубокое обучение, методы машинного обучения (классификация, регрессия, кластеризация)</w:t>
             </w:r>
           </w:p>
         </w:tc>
@@ -24789,7 +24789,7 @@
               <w:jc w:val="center"/>
             </w:pPr>
             <w:r>
-              <w:t>применять самоорганизующиеся карты для выявления аномалий в данных датчиков в реальном времени</w:t>
+              <w:t>разрабатывать гибридные системы, объединяющие логический вывод и нейросетевую аппроксимацию функций управления</w:t>
             </w:r>
           </w:p>
         </w:tc>
@@ -24799,7 +24799,7 @@
           </w:tcPr>
           <w:p>
             <w:r>
-              <w:t>ОПК-2.2 Умеет: применять самоорганизующиеся карты для выявления аномалий в данных датчиков в реальном времени</w:t>
+              <w:t>ОПК-2.2 Умеет: разрабатывать гибридные системы, объединяющие логический вывод и нейросетевую аппроксимацию функций управления</w:t>
             </w:r>
           </w:p>
         </w:tc>
@@ -24809,7 +24809,7 @@
           </w:tcPr>
           <w:p>
             <w:r>
-              <w:t>Выполняет задания по теме «Основы интеллектуальных систем: от классических моделей к современным архитек…»</w:t>
+              <w:t>Выполняет задания по теме «Нейронные сети и глубокое обучение, методы машинного обучения (классификация,…»</w:t>
             </w:r>
           </w:p>
         </w:tc>
@@ -24853,7 +24853,7 @@
           </w:tcPr>
           <w:p>
             <w:r>
-              <w:t>Основы интеллектуальных систем: от классических моделей к современным архитектурам</w:t>
+              <w:t>Нейронные сети и глубокое обучение, методы машинного обучения (классификация, регрессия, кластеризация)</w:t>
             </w:r>
           </w:p>
         </w:tc>
@@ -24881,7 +24881,7 @@
               <w:jc w:val="center"/>
             </w:pPr>
             <w:r>
-              <w:t>навыками интеграции интеллектуальных систем в промышленные контроллеры через OPC UA и MQTT</w:t>
+              <w:t>навыками построения и отладки самообучающихся систем управления на базе рекуррентных нейросетей LSTM</w:t>
             </w:r>
           </w:p>
         </w:tc>
@@ -24891,7 +24891,7 @@
           </w:tcPr>
           <w:p>
             <w:r>
-              <w:t>ОПК-2.3 Владеет: навыками интеграции интеллектуальных систем в промышленные контроллеры через OPC UA и MQTT</w:t>
+              <w:t>ОПК-2.3 Владеет: навыками построения и отладки самообучающихся систем управления на базе рекуррентных нейросетей LSTM</w:t>
             </w:r>
           </w:p>
         </w:tc>
@@ -24901,7 +24901,7 @@
           </w:tcPr>
           <w:p>
             <w:r>
-              <w:t>Демонстрирует навыки по теме «Основы интеллектуальных систем: от классических моделей к современным архитек…»</w:t>
+              <w:t>Демонстрирует навыки по теме «Нейронные сети и глубокое обучение, методы машинного обучения (классификация,…»</w:t>
             </w:r>
           </w:p>
         </w:tc>
@@ -24945,7 +24945,7 @@
           </w:tcPr>
           <w:p>
             <w:r>
-              <w:t>Основы интеллектуальных систем: от классических моделей к современным архитектурам</w:t>
+              <w:t>Нейронные сети и глубокое обучение, методы машинного обучения (классификация, регрессия, кластеризация)</w:t>
             </w:r>
           </w:p>
         </w:tc>
@@ -24973,7 +24973,7 @@
               <w:jc w:val="center"/>
             </w:pPr>
             <w:r>
-              <w:t>технологии интерпретируемого ИИ в контексте интеллектуальных систем управления: LIME, SHAP и правила извлечения из нейронных сетей</w:t>
+              <w:t>технологии интеграции онтологий с нейросетевыми моделями для семантического управления в киберфизических системах</w:t>
             </w:r>
           </w:p>
         </w:tc>
@@ -24983,7 +24983,7 @@
           </w:tcPr>
           <w:p>
             <w:r>
-              <w:t>ПК-1.1 Знает: технологии интерпретируемого ИИ в контексте интеллектуальных систем управления: LIME, SHAP и правила извлечения из нейронных сетей</w:t>
+              <w:t>ПК-1.1 Знает: технологии интеграции онтологий с нейросетевыми моделями для семантического управления в киберфизических системах</w:t>
             </w:r>
           </w:p>
         </w:tc>
@@ -24993,7 +24993,7 @@
           </w:tcPr>
           <w:p>
             <w:r>
-              <w:t>Отвечает на вопросы по теме «Основы интеллектуальных систем: от классических моделей к современным архитек…»</w:t>
+              <w:t>Отвечает на вопросы по теме «Нейронные сети и глубокое обучение, методы машинного обучения (классификация,…»</w:t>
             </w:r>
           </w:p>
         </w:tc>
@@ -25037,7 +25037,7 @@
           </w:tcPr>
           <w:p>
             <w:r>
-              <w:t>Основы интеллектуальных систем: от классических моделей к современным архитектурам</w:t>
+              <w:t>Нейронные сети и глубокое обучение, методы машинного обучения (классификация, регрессия, кластеризация)</w:t>
             </w:r>
           </w:p>
         </w:tc>
@@ -25065,7 +25065,7 @@
               <w:jc w:val="center"/>
             </w:pPr>
             <w:r>
-              <w:t>синтезировать гибридные регуляторы, сочетающие нечёткие правила и нейронные сети для нестационарных объектов</w:t>
+              <w:t>синтезировать нечёткие регуляторы на основе экспертных правил и лингвистических переменных</w:t>
             </w:r>
           </w:p>
         </w:tc>
@@ -25075,7 +25075,7 @@
           </w:tcPr>
           <w:p>
             <w:r>
-              <w:t>ПК-1.2 Умеет: синтезировать гибридные регуляторы, сочетающие нечёткие правила и нейронные сети для нестационарных объектов</w:t>
+              <w:t>ПК-1.2 Умеет: синтезировать нечёткие регуляторы на основе экспертных правил и лингвистических переменных</w:t>
             </w:r>
           </w:p>
         </w:tc>
@@ -25085,7 +25085,7 @@
           </w:tcPr>
           <w:p>
             <w:r>
-              <w:t>Выполняет задания по теме «Основы интеллектуальных систем: от классических моделей к современным архитек…»</w:t>
+              <w:t>Выполняет задания по теме «Нейронные сети и глубокое обучение, методы машинного обучения (классификация,…»</w:t>
             </w:r>
           </w:p>
         </w:tc>
@@ -25129,7 +25129,7 @@
           </w:tcPr>
           <w:p>
             <w:r>
-              <w:t>Основы интеллектуальных систем: от классических моделей к современным архитектурам</w:t>
+              <w:t>Нейронные сети и глубокое обучение, методы машинного обучения (классификация, регрессия, кластеризация)</w:t>
             </w:r>
           </w:p>
         </w:tc>
@@ -25157,7 +25157,7 @@
               <w:jc w:val="center"/>
             </w:pPr>
             <w:r>
-              <w:t>методами построения адаптивных моделей на основе рекуррентных нейронных сетей с обратной связью</w:t>
+              <w:t>методами обучения и валидации нейро-фаззи систем в ANFIS</w:t>
             </w:r>
           </w:p>
         </w:tc>
@@ -25167,7 +25167,7 @@
           </w:tcPr>
           <w:p>
             <w:r>
-              <w:t>ПК-1.3 Владеет: методами построения адаптивных моделей на основе рекуррентных нейронных сетей с обратной связью</w:t>
+              <w:t>ПК-1.3 Владеет: методами обучения и валидации нейро-фаззи систем в ANFIS</w:t>
             </w:r>
           </w:p>
         </w:tc>
@@ -25177,7 +25177,7 @@
           </w:tcPr>
           <w:p>
             <w:r>
-              <w:t>Демонстрирует навыки по теме «Основы интеллектуальных систем: от классических моделей к современным архитек…»</w:t>
+              <w:t>Демонстрирует навыки по теме «Нейронные сети и глубокое обучение, методы машинного обучения (классификация,…»</w:t>
             </w:r>
           </w:p>
         </w:tc>
@@ -25221,7 +25221,7 @@
           </w:tcPr>
           <w:p>
             <w:r>
-              <w:t>Основы интеллектуальных систем: от классических моделей к современным архитектурам</w:t>
+              <w:t>Нейронные сети и глубокое обучение, методы машинного обучения (классификация, регрессия, кластеризация)</w:t>
             </w:r>
           </w:p>
         </w:tc>
@@ -25249,7 +25249,7 @@
               <w:jc w:val="center"/>
             </w:pPr>
             <w:r>
-              <w:t>принципы проектирования самоорганизующихся карт Кохонена для кластеризации в задачах управления</w:t>
+              <w:t>алгоритмы обучения с подкреплением в контексте интеллектуального управления: Q-learning, SARSA, Actor-Critic</w:t>
             </w:r>
           </w:p>
         </w:tc>
@@ -25259,7 +25259,7 @@
           </w:tcPr>
           <w:p>
             <w:r>
-              <w:t>ПК-2.1 Знает: принципы проектирования самоорганизующихся карт Кохонена для кластеризации в задачах управления</w:t>
+              <w:t>ПК-2.1 Знает: алгоритмы обучения с подкреплением в контексте интеллектуального управления: Q-learning, SARSA, Actor-Critic</w:t>
             </w:r>
           </w:p>
         </w:tc>
@@ -25269,7 +25269,7 @@
           </w:tcPr>
           <w:p>
             <w:r>
-              <w:t>Отвечает на вопросы по теме «Основы интеллектуальных систем: от классических моделей к современным архитек…»</w:t>
+              <w:t>Отвечает на вопросы по теме «Нейронные сети и глубокое обучение, методы машинного обучения (классификация,…»</w:t>
             </w:r>
           </w:p>
         </w:tc>
@@ -25313,7 +25313,7 @@
           </w:tcPr>
           <w:p>
             <w:r>
-              <w:t>Основы интеллектуальных систем: от классических моделей к современным архитектурам</w:t>
+              <w:t>Нейронные сети и глубокое обучение, методы машинного обучения (классификация, регрессия, кластеризация)</w:t>
             </w:r>
           </w:p>
         </w:tc>
@@ -25341,7 +25341,7 @@
               <w:jc w:val="center"/>
             </w:pPr>
             <w:r>
-              <w:t>оптимизировать нечёткие системы управления с использованием генетических алгоритмов в MATLAB Fuzzy Logic Toolbox</w:t>
+              <w:t>анализировать устойчивость интеллектуальных систем управления с использованием нечётких логических моделей</w:t>
             </w:r>
           </w:p>
         </w:tc>
@@ -25351,7 +25351,7 @@
           </w:tcPr>
           <w:p>
             <w:r>
-              <w:t>ПК-2.2 Умеет: оптимизировать нечёткие системы управления с использованием генетических алгоритмов в MATLAB Fuzzy Logic Toolbox</w:t>
+              <w:t>ПК-2.2 Умеет: анализировать устойчивость интеллектуальных систем управления с использованием нечётких логических моделей</w:t>
             </w:r>
           </w:p>
         </w:tc>
@@ -25361,7 +25361,7 @@
           </w:tcPr>
           <w:p>
             <w:r>
-              <w:t>Выполняет задания по теме «Основы интеллектуальных систем: от классических моделей к современным архитек…»</w:t>
+              <w:t>Выполняет задания по теме «Нейронные сети и глубокое обучение, методы машинного обучения (классификация,…»</w:t>
             </w:r>
           </w:p>
         </w:tc>
@@ -25405,7 +25405,7 @@
           </w:tcPr>
           <w:p>
             <w:r>
-              <w:t>Основы интеллектуальных систем: от классических моделей к современным архитектурам</w:t>
+              <w:t>Нейронные сети и глубокое обучение, методы машинного обучения (классификация, регрессия, кластеризация)</w:t>
             </w:r>
           </w:p>
         </w:tc>
@@ -25433,7 +25433,7 @@
               <w:jc w:val="center"/>
             </w:pPr>
             <w:r>
-              <w:t>методами аудита и документирования решений интеллектуальных систем в соответствии с требованиями регуляторов ИИ</w:t>
+              <w:t>методами верификации логической согласованности онтологий в интеллектуальных системах управления с использованием OWL и Protégé</w:t>
             </w:r>
           </w:p>
         </w:tc>
@@ -25443,7 +25443,7 @@
           </w:tcPr>
           <w:p>
             <w:r>
-              <w:t>ПК-2.3 Владеет: методами аудита и документирования решений интеллектуальных систем в соответствии с требованиями регуляторов ИИ</w:t>
+              <w:t>ПК-2.3 Владеет: методами верификации логической согласованности онтологий в интеллектуальных системах управления с использованием OWL и Protégé</w:t>
             </w:r>
           </w:p>
         </w:tc>
@@ -25453,7 +25453,7 @@
           </w:tcPr>
           <w:p>
             <w:r>
-              <w:t>Демонстрирует навыки по теме «Основы интеллектуальных систем: от классических моделей к современным архитек…»</w:t>
+              <w:t>Демонстрирует навыки по теме «Нейронные сети и глубокое обучение, методы машинного обучения (классификация,…»</w:t>
             </w:r>
           </w:p>
         </w:tc>
@@ -25497,7 +25497,7 @@
           </w:tcPr>
           <w:p>
             <w:r>
-              <w:t>Нечёткие, эволюционные и экспертные подходы в проектировании интеллектуальных систем</w:t>
+              <w:t>Нечёткая логика и системы нечёткого вывода, эволюционные и метаэвристические алгоритмы</w:t>
             </w:r>
           </w:p>
         </w:tc>
@@ -25525,7 +25525,7 @@
               <w:jc w:val="center"/>
             </w:pPr>
             <w:r>
-              <w:t>архитектуры гибридных интеллектуальных систем, объединяющих нечёткую логику, нейронные сети и эволюционные алгоритмы</w:t>
+              <w:t>архитектуры гибридных интеллектуальных систем: нейро-символические, фаззи-нейронные и байесовско-адаптивные</w:t>
             </w:r>
           </w:p>
         </w:tc>
@@ -25535,7 +25535,7 @@
           </w:tcPr>
           <w:p>
             <w:r>
-              <w:t>УК-1.1 Знает: архитектуры гибридных интеллектуальных систем, объединяющих нечёткую логику, нейронные сети и эволюционные алгоритмы</w:t>
+              <w:t>УК-1.1 Знает: архитектуры гибридных интеллектуальных систем: нейро-символические, фаззи-нейронные и байесовско-адаптивные</w:t>
             </w:r>
           </w:p>
         </w:tc>
@@ -25545,7 +25545,7 @@
           </w:tcPr>
           <w:p>
             <w:r>
-              <w:t>Отвечает на вопросы по теме «Нечёткие, эволюционные и экспертные подходы в проектировании интеллектуальных…»</w:t>
+              <w:t>Отвечает на вопросы по теме «Нечёткая логика и системы нечёткого вывода, эволюционные и метаэвристические…»</w:t>
             </w:r>
           </w:p>
         </w:tc>
@@ -25589,7 +25589,7 @@
           </w:tcPr>
           <w:p>
             <w:r>
-              <w:t>Нечёткие, эволюционные и экспертные подходы в проектировании интеллектуальных систем</w:t>
+              <w:t>Нечёткая логика и системы нечёткого вывода, эволюционные и метаэвристические алгоритмы</w:t>
             </w:r>
           </w:p>
         </w:tc>
@@ -25617,7 +25617,7 @@
               <w:jc w:val="center"/>
             </w:pPr>
             <w:r>
-              <w:t>настраивать параметры адаптивных систем управления с подкреплением в среде OpenAI Gym</w:t>
+              <w:t>применять алгоритмы обучения с подкреплением для адаптивной настройки параметров ПИД-регуляторов</w:t>
             </w:r>
           </w:p>
         </w:tc>
@@ -25627,7 +25627,7 @@
           </w:tcPr>
           <w:p>
             <w:r>
-              <w:t>УК-1.2 Умеет: настраивать параметры адаптивных систем управления с подкреплением в среде OpenAI Gym</w:t>
+              <w:t>УК-1.2 Умеет: применять алгоритмы обучения с подкреплением для адаптивной настройки параметров ПИД-регуляторов</w:t>
             </w:r>
           </w:p>
         </w:tc>
@@ -25637,7 +25637,7 @@
           </w:tcPr>
           <w:p>
             <w:r>
-              <w:t>Выполняет задания по теме «Нечёткие, эволюционные и экспертные подходы в проектировании интеллектуальных…»</w:t>
+              <w:t>Выполняет задания по теме «Нечёткая логика и системы нечёткого вывода, эволюционные и метаэвристические…»</w:t>
             </w:r>
           </w:p>
         </w:tc>
@@ -25681,7 +25681,7 @@
           </w:tcPr>
           <w:p>
             <w:r>
-              <w:t>Нечёткие, эволюционные и экспертные подходы в проектировании интеллектуальных систем</w:t>
+              <w:t>Нечёткая логика и системы нечёткого вывода, эволюционные и метаэвристические алгоритмы</w:t>
             </w:r>
           </w:p>
         </w:tc>
@@ -25709,7 +25709,7 @@
               <w:jc w:val="center"/>
             </w:pPr>
             <w:r>
-              <w:t>инструментами верификации корректности нечётких систем управления с помощью имитационного моделирования в Simulink</w:t>
+              <w:t>инструментами симуляции интеллектуальных агентов в среде AnyLogic с интеграцией RL-моделей</w:t>
             </w:r>
           </w:p>
         </w:tc>
@@ -25719,7 +25719,7 @@
           </w:tcPr>
           <w:p>
             <w:r>
-              <w:t>УК-1.3 Владеет: инструментами верификации корректности нечётких систем управления с помощью имитационного моделирования в Simulink</w:t>
+              <w:t>УК-1.3 Владеет: инструментами симуляции интеллектуальных агентов в среде AnyLogic с интеграцией RL-моделей</w:t>
             </w:r>
           </w:p>
         </w:tc>
@@ -25729,7 +25729,7 @@
           </w:tcPr>
           <w:p>
             <w:r>
-              <w:t>Демонстрирует навыки по теме «Нечёткие, эволюционные и экспертные подходы в проектировании интеллектуальных…»</w:t>
+              <w:t>Демонстрирует навыки по теме «Нечёткая логика и системы нечёткого вывода, эволюционные и метаэвристические…»</w:t>
             </w:r>
           </w:p>
         </w:tc>
@@ -25773,7 +25773,7 @@
           </w:tcPr>
           <w:p>
             <w:r>
-              <w:t>Нечёткие, эволюционные и экспертные подходы в проектировании интеллектуальных систем</w:t>
+              <w:t>Нечёткая логика и системы нечёткого вывода, эволюционные и метаэвристические алгоритмы</w:t>
             </w:r>
           </w:p>
         </w:tc>
@@ -25801,7 +25801,7 @@
               <w:jc w:val="center"/>
             </w:pPr>
             <w:r>
-              <w:t>алгоритмы синтеза нечётких регуляторов с настройкой параметров методами генетической оптимизации</w:t>
+              <w:t>принципы построения самоорганизующихся карт Кохонена и их применения в кластеризации управляющих режимов</w:t>
             </w:r>
           </w:p>
         </w:tc>
@@ -25811,7 +25811,7 @@
           </w:tcPr>
           <w:p>
             <w:r>
-              <w:t>ОПК-1.1 Знает: алгоритмы синтеза нечётких регуляторов с настройкой параметров методами генетической оптимизации</w:t>
+              <w:t>ОПК-1.1 Знает: принципы построения самоорганизующихся карт Кохонена и их применения в кластеризации управляющих режимов</w:t>
             </w:r>
           </w:p>
         </w:tc>
@@ -25821,7 +25821,7 @@
           </w:tcPr>
           <w:p>
             <w:r>
-              <w:t>Отвечает на вопросы по теме «Нечёткие, эволюционные и экспертные подходы в проектировании интеллектуальных…»</w:t>
+              <w:t>Отвечает на вопросы по теме «Нечёткая логика и системы нечёткого вывода, эволюционные и метаэвристические…»</w:t>
             </w:r>
           </w:p>
         </w:tc>
@@ -25865,7 +25865,7 @@
           </w:tcPr>
           <w:p>
             <w:r>
-              <w:t>Нечёткие, эволюционные и экспертные подходы в проектировании интеллектуальных систем</w:t>
+              <w:t>Нечёткая логика и системы нечёткого вывода, эволюционные и метаэвристические алгоритмы</w:t>
             </w:r>
           </w:p>
         </w:tc>
@@ -25893,7 +25893,7 @@
               <w:jc w:val="center"/>
             </w:pPr>
             <w:r>
-              <w:t>оценивать интерпретируемость решений интеллектуальных систем с помощью методов локального объяснения</w:t>
+              <w:t>проектировать онтологически-обогащённые агентные системы для распределённого интеллектуального управления</w:t>
             </w:r>
           </w:p>
         </w:tc>
@@ -25903,7 +25903,7 @@
           </w:tcPr>
           <w:p>
             <w:r>
-              <w:t>ОПК-1.2 Умеет: оценивать интерпретируемость решений интеллектуальных систем с помощью методов локального объяснения</w:t>
+              <w:t>ОПК-1.2 Умеет: проектировать онтологически-обогащённые агентные системы для распределённого интеллектуального управления</w:t>
             </w:r>
           </w:p>
         </w:tc>
@@ -25913,7 +25913,7 @@
           </w:tcPr>
           <w:p>
             <w:r>
-              <w:t>Выполняет задания по теме «Нечёткие, эволюционные и экспертные подходы в проектировании интеллектуальных…»</w:t>
+              <w:t>Выполняет задания по теме «Нечёткая логика и системы нечёткого вывода, эволюционные и метаэвристические…»</w:t>
             </w:r>
           </w:p>
         </w:tc>
@@ -25957,7 +25957,7 @@
           </w:tcPr>
           <w:p>
             <w:r>
-              <w:t>Нечёткие, эволюционные и экспертные подходы в проектировании интеллектуальных систем</w:t>
+              <w:t>Нечёткая логика и системы нечёткого вывода, эволюционные и метаэвристические алгоритмы</w:t>
             </w:r>
           </w:p>
         </w:tc>
@@ -25985,7 +25985,7 @@
               <w:jc w:val="center"/>
             </w:pPr>
             <w:r>
-              <w:t>навыками разработки и отладки интеллектуальных систем управления в среде Python с использованием TensorFlow и scikit-fuzzy</w:t>
+              <w:t>навыками реализации нечётких контроллеров в MATLAB Fuzzy Logic Toolbox</w:t>
             </w:r>
           </w:p>
         </w:tc>
@@ -25995,7 +25995,7 @@
           </w:tcPr>
           <w:p>
             <w:r>
-              <w:t>ОПК-1.3 Владеет: навыками разработки и отладки интеллектуальных систем управления в среде Python с использованием TensorFlow и scikit-fuzzy</w:t>
+              <w:t>ОПК-1.3 Владеет: навыками реализации нечётких контроллеров в MATLAB Fuzzy Logic Toolbox</w:t>
             </w:r>
           </w:p>
         </w:tc>
@@ -26005,7 +26005,7 @@
           </w:tcPr>
           <w:p>
             <w:r>
-              <w:t>Демонстрирует навыки по теме «Нечёткие, эволюционные и экспертные подходы в проектировании интеллектуальных…»</w:t>
+              <w:t>Демонстрирует навыки по теме «Нечёткая логика и системы нечёткого вывода, эволюционные и метаэвристические…»</w:t>
             </w:r>
           </w:p>
         </w:tc>
@@ -26049,7 +26049,7 @@
           </w:tcPr>
           <w:p>
             <w:r>
-              <w:t>Нечёткие, эволюционные и экспертные подходы в проектировании интеллектуальных систем</w:t>
+              <w:t>Нечёткая логика и системы нечёткого вывода, эволюционные и метаэвристические алгоритмы</w:t>
             </w:r>
           </w:p>
         </w:tc>
@@ -26077,7 +26077,7 @@
               <w:jc w:val="center"/>
             </w:pPr>
             <w:r>
-              <w:t>методы адаптивного управления на основе Q-обучения с функцией аппроксимации нейросетью</w:t>
+              <w:t>методы формализации нечётких правил управления и их дефаззификации по Мамдани и Сугено</w:t>
             </w:r>
           </w:p>
         </w:tc>
@@ -26087,7 +26087,7 @@
           </w:tcPr>
           <w:p>
             <w:r>
-              <w:t>ОПК-2.1 Знает: методы адаптивного управления на основе Q-обучения с функцией аппроксимации нейросетью</w:t>
+              <w:t>ОПК-2.1 Знает: методы формализации нечётких правил управления и их дефаззификации по Мамдани и Сугено</w:t>
             </w:r>
           </w:p>
         </w:tc>
@@ -26097,7 +26097,7 @@
           </w:tcPr>
           <w:p>
             <w:r>
-              <w:t>Отвечает на вопросы по теме «Нечёткие, эволюционные и экспертные подходы в проектировании интеллектуальных…»</w:t>
+              <w:t>Отвечает на вопросы по теме «Нечёткая логика и системы нечёткого вывода, эволюционные и метаэвристические…»</w:t>
             </w:r>
           </w:p>
         </w:tc>
@@ -26141,7 +26141,7 @@
           </w:tcPr>
           <w:p>
             <w:r>
-              <w:t>Нечёткие, эволюционные и экспертные подходы в проектировании интеллектуальных систем</w:t>
+              <w:t>Нечёткая логика и системы нечёткого вывода, эволюционные и метаэвристические алгоритмы</w:t>
             </w:r>
           </w:p>
         </w:tc>
@@ -26169,7 +26169,7 @@
               <w:jc w:val="center"/>
             </w:pPr>
             <w:r>
-              <w:t>применять самоорганизующиеся карты для выявления аномалий в данных датчиков в реальном времени</w:t>
+              <w:t>разрабатывать гибридные системы, объединяющие логический вывод и нейросетевую аппроксимацию функций управления</w:t>
             </w:r>
           </w:p>
         </w:tc>
@@ -26179,7 +26179,7 @@
           </w:tcPr>
           <w:p>
             <w:r>
-              <w:t>ОПК-2.2 Умеет: применять самоорганизующиеся карты для выявления аномалий в данных датчиков в реальном времени</w:t>
+              <w:t>ОПК-2.2 Умеет: разрабатывать гибридные системы, объединяющие логический вывод и нейросетевую аппроксимацию функций управления</w:t>
             </w:r>
           </w:p>
         </w:tc>
@@ -26189,7 +26189,7 @@
           </w:tcPr>
           <w:p>
             <w:r>
-              <w:t>Выполняет задания по теме «Нечёткие, эволюционные и экспертные подходы в проектировании интеллектуальных…»</w:t>
+              <w:t>Выполняет задания по теме «Нечёткая логика и системы нечёткого вывода, эволюционные и метаэвристические…»</w:t>
             </w:r>
           </w:p>
         </w:tc>
@@ -26233,7 +26233,7 @@
           </w:tcPr>
           <w:p>
             <w:r>
-              <w:t>Нечёткие, эволюционные и экспертные подходы в проектировании интеллектуальных систем</w:t>
+              <w:t>Нечёткая логика и системы нечёткого вывода, эволюционные и метаэвристические алгоритмы</w:t>
             </w:r>
           </w:p>
         </w:tc>
@@ -26261,7 +26261,7 @@
               <w:jc w:val="center"/>
             </w:pPr>
             <w:r>
-              <w:t>навыками интеграции интеллектуальных систем в промышленные контроллеры через OPC UA и MQTT</w:t>
+              <w:t>навыками построения и отладки самообучающихся систем управления на базе рекуррентных нейросетей LSTM</w:t>
             </w:r>
           </w:p>
         </w:tc>
@@ -26271,7 +26271,7 @@
           </w:tcPr>
           <w:p>
             <w:r>
-              <w:t>ОПК-2.3 Владеет: навыками интеграции интеллектуальных систем в промышленные контроллеры через OPC UA и MQTT</w:t>
+              <w:t>ОПК-2.3 Владеет: навыками построения и отладки самообучающихся систем управления на базе рекуррентных нейросетей LSTM</w:t>
             </w:r>
           </w:p>
         </w:tc>
@@ -26281,7 +26281,7 @@
           </w:tcPr>
           <w:p>
             <w:r>
-              <w:t>Демонстрирует навыки по теме «Нечёткие, эволюционные и экспертные подходы в проектировании интеллектуальных…»</w:t>
+              <w:t>Демонстрирует навыки по теме «Нечёткая логика и системы нечёткого вывода, эволюционные и метаэвристические…»</w:t>
             </w:r>
           </w:p>
         </w:tc>
@@ -26325,7 +26325,7 @@
           </w:tcPr>
           <w:p>
             <w:r>
-              <w:t>Нечёткие, эволюционные и экспертные подходы в проектировании интеллектуальных систем</w:t>
+              <w:t>Нечёткая логика и системы нечёткого вывода, эволюционные и метаэвристические алгоритмы</w:t>
             </w:r>
           </w:p>
         </w:tc>
@@ -26353,7 +26353,7 @@
               <w:jc w:val="center"/>
             </w:pPr>
             <w:r>
-              <w:t>технологии интерпретируемого ИИ в контексте интеллектуальных систем управления: LIME, SHAP и правила извлечения из нейронных сетей</w:t>
+              <w:t>технологии интеграции онтологий с нейросетевыми моделями для семантического управления в киберфизических системах</w:t>
             </w:r>
           </w:p>
         </w:tc>
@@ -26363,7 +26363,7 @@
           </w:tcPr>
           <w:p>
             <w:r>
-              <w:t>ПК-1.1 Знает: технологии интерпретируемого ИИ в контексте интеллектуальных систем управления: LIME, SHAP и правила извлечения из нейронных сетей</w:t>
+              <w:t>ПК-1.1 Знает: технологии интеграции онтологий с нейросетевыми моделями для семантического управления в киберфизических системах</w:t>
             </w:r>
           </w:p>
         </w:tc>
@@ -26373,7 +26373,7 @@
           </w:tcPr>
           <w:p>
             <w:r>
-              <w:t>Отвечает на вопросы по теме «Нечёткие, эволюционные и экспертные подходы в проектировании интеллектуальных…»</w:t>
+              <w:t>Отвечает на вопросы по теме «Нечёткая логика и системы нечёткого вывода, эволюционные и метаэвристические…»</w:t>
             </w:r>
           </w:p>
         </w:tc>
@@ -26417,7 +26417,7 @@
           </w:tcPr>
           <w:p>
             <w:r>
-              <w:t>Нечёткие, эволюционные и экспертные подходы в проектировании интеллектуальных систем</w:t>
+              <w:t>Нечёткая логика и системы нечёткого вывода, эволюционные и метаэвристические алгоритмы</w:t>
             </w:r>
           </w:p>
         </w:tc>
@@ -26445,7 +26445,7 @@
               <w:jc w:val="center"/>
             </w:pPr>
             <w:r>
-              <w:t>синтезировать гибридные регуляторы, сочетающие нечёткие правила и нейронные сети для нестационарных объектов</w:t>
+              <w:t>синтезировать нечёткие регуляторы на основе экспертных правил и лингвистических переменных</w:t>
             </w:r>
           </w:p>
         </w:tc>
@@ -26455,7 +26455,7 @@
           </w:tcPr>
           <w:p>
             <w:r>
-              <w:t>ПК-1.2 Умеет: синтезировать гибридные регуляторы, сочетающие нечёткие правила и нейронные сети для нестационарных объектов</w:t>
+              <w:t>ПК-1.2 Умеет: синтезировать нечёткие регуляторы на основе экспертных правил и лингвистических переменных</w:t>
             </w:r>
           </w:p>
         </w:tc>
@@ -26465,7 +26465,7 @@
           </w:tcPr>
           <w:p>
             <w:r>
-              <w:t>Выполняет задания по теме «Нечёткие, эволюционные и экспертные подходы в проектировании интеллектуальных…»</w:t>
+              <w:t>Выполняет задания по теме «Нечёткая логика и системы нечёткого вывода, эволюционные и метаэвристические…»</w:t>
             </w:r>
           </w:p>
         </w:tc>
@@ -26509,7 +26509,7 @@
           </w:tcPr>
           <w:p>
             <w:r>
-              <w:t>Нечёткие, эволюционные и экспертные подходы в проектировании интеллектуальных систем</w:t>
+              <w:t>Нечёткая логика и системы нечёткого вывода, эволюционные и метаэвристические алгоритмы</w:t>
             </w:r>
           </w:p>
         </w:tc>
@@ -26537,7 +26537,7 @@
               <w:jc w:val="center"/>
             </w:pPr>
             <w:r>
-              <w:t>методами построения адаптивных моделей на основе рекуррентных нейронных сетей с обратной связью</w:t>
+              <w:t>методами обучения и валидации нейро-фаззи систем в ANFIS</w:t>
             </w:r>
           </w:p>
         </w:tc>
@@ -26547,7 +26547,7 @@
           </w:tcPr>
           <w:p>
             <w:r>
-              <w:t>ПК-1.3 Владеет: методами построения адаптивных моделей на основе рекуррентных нейронных сетей с обратной связью</w:t>
+              <w:t>ПК-1.3 Владеет: методами обучения и валидации нейро-фаззи систем в ANFIS</w:t>
             </w:r>
           </w:p>
         </w:tc>
@@ -26557,7 +26557,7 @@
           </w:tcPr>
           <w:p>
             <w:r>
-              <w:t>Демонстрирует навыки по теме «Нечёткие, эволюционные и экспертные подходы в проектировании интеллектуальных…»</w:t>
+              <w:t>Демонстрирует навыки по теме «Нечёткая логика и системы нечёткого вывода, эволюционные и метаэвристические…»</w:t>
             </w:r>
           </w:p>
         </w:tc>
@@ -26601,7 +26601,7 @@
           </w:tcPr>
           <w:p>
             <w:r>
-              <w:t>Нечёткие, эволюционные и экспертные подходы в проектировании интеллектуальных систем</w:t>
+              <w:t>Нечёткая логика и системы нечёткого вывода, эволюционные и метаэвристические алгоритмы</w:t>
             </w:r>
           </w:p>
         </w:tc>
@@ -26629,7 +26629,7 @@
               <w:jc w:val="center"/>
             </w:pPr>
             <w:r>
-              <w:t>принципы проектирования самоорганизующихся карт Кохонена для кластеризации в задачах управления</w:t>
+              <w:t>алгоритмы обучения с подкреплением в контексте интеллектуального управления: Q-learning, SARSA, Actor-Critic</w:t>
             </w:r>
           </w:p>
         </w:tc>
@@ -26639,7 +26639,7 @@
           </w:tcPr>
           <w:p>
             <w:r>
-              <w:t>ПК-2.1 Знает: принципы проектирования самоорганизующихся карт Кохонена для кластеризации в задачах управления</w:t>
+              <w:t>ПК-2.1 Знает: алгоритмы обучения с подкреплением в контексте интеллектуального управления: Q-learning, SARSA, Actor-Critic</w:t>
             </w:r>
           </w:p>
         </w:tc>
@@ -26649,7 +26649,7 @@
           </w:tcPr>
           <w:p>
             <w:r>
-              <w:t>Отвечает на вопросы по теме «Нечёткие, эволюционные и экспертные подходы в проектировании интеллектуальных…»</w:t>
+              <w:t>Отвечает на вопросы по теме «Нечёткая логика и системы нечёткого вывода, эволюционные и метаэвристические…»</w:t>
             </w:r>
           </w:p>
         </w:tc>
@@ -26693,7 +26693,7 @@
           </w:tcPr>
           <w:p>
             <w:r>
-              <w:t>Нечёткие, эволюционные и экспертные подходы в проектировании интеллектуальных систем</w:t>
+              <w:t>Нечёткая логика и системы нечёткого вывода, эволюционные и метаэвристические алгоритмы</w:t>
             </w:r>
           </w:p>
         </w:tc>
@@ -26721,7 +26721,7 @@
               <w:jc w:val="center"/>
             </w:pPr>
             <w:r>
-              <w:t>оптимизировать нечёткие системы управления с использованием генетических алгоритмов в MATLAB Fuzzy Logic Toolbox</w:t>
+              <w:t>анализировать устойчивость интеллектуальных систем управления с использованием нечётких логических моделей</w:t>
             </w:r>
           </w:p>
         </w:tc>
@@ -26731,7 +26731,7 @@
           </w:tcPr>
           <w:p>
             <w:r>
-              <w:t>ПК-2.2 Умеет: оптимизировать нечёткие системы управления с использованием генетических алгоритмов в MATLAB Fuzzy Logic Toolbox</w:t>
+              <w:t>ПК-2.2 Умеет: анализировать устойчивость интеллектуальных систем управления с использованием нечётких логических моделей</w:t>
             </w:r>
           </w:p>
         </w:tc>
@@ -26741,7 +26741,7 @@
           </w:tcPr>
           <w:p>
             <w:r>
-              <w:t>Выполняет задания по теме «Нечёткие, эволюционные и экспертные подходы в проектировании интеллектуальных…»</w:t>
+              <w:t>Выполняет задания по теме «Нечёткая логика и системы нечёткого вывода, эволюционные и метаэвристические…»</w:t>
             </w:r>
           </w:p>
         </w:tc>
@@ -26785,7 +26785,7 @@
           </w:tcPr>
           <w:p>
             <w:r>
-              <w:t>Нечёткие, эволюционные и экспертные подходы в проектировании интеллектуальных систем</w:t>
+              <w:t>Нечёткая логика и системы нечёткого вывода, эволюционные и метаэвристические алгоритмы</w:t>
             </w:r>
           </w:p>
         </w:tc>
@@ -26813,7 +26813,7 @@
               <w:jc w:val="center"/>
             </w:pPr>
             <w:r>
-              <w:t>методами аудита и документирования решений интеллектуальных систем в соответствии с требованиями регуляторов ИИ</w:t>
+              <w:t>методами верификации логической согласованности онтологий в интеллектуальных системах управления с использованием OWL и Protégé</w:t>
             </w:r>
           </w:p>
         </w:tc>
@@ -26823,7 +26823,7 @@
           </w:tcPr>
           <w:p>
             <w:r>
-              <w:t>ПК-2.3 Владеет: методами аудита и документирования решений интеллектуальных систем в соответствии с требованиями регуляторов ИИ</w:t>
+              <w:t>ПК-2.3 Владеет: методами верификации логической согласованности онтологий в интеллектуальных системах управления с использованием OWL и Protégé</w:t>
             </w:r>
           </w:p>
         </w:tc>
@@ -26833,7 +26833,7 @@
           </w:tcPr>
           <w:p>
             <w:r>
-              <w:t>Демонстрирует навыки по теме «Нечёткие, эволюционные и экспертные подходы в проектировании интеллектуальных…»</w:t>
+              <w:t>Демонстрирует навыки по теме «Нечёткая логика и системы нечёткого вывода, эволюционные и метаэвристические…»</w:t>
             </w:r>
           </w:p>
         </w:tc>
@@ -26877,7 +26877,7 @@
           </w:tcPr>
           <w:p>
             <w:r>
-              <w:t>Агентные и знаниевые парадигмы в интеллектуальных системах</w:t>
+              <w:t>Экспертные системы и представление знаний, интеллектуальные агенты и мультиагентные системы</w:t>
             </w:r>
           </w:p>
         </w:tc>
@@ -26905,7 +26905,7 @@
               <w:jc w:val="center"/>
             </w:pPr>
             <w:r>
-              <w:t>архитектуры гибридных интеллектуальных систем, объединяющих нечёткую логику, нейронные сети и эволюционные алгоритмы</w:t>
+              <w:t>архитектуры гибридных интеллектуальных систем: нейро-символические, фаззи-нейронные и байесовско-адаптивные</w:t>
             </w:r>
           </w:p>
         </w:tc>
@@ -26915,7 +26915,7 @@
           </w:tcPr>
           <w:p>
             <w:r>
-              <w:t>УК-1.1 Знает: архитектуры гибридных интеллектуальных систем, объединяющих нечёткую логику, нейронные сети и эволюционные алгоритмы</w:t>
+              <w:t>УК-1.1 Знает: архитектуры гибридных интеллектуальных систем: нейро-символические, фаззи-нейронные и байесовско-адаптивные</w:t>
             </w:r>
           </w:p>
         </w:tc>
@@ -26925,7 +26925,7 @@
           </w:tcPr>
           <w:p>
             <w:r>
-              <w:t>Отвечает на вопросы по теме «Агентные и знаниевые парадигмы в интеллектуальных системах»</w:t>
+              <w:t>Отвечает на вопросы по теме «Экспертные системы и представление знаний, интеллектуальные агенты и мультиаг…»</w:t>
             </w:r>
           </w:p>
         </w:tc>
@@ -26969,7 +26969,7 @@
           </w:tcPr>
           <w:p>
             <w:r>
-              <w:t>Агентные и знаниевые парадигмы в интеллектуальных системах</w:t>
+              <w:t>Экспертные системы и представление знаний, интеллектуальные агенты и мультиагентные системы</w:t>
             </w:r>
           </w:p>
         </w:tc>
@@ -26997,7 +26997,7 @@
               <w:jc w:val="center"/>
             </w:pPr>
             <w:r>
-              <w:t>настраивать параметры адаптивных систем управления с подкреплением в среде OpenAI Gym</w:t>
+              <w:t>применять алгоритмы обучения с подкреплением для адаптивной настройки параметров ПИД-регуляторов</w:t>
             </w:r>
           </w:p>
         </w:tc>
@@ -27007,7 +27007,7 @@
           </w:tcPr>
           <w:p>
             <w:r>
-              <w:t>УК-1.2 Умеет: настраивать параметры адаптивных систем управления с подкреплением в среде OpenAI Gym</w:t>
+              <w:t>УК-1.2 Умеет: применять алгоритмы обучения с подкреплением для адаптивной настройки параметров ПИД-регуляторов</w:t>
             </w:r>
           </w:p>
         </w:tc>
@@ -27017,7 +27017,7 @@
           </w:tcPr>
           <w:p>
             <w:r>
-              <w:t>Выполняет задания по теме «Агентные и знаниевые парадигмы в интеллектуальных системах»</w:t>
+              <w:t>Выполняет задания по теме «Экспертные системы и представление знаний, интеллектуальные агенты и мультиаг…»</w:t>
             </w:r>
           </w:p>
         </w:tc>
@@ -27061,7 +27061,7 @@
           </w:tcPr>
           <w:p>
             <w:r>
-              <w:t>Агентные и знаниевые парадигмы в интеллектуальных системах</w:t>
+              <w:t>Экспертные системы и представление знаний, интеллектуальные агенты и мультиагентные системы</w:t>
             </w:r>
           </w:p>
         </w:tc>
@@ -27089,7 +27089,7 @@
               <w:jc w:val="center"/>
             </w:pPr>
             <w:r>
-              <w:t>инструментами верификации корректности нечётких систем управления с помощью имитационного моделирования в Simulink</w:t>
+              <w:t>инструментами симуляции интеллектуальных агентов в среде AnyLogic с интеграцией RL-моделей</w:t>
             </w:r>
           </w:p>
         </w:tc>
@@ -27099,7 +27099,7 @@
           </w:tcPr>
           <w:p>
             <w:r>
-              <w:t>УК-1.3 Владеет: инструментами верификации корректности нечётких систем управления с помощью имитационного моделирования в Simulink</w:t>
+              <w:t>УК-1.3 Владеет: инструментами симуляции интеллектуальных агентов в среде AnyLogic с интеграцией RL-моделей</w:t>
             </w:r>
           </w:p>
         </w:tc>
@@ -27109,7 +27109,7 @@
           </w:tcPr>
           <w:p>
             <w:r>
-              <w:t>Демонстрирует навыки по теме «Агентные и знаниевые парадигмы в интеллектуальных системах»</w:t>
+              <w:t>Демонстрирует навыки по теме «Экспертные системы и представление знаний, интеллектуальные агенты и мультиаг…»</w:t>
             </w:r>
           </w:p>
         </w:tc>
@@ -27153,7 +27153,7 @@
           </w:tcPr>
           <w:p>
             <w:r>
-              <w:t>Агентные и знаниевые парадигмы в интеллектуальных системах</w:t>
+              <w:t>Экспертные системы и представление знаний, интеллектуальные агенты и мультиагентные системы</w:t>
             </w:r>
           </w:p>
         </w:tc>
@@ -27181,7 +27181,7 @@
               <w:jc w:val="center"/>
             </w:pPr>
             <w:r>
-              <w:t>алгоритмы синтеза нечётких регуляторов с настройкой параметров методами генетической оптимизации</w:t>
+              <w:t>принципы построения самоорганизующихся карт Кохонена и их применения в кластеризации управляющих режимов</w:t>
             </w:r>
           </w:p>
         </w:tc>
@@ -27191,7 +27191,7 @@
           </w:tcPr>
           <w:p>
             <w:r>
-              <w:t>ОПК-1.1 Знает: алгоритмы синтеза нечётких регуляторов с настройкой параметров методами генетической оптимизации</w:t>
+              <w:t>ОПК-1.1 Знает: принципы построения самоорганизующихся карт Кохонена и их применения в кластеризации управляющих режимов</w:t>
             </w:r>
           </w:p>
         </w:tc>
@@ -27201,7 +27201,7 @@
           </w:tcPr>
           <w:p>
             <w:r>
-              <w:t>Отвечает на вопросы по теме «Агентные и знаниевые парадигмы в интеллектуальных системах»</w:t>
+              <w:t>Отвечает на вопросы по теме «Экспертные системы и представление знаний, интеллектуальные агенты и мультиаг…»</w:t>
             </w:r>
           </w:p>
         </w:tc>
@@ -27245,7 +27245,7 @@
           </w:tcPr>
           <w:p>
             <w:r>
-              <w:t>Агентные и знаниевые парадигмы в интеллектуальных системах</w:t>
+              <w:t>Экспертные системы и представление знаний, интеллектуальные агенты и мультиагентные системы</w:t>
             </w:r>
           </w:p>
         </w:tc>
@@ -27273,7 +27273,7 @@
               <w:jc w:val="center"/>
             </w:pPr>
             <w:r>
-              <w:t>оценивать интерпретируемость решений интеллектуальных систем с помощью методов локального объяснения</w:t>
+              <w:t>проектировать онтологически-обогащённые агентные системы для распределённого интеллектуального управления</w:t>
             </w:r>
           </w:p>
         </w:tc>
@@ -27283,7 +27283,7 @@
           </w:tcPr>
           <w:p>
             <w:r>
-              <w:t>ОПК-1.2 Умеет: оценивать интерпретируемость решений интеллектуальных систем с помощью методов локального объяснения</w:t>
+              <w:t>ОПК-1.2 Умеет: проектировать онтологически-обогащённые агентные системы для распределённого интеллектуального управления</w:t>
             </w:r>
           </w:p>
         </w:tc>
@@ -27293,7 +27293,7 @@
           </w:tcPr>
           <w:p>
             <w:r>
-              <w:t>Выполняет задания по теме «Агентные и знаниевые парадигмы в интеллектуальных системах»</w:t>
+              <w:t>Выполняет задания по теме «Экспертные системы и представление знаний, интеллектуальные агенты и мультиаг…»</w:t>
             </w:r>
           </w:p>
         </w:tc>
@@ -27337,7 +27337,7 @@
           </w:tcPr>
           <w:p>
             <w:r>
-              <w:t>Агентные и знаниевые парадигмы в интеллектуальных системах</w:t>
+              <w:t>Экспертные системы и представление знаний, интеллектуальные агенты и мультиагентные системы</w:t>
             </w:r>
           </w:p>
         </w:tc>
@@ -27365,7 +27365,7 @@
               <w:jc w:val="center"/>
             </w:pPr>
             <w:r>
-              <w:t>навыками разработки и отладки интеллектуальных систем управления в среде Python с использованием TensorFlow и scikit-fuzzy</w:t>
+              <w:t>навыками реализации нечётких контроллеров в MATLAB Fuzzy Logic Toolbox</w:t>
             </w:r>
           </w:p>
         </w:tc>
@@ -27375,7 +27375,7 @@
           </w:tcPr>
           <w:p>
             <w:r>
-              <w:t>ОПК-1.3 Владеет: навыками разработки и отладки интеллектуальных систем управления в среде Python с использованием TensorFlow и scikit-fuzzy</w:t>
+              <w:t>ОПК-1.3 Владеет: навыками реализации нечётких контроллеров в MATLAB Fuzzy Logic Toolbox</w:t>
             </w:r>
           </w:p>
         </w:tc>
@@ -27385,7 +27385,7 @@
           </w:tcPr>
           <w:p>
             <w:r>
-              <w:t>Демонстрирует навыки по теме «Агентные и знаниевые парадигмы в интеллектуальных системах»</w:t>
+              <w:t>Демонстрирует навыки по теме «Экспертные системы и представление знаний, интеллектуальные агенты и мультиаг…»</w:t>
             </w:r>
           </w:p>
         </w:tc>
@@ -27429,7 +27429,7 @@
           </w:tcPr>
           <w:p>
             <w:r>
-              <w:t>Агентные и знаниевые парадигмы в интеллектуальных системах</w:t>
+              <w:t>Экспертные системы и представление знаний, интеллектуальные агенты и мультиагентные системы</w:t>
             </w:r>
           </w:p>
         </w:tc>
@@ -27457,7 +27457,7 @@
               <w:jc w:val="center"/>
             </w:pPr>
             <w:r>
-              <w:t>методы адаптивного управления на основе Q-обучения с функцией аппроксимации нейросетью</w:t>
+              <w:t>методы формализации нечётких правил управления и их дефаззификации по Мамдани и Сугено</w:t>
             </w:r>
           </w:p>
         </w:tc>
@@ -27467,7 +27467,7 @@
           </w:tcPr>
           <w:p>
             <w:r>
-              <w:t>ОПК-2.1 Знает: методы адаптивного управления на основе Q-обучения с функцией аппроксимации нейросетью</w:t>
+              <w:t>ОПК-2.1 Знает: методы формализации нечётких правил управления и их дефаззификации по Мамдани и Сугено</w:t>
             </w:r>
           </w:p>
         </w:tc>
@@ -27477,7 +27477,7 @@
           </w:tcPr>
           <w:p>
             <w:r>
-              <w:t>Отвечает на вопросы по теме «Агентные и знаниевые парадигмы в интеллектуальных системах»</w:t>
+              <w:t>Отвечает на вопросы по теме «Экспертные системы и представление знаний, интеллектуальные агенты и мультиаг…»</w:t>
             </w:r>
           </w:p>
         </w:tc>
@@ -27521,7 +27521,7 @@
           </w:tcPr>
           <w:p>
             <w:r>
-              <w:t>Агентные и знаниевые парадигмы в интеллектуальных системах</w:t>
+              <w:t>Экспертные системы и представление знаний, интеллектуальные агенты и мультиагентные системы</w:t>
             </w:r>
           </w:p>
         </w:tc>
@@ -27549,7 +27549,7 @@
               <w:jc w:val="center"/>
             </w:pPr>
             <w:r>
-              <w:t>применять самоорганизующиеся карты для выявления аномалий в данных датчиков в реальном времени</w:t>
+              <w:t>разрабатывать гибридные системы, объединяющие логический вывод и нейросетевую аппроксимацию функций управления</w:t>
             </w:r>
           </w:p>
         </w:tc>
@@ -27559,7 +27559,7 @@
           </w:tcPr>
           <w:p>
             <w:r>
-              <w:t>ОПК-2.2 Умеет: применять самоорганизующиеся карты для выявления аномалий в данных датчиков в реальном времени</w:t>
+              <w:t>ОПК-2.2 Умеет: разрабатывать гибридные системы, объединяющие логический вывод и нейросетевую аппроксимацию функций управления</w:t>
             </w:r>
           </w:p>
         </w:tc>
@@ -27569,7 +27569,7 @@
           </w:tcPr>
           <w:p>
             <w:r>
-              <w:t>Выполняет задания по теме «Агентные и знаниевые парадигмы в интеллектуальных системах»</w:t>
+              <w:t>Выполняет задания по теме «Экспертные системы и представление знаний, интеллектуальные агенты и мультиаг…»</w:t>
             </w:r>
           </w:p>
         </w:tc>
@@ -27613,7 +27613,7 @@
           </w:tcPr>
           <w:p>
             <w:r>
-              <w:t>Агентные и знаниевые парадигмы в интеллектуальных системах</w:t>
+              <w:t>Экспертные системы и представление знаний, интеллектуальные агенты и мультиагентные системы</w:t>
             </w:r>
           </w:p>
         </w:tc>
@@ -27641,7 +27641,7 @@
               <w:jc w:val="center"/>
             </w:pPr>
             <w:r>
-              <w:t>навыками интеграции интеллектуальных систем в промышленные контроллеры через OPC UA и MQTT</w:t>
+              <w:t>навыками построения и отладки самообучающихся систем управления на базе рекуррентных нейросетей LSTM</w:t>
             </w:r>
           </w:p>
         </w:tc>
@@ -27651,7 +27651,7 @@
           </w:tcPr>
           <w:p>
             <w:r>
-              <w:t>ОПК-2.3 Владеет: навыками интеграции интеллектуальных систем в промышленные контроллеры через OPC UA и MQTT</w:t>
+              <w:t>ОПК-2.3 Владеет: навыками построения и отладки самообучающихся систем управления на базе рекуррентных нейросетей LSTM</w:t>
             </w:r>
           </w:p>
         </w:tc>
@@ -27661,7 +27661,7 @@
           </w:tcPr>
           <w:p>
             <w:r>
-              <w:t>Демонстрирует навыки по теме «Агентные и знаниевые парадигмы в интеллектуальных системах»</w:t>
+              <w:t>Демонстрирует навыки по теме «Экспертные системы и представление знаний, интеллектуальные агенты и мультиаг…»</w:t>
             </w:r>
           </w:p>
         </w:tc>
@@ -27705,7 +27705,7 @@
           </w:tcPr>
           <w:p>
             <w:r>
-              <w:t>Агентные и знаниевые парадигмы в интеллектуальных системах</w:t>
+              <w:t>Экспертные системы и представление знаний, интеллектуальные агенты и мультиагентные системы</w:t>
             </w:r>
           </w:p>
         </w:tc>
@@ -27733,7 +27733,7 @@
               <w:jc w:val="center"/>
             </w:pPr>
             <w:r>
-              <w:t>технологии интерпретируемого ИИ в контексте интеллектуальных систем управления: LIME, SHAP и правила извлечения из нейронных сетей</w:t>
+              <w:t>технологии интеграции онтологий с нейросетевыми моделями для семантического управления в киберфизических системах</w:t>
             </w:r>
           </w:p>
         </w:tc>
@@ -27743,7 +27743,7 @@
           </w:tcPr>
           <w:p>
             <w:r>
-              <w:t>ПК-1.1 Знает: технологии интерпретируемого ИИ в контексте интеллектуальных систем управления: LIME, SHAP и правила извлечения из нейронных сетей</w:t>
+              <w:t>ПК-1.1 Знает: технологии интеграции онтологий с нейросетевыми моделями для семантического управления в киберфизических системах</w:t>
             </w:r>
           </w:p>
         </w:tc>
@@ -27753,7 +27753,7 @@
           </w:tcPr>
           <w:p>
             <w:r>
-              <w:t>Отвечает на вопросы по теме «Агентные и знаниевые парадигмы в интеллектуальных системах»</w:t>
+              <w:t>Отвечает на вопросы по теме «Экспертные системы и представление знаний, интеллектуальные агенты и мультиаг…»</w:t>
             </w:r>
           </w:p>
         </w:tc>
@@ -27797,7 +27797,7 @@
           </w:tcPr>
           <w:p>
             <w:r>
-              <w:t>Агентные и знаниевые парадигмы в интеллектуальных системах</w:t>
+              <w:t>Экспертные системы и представление знаний, интеллектуальные агенты и мультиагентные системы</w:t>
             </w:r>
           </w:p>
         </w:tc>
@@ -27825,7 +27825,7 @@
               <w:jc w:val="center"/>
             </w:pPr>
             <w:r>
-              <w:t>синтезировать гибридные регуляторы, сочетающие нечёткие правила и нейронные сети для нестационарных объектов</w:t>
+              <w:t>синтезировать нечёткие регуляторы на основе экспертных правил и лингвистических переменных</w:t>
             </w:r>
           </w:p>
         </w:tc>
@@ -27835,7 +27835,7 @@
           </w:tcPr>
           <w:p>
             <w:r>
-              <w:t>ПК-1.2 Умеет: синтезировать гибридные регуляторы, сочетающие нечёткие правила и нейронные сети для нестационарных объектов</w:t>
+              <w:t>ПК-1.2 Умеет: синтезировать нечёткие регуляторы на основе экспертных правил и лингвистических переменных</w:t>
             </w:r>
           </w:p>
         </w:tc>
@@ -27845,7 +27845,7 @@
           </w:tcPr>
           <w:p>
             <w:r>
-              <w:t>Выполняет задания по теме «Агентные и знаниевые парадигмы в интеллектуальных системах»</w:t>
+              <w:t>Выполняет задания по теме «Экспертные системы и представление знаний, интеллектуальные агенты и мультиаг…»</w:t>
             </w:r>
           </w:p>
         </w:tc>
@@ -27889,7 +27889,7 @@
           </w:tcPr>
           <w:p>
             <w:r>
-              <w:t>Агентные и знаниевые парадигмы в интеллектуальных системах</w:t>
+              <w:t>Экспертные системы и представление знаний, интеллектуальные агенты и мультиагентные системы</w:t>
             </w:r>
           </w:p>
         </w:tc>
@@ -27917,7 +27917,7 @@
               <w:jc w:val="center"/>
             </w:pPr>
             <w:r>
-              <w:t>методами построения адаптивных моделей на основе рекуррентных нейронных сетей с обратной связью</w:t>
+              <w:t>методами обучения и валидации нейро-фаззи систем в ANFIS</w:t>
             </w:r>
           </w:p>
         </w:tc>
@@ -27927,7 +27927,7 @@
           </w:tcPr>
           <w:p>
             <w:r>
-              <w:t>ПК-1.3 Владеет: методами построения адаптивных моделей на основе рекуррентных нейронных сетей с обратной связью</w:t>
+              <w:t>ПК-1.3 Владеет: методами обучения и валидации нейро-фаззи систем в ANFIS</w:t>
             </w:r>
           </w:p>
         </w:tc>
@@ -27937,7 +27937,7 @@
           </w:tcPr>
           <w:p>
             <w:r>
-              <w:t>Демонстрирует навыки по теме «Агентные и знаниевые парадигмы в интеллектуальных системах»</w:t>
+              <w:t>Демонстрирует навыки по теме «Экспертные системы и представление знаний, интеллектуальные агенты и мультиаг…»</w:t>
             </w:r>
           </w:p>
         </w:tc>
@@ -27981,7 +27981,7 @@
           </w:tcPr>
           <w:p>
             <w:r>
-              <w:t>Агентные и знаниевые парадигмы в интеллектуальных системах</w:t>
+              <w:t>Экспертные системы и представление знаний, интеллектуальные агенты и мультиагентные системы</w:t>
             </w:r>
           </w:p>
         </w:tc>
@@ -28009,7 +28009,7 @@
               <w:jc w:val="center"/>
             </w:pPr>
             <w:r>
-              <w:t>принципы проектирования самоорганизующихся карт Кохонена для кластеризации в задачах управления</w:t>
+              <w:t>алгоритмы обучения с подкреплением в контексте интеллектуального управления: Q-learning, SARSA, Actor-Critic</w:t>
             </w:r>
           </w:p>
         </w:tc>
@@ -28019,7 +28019,7 @@
           </w:tcPr>
           <w:p>
             <w:r>
-              <w:t>ПК-2.1 Знает: принципы проектирования самоорганизующихся карт Кохонена для кластеризации в задачах управления</w:t>
+              <w:t>ПК-2.1 Знает: алгоритмы обучения с подкреплением в контексте интеллектуального управления: Q-learning, SARSA, Actor-Critic</w:t>
             </w:r>
           </w:p>
         </w:tc>
@@ -28029,7 +28029,7 @@
           </w:tcPr>
           <w:p>
             <w:r>
-              <w:t>Отвечает на вопросы по теме «Агентные и знаниевые парадигмы в интеллектуальных системах»</w:t>
+              <w:t>Отвечает на вопросы по теме «Экспертные системы и представление знаний, интеллектуальные агенты и мультиаг…»</w:t>
             </w:r>
           </w:p>
         </w:tc>
@@ -28073,7 +28073,7 @@
           </w:tcPr>
           <w:p>
             <w:r>
-              <w:t>Агентные и знаниевые парадигмы в интеллектуальных системах</w:t>
+              <w:t>Экспертные системы и представление знаний, интеллектуальные агенты и мультиагентные системы</w:t>
             </w:r>
           </w:p>
         </w:tc>
@@ -28101,7 +28101,7 @@
               <w:jc w:val="center"/>
             </w:pPr>
             <w:r>
-              <w:t>оптимизировать нечёткие системы управления с использованием генетических алгоритмов в MATLAB Fuzzy Logic Toolbox</w:t>
+              <w:t>анализировать устойчивость интеллектуальных систем управления с использованием нечётких логических моделей</w:t>
             </w:r>
           </w:p>
         </w:tc>
@@ -28111,7 +28111,7 @@
           </w:tcPr>
           <w:p>
             <w:r>
-              <w:t>ПК-2.2 Умеет: оптимизировать нечёткие системы управления с использованием генетических алгоритмов в MATLAB Fuzzy Logic Toolbox</w:t>
+              <w:t>ПК-2.2 Умеет: анализировать устойчивость интеллектуальных систем управления с использованием нечётких логических моделей</w:t>
             </w:r>
           </w:p>
         </w:tc>
@@ -28121,7 +28121,7 @@
           </w:tcPr>
           <w:p>
             <w:r>
-              <w:t>Выполняет задания по теме «Агентные и знаниевые парадигмы в интеллектуальных системах»</w:t>
+              <w:t>Выполняет задания по теме «Экспертные системы и представление знаний, интеллектуальные агенты и мультиаг…»</w:t>
             </w:r>
           </w:p>
         </w:tc>
@@ -28165,7 +28165,7 @@
           </w:tcPr>
           <w:p>
             <w:r>
-              <w:t>Агентные и знаниевые парадигмы в интеллектуальных системах</w:t>
+              <w:t>Экспертные системы и представление знаний, интеллектуальные агенты и мультиагентные системы</w:t>
             </w:r>
           </w:p>
         </w:tc>
@@ -28193,7 +28193,7 @@
               <w:jc w:val="center"/>
             </w:pPr>
             <w:r>
-              <w:t>методами аудита и документирования решений интеллектуальных систем в соответствии с требованиями регуляторов ИИ</w:t>
+              <w:t>методами верификации логической согласованности онтологий в интеллектуальных системах управления с использованием OWL и Protégé</w:t>
             </w:r>
           </w:p>
         </w:tc>
@@ -28203,7 +28203,7 @@
           </w:tcPr>
           <w:p>
             <w:r>
-              <w:t>ПК-2.3 Владеет: методами аудита и документирования решений интеллектуальных систем в соответствии с требованиями регуляторов ИИ</w:t>
+              <w:t>ПК-2.3 Владеет: методами верификации логической согласованности онтологий в интеллектуальных системах управления с использованием OWL и Protégé</w:t>
             </w:r>
           </w:p>
         </w:tc>
@@ -28213,7 +28213,7 @@
           </w:tcPr>
           <w:p>
             <w:r>
-              <w:t>Демонстрирует навыки по теме «Агентные и знаниевые парадигмы в интеллектуальных системах»</w:t>
+              <w:t>Демонстрирует навыки по теме «Экспертные системы и представление знаний, интеллектуальные агенты и мультиаг…»</w:t>
             </w:r>
           </w:p>
         </w:tc>
@@ -29496,11 +29496,11 @@
         </w:rPr>
         <w:t>Темы рефератов по дисциплине «Интеллектуальные системы»:</w:t>
         <w:br/>
-        <w:t>- Основы интеллектуальных систем: от классических моделей к современным архитектурам</w:t>
+        <w:t>- Нейронные сети и глубокое обучение, методы машинного обучения (классификация, регрессия, кластеризация)</w:t>
         <w:br/>
-        <w:t>- Нечёткие, эволюционные и экспертные подходы в проектировании интеллектуальных систем</w:t>
+        <w:t>- Нечёткая логика и системы нечёткого вывода, эволюционные и метаэвристические алгоритмы</w:t>
         <w:br/>
-        <w:t>- Агентные и знаниевые парадигмы в интеллектуальных системах</w:t>
+        <w:t>- Экспертные системы и представление знаний, интеллектуальные агенты и мультиагентные системы</w:t>
       </w:r>
     </w:p>
     <w:p>
@@ -29556,17 +29556,17 @@
         </w:rPr>
         <w:t>Темы докладов по дисциплине «Интеллектуальные системы»:</w:t>
         <w:br/>
-        <w:t>- Современное состояние и перспективы развития: нейронные сети и глубокое обучение: архитектуры, обучение и интерпретация моделей для инженерных задач</w:t>
+        <w:t>- Современное состояние и перспективы развития: архитектурные паттерны глубоких нейронных сетей для задач классификации изображений и временных рядов</w:t>
         <w:br/>
-        <w:t>- Сравнительный анализ подходов к теме «Методы машинного обучения (классификация, регрессия, кластеризация): выбор, валидация и адаптация моделей под специфику технических данных»</w:t>
+        <w:t>- Сравнительный анализ подходов к теме «Сравнительный анализ алгоритмов машинного обучения для регрессии и кластеризации на несбалансированных промышленных данных»</w:t>
         <w:br/>
-        <w:t>- Применение нечёткая логика и системы нечёткого вывода: проектирование и настройка нечётких регуляторов для управления техническими объектами в прикладных задачах</w:t>
+        <w:t>- Применение проектирование и верификация нечёткой системы управления для адаптивного регулирования параметров ИИ-модели в прикладных задачах</w:t>
         <w:br/>
-        <w:t>- Актуальные проблемы и ограничения: эволюционные и метаэвристические алгоритмы: оптимизация гиперпараметров моделей ИИ и решение задач проектирования интеллектуальных систем</w:t>
+        <w:t>- Актуальные проблемы и ограничения: оптимизация гиперпараметров нейросетевых моделей с использованием гибридных эволюционных алгоритмов</w:t>
         <w:br/>
-        <w:t>- Обзор методов и алгоритмов: экспертные системы и представление знаний: формализация доменных правил и инженерия онтологий для технических приложений</w:t>
+        <w:t>- Обзор методов и алгоритмов: формализация доменной предметной области и построение онтологии для экспертной системы диагностики программных дефектов</w:t>
         <w:br/>
-        <w:t>- Интеллектуальные агенты и мультиагентные системы: проектирование взаимодействующих агентов для распределённого мониторинга и управления инженерными процессами: практический обзор существующих решений</w:t>
+        <w:t>- Разработка кооперативного мультиагентного протокола для распределённого обучения ИИ-агентов в условиях частичной наблюдаемости: практический обзор существующих решений</w:t>
       </w:r>
     </w:p>
     <w:p>
@@ -29620,7 +29620,7 @@
           <w:bCs/>
           <w:iCs/>
         </w:rPr>
-        <w:t>Перечень лабораторных работ охватывает разделы: Основы интеллектуальных систем: от классических моделей к современным архитектурам; Нечёткие, эволюционные и экспертные подходы в проектировании интеллектуальных систем; Агентные и знаниевые парадигмы в интеллектуальных системах</w:t>
+        <w:t>Перечень лабораторных работ охватывает разделы: Нейронные сети и глубокое обучение, методы машинного обучения (классификация, регрессия, кластеризация); Нечёткая логика и системы нечёткого вывода, эволюционные и метаэвристические алгоритмы; Экспертные системы и представление знаний, интеллектуальные агенты и мультиагентные системы</w:t>
       </w:r>
     </w:p>
     <w:p>
@@ -29676,11 +29676,11 @@
         </w:rPr>
         <w:t>Контрольные вопросы по разделам дисциплины «Интеллектуальные системы»:</w:t>
         <w:br/>
-        <w:t>- Основы интеллектуальных систем: от классических моделей к современным архитектурам</w:t>
+        <w:t>- Нейронные сети и глубокое обучение, методы машинного обучения (классификация, регрессия, кластеризация)</w:t>
         <w:br/>
-        <w:t>- Нечёткие, эволюционные и экспертные подходы в проектировании интеллектуальных систем</w:t>
+        <w:t>- Нечёткая логика и системы нечёткого вывода, эволюционные и метаэвристические алгоритмы</w:t>
         <w:br/>
-        <w:t>- Агентные и знаниевые парадигмы в интеллектуальных системах</w:t>
+        <w:t>- Экспертные системы и представление знаний, интеллектуальные агенты и мультиагентные системы</w:t>
       </w:r>
     </w:p>
     <w:p>
@@ -30065,7 +30065,7 @@
               <w:rPr>
                 <w:bCs/>
               </w:rPr>
-              <w:t xml:space="preserve">-УК-1.1 Знает архитектуры гибридных интеллектуальных систем, объединяющих </w:t>
+              <w:t>-УК-1.1 Знает архитектуры гибридных интеллектуальных систем: нейро-символические, фаззи-нейронные и байесовско-адаптивные</w:t>
             </w:r>
           </w:p>
           <w:p>
@@ -30095,7 +30095,7 @@
               <w:rPr>
                 <w:bCs/>
               </w:rPr>
-              <w:t>-ОПК-1.1 Знает методы адаптивного управления на основе Q-обучения с функцие</w:t>
+              <w:t>-ОПК-1.1 Знает методы формализации нечётких правил управления и их дефаззификации по Мамдани и Сугено</w:t>
             </w:r>
           </w:p>
           <w:p>
@@ -30125,7 +30125,7 @@
               <w:rPr>
                 <w:bCs/>
               </w:rPr>
-              <w:t>-ОПК-2.1 Знает принципы проектирования самоорганизующихся карт Кохонена для</w:t>
+              <w:t>-ОПК-2.1 Знает алгоритмы обучения с подкреплением в контексте интеллектуального управления: Q-learning, SARSA, Actor-Critic</w:t>
             </w:r>
           </w:p>
           <w:p>
@@ -30155,7 +30155,7 @@
               <w:rPr>
                 <w:bCs/>
               </w:rPr>
-              <w:t>-ПК-1.1 Знает алгоритмы синтеза нечётких регуляторов с настройкой параметр</w:t>
+              <w:t>-ПК-1.1 Знает принципы построения самоорганизующихся карт Кохонена и их применения в кластеризации управляющих режимов</w:t>
             </w:r>
           </w:p>
           <w:p>
@@ -30185,7 +30185,7 @@
               <w:rPr>
                 <w:bCs/>
               </w:rPr>
-              <w:t>-ПК-2.1 Знает технологии интерпретируемого ИИ в контексте интеллектуальных</w:t>
+              <w:t>-ПК-2.1 Знает технологии интеграции онтологий с нейросетевыми моделями для семантического управления в киберфизических системах</w:t>
             </w:r>
           </w:p>
         </w:tc>
@@ -30263,7 +30263,7 @@
               <w:rPr>
                 <w:bCs/>
               </w:rPr>
-              <w:t>УК-1- архитектуры гибридных интеллектуальных систем, объединяющих нечёткую логику, нейронные сети и эволюционные алгоритмы</w:t>
+              <w:t>УК-1- архитектуры гибридных интеллектуальных систем: нейро-символические, фаззи-нейронные и байесовско-адаптивные</w:t>
             </w:r>
           </w:p>
           <w:p>
@@ -30280,7 +30280,7 @@
               <w:rPr>
                 <w:bCs/>
               </w:rPr>
-              <w:t>ОПК-1- методы адаптивного управления на основе Q-обучения с функцией аппроксимации нейросетью</w:t>
+              <w:t>ОПК-1- методы формализации нечётких правил управления и их дефаззификации по Мамдани и Сугено</w:t>
             </w:r>
           </w:p>
           <w:p>
@@ -30297,7 +30297,7 @@
               <w:rPr>
                 <w:bCs/>
               </w:rPr>
-              <w:t>ОПК-2- принципы проектирования самоорганизующихся карт Кохонена для кластеризации в задачах управления</w:t>
+              <w:t>ОПК-2- алгоритмы обучения с подкреплением в контексте интеллектуального управления: Q-learning, SARSA, Actor-Critic</w:t>
             </w:r>
           </w:p>
           <w:p>
@@ -30314,7 +30314,7 @@
               <w:rPr>
                 <w:bCs/>
               </w:rPr>
-              <w:t>ПК-1- алгоритмы синтеза нечётких регуляторов с настройкой параметров методами генетической оптимизации</w:t>
+              <w:t>ПК-1- принципы построения самоорганизующихся карт Кохонена и их применения в кластеризации управляющих режимов</w:t>
             </w:r>
           </w:p>
           <w:p>
@@ -30331,7 +30331,7 @@
               <w:rPr>
                 <w:bCs/>
               </w:rPr>
-              <w:t>ПК-2- технологии интерпретируемого ИИ в контексте интеллектуальных систем управления: LIME, SHAP и правила извлечения из нейронных сетей</w:t>
+              <w:t>ПК-2- технологии интеграции онтологий с нейросетевыми моделями для семантического управления в киберфизических системах</w:t>
             </w:r>
           </w:p>
         </w:tc>
@@ -30385,7 +30385,7 @@
               <w:rPr>
                 <w:bCs/>
               </w:rPr>
-              <w:t>УК-1- синтезировать гибридные регуляторы, сочетающие нечёткие правила и нейронные сети для нестационарных объектов</w:t>
+              <w:t>УК-1- синтезировать нечёткие регуляторы на основе экспертных правил и лингвистических переменных</w:t>
             </w:r>
           </w:p>
           <w:p>
@@ -30402,7 +30402,7 @@
               <w:rPr>
                 <w:bCs/>
               </w:rPr>
-              <w:t>ОПК-1- настраивать параметры адаптивных систем управления с подкреплением в среде OpenAI Gym</w:t>
+              <w:t>ОПК-1- применять алгоритмы обучения с подкреплением для адаптивной настройки параметров ПИД-регуляторов</w:t>
             </w:r>
           </w:p>
           <w:p>
@@ -30419,7 +30419,7 @@
               <w:rPr>
                 <w:bCs/>
               </w:rPr>
-              <w:t>ОПК-2- применять самоорганизующиеся карты для выявления аномалий в данных датчиков в реальном времени</w:t>
+              <w:t>ОПК-2- разрабатывать гибридные системы, объединяющие логический вывод и нейросетевую аппроксимацию функций управления</w:t>
             </w:r>
           </w:p>
           <w:p>
@@ -30436,7 +30436,7 @@
               <w:rPr>
                 <w:bCs/>
               </w:rPr>
-              <w:t>ПК-1- оптимизировать нечёткие системы управления с использованием генетических алгоритмов в MATLAB Fuzzy Logic Toolbox</w:t>
+              <w:t>ПК-1- анализировать устойчивость интеллектуальных систем управления с использованием нечётких логических моделей</w:t>
             </w:r>
           </w:p>
           <w:p>
@@ -30453,7 +30453,7 @@
               <w:rPr>
                 <w:bCs/>
               </w:rPr>
-              <w:t>ПК-2- оценивать интерпретируемость решений интеллектуальных систем с помощью методов локального объяснения</w:t>
+              <w:t>ПК-2- проектировать онтологически-обогащённые агентные системы для распределённого интеллектуального управления</w:t>
             </w:r>
           </w:p>
         </w:tc>
@@ -30508,7 +30508,7 @@
               <w:rPr>
                 <w:bCs/>
               </w:rPr>
-              <w:t>УК-1- навыками разработки и отладки интеллектуальных систем управления в среде Python с использованием TensorFlow и scikit-fuzzy</w:t>
+              <w:t>УК-1- навыками реализации нечётких контроллеров в MATLAB Fuzzy Logic Toolbox</w:t>
             </w:r>
           </w:p>
           <w:p>
@@ -30525,7 +30525,7 @@
               <w:rPr>
                 <w:bCs/>
               </w:rPr>
-              <w:t>ОПК-1- методами построения адаптивных моделей на основе рекуррентных нейронных сетей с обратной связью</w:t>
+              <w:t>ОПК-1- методами обучения и валидации нейро-фаззи систем в ANFIS</w:t>
             </w:r>
           </w:p>
           <w:p>
@@ -30542,7 +30542,7 @@
               <w:rPr>
                 <w:bCs/>
               </w:rPr>
-              <w:t>ОПК-2- инструментами верификации корректности нечётких систем управления с помощью имитационного моделирования в Simulink</w:t>
+              <w:t>ОПК-2- инструментами симуляции интеллектуальных агентов в среде AnyLogic с интеграцией RL-моделей</w:t>
             </w:r>
           </w:p>
           <w:p>
@@ -30559,7 +30559,7 @@
               <w:rPr>
                 <w:bCs/>
               </w:rPr>
-              <w:t>ПК-1- навыками интеграции интеллектуальных систем в промышленные контроллеры через OPC UA и MQTT</w:t>
+              <w:t>ПК-1- навыками построения и отладки самообучающихся систем управления на базе рекуррентных нейросетей LSTM</w:t>
             </w:r>
           </w:p>
           <w:p>
@@ -30576,7 +30576,7 @@
               <w:rPr>
                 <w:bCs/>
               </w:rPr>
-              <w:t>ПК-2- методами аудита и документирования решений интеллектуальных систем в соответствии с требованиями регуляторов ИИ</w:t>
+              <w:t>ПК-2- методами верификации логической согласованности онтологий в интеллектуальных системах управления с использованием OWL и Protégé</w:t>
             </w:r>
           </w:p>
         </w:tc>
@@ -30624,7 +30624,7 @@
               </w:rPr>
             </w:pPr>
             <w:r>
-              <w:t>Основы интеллектуальных систем: от классических моделей к современным архитектурам; Нечёткие, эволюционные и экспертные подходы в проектировании интеллектуальных систем; Агентные и знаниевые парадигмы в интеллектуальных системах</w:t>
+              <w:t>Нейронные сети и глубокое обучение, методы машинного обучения (классификация, регрессия, кластеризация); Нечёткая логика и системы нечёткого вывода, эволюционные и метаэвристические алгоритмы; Экспертные системы и представление знаний, интеллектуальные агенты и мультиагентные системы</w:t>
             </w:r>
           </w:p>
         </w:tc>
